--- a/axi_mem_controller/Project_GR001_IP_AXI_SRAMC_HDD.docx
+++ b/axi_mem_controller/Project_GR001_IP_AXI_SRAMC_HDD.docx
@@ -7031,7 +7031,13 @@
         <w:t>:</w:t>
       </w:r>
       <w:r>
-        <w:t xml:space="preserve"> supports 16 write/read outstanding</w:t>
+        <w:t xml:space="preserve"> supports </w:t>
+      </w:r>
+      <w:r>
+        <w:t>8</w:t>
+      </w:r>
+      <w:r>
+        <w:t xml:space="preserve"> write/read outstanding</w:t>
       </w:r>
     </w:p>
     <w:p>
@@ -7252,7 +7258,19 @@
         </w:r>
       </w:fldSimple>
       <w:r>
-        <w:t xml:space="preserve"> Architecture Diagram</w:t>
+        <w:t xml:space="preserve"> </w:t>
+      </w:r>
+      <w:r>
+        <w:t xml:space="preserve">AXI_SRAMC </w:t>
+      </w:r>
+      <w:r>
+        <w:rPr>
+          <w:rFonts w:hint="eastAsia"/>
+        </w:rPr>
+        <w:t>a</w:t>
+      </w:r>
+      <w:r>
+        <w:t>rchitecture Diagram</w:t>
       </w:r>
       <w:bookmarkEnd w:id="8"/>
     </w:p>
@@ -7360,12 +7378,18 @@
         <w:rPr>
           <w:rFonts w:eastAsiaTheme="minorEastAsia"/>
         </w:rPr>
-        <w:t xml:space="preserve">. First, </w:t>
+        <w:t>.</w:t>
       </w:r>
       <w:r>
         <w:rPr>
           <w:rFonts w:eastAsiaTheme="minorEastAsia"/>
         </w:rPr>
+        <w:t xml:space="preserve"> </w:t>
+      </w:r>
+      <w:r>
+        <w:rPr>
+          <w:rFonts w:eastAsiaTheme="minorEastAsia"/>
+        </w:rPr>
         <w:t xml:space="preserve">AXI </w:t>
       </w:r>
       <w:r>
@@ -7390,8 +7414,128 @@
         <w:rPr>
           <w:rFonts w:eastAsiaTheme="minorEastAsia"/>
         </w:rPr>
+        <w:t xml:space="preserve"> module</w:t>
+      </w:r>
+      <w:r>
+        <w:rPr>
+          <w:rFonts w:eastAsiaTheme="minorEastAsia"/>
+        </w:rPr>
         <w:t>.</w:t>
       </w:r>
+      <w:r>
+        <w:t xml:space="preserve"> </w:t>
+      </w:r>
+      <w:r>
+        <w:t>And then, it</w:t>
+      </w:r>
+      <w:r>
+        <w:t xml:space="preserve"> is sent to the downstream memory wrapper.</w:t>
+      </w:r>
+      <w:r>
+        <w:t xml:space="preserve"> </w:t>
+      </w:r>
+      <w:r>
+        <w:t>In order to complete data error correction and improve robustness, an ECC module is used to encode written</w:t>
+      </w:r>
+      <w:r>
+        <w:t xml:space="preserve"> </w:t>
+      </w:r>
+      <w:r>
+        <w:t xml:space="preserve">data </w:t>
+      </w:r>
+      <w:r>
+        <w:t>and decode</w:t>
+      </w:r>
+      <w:r>
+        <w:t xml:space="preserve"> </w:t>
+      </w:r>
+      <w:r>
+        <w:t>read data</w:t>
+      </w:r>
+      <w:r>
+        <w:rPr>
+          <w:rFonts w:eastAsiaTheme="minorEastAsia" w:hint="eastAsia"/>
+        </w:rPr>
+        <w:t>.</w:t>
+      </w:r>
+      <w:r>
+        <w:rPr>
+          <w:rFonts w:eastAsiaTheme="minorEastAsia"/>
+        </w:rPr>
+        <w:t xml:space="preserve"> </w:t>
+      </w:r>
+      <w:r>
+        <w:rPr>
+          <w:rFonts w:eastAsiaTheme="minorEastAsia"/>
+        </w:rPr>
+        <w:t xml:space="preserve">Because </w:t>
+      </w:r>
+      <w:r>
+        <w:rPr>
+          <w:rFonts w:eastAsiaTheme="minorEastAsia"/>
+        </w:rPr>
+        <w:t>data granularity of the ECC module encoding and decoding is the bus bit width</w:t>
+      </w:r>
+      <w:r>
+        <w:rPr>
+          <w:rFonts w:eastAsiaTheme="minorEastAsia"/>
+        </w:rPr>
+        <w:t>,</w:t>
+      </w:r>
+      <w:r>
+        <w:rPr>
+          <w:rFonts w:eastAsiaTheme="minorEastAsia"/>
+        </w:rPr>
+        <w:t xml:space="preserve"> for </w:t>
+      </w:r>
+      <w:r>
+        <w:rPr>
+          <w:rFonts w:eastAsiaTheme="minorEastAsia"/>
+        </w:rPr>
+        <w:t xml:space="preserve">AXI write transaction of </w:t>
+      </w:r>
+      <w:r>
+        <w:rPr>
+          <w:rFonts w:eastAsiaTheme="minorEastAsia"/>
+        </w:rPr>
+        <w:t>partial write</w:t>
+      </w:r>
+      <w:r>
+        <w:rPr>
+          <w:rFonts w:eastAsiaTheme="minorEastAsia"/>
+        </w:rPr>
+        <w:t>,</w:t>
+      </w:r>
+      <w:r>
+        <w:rPr>
+          <w:rFonts w:eastAsiaTheme="minorEastAsia"/>
+        </w:rPr>
+        <w:t xml:space="preserve"> </w:t>
+      </w:r>
+      <w:r>
+        <w:rPr>
+          <w:rFonts w:eastAsiaTheme="minorEastAsia"/>
+        </w:rPr>
+        <w:t xml:space="preserve">Module </w:t>
+      </w:r>
+      <w:r>
+        <w:rPr>
+          <w:rFonts w:eastAsiaTheme="minorEastAsia"/>
+        </w:rPr>
+        <w:t>write handler</w:t>
+      </w:r>
+      <w:r>
+        <w:rPr>
+          <w:rFonts w:eastAsiaTheme="minorEastAsia"/>
+        </w:rPr>
+        <w:t xml:space="preserve"> needs to initiate a read operation to obtain complete write data before continuing the write operation</w:t>
+      </w:r>
+      <w:r>
+        <w:rPr>
+          <w:rFonts w:eastAsiaTheme="minorEastAsia"/>
+        </w:rPr>
+        <w:t>.</w:t>
+      </w:r>
     </w:p>
     <w:p>
       <w:pPr>
@@ -7402,6 +7546,7 @@
         <w:rPr>
           <w:rFonts w:hint="eastAsia"/>
         </w:rPr>
+        <w:lastRenderedPageBreak/>
         <w:t>H</w:t>
       </w:r>
       <w:r>
@@ -7539,7 +7684,6 @@
         <w:rPr>
           <w:rFonts w:hint="eastAsia"/>
         </w:rPr>
-        <w:lastRenderedPageBreak/>
         <w:t>C</w:t>
       </w:r>
       <w:r>
@@ -9309,7 +9453,6 @@
         <w:rPr>
           <w:rFonts w:hint="eastAsia"/>
         </w:rPr>
-        <w:lastRenderedPageBreak/>
         <w:t>Inter</w:t>
       </w:r>
       <w:r>
@@ -9784,95 +9927,1400 @@
       <w:pPr>
         <w:pStyle w:val="20"/>
       </w:pPr>
-      <w:bookmarkStart w:id="24" w:name="_Toc141358447"/>
-      <w:r>
+      <w:r>
+        <w:t>Read Handler and Write Handler</w:t>
+      </w:r>
+    </w:p>
+    <w:p>
+      <w:pPr>
+        <w:jc w:val="center"/>
+        <w:rPr>
+          <w:rFonts w:eastAsiaTheme="minorEastAsia"/>
+        </w:rPr>
+      </w:pPr>
+      <w:r>
+        <w:rPr>
+          <w:noProof/>
+        </w:rPr>
+        <w:drawing>
+          <wp:inline distT="0" distB="0" distL="0" distR="0" wp14:anchorId="0CE7E84E" wp14:editId="60EB026B">
+            <wp:extent cx="3490623" cy="1977096"/>
+            <wp:effectExtent l="0" t="0" r="0" b="4445"/>
+            <wp:docPr id="1057858830" name="图片 1"/>
+            <wp:cNvGraphicFramePr>
+              <a:graphicFrameLocks xmlns:a="http://schemas.openxmlformats.org/drawingml/2006/main" noChangeAspect="1"/>
+            </wp:cNvGraphicFramePr>
+            <a:graphic xmlns:a="http://schemas.openxmlformats.org/drawingml/2006/main">
+              <a:graphicData uri="http://schemas.openxmlformats.org/drawingml/2006/picture">
+                <pic:pic xmlns:pic="http://schemas.openxmlformats.org/drawingml/2006/picture">
+                  <pic:nvPicPr>
+                    <pic:cNvPr id="1057858830" name=""/>
+                    <pic:cNvPicPr/>
+                  </pic:nvPicPr>
+                  <pic:blipFill>
+                    <a:blip r:embed="rId13"/>
+                    <a:stretch>
+                      <a:fillRect/>
+                    </a:stretch>
+                  </pic:blipFill>
+                  <pic:spPr>
+                    <a:xfrm>
+                      <a:off x="0" y="0"/>
+                      <a:ext cx="3506141" cy="1985886"/>
+                    </a:xfrm>
+                    <a:prstGeom prst="rect">
+                      <a:avLst/>
+                    </a:prstGeom>
+                  </pic:spPr>
+                </pic:pic>
+              </a:graphicData>
+            </a:graphic>
+          </wp:inline>
+        </w:drawing>
+      </w:r>
+    </w:p>
+    <w:p>
+      <w:pPr>
+        <w:pStyle w:val="ac"/>
+      </w:pPr>
+      <w:bookmarkStart w:id="24" w:name="_Ref142385091"/>
+      <w:bookmarkStart w:id="25" w:name="_Ref142385100"/>
+      <w:r>
+        <w:t xml:space="preserve">Figure </w:t>
+      </w:r>
+      <w:r>
+        <w:fldChar w:fldCharType="begin"/>
+      </w:r>
+      <w:r>
+        <w:instrText xml:space="preserve"> STYLEREF 1 \s </w:instrText>
+      </w:r>
+      <w:r>
+        <w:fldChar w:fldCharType="separate"/>
+      </w:r>
+      <w:r>
+        <w:rPr>
+          <w:noProof/>
+        </w:rPr>
+        <w:t>4</w:t>
+      </w:r>
+      <w:r>
+        <w:rPr>
+          <w:noProof/>
+        </w:rPr>
+        <w:fldChar w:fldCharType="end"/>
+      </w:r>
+      <w:r>
+        <w:noBreakHyphen/>
+      </w:r>
+      <w:r>
+        <w:fldChar w:fldCharType="begin"/>
+      </w:r>
+      <w:r>
+        <w:instrText xml:space="preserve"> SEQ Figure \* ARABIC \s 1 </w:instrText>
+      </w:r>
+      <w:r>
+        <w:fldChar w:fldCharType="separate"/>
+      </w:r>
+      <w:r>
+        <w:rPr>
+          <w:noProof/>
+        </w:rPr>
+        <w:t>1</w:t>
+      </w:r>
+      <w:r>
+        <w:rPr>
+          <w:noProof/>
+        </w:rPr>
+        <w:fldChar w:fldCharType="end"/>
+      </w:r>
+      <w:bookmarkEnd w:id="25"/>
+      <w:r>
+        <w:t xml:space="preserve"> </w:t>
+      </w:r>
+      <w:r>
+        <w:t>Read Handler</w:t>
+      </w:r>
+      <w:r>
+        <w:t xml:space="preserve"> Diagram</w:t>
+      </w:r>
+      <w:bookmarkEnd w:id="24"/>
+    </w:p>
+    <w:p>
+      <w:pPr>
+        <w:rPr>
+          <w:rFonts w:eastAsiaTheme="minorEastAsia"/>
+        </w:rPr>
+      </w:pPr>
+      <w:r>
+        <w:rPr>
+          <w:rFonts w:eastAsiaTheme="minorEastAsia" w:hint="eastAsia"/>
+        </w:rPr>
+        <w:t>A</w:t>
+      </w:r>
+      <w:r>
+        <w:rPr>
+          <w:rFonts w:eastAsiaTheme="minorEastAsia"/>
+        </w:rPr>
+        <w:t xml:space="preserve">s shown in </w:t>
+      </w:r>
+      <w:r>
+        <w:rPr>
+          <w:rFonts w:eastAsiaTheme="minorEastAsia"/>
+        </w:rPr>
+        <w:fldChar w:fldCharType="begin"/>
+      </w:r>
+      <w:r>
+        <w:rPr>
+          <w:rFonts w:eastAsiaTheme="minorEastAsia"/>
+        </w:rPr>
+        <w:instrText xml:space="preserve"> REF _Ref142385100 \h </w:instrText>
+      </w:r>
+      <w:r>
+        <w:rPr>
+          <w:rFonts w:eastAsiaTheme="minorEastAsia"/>
+        </w:rPr>
+      </w:r>
+      <w:r>
+        <w:rPr>
+          <w:rFonts w:eastAsiaTheme="minorEastAsia"/>
+        </w:rPr>
+        <w:fldChar w:fldCharType="separate"/>
+      </w:r>
+      <w:r>
+        <w:t xml:space="preserve">Figure </w:t>
+      </w:r>
+      <w:r>
+        <w:rPr>
+          <w:noProof/>
+        </w:rPr>
+        <w:t>4</w:t>
+      </w:r>
+      <w:r>
+        <w:noBreakHyphen/>
+      </w:r>
+      <w:r>
+        <w:rPr>
+          <w:noProof/>
+        </w:rPr>
+        <w:t>1</w:t>
+      </w:r>
+      <w:r>
+        <w:rPr>
+          <w:rFonts w:eastAsiaTheme="minorEastAsia"/>
+        </w:rPr>
+        <w:fldChar w:fldCharType="end"/>
+      </w:r>
+      <w:r>
+        <w:rPr>
+          <w:rFonts w:eastAsiaTheme="minorEastAsia"/>
+        </w:rPr>
+        <w:t xml:space="preserve">, AXI read address channel transaction </w:t>
+      </w:r>
+      <w:r>
+        <w:rPr>
+          <w:rFonts w:eastAsiaTheme="minorEastAsia"/>
+        </w:rPr>
+        <w:t xml:space="preserve">is buffered in a </w:t>
+      </w:r>
+      <w:r>
+        <w:rPr>
+          <w:rFonts w:eastAsiaTheme="minorEastAsia"/>
+        </w:rPr>
+        <w:t xml:space="preserve">FIFO and </w:t>
+      </w:r>
+      <w:r>
+        <w:rPr>
+          <w:rFonts w:eastAsiaTheme="minorEastAsia"/>
+        </w:rPr>
+        <w:t>the depth of the FIFO is 8</w:t>
+      </w:r>
+      <w:r>
+        <w:rPr>
+          <w:rFonts w:eastAsiaTheme="minorEastAsia"/>
+        </w:rPr>
+        <w:t xml:space="preserve">. Transfer split </w:t>
+      </w:r>
+      <w:r>
+        <w:rPr>
+          <w:rFonts w:eastAsiaTheme="minorEastAsia"/>
+        </w:rPr>
+        <w:t>is responsible for disassembling the burst trans</w:t>
+      </w:r>
+      <w:r>
+        <w:rPr>
+          <w:rFonts w:eastAsiaTheme="minorEastAsia"/>
+        </w:rPr>
+        <w:t>action</w:t>
+      </w:r>
+      <w:r>
+        <w:rPr>
+          <w:rFonts w:eastAsiaTheme="minorEastAsia"/>
+        </w:rPr>
+        <w:t xml:space="preserve"> and converting it into the </w:t>
+      </w:r>
+      <w:r>
+        <w:rPr>
+          <w:rFonts w:eastAsiaTheme="minorEastAsia"/>
+        </w:rPr>
+        <w:t>request</w:t>
+      </w:r>
+      <w:r>
+        <w:rPr>
+          <w:rFonts w:eastAsiaTheme="minorEastAsia"/>
+        </w:rPr>
+        <w:t xml:space="preserve"> packet format of the downstream arb</w:t>
+      </w:r>
+      <w:r>
+        <w:rPr>
+          <w:rFonts w:eastAsiaTheme="minorEastAsia"/>
+        </w:rPr>
+        <w:t>iter</w:t>
+      </w:r>
+      <w:r>
+        <w:rPr>
+          <w:rFonts w:eastAsiaTheme="minorEastAsia"/>
+        </w:rPr>
+        <w:t xml:space="preserve"> (see in</w:t>
+      </w:r>
+      <w:r>
+        <w:rPr>
+          <w:rFonts w:eastAsiaTheme="minorEastAsia"/>
+        </w:rPr>
+        <w:t xml:space="preserve"> </w:t>
+      </w:r>
+      <w:r>
+        <w:rPr>
+          <w:rFonts w:eastAsiaTheme="minorEastAsia"/>
+        </w:rPr>
+        <w:fldChar w:fldCharType="begin"/>
+      </w:r>
+      <w:r>
+        <w:rPr>
+          <w:rFonts w:eastAsiaTheme="minorEastAsia"/>
+        </w:rPr>
+        <w:instrText xml:space="preserve"> REF _Ref142387546 \h </w:instrText>
+      </w:r>
+      <w:r>
+        <w:rPr>
+          <w:rFonts w:eastAsiaTheme="minorEastAsia"/>
+        </w:rPr>
+      </w:r>
+      <w:r>
+        <w:rPr>
+          <w:rFonts w:eastAsiaTheme="minorEastAsia"/>
+        </w:rPr>
+        <w:fldChar w:fldCharType="separate"/>
+      </w:r>
+      <w:r>
+        <w:t xml:space="preserve">Table </w:t>
+      </w:r>
+      <w:r>
+        <w:rPr>
+          <w:noProof/>
+        </w:rPr>
+        <w:t>4</w:t>
+      </w:r>
+      <w:r>
+        <w:noBreakHyphen/>
+      </w:r>
+      <w:r>
+        <w:rPr>
+          <w:noProof/>
+        </w:rPr>
+        <w:t>1</w:t>
+      </w:r>
+      <w:r>
+        <w:rPr>
+          <w:rFonts w:eastAsiaTheme="minorEastAsia"/>
+        </w:rPr>
+        <w:fldChar w:fldCharType="end"/>
+      </w:r>
+      <w:r>
+        <w:rPr>
+          <w:rFonts w:eastAsiaTheme="minorEastAsia"/>
+        </w:rPr>
+        <w:t>)</w:t>
+      </w:r>
+      <w:r>
+        <w:rPr>
+          <w:rFonts w:eastAsiaTheme="minorEastAsia"/>
+        </w:rPr>
+        <w:t>.</w:t>
+      </w:r>
+    </w:p>
+    <w:tbl>
+      <w:tblPr>
+        <w:tblStyle w:val="ab"/>
+        <w:tblW w:w="0" w:type="auto"/>
+        <w:jc w:val="center"/>
+        <w:tblLook w:val="04A0" w:firstRow="1" w:lastRow="0" w:firstColumn="1" w:lastColumn="0" w:noHBand="0" w:noVBand="1"/>
+      </w:tblPr>
+      <w:tblGrid>
+        <w:gridCol w:w="1136"/>
+        <w:gridCol w:w="1223"/>
+        <w:gridCol w:w="917"/>
+        <w:gridCol w:w="1686"/>
+        <w:gridCol w:w="1932"/>
+      </w:tblGrid>
+      <w:tr>
+        <w:trPr>
+          <w:jc w:val="center"/>
+        </w:trPr>
+        <w:tc>
+          <w:tcPr>
+            <w:tcW w:w="3276" w:type="dxa"/>
+            <w:gridSpan w:val="3"/>
+            <w:shd w:val="clear" w:color="auto" w:fill="00B050"/>
+          </w:tcPr>
+          <w:p>
+            <w:pPr>
+              <w:rPr>
+                <w:rFonts w:eastAsiaTheme="minorEastAsia" w:hint="eastAsia"/>
+              </w:rPr>
+            </w:pPr>
+            <w:r>
+              <w:t>Name</w:t>
+            </w:r>
+          </w:p>
+        </w:tc>
+        <w:tc>
+          <w:tcPr>
+            <w:tcW w:w="1686" w:type="dxa"/>
+            <w:shd w:val="clear" w:color="auto" w:fill="00B050"/>
+          </w:tcPr>
+          <w:p>
+            <w:pPr>
+              <w:rPr>
+                <w:rFonts w:eastAsiaTheme="minorEastAsia" w:hint="eastAsia"/>
+              </w:rPr>
+            </w:pPr>
+            <w:r>
+              <w:rPr>
+                <w:rFonts w:eastAsiaTheme="minorEastAsia" w:hint="eastAsia"/>
+              </w:rPr>
+              <w:t>W</w:t>
+            </w:r>
+            <w:r>
+              <w:rPr>
+                <w:rFonts w:eastAsiaTheme="minorEastAsia"/>
+              </w:rPr>
+              <w:t>idth</w:t>
+            </w:r>
+          </w:p>
+        </w:tc>
+        <w:tc>
+          <w:tcPr>
+            <w:tcW w:w="1932" w:type="dxa"/>
+            <w:shd w:val="clear" w:color="auto" w:fill="00B050"/>
+          </w:tcPr>
+          <w:p>
+            <w:r>
+              <w:rPr>
+                <w:rFonts w:hint="eastAsia"/>
+              </w:rPr>
+              <w:t>D</w:t>
+            </w:r>
+            <w:r>
+              <w:t>escription</w:t>
+            </w:r>
+          </w:p>
+        </w:tc>
+      </w:tr>
+      <w:tr>
+        <w:trPr>
+          <w:jc w:val="center"/>
+        </w:trPr>
+        <w:tc>
+          <w:tcPr>
+            <w:tcW w:w="1136" w:type="dxa"/>
+            <w:vMerge w:val="restart"/>
+          </w:tcPr>
+          <w:p>
+            <w:pPr>
+              <w:rPr>
+                <w:rFonts w:eastAsiaTheme="minorEastAsia" w:hint="eastAsia"/>
+              </w:rPr>
+            </w:pPr>
+            <w:r>
+              <w:rPr>
+                <w:rFonts w:eastAsiaTheme="minorEastAsia" w:hint="eastAsia"/>
+              </w:rPr>
+              <w:t>A</w:t>
+            </w:r>
+            <w:r>
+              <w:rPr>
+                <w:rFonts w:eastAsiaTheme="minorEastAsia"/>
+              </w:rPr>
+              <w:t>rb req</w:t>
+            </w:r>
+          </w:p>
+        </w:tc>
+        <w:tc>
+          <w:tcPr>
+            <w:tcW w:w="2140" w:type="dxa"/>
+            <w:gridSpan w:val="2"/>
+          </w:tcPr>
+          <w:p>
+            <w:r>
+              <w:rPr>
+                <w:rFonts w:eastAsiaTheme="minorEastAsia" w:hint="eastAsia"/>
+              </w:rPr>
+              <w:t>V</w:t>
+            </w:r>
+            <w:r>
+              <w:rPr>
+                <w:rFonts w:eastAsiaTheme="minorEastAsia"/>
+              </w:rPr>
+              <w:t>ld</w:t>
+            </w:r>
+          </w:p>
+        </w:tc>
+        <w:tc>
+          <w:tcPr>
+            <w:tcW w:w="1686" w:type="dxa"/>
+          </w:tcPr>
+          <w:p>
+            <w:pPr>
+              <w:rPr>
+                <w:rFonts w:eastAsiaTheme="minorEastAsia" w:hint="eastAsia"/>
+              </w:rPr>
+            </w:pPr>
+            <w:r>
+              <w:rPr>
+                <w:rFonts w:eastAsiaTheme="minorEastAsia" w:hint="eastAsia"/>
+              </w:rPr>
+              <w:t>1</w:t>
+            </w:r>
+          </w:p>
+        </w:tc>
+        <w:tc>
+          <w:tcPr>
+            <w:tcW w:w="1932" w:type="dxa"/>
+          </w:tcPr>
+          <w:p/>
+        </w:tc>
+      </w:tr>
+      <w:tr>
+        <w:trPr>
+          <w:jc w:val="center"/>
+        </w:trPr>
+        <w:tc>
+          <w:tcPr>
+            <w:tcW w:w="1136" w:type="dxa"/>
+            <w:vMerge/>
+          </w:tcPr>
+          <w:p/>
+        </w:tc>
+        <w:tc>
+          <w:tcPr>
+            <w:tcW w:w="2140" w:type="dxa"/>
+            <w:gridSpan w:val="2"/>
+          </w:tcPr>
+          <w:p>
+            <w:r>
+              <w:rPr>
+                <w:rFonts w:eastAsiaTheme="minorEastAsia" w:hint="eastAsia"/>
+              </w:rPr>
+              <w:t>R</w:t>
+            </w:r>
+            <w:r>
+              <w:rPr>
+                <w:rFonts w:eastAsiaTheme="minorEastAsia"/>
+              </w:rPr>
+              <w:t>dy</w:t>
+            </w:r>
+          </w:p>
+        </w:tc>
+        <w:tc>
+          <w:tcPr>
+            <w:tcW w:w="1686" w:type="dxa"/>
+          </w:tcPr>
+          <w:p>
+            <w:pPr>
+              <w:rPr>
+                <w:rFonts w:eastAsiaTheme="minorEastAsia" w:hint="eastAsia"/>
+              </w:rPr>
+            </w:pPr>
+            <w:r>
+              <w:rPr>
+                <w:rFonts w:eastAsiaTheme="minorEastAsia" w:hint="eastAsia"/>
+              </w:rPr>
+              <w:t>1</w:t>
+            </w:r>
+          </w:p>
+        </w:tc>
+        <w:tc>
+          <w:tcPr>
+            <w:tcW w:w="1932" w:type="dxa"/>
+          </w:tcPr>
+          <w:p/>
+        </w:tc>
+      </w:tr>
+      <w:tr>
+        <w:trPr>
+          <w:jc w:val="center"/>
+        </w:trPr>
+        <w:tc>
+          <w:tcPr>
+            <w:tcW w:w="1136" w:type="dxa"/>
+            <w:vMerge/>
+          </w:tcPr>
+          <w:p/>
+        </w:tc>
+        <w:tc>
+          <w:tcPr>
+            <w:tcW w:w="1223" w:type="dxa"/>
+            <w:vMerge w:val="restart"/>
+          </w:tcPr>
+          <w:p>
+            <w:pPr>
+              <w:rPr>
+                <w:rFonts w:eastAsiaTheme="minorEastAsia" w:hint="eastAsia"/>
+              </w:rPr>
+            </w:pPr>
+            <w:r>
+              <w:rPr>
+                <w:rFonts w:eastAsiaTheme="minorEastAsia" w:hint="eastAsia"/>
+              </w:rPr>
+              <w:t>p</w:t>
+            </w:r>
+            <w:r>
+              <w:rPr>
+                <w:rFonts w:eastAsiaTheme="minorEastAsia"/>
+              </w:rPr>
+              <w:t>layload</w:t>
+            </w:r>
+          </w:p>
+        </w:tc>
+        <w:tc>
+          <w:tcPr>
+            <w:tcW w:w="917" w:type="dxa"/>
+          </w:tcPr>
+          <w:p>
+            <w:r>
+              <w:rPr>
+                <w:rFonts w:eastAsiaTheme="minorEastAsia" w:hint="eastAsia"/>
+              </w:rPr>
+              <w:t>A</w:t>
+            </w:r>
+            <w:r>
+              <w:rPr>
+                <w:rFonts w:eastAsiaTheme="minorEastAsia"/>
+              </w:rPr>
+              <w:t>xid</w:t>
+            </w:r>
+          </w:p>
+        </w:tc>
+        <w:tc>
+          <w:tcPr>
+            <w:tcW w:w="1686" w:type="dxa"/>
+          </w:tcPr>
+          <w:p/>
+        </w:tc>
+        <w:tc>
+          <w:tcPr>
+            <w:tcW w:w="1932" w:type="dxa"/>
+          </w:tcPr>
+          <w:p/>
+        </w:tc>
+      </w:tr>
+      <w:tr>
+        <w:trPr>
+          <w:jc w:val="center"/>
+        </w:trPr>
+        <w:tc>
+          <w:tcPr>
+            <w:tcW w:w="1136" w:type="dxa"/>
+            <w:vMerge/>
+          </w:tcPr>
+          <w:p/>
+        </w:tc>
+        <w:tc>
+          <w:tcPr>
+            <w:tcW w:w="1223" w:type="dxa"/>
+            <w:vMerge/>
+          </w:tcPr>
+          <w:p>
+            <w:pPr>
+              <w:rPr>
+                <w:rFonts w:eastAsiaTheme="minorEastAsia" w:hint="eastAsia"/>
+              </w:rPr>
+            </w:pPr>
+          </w:p>
+        </w:tc>
+        <w:tc>
+          <w:tcPr>
+            <w:tcW w:w="917" w:type="dxa"/>
+          </w:tcPr>
+          <w:p>
+            <w:r>
+              <w:rPr>
+                <w:rFonts w:eastAsiaTheme="minorEastAsia" w:hint="eastAsia"/>
+              </w:rPr>
+              <w:t>A</w:t>
+            </w:r>
+            <w:r>
+              <w:rPr>
+                <w:rFonts w:eastAsiaTheme="minorEastAsia"/>
+              </w:rPr>
+              <w:t>ddr</w:t>
+            </w:r>
+          </w:p>
+        </w:tc>
+        <w:tc>
+          <w:tcPr>
+            <w:tcW w:w="1686" w:type="dxa"/>
+          </w:tcPr>
+          <w:p>
+            <w:pPr>
+              <w:rPr>
+                <w:rFonts w:eastAsiaTheme="minorEastAsia" w:hint="eastAsia"/>
+              </w:rPr>
+            </w:pPr>
+            <w:r>
+              <w:rPr>
+                <w:rFonts w:eastAsiaTheme="minorEastAsia" w:hint="eastAsia"/>
+              </w:rPr>
+              <w:t>3</w:t>
+            </w:r>
+            <w:r>
+              <w:rPr>
+                <w:rFonts w:eastAsiaTheme="minorEastAsia"/>
+              </w:rPr>
+              <w:t>2</w:t>
+            </w:r>
+          </w:p>
+        </w:tc>
+        <w:tc>
+          <w:tcPr>
+            <w:tcW w:w="1932" w:type="dxa"/>
+          </w:tcPr>
+          <w:p/>
+        </w:tc>
+      </w:tr>
+      <w:tr>
+        <w:trPr>
+          <w:jc w:val="center"/>
+        </w:trPr>
+        <w:tc>
+          <w:tcPr>
+            <w:tcW w:w="1136" w:type="dxa"/>
+            <w:vMerge/>
+          </w:tcPr>
+          <w:p/>
+        </w:tc>
+        <w:tc>
+          <w:tcPr>
+            <w:tcW w:w="1223" w:type="dxa"/>
+            <w:vMerge/>
+          </w:tcPr>
+          <w:p>
+            <w:pPr>
+              <w:rPr>
+                <w:rFonts w:eastAsiaTheme="minorEastAsia" w:hint="eastAsia"/>
+              </w:rPr>
+            </w:pPr>
+          </w:p>
+        </w:tc>
+        <w:tc>
+          <w:tcPr>
+            <w:tcW w:w="917" w:type="dxa"/>
+          </w:tcPr>
+          <w:p>
+            <w:r>
+              <w:rPr>
+                <w:rFonts w:eastAsiaTheme="minorEastAsia" w:hint="eastAsia"/>
+              </w:rPr>
+              <w:t>L</w:t>
+            </w:r>
+            <w:r>
+              <w:rPr>
+                <w:rFonts w:eastAsiaTheme="minorEastAsia"/>
+              </w:rPr>
+              <w:t>ast</w:t>
+            </w:r>
+          </w:p>
+        </w:tc>
+        <w:tc>
+          <w:tcPr>
+            <w:tcW w:w="1686" w:type="dxa"/>
+          </w:tcPr>
+          <w:p>
+            <w:pPr>
+              <w:rPr>
+                <w:rFonts w:eastAsiaTheme="minorEastAsia" w:hint="eastAsia"/>
+              </w:rPr>
+            </w:pPr>
+            <w:r>
+              <w:rPr>
+                <w:rFonts w:eastAsiaTheme="minorEastAsia" w:hint="eastAsia"/>
+              </w:rPr>
+              <w:t>1</w:t>
+            </w:r>
+          </w:p>
+        </w:tc>
+        <w:tc>
+          <w:tcPr>
+            <w:tcW w:w="1932" w:type="dxa"/>
+          </w:tcPr>
+          <w:p>
+            <w:pPr>
+              <w:rPr>
+                <w:rFonts w:eastAsiaTheme="minorEastAsia" w:hint="eastAsia"/>
+              </w:rPr>
+            </w:pPr>
+            <w:r>
+              <w:rPr>
+                <w:rFonts w:eastAsiaTheme="minorEastAsia"/>
+              </w:rPr>
+              <w:t xml:space="preserve">Last burst </w:t>
+            </w:r>
+            <w:r>
+              <w:rPr>
+                <w:rFonts w:eastAsiaTheme="minorEastAsia" w:hint="eastAsia"/>
+              </w:rPr>
+              <w:t>transfer</w:t>
+            </w:r>
+          </w:p>
+        </w:tc>
+      </w:tr>
+      <w:tr>
+        <w:trPr>
+          <w:jc w:val="center"/>
+        </w:trPr>
+        <w:tc>
+          <w:tcPr>
+            <w:tcW w:w="1136" w:type="dxa"/>
+            <w:vMerge/>
+          </w:tcPr>
+          <w:p/>
+        </w:tc>
+        <w:tc>
+          <w:tcPr>
+            <w:tcW w:w="1223" w:type="dxa"/>
+            <w:vMerge/>
+          </w:tcPr>
+          <w:p>
+            <w:pPr>
+              <w:rPr>
+                <w:rFonts w:eastAsiaTheme="minorEastAsia" w:hint="eastAsia"/>
+              </w:rPr>
+            </w:pPr>
+          </w:p>
+        </w:tc>
+        <w:tc>
+          <w:tcPr>
+            <w:tcW w:w="917" w:type="dxa"/>
+          </w:tcPr>
+          <w:p>
+            <w:r>
+              <w:rPr>
+                <w:rFonts w:eastAsiaTheme="minorEastAsia" w:hint="eastAsia"/>
+              </w:rPr>
+              <w:t>R</w:t>
+            </w:r>
+            <w:r>
+              <w:rPr>
+                <w:rFonts w:eastAsiaTheme="minorEastAsia"/>
+              </w:rPr>
+              <w:t>W</w:t>
+            </w:r>
+          </w:p>
+        </w:tc>
+        <w:tc>
+          <w:tcPr>
+            <w:tcW w:w="1686" w:type="dxa"/>
+          </w:tcPr>
+          <w:p>
+            <w:pPr>
+              <w:rPr>
+                <w:rFonts w:eastAsiaTheme="minorEastAsia" w:hint="eastAsia"/>
+              </w:rPr>
+            </w:pPr>
+            <w:r>
+              <w:rPr>
+                <w:rFonts w:eastAsiaTheme="minorEastAsia" w:hint="eastAsia"/>
+              </w:rPr>
+              <w:t>1</w:t>
+            </w:r>
+          </w:p>
+        </w:tc>
+        <w:tc>
+          <w:tcPr>
+            <w:tcW w:w="1932" w:type="dxa"/>
+          </w:tcPr>
+          <w:p>
+            <w:pPr>
+              <w:rPr>
+                <w:rFonts w:eastAsiaTheme="minorEastAsia" w:hint="eastAsia"/>
+              </w:rPr>
+            </w:pPr>
+            <w:r>
+              <w:rPr>
+                <w:rFonts w:eastAsiaTheme="minorEastAsia"/>
+              </w:rPr>
+              <w:t>Read or write transaction</w:t>
+            </w:r>
+          </w:p>
+        </w:tc>
+      </w:tr>
+      <w:tr>
+        <w:trPr>
+          <w:jc w:val="center"/>
+        </w:trPr>
+        <w:tc>
+          <w:tcPr>
+            <w:tcW w:w="1136" w:type="dxa"/>
+            <w:vMerge/>
+          </w:tcPr>
+          <w:p/>
+        </w:tc>
+        <w:tc>
+          <w:tcPr>
+            <w:tcW w:w="1223" w:type="dxa"/>
+            <w:vMerge/>
+          </w:tcPr>
+          <w:p>
+            <w:pPr>
+              <w:rPr>
+                <w:rFonts w:eastAsiaTheme="minorEastAsia" w:hint="eastAsia"/>
+              </w:rPr>
+            </w:pPr>
+          </w:p>
+        </w:tc>
+        <w:tc>
+          <w:tcPr>
+            <w:tcW w:w="917" w:type="dxa"/>
+          </w:tcPr>
+          <w:p>
+            <w:r>
+              <w:rPr>
+                <w:rFonts w:eastAsiaTheme="minorEastAsia" w:hint="eastAsia"/>
+              </w:rPr>
+              <w:t>R</w:t>
+            </w:r>
+            <w:r>
+              <w:rPr>
+                <w:rFonts w:eastAsiaTheme="minorEastAsia"/>
+              </w:rPr>
+              <w:t>mw</w:t>
+            </w:r>
+          </w:p>
+        </w:tc>
+        <w:tc>
+          <w:tcPr>
+            <w:tcW w:w="1686" w:type="dxa"/>
+          </w:tcPr>
+          <w:p>
+            <w:pPr>
+              <w:rPr>
+                <w:rFonts w:eastAsiaTheme="minorEastAsia" w:hint="eastAsia"/>
+              </w:rPr>
+            </w:pPr>
+            <w:r>
+              <w:rPr>
+                <w:rFonts w:eastAsiaTheme="minorEastAsia" w:hint="eastAsia"/>
+              </w:rPr>
+              <w:t>1</w:t>
+            </w:r>
+          </w:p>
+        </w:tc>
+        <w:tc>
+          <w:tcPr>
+            <w:tcW w:w="1932" w:type="dxa"/>
+          </w:tcPr>
+          <w:p/>
+        </w:tc>
+      </w:tr>
+      <w:tr>
+        <w:trPr>
+          <w:jc w:val="center"/>
+        </w:trPr>
+        <w:tc>
+          <w:tcPr>
+            <w:tcW w:w="1136" w:type="dxa"/>
+            <w:vMerge/>
+          </w:tcPr>
+          <w:p/>
+        </w:tc>
+        <w:tc>
+          <w:tcPr>
+            <w:tcW w:w="1223" w:type="dxa"/>
+            <w:vMerge/>
+          </w:tcPr>
+          <w:p>
+            <w:pPr>
+              <w:rPr>
+                <w:rFonts w:eastAsiaTheme="minorEastAsia" w:hint="eastAsia"/>
+              </w:rPr>
+            </w:pPr>
+          </w:p>
+        </w:tc>
+        <w:tc>
+          <w:tcPr>
+            <w:tcW w:w="917" w:type="dxa"/>
+          </w:tcPr>
+          <w:p>
+            <w:r>
+              <w:rPr>
+                <w:rFonts w:eastAsiaTheme="minorEastAsia" w:hint="eastAsia"/>
+              </w:rPr>
+              <w:t>D</w:t>
+            </w:r>
+            <w:r>
+              <w:rPr>
+                <w:rFonts w:eastAsiaTheme="minorEastAsia"/>
+              </w:rPr>
+              <w:t>ata</w:t>
+            </w:r>
+          </w:p>
+        </w:tc>
+        <w:tc>
+          <w:tcPr>
+            <w:tcW w:w="1686" w:type="dxa"/>
+          </w:tcPr>
+          <w:p>
+            <w:pPr>
+              <w:rPr>
+                <w:rFonts w:eastAsiaTheme="minorEastAsia" w:hint="eastAsia"/>
+              </w:rPr>
+            </w:pPr>
+          </w:p>
+        </w:tc>
+        <w:tc>
+          <w:tcPr>
+            <w:tcW w:w="1932" w:type="dxa"/>
+          </w:tcPr>
+          <w:p/>
+        </w:tc>
+      </w:tr>
+      <w:tr>
+        <w:trPr>
+          <w:jc w:val="center"/>
+        </w:trPr>
+        <w:tc>
+          <w:tcPr>
+            <w:tcW w:w="1136" w:type="dxa"/>
+          </w:tcPr>
+          <w:p/>
+        </w:tc>
+        <w:tc>
+          <w:tcPr>
+            <w:tcW w:w="1223" w:type="dxa"/>
+          </w:tcPr>
+          <w:p/>
+        </w:tc>
+        <w:tc>
+          <w:tcPr>
+            <w:tcW w:w="917" w:type="dxa"/>
+          </w:tcPr>
+          <w:p>
+            <w:pPr>
+              <w:rPr>
+                <w:rFonts w:eastAsiaTheme="minorEastAsia" w:hint="eastAsia"/>
+              </w:rPr>
+            </w:pPr>
+            <w:r>
+              <w:rPr>
+                <w:rFonts w:eastAsiaTheme="minorEastAsia" w:hint="eastAsia"/>
+              </w:rPr>
+              <w:t>V</w:t>
+            </w:r>
+            <w:r>
+              <w:rPr>
+                <w:rFonts w:eastAsiaTheme="minorEastAsia"/>
+              </w:rPr>
+              <w:t>ld</w:t>
+            </w:r>
+          </w:p>
+        </w:tc>
+        <w:tc>
+          <w:tcPr>
+            <w:tcW w:w="1686" w:type="dxa"/>
+          </w:tcPr>
+          <w:p/>
+        </w:tc>
+        <w:tc>
+          <w:tcPr>
+            <w:tcW w:w="1932" w:type="dxa"/>
+          </w:tcPr>
+          <w:p/>
+        </w:tc>
+      </w:tr>
+      <w:tr>
+        <w:trPr>
+          <w:jc w:val="center"/>
+        </w:trPr>
+        <w:tc>
+          <w:tcPr>
+            <w:tcW w:w="1136" w:type="dxa"/>
+          </w:tcPr>
+          <w:p/>
+        </w:tc>
+        <w:tc>
+          <w:tcPr>
+            <w:tcW w:w="1223" w:type="dxa"/>
+          </w:tcPr>
+          <w:p/>
+        </w:tc>
+        <w:tc>
+          <w:tcPr>
+            <w:tcW w:w="917" w:type="dxa"/>
+          </w:tcPr>
+          <w:p/>
+        </w:tc>
+        <w:tc>
+          <w:tcPr>
+            <w:tcW w:w="1686" w:type="dxa"/>
+          </w:tcPr>
+          <w:p/>
+        </w:tc>
+        <w:tc>
+          <w:tcPr>
+            <w:tcW w:w="1932" w:type="dxa"/>
+          </w:tcPr>
+          <w:p/>
+        </w:tc>
+      </w:tr>
+      <w:tr>
+        <w:trPr>
+          <w:jc w:val="center"/>
+        </w:trPr>
+        <w:tc>
+          <w:tcPr>
+            <w:tcW w:w="1136" w:type="dxa"/>
+          </w:tcPr>
+          <w:p/>
+        </w:tc>
+        <w:tc>
+          <w:tcPr>
+            <w:tcW w:w="1223" w:type="dxa"/>
+          </w:tcPr>
+          <w:p/>
+        </w:tc>
+        <w:tc>
+          <w:tcPr>
+            <w:tcW w:w="917" w:type="dxa"/>
+          </w:tcPr>
+          <w:p/>
+        </w:tc>
+        <w:tc>
+          <w:tcPr>
+            <w:tcW w:w="1686" w:type="dxa"/>
+          </w:tcPr>
+          <w:p/>
+        </w:tc>
+        <w:tc>
+          <w:tcPr>
+            <w:tcW w:w="1932" w:type="dxa"/>
+          </w:tcPr>
+          <w:p/>
+        </w:tc>
+      </w:tr>
+      <w:tr>
+        <w:trPr>
+          <w:jc w:val="center"/>
+        </w:trPr>
+        <w:tc>
+          <w:tcPr>
+            <w:tcW w:w="1136" w:type="dxa"/>
+          </w:tcPr>
+          <w:p/>
+        </w:tc>
+        <w:tc>
+          <w:tcPr>
+            <w:tcW w:w="1223" w:type="dxa"/>
+          </w:tcPr>
+          <w:p/>
+        </w:tc>
+        <w:tc>
+          <w:tcPr>
+            <w:tcW w:w="917" w:type="dxa"/>
+          </w:tcPr>
+          <w:p/>
+        </w:tc>
+        <w:tc>
+          <w:tcPr>
+            <w:tcW w:w="1686" w:type="dxa"/>
+          </w:tcPr>
+          <w:p/>
+        </w:tc>
+        <w:tc>
+          <w:tcPr>
+            <w:tcW w:w="1932" w:type="dxa"/>
+          </w:tcPr>
+          <w:p/>
+        </w:tc>
+      </w:tr>
+      <w:tr>
+        <w:trPr>
+          <w:jc w:val="center"/>
+        </w:trPr>
+        <w:tc>
+          <w:tcPr>
+            <w:tcW w:w="1136" w:type="dxa"/>
+          </w:tcPr>
+          <w:p/>
+        </w:tc>
+        <w:tc>
+          <w:tcPr>
+            <w:tcW w:w="1223" w:type="dxa"/>
+          </w:tcPr>
+          <w:p/>
+        </w:tc>
+        <w:tc>
+          <w:tcPr>
+            <w:tcW w:w="917" w:type="dxa"/>
+          </w:tcPr>
+          <w:p/>
+        </w:tc>
+        <w:tc>
+          <w:tcPr>
+            <w:tcW w:w="1686" w:type="dxa"/>
+          </w:tcPr>
+          <w:p/>
+        </w:tc>
+        <w:tc>
+          <w:tcPr>
+            <w:tcW w:w="1932" w:type="dxa"/>
+          </w:tcPr>
+          <w:p/>
+        </w:tc>
+      </w:tr>
+      <w:tr>
+        <w:trPr>
+          <w:jc w:val="center"/>
+        </w:trPr>
+        <w:tc>
+          <w:tcPr>
+            <w:tcW w:w="1136" w:type="dxa"/>
+          </w:tcPr>
+          <w:p/>
+        </w:tc>
+        <w:tc>
+          <w:tcPr>
+            <w:tcW w:w="1223" w:type="dxa"/>
+          </w:tcPr>
+          <w:p/>
+        </w:tc>
+        <w:tc>
+          <w:tcPr>
+            <w:tcW w:w="917" w:type="dxa"/>
+          </w:tcPr>
+          <w:p/>
+        </w:tc>
+        <w:tc>
+          <w:tcPr>
+            <w:tcW w:w="1686" w:type="dxa"/>
+          </w:tcPr>
+          <w:p/>
+        </w:tc>
+        <w:tc>
+          <w:tcPr>
+            <w:tcW w:w="1932" w:type="dxa"/>
+          </w:tcPr>
+          <w:p/>
+        </w:tc>
+      </w:tr>
+    </w:tbl>
+    <w:p>
+      <w:pPr>
+        <w:pStyle w:val="ac"/>
         <w:rPr>
           <w:rFonts w:hint="eastAsia"/>
         </w:rPr>
-        <w:t>S</w:t>
-      </w:r>
-      <w:r>
-        <w:t>ub Block 1</w:t>
-      </w:r>
-      <w:bookmarkEnd w:id="24"/>
+      </w:pPr>
+      <w:bookmarkStart w:id="26" w:name="_Ref142387540"/>
+      <w:bookmarkStart w:id="27" w:name="_Ref142387546"/>
+      <w:r>
+        <w:t xml:space="preserve">Table </w:t>
+      </w:r>
+      <w:r>
+        <w:fldChar w:fldCharType="begin"/>
+      </w:r>
+      <w:r>
+        <w:instrText xml:space="preserve"> STYLEREF 1 \s </w:instrText>
+      </w:r>
+      <w:r>
+        <w:fldChar w:fldCharType="separate"/>
+      </w:r>
+      <w:r>
+        <w:rPr>
+          <w:noProof/>
+        </w:rPr>
+        <w:t>4</w:t>
+      </w:r>
+      <w:r>
+        <w:rPr>
+          <w:noProof/>
+        </w:rPr>
+        <w:fldChar w:fldCharType="end"/>
+      </w:r>
+      <w:r>
+        <w:noBreakHyphen/>
+      </w:r>
+      <w:r>
+        <w:fldChar w:fldCharType="begin"/>
+      </w:r>
+      <w:r>
+        <w:instrText xml:space="preserve"> SEQ Table \* ARABIC \s 1 </w:instrText>
+      </w:r>
+      <w:r>
+        <w:fldChar w:fldCharType="separate"/>
+      </w:r>
+      <w:r>
+        <w:rPr>
+          <w:noProof/>
+        </w:rPr>
+        <w:t>1</w:t>
+      </w:r>
+      <w:r>
+        <w:rPr>
+          <w:noProof/>
+        </w:rPr>
+        <w:fldChar w:fldCharType="end"/>
+      </w:r>
+      <w:bookmarkEnd w:id="27"/>
+      <w:r>
+        <w:t xml:space="preserve"> </w:t>
+      </w:r>
+      <w:r>
+        <w:t xml:space="preserve">Request/Response Format of </w:t>
+      </w:r>
+      <w:r>
+        <w:t>Arbiter/Decoder</w:t>
+      </w:r>
+      <w:bookmarkEnd w:id="26"/>
+    </w:p>
+    <w:p>
+      <w:pPr>
+        <w:rPr>
+          <w:rFonts w:eastAsiaTheme="minorEastAsia"/>
+        </w:rPr>
+      </w:pPr>
+      <w:r>
+        <w:rPr>
+          <w:noProof/>
+        </w:rPr>
+        <w:lastRenderedPageBreak/>
+        <w:drawing>
+          <wp:inline distT="0" distB="0" distL="0" distR="0" wp14:anchorId="7E976927" wp14:editId="2EE1DC7D">
+            <wp:extent cx="5479626" cy="1812898"/>
+            <wp:effectExtent l="0" t="0" r="6985" b="0"/>
+            <wp:docPr id="1479257711" name="图片 1"/>
+            <wp:cNvGraphicFramePr>
+              <a:graphicFrameLocks xmlns:a="http://schemas.openxmlformats.org/drawingml/2006/main" noChangeAspect="1"/>
+            </wp:cNvGraphicFramePr>
+            <a:graphic xmlns:a="http://schemas.openxmlformats.org/drawingml/2006/main">
+              <a:graphicData uri="http://schemas.openxmlformats.org/drawingml/2006/picture">
+                <pic:pic xmlns:pic="http://schemas.openxmlformats.org/drawingml/2006/picture">
+                  <pic:nvPicPr>
+                    <pic:cNvPr id="1479257711" name=""/>
+                    <pic:cNvPicPr/>
+                  </pic:nvPicPr>
+                  <pic:blipFill>
+                    <a:blip r:embed="rId14"/>
+                    <a:stretch>
+                      <a:fillRect/>
+                    </a:stretch>
+                  </pic:blipFill>
+                  <pic:spPr>
+                    <a:xfrm>
+                      <a:off x="0" y="0"/>
+                      <a:ext cx="5483303" cy="1814114"/>
+                    </a:xfrm>
+                    <a:prstGeom prst="rect">
+                      <a:avLst/>
+                    </a:prstGeom>
+                  </pic:spPr>
+                </pic:pic>
+              </a:graphicData>
+            </a:graphic>
+          </wp:inline>
+        </w:drawing>
+      </w:r>
+    </w:p>
+    <w:p>
+      <w:pPr>
+        <w:jc w:val="center"/>
+      </w:pPr>
+      <w:r>
+        <w:t xml:space="preserve">Figure </w:t>
+      </w:r>
+      <w:r>
+        <w:fldChar w:fldCharType="begin"/>
+      </w:r>
+      <w:r>
+        <w:instrText xml:space="preserve"> STYLEREF 1 \s </w:instrText>
+      </w:r>
+      <w:r>
+        <w:fldChar w:fldCharType="separate"/>
+      </w:r>
+      <w:r>
+        <w:rPr>
+          <w:noProof/>
+        </w:rPr>
+        <w:t>4</w:t>
+      </w:r>
+      <w:r>
+        <w:rPr>
+          <w:noProof/>
+        </w:rPr>
+        <w:fldChar w:fldCharType="end"/>
+      </w:r>
+      <w:r>
+        <w:noBreakHyphen/>
+      </w:r>
+      <w:r>
+        <w:fldChar w:fldCharType="begin"/>
+      </w:r>
+      <w:r>
+        <w:instrText xml:space="preserve"> SEQ Figure \* ARABIC \s 1 </w:instrText>
+      </w:r>
+      <w:r>
+        <w:fldChar w:fldCharType="separate"/>
+      </w:r>
+      <w:r>
+        <w:rPr>
+          <w:noProof/>
+        </w:rPr>
+        <w:t>3</w:t>
+      </w:r>
+      <w:r>
+        <w:rPr>
+          <w:noProof/>
+        </w:rPr>
+        <w:fldChar w:fldCharType="end"/>
+      </w:r>
+      <w:r>
+        <w:t xml:space="preserve"> Write</w:t>
+      </w:r>
+      <w:r>
+        <w:t xml:space="preserve"> Handler Diagram</w:t>
+      </w:r>
+    </w:p>
+    <w:p>
+      <w:pPr>
+        <w:rPr>
+          <w:rFonts w:eastAsiaTheme="minorEastAsia" w:hint="eastAsia"/>
+        </w:rPr>
+      </w:pPr>
+    </w:p>
+    <w:p>
+      <w:pPr>
+        <w:pStyle w:val="20"/>
+      </w:pPr>
+      <w:r>
+        <w:t>Arbiter and Decoder</w:t>
+      </w:r>
     </w:p>
     <w:p>
       <w:pPr>
         <w:pStyle w:val="30"/>
       </w:pPr>
-      <w:bookmarkStart w:id="25" w:name="_Toc141358448"/>
-      <w:r>
-        <w:rPr>
-          <w:rFonts w:hint="eastAsia"/>
-        </w:rPr>
-        <w:t>B</w:t>
-      </w:r>
-      <w:r>
-        <w:t xml:space="preserve">lock 1 </w:t>
-      </w:r>
-      <w:r>
-        <w:rPr>
-          <w:rFonts w:hint="eastAsia"/>
-        </w:rPr>
-        <w:t>Diagram</w:t>
-      </w:r>
-      <w:bookmarkEnd w:id="25"/>
-    </w:p>
-    <w:p>
-      <w:pPr>
-        <w:pStyle w:val="ac"/>
-      </w:pPr>
-      <w:bookmarkStart w:id="26" w:name="_Toc141358509"/>
-      <w:r>
-        <w:t xml:space="preserve">Figure </w:t>
-      </w:r>
-      <w:fldSimple w:instr=" STYLEREF 1 \s ">
-        <w:r>
-          <w:rPr>
-            <w:noProof/>
-          </w:rPr>
-          <w:t>4</w:t>
-        </w:r>
-      </w:fldSimple>
-      <w:r>
-        <w:noBreakHyphen/>
-      </w:r>
-      <w:fldSimple w:instr=" SEQ Figure \* ARABIC \s 1 ">
-        <w:r>
-          <w:rPr>
-            <w:noProof/>
-          </w:rPr>
-          <w:t>1</w:t>
-        </w:r>
-      </w:fldSimple>
-      <w:r>
-        <w:t xml:space="preserve"> Sub Block 1 architecture diagram</w:t>
-      </w:r>
-      <w:bookmarkEnd w:id="26"/>
-    </w:p>
-    <w:p>
-      <w:pPr>
-        <w:pStyle w:val="30"/>
-      </w:pPr>
-      <w:bookmarkStart w:id="27" w:name="_Toc141358449"/>
-      <w:r>
-        <w:rPr>
-          <w:rFonts w:hint="eastAsia"/>
-        </w:rPr>
-        <w:t>B</w:t>
-      </w:r>
-      <w:r>
-        <w:t>lock 1 Design Description</w:t>
-      </w:r>
-      <w:bookmarkEnd w:id="27"/>
-    </w:p>
-    <w:p>
-      <w:pPr>
-        <w:pStyle w:val="30"/>
-      </w:pPr>
-      <w:bookmarkStart w:id="28" w:name="_Toc141358450"/>
-      <w:r>
-        <w:t>Block 1 FSM</w:t>
+      <w:bookmarkStart w:id="28" w:name="_Toc141358455"/>
+      <w:r>
+        <w:t>Block 2 FSM</w:t>
       </w:r>
       <w:bookmarkEnd w:id="28"/>
     </w:p>
@@ -9890,184 +11338,40 @@
           <w:iCs/>
           <w:color w:val="0070C0"/>
         </w:rPr>
-        <w:t>Please draw block 1 FSM diagram if necessary.</w:t>
-      </w:r>
-    </w:p>
-    <w:p>
-      <w:pPr>
-        <w:pStyle w:val="30"/>
-      </w:pPr>
-      <w:bookmarkStart w:id="29" w:name="_Toc141358451"/>
-      <w:r>
-        <w:rPr>
-          <w:rFonts w:hint="eastAsia"/>
-        </w:rPr>
-        <w:t>B</w:t>
-      </w:r>
-      <w:r>
-        <w:t>lock 1 Timing Diagram</w:t>
-      </w:r>
-      <w:bookmarkEnd w:id="29"/>
-    </w:p>
-    <w:p>
-      <w:pPr>
+        <w:t xml:space="preserve">Please draw block </w:t>
+      </w:r>
+      <w:r>
         <w:rPr>
           <w:i/>
           <w:iCs/>
           <w:color w:val="0070C0"/>
         </w:rPr>
-      </w:pPr>
+        <w:t>2</w:t>
+      </w:r>
       <w:r>
         <w:rPr>
           <w:i/>
           <w:iCs/>
           <w:color w:val="0070C0"/>
         </w:rPr>
-        <w:t>Please draw necessary block 1 timing diagrams here and give the description.</w:t>
-      </w:r>
-    </w:p>
-    <w:p>
-      <w:pPr>
-        <w:pStyle w:val="ac"/>
-      </w:pPr>
-      <w:bookmarkStart w:id="30" w:name="_Toc141358510"/>
-      <w:r>
-        <w:t xml:space="preserve">Figure </w:t>
-      </w:r>
-      <w:fldSimple w:instr=" STYLEREF 1 \s ">
-        <w:r>
-          <w:rPr>
-            <w:noProof/>
-          </w:rPr>
-          <w:t>4</w:t>
-        </w:r>
-      </w:fldSimple>
-      <w:r>
-        <w:noBreakHyphen/>
-      </w:r>
-      <w:fldSimple w:instr=" SEQ Figure \* ARABIC \s 1 ">
-        <w:r>
-          <w:rPr>
-            <w:noProof/>
-          </w:rPr>
-          <w:t>2</w:t>
-        </w:r>
-      </w:fldSimple>
-      <w:r>
-        <w:t xml:space="preserve"> Block 1 Case 1 Timing Diagram</w:t>
-      </w:r>
-      <w:bookmarkEnd w:id="30"/>
-    </w:p>
-    <w:p/>
-    <w:p>
-      <w:pPr>
-        <w:pStyle w:val="ac"/>
-      </w:pPr>
-      <w:bookmarkStart w:id="31" w:name="_Toc141358511"/>
-      <w:r>
-        <w:t xml:space="preserve">Figure </w:t>
-      </w:r>
-      <w:fldSimple w:instr=" STYLEREF 1 \s ">
-        <w:r>
-          <w:rPr>
-            <w:noProof/>
-          </w:rPr>
-          <w:t>4</w:t>
-        </w:r>
-      </w:fldSimple>
-      <w:r>
-        <w:noBreakHyphen/>
-      </w:r>
-      <w:fldSimple w:instr=" SEQ Figure \* ARABIC \s 1 ">
-        <w:r>
-          <w:rPr>
-            <w:noProof/>
-          </w:rPr>
-          <w:t>3</w:t>
-        </w:r>
-      </w:fldSimple>
-      <w:r>
-        <w:t xml:space="preserve"> Block 1 Case 2 Timing Diagram</w:t>
-      </w:r>
-      <w:bookmarkEnd w:id="31"/>
-    </w:p>
-    <w:p>
-      <w:pPr>
-        <w:pStyle w:val="20"/>
-      </w:pPr>
-      <w:bookmarkStart w:id="32" w:name="_Toc141358452"/>
+        <w:t xml:space="preserve"> FSM diagram if necessary.</w:t>
+      </w:r>
+    </w:p>
+    <w:p>
+      <w:pPr>
+        <w:pStyle w:val="30"/>
+      </w:pPr>
+      <w:bookmarkStart w:id="29" w:name="_Toc141358456"/>
       <w:r>
         <w:rPr>
           <w:rFonts w:hint="eastAsia"/>
         </w:rPr>
-        <w:t>S</w:t>
-      </w:r>
-      <w:r>
-        <w:t>ub Block 2</w:t>
-      </w:r>
-      <w:bookmarkEnd w:id="32"/>
-    </w:p>
-    <w:p>
-      <w:pPr>
-        <w:pStyle w:val="30"/>
-      </w:pPr>
-      <w:bookmarkStart w:id="33" w:name="_Toc141358453"/>
-      <w:r>
-        <w:rPr>
-          <w:rFonts w:hint="eastAsia"/>
-        </w:rPr>
         <w:t>B</w:t>
       </w:r>
       <w:r>
-        <w:t>lock 2 Architecture</w:t>
-      </w:r>
-      <w:bookmarkEnd w:id="33"/>
-    </w:p>
-    <w:p>
-      <w:pPr>
-        <w:pStyle w:val="ac"/>
-      </w:pPr>
-      <w:r>
-        <w:t xml:space="preserve">Figure </w:t>
-      </w:r>
-      <w:fldSimple w:instr=" STYLEREF 1 \s ">
-        <w:r>
-          <w:rPr>
-            <w:noProof/>
-          </w:rPr>
-          <w:t>4</w:t>
-        </w:r>
-      </w:fldSimple>
-      <w:r>
-        <w:noBreakHyphen/>
-        <w:t>2 Sub Block 2 architecture diagram</w:t>
-      </w:r>
-    </w:p>
-    <w:p>
-      <w:pPr>
-        <w:pStyle w:val="30"/>
-      </w:pPr>
-      <w:bookmarkStart w:id="34" w:name="_Toc141358454"/>
-      <w:r>
-        <w:rPr>
-          <w:rFonts w:hint="eastAsia"/>
-        </w:rPr>
-        <w:t>B</w:t>
-      </w:r>
-      <w:r>
-        <w:t>lock 2 Design Description</w:t>
-      </w:r>
-      <w:bookmarkEnd w:id="34"/>
-    </w:p>
-    <w:p>
-      <w:pPr>
-        <w:pStyle w:val="30"/>
-      </w:pPr>
-      <w:bookmarkStart w:id="35" w:name="_Toc141358455"/>
-      <w:r>
-        <w:t>Block 2 FSM</w:t>
-      </w:r>
-      <w:bookmarkEnd w:id="35"/>
+        <w:t>lock 2 Timing Diagram</w:t>
+      </w:r>
+      <w:bookmarkEnd w:id="29"/>
     </w:p>
     <w:p>
       <w:pPr>
@@ -10083,7 +11387,7 @@
           <w:iCs/>
           <w:color w:val="0070C0"/>
         </w:rPr>
-        <w:t xml:space="preserve">Please draw block </w:t>
+        <w:t xml:space="preserve">Please draw necessary block </w:t>
       </w:r>
       <w:r>
         <w:rPr>
@@ -10099,25 +11403,116 @@
           <w:iCs/>
           <w:color w:val="0070C0"/>
         </w:rPr>
-        <w:t xml:space="preserve"> FSM diagram if necessary.</w:t>
-      </w:r>
-    </w:p>
-    <w:p>
-      <w:pPr>
-        <w:pStyle w:val="30"/>
-      </w:pPr>
-      <w:bookmarkStart w:id="36" w:name="_Toc141358456"/>
+        <w:t xml:space="preserve"> timing diagrams here and give the description.</w:t>
+      </w:r>
+    </w:p>
+    <w:p/>
+    <w:p>
+      <w:pPr>
+        <w:pStyle w:val="ac"/>
+      </w:pPr>
+      <w:bookmarkStart w:id="30" w:name="_Toc141358512"/>
+      <w:r>
+        <w:t xml:space="preserve">Figure </w:t>
+      </w:r>
+      <w:fldSimple w:instr=" STYLEREF 1 \s ">
+        <w:r>
+          <w:rPr>
+            <w:noProof/>
+          </w:rPr>
+          <w:t>4</w:t>
+        </w:r>
+      </w:fldSimple>
+      <w:r>
+        <w:noBreakHyphen/>
+      </w:r>
+      <w:fldSimple w:instr=" SEQ Figure \* ARABIC \s 1 ">
+        <w:r>
+          <w:rPr>
+            <w:noProof/>
+          </w:rPr>
+          <w:t>4</w:t>
+        </w:r>
+      </w:fldSimple>
+      <w:r>
+        <w:t xml:space="preserve"> Block 2 Case 1 Timing Diagram</w:t>
+      </w:r>
+      <w:bookmarkEnd w:id="30"/>
+    </w:p>
+    <w:p/>
+    <w:p>
+      <w:pPr>
+        <w:pStyle w:val="ac"/>
+      </w:pPr>
+      <w:bookmarkStart w:id="31" w:name="_Toc141358513"/>
+      <w:r>
+        <w:t xml:space="preserve">Figure </w:t>
+      </w:r>
+      <w:fldSimple w:instr=" STYLEREF 1 \s ">
+        <w:r>
+          <w:rPr>
+            <w:noProof/>
+          </w:rPr>
+          <w:t>4</w:t>
+        </w:r>
+      </w:fldSimple>
+      <w:r>
+        <w:noBreakHyphen/>
+      </w:r>
+      <w:fldSimple w:instr=" SEQ Figure \* ARABIC \s 1 ">
+        <w:r>
+          <w:rPr>
+            <w:noProof/>
+          </w:rPr>
+          <w:t>5</w:t>
+        </w:r>
+      </w:fldSimple>
+      <w:r>
+        <w:t xml:space="preserve"> Block 2 Case 2 Timing Diagram</w:t>
+      </w:r>
+      <w:bookmarkEnd w:id="31"/>
+    </w:p>
+    <w:p>
+      <w:pPr>
+        <w:pStyle w:val="20"/>
+        <w:numPr>
+          <w:ilvl w:val="1"/>
+          <w:numId w:val="9"/>
+        </w:numPr>
+      </w:pPr>
+      <w:r>
+        <w:t>ECC Encoder/Decoder</w:t>
+      </w:r>
+    </w:p>
+    <w:p>
+      <w:pPr>
+        <w:rPr>
+          <w:rFonts w:eastAsiaTheme="minorEastAsia" w:hint="eastAsia"/>
+        </w:rPr>
+      </w:pPr>
+    </w:p>
+    <w:p>
+      <w:pPr>
+        <w:pStyle w:val="11"/>
+      </w:pPr>
+      <w:bookmarkStart w:id="32" w:name="_Toc141358457"/>
       <w:r>
         <w:rPr>
           <w:rFonts w:hint="eastAsia"/>
         </w:rPr>
         <w:lastRenderedPageBreak/>
-        <w:t>B</w:t>
-      </w:r>
-      <w:r>
-        <w:t>lock 2 Timing Diagram</w:t>
-      </w:r>
-      <w:bookmarkEnd w:id="36"/>
+        <w:t>Use</w:t>
+      </w:r>
+      <w:r>
+        <w:t xml:space="preserve"> </w:t>
+      </w:r>
+      <w:r>
+        <w:rPr>
+          <w:rFonts w:hint="eastAsia"/>
+        </w:rPr>
+        <w:t>cases</w:t>
+      </w:r>
+      <w:bookmarkEnd w:id="32"/>
     </w:p>
     <w:p>
       <w:pPr>
@@ -10133,7 +11528,7 @@
           <w:iCs/>
           <w:color w:val="0070C0"/>
         </w:rPr>
-        <w:t xml:space="preserve">Please draw necessary block </w:t>
+        <w:t>Please draw all necessary data path flow for typical scenarios</w:t>
       </w:r>
       <w:r>
         <w:rPr>
@@ -10141,23 +11536,30 @@
           <w:iCs/>
           <w:color w:val="0070C0"/>
         </w:rPr>
-        <w:t>2</w:t>
-      </w:r>
-      <w:r>
-        <w:rPr>
-          <w:i/>
-          <w:iCs/>
-          <w:color w:val="0070C0"/>
-        </w:rPr>
-        <w:t xml:space="preserve"> timing diagrams here and give the description.</w:t>
-      </w:r>
-    </w:p>
-    <w:p/>
+        <w:t>, and the necessary description was required.</w:t>
+      </w:r>
+    </w:p>
+    <w:p>
+      <w:pPr>
+        <w:pStyle w:val="20"/>
+      </w:pPr>
+      <w:bookmarkStart w:id="33" w:name="_Toc141358458"/>
+      <w:r>
+        <w:rPr>
+          <w:rFonts w:hint="eastAsia"/>
+        </w:rPr>
+        <w:t>S</w:t>
+      </w:r>
+      <w:r>
+        <w:t>cenario 1</w:t>
+      </w:r>
+      <w:bookmarkEnd w:id="33"/>
+    </w:p>
     <w:p>
       <w:pPr>
         <w:pStyle w:val="ac"/>
       </w:pPr>
-      <w:bookmarkStart w:id="37" w:name="_Toc141358512"/>
+      <w:bookmarkStart w:id="34" w:name="_Toc141358514"/>
       <w:r>
         <w:t xml:space="preserve">Figure </w:t>
       </w:r>
@@ -10166,55 +11568,134 @@
           <w:rPr>
             <w:noProof/>
           </w:rPr>
+          <w:t>5</w:t>
+        </w:r>
+      </w:fldSimple>
+      <w:r>
+        <w:noBreakHyphen/>
+      </w:r>
+      <w:fldSimple w:instr=" SEQ Figure \* ARABIC \s 1 ">
+        <w:r>
+          <w:rPr>
+            <w:noProof/>
+          </w:rPr>
+          <w:t>1</w:t>
+        </w:r>
+      </w:fldSimple>
+      <w:r>
+        <w:t xml:space="preserve"> Data Path 1</w:t>
+      </w:r>
+      <w:bookmarkEnd w:id="34"/>
+    </w:p>
+    <w:p>
+      <w:pPr>
+        <w:pStyle w:val="ac"/>
+      </w:pPr>
+      <w:bookmarkStart w:id="35" w:name="_Toc141358515"/>
+      <w:r>
+        <w:t xml:space="preserve">Figure </w:t>
+      </w:r>
+      <w:fldSimple w:instr=" STYLEREF 1 \s ">
+        <w:r>
+          <w:rPr>
+            <w:noProof/>
+          </w:rPr>
+          <w:t>5</w:t>
+        </w:r>
+      </w:fldSimple>
+      <w:r>
+        <w:noBreakHyphen/>
+      </w:r>
+      <w:fldSimple w:instr=" SEQ Figure \* ARABIC \s 1 ">
+        <w:r>
+          <w:rPr>
+            <w:noProof/>
+          </w:rPr>
+          <w:t>2</w:t>
+        </w:r>
+      </w:fldSimple>
+      <w:r>
+        <w:t xml:space="preserve"> Data Path 2</w:t>
+      </w:r>
+      <w:bookmarkEnd w:id="35"/>
+    </w:p>
+    <w:p>
+      <w:pPr>
+        <w:pStyle w:val="20"/>
+      </w:pPr>
+      <w:bookmarkStart w:id="36" w:name="_Toc141358459"/>
+      <w:r>
+        <w:rPr>
+          <w:rFonts w:hint="eastAsia"/>
+        </w:rPr>
+        <w:t>S</w:t>
+      </w:r>
+      <w:r>
+        <w:t>cenario 2</w:t>
+      </w:r>
+      <w:bookmarkEnd w:id="36"/>
+    </w:p>
+    <w:p>
+      <w:pPr>
+        <w:pStyle w:val="ac"/>
+      </w:pPr>
+      <w:bookmarkStart w:id="37" w:name="_Toc141358516"/>
+      <w:r>
+        <w:t xml:space="preserve">Figure </w:t>
+      </w:r>
+      <w:fldSimple w:instr=" STYLEREF 1 \s ">
+        <w:r>
+          <w:rPr>
+            <w:noProof/>
+          </w:rPr>
+          <w:t>5</w:t>
+        </w:r>
+      </w:fldSimple>
+      <w:r>
+        <w:noBreakHyphen/>
+      </w:r>
+      <w:fldSimple w:instr=" SEQ Figure \* ARABIC \s 1 ">
+        <w:r>
+          <w:rPr>
+            <w:noProof/>
+          </w:rPr>
+          <w:t>3</w:t>
+        </w:r>
+      </w:fldSimple>
+      <w:r>
+        <w:t xml:space="preserve"> Data Path 1</w:t>
+      </w:r>
+      <w:bookmarkEnd w:id="37"/>
+    </w:p>
+    <w:p>
+      <w:pPr>
+        <w:pStyle w:val="ac"/>
+      </w:pPr>
+      <w:bookmarkStart w:id="38" w:name="_Toc141358517"/>
+      <w:r>
+        <w:t xml:space="preserve">Figure </w:t>
+      </w:r>
+      <w:fldSimple w:instr=" STYLEREF 1 \s ">
+        <w:r>
+          <w:rPr>
+            <w:noProof/>
+          </w:rPr>
+          <w:t>5</w:t>
+        </w:r>
+      </w:fldSimple>
+      <w:r>
+        <w:noBreakHyphen/>
+      </w:r>
+      <w:fldSimple w:instr=" SEQ Figure \* ARABIC \s 1 ">
+        <w:r>
+          <w:rPr>
+            <w:noProof/>
+          </w:rPr>
           <w:t>4</w:t>
         </w:r>
       </w:fldSimple>
       <w:r>
-        <w:noBreakHyphen/>
-      </w:r>
-      <w:fldSimple w:instr=" SEQ Figure \* ARABIC \s 1 ">
-        <w:r>
-          <w:rPr>
-            <w:noProof/>
-          </w:rPr>
-          <w:t>4</w:t>
-        </w:r>
-      </w:fldSimple>
-      <w:r>
-        <w:t xml:space="preserve"> Block 2 Case 1 Timing Diagram</w:t>
-      </w:r>
-      <w:bookmarkEnd w:id="37"/>
-    </w:p>
-    <w:p/>
-    <w:p>
-      <w:pPr>
-        <w:pStyle w:val="ac"/>
-      </w:pPr>
-      <w:bookmarkStart w:id="38" w:name="_Toc141358513"/>
-      <w:r>
-        <w:t xml:space="preserve">Figure </w:t>
-      </w:r>
-      <w:fldSimple w:instr=" STYLEREF 1 \s ">
-        <w:r>
-          <w:rPr>
-            <w:noProof/>
-          </w:rPr>
-          <w:t>4</w:t>
-        </w:r>
-      </w:fldSimple>
-      <w:r>
-        <w:noBreakHyphen/>
-      </w:r>
-      <w:fldSimple w:instr=" SEQ Figure \* ARABIC \s 1 ">
-        <w:r>
-          <w:rPr>
-            <w:noProof/>
-          </w:rPr>
-          <w:t>5</w:t>
-        </w:r>
-      </w:fldSimple>
-      <w:r>
-        <w:t xml:space="preserve"> Block 2 Case 2 Timing Diagram</w:t>
+        <w:t xml:space="preserve"> Data Path 2</w:t>
       </w:r>
       <w:bookmarkEnd w:id="38"/>
     </w:p>
@@ -10222,215 +11703,7 @@
       <w:pPr>
         <w:pStyle w:val="11"/>
       </w:pPr>
-      <w:bookmarkStart w:id="39" w:name="_Toc141358457"/>
-      <w:r>
-        <w:rPr>
-          <w:rFonts w:hint="eastAsia"/>
-        </w:rPr>
-        <w:lastRenderedPageBreak/>
-        <w:t>Use</w:t>
-      </w:r>
-      <w:r>
-        <w:t xml:space="preserve"> </w:t>
-      </w:r>
-      <w:r>
-        <w:rPr>
-          <w:rFonts w:hint="eastAsia"/>
-        </w:rPr>
-        <w:t>cases</w:t>
-      </w:r>
-      <w:bookmarkEnd w:id="39"/>
-    </w:p>
-    <w:p>
-      <w:pPr>
-        <w:rPr>
-          <w:i/>
-          <w:iCs/>
-          <w:color w:val="0070C0"/>
-        </w:rPr>
-      </w:pPr>
-      <w:r>
-        <w:rPr>
-          <w:i/>
-          <w:iCs/>
-          <w:color w:val="0070C0"/>
-        </w:rPr>
-        <w:t>Please draw all necessary data path flow for typical scenarios</w:t>
-      </w:r>
-      <w:r>
-        <w:rPr>
-          <w:i/>
-          <w:iCs/>
-          <w:color w:val="0070C0"/>
-        </w:rPr>
-        <w:t>, and the necessary description was required.</w:t>
-      </w:r>
-    </w:p>
-    <w:p>
-      <w:pPr>
-        <w:pStyle w:val="20"/>
-      </w:pPr>
-      <w:bookmarkStart w:id="40" w:name="_Toc141358458"/>
-      <w:r>
-        <w:rPr>
-          <w:rFonts w:hint="eastAsia"/>
-        </w:rPr>
-        <w:t>S</w:t>
-      </w:r>
-      <w:r>
-        <w:t>cenario 1</w:t>
-      </w:r>
-      <w:bookmarkEnd w:id="40"/>
-    </w:p>
-    <w:p>
-      <w:pPr>
-        <w:pStyle w:val="ac"/>
-      </w:pPr>
-      <w:bookmarkStart w:id="41" w:name="_Toc141358514"/>
-      <w:r>
-        <w:t xml:space="preserve">Figure </w:t>
-      </w:r>
-      <w:fldSimple w:instr=" STYLEREF 1 \s ">
-        <w:r>
-          <w:rPr>
-            <w:noProof/>
-          </w:rPr>
-          <w:t>5</w:t>
-        </w:r>
-      </w:fldSimple>
-      <w:r>
-        <w:noBreakHyphen/>
-      </w:r>
-      <w:fldSimple w:instr=" SEQ Figure \* ARABIC \s 1 ">
-        <w:r>
-          <w:rPr>
-            <w:noProof/>
-          </w:rPr>
-          <w:t>1</w:t>
-        </w:r>
-      </w:fldSimple>
-      <w:r>
-        <w:t xml:space="preserve"> Data Path 1</w:t>
-      </w:r>
-      <w:bookmarkEnd w:id="41"/>
-    </w:p>
-    <w:p>
-      <w:pPr>
-        <w:pStyle w:val="ac"/>
-      </w:pPr>
-      <w:bookmarkStart w:id="42" w:name="_Toc141358515"/>
-      <w:r>
-        <w:t xml:space="preserve">Figure </w:t>
-      </w:r>
-      <w:fldSimple w:instr=" STYLEREF 1 \s ">
-        <w:r>
-          <w:rPr>
-            <w:noProof/>
-          </w:rPr>
-          <w:t>5</w:t>
-        </w:r>
-      </w:fldSimple>
-      <w:r>
-        <w:noBreakHyphen/>
-      </w:r>
-      <w:fldSimple w:instr=" SEQ Figure \* ARABIC \s 1 ">
-        <w:r>
-          <w:rPr>
-            <w:noProof/>
-          </w:rPr>
-          <w:t>2</w:t>
-        </w:r>
-      </w:fldSimple>
-      <w:r>
-        <w:t xml:space="preserve"> Data Path 2</w:t>
-      </w:r>
-      <w:bookmarkEnd w:id="42"/>
-    </w:p>
-    <w:p>
-      <w:pPr>
-        <w:pStyle w:val="20"/>
-      </w:pPr>
-      <w:bookmarkStart w:id="43" w:name="_Toc141358459"/>
-      <w:r>
-        <w:rPr>
-          <w:rFonts w:hint="eastAsia"/>
-        </w:rPr>
-        <w:t>S</w:t>
-      </w:r>
-      <w:r>
-        <w:t>cenario 2</w:t>
-      </w:r>
-      <w:bookmarkEnd w:id="43"/>
-    </w:p>
-    <w:p>
-      <w:pPr>
-        <w:pStyle w:val="ac"/>
-      </w:pPr>
-      <w:bookmarkStart w:id="44" w:name="_Toc141358516"/>
-      <w:r>
-        <w:t xml:space="preserve">Figure </w:t>
-      </w:r>
-      <w:fldSimple w:instr=" STYLEREF 1 \s ">
-        <w:r>
-          <w:rPr>
-            <w:noProof/>
-          </w:rPr>
-          <w:t>5</w:t>
-        </w:r>
-      </w:fldSimple>
-      <w:r>
-        <w:noBreakHyphen/>
-      </w:r>
-      <w:fldSimple w:instr=" SEQ Figure \* ARABIC \s 1 ">
-        <w:r>
-          <w:rPr>
-            <w:noProof/>
-          </w:rPr>
-          <w:t>3</w:t>
-        </w:r>
-      </w:fldSimple>
-      <w:r>
-        <w:t xml:space="preserve"> Data Path 1</w:t>
-      </w:r>
-      <w:bookmarkEnd w:id="44"/>
-    </w:p>
-    <w:p>
-      <w:pPr>
-        <w:pStyle w:val="ac"/>
-      </w:pPr>
-      <w:bookmarkStart w:id="45" w:name="_Toc141358517"/>
-      <w:r>
-        <w:t xml:space="preserve">Figure </w:t>
-      </w:r>
-      <w:fldSimple w:instr=" STYLEREF 1 \s ">
-        <w:r>
-          <w:rPr>
-            <w:noProof/>
-          </w:rPr>
-          <w:t>5</w:t>
-        </w:r>
-      </w:fldSimple>
-      <w:r>
-        <w:noBreakHyphen/>
-      </w:r>
-      <w:fldSimple w:instr=" SEQ Figure \* ARABIC \s 1 ">
-        <w:r>
-          <w:rPr>
-            <w:noProof/>
-          </w:rPr>
-          <w:t>4</w:t>
-        </w:r>
-      </w:fldSimple>
-      <w:r>
-        <w:t xml:space="preserve"> Data Path 2</w:t>
-      </w:r>
-      <w:bookmarkEnd w:id="45"/>
-    </w:p>
-    <w:p>
-      <w:pPr>
-        <w:pStyle w:val="11"/>
-      </w:pPr>
-      <w:bookmarkStart w:id="46" w:name="_Toc141358460"/>
+      <w:bookmarkStart w:id="39" w:name="_Toc141358460"/>
       <w:r>
         <w:rPr>
           <w:rFonts w:hint="eastAsia"/>
@@ -10441,13 +11714,13 @@
       <w:r>
         <w:t>onfiguration</w:t>
       </w:r>
-      <w:bookmarkEnd w:id="46"/>
+      <w:bookmarkEnd w:id="39"/>
     </w:p>
     <w:p>
       <w:pPr>
         <w:pStyle w:val="20"/>
       </w:pPr>
-      <w:bookmarkStart w:id="47" w:name="_Toc141358461"/>
+      <w:bookmarkStart w:id="40" w:name="_Toc141358461"/>
       <w:r>
         <w:rPr>
           <w:rFonts w:hint="eastAsia"/>
@@ -10457,7 +11730,7 @@
       <w:r>
         <w:t>arameter</w:t>
       </w:r>
-      <w:bookmarkEnd w:id="47"/>
+      <w:bookmarkEnd w:id="40"/>
     </w:p>
     <w:tbl>
       <w:tblPr>
@@ -10628,7 +11901,7 @@
       <w:pPr>
         <w:pStyle w:val="ac"/>
       </w:pPr>
-      <w:bookmarkStart w:id="48" w:name="_Toc141358489"/>
+      <w:bookmarkStart w:id="41" w:name="_Toc141358489"/>
       <w:r>
         <w:t xml:space="preserve">Table </w:t>
       </w:r>
@@ -10654,13 +11927,13 @@
       <w:r>
         <w:t xml:space="preserve"> Parameter List</w:t>
       </w:r>
-      <w:bookmarkEnd w:id="48"/>
+      <w:bookmarkEnd w:id="41"/>
     </w:p>
     <w:p>
       <w:pPr>
         <w:pStyle w:val="20"/>
       </w:pPr>
-      <w:bookmarkStart w:id="49" w:name="_Toc141358462"/>
+      <w:bookmarkStart w:id="42" w:name="_Toc141358462"/>
       <w:r>
         <w:rPr>
           <w:rFonts w:hint="eastAsia"/>
@@ -10670,7 +11943,7 @@
       <w:r>
         <w:t>acro</w:t>
       </w:r>
-      <w:bookmarkEnd w:id="49"/>
+      <w:bookmarkEnd w:id="42"/>
     </w:p>
     <w:tbl>
       <w:tblPr>
@@ -10847,7 +12120,7 @@
       <w:pPr>
         <w:pStyle w:val="ac"/>
       </w:pPr>
-      <w:bookmarkStart w:id="50" w:name="_Toc141358490"/>
+      <w:bookmarkStart w:id="43" w:name="_Toc141358490"/>
       <w:r>
         <w:t xml:space="preserve">Table </w:t>
       </w:r>
@@ -10873,13 +12146,13 @@
       <w:r>
         <w:t xml:space="preserve"> Macro List</w:t>
       </w:r>
-      <w:bookmarkEnd w:id="50"/>
+      <w:bookmarkEnd w:id="43"/>
     </w:p>
     <w:p>
       <w:pPr>
         <w:pStyle w:val="20"/>
       </w:pPr>
-      <w:bookmarkStart w:id="51" w:name="_Toc141358463"/>
+      <w:bookmarkStart w:id="44" w:name="_Toc141358463"/>
       <w:r>
         <w:rPr>
           <w:rFonts w:hint="eastAsia"/>
@@ -10889,7 +12162,7 @@
       <w:r>
         <w:t>emory</w:t>
       </w:r>
-      <w:bookmarkEnd w:id="51"/>
+      <w:bookmarkEnd w:id="44"/>
     </w:p>
     <w:tbl>
       <w:tblPr>
@@ -11372,7 +12645,7 @@
       <w:pPr>
         <w:pStyle w:val="ac"/>
       </w:pPr>
-      <w:bookmarkStart w:id="52" w:name="_Toc141358491"/>
+      <w:bookmarkStart w:id="45" w:name="_Toc141358491"/>
       <w:r>
         <w:t xml:space="preserve">Table </w:t>
       </w:r>
@@ -11398,13 +12671,13 @@
       <w:r>
         <w:t xml:space="preserve"> Memory Requirements Table</w:t>
       </w:r>
-      <w:bookmarkEnd w:id="52"/>
+      <w:bookmarkEnd w:id="45"/>
     </w:p>
     <w:p>
       <w:pPr>
         <w:pStyle w:val="11"/>
       </w:pPr>
-      <w:bookmarkStart w:id="53" w:name="_Toc141358464"/>
+      <w:bookmarkStart w:id="46" w:name="_Toc141358464"/>
       <w:r>
         <w:rPr>
           <w:rFonts w:hint="eastAsia"/>
@@ -11421,13 +12694,13 @@
         </w:rPr>
         <w:t>Information</w:t>
       </w:r>
-      <w:bookmarkEnd w:id="53"/>
+      <w:bookmarkEnd w:id="46"/>
     </w:p>
     <w:p>
       <w:pPr>
         <w:pStyle w:val="20"/>
       </w:pPr>
-      <w:bookmarkStart w:id="54" w:name="_Toc141358465"/>
+      <w:bookmarkStart w:id="47" w:name="_Toc141358465"/>
       <w:r>
         <w:rPr>
           <w:rFonts w:hint="eastAsia"/>
@@ -11437,7 +12710,7 @@
       <w:r>
         <w:t>ower</w:t>
       </w:r>
-      <w:bookmarkEnd w:id="54"/>
+      <w:bookmarkEnd w:id="47"/>
     </w:p>
     <w:p>
       <w:pPr>
@@ -11638,7 +12911,7 @@
       <w:pPr>
         <w:pStyle w:val="ac"/>
       </w:pPr>
-      <w:bookmarkStart w:id="55" w:name="_Toc141358492"/>
+      <w:bookmarkStart w:id="48" w:name="_Toc141358492"/>
       <w:r>
         <w:t xml:space="preserve">Table </w:t>
       </w:r>
@@ -11664,7 +12937,7 @@
       <w:r>
         <w:t xml:space="preserve"> Power State Table</w:t>
       </w:r>
-      <w:bookmarkEnd w:id="55"/>
+      <w:bookmarkEnd w:id="48"/>
     </w:p>
     <w:p/>
     <w:tbl>
@@ -11836,7 +13109,7 @@
       <w:pPr>
         <w:pStyle w:val="ac"/>
       </w:pPr>
-      <w:bookmarkStart w:id="56" w:name="_Toc141358493"/>
+      <w:bookmarkStart w:id="49" w:name="_Toc141358493"/>
       <w:r>
         <w:t xml:space="preserve">Table </w:t>
       </w:r>
@@ -11862,21 +13135,21 @@
       <w:r>
         <w:t xml:space="preserve"> Power Consumption Table</w:t>
       </w:r>
-      <w:bookmarkEnd w:id="56"/>
+      <w:bookmarkEnd w:id="49"/>
     </w:p>
     <w:p/>
     <w:p>
       <w:pPr>
         <w:pStyle w:val="20"/>
       </w:pPr>
-      <w:bookmarkStart w:id="57" w:name="_Toc141358466"/>
+      <w:bookmarkStart w:id="50" w:name="_Toc141358466"/>
       <w:r>
         <w:rPr>
           <w:rFonts w:hint="eastAsia"/>
         </w:rPr>
         <w:t>Performance</w:t>
       </w:r>
-      <w:bookmarkEnd w:id="57"/>
+      <w:bookmarkEnd w:id="50"/>
     </w:p>
     <w:p>
       <w:pPr>
@@ -12128,14 +13401,14 @@
       <w:pPr>
         <w:pStyle w:val="20"/>
       </w:pPr>
-      <w:bookmarkStart w:id="58" w:name="_Toc141358467"/>
+      <w:bookmarkStart w:id="51" w:name="_Toc141358467"/>
       <w:r>
         <w:rPr>
           <w:rFonts w:hint="eastAsia"/>
         </w:rPr>
         <w:t>Area</w:t>
       </w:r>
-      <w:bookmarkEnd w:id="58"/>
+      <w:bookmarkEnd w:id="51"/>
     </w:p>
     <w:p>
       <w:r>
@@ -12312,7 +13585,7 @@
       <w:pPr>
         <w:pStyle w:val="ac"/>
       </w:pPr>
-      <w:bookmarkStart w:id="59" w:name="_Toc141358494"/>
+      <w:bookmarkStart w:id="52" w:name="_Toc141358494"/>
       <w:r>
         <w:t xml:space="preserve">Table </w:t>
       </w:r>
@@ -12338,7 +13611,7 @@
       <w:r>
         <w:t xml:space="preserve"> Area Information</w:t>
       </w:r>
-      <w:bookmarkEnd w:id="59"/>
+      <w:bookmarkEnd w:id="52"/>
     </w:p>
     <w:p/>
     <w:p/>
@@ -12455,7 +13728,7 @@
       <w:pPr>
         <w:pStyle w:val="ac"/>
       </w:pPr>
-      <w:bookmarkStart w:id="60" w:name="_Toc141358495"/>
+      <w:bookmarkStart w:id="53" w:name="_Toc141358495"/>
       <w:r>
         <w:t xml:space="preserve">Table </w:t>
       </w:r>
@@ -12481,13 +13754,13 @@
       <w:r>
         <w:t xml:space="preserve"> VT Cell Number</w:t>
       </w:r>
-      <w:bookmarkEnd w:id="60"/>
+      <w:bookmarkEnd w:id="53"/>
     </w:p>
     <w:p>
       <w:pPr>
         <w:pStyle w:val="11"/>
       </w:pPr>
-      <w:bookmarkStart w:id="61" w:name="_Toc141358468"/>
+      <w:bookmarkStart w:id="54" w:name="_Toc141358468"/>
       <w:r>
         <w:rPr>
           <w:rFonts w:hint="eastAsia"/>
@@ -12507,7 +13780,7 @@
       <w:r>
         <w:t>onstraints</w:t>
       </w:r>
-      <w:bookmarkEnd w:id="61"/>
+      <w:bookmarkEnd w:id="54"/>
     </w:p>
     <w:p>
       <w:pPr>
@@ -12639,7 +13912,7 @@
       <w:pPr>
         <w:pStyle w:val="11"/>
       </w:pPr>
-      <w:bookmarkStart w:id="62" w:name="_Toc141358469"/>
+      <w:bookmarkStart w:id="55" w:name="_Toc141358469"/>
       <w:r>
         <w:rPr>
           <w:rFonts w:hint="eastAsia"/>
@@ -12650,7 +13923,7 @@
       <w:r>
         <w:t xml:space="preserve"> &amp; R Guidelines</w:t>
       </w:r>
-      <w:bookmarkEnd w:id="62"/>
+      <w:bookmarkEnd w:id="55"/>
     </w:p>
     <w:p>
       <w:pPr>
@@ -12673,7 +13946,7 @@
       <w:pPr>
         <w:pStyle w:val="11"/>
       </w:pPr>
-      <w:bookmarkStart w:id="63" w:name="_Toc141358470"/>
+      <w:bookmarkStart w:id="56" w:name="_Toc141358470"/>
       <w:r>
         <w:rPr>
           <w:rFonts w:hint="eastAsia"/>
@@ -12684,7 +13957,7 @@
       <w:r>
         <w:t>erification</w:t>
       </w:r>
-      <w:bookmarkEnd w:id="63"/>
+      <w:bookmarkEnd w:id="56"/>
     </w:p>
     <w:p>
       <w:pPr>
@@ -12707,7 +13980,7 @@
       <w:pPr>
         <w:pStyle w:val="11"/>
       </w:pPr>
-      <w:bookmarkStart w:id="64" w:name="_Toc141358471"/>
+      <w:bookmarkStart w:id="57" w:name="_Toc141358471"/>
       <w:r>
         <w:rPr>
           <w:rFonts w:hint="eastAsia"/>
@@ -12718,7 +13991,7 @@
       <w:r>
         <w:t>ppendix</w:t>
       </w:r>
-      <w:bookmarkEnd w:id="64"/>
+      <w:bookmarkEnd w:id="57"/>
     </w:p>
     <w:p/>
     <w:sectPr>
@@ -15456,7 +16729,7 @@
   <w:style w:type="paragraph" w:default="1" w:styleId="a">
     <w:name w:val="Normal"/>
     <w:qFormat/>
-    <w:rsid w:val="00D11A02"/>
+    <w:rsid w:val="00B36ADF"/>
     <w:pPr>
       <w:widowControl w:val="0"/>
       <w:jc w:val="both"/>

--- a/axi_mem_controller/Project_GR001_IP_AXI_SRAMC_HDD.docx
+++ b/axi_mem_controller/Project_GR001_IP_AXI_SRAMC_HDD.docx
@@ -7299,13 +7299,13 @@
     <w:p>
       <w:pPr>
         <w:rPr>
-          <w:rFonts w:eastAsiaTheme="minorEastAsia" w:hint="eastAsia"/>
-        </w:rPr>
-      </w:pPr>
-      <w:r>
-        <w:rPr>
           <w:rFonts w:eastAsiaTheme="minorEastAsia"/>
         </w:rPr>
+      </w:pPr>
+      <w:r>
+        <w:rPr>
+          <w:rFonts w:eastAsiaTheme="minorEastAsia"/>
+        </w:rPr>
         <w:t>AXI_SRAMC</w:t>
       </w:r>
       <w:r>
@@ -7429,16 +7429,10 @@
         <w:t>And then, it</w:t>
       </w:r>
       <w:r>
-        <w:t xml:space="preserve"> is sent to the downstream memory wrapper.</w:t>
-      </w:r>
-      <w:r>
-        <w:t xml:space="preserve"> </w:t>
-      </w:r>
-      <w:r>
-        <w:t>In order to complete data error correction and improve robustness, an ECC module is used to encode written</w:t>
-      </w:r>
-      <w:r>
-        <w:t xml:space="preserve"> </w:t>
+        <w:t xml:space="preserve"> is sent to the downstream memory wrapper. </w:t>
+      </w:r>
+      <w:r>
+        <w:t xml:space="preserve">In order to complete data error correction and improve robustness, an ECC module is used to encode written </w:t>
       </w:r>
       <w:r>
         <w:t xml:space="preserve">data </w:t>
@@ -9983,67 +9977,35 @@
       <w:pPr>
         <w:pStyle w:val="ac"/>
       </w:pPr>
-      <w:bookmarkStart w:id="24" w:name="_Ref142385091"/>
-      <w:bookmarkStart w:id="25" w:name="_Ref142385100"/>
+      <w:bookmarkStart w:id="24" w:name="_Ref142385100"/>
+      <w:bookmarkStart w:id="25" w:name="_Ref142385091"/>
       <w:r>
         <w:t xml:space="preserve">Figure </w:t>
       </w:r>
-      <w:r>
-        <w:fldChar w:fldCharType="begin"/>
-      </w:r>
-      <w:r>
-        <w:instrText xml:space="preserve"> STYLEREF 1 \s </w:instrText>
-      </w:r>
-      <w:r>
-        <w:fldChar w:fldCharType="separate"/>
-      </w:r>
-      <w:r>
-        <w:rPr>
-          <w:noProof/>
-        </w:rPr>
-        <w:t>4</w:t>
-      </w:r>
-      <w:r>
-        <w:rPr>
-          <w:noProof/>
-        </w:rPr>
-        <w:fldChar w:fldCharType="end"/>
-      </w:r>
+      <w:fldSimple w:instr=" STYLEREF 1 \s ">
+        <w:r>
+          <w:rPr>
+            <w:noProof/>
+          </w:rPr>
+          <w:t>4</w:t>
+        </w:r>
+      </w:fldSimple>
       <w:r>
         <w:noBreakHyphen/>
       </w:r>
-      <w:r>
-        <w:fldChar w:fldCharType="begin"/>
-      </w:r>
-      <w:r>
-        <w:instrText xml:space="preserve"> SEQ Figure \* ARABIC \s 1 </w:instrText>
-      </w:r>
-      <w:r>
-        <w:fldChar w:fldCharType="separate"/>
-      </w:r>
-      <w:r>
-        <w:rPr>
-          <w:noProof/>
-        </w:rPr>
-        <w:t>1</w:t>
-      </w:r>
-      <w:r>
-        <w:rPr>
-          <w:noProof/>
-        </w:rPr>
-        <w:fldChar w:fldCharType="end"/>
+      <w:fldSimple w:instr=" SEQ Figure \* ARABIC \s 1 ">
+        <w:r>
+          <w:rPr>
+            <w:noProof/>
+          </w:rPr>
+          <w:t>1</w:t>
+        </w:r>
+      </w:fldSimple>
+      <w:bookmarkEnd w:id="24"/>
+      <w:r>
+        <w:t xml:space="preserve"> Read Handler Diagram</w:t>
       </w:r>
       <w:bookmarkEnd w:id="25"/>
-      <w:r>
-        <w:t xml:space="preserve"> </w:t>
-      </w:r>
-      <w:r>
-        <w:t>Read Handler</w:t>
-      </w:r>
-      <w:r>
-        <w:t xml:space="preserve"> Diagram</w:t>
-      </w:r>
-      <w:bookmarkEnd w:id="24"/>
     </w:p>
     <w:p>
       <w:pPr>
@@ -10275,7 +10237,7 @@
           <w:p>
             <w:pPr>
               <w:rPr>
-                <w:rFonts w:eastAsiaTheme="minorEastAsia" w:hint="eastAsia"/>
+                <w:rFonts w:eastAsiaTheme="minorEastAsia"/>
               </w:rPr>
             </w:pPr>
             <w:r>
@@ -10291,7 +10253,7 @@
           <w:p>
             <w:pPr>
               <w:rPr>
-                <w:rFonts w:eastAsiaTheme="minorEastAsia" w:hint="eastAsia"/>
+                <w:rFonts w:eastAsiaTheme="minorEastAsia"/>
               </w:rPr>
             </w:pPr>
             <w:r>
@@ -10338,7 +10300,7 @@
           <w:p>
             <w:pPr>
               <w:rPr>
-                <w:rFonts w:eastAsiaTheme="minorEastAsia" w:hint="eastAsia"/>
+                <w:rFonts w:eastAsiaTheme="minorEastAsia"/>
               </w:rPr>
             </w:pPr>
             <w:r>
@@ -10382,7 +10344,7 @@
           <w:p>
             <w:pPr>
               <w:rPr>
-                <w:rFonts w:eastAsiaTheme="minorEastAsia" w:hint="eastAsia"/>
+                <w:rFonts w:eastAsiaTheme="minorEastAsia"/>
               </w:rPr>
             </w:pPr>
             <w:r>
@@ -10438,7 +10400,7 @@
           <w:p>
             <w:pPr>
               <w:rPr>
-                <w:rFonts w:eastAsiaTheme="minorEastAsia" w:hint="eastAsia"/>
+                <w:rFonts w:eastAsiaTheme="minorEastAsia"/>
               </w:rPr>
             </w:pPr>
             <w:r>
@@ -10475,7 +10437,7 @@
           <w:p>
             <w:pPr>
               <w:rPr>
-                <w:rFonts w:eastAsiaTheme="minorEastAsia" w:hint="eastAsia"/>
+                <w:rFonts w:eastAsiaTheme="minorEastAsia"/>
               </w:rPr>
             </w:pPr>
             <w:r>
@@ -10543,7 +10505,7 @@
           <w:p>
             <w:pPr>
               <w:rPr>
-                <w:rFonts w:eastAsiaTheme="minorEastAsia" w:hint="eastAsia"/>
+                <w:rFonts w:eastAsiaTheme="minorEastAsia"/>
               </w:rPr>
             </w:pPr>
           </w:p>
@@ -10574,7 +10536,7 @@
           <w:p>
             <w:pPr>
               <w:rPr>
-                <w:rFonts w:eastAsiaTheme="minorEastAsia" w:hint="eastAsia"/>
+                <w:rFonts w:eastAsiaTheme="minorEastAsia"/>
               </w:rPr>
             </w:pPr>
             <w:r>
@@ -10617,7 +10579,7 @@
           <w:p>
             <w:pPr>
               <w:rPr>
-                <w:rFonts w:eastAsiaTheme="minorEastAsia" w:hint="eastAsia"/>
+                <w:rFonts w:eastAsiaTheme="minorEastAsia"/>
               </w:rPr>
             </w:pPr>
           </w:p>
@@ -10648,7 +10610,7 @@
           <w:p>
             <w:pPr>
               <w:rPr>
-                <w:rFonts w:eastAsiaTheme="minorEastAsia" w:hint="eastAsia"/>
+                <w:rFonts w:eastAsiaTheme="minorEastAsia"/>
               </w:rPr>
             </w:pPr>
             <w:r>
@@ -10666,7 +10628,7 @@
           <w:p>
             <w:pPr>
               <w:rPr>
-                <w:rFonts w:eastAsiaTheme="minorEastAsia" w:hint="eastAsia"/>
+                <w:rFonts w:eastAsiaTheme="minorEastAsia"/>
               </w:rPr>
             </w:pPr>
             <w:r>
@@ -10703,7 +10665,7 @@
           <w:p>
             <w:pPr>
               <w:rPr>
-                <w:rFonts w:eastAsiaTheme="minorEastAsia" w:hint="eastAsia"/>
+                <w:rFonts w:eastAsiaTheme="minorEastAsia"/>
               </w:rPr>
             </w:pPr>
           </w:p>
@@ -10734,7 +10696,7 @@
           <w:p>
             <w:pPr>
               <w:rPr>
-                <w:rFonts w:eastAsiaTheme="minorEastAsia" w:hint="eastAsia"/>
+                <w:rFonts w:eastAsiaTheme="minorEastAsia"/>
               </w:rPr>
             </w:pPr>
             <w:r>
@@ -10752,7 +10714,7 @@
           <w:p>
             <w:pPr>
               <w:rPr>
-                <w:rFonts w:eastAsiaTheme="minorEastAsia" w:hint="eastAsia"/>
+                <w:rFonts w:eastAsiaTheme="minorEastAsia"/>
               </w:rPr>
             </w:pPr>
             <w:r>
@@ -10783,7 +10745,7 @@
           <w:p>
             <w:pPr>
               <w:rPr>
-                <w:rFonts w:eastAsiaTheme="minorEastAsia" w:hint="eastAsia"/>
+                <w:rFonts w:eastAsiaTheme="minorEastAsia"/>
               </w:rPr>
             </w:pPr>
           </w:p>
@@ -10814,7 +10776,7 @@
           <w:p>
             <w:pPr>
               <w:rPr>
-                <w:rFonts w:eastAsiaTheme="minorEastAsia" w:hint="eastAsia"/>
+                <w:rFonts w:eastAsiaTheme="minorEastAsia"/>
               </w:rPr>
             </w:pPr>
             <w:r>
@@ -10851,7 +10813,7 @@
           <w:p>
             <w:pPr>
               <w:rPr>
-                <w:rFonts w:eastAsiaTheme="minorEastAsia" w:hint="eastAsia"/>
+                <w:rFonts w:eastAsiaTheme="minorEastAsia"/>
               </w:rPr>
             </w:pPr>
           </w:p>
@@ -10882,7 +10844,7 @@
           <w:p>
             <w:pPr>
               <w:rPr>
-                <w:rFonts w:eastAsiaTheme="minorEastAsia" w:hint="eastAsia"/>
+                <w:rFonts w:eastAsiaTheme="minorEastAsia"/>
               </w:rPr>
             </w:pPr>
           </w:p>
@@ -10917,7 +10879,7 @@
           <w:p>
             <w:pPr>
               <w:rPr>
-                <w:rFonts w:eastAsiaTheme="minorEastAsia" w:hint="eastAsia"/>
+                <w:rFonts w:eastAsiaTheme="minorEastAsia"/>
               </w:rPr>
             </w:pPr>
             <w:r>
@@ -11126,71 +11088,39 @@
     <w:p>
       <w:pPr>
         <w:pStyle w:val="ac"/>
-        <w:rPr>
-          <w:rFonts w:hint="eastAsia"/>
-        </w:rPr>
-      </w:pPr>
-      <w:bookmarkStart w:id="26" w:name="_Ref142387540"/>
-      <w:bookmarkStart w:id="27" w:name="_Ref142387546"/>
+      </w:pPr>
+      <w:bookmarkStart w:id="26" w:name="_Ref142387546"/>
+      <w:bookmarkStart w:id="27" w:name="_Ref142387540"/>
       <w:r>
         <w:t xml:space="preserve">Table </w:t>
       </w:r>
-      <w:r>
-        <w:fldChar w:fldCharType="begin"/>
-      </w:r>
-      <w:r>
-        <w:instrText xml:space="preserve"> STYLEREF 1 \s </w:instrText>
-      </w:r>
-      <w:r>
-        <w:fldChar w:fldCharType="separate"/>
-      </w:r>
-      <w:r>
-        <w:rPr>
-          <w:noProof/>
-        </w:rPr>
-        <w:t>4</w:t>
-      </w:r>
-      <w:r>
-        <w:rPr>
-          <w:noProof/>
-        </w:rPr>
-        <w:fldChar w:fldCharType="end"/>
-      </w:r>
+      <w:fldSimple w:instr=" STYLEREF 1 \s ">
+        <w:r>
+          <w:rPr>
+            <w:noProof/>
+          </w:rPr>
+          <w:t>4</w:t>
+        </w:r>
+      </w:fldSimple>
       <w:r>
         <w:noBreakHyphen/>
       </w:r>
-      <w:r>
-        <w:fldChar w:fldCharType="begin"/>
-      </w:r>
-      <w:r>
-        <w:instrText xml:space="preserve"> SEQ Table \* ARABIC \s 1 </w:instrText>
-      </w:r>
-      <w:r>
-        <w:fldChar w:fldCharType="separate"/>
-      </w:r>
-      <w:r>
-        <w:rPr>
-          <w:noProof/>
-        </w:rPr>
-        <w:t>1</w:t>
-      </w:r>
-      <w:r>
-        <w:rPr>
-          <w:noProof/>
-        </w:rPr>
-        <w:fldChar w:fldCharType="end"/>
+      <w:fldSimple w:instr=" SEQ Table \* ARABIC \s 1 ">
+        <w:r>
+          <w:rPr>
+            <w:noProof/>
+          </w:rPr>
+          <w:t>1</w:t>
+        </w:r>
+      </w:fldSimple>
+      <w:bookmarkEnd w:id="26"/>
+      <w:r>
+        <w:t xml:space="preserve"> Request/Response Format of </w:t>
+      </w:r>
+      <w:r>
+        <w:t>Arbiter/Decoder</w:t>
       </w:r>
       <w:bookmarkEnd w:id="27"/>
-      <w:r>
-        <w:t xml:space="preserve"> </w:t>
-      </w:r>
-      <w:r>
-        <w:t xml:space="preserve">Request/Response Format of </w:t>
-      </w:r>
-      <w:r>
-        <w:t>Arbiter/Decoder</w:t>
-      </w:r>
-      <w:bookmarkEnd w:id="26"/>
     </w:p>
     <w:p>
       <w:pPr>
@@ -11247,62 +11177,33 @@
       <w:r>
         <w:t xml:space="preserve">Figure </w:t>
       </w:r>
-      <w:r>
-        <w:fldChar w:fldCharType="begin"/>
-      </w:r>
-      <w:r>
-        <w:instrText xml:space="preserve"> STYLEREF 1 \s </w:instrText>
-      </w:r>
-      <w:r>
-        <w:fldChar w:fldCharType="separate"/>
-      </w:r>
-      <w:r>
-        <w:rPr>
-          <w:noProof/>
-        </w:rPr>
-        <w:t>4</w:t>
-      </w:r>
-      <w:r>
-        <w:rPr>
-          <w:noProof/>
-        </w:rPr>
-        <w:fldChar w:fldCharType="end"/>
-      </w:r>
+      <w:fldSimple w:instr=" STYLEREF 1 \s ">
+        <w:r>
+          <w:rPr>
+            <w:noProof/>
+          </w:rPr>
+          <w:t>4</w:t>
+        </w:r>
+      </w:fldSimple>
       <w:r>
         <w:noBreakHyphen/>
       </w:r>
-      <w:r>
-        <w:fldChar w:fldCharType="begin"/>
-      </w:r>
-      <w:r>
-        <w:instrText xml:space="preserve"> SEQ Figure \* ARABIC \s 1 </w:instrText>
-      </w:r>
-      <w:r>
-        <w:fldChar w:fldCharType="separate"/>
-      </w:r>
-      <w:r>
-        <w:rPr>
-          <w:noProof/>
-        </w:rPr>
-        <w:t>3</w:t>
-      </w:r>
-      <w:r>
-        <w:rPr>
-          <w:noProof/>
-        </w:rPr>
-        <w:fldChar w:fldCharType="end"/>
-      </w:r>
-      <w:r>
-        <w:t xml:space="preserve"> Write</w:t>
-      </w:r>
-      <w:r>
-        <w:t xml:space="preserve"> Handler Diagram</w:t>
-      </w:r>
-    </w:p>
-    <w:p>
-      <w:pPr>
-        <w:rPr>
-          <w:rFonts w:eastAsiaTheme="minorEastAsia" w:hint="eastAsia"/>
+      <w:fldSimple w:instr=" SEQ Figure \* ARABIC \s 1 ">
+        <w:r>
+          <w:rPr>
+            <w:noProof/>
+          </w:rPr>
+          <w:t>3</w:t>
+        </w:r>
+      </w:fldSimple>
+      <w:r>
+        <w:t xml:space="preserve"> Write Handler Diagram</w:t>
+      </w:r>
+    </w:p>
+    <w:p>
+      <w:pPr>
+        <w:rPr>
+          <w:rFonts w:eastAsiaTheme="minorEastAsia"/>
         </w:rPr>
       </w:pPr>
     </w:p>
@@ -11487,7 +11388,7 @@
     <w:p>
       <w:pPr>
         <w:rPr>
-          <w:rFonts w:eastAsiaTheme="minorEastAsia" w:hint="eastAsia"/>
+          <w:rFonts w:eastAsiaTheme="minorEastAsia"/>
         </w:rPr>
       </w:pPr>
     </w:p>

--- a/axi_mem_controller/Project_GR001_IP_AXI_SRAMC_HDD.docx
+++ b/axi_mem_controller/Project_GR001_IP_AXI_SRAMC_HDD.docx
@@ -7235,6 +7235,7 @@
         <w:pStyle w:val="ac"/>
       </w:pPr>
       <w:bookmarkStart w:id="8" w:name="_Toc141358507"/>
+      <w:bookmarkStart w:id="9" w:name="_Ref142408256"/>
       <w:r>
         <w:t xml:space="preserve">Figure </w:t>
       </w:r>
@@ -7257,6 +7258,7 @@
           <w:t>1</w:t>
         </w:r>
       </w:fldSimple>
+      <w:bookmarkEnd w:id="9"/>
       <w:r>
         <w:t xml:space="preserve"> </w:t>
       </w:r>
@@ -7278,7 +7280,7 @@
       <w:pPr>
         <w:pStyle w:val="20"/>
       </w:pPr>
-      <w:bookmarkStart w:id="9" w:name="_Toc141358438"/>
+      <w:bookmarkStart w:id="10" w:name="_Toc141358438"/>
       <w:r>
         <w:rPr>
           <w:rFonts w:hint="eastAsia"/>
@@ -7294,7 +7296,7 @@
         </w:rPr>
         <w:t>Description</w:t>
       </w:r>
-      <w:bookmarkEnd w:id="9"/>
+      <w:bookmarkEnd w:id="10"/>
     </w:p>
     <w:p>
       <w:pPr>
@@ -7535,7 +7537,7 @@
       <w:pPr>
         <w:pStyle w:val="20"/>
       </w:pPr>
-      <w:bookmarkStart w:id="10" w:name="_Toc141358439"/>
+      <w:bookmarkStart w:id="11" w:name="_Toc141358439"/>
       <w:r>
         <w:rPr>
           <w:rFonts w:hint="eastAsia"/>
@@ -7546,7 +7548,7 @@
       <w:r>
         <w:t>igh Level Timing Diagram</w:t>
       </w:r>
-      <w:bookmarkEnd w:id="10"/>
+      <w:bookmarkEnd w:id="11"/>
     </w:p>
     <w:p>
       <w:pPr>
@@ -7608,7 +7610,7 @@
       <w:pPr>
         <w:pStyle w:val="ac"/>
       </w:pPr>
-      <w:bookmarkStart w:id="11" w:name="_Toc141358508"/>
+      <w:bookmarkStart w:id="12" w:name="_Toc141358508"/>
       <w:r>
         <w:t xml:space="preserve">Figure </w:t>
       </w:r>
@@ -7667,13 +7669,13 @@
         </w:rPr>
         <w:t>Diagram</w:t>
       </w:r>
-      <w:bookmarkEnd w:id="11"/>
+      <w:bookmarkEnd w:id="12"/>
     </w:p>
     <w:p>
       <w:pPr>
         <w:pStyle w:val="20"/>
       </w:pPr>
-      <w:bookmarkStart w:id="12" w:name="_Toc141358440"/>
+      <w:bookmarkStart w:id="13" w:name="_Toc141358440"/>
       <w:r>
         <w:rPr>
           <w:rFonts w:hint="eastAsia"/>
@@ -7683,7 +7685,7 @@
       <w:r>
         <w:t>lock and Reset</w:t>
       </w:r>
-      <w:bookmarkEnd w:id="12"/>
+      <w:bookmarkEnd w:id="13"/>
     </w:p>
     <w:p>
       <w:pPr>
@@ -7706,7 +7708,7 @@
       <w:pPr>
         <w:pStyle w:val="30"/>
       </w:pPr>
-      <w:bookmarkStart w:id="13" w:name="_Toc141358441"/>
+      <w:bookmarkStart w:id="14" w:name="_Toc141358441"/>
       <w:r>
         <w:rPr>
           <w:rFonts w:hint="eastAsia"/>
@@ -7716,7 +7718,7 @@
       <w:r>
         <w:t>lock</w:t>
       </w:r>
-      <w:bookmarkEnd w:id="13"/>
+      <w:bookmarkEnd w:id="14"/>
     </w:p>
     <w:tbl>
       <w:tblPr>
@@ -8201,7 +8203,7 @@
       <w:pPr>
         <w:pStyle w:val="ac"/>
       </w:pPr>
-      <w:bookmarkStart w:id="14" w:name="_Toc141358484"/>
+      <w:bookmarkStart w:id="15" w:name="_Toc141358484"/>
       <w:r>
         <w:t xml:space="preserve">Table </w:t>
       </w:r>
@@ -8227,13 +8229,13 @@
       <w:r>
         <w:t xml:space="preserve"> Clock Requirements</w:t>
       </w:r>
-      <w:bookmarkEnd w:id="14"/>
+      <w:bookmarkEnd w:id="15"/>
     </w:p>
     <w:p>
       <w:pPr>
         <w:pStyle w:val="30"/>
       </w:pPr>
-      <w:bookmarkStart w:id="15" w:name="_Toc141358442"/>
+      <w:bookmarkStart w:id="16" w:name="_Toc141358442"/>
       <w:r>
         <w:rPr>
           <w:rFonts w:hint="eastAsia"/>
@@ -8243,7 +8245,7 @@
       <w:r>
         <w:t>eset</w:t>
       </w:r>
-      <w:bookmarkEnd w:id="15"/>
+      <w:bookmarkEnd w:id="16"/>
     </w:p>
     <w:tbl>
       <w:tblPr>
@@ -8474,7 +8476,7 @@
       <w:pPr>
         <w:pStyle w:val="ac"/>
       </w:pPr>
-      <w:bookmarkStart w:id="16" w:name="_Toc141358485"/>
+      <w:bookmarkStart w:id="17" w:name="_Toc141358485"/>
       <w:r>
         <w:t xml:space="preserve">Table </w:t>
       </w:r>
@@ -8500,13 +8502,13 @@
       <w:r>
         <w:t xml:space="preserve"> Reset Requirements</w:t>
       </w:r>
-      <w:bookmarkEnd w:id="16"/>
+      <w:bookmarkEnd w:id="17"/>
     </w:p>
     <w:p>
       <w:pPr>
         <w:pStyle w:val="20"/>
       </w:pPr>
-      <w:bookmarkStart w:id="17" w:name="_Toc141358443"/>
+      <w:bookmarkStart w:id="18" w:name="_Toc141358443"/>
       <w:r>
         <w:rPr>
           <w:rFonts w:hint="eastAsia"/>
@@ -8516,7 +8518,7 @@
       <w:r>
         <w:t>/O Interfaces</w:t>
       </w:r>
-      <w:bookmarkEnd w:id="17"/>
+      <w:bookmarkEnd w:id="18"/>
     </w:p>
     <w:p>
       <w:pPr>
@@ -9410,7 +9412,7 @@
       <w:pPr>
         <w:pStyle w:val="ac"/>
       </w:pPr>
-      <w:bookmarkStart w:id="18" w:name="_Toc141358486"/>
+      <w:bookmarkStart w:id="19" w:name="_Toc141358486"/>
       <w:r>
         <w:t xml:space="preserve">Table </w:t>
       </w:r>
@@ -9436,13 +9438,13 @@
       <w:r>
         <w:t xml:space="preserve"> I/O Interfaces</w:t>
       </w:r>
-      <w:bookmarkEnd w:id="18"/>
+      <w:bookmarkEnd w:id="19"/>
     </w:p>
     <w:p>
       <w:pPr>
         <w:pStyle w:val="20"/>
       </w:pPr>
-      <w:bookmarkStart w:id="19" w:name="_Toc141358444"/>
+      <w:bookmarkStart w:id="20" w:name="_Toc141358444"/>
       <w:r>
         <w:rPr>
           <w:rFonts w:hint="eastAsia"/>
@@ -9452,7 +9454,7 @@
       <w:r>
         <w:t>rupt</w:t>
       </w:r>
-      <w:bookmarkEnd w:id="19"/>
+      <w:bookmarkEnd w:id="20"/>
     </w:p>
     <w:p>
       <w:pPr>
@@ -9687,7 +9689,7 @@
       <w:pPr>
         <w:pStyle w:val="ac"/>
       </w:pPr>
-      <w:bookmarkStart w:id="20" w:name="_Toc141358487"/>
+      <w:bookmarkStart w:id="21" w:name="_Toc141358487"/>
       <w:r>
         <w:t xml:space="preserve">Table </w:t>
       </w:r>
@@ -9713,13 +9715,13 @@
       <w:r>
         <w:t xml:space="preserve"> Interrupt Table</w:t>
       </w:r>
-      <w:bookmarkEnd w:id="20"/>
+      <w:bookmarkEnd w:id="21"/>
     </w:p>
     <w:p>
       <w:pPr>
         <w:pStyle w:val="20"/>
       </w:pPr>
-      <w:bookmarkStart w:id="21" w:name="_Toc141358445"/>
+      <w:bookmarkStart w:id="22" w:name="_Toc141358445"/>
       <w:r>
         <w:rPr>
           <w:rFonts w:hint="eastAsia"/>
@@ -9729,7 +9731,7 @@
       <w:r>
         <w:t>ddress Mapping</w:t>
       </w:r>
-      <w:bookmarkEnd w:id="21"/>
+      <w:bookmarkEnd w:id="22"/>
     </w:p>
     <w:tbl>
       <w:tblPr>
@@ -9846,7 +9848,7 @@
       <w:pPr>
         <w:pStyle w:val="ac"/>
       </w:pPr>
-      <w:bookmarkStart w:id="22" w:name="_Toc141358488"/>
+      <w:bookmarkStart w:id="23" w:name="_Toc141358488"/>
       <w:r>
         <w:t xml:space="preserve">Table </w:t>
       </w:r>
@@ -9872,13 +9874,13 @@
       <w:r>
         <w:t xml:space="preserve"> Address Mapping</w:t>
       </w:r>
-      <w:bookmarkEnd w:id="22"/>
+      <w:bookmarkEnd w:id="23"/>
     </w:p>
     <w:p>
       <w:pPr>
         <w:pStyle w:val="11"/>
       </w:pPr>
-      <w:bookmarkStart w:id="23" w:name="_Toc141358446"/>
+      <w:bookmarkStart w:id="24" w:name="_Toc141358446"/>
       <w:r>
         <w:rPr>
           <w:rFonts w:hint="eastAsia"/>
@@ -9889,7 +9891,7 @@
       <w:r>
         <w:t>lock Description</w:t>
       </w:r>
-      <w:bookmarkEnd w:id="23"/>
+      <w:bookmarkEnd w:id="24"/>
     </w:p>
     <w:p>
       <w:pPr>
@@ -9937,10 +9939,10 @@
           <w:noProof/>
         </w:rPr>
         <w:drawing>
-          <wp:inline distT="0" distB="0" distL="0" distR="0" wp14:anchorId="0CE7E84E" wp14:editId="60EB026B">
-            <wp:extent cx="3490623" cy="1977096"/>
-            <wp:effectExtent l="0" t="0" r="0" b="4445"/>
-            <wp:docPr id="1057858830" name="图片 1"/>
+          <wp:inline distT="0" distB="0" distL="0" distR="0" wp14:anchorId="5EA6A9F4" wp14:editId="711ECFC2">
+            <wp:extent cx="3997842" cy="2039085"/>
+            <wp:effectExtent l="0" t="0" r="3175" b="0"/>
+            <wp:docPr id="73291201" name="图片 1"/>
             <wp:cNvGraphicFramePr>
               <a:graphicFrameLocks xmlns:a="http://schemas.openxmlformats.org/drawingml/2006/main" noChangeAspect="1"/>
             </wp:cNvGraphicFramePr>
@@ -9948,7 +9950,7 @@
               <a:graphicData uri="http://schemas.openxmlformats.org/drawingml/2006/picture">
                 <pic:pic xmlns:pic="http://schemas.openxmlformats.org/drawingml/2006/picture">
                   <pic:nvPicPr>
-                    <pic:cNvPr id="1057858830" name=""/>
+                    <pic:cNvPr id="73291201" name=""/>
                     <pic:cNvPicPr/>
                   </pic:nvPicPr>
                   <pic:blipFill>
@@ -9960,7 +9962,7 @@
                   <pic:spPr>
                     <a:xfrm>
                       <a:off x="0" y="0"/>
-                      <a:ext cx="3506141" cy="1985886"/>
+                      <a:ext cx="4016096" cy="2048396"/>
                     </a:xfrm>
                     <a:prstGeom prst="rect">
                       <a:avLst/>
@@ -9977,8 +9979,8 @@
       <w:pPr>
         <w:pStyle w:val="ac"/>
       </w:pPr>
-      <w:bookmarkStart w:id="24" w:name="_Ref142385100"/>
-      <w:bookmarkStart w:id="25" w:name="_Ref142385091"/>
+      <w:bookmarkStart w:id="25" w:name="_Ref142385100"/>
+      <w:bookmarkStart w:id="26" w:name="_Ref142385091"/>
       <w:r>
         <w:t xml:space="preserve">Figure </w:t>
       </w:r>
@@ -10001,11 +10003,11 @@
           <w:t>1</w:t>
         </w:r>
       </w:fldSimple>
-      <w:bookmarkEnd w:id="24"/>
+      <w:bookmarkEnd w:id="25"/>
       <w:r>
         <w:t xml:space="preserve"> Read Handler Diagram</w:t>
       </w:r>
-      <w:bookmarkEnd w:id="25"/>
+      <w:bookmarkEnd w:id="26"/>
     </w:p>
     <w:p>
       <w:pPr>
@@ -10130,7 +10132,7 @@
         <w:rPr>
           <w:rFonts w:eastAsiaTheme="minorEastAsia"/>
         </w:rPr>
-        <w:t xml:space="preserve"> packet format of the downstream arb</w:t>
+        <w:t xml:space="preserve"> format of the downstream arb</w:t>
       </w:r>
       <w:r>
         <w:rPr>
@@ -10213,7 +10215,7 @@
     <w:tbl>
       <w:tblPr>
         <w:tblStyle w:val="ab"/>
-        <w:tblW w:w="0" w:type="auto"/>
+        <w:tblW w:w="9020" w:type="dxa"/>
         <w:jc w:val="center"/>
         <w:tblLook w:val="04A0" w:firstRow="1" w:lastRow="0" w:firstColumn="1" w:lastColumn="0" w:noHBand="0" w:noVBand="1"/>
       </w:tblPr>
@@ -10221,8 +10223,8 @@
         <w:gridCol w:w="1136"/>
         <w:gridCol w:w="1223"/>
         <w:gridCol w:w="917"/>
-        <w:gridCol w:w="1686"/>
-        <w:gridCol w:w="1932"/>
+        <w:gridCol w:w="1922"/>
+        <w:gridCol w:w="3822"/>
       </w:tblGrid>
       <w:tr>
         <w:trPr>
@@ -10247,7 +10249,7 @@
         </w:tc>
         <w:tc>
           <w:tcPr>
-            <w:tcW w:w="1686" w:type="dxa"/>
+            <w:tcW w:w="1922" w:type="dxa"/>
             <w:shd w:val="clear" w:color="auto" w:fill="00B050"/>
           </w:tcPr>
           <w:p>
@@ -10272,7 +10274,7 @@
         </w:tc>
         <w:tc>
           <w:tcPr>
-            <w:tcW w:w="1932" w:type="dxa"/>
+            <w:tcW w:w="3822" w:type="dxa"/>
             <w:shd w:val="clear" w:color="auto" w:fill="00B050"/>
           </w:tcPr>
           <w:p>
@@ -10313,7 +10315,19 @@
               <w:rPr>
                 <w:rFonts w:eastAsiaTheme="minorEastAsia"/>
               </w:rPr>
-              <w:t>rb req</w:t>
+              <w:t>rb</w:t>
+            </w:r>
+            <w:r>
+              <w:rPr>
+                <w:rFonts w:eastAsiaTheme="minorEastAsia"/>
+              </w:rPr>
+              <w:t>iter</w:t>
+            </w:r>
+            <w:r>
+              <w:rPr>
+                <w:rFonts w:eastAsiaTheme="minorEastAsia"/>
+              </w:rPr>
+              <w:t xml:space="preserve"> req</w:t>
             </w:r>
           </w:p>
         </w:tc>
@@ -10339,7 +10353,7 @@
         </w:tc>
         <w:tc>
           <w:tcPr>
-            <w:tcW w:w="1686" w:type="dxa"/>
+            <w:tcW w:w="1922" w:type="dxa"/>
           </w:tcPr>
           <w:p>
             <w:pPr>
@@ -10357,9 +10371,21 @@
         </w:tc>
         <w:tc>
           <w:tcPr>
-            <w:tcW w:w="1932" w:type="dxa"/>
-          </w:tcPr>
-          <w:p/>
+            <w:tcW w:w="3822" w:type="dxa"/>
+          </w:tcPr>
+          <w:p>
+            <w:pPr>
+              <w:rPr>
+                <w:rFonts w:eastAsiaTheme="minorEastAsia" w:hint="eastAsia"/>
+              </w:rPr>
+            </w:pPr>
+            <w:r>
+              <w:rPr>
+                <w:rFonts w:eastAsiaTheme="minorEastAsia"/>
+              </w:rPr>
+              <w:t>Valid signal</w:t>
+            </w:r>
+          </w:p>
         </w:tc>
       </w:tr>
       <w:tr>
@@ -10395,7 +10421,7 @@
         </w:tc>
         <w:tc>
           <w:tcPr>
-            <w:tcW w:w="1686" w:type="dxa"/>
+            <w:tcW w:w="1922" w:type="dxa"/>
           </w:tcPr>
           <w:p>
             <w:pPr>
@@ -10413,9 +10439,21 @@
         </w:tc>
         <w:tc>
           <w:tcPr>
-            <w:tcW w:w="1932" w:type="dxa"/>
-          </w:tcPr>
-          <w:p/>
+            <w:tcW w:w="3822" w:type="dxa"/>
+          </w:tcPr>
+          <w:p>
+            <w:pPr>
+              <w:rPr>
+                <w:rFonts w:eastAsiaTheme="minorEastAsia" w:hint="eastAsia"/>
+              </w:rPr>
+            </w:pPr>
+            <w:r>
+              <w:rPr>
+                <w:rFonts w:eastAsiaTheme="minorEastAsia"/>
+              </w:rPr>
+              <w:t>Ready signal</w:t>
+            </w:r>
+          </w:p>
         </w:tc>
       </w:tr>
       <w:tr>
@@ -10450,7 +10488,7 @@
               <w:rPr>
                 <w:rFonts w:eastAsiaTheme="minorEastAsia"/>
               </w:rPr>
-              <w:t>layload</w:t>
+              <w:t>ayload</w:t>
             </w:r>
           </w:p>
         </w:tc>
@@ -10475,15 +10513,45 @@
         </w:tc>
         <w:tc>
           <w:tcPr>
-            <w:tcW w:w="1686" w:type="dxa"/>
-          </w:tcPr>
-          <w:p/>
-        </w:tc>
-        <w:tc>
-          <w:tcPr>
-            <w:tcW w:w="1932" w:type="dxa"/>
-          </w:tcPr>
-          <w:p/>
+            <w:tcW w:w="1922" w:type="dxa"/>
+          </w:tcPr>
+          <w:p>
+            <w:pPr>
+              <w:rPr>
+                <w:rFonts w:eastAsiaTheme="minorEastAsia" w:hint="eastAsia"/>
+              </w:rPr>
+            </w:pPr>
+            <w:r>
+              <w:rPr>
+                <w:rFonts w:eastAsiaTheme="minorEastAsia"/>
+              </w:rPr>
+              <w:t>Configurable</w:t>
+            </w:r>
+          </w:p>
+        </w:tc>
+        <w:tc>
+          <w:tcPr>
+            <w:tcW w:w="3822" w:type="dxa"/>
+          </w:tcPr>
+          <w:p>
+            <w:pPr>
+              <w:rPr>
+                <w:rFonts w:eastAsiaTheme="minorEastAsia" w:hint="eastAsia"/>
+              </w:rPr>
+            </w:pPr>
+            <w:r>
+              <w:rPr>
+                <w:rFonts w:eastAsiaTheme="minorEastAsia" w:hint="eastAsia"/>
+              </w:rPr>
+              <w:t>A</w:t>
+            </w:r>
+            <w:r>
+              <w:rPr>
+                <w:rFonts w:eastAsiaTheme="minorEastAsia"/>
+              </w:rPr>
+              <w:t>XI id</w:t>
+            </w:r>
+          </w:p>
         </w:tc>
       </w:tr>
       <w:tr>
@@ -10531,7 +10599,7 @@
         </w:tc>
         <w:tc>
           <w:tcPr>
-            <w:tcW w:w="1686" w:type="dxa"/>
+            <w:tcW w:w="1922" w:type="dxa"/>
           </w:tcPr>
           <w:p>
             <w:pPr>
@@ -10555,9 +10623,27 @@
         </w:tc>
         <w:tc>
           <w:tcPr>
-            <w:tcW w:w="1932" w:type="dxa"/>
-          </w:tcPr>
-          <w:p/>
+            <w:tcW w:w="3822" w:type="dxa"/>
+          </w:tcPr>
+          <w:p>
+            <w:pPr>
+              <w:rPr>
+                <w:rFonts w:eastAsiaTheme="minorEastAsia" w:hint="eastAsia"/>
+              </w:rPr>
+            </w:pPr>
+            <w:r>
+              <w:rPr>
+                <w:rFonts w:eastAsiaTheme="minorEastAsia" w:hint="eastAsia"/>
+              </w:rPr>
+              <w:t>A</w:t>
+            </w:r>
+            <w:r>
+              <w:rPr>
+                <w:rFonts w:eastAsiaTheme="minorEastAsia"/>
+              </w:rPr>
+              <w:t>XI address</w:t>
+            </w:r>
+          </w:p>
         </w:tc>
       </w:tr>
       <w:tr>
@@ -10605,7 +10691,7 @@
         </w:tc>
         <w:tc>
           <w:tcPr>
-            <w:tcW w:w="1686" w:type="dxa"/>
+            <w:tcW w:w="1922" w:type="dxa"/>
           </w:tcPr>
           <w:p>
             <w:pPr>
@@ -10623,7 +10709,7 @@
         </w:tc>
         <w:tc>
           <w:tcPr>
-            <w:tcW w:w="1932" w:type="dxa"/>
+            <w:tcW w:w="3822" w:type="dxa"/>
           </w:tcPr>
           <w:p>
             <w:pPr>
@@ -10642,6 +10728,12 @@
                 <w:rFonts w:eastAsiaTheme="minorEastAsia" w:hint="eastAsia"/>
               </w:rPr>
               <w:t>transfer</w:t>
+            </w:r>
+            <w:r>
+              <w:rPr>
+                <w:rFonts w:eastAsiaTheme="minorEastAsia"/>
+              </w:rPr>
+              <w:t xml:space="preserve"> flag</w:t>
             </w:r>
           </w:p>
         </w:tc>
@@ -10691,7 +10783,7 @@
         </w:tc>
         <w:tc>
           <w:tcPr>
-            <w:tcW w:w="1686" w:type="dxa"/>
+            <w:tcW w:w="1922" w:type="dxa"/>
           </w:tcPr>
           <w:p>
             <w:pPr>
@@ -10709,7 +10801,7 @@
         </w:tc>
         <w:tc>
           <w:tcPr>
-            <w:tcW w:w="1932" w:type="dxa"/>
+            <w:tcW w:w="3822" w:type="dxa"/>
           </w:tcPr>
           <w:p>
             <w:pPr>
@@ -10721,7 +10813,19 @@
               <w:rPr>
                 <w:rFonts w:eastAsiaTheme="minorEastAsia"/>
               </w:rPr>
-              <w:t>Read or write transaction</w:t>
+              <w:t>0: r</w:t>
+            </w:r>
+            <w:r>
+              <w:rPr>
+                <w:rFonts w:eastAsiaTheme="minorEastAsia"/>
+              </w:rPr>
+              <w:t>ead</w:t>
+            </w:r>
+            <w:r>
+              <w:rPr>
+                <w:rFonts w:eastAsiaTheme="minorEastAsia"/>
+              </w:rPr>
+              <w:t>; 1: write</w:t>
             </w:r>
           </w:p>
         </w:tc>
@@ -10771,7 +10875,7 @@
         </w:tc>
         <w:tc>
           <w:tcPr>
-            <w:tcW w:w="1686" w:type="dxa"/>
+            <w:tcW w:w="1922" w:type="dxa"/>
           </w:tcPr>
           <w:p>
             <w:pPr>
@@ -10789,9 +10893,33 @@
         </w:tc>
         <w:tc>
           <w:tcPr>
-            <w:tcW w:w="1932" w:type="dxa"/>
-          </w:tcPr>
-          <w:p/>
+            <w:tcW w:w="3822" w:type="dxa"/>
+          </w:tcPr>
+          <w:p>
+            <w:pPr>
+              <w:rPr>
+                <w:rFonts w:eastAsiaTheme="minorEastAsia" w:hint="eastAsia"/>
+              </w:rPr>
+            </w:pPr>
+            <w:r>
+              <w:rPr>
+                <w:rFonts w:eastAsiaTheme="minorEastAsia"/>
+              </w:rPr>
+              <w:t>Read request of Write Handler</w:t>
+            </w:r>
+            <w:r>
+              <w:rPr>
+                <w:rFonts w:eastAsiaTheme="minorEastAsia"/>
+              </w:rPr>
+              <w:t xml:space="preserve">. </w:t>
+            </w:r>
+            <w:r>
+              <w:rPr>
+                <w:rFonts w:eastAsiaTheme="minorEastAsia"/>
+              </w:rPr>
+              <w:t>Reserved for AXI read transaction</w:t>
+            </w:r>
+          </w:p>
         </w:tc>
       </w:tr>
       <w:tr>
@@ -10839,7 +10967,7 @@
         </w:tc>
         <w:tc>
           <w:tcPr>
-            <w:tcW w:w="1686" w:type="dxa"/>
+            <w:tcW w:w="1922" w:type="dxa"/>
           </w:tcPr>
           <w:p>
             <w:pPr>
@@ -10847,13 +10975,31 @@
                 <w:rFonts w:eastAsiaTheme="minorEastAsia"/>
               </w:rPr>
             </w:pPr>
+            <w:r>
+              <w:rPr>
+                <w:rFonts w:eastAsiaTheme="minorEastAsia"/>
+              </w:rPr>
+              <w:t>Consistent with bus width</w:t>
+            </w:r>
           </w:p>
         </w:tc>
         <w:tc>
           <w:tcPr>
-            <w:tcW w:w="1932" w:type="dxa"/>
-          </w:tcPr>
-          <w:p/>
+            <w:tcW w:w="3822" w:type="dxa"/>
+          </w:tcPr>
+          <w:p>
+            <w:pPr>
+              <w:rPr>
+                <w:rFonts w:eastAsiaTheme="minorEastAsia" w:hint="eastAsia"/>
+              </w:rPr>
+            </w:pPr>
+            <w:r>
+              <w:rPr>
+                <w:rFonts w:eastAsiaTheme="minorEastAsia"/>
+              </w:rPr>
+              <w:t>Write data. Reserved for AXI read transaction</w:t>
+            </w:r>
+          </w:p>
         </w:tc>
       </w:tr>
       <w:tr>
@@ -10863,24 +11009,38 @@
         <w:tc>
           <w:tcPr>
             <w:tcW w:w="1136" w:type="dxa"/>
-          </w:tcPr>
-          <w:p/>
-        </w:tc>
-        <w:tc>
-          <w:tcPr>
-            <w:tcW w:w="1223" w:type="dxa"/>
-          </w:tcPr>
-          <w:p/>
-        </w:tc>
-        <w:tc>
-          <w:tcPr>
-            <w:tcW w:w="917" w:type="dxa"/>
+            <w:vMerge w:val="restart"/>
           </w:tcPr>
           <w:p>
             <w:pPr>
               <w:rPr>
+                <w:rFonts w:eastAsiaTheme="minorEastAsia" w:hint="eastAsia"/>
+              </w:rPr>
+            </w:pPr>
+            <w:r>
+              <w:rPr>
+                <w:rFonts w:eastAsiaTheme="minorEastAsia" w:hint="eastAsia"/>
+              </w:rPr>
+              <w:t>D</w:t>
+            </w:r>
+            <w:r>
+              <w:rPr>
                 <w:rFonts w:eastAsiaTheme="minorEastAsia"/>
               </w:rPr>
+              <w:t>ecoder rsp</w:t>
+            </w:r>
+          </w:p>
+        </w:tc>
+        <w:tc>
+          <w:tcPr>
+            <w:tcW w:w="2140" w:type="dxa"/>
+            <w:gridSpan w:val="2"/>
+          </w:tcPr>
+          <w:p>
+            <w:pPr>
+              <w:rPr>
+                <w:rFonts w:eastAsiaTheme="minorEastAsia"/>
+              </w:rPr>
             </w:pPr>
             <w:r>
               <w:rPr>
@@ -10898,15 +11058,34 @@
         </w:tc>
         <w:tc>
           <w:tcPr>
-            <w:tcW w:w="1686" w:type="dxa"/>
-          </w:tcPr>
-          <w:p/>
-        </w:tc>
-        <w:tc>
-          <w:tcPr>
-            <w:tcW w:w="1932" w:type="dxa"/>
-          </w:tcPr>
-          <w:p/>
+            <w:tcW w:w="1922" w:type="dxa"/>
+          </w:tcPr>
+          <w:p>
+            <w:pPr>
+              <w:rPr>
+                <w:rFonts w:eastAsiaTheme="minorEastAsia" w:hint="eastAsia"/>
+              </w:rPr>
+            </w:pPr>
+            <w:r>
+              <w:rPr>
+                <w:rFonts w:eastAsiaTheme="minorEastAsia" w:hint="eastAsia"/>
+              </w:rPr>
+              <w:t>1</w:t>
+            </w:r>
+          </w:p>
+        </w:tc>
+        <w:tc>
+          <w:tcPr>
+            <w:tcW w:w="3822" w:type="dxa"/>
+          </w:tcPr>
+          <w:p>
+            <w:r>
+              <w:rPr>
+                <w:rFonts w:eastAsiaTheme="minorEastAsia"/>
+              </w:rPr>
+              <w:t>Valid signal</w:t>
+            </w:r>
+          </w:p>
         </w:tc>
       </w:tr>
       <w:tr>
@@ -10916,32 +11095,54 @@
         <w:tc>
           <w:tcPr>
             <w:tcW w:w="1136" w:type="dxa"/>
+            <w:vMerge/>
           </w:tcPr>
           <w:p/>
         </w:tc>
         <w:tc>
           <w:tcPr>
-            <w:tcW w:w="1223" w:type="dxa"/>
-          </w:tcPr>
-          <w:p/>
-        </w:tc>
-        <w:tc>
-          <w:tcPr>
-            <w:tcW w:w="917" w:type="dxa"/>
-          </w:tcPr>
-          <w:p/>
-        </w:tc>
-        <w:tc>
-          <w:tcPr>
-            <w:tcW w:w="1686" w:type="dxa"/>
-          </w:tcPr>
-          <w:p/>
-        </w:tc>
-        <w:tc>
-          <w:tcPr>
-            <w:tcW w:w="1932" w:type="dxa"/>
-          </w:tcPr>
-          <w:p/>
+            <w:tcW w:w="2140" w:type="dxa"/>
+            <w:gridSpan w:val="2"/>
+          </w:tcPr>
+          <w:p>
+            <w:r>
+              <w:rPr>
+                <w:rFonts w:eastAsiaTheme="minorEastAsia" w:hint="eastAsia"/>
+              </w:rPr>
+              <w:t>Rdy</w:t>
+            </w:r>
+          </w:p>
+        </w:tc>
+        <w:tc>
+          <w:tcPr>
+            <w:tcW w:w="1922" w:type="dxa"/>
+          </w:tcPr>
+          <w:p>
+            <w:pPr>
+              <w:rPr>
+                <w:rFonts w:eastAsiaTheme="minorEastAsia" w:hint="eastAsia"/>
+              </w:rPr>
+            </w:pPr>
+            <w:r>
+              <w:rPr>
+                <w:rFonts w:eastAsiaTheme="minorEastAsia" w:hint="eastAsia"/>
+              </w:rPr>
+              <w:t>1</w:t>
+            </w:r>
+          </w:p>
+        </w:tc>
+        <w:tc>
+          <w:tcPr>
+            <w:tcW w:w="3822" w:type="dxa"/>
+          </w:tcPr>
+          <w:p>
+            <w:r>
+              <w:rPr>
+                <w:rFonts w:eastAsiaTheme="minorEastAsia"/>
+              </w:rPr>
+              <w:t>Ready signal</w:t>
+            </w:r>
+          </w:p>
         </w:tc>
       </w:tr>
       <w:tr>
@@ -10951,32 +11152,90 @@
         <w:tc>
           <w:tcPr>
             <w:tcW w:w="1136" w:type="dxa"/>
+            <w:vMerge/>
           </w:tcPr>
           <w:p/>
         </w:tc>
         <w:tc>
           <w:tcPr>
             <w:tcW w:w="1223" w:type="dxa"/>
-          </w:tcPr>
-          <w:p/>
+            <w:vMerge w:val="restart"/>
+          </w:tcPr>
+          <w:p>
+            <w:pPr>
+              <w:rPr>
+                <w:rFonts w:eastAsiaTheme="minorEastAsia" w:hint="eastAsia"/>
+              </w:rPr>
+            </w:pPr>
+            <w:r>
+              <w:rPr>
+                <w:rFonts w:eastAsiaTheme="minorEastAsia" w:hint="eastAsia"/>
+              </w:rPr>
+              <w:t>p</w:t>
+            </w:r>
+            <w:r>
+              <w:rPr>
+                <w:rFonts w:eastAsiaTheme="minorEastAsia"/>
+              </w:rPr>
+              <w:t>ayload</w:t>
+            </w:r>
+          </w:p>
         </w:tc>
         <w:tc>
           <w:tcPr>
             <w:tcW w:w="917" w:type="dxa"/>
           </w:tcPr>
-          <w:p/>
-        </w:tc>
-        <w:tc>
-          <w:tcPr>
-            <w:tcW w:w="1686" w:type="dxa"/>
-          </w:tcPr>
-          <w:p/>
-        </w:tc>
-        <w:tc>
-          <w:tcPr>
-            <w:tcW w:w="1932" w:type="dxa"/>
-          </w:tcPr>
-          <w:p/>
+          <w:p>
+            <w:pPr>
+              <w:rPr>
+                <w:rFonts w:eastAsiaTheme="minorEastAsia" w:hint="eastAsia"/>
+              </w:rPr>
+            </w:pPr>
+            <w:r>
+              <w:rPr>
+                <w:rFonts w:eastAsiaTheme="minorEastAsia" w:hint="eastAsia"/>
+              </w:rPr>
+              <w:t>A</w:t>
+            </w:r>
+            <w:r>
+              <w:rPr>
+                <w:rFonts w:eastAsiaTheme="minorEastAsia"/>
+              </w:rPr>
+              <w:t>xid</w:t>
+            </w:r>
+          </w:p>
+        </w:tc>
+        <w:tc>
+          <w:tcPr>
+            <w:tcW w:w="1922" w:type="dxa"/>
+          </w:tcPr>
+          <w:p>
+            <w:r>
+              <w:rPr>
+                <w:rFonts w:eastAsiaTheme="minorEastAsia"/>
+              </w:rPr>
+              <w:t>Configurable</w:t>
+            </w:r>
+          </w:p>
+        </w:tc>
+        <w:tc>
+          <w:tcPr>
+            <w:tcW w:w="3822" w:type="dxa"/>
+          </w:tcPr>
+          <w:p>
+            <w:r>
+              <w:rPr>
+                <w:rFonts w:eastAsiaTheme="minorEastAsia" w:hint="eastAsia"/>
+              </w:rPr>
+              <w:t>A</w:t>
+            </w:r>
+            <w:r>
+              <w:rPr>
+                <w:rFonts w:eastAsiaTheme="minorEastAsia"/>
+              </w:rPr>
+              <w:t>XI id</w:t>
+            </w:r>
+          </w:p>
         </w:tc>
       </w:tr>
       <w:tr>
@@ -10986,12 +11245,14 @@
         <w:tc>
           <w:tcPr>
             <w:tcW w:w="1136" w:type="dxa"/>
+            <w:vMerge/>
           </w:tcPr>
           <w:p/>
         </w:tc>
         <w:tc>
           <w:tcPr>
             <w:tcW w:w="1223" w:type="dxa"/>
+            <w:vMerge/>
           </w:tcPr>
           <w:p/>
         </w:tc>
@@ -10999,19 +11260,86 @@
           <w:tcPr>
             <w:tcW w:w="917" w:type="dxa"/>
           </w:tcPr>
-          <w:p/>
-        </w:tc>
-        <w:tc>
-          <w:tcPr>
-            <w:tcW w:w="1686" w:type="dxa"/>
-          </w:tcPr>
-          <w:p/>
-        </w:tc>
-        <w:tc>
-          <w:tcPr>
-            <w:tcW w:w="1932" w:type="dxa"/>
-          </w:tcPr>
-          <w:p/>
+          <w:p>
+            <w:pPr>
+              <w:rPr>
+                <w:rFonts w:eastAsiaTheme="minorEastAsia" w:hint="eastAsia"/>
+              </w:rPr>
+            </w:pPr>
+            <w:r>
+              <w:rPr>
+                <w:rFonts w:eastAsiaTheme="minorEastAsia" w:hint="eastAsia"/>
+              </w:rPr>
+              <w:t>L</w:t>
+            </w:r>
+            <w:r>
+              <w:rPr>
+                <w:rFonts w:eastAsiaTheme="minorEastAsia"/>
+              </w:rPr>
+              <w:t>ast</w:t>
+            </w:r>
+          </w:p>
+        </w:tc>
+        <w:tc>
+          <w:tcPr>
+            <w:tcW w:w="1922" w:type="dxa"/>
+          </w:tcPr>
+          <w:p>
+            <w:pPr>
+              <w:rPr>
+                <w:rFonts w:eastAsiaTheme="minorEastAsia" w:hint="eastAsia"/>
+              </w:rPr>
+            </w:pPr>
+            <w:r>
+              <w:rPr>
+                <w:rFonts w:eastAsiaTheme="minorEastAsia" w:hint="eastAsia"/>
+              </w:rPr>
+              <w:t>1</w:t>
+            </w:r>
+          </w:p>
+        </w:tc>
+        <w:tc>
+          <w:tcPr>
+            <w:tcW w:w="3822" w:type="dxa"/>
+          </w:tcPr>
+          <w:p>
+            <w:r>
+              <w:rPr>
+                <w:rFonts w:eastAsiaTheme="minorEastAsia"/>
+              </w:rPr>
+              <w:t xml:space="preserve">Last burst </w:t>
+            </w:r>
+            <w:r>
+              <w:rPr>
+                <w:rFonts w:eastAsiaTheme="minorEastAsia" w:hint="eastAsia"/>
+              </w:rPr>
+              <w:t>transfer</w:t>
+            </w:r>
+            <w:r>
+              <w:rPr>
+                <w:rFonts w:eastAsiaTheme="minorEastAsia"/>
+              </w:rPr>
+              <w:t xml:space="preserve"> </w:t>
+            </w:r>
+            <w:r>
+              <w:rPr>
+                <w:rFonts w:eastAsiaTheme="minorEastAsia" w:hint="eastAsia"/>
+              </w:rPr>
+              <w:t>response</w:t>
+            </w:r>
+            <w:r>
+              <w:rPr>
+                <w:rFonts w:eastAsiaTheme="minorEastAsia"/>
+              </w:rPr>
+              <w:t xml:space="preserve"> </w:t>
+            </w:r>
+            <w:r>
+              <w:rPr>
+                <w:rFonts w:eastAsiaTheme="minorEastAsia"/>
+              </w:rPr>
+              <w:t>flag</w:t>
+            </w:r>
+          </w:p>
         </w:tc>
       </w:tr>
       <w:tr>
@@ -11021,12 +11349,14 @@
         <w:tc>
           <w:tcPr>
             <w:tcW w:w="1136" w:type="dxa"/>
+            <w:vMerge/>
           </w:tcPr>
           <w:p/>
         </w:tc>
         <w:tc>
           <w:tcPr>
             <w:tcW w:w="1223" w:type="dxa"/>
+            <w:vMerge/>
           </w:tcPr>
           <w:p/>
         </w:tc>
@@ -11034,19 +11364,56 @@
           <w:tcPr>
             <w:tcW w:w="917" w:type="dxa"/>
           </w:tcPr>
-          <w:p/>
-        </w:tc>
-        <w:tc>
-          <w:tcPr>
-            <w:tcW w:w="1686" w:type="dxa"/>
-          </w:tcPr>
-          <w:p/>
-        </w:tc>
-        <w:tc>
-          <w:tcPr>
-            <w:tcW w:w="1932" w:type="dxa"/>
-          </w:tcPr>
-          <w:p/>
+          <w:p>
+            <w:pPr>
+              <w:rPr>
+                <w:rFonts w:eastAsiaTheme="minorEastAsia" w:hint="eastAsia"/>
+              </w:rPr>
+            </w:pPr>
+            <w:r>
+              <w:rPr>
+                <w:rFonts w:eastAsiaTheme="minorEastAsia" w:hint="eastAsia"/>
+              </w:rPr>
+              <w:t>R</w:t>
+            </w:r>
+            <w:r>
+              <w:rPr>
+                <w:rFonts w:eastAsiaTheme="minorEastAsia"/>
+              </w:rPr>
+              <w:t>W</w:t>
+            </w:r>
+          </w:p>
+        </w:tc>
+        <w:tc>
+          <w:tcPr>
+            <w:tcW w:w="1922" w:type="dxa"/>
+          </w:tcPr>
+          <w:p>
+            <w:pPr>
+              <w:rPr>
+                <w:rFonts w:eastAsiaTheme="minorEastAsia" w:hint="eastAsia"/>
+              </w:rPr>
+            </w:pPr>
+            <w:r>
+              <w:rPr>
+                <w:rFonts w:eastAsiaTheme="minorEastAsia" w:hint="eastAsia"/>
+              </w:rPr>
+              <w:t>1</w:t>
+            </w:r>
+          </w:p>
+        </w:tc>
+        <w:tc>
+          <w:tcPr>
+            <w:tcW w:w="3822" w:type="dxa"/>
+          </w:tcPr>
+          <w:p>
+            <w:r>
+              <w:rPr>
+                <w:rFonts w:eastAsiaTheme="minorEastAsia"/>
+              </w:rPr>
+              <w:t>0: read; 1: write</w:t>
+            </w:r>
+          </w:p>
         </w:tc>
       </w:tr>
       <w:tr>
@@ -11056,12 +11423,14 @@
         <w:tc>
           <w:tcPr>
             <w:tcW w:w="1136" w:type="dxa"/>
+            <w:vMerge/>
           </w:tcPr>
           <w:p/>
         </w:tc>
         <w:tc>
           <w:tcPr>
             <w:tcW w:w="1223" w:type="dxa"/>
+            <w:vMerge/>
           </w:tcPr>
           <w:p/>
         </w:tc>
@@ -11069,19 +11438,158 @@
           <w:tcPr>
             <w:tcW w:w="917" w:type="dxa"/>
           </w:tcPr>
+          <w:p>
+            <w:pPr>
+              <w:rPr>
+                <w:rFonts w:eastAsiaTheme="minorEastAsia" w:hint="eastAsia"/>
+              </w:rPr>
+            </w:pPr>
+            <w:r>
+              <w:rPr>
+                <w:rFonts w:eastAsiaTheme="minorEastAsia" w:hint="eastAsia"/>
+              </w:rPr>
+              <w:t>R</w:t>
+            </w:r>
+            <w:r>
+              <w:rPr>
+                <w:rFonts w:eastAsiaTheme="minorEastAsia"/>
+              </w:rPr>
+              <w:t>mw</w:t>
+            </w:r>
+          </w:p>
+        </w:tc>
+        <w:tc>
+          <w:tcPr>
+            <w:tcW w:w="1922" w:type="dxa"/>
+          </w:tcPr>
+          <w:p>
+            <w:pPr>
+              <w:rPr>
+                <w:rFonts w:eastAsiaTheme="minorEastAsia" w:hint="eastAsia"/>
+              </w:rPr>
+            </w:pPr>
+            <w:r>
+              <w:rPr>
+                <w:rFonts w:eastAsiaTheme="minorEastAsia" w:hint="eastAsia"/>
+              </w:rPr>
+              <w:t>1</w:t>
+            </w:r>
+          </w:p>
+        </w:tc>
+        <w:tc>
+          <w:tcPr>
+            <w:tcW w:w="3822" w:type="dxa"/>
+          </w:tcPr>
+          <w:p>
+            <w:r>
+              <w:rPr>
+                <w:rFonts w:eastAsiaTheme="minorEastAsia"/>
+              </w:rPr>
+              <w:t>Read request of Write Handler. Reserved for AXI read transaction</w:t>
+            </w:r>
+          </w:p>
+        </w:tc>
+      </w:tr>
+      <w:tr>
+        <w:trPr>
+          <w:jc w:val="center"/>
+        </w:trPr>
+        <w:tc>
+          <w:tcPr>
+            <w:tcW w:w="1136" w:type="dxa"/>
+            <w:vMerge/>
+          </w:tcPr>
           <w:p/>
         </w:tc>
         <w:tc>
           <w:tcPr>
-            <w:tcW w:w="1686" w:type="dxa"/>
+            <w:tcW w:w="1223" w:type="dxa"/>
+            <w:vMerge/>
           </w:tcPr>
           <w:p/>
         </w:tc>
         <w:tc>
           <w:tcPr>
-            <w:tcW w:w="1932" w:type="dxa"/>
-          </w:tcPr>
-          <w:p/>
+            <w:tcW w:w="917" w:type="dxa"/>
+          </w:tcPr>
+          <w:p>
+            <w:pPr>
+              <w:rPr>
+                <w:rFonts w:eastAsiaTheme="minorEastAsia" w:hint="eastAsia"/>
+              </w:rPr>
+            </w:pPr>
+            <w:r>
+              <w:rPr>
+                <w:rFonts w:eastAsiaTheme="minorEastAsia" w:hint="eastAsia"/>
+              </w:rPr>
+              <w:t>D</w:t>
+            </w:r>
+            <w:r>
+              <w:rPr>
+                <w:rFonts w:eastAsiaTheme="minorEastAsia"/>
+              </w:rPr>
+              <w:t>ata</w:t>
+            </w:r>
+          </w:p>
+        </w:tc>
+        <w:tc>
+          <w:tcPr>
+            <w:tcW w:w="1922" w:type="dxa"/>
+          </w:tcPr>
+          <w:p>
+            <w:r>
+              <w:rPr>
+                <w:rFonts w:eastAsiaTheme="minorEastAsia"/>
+              </w:rPr>
+              <w:t xml:space="preserve">Consistent with </w:t>
+            </w:r>
+            <w:r>
+              <w:rPr>
+                <w:rFonts w:eastAsiaTheme="minorEastAsia"/>
+              </w:rPr>
+              <w:lastRenderedPageBreak/>
+              <w:t>bus width</w:t>
+            </w:r>
+          </w:p>
+        </w:tc>
+        <w:tc>
+          <w:tcPr>
+            <w:tcW w:w="3822" w:type="dxa"/>
+          </w:tcPr>
+          <w:p>
+            <w:r>
+              <w:rPr>
+                <w:rFonts w:eastAsiaTheme="minorEastAsia" w:hint="eastAsia"/>
+              </w:rPr>
+              <w:lastRenderedPageBreak/>
+              <w:t>Read</w:t>
+            </w:r>
+            <w:r>
+              <w:rPr>
+                <w:rFonts w:eastAsiaTheme="minorEastAsia"/>
+              </w:rPr>
+              <w:t xml:space="preserve"> data. Reserved for AXI </w:t>
+            </w:r>
+            <w:r>
+              <w:rPr>
+                <w:rFonts w:eastAsiaTheme="minorEastAsia"/>
+              </w:rPr>
+              <w:t>write</w:t>
+            </w:r>
+            <w:r>
+              <w:rPr>
+                <w:rFonts w:eastAsiaTheme="minorEastAsia"/>
+              </w:rPr>
+              <w:t xml:space="preserve"> </w:t>
+            </w:r>
+            <w:r>
+              <w:rPr>
+                <w:rFonts w:eastAsiaTheme="minorEastAsia"/>
+              </w:rPr>
+              <w:lastRenderedPageBreak/>
+              <w:t>transaction</w:t>
+            </w:r>
+          </w:p>
         </w:tc>
       </w:tr>
     </w:tbl>
@@ -11089,9 +11597,10 @@
       <w:pPr>
         <w:pStyle w:val="ac"/>
       </w:pPr>
-      <w:bookmarkStart w:id="26" w:name="_Ref142387546"/>
-      <w:bookmarkStart w:id="27" w:name="_Ref142387540"/>
-      <w:r>
+      <w:bookmarkStart w:id="27" w:name="_Ref142387546"/>
+      <w:bookmarkStart w:id="28" w:name="_Ref142387540"/>
+      <w:r>
+        <w:lastRenderedPageBreak/>
         <w:t xml:space="preserve">Table </w:t>
       </w:r>
       <w:fldSimple w:instr=" STYLEREF 1 \s ">
@@ -11113,17 +11622,217 @@
           <w:t>1</w:t>
         </w:r>
       </w:fldSimple>
-      <w:bookmarkEnd w:id="26"/>
+      <w:bookmarkEnd w:id="27"/>
       <w:r>
         <w:t xml:space="preserve"> Request/Response Format of </w:t>
       </w:r>
       <w:r>
         <w:t>Arbiter/Decoder</w:t>
       </w:r>
-      <w:bookmarkEnd w:id="27"/>
-    </w:p>
-    <w:p>
-      <w:pPr>
+      <w:bookmarkEnd w:id="28"/>
+    </w:p>
+    <w:p>
+      <w:pPr>
+        <w:rPr>
+          <w:rFonts w:eastAsiaTheme="minorEastAsia" w:hint="eastAsia"/>
+        </w:rPr>
+      </w:pPr>
+      <w:r>
+        <w:rPr>
+          <w:rFonts w:eastAsiaTheme="minorEastAsia"/>
+        </w:rPr>
+        <w:t xml:space="preserve">Transfer split </w:t>
+      </w:r>
+      <w:r>
+        <w:rPr>
+          <w:rFonts w:eastAsiaTheme="minorEastAsia"/>
+        </w:rPr>
+        <w:t xml:space="preserve">supports the burst type split specified in the </w:t>
+      </w:r>
+      <w:r>
+        <w:rPr>
+          <w:rFonts w:eastAsiaTheme="minorEastAsia"/>
+        </w:rPr>
+        <w:t>AXI</w:t>
+      </w:r>
+      <w:r>
+        <w:rPr>
+          <w:rFonts w:eastAsiaTheme="minorEastAsia"/>
+        </w:rPr>
+        <w:t>4 protocol, and the burst length supports a maximum of 16.</w:t>
+      </w:r>
+      <w:r>
+        <w:rPr>
+          <w:rFonts w:eastAsiaTheme="minorEastAsia"/>
+        </w:rPr>
+        <w:t xml:space="preserve"> </w:t>
+      </w:r>
+      <w:r>
+        <w:rPr>
+          <w:rFonts w:eastAsiaTheme="minorEastAsia"/>
+        </w:rPr>
+        <w:t xml:space="preserve">To simplify the design, it does not support out-of-order reading, that is to say, the Rrsp </w:t>
+      </w:r>
+      <w:r>
+        <w:rPr>
+          <w:rFonts w:eastAsiaTheme="minorEastAsia"/>
+        </w:rPr>
+        <w:t>g</w:t>
+      </w:r>
+      <w:r>
+        <w:rPr>
+          <w:rFonts w:eastAsiaTheme="minorEastAsia"/>
+        </w:rPr>
+        <w:t>en will reply the read data in order, and use the field</w:t>
+      </w:r>
+      <w:r>
+        <w:rPr>
+          <w:rFonts w:eastAsiaTheme="minorEastAsia"/>
+        </w:rPr>
+        <w:t xml:space="preserve"> </w:t>
+      </w:r>
+      <w:r>
+        <w:rPr>
+          <w:rFonts w:eastAsiaTheme="minorEastAsia"/>
+        </w:rPr>
+        <w:t>‘</w:t>
+      </w:r>
+      <w:r>
+        <w:rPr>
+          <w:rFonts w:eastAsiaTheme="minorEastAsia"/>
+        </w:rPr>
+        <w:t>Last</w:t>
+      </w:r>
+      <w:r>
+        <w:rPr>
+          <w:rFonts w:eastAsiaTheme="minorEastAsia"/>
+        </w:rPr>
+        <w:t>’</w:t>
+      </w:r>
+      <w:r>
+        <w:rPr>
+          <w:rFonts w:eastAsiaTheme="minorEastAsia"/>
+        </w:rPr>
+        <w:t xml:space="preserve"> in </w:t>
+      </w:r>
+      <w:r>
+        <w:rPr>
+          <w:rFonts w:eastAsiaTheme="minorEastAsia"/>
+        </w:rPr>
+        <w:t>decoder response</w:t>
+      </w:r>
+      <w:r>
+        <w:rPr>
+          <w:rFonts w:eastAsiaTheme="minorEastAsia"/>
+        </w:rPr>
+        <w:t xml:space="preserve"> as the flag bit of the last data</w:t>
+      </w:r>
+      <w:r>
+        <w:rPr>
+          <w:rFonts w:eastAsiaTheme="minorEastAsia"/>
+        </w:rPr>
+        <w:t>.</w:t>
+      </w:r>
+      <w:r>
+        <w:rPr>
+          <w:rFonts w:eastAsiaTheme="minorEastAsia"/>
+        </w:rPr>
+        <w:t xml:space="preserve"> </w:t>
+      </w:r>
+      <w:r>
+        <w:rPr>
+          <w:rFonts w:eastAsiaTheme="minorEastAsia"/>
+        </w:rPr>
+        <w:t>A counter is used to record the read trans</w:t>
+      </w:r>
+      <w:r>
+        <w:rPr>
+          <w:rFonts w:eastAsiaTheme="minorEastAsia"/>
+        </w:rPr>
+        <w:t xml:space="preserve">action. The counter plus one for </w:t>
+      </w:r>
+      <w:r>
+        <w:rPr>
+          <w:rFonts w:eastAsiaTheme="minorEastAsia"/>
+        </w:rPr>
+        <w:t xml:space="preserve">the AR </w:t>
+      </w:r>
+      <w:r>
+        <w:rPr>
+          <w:rFonts w:eastAsiaTheme="minorEastAsia"/>
+        </w:rPr>
+        <w:t>FiFO receiving a transaction</w:t>
+      </w:r>
+      <w:r>
+        <w:rPr>
+          <w:rFonts w:eastAsiaTheme="minorEastAsia"/>
+        </w:rPr>
+        <w:t xml:space="preserve">, and </w:t>
+      </w:r>
+      <w:r>
+        <w:rPr>
+          <w:rFonts w:eastAsiaTheme="minorEastAsia"/>
+        </w:rPr>
+        <w:t xml:space="preserve">counter </w:t>
+      </w:r>
+      <w:r>
+        <w:rPr>
+          <w:rFonts w:eastAsiaTheme="minorEastAsia"/>
+        </w:rPr>
+        <w:t>minus</w:t>
+      </w:r>
+      <w:r>
+        <w:rPr>
+          <w:rFonts w:eastAsiaTheme="minorEastAsia"/>
+        </w:rPr>
+        <w:t xml:space="preserve"> one</w:t>
+      </w:r>
+      <w:r>
+        <w:rPr>
+          <w:rFonts w:eastAsiaTheme="minorEastAsia"/>
+        </w:rPr>
+        <w:t xml:space="preserve"> for the </w:t>
+      </w:r>
+      <w:r>
+        <w:rPr>
+          <w:rFonts w:eastAsiaTheme="minorEastAsia"/>
+        </w:rPr>
+        <w:t xml:space="preserve">Rrsp </w:t>
+      </w:r>
+      <w:r>
+        <w:rPr>
+          <w:rFonts w:eastAsiaTheme="minorEastAsia"/>
+        </w:rPr>
+        <w:t>g</w:t>
+      </w:r>
+      <w:r>
+        <w:rPr>
+          <w:rFonts w:eastAsiaTheme="minorEastAsia"/>
+        </w:rPr>
+        <w:t>en</w:t>
+      </w:r>
+      <w:r>
+        <w:rPr>
+          <w:rFonts w:eastAsiaTheme="minorEastAsia"/>
+        </w:rPr>
+        <w:t xml:space="preserve"> completing a</w:t>
+      </w:r>
+      <w:r>
+        <w:rPr>
+          <w:rFonts w:eastAsiaTheme="minorEastAsia"/>
+        </w:rPr>
+        <w:t>n</w:t>
+      </w:r>
+      <w:r>
+        <w:rPr>
+          <w:rFonts w:eastAsiaTheme="minorEastAsia"/>
+        </w:rPr>
+        <w:t xml:space="preserve"> AR request.</w:t>
+      </w:r>
+    </w:p>
+    <w:p>
+      <w:pPr>
+        <w:jc w:val="center"/>
         <w:rPr>
           <w:rFonts w:eastAsiaTheme="minorEastAsia"/>
         </w:rPr>
@@ -11132,12 +11841,11 @@
         <w:rPr>
           <w:noProof/>
         </w:rPr>
-        <w:lastRenderedPageBreak/>
         <w:drawing>
-          <wp:inline distT="0" distB="0" distL="0" distR="0" wp14:anchorId="7E976927" wp14:editId="2EE1DC7D">
-            <wp:extent cx="5479626" cy="1812898"/>
-            <wp:effectExtent l="0" t="0" r="6985" b="0"/>
-            <wp:docPr id="1479257711" name="图片 1"/>
+          <wp:inline distT="0" distB="0" distL="0" distR="0" wp14:anchorId="06D67584" wp14:editId="06D0FE83">
+            <wp:extent cx="5270500" cy="1747520"/>
+            <wp:effectExtent l="0" t="0" r="6350" b="5080"/>
+            <wp:docPr id="550201238" name="图片 1"/>
             <wp:cNvGraphicFramePr>
               <a:graphicFrameLocks xmlns:a="http://schemas.openxmlformats.org/drawingml/2006/main" noChangeAspect="1"/>
             </wp:cNvGraphicFramePr>
@@ -11145,7 +11853,7 @@
               <a:graphicData uri="http://schemas.openxmlformats.org/drawingml/2006/picture">
                 <pic:pic xmlns:pic="http://schemas.openxmlformats.org/drawingml/2006/picture">
                   <pic:nvPicPr>
-                    <pic:cNvPr id="1479257711" name=""/>
+                    <pic:cNvPr id="550201238" name=""/>
                     <pic:cNvPicPr/>
                   </pic:nvPicPr>
                   <pic:blipFill>
@@ -11157,7 +11865,7 @@
                   <pic:spPr>
                     <a:xfrm>
                       <a:off x="0" y="0"/>
-                      <a:ext cx="5483303" cy="1814114"/>
+                      <a:ext cx="5270500" cy="1747520"/>
                     </a:xfrm>
                     <a:prstGeom prst="rect">
                       <a:avLst/>
@@ -11174,6 +11882,8 @@
       <w:pPr>
         <w:jc w:val="center"/>
       </w:pPr>
+      <w:bookmarkStart w:id="29" w:name="_Ref142399907"/>
+      <w:bookmarkStart w:id="30" w:name="_Ref142399910"/>
       <w:r>
         <w:t xml:space="preserve">Figure </w:t>
       </w:r>
@@ -11196,16 +11906,521 @@
           <w:t>3</w:t>
         </w:r>
       </w:fldSimple>
+      <w:bookmarkEnd w:id="30"/>
       <w:r>
         <w:t xml:space="preserve"> Write Handler Diagram</w:t>
       </w:r>
-    </w:p>
-    <w:p>
-      <w:pPr>
-        <w:rPr>
-          <w:rFonts w:eastAsiaTheme="minorEastAsia"/>
-        </w:rPr>
-      </w:pPr>
+      <w:bookmarkEnd w:id="29"/>
+    </w:p>
+    <w:p>
+      <w:pPr>
+        <w:rPr>
+          <w:rFonts w:eastAsiaTheme="minorEastAsia" w:hint="eastAsia"/>
+        </w:rPr>
+      </w:pPr>
+      <w:r>
+        <w:rPr>
+          <w:rFonts w:eastAsiaTheme="minorEastAsia" w:hint="eastAsia"/>
+        </w:rPr>
+        <w:t>A</w:t>
+      </w:r>
+      <w:r>
+        <w:rPr>
+          <w:rFonts w:eastAsiaTheme="minorEastAsia"/>
+        </w:rPr>
+        <w:t>s shown in</w:t>
+      </w:r>
+      <w:r>
+        <w:rPr>
+          <w:rFonts w:eastAsiaTheme="minorEastAsia"/>
+        </w:rPr>
+        <w:t xml:space="preserve"> </w:t>
+      </w:r>
+      <w:r>
+        <w:rPr>
+          <w:rFonts w:eastAsiaTheme="minorEastAsia"/>
+        </w:rPr>
+        <w:fldChar w:fldCharType="begin"/>
+      </w:r>
+      <w:r>
+        <w:rPr>
+          <w:rFonts w:eastAsiaTheme="minorEastAsia"/>
+        </w:rPr>
+        <w:instrText xml:space="preserve"> REF _Ref142399910 \h </w:instrText>
+      </w:r>
+      <w:r>
+        <w:rPr>
+          <w:rFonts w:eastAsiaTheme="minorEastAsia"/>
+        </w:rPr>
+      </w:r>
+      <w:r>
+        <w:rPr>
+          <w:rFonts w:eastAsiaTheme="minorEastAsia"/>
+        </w:rPr>
+        <w:fldChar w:fldCharType="separate"/>
+      </w:r>
+      <w:r>
+        <w:t xml:space="preserve">Figure </w:t>
+      </w:r>
+      <w:r>
+        <w:rPr>
+          <w:noProof/>
+        </w:rPr>
+        <w:t>4</w:t>
+      </w:r>
+      <w:r>
+        <w:noBreakHyphen/>
+      </w:r>
+      <w:r>
+        <w:rPr>
+          <w:noProof/>
+        </w:rPr>
+        <w:t>3</w:t>
+      </w:r>
+      <w:r>
+        <w:rPr>
+          <w:rFonts w:eastAsiaTheme="minorEastAsia"/>
+        </w:rPr>
+        <w:fldChar w:fldCharType="end"/>
+      </w:r>
+      <w:r>
+        <w:rPr>
+          <w:rFonts w:eastAsiaTheme="minorEastAsia"/>
+        </w:rPr>
+        <w:t xml:space="preserve">, AXI </w:t>
+      </w:r>
+      <w:r>
+        <w:rPr>
+          <w:rFonts w:eastAsiaTheme="minorEastAsia"/>
+        </w:rPr>
+        <w:t>write</w:t>
+      </w:r>
+      <w:r>
+        <w:rPr>
+          <w:rFonts w:eastAsiaTheme="minorEastAsia"/>
+        </w:rPr>
+        <w:t xml:space="preserve"> address channel transaction </w:t>
+      </w:r>
+      <w:r>
+        <w:rPr>
+          <w:rFonts w:eastAsiaTheme="minorEastAsia"/>
+        </w:rPr>
+        <w:t xml:space="preserve">is </w:t>
+      </w:r>
+      <w:r>
+        <w:rPr>
+          <w:rFonts w:eastAsiaTheme="minorEastAsia"/>
+        </w:rPr>
+        <w:t xml:space="preserve">also </w:t>
+      </w:r>
+      <w:r>
+        <w:rPr>
+          <w:rFonts w:eastAsiaTheme="minorEastAsia"/>
+        </w:rPr>
+        <w:t xml:space="preserve">buffered in a </w:t>
+      </w:r>
+      <w:r>
+        <w:rPr>
+          <w:rFonts w:eastAsiaTheme="minorEastAsia"/>
+        </w:rPr>
+        <w:t xml:space="preserve">FIFO and </w:t>
+      </w:r>
+      <w:r>
+        <w:rPr>
+          <w:rFonts w:eastAsiaTheme="minorEastAsia"/>
+        </w:rPr>
+        <w:t>the depth of the FIFO is 8</w:t>
+      </w:r>
+      <w:r>
+        <w:rPr>
+          <w:rFonts w:eastAsiaTheme="minorEastAsia"/>
+        </w:rPr>
+        <w:t>.</w:t>
+      </w:r>
+      <w:r>
+        <w:rPr>
+          <w:rFonts w:eastAsiaTheme="minorEastAsia"/>
+        </w:rPr>
+        <w:t xml:space="preserve"> Write transaction will also be </w:t>
+      </w:r>
+      <w:r>
+        <w:rPr>
+          <w:rFonts w:eastAsiaTheme="minorEastAsia"/>
+        </w:rPr>
+        <w:t>disassembl</w:t>
+      </w:r>
+      <w:r>
+        <w:rPr>
+          <w:rFonts w:eastAsiaTheme="minorEastAsia"/>
+        </w:rPr>
+        <w:t xml:space="preserve">ed and </w:t>
+      </w:r>
+      <w:r>
+        <w:rPr>
+          <w:rFonts w:eastAsiaTheme="minorEastAsia"/>
+        </w:rPr>
+        <w:t>convert</w:t>
+      </w:r>
+      <w:r>
+        <w:rPr>
+          <w:rFonts w:eastAsiaTheme="minorEastAsia"/>
+        </w:rPr>
+        <w:t xml:space="preserve">ed in the Transfer split. Module AWW merge </w:t>
+      </w:r>
+      <w:r>
+        <w:rPr>
+          <w:rFonts w:eastAsiaTheme="minorEastAsia"/>
+        </w:rPr>
+        <w:t>is responsible for</w:t>
+      </w:r>
+      <w:r>
+        <w:rPr>
+          <w:rFonts w:eastAsiaTheme="minorEastAsia"/>
+        </w:rPr>
+        <w:t xml:space="preserve"> merging AW &amp; W channel and generating </w:t>
+      </w:r>
+      <w:r>
+        <w:rPr>
+          <w:rFonts w:eastAsiaTheme="minorEastAsia"/>
+        </w:rPr>
+        <w:t xml:space="preserve">the </w:t>
+      </w:r>
+      <w:r>
+        <w:rPr>
+          <w:rFonts w:eastAsiaTheme="minorEastAsia"/>
+        </w:rPr>
+        <w:t>request</w:t>
+      </w:r>
+      <w:r>
+        <w:rPr>
+          <w:rFonts w:eastAsiaTheme="minorEastAsia"/>
+        </w:rPr>
+        <w:t xml:space="preserve"> packet</w:t>
+      </w:r>
+      <w:r>
+        <w:rPr>
+          <w:rFonts w:eastAsiaTheme="minorEastAsia"/>
+        </w:rPr>
+        <w:t>.</w:t>
+      </w:r>
+      <w:r>
+        <w:rPr>
+          <w:rFonts w:eastAsiaTheme="minorEastAsia"/>
+        </w:rPr>
+        <w:t xml:space="preserve"> </w:t>
+      </w:r>
+      <w:r>
+        <w:rPr>
+          <w:rFonts w:eastAsiaTheme="minorEastAsia"/>
+        </w:rPr>
+        <w:t>Considering the partial write</w:t>
+      </w:r>
+      <w:r>
+        <w:rPr>
+          <w:rFonts w:eastAsiaTheme="minorEastAsia"/>
+        </w:rPr>
+        <w:t xml:space="preserve">, </w:t>
+      </w:r>
+      <w:r>
+        <w:rPr>
+          <w:rFonts w:eastAsiaTheme="minorEastAsia"/>
+        </w:rPr>
+        <w:t>the write request with ‘wstrb != `1’ will</w:t>
+      </w:r>
+      <w:r>
+        <w:rPr>
+          <w:rFonts w:eastAsiaTheme="minorEastAsia"/>
+        </w:rPr>
+        <w:t xml:space="preserve"> </w:t>
+      </w:r>
+      <w:r>
+        <w:rPr>
+          <w:rFonts w:eastAsiaTheme="minorEastAsia"/>
+        </w:rPr>
+        <w:t>be specially handled</w:t>
+      </w:r>
+      <w:r>
+        <w:rPr>
+          <w:rFonts w:eastAsiaTheme="minorEastAsia"/>
+        </w:rPr>
+        <w:t xml:space="preserve"> </w:t>
+      </w:r>
+      <w:r>
+        <w:rPr>
+          <w:rFonts w:eastAsiaTheme="minorEastAsia"/>
+        </w:rPr>
+        <w:t xml:space="preserve">in </w:t>
+      </w:r>
+      <w:r>
+        <w:rPr>
+          <w:rFonts w:eastAsiaTheme="minorEastAsia"/>
+        </w:rPr>
+        <w:t xml:space="preserve">module RMW </w:t>
+      </w:r>
+      <w:r>
+        <w:rPr>
+          <w:rFonts w:eastAsiaTheme="minorEastAsia" w:hint="eastAsia"/>
+        </w:rPr>
+        <w:t>(</w:t>
+      </w:r>
+      <w:r>
+        <w:rPr>
+          <w:rFonts w:eastAsiaTheme="minorEastAsia"/>
+        </w:rPr>
+        <w:t xml:space="preserve">Read Modify Write). </w:t>
+      </w:r>
+      <w:r>
+        <w:rPr>
+          <w:rFonts w:eastAsiaTheme="minorEastAsia"/>
+        </w:rPr>
+        <w:t xml:space="preserve">RMW </w:t>
+      </w:r>
+      <w:r>
+        <w:rPr>
+          <w:rFonts w:eastAsiaTheme="minorEastAsia"/>
+        </w:rPr>
+        <w:t>will first initiate a read operation to read back the data of the complete bus bit width corresponding to the write address, then merge it with the actual data to be written, and finally write the combined data into memory</w:t>
+      </w:r>
+      <w:r>
+        <w:rPr>
+          <w:rFonts w:eastAsiaTheme="minorEastAsia"/>
+        </w:rPr>
+        <w:t xml:space="preserve">. </w:t>
+      </w:r>
+      <w:r>
+        <w:rPr>
+          <w:rFonts w:eastAsiaTheme="minorEastAsia"/>
+        </w:rPr>
+        <w:t>For the response returned by memory</w:t>
+      </w:r>
+      <w:r>
+        <w:rPr>
+          <w:rFonts w:eastAsiaTheme="minorEastAsia"/>
+        </w:rPr>
+        <w:t xml:space="preserve"> </w:t>
+      </w:r>
+      <w:r>
+        <w:rPr>
+          <w:rFonts w:eastAsiaTheme="minorEastAsia" w:hint="eastAsia"/>
+        </w:rPr>
+        <w:t>wrapper</w:t>
+      </w:r>
+      <w:r>
+        <w:rPr>
+          <w:rFonts w:eastAsiaTheme="minorEastAsia"/>
+        </w:rPr>
+        <w:t xml:space="preserve">, </w:t>
+      </w:r>
+      <w:r>
+        <w:rPr>
+          <w:rFonts w:eastAsiaTheme="minorEastAsia"/>
+        </w:rPr>
+        <w:t xml:space="preserve">whether </w:t>
+      </w:r>
+      <w:r>
+        <w:rPr>
+          <w:rFonts w:eastAsiaTheme="minorEastAsia"/>
+        </w:rPr>
+        <w:t xml:space="preserve">it is routed to the RMW or the Brsp </w:t>
+      </w:r>
+      <w:r>
+        <w:rPr>
+          <w:rFonts w:eastAsiaTheme="minorEastAsia"/>
+        </w:rPr>
+        <w:t>gen</w:t>
+      </w:r>
+      <w:r>
+        <w:rPr>
+          <w:rFonts w:eastAsiaTheme="minorEastAsia"/>
+        </w:rPr>
+        <w:t xml:space="preserve"> </w:t>
+      </w:r>
+      <w:r>
+        <w:rPr>
+          <w:rFonts w:eastAsiaTheme="minorEastAsia"/>
+        </w:rPr>
+        <w:t>is determined by field ‘rmw’ in d</w:t>
+      </w:r>
+      <w:r>
+        <w:rPr>
+          <w:rFonts w:eastAsiaTheme="minorEastAsia"/>
+        </w:rPr>
+        <w:t>ecoder rsp</w:t>
+      </w:r>
+      <w:r>
+        <w:rPr>
+          <w:rFonts w:eastAsiaTheme="minorEastAsia"/>
+        </w:rPr>
+        <w:t>.</w:t>
+      </w:r>
+      <w:r>
+        <w:rPr>
+          <w:rFonts w:eastAsiaTheme="minorEastAsia"/>
+        </w:rPr>
+        <w:t xml:space="preserve"> </w:t>
+      </w:r>
+      <w:r>
+        <w:rPr>
+          <w:rFonts w:eastAsiaTheme="minorEastAsia"/>
+        </w:rPr>
+        <w:t xml:space="preserve">When ‘rmw’ signal is set, </w:t>
+      </w:r>
+      <w:r>
+        <w:rPr>
+          <w:rFonts w:eastAsiaTheme="minorEastAsia"/>
+        </w:rPr>
+        <w:t xml:space="preserve">it indicates that </w:t>
+      </w:r>
+      <w:r>
+        <w:rPr>
+          <w:rFonts w:eastAsiaTheme="minorEastAsia"/>
+        </w:rPr>
+        <w:t>the</w:t>
+      </w:r>
+      <w:r>
+        <w:rPr>
+          <w:rFonts w:eastAsiaTheme="minorEastAsia"/>
+        </w:rPr>
+        <w:t xml:space="preserve"> r</w:t>
+      </w:r>
+      <w:r>
+        <w:rPr>
+          <w:rFonts w:eastAsiaTheme="minorEastAsia"/>
+        </w:rPr>
+        <w:t>esponse</w:t>
+      </w:r>
+      <w:r>
+        <w:rPr>
+          <w:rFonts w:eastAsiaTheme="minorEastAsia"/>
+        </w:rPr>
+        <w:t xml:space="preserve"> is a reply to a read request sent by RMW</w:t>
+      </w:r>
+      <w:r>
+        <w:rPr>
+          <w:rFonts w:eastAsiaTheme="minorEastAsia"/>
+        </w:rPr>
+        <w:t xml:space="preserve"> </w:t>
+      </w:r>
+      <w:r>
+        <w:rPr>
+          <w:rFonts w:eastAsiaTheme="minorEastAsia"/>
+        </w:rPr>
+        <w:t>and this response will be routed to RMW</w:t>
+      </w:r>
+      <w:r>
+        <w:rPr>
+          <w:rFonts w:eastAsiaTheme="minorEastAsia" w:hint="eastAsia"/>
+        </w:rPr>
+        <w:t>.</w:t>
+      </w:r>
+      <w:r>
+        <w:rPr>
+          <w:rFonts w:eastAsiaTheme="minorEastAsia"/>
+        </w:rPr>
+        <w:t xml:space="preserve"> </w:t>
+      </w:r>
+      <w:r>
+        <w:rPr>
+          <w:rFonts w:eastAsiaTheme="minorEastAsia"/>
+        </w:rPr>
+        <w:t xml:space="preserve">Since out-of-order writing is not supported, </w:t>
+      </w:r>
+      <w:r>
+        <w:rPr>
+          <w:rFonts w:eastAsiaTheme="minorEastAsia"/>
+        </w:rPr>
+        <w:t>the Brsp gen</w:t>
+      </w:r>
+      <w:r>
+        <w:rPr>
+          <w:rFonts w:eastAsiaTheme="minorEastAsia"/>
+        </w:rPr>
+        <w:t xml:space="preserve"> will directly generate </w:t>
+      </w:r>
+      <w:r>
+        <w:rPr>
+          <w:rFonts w:eastAsiaTheme="minorEastAsia"/>
+        </w:rPr>
+        <w:t>write response</w:t>
+      </w:r>
+      <w:r>
+        <w:rPr>
+          <w:rFonts w:eastAsiaTheme="minorEastAsia"/>
+        </w:rPr>
+        <w:t xml:space="preserve"> through </w:t>
+      </w:r>
+      <w:r>
+        <w:rPr>
+          <w:rFonts w:eastAsiaTheme="minorEastAsia"/>
+        </w:rPr>
+        <w:t>field ‘</w:t>
+      </w:r>
+      <w:r>
+        <w:rPr>
+          <w:rFonts w:eastAsiaTheme="minorEastAsia"/>
+        </w:rPr>
+        <w:t>Last</w:t>
+      </w:r>
+      <w:r>
+        <w:rPr>
+          <w:rFonts w:eastAsiaTheme="minorEastAsia"/>
+        </w:rPr>
+        <w:t>’ and ‘Axid’.</w:t>
+      </w:r>
+      <w:r>
+        <w:rPr>
+          <w:rFonts w:eastAsiaTheme="minorEastAsia"/>
+        </w:rPr>
+        <w:t xml:space="preserve"> </w:t>
+      </w:r>
+      <w:r>
+        <w:rPr>
+          <w:rFonts w:eastAsiaTheme="minorEastAsia"/>
+        </w:rPr>
+        <w:t>Similarly, a counter is used to record write trans</w:t>
+      </w:r>
+      <w:r>
+        <w:rPr>
+          <w:rFonts w:eastAsiaTheme="minorEastAsia"/>
+        </w:rPr>
+        <w:t>action</w:t>
+      </w:r>
+      <w:r>
+        <w:rPr>
+          <w:rFonts w:eastAsiaTheme="minorEastAsia"/>
+        </w:rPr>
+        <w:t xml:space="preserve"> and generate a</w:t>
+      </w:r>
+      <w:r>
+        <w:rPr>
+          <w:rFonts w:eastAsiaTheme="minorEastAsia"/>
+        </w:rPr>
+        <w:t xml:space="preserve"> block</w:t>
+      </w:r>
+      <w:r>
+        <w:rPr>
+          <w:rFonts w:eastAsiaTheme="minorEastAsia"/>
+        </w:rPr>
+        <w:t xml:space="preserve"> </w:t>
+      </w:r>
+      <w:r>
+        <w:rPr>
+          <w:rFonts w:eastAsiaTheme="minorEastAsia"/>
+        </w:rPr>
+        <w:t>Write Handler</w:t>
+      </w:r>
+      <w:r>
+        <w:rPr>
+          <w:rFonts w:eastAsiaTheme="minorEastAsia"/>
+        </w:rPr>
+        <w:t xml:space="preserve"> idle signal</w:t>
+      </w:r>
+      <w:r>
+        <w:rPr>
+          <w:rFonts w:eastAsiaTheme="minorEastAsia"/>
+        </w:rPr>
+        <w:t>.</w:t>
+      </w:r>
     </w:p>
     <w:p>
       <w:pPr>
@@ -11217,161 +12432,147 @@
     </w:p>
     <w:p>
       <w:pPr>
-        <w:pStyle w:val="30"/>
-      </w:pPr>
-      <w:bookmarkStart w:id="28" w:name="_Toc141358455"/>
-      <w:r>
-        <w:t>Block 2 FSM</w:t>
-      </w:r>
-      <w:bookmarkEnd w:id="28"/>
-    </w:p>
-    <w:p>
-      <w:pPr>
-        <w:rPr>
-          <w:i/>
-          <w:iCs/>
-          <w:color w:val="0070C0"/>
-        </w:rPr>
-      </w:pPr>
-      <w:r>
-        <w:rPr>
-          <w:i/>
-          <w:iCs/>
-          <w:color w:val="0070C0"/>
-        </w:rPr>
-        <w:t xml:space="preserve">Please draw block </w:t>
-      </w:r>
-      <w:r>
-        <w:rPr>
-          <w:i/>
-          <w:iCs/>
-          <w:color w:val="0070C0"/>
-        </w:rPr>
-        <w:t>2</w:t>
-      </w:r>
-      <w:r>
-        <w:rPr>
-          <w:i/>
-          <w:iCs/>
-          <w:color w:val="0070C0"/>
-        </w:rPr>
-        <w:t xml:space="preserve"> FSM diagram if necessary.</w:t>
-      </w:r>
-    </w:p>
-    <w:p>
-      <w:pPr>
-        <w:pStyle w:val="30"/>
-      </w:pPr>
-      <w:bookmarkStart w:id="29" w:name="_Toc141358456"/>
-      <w:r>
-        <w:rPr>
-          <w:rFonts w:hint="eastAsia"/>
-        </w:rPr>
-        <w:t>B</w:t>
-      </w:r>
-      <w:r>
-        <w:t>lock 2 Timing Diagram</w:t>
-      </w:r>
-      <w:bookmarkEnd w:id="29"/>
-    </w:p>
-    <w:p>
-      <w:pPr>
-        <w:rPr>
-          <w:i/>
-          <w:iCs/>
-          <w:color w:val="0070C0"/>
-        </w:rPr>
-      </w:pPr>
-      <w:r>
-        <w:rPr>
-          <w:i/>
-          <w:iCs/>
-          <w:color w:val="0070C0"/>
-        </w:rPr>
-        <w:t xml:space="preserve">Please draw necessary block </w:t>
-      </w:r>
-      <w:r>
-        <w:rPr>
-          <w:i/>
-          <w:iCs/>
-          <w:color w:val="0070C0"/>
-        </w:rPr>
-        <w:t>2</w:t>
-      </w:r>
-      <w:r>
-        <w:rPr>
-          <w:i/>
-          <w:iCs/>
-          <w:color w:val="0070C0"/>
-        </w:rPr>
-        <w:t xml:space="preserve"> timing diagrams here and give the description.</w:t>
-      </w:r>
-    </w:p>
-    <w:p/>
-    <w:p>
-      <w:pPr>
-        <w:pStyle w:val="ac"/>
-      </w:pPr>
-      <w:bookmarkStart w:id="30" w:name="_Toc141358512"/>
+        <w:rPr>
+          <w:rFonts w:eastAsiaTheme="minorEastAsia" w:hint="eastAsia"/>
+        </w:rPr>
+      </w:pPr>
+      <w:r>
+        <w:rPr>
+          <w:rFonts w:eastAsiaTheme="minorEastAsia"/>
+        </w:rPr>
+        <w:t xml:space="preserve">As shown in </w:t>
+      </w:r>
+      <w:r>
+        <w:rPr>
+          <w:rFonts w:eastAsiaTheme="minorEastAsia"/>
+        </w:rPr>
+        <w:fldChar w:fldCharType="begin"/>
+      </w:r>
+      <w:r>
+        <w:rPr>
+          <w:rFonts w:eastAsiaTheme="minorEastAsia"/>
+        </w:rPr>
+        <w:instrText xml:space="preserve"> REF _Ref142408256 \h </w:instrText>
+      </w:r>
+      <w:r>
+        <w:rPr>
+          <w:rFonts w:eastAsiaTheme="minorEastAsia"/>
+        </w:rPr>
+      </w:r>
+      <w:r>
+        <w:rPr>
+          <w:rFonts w:eastAsiaTheme="minorEastAsia"/>
+        </w:rPr>
+        <w:fldChar w:fldCharType="separate"/>
+      </w:r>
       <w:r>
         <w:t xml:space="preserve">Figure </w:t>
       </w:r>
-      <w:fldSimple w:instr=" STYLEREF 1 \s ">
-        <w:r>
-          <w:rPr>
-            <w:noProof/>
-          </w:rPr>
-          <w:t>4</w:t>
-        </w:r>
-      </w:fldSimple>
+      <w:r>
+        <w:rPr>
+          <w:noProof/>
+        </w:rPr>
+        <w:t>3</w:t>
+      </w:r>
       <w:r>
         <w:noBreakHyphen/>
       </w:r>
-      <w:fldSimple w:instr=" SEQ Figure \* ARABIC \s 1 ">
-        <w:r>
-          <w:rPr>
-            <w:noProof/>
-          </w:rPr>
-          <w:t>4</w:t>
-        </w:r>
-      </w:fldSimple>
-      <w:r>
-        <w:t xml:space="preserve"> Block 2 Case 1 Timing Diagram</w:t>
-      </w:r>
-      <w:bookmarkEnd w:id="30"/>
-    </w:p>
-    <w:p/>
-    <w:p>
-      <w:pPr>
-        <w:pStyle w:val="ac"/>
-      </w:pPr>
-      <w:bookmarkStart w:id="31" w:name="_Toc141358513"/>
-      <w:r>
-        <w:t xml:space="preserve">Figure </w:t>
-      </w:r>
-      <w:fldSimple w:instr=" STYLEREF 1 \s ">
-        <w:r>
-          <w:rPr>
-            <w:noProof/>
-          </w:rPr>
-          <w:t>4</w:t>
-        </w:r>
-      </w:fldSimple>
-      <w:r>
-        <w:noBreakHyphen/>
-      </w:r>
-      <w:fldSimple w:instr=" SEQ Figure \* ARABIC \s 1 ">
-        <w:r>
-          <w:rPr>
-            <w:noProof/>
-          </w:rPr>
-          <w:t>5</w:t>
-        </w:r>
-      </w:fldSimple>
-      <w:r>
-        <w:t xml:space="preserve"> Block 2 Case 2 Timing Diagram</w:t>
-      </w:r>
-      <w:bookmarkEnd w:id="31"/>
+      <w:r>
+        <w:rPr>
+          <w:noProof/>
+        </w:rPr>
+        <w:t>1</w:t>
+      </w:r>
+      <w:r>
+        <w:rPr>
+          <w:rFonts w:eastAsiaTheme="minorEastAsia"/>
+        </w:rPr>
+        <w:fldChar w:fldCharType="end"/>
+      </w:r>
+      <w:r>
+        <w:rPr>
+          <w:rFonts w:eastAsiaTheme="minorEastAsia"/>
+        </w:rPr>
+        <w:t>, a round robin arbiter</w:t>
+      </w:r>
+      <w:r>
+        <w:rPr>
+          <w:rFonts w:eastAsiaTheme="minorEastAsia"/>
+        </w:rPr>
+        <w:t xml:space="preserve"> is employed to arbitrate memory access requests from </w:t>
+      </w:r>
+      <w:r>
+        <w:rPr>
+          <w:rFonts w:eastAsiaTheme="minorEastAsia"/>
+        </w:rPr>
+        <w:t>Write Handler</w:t>
+      </w:r>
+      <w:r>
+        <w:rPr>
+          <w:rFonts w:eastAsiaTheme="minorEastAsia"/>
+        </w:rPr>
+        <w:t xml:space="preserve"> and </w:t>
+      </w:r>
+      <w:r>
+        <w:rPr>
+          <w:rFonts w:eastAsiaTheme="minorEastAsia"/>
+        </w:rPr>
+        <w:t>Read Handler</w:t>
+      </w:r>
+      <w:r>
+        <w:rPr>
+          <w:rFonts w:eastAsiaTheme="minorEastAsia"/>
+        </w:rPr>
+        <w:t>.</w:t>
+      </w:r>
+      <w:r>
+        <w:rPr>
+          <w:rFonts w:eastAsiaTheme="minorEastAsia"/>
+        </w:rPr>
+        <w:t xml:space="preserve"> </w:t>
+      </w:r>
+      <w:r>
+        <w:rPr>
+          <w:rFonts w:eastAsiaTheme="minorEastAsia"/>
+        </w:rPr>
+        <w:t>For the returned response, a decoder is used to complete the shunt.</w:t>
+      </w:r>
+      <w:r>
+        <w:rPr>
+          <w:rFonts w:eastAsiaTheme="minorEastAsia"/>
+        </w:rPr>
+        <w:t xml:space="preserve"> When field ‘RW’==1, </w:t>
+      </w:r>
+      <w:r>
+        <w:rPr>
+          <w:rFonts w:eastAsiaTheme="minorEastAsia"/>
+        </w:rPr>
+        <w:t xml:space="preserve">this </w:t>
+      </w:r>
+      <w:r>
+        <w:rPr>
+          <w:rFonts w:eastAsiaTheme="minorEastAsia"/>
+        </w:rPr>
+        <w:t>response</w:t>
+      </w:r>
+      <w:r>
+        <w:rPr>
+          <w:rFonts w:eastAsiaTheme="minorEastAsia"/>
+        </w:rPr>
+        <w:t xml:space="preserve"> will be routed to </w:t>
+      </w:r>
+      <w:r>
+        <w:rPr>
+          <w:rFonts w:eastAsiaTheme="minorEastAsia"/>
+        </w:rPr>
+        <w:t>Write Handler</w:t>
+      </w:r>
+      <w:r>
+        <w:rPr>
+          <w:rFonts w:eastAsiaTheme="minorEastAsia"/>
+        </w:rPr>
+        <w:t>, otherwise routed to Read Handler.</w:t>
+      </w:r>
     </w:p>
     <w:p>
       <w:pPr>
@@ -11396,7 +12597,7 @@
       <w:pPr>
         <w:pStyle w:val="11"/>
       </w:pPr>
-      <w:bookmarkStart w:id="32" w:name="_Toc141358457"/>
+      <w:bookmarkStart w:id="31" w:name="_Toc141358457"/>
       <w:r>
         <w:rPr>
           <w:rFonts w:hint="eastAsia"/>
@@ -11413,7 +12614,7 @@
         </w:rPr>
         <w:t>cases</w:t>
       </w:r>
-      <w:bookmarkEnd w:id="32"/>
+      <w:bookmarkEnd w:id="31"/>
     </w:p>
     <w:p>
       <w:pPr>
@@ -11444,7 +12645,7 @@
       <w:pPr>
         <w:pStyle w:val="20"/>
       </w:pPr>
-      <w:bookmarkStart w:id="33" w:name="_Toc141358458"/>
+      <w:bookmarkStart w:id="32" w:name="_Toc141358458"/>
       <w:r>
         <w:rPr>
           <w:rFonts w:hint="eastAsia"/>
@@ -11454,13 +12655,45 @@
       <w:r>
         <w:t>cenario 1</w:t>
       </w:r>
+      <w:bookmarkEnd w:id="32"/>
+    </w:p>
+    <w:p>
+      <w:pPr>
+        <w:pStyle w:val="ac"/>
+      </w:pPr>
+      <w:bookmarkStart w:id="33" w:name="_Toc141358514"/>
+      <w:r>
+        <w:t xml:space="preserve">Figure </w:t>
+      </w:r>
+      <w:fldSimple w:instr=" STYLEREF 1 \s ">
+        <w:r>
+          <w:rPr>
+            <w:noProof/>
+          </w:rPr>
+          <w:t>5</w:t>
+        </w:r>
+      </w:fldSimple>
+      <w:r>
+        <w:noBreakHyphen/>
+      </w:r>
+      <w:fldSimple w:instr=" SEQ Figure \* ARABIC \s 1 ">
+        <w:r>
+          <w:rPr>
+            <w:noProof/>
+          </w:rPr>
+          <w:t>1</w:t>
+        </w:r>
+      </w:fldSimple>
+      <w:r>
+        <w:t xml:space="preserve"> Data Path 1</w:t>
+      </w:r>
       <w:bookmarkEnd w:id="33"/>
     </w:p>
     <w:p>
       <w:pPr>
         <w:pStyle w:val="ac"/>
       </w:pPr>
-      <w:bookmarkStart w:id="34" w:name="_Toc141358514"/>
+      <w:bookmarkStart w:id="34" w:name="_Toc141358515"/>
       <w:r>
         <w:t xml:space="preserve">Figure </w:t>
       </w:r>
@@ -11480,19 +12713,67 @@
           <w:rPr>
             <w:noProof/>
           </w:rPr>
-          <w:t>1</w:t>
+          <w:t>2</w:t>
         </w:r>
       </w:fldSimple>
       <w:r>
+        <w:t xml:space="preserve"> Data Path 2</w:t>
+      </w:r>
+      <w:bookmarkEnd w:id="34"/>
+    </w:p>
+    <w:p>
+      <w:pPr>
+        <w:pStyle w:val="20"/>
+      </w:pPr>
+      <w:bookmarkStart w:id="35" w:name="_Toc141358459"/>
+      <w:r>
+        <w:rPr>
+          <w:rFonts w:hint="eastAsia"/>
+        </w:rPr>
+        <w:t>S</w:t>
+      </w:r>
+      <w:r>
+        <w:t>cenario 2</w:t>
+      </w:r>
+      <w:bookmarkEnd w:id="35"/>
+    </w:p>
+    <w:p>
+      <w:pPr>
+        <w:pStyle w:val="ac"/>
+      </w:pPr>
+      <w:bookmarkStart w:id="36" w:name="_Toc141358516"/>
+      <w:r>
+        <w:t xml:space="preserve">Figure </w:t>
+      </w:r>
+      <w:fldSimple w:instr=" STYLEREF 1 \s ">
+        <w:r>
+          <w:rPr>
+            <w:noProof/>
+          </w:rPr>
+          <w:t>5</w:t>
+        </w:r>
+      </w:fldSimple>
+      <w:r>
+        <w:noBreakHyphen/>
+      </w:r>
+      <w:fldSimple w:instr=" SEQ Figure \* ARABIC \s 1 ">
+        <w:r>
+          <w:rPr>
+            <w:noProof/>
+          </w:rPr>
+          <w:t>3</w:t>
+        </w:r>
+      </w:fldSimple>
+      <w:r>
         <w:t xml:space="preserve"> Data Path 1</w:t>
       </w:r>
-      <w:bookmarkEnd w:id="34"/>
+      <w:bookmarkEnd w:id="36"/>
     </w:p>
     <w:p>
       <w:pPr>
         <w:pStyle w:val="ac"/>
       </w:pPr>
-      <w:bookmarkStart w:id="35" w:name="_Toc141358515"/>
+      <w:bookmarkStart w:id="37" w:name="_Toc141358517"/>
       <w:r>
         <w:t xml:space="preserve">Figure </w:t>
       </w:r>
@@ -11512,99 +12793,19 @@
           <w:rPr>
             <w:noProof/>
           </w:rPr>
-          <w:t>2</w:t>
+          <w:t>4</w:t>
         </w:r>
       </w:fldSimple>
       <w:r>
         <w:t xml:space="preserve"> Data Path 2</w:t>
       </w:r>
-      <w:bookmarkEnd w:id="35"/>
-    </w:p>
-    <w:p>
-      <w:pPr>
-        <w:pStyle w:val="20"/>
-      </w:pPr>
-      <w:bookmarkStart w:id="36" w:name="_Toc141358459"/>
-      <w:r>
-        <w:rPr>
-          <w:rFonts w:hint="eastAsia"/>
-        </w:rPr>
-        <w:t>S</w:t>
-      </w:r>
-      <w:r>
-        <w:t>cenario 2</w:t>
-      </w:r>
-      <w:bookmarkEnd w:id="36"/>
-    </w:p>
-    <w:p>
-      <w:pPr>
-        <w:pStyle w:val="ac"/>
-      </w:pPr>
-      <w:bookmarkStart w:id="37" w:name="_Toc141358516"/>
-      <w:r>
-        <w:t xml:space="preserve">Figure </w:t>
-      </w:r>
-      <w:fldSimple w:instr=" STYLEREF 1 \s ">
-        <w:r>
-          <w:rPr>
-            <w:noProof/>
-          </w:rPr>
-          <w:t>5</w:t>
-        </w:r>
-      </w:fldSimple>
-      <w:r>
-        <w:noBreakHyphen/>
-      </w:r>
-      <w:fldSimple w:instr=" SEQ Figure \* ARABIC \s 1 ">
-        <w:r>
-          <w:rPr>
-            <w:noProof/>
-          </w:rPr>
-          <w:t>3</w:t>
-        </w:r>
-      </w:fldSimple>
-      <w:r>
-        <w:t xml:space="preserve"> Data Path 1</w:t>
-      </w:r>
       <w:bookmarkEnd w:id="37"/>
     </w:p>
     <w:p>
       <w:pPr>
-        <w:pStyle w:val="ac"/>
-      </w:pPr>
-      <w:bookmarkStart w:id="38" w:name="_Toc141358517"/>
-      <w:r>
-        <w:t xml:space="preserve">Figure </w:t>
-      </w:r>
-      <w:fldSimple w:instr=" STYLEREF 1 \s ">
-        <w:r>
-          <w:rPr>
-            <w:noProof/>
-          </w:rPr>
-          <w:t>5</w:t>
-        </w:r>
-      </w:fldSimple>
-      <w:r>
-        <w:noBreakHyphen/>
-      </w:r>
-      <w:fldSimple w:instr=" SEQ Figure \* ARABIC \s 1 ">
-        <w:r>
-          <w:rPr>
-            <w:noProof/>
-          </w:rPr>
-          <w:t>4</w:t>
-        </w:r>
-      </w:fldSimple>
-      <w:r>
-        <w:t xml:space="preserve"> Data Path 2</w:t>
-      </w:r>
-      <w:bookmarkEnd w:id="38"/>
-    </w:p>
-    <w:p>
-      <w:pPr>
         <w:pStyle w:val="11"/>
       </w:pPr>
-      <w:bookmarkStart w:id="39" w:name="_Toc141358460"/>
+      <w:bookmarkStart w:id="38" w:name="_Toc141358460"/>
       <w:r>
         <w:rPr>
           <w:rFonts w:hint="eastAsia"/>
@@ -11615,23 +12816,23 @@
       <w:r>
         <w:t>onfiguration</w:t>
       </w:r>
+      <w:bookmarkEnd w:id="38"/>
+    </w:p>
+    <w:p>
+      <w:pPr>
+        <w:pStyle w:val="20"/>
+      </w:pPr>
+      <w:bookmarkStart w:id="39" w:name="_Toc141358461"/>
+      <w:r>
+        <w:rPr>
+          <w:rFonts w:hint="eastAsia"/>
+        </w:rPr>
+        <w:t>P</w:t>
+      </w:r>
+      <w:r>
+        <w:t>arameter</w:t>
+      </w:r>
       <w:bookmarkEnd w:id="39"/>
-    </w:p>
-    <w:p>
-      <w:pPr>
-        <w:pStyle w:val="20"/>
-      </w:pPr>
-      <w:bookmarkStart w:id="40" w:name="_Toc141358461"/>
-      <w:r>
-        <w:rPr>
-          <w:rFonts w:hint="eastAsia"/>
-        </w:rPr>
-        <w:t>P</w:t>
-      </w:r>
-      <w:r>
-        <w:t>arameter</w:t>
-      </w:r>
-      <w:bookmarkEnd w:id="40"/>
     </w:p>
     <w:tbl>
       <w:tblPr>
@@ -11802,7 +13003,7 @@
       <w:pPr>
         <w:pStyle w:val="ac"/>
       </w:pPr>
-      <w:bookmarkStart w:id="41" w:name="_Toc141358489"/>
+      <w:bookmarkStart w:id="40" w:name="_Toc141358489"/>
       <w:r>
         <w:t xml:space="preserve">Table </w:t>
       </w:r>
@@ -11828,23 +13029,23 @@
       <w:r>
         <w:t xml:space="preserve"> Parameter List</w:t>
       </w:r>
+      <w:bookmarkEnd w:id="40"/>
+    </w:p>
+    <w:p>
+      <w:pPr>
+        <w:pStyle w:val="20"/>
+      </w:pPr>
+      <w:bookmarkStart w:id="41" w:name="_Toc141358462"/>
+      <w:r>
+        <w:rPr>
+          <w:rFonts w:hint="eastAsia"/>
+        </w:rPr>
+        <w:t>M</w:t>
+      </w:r>
+      <w:r>
+        <w:t>acro</w:t>
+      </w:r>
       <w:bookmarkEnd w:id="41"/>
-    </w:p>
-    <w:p>
-      <w:pPr>
-        <w:pStyle w:val="20"/>
-      </w:pPr>
-      <w:bookmarkStart w:id="42" w:name="_Toc141358462"/>
-      <w:r>
-        <w:rPr>
-          <w:rFonts w:hint="eastAsia"/>
-        </w:rPr>
-        <w:t>M</w:t>
-      </w:r>
-      <w:r>
-        <w:t>acro</w:t>
-      </w:r>
-      <w:bookmarkEnd w:id="42"/>
     </w:p>
     <w:tbl>
       <w:tblPr>
@@ -12021,7 +13222,7 @@
       <w:pPr>
         <w:pStyle w:val="ac"/>
       </w:pPr>
-      <w:bookmarkStart w:id="43" w:name="_Toc141358490"/>
+      <w:bookmarkStart w:id="42" w:name="_Toc141358490"/>
       <w:r>
         <w:t xml:space="preserve">Table </w:t>
       </w:r>
@@ -12047,23 +13248,23 @@
       <w:r>
         <w:t xml:space="preserve"> Macro List</w:t>
       </w:r>
+      <w:bookmarkEnd w:id="42"/>
+    </w:p>
+    <w:p>
+      <w:pPr>
+        <w:pStyle w:val="20"/>
+      </w:pPr>
+      <w:bookmarkStart w:id="43" w:name="_Toc141358463"/>
+      <w:r>
+        <w:rPr>
+          <w:rFonts w:hint="eastAsia"/>
+        </w:rPr>
+        <w:t>M</w:t>
+      </w:r>
+      <w:r>
+        <w:t>emory</w:t>
+      </w:r>
       <w:bookmarkEnd w:id="43"/>
-    </w:p>
-    <w:p>
-      <w:pPr>
-        <w:pStyle w:val="20"/>
-      </w:pPr>
-      <w:bookmarkStart w:id="44" w:name="_Toc141358463"/>
-      <w:r>
-        <w:rPr>
-          <w:rFonts w:hint="eastAsia"/>
-        </w:rPr>
-        <w:t>M</w:t>
-      </w:r>
-      <w:r>
-        <w:t>emory</w:t>
-      </w:r>
-      <w:bookmarkEnd w:id="44"/>
     </w:p>
     <w:tbl>
       <w:tblPr>
@@ -12546,7 +13747,7 @@
       <w:pPr>
         <w:pStyle w:val="ac"/>
       </w:pPr>
-      <w:bookmarkStart w:id="45" w:name="_Toc141358491"/>
+      <w:bookmarkStart w:id="44" w:name="_Toc141358491"/>
       <w:r>
         <w:t xml:space="preserve">Table </w:t>
       </w:r>
@@ -12572,13 +13773,13 @@
       <w:r>
         <w:t xml:space="preserve"> Memory Requirements Table</w:t>
       </w:r>
-      <w:bookmarkEnd w:id="45"/>
+      <w:bookmarkEnd w:id="44"/>
     </w:p>
     <w:p>
       <w:pPr>
         <w:pStyle w:val="11"/>
       </w:pPr>
-      <w:bookmarkStart w:id="46" w:name="_Toc141358464"/>
+      <w:bookmarkStart w:id="45" w:name="_Toc141358464"/>
       <w:r>
         <w:rPr>
           <w:rFonts w:hint="eastAsia"/>
@@ -12595,23 +13796,23 @@
         </w:rPr>
         <w:t>Information</w:t>
       </w:r>
+      <w:bookmarkEnd w:id="45"/>
+    </w:p>
+    <w:p>
+      <w:pPr>
+        <w:pStyle w:val="20"/>
+      </w:pPr>
+      <w:bookmarkStart w:id="46" w:name="_Toc141358465"/>
+      <w:r>
+        <w:rPr>
+          <w:rFonts w:hint="eastAsia"/>
+        </w:rPr>
+        <w:t>P</w:t>
+      </w:r>
+      <w:r>
+        <w:t>ower</w:t>
+      </w:r>
       <w:bookmarkEnd w:id="46"/>
-    </w:p>
-    <w:p>
-      <w:pPr>
-        <w:pStyle w:val="20"/>
-      </w:pPr>
-      <w:bookmarkStart w:id="47" w:name="_Toc141358465"/>
-      <w:r>
-        <w:rPr>
-          <w:rFonts w:hint="eastAsia"/>
-        </w:rPr>
-        <w:t>P</w:t>
-      </w:r>
-      <w:r>
-        <w:t>ower</w:t>
-      </w:r>
-      <w:bookmarkEnd w:id="47"/>
     </w:p>
     <w:p>
       <w:pPr>
@@ -12812,7 +14013,7 @@
       <w:pPr>
         <w:pStyle w:val="ac"/>
       </w:pPr>
-      <w:bookmarkStart w:id="48" w:name="_Toc141358492"/>
+      <w:bookmarkStart w:id="47" w:name="_Toc141358492"/>
       <w:r>
         <w:t xml:space="preserve">Table </w:t>
       </w:r>
@@ -12838,7 +14039,7 @@
       <w:r>
         <w:t xml:space="preserve"> Power State Table</w:t>
       </w:r>
-      <w:bookmarkEnd w:id="48"/>
+      <w:bookmarkEnd w:id="47"/>
     </w:p>
     <w:p/>
     <w:tbl>
@@ -13010,7 +14211,7 @@
       <w:pPr>
         <w:pStyle w:val="ac"/>
       </w:pPr>
-      <w:bookmarkStart w:id="49" w:name="_Toc141358493"/>
+      <w:bookmarkStart w:id="48" w:name="_Toc141358493"/>
       <w:r>
         <w:t xml:space="preserve">Table </w:t>
       </w:r>
@@ -13036,21 +14237,21 @@
       <w:r>
         <w:t xml:space="preserve"> Power Consumption Table</w:t>
       </w:r>
+      <w:bookmarkEnd w:id="48"/>
+    </w:p>
+    <w:p/>
+    <w:p>
+      <w:pPr>
+        <w:pStyle w:val="20"/>
+      </w:pPr>
+      <w:bookmarkStart w:id="49" w:name="_Toc141358466"/>
+      <w:r>
+        <w:rPr>
+          <w:rFonts w:hint="eastAsia"/>
+        </w:rPr>
+        <w:t>Performance</w:t>
+      </w:r>
       <w:bookmarkEnd w:id="49"/>
-    </w:p>
-    <w:p/>
-    <w:p>
-      <w:pPr>
-        <w:pStyle w:val="20"/>
-      </w:pPr>
-      <w:bookmarkStart w:id="50" w:name="_Toc141358466"/>
-      <w:r>
-        <w:rPr>
-          <w:rFonts w:hint="eastAsia"/>
-        </w:rPr>
-        <w:t>Performance</w:t>
-      </w:r>
-      <w:bookmarkEnd w:id="50"/>
     </w:p>
     <w:p>
       <w:pPr>
@@ -13302,14 +14503,14 @@
       <w:pPr>
         <w:pStyle w:val="20"/>
       </w:pPr>
-      <w:bookmarkStart w:id="51" w:name="_Toc141358467"/>
+      <w:bookmarkStart w:id="50" w:name="_Toc141358467"/>
       <w:r>
         <w:rPr>
           <w:rFonts w:hint="eastAsia"/>
         </w:rPr>
         <w:t>Area</w:t>
       </w:r>
-      <w:bookmarkEnd w:id="51"/>
+      <w:bookmarkEnd w:id="50"/>
     </w:p>
     <w:p>
       <w:r>
@@ -13486,7 +14687,7 @@
       <w:pPr>
         <w:pStyle w:val="ac"/>
       </w:pPr>
-      <w:bookmarkStart w:id="52" w:name="_Toc141358494"/>
+      <w:bookmarkStart w:id="51" w:name="_Toc141358494"/>
       <w:r>
         <w:t xml:space="preserve">Table </w:t>
       </w:r>
@@ -13512,7 +14713,7 @@
       <w:r>
         <w:t xml:space="preserve"> Area Information</w:t>
       </w:r>
-      <w:bookmarkEnd w:id="52"/>
+      <w:bookmarkEnd w:id="51"/>
     </w:p>
     <w:p/>
     <w:p/>
@@ -13629,7 +14830,7 @@
       <w:pPr>
         <w:pStyle w:val="ac"/>
       </w:pPr>
-      <w:bookmarkStart w:id="53" w:name="_Toc141358495"/>
+      <w:bookmarkStart w:id="52" w:name="_Toc141358495"/>
       <w:r>
         <w:t xml:space="preserve">Table </w:t>
       </w:r>
@@ -13655,13 +14856,13 @@
       <w:r>
         <w:t xml:space="preserve"> VT Cell Number</w:t>
       </w:r>
-      <w:bookmarkEnd w:id="53"/>
+      <w:bookmarkEnd w:id="52"/>
     </w:p>
     <w:p>
       <w:pPr>
         <w:pStyle w:val="11"/>
       </w:pPr>
-      <w:bookmarkStart w:id="54" w:name="_Toc141358468"/>
+      <w:bookmarkStart w:id="53" w:name="_Toc141358468"/>
       <w:r>
         <w:rPr>
           <w:rFonts w:hint="eastAsia"/>
@@ -13681,7 +14882,7 @@
       <w:r>
         <w:t>onstraints</w:t>
       </w:r>
-      <w:bookmarkEnd w:id="54"/>
+      <w:bookmarkEnd w:id="53"/>
     </w:p>
     <w:p>
       <w:pPr>
@@ -13813,7 +15014,7 @@
       <w:pPr>
         <w:pStyle w:val="11"/>
       </w:pPr>
-      <w:bookmarkStart w:id="55" w:name="_Toc141358469"/>
+      <w:bookmarkStart w:id="54" w:name="_Toc141358469"/>
       <w:r>
         <w:rPr>
           <w:rFonts w:hint="eastAsia"/>
@@ -13824,7 +15025,7 @@
       <w:r>
         <w:t xml:space="preserve"> &amp; R Guidelines</w:t>
       </w:r>
-      <w:bookmarkEnd w:id="55"/>
+      <w:bookmarkEnd w:id="54"/>
     </w:p>
     <w:p>
       <w:pPr>
@@ -13847,7 +15048,7 @@
       <w:pPr>
         <w:pStyle w:val="11"/>
       </w:pPr>
-      <w:bookmarkStart w:id="56" w:name="_Toc141358470"/>
+      <w:bookmarkStart w:id="55" w:name="_Toc141358470"/>
       <w:r>
         <w:rPr>
           <w:rFonts w:hint="eastAsia"/>
@@ -13858,7 +15059,7 @@
       <w:r>
         <w:t>erification</w:t>
       </w:r>
-      <w:bookmarkEnd w:id="56"/>
+      <w:bookmarkEnd w:id="55"/>
     </w:p>
     <w:p>
       <w:pPr>
@@ -13881,7 +15082,7 @@
       <w:pPr>
         <w:pStyle w:val="11"/>
       </w:pPr>
-      <w:bookmarkStart w:id="57" w:name="_Toc141358471"/>
+      <w:bookmarkStart w:id="56" w:name="_Toc141358471"/>
       <w:r>
         <w:rPr>
           <w:rFonts w:hint="eastAsia"/>
@@ -13892,7 +15093,7 @@
       <w:r>
         <w:t>ppendix</w:t>
       </w:r>
-      <w:bookmarkEnd w:id="57"/>
+      <w:bookmarkEnd w:id="56"/>
     </w:p>
     <w:p/>
     <w:sectPr>

--- a/axi_mem_controller/Project_GR001_IP_AXI_SRAMC_HDD.docx
+++ b/axi_mem_controller/Project_GR001_IP_AXI_SRAMC_HDD.docx
@@ -270,7 +270,19 @@
         <w:t>P</w:t>
       </w:r>
       <w:r>
-        <w:t>rovided by                                   Provided Date</w:t>
+        <w:t xml:space="preserve">rovided by   </w:t>
+      </w:r>
+      <w:r>
+        <w:t>Neo Wang</w:t>
+      </w:r>
+      <w:r>
+        <w:t xml:space="preserve">                     </w:t>
+      </w:r>
+      <w:r>
+        <w:t xml:space="preserve"> </w:t>
+      </w:r>
+      <w:r>
+        <w:t>Provided Date</w:t>
       </w:r>
     </w:p>
     <w:p/>
@@ -6316,25 +6328,51 @@
       <w:r>
         <w:t xml:space="preserve">Figure </w:t>
       </w:r>
-      <w:fldSimple w:instr=" STYLEREF 1 \s ">
-        <w:r>
-          <w:rPr>
-            <w:noProof/>
-          </w:rPr>
-          <w:t>3</w:t>
-        </w:r>
-      </w:fldSimple>
+      <w:r>
+        <w:fldChar w:fldCharType="begin"/>
+      </w:r>
+      <w:r>
+        <w:instrText xml:space="preserve"> STYLEREF 1 \s </w:instrText>
+      </w:r>
+      <w:r>
+        <w:fldChar w:fldCharType="separate"/>
+      </w:r>
+      <w:r>
+        <w:rPr>
+          <w:noProof/>
+        </w:rPr>
+        <w:t>3</w:t>
+      </w:r>
+      <w:r>
+        <w:rPr>
+          <w:noProof/>
+        </w:rPr>
+        <w:fldChar w:fldCharType="end"/>
+      </w:r>
       <w:r>
         <w:noBreakHyphen/>
       </w:r>
-      <w:fldSimple w:instr=" SEQ Figure \* ARABIC \s 1 ">
-        <w:r>
-          <w:rPr>
-            <w:noProof/>
-          </w:rPr>
-          <w:t>1</w:t>
-        </w:r>
-      </w:fldSimple>
+      <w:r>
+        <w:fldChar w:fldCharType="begin"/>
+      </w:r>
+      <w:r>
+        <w:instrText xml:space="preserve"> SEQ Figure \* ARABIC \s 1 </w:instrText>
+      </w:r>
+      <w:r>
+        <w:fldChar w:fldCharType="separate"/>
+      </w:r>
+      <w:r>
+        <w:rPr>
+          <w:noProof/>
+        </w:rPr>
+        <w:t>1</w:t>
+      </w:r>
+      <w:r>
+        <w:rPr>
+          <w:noProof/>
+        </w:rPr>
+        <w:fldChar w:fldCharType="end"/>
+      </w:r>
       <w:bookmarkEnd w:id="8"/>
       <w:r>
         <w:t xml:space="preserve"> </w:t>
@@ -6755,25 +6793,54 @@
       <w:r>
         <w:t xml:space="preserve">Figure </w:t>
       </w:r>
-      <w:fldSimple w:instr=" STYLEREF 1 \s ">
-        <w:r>
-          <w:rPr>
-            <w:noProof/>
-          </w:rPr>
-          <w:t>3</w:t>
-        </w:r>
-      </w:fldSimple>
+      <w:r>
+        <w:fldChar w:fldCharType="begin"/>
+      </w:r>
+      <w:r>
+        <w:instrText xml:space="preserve"> STYLEREF 1 \s </w:instrText>
+      </w:r>
+      <w:r>
+        <w:fldChar w:fldCharType="separate"/>
+      </w:r>
+      <w:r>
+        <w:rPr>
+          <w:noProof/>
+        </w:rPr>
+        <w:t>3</w:t>
+      </w:r>
+      <w:r>
+        <w:rPr>
+          <w:noProof/>
+        </w:rPr>
+        <w:fldChar w:fldCharType="end"/>
+      </w:r>
       <w:r>
         <w:noBreakHyphen/>
       </w:r>
-      <w:fldSimple w:instr=" SEQ Figure \* ARABIC \s 1 ">
-        <w:r>
-          <w:rPr>
-            <w:noProof/>
-          </w:rPr>
-          <w:t>2</w:t>
-        </w:r>
-      </w:fldSimple>
+      <w:r>
+        <w:fldChar w:fldCharType="begin"/>
+      </w:r>
+      <w:r>
+        <w:instrText xml:space="preserve"> SEQ Figure \* ARABI</w:instrText>
+      </w:r>
+      <w:r>
+        <w:instrText xml:space="preserve">C \s 1 </w:instrText>
+      </w:r>
+      <w:r>
+        <w:fldChar w:fldCharType="separate"/>
+      </w:r>
+      <w:r>
+        <w:rPr>
+          <w:noProof/>
+        </w:rPr>
+        <w:t>2</w:t>
+      </w:r>
+      <w:r>
+        <w:rPr>
+          <w:noProof/>
+        </w:rPr>
+        <w:fldChar w:fldCharType="end"/>
+      </w:r>
       <w:bookmarkEnd w:id="12"/>
       <w:r>
         <w:t xml:space="preserve"> </w:t>
@@ -7352,25 +7419,51 @@
       <w:r>
         <w:t xml:space="preserve">Table </w:t>
       </w:r>
-      <w:fldSimple w:instr=" STYLEREF 1 \s ">
-        <w:r>
-          <w:rPr>
-            <w:noProof/>
-          </w:rPr>
-          <w:t>3</w:t>
-        </w:r>
-      </w:fldSimple>
+      <w:r>
+        <w:fldChar w:fldCharType="begin"/>
+      </w:r>
+      <w:r>
+        <w:instrText xml:space="preserve"> STYLEREF 1 \s </w:instrText>
+      </w:r>
+      <w:r>
+        <w:fldChar w:fldCharType="separate"/>
+      </w:r>
+      <w:r>
+        <w:rPr>
+          <w:noProof/>
+        </w:rPr>
+        <w:t>3</w:t>
+      </w:r>
+      <w:r>
+        <w:rPr>
+          <w:noProof/>
+        </w:rPr>
+        <w:fldChar w:fldCharType="end"/>
+      </w:r>
       <w:r>
         <w:noBreakHyphen/>
       </w:r>
-      <w:fldSimple w:instr=" SEQ Table \* ARABIC \s 1 ">
-        <w:r>
-          <w:rPr>
-            <w:noProof/>
-          </w:rPr>
-          <w:t>1</w:t>
-        </w:r>
-      </w:fldSimple>
+      <w:r>
+        <w:fldChar w:fldCharType="begin"/>
+      </w:r>
+      <w:r>
+        <w:instrText xml:space="preserve"> SEQ Table \* ARABIC \s 1 </w:instrText>
+      </w:r>
+      <w:r>
+        <w:fldChar w:fldCharType="separate"/>
+      </w:r>
+      <w:r>
+        <w:rPr>
+          <w:noProof/>
+        </w:rPr>
+        <w:t>1</w:t>
+      </w:r>
+      <w:r>
+        <w:rPr>
+          <w:noProof/>
+        </w:rPr>
+        <w:fldChar w:fldCharType="end"/>
+      </w:r>
       <w:r>
         <w:t xml:space="preserve"> Clock Requirements</w:t>
       </w:r>
@@ -7569,25 +7662,51 @@
       <w:r>
         <w:t xml:space="preserve">Table </w:t>
       </w:r>
-      <w:fldSimple w:instr=" STYLEREF 1 \s ">
-        <w:r>
-          <w:rPr>
-            <w:noProof/>
-          </w:rPr>
-          <w:t>3</w:t>
-        </w:r>
-      </w:fldSimple>
+      <w:r>
+        <w:fldChar w:fldCharType="begin"/>
+      </w:r>
+      <w:r>
+        <w:instrText xml:space="preserve"> STYLEREF 1 \s </w:instrText>
+      </w:r>
+      <w:r>
+        <w:fldChar w:fldCharType="separate"/>
+      </w:r>
+      <w:r>
+        <w:rPr>
+          <w:noProof/>
+        </w:rPr>
+        <w:t>3</w:t>
+      </w:r>
+      <w:r>
+        <w:rPr>
+          <w:noProof/>
+        </w:rPr>
+        <w:fldChar w:fldCharType="end"/>
+      </w:r>
       <w:r>
         <w:noBreakHyphen/>
       </w:r>
-      <w:fldSimple w:instr=" SEQ Table \* ARABIC \s 1 ">
-        <w:r>
-          <w:rPr>
-            <w:noProof/>
-          </w:rPr>
-          <w:t>2</w:t>
-        </w:r>
-      </w:fldSimple>
+      <w:r>
+        <w:fldChar w:fldCharType="begin"/>
+      </w:r>
+      <w:r>
+        <w:instrText xml:space="preserve"> SEQ Table \* ARABIC \s 1 </w:instrText>
+      </w:r>
+      <w:r>
+        <w:fldChar w:fldCharType="separate"/>
+      </w:r>
+      <w:r>
+        <w:rPr>
+          <w:noProof/>
+        </w:rPr>
+        <w:t>2</w:t>
+      </w:r>
+      <w:r>
+        <w:rPr>
+          <w:noProof/>
+        </w:rPr>
+        <w:fldChar w:fldCharType="end"/>
+      </w:r>
       <w:r>
         <w:t xml:space="preserve"> Reset Requirements</w:t>
       </w:r>
@@ -13634,25 +13753,51 @@
       <w:r>
         <w:t xml:space="preserve">Table </w:t>
       </w:r>
-      <w:fldSimple w:instr=" STYLEREF 1 \s ">
-        <w:r>
-          <w:rPr>
-            <w:noProof/>
-          </w:rPr>
-          <w:t>3</w:t>
-        </w:r>
-      </w:fldSimple>
+      <w:r>
+        <w:fldChar w:fldCharType="begin"/>
+      </w:r>
+      <w:r>
+        <w:instrText xml:space="preserve"> STYLEREF 1 \s </w:instrText>
+      </w:r>
+      <w:r>
+        <w:fldChar w:fldCharType="separate"/>
+      </w:r>
+      <w:r>
+        <w:rPr>
+          <w:noProof/>
+        </w:rPr>
+        <w:t>3</w:t>
+      </w:r>
+      <w:r>
+        <w:rPr>
+          <w:noProof/>
+        </w:rPr>
+        <w:fldChar w:fldCharType="end"/>
+      </w:r>
       <w:r>
         <w:noBreakHyphen/>
       </w:r>
-      <w:fldSimple w:instr=" SEQ Table \* ARABIC \s 1 ">
-        <w:r>
-          <w:rPr>
-            <w:noProof/>
-          </w:rPr>
-          <w:t>3</w:t>
-        </w:r>
-      </w:fldSimple>
+      <w:r>
+        <w:fldChar w:fldCharType="begin"/>
+      </w:r>
+      <w:r>
+        <w:instrText xml:space="preserve"> SEQ Table \* ARABIC \s 1 </w:instrText>
+      </w:r>
+      <w:r>
+        <w:fldChar w:fldCharType="separate"/>
+      </w:r>
+      <w:r>
+        <w:rPr>
+          <w:noProof/>
+        </w:rPr>
+        <w:t>3</w:t>
+      </w:r>
+      <w:r>
+        <w:rPr>
+          <w:noProof/>
+        </w:rPr>
+        <w:fldChar w:fldCharType="end"/>
+      </w:r>
       <w:r>
         <w:t xml:space="preserve"> I/O Interfaces</w:t>
       </w:r>
@@ -13817,13 +13962,13 @@
           <w:p>
             <w:pPr>
               <w:rPr>
+                <w:rFonts w:eastAsiaTheme="minorEastAsia"/>
+              </w:rPr>
+            </w:pPr>
+            <w:r>
+              <w:rPr>
                 <w:rFonts w:eastAsiaTheme="minorEastAsia" w:hint="eastAsia"/>
               </w:rPr>
-            </w:pPr>
-            <w:r>
-              <w:rPr>
-                <w:rFonts w:eastAsiaTheme="minorEastAsia" w:hint="eastAsia"/>
-              </w:rPr>
               <w:t>SRAM</w:t>
             </w:r>
           </w:p>
@@ -13835,7 +13980,7 @@
           <w:p>
             <w:pPr>
               <w:rPr>
-                <w:rFonts w:eastAsiaTheme="minorEastAsia" w:hint="eastAsia"/>
+                <w:rFonts w:eastAsiaTheme="minorEastAsia"/>
               </w:rPr>
             </w:pPr>
             <w:r>
@@ -13918,25 +14063,51 @@
       <w:r>
         <w:t xml:space="preserve">Table </w:t>
       </w:r>
-      <w:fldSimple w:instr=" STYLEREF 1 \s ">
-        <w:r>
-          <w:rPr>
-            <w:noProof/>
-          </w:rPr>
-          <w:t>3</w:t>
-        </w:r>
-      </w:fldSimple>
+      <w:r>
+        <w:fldChar w:fldCharType="begin"/>
+      </w:r>
+      <w:r>
+        <w:instrText xml:space="preserve"> STYLEREF 1 \s </w:instrText>
+      </w:r>
+      <w:r>
+        <w:fldChar w:fldCharType="separate"/>
+      </w:r>
+      <w:r>
+        <w:rPr>
+          <w:noProof/>
+        </w:rPr>
+        <w:t>3</w:t>
+      </w:r>
+      <w:r>
+        <w:rPr>
+          <w:noProof/>
+        </w:rPr>
+        <w:fldChar w:fldCharType="end"/>
+      </w:r>
       <w:r>
         <w:noBreakHyphen/>
       </w:r>
-      <w:fldSimple w:instr=" SEQ Table \* ARABIC \s 1 ">
-        <w:r>
-          <w:rPr>
-            <w:noProof/>
-          </w:rPr>
-          <w:t>4</w:t>
-        </w:r>
-      </w:fldSimple>
+      <w:r>
+        <w:fldChar w:fldCharType="begin"/>
+      </w:r>
+      <w:r>
+        <w:instrText xml:space="preserve"> SEQ Table \* ARABIC \s 1 </w:instrText>
+      </w:r>
+      <w:r>
+        <w:fldChar w:fldCharType="separate"/>
+      </w:r>
+      <w:r>
+        <w:rPr>
+          <w:noProof/>
+        </w:rPr>
+        <w:t>4</w:t>
+      </w:r>
+      <w:r>
+        <w:rPr>
+          <w:noProof/>
+        </w:rPr>
+        <w:fldChar w:fldCharType="end"/>
+      </w:r>
       <w:r>
         <w:t xml:space="preserve"> Address Mapping</w:t>
       </w:r>
@@ -14053,25 +14224,51 @@
       <w:r>
         <w:t xml:space="preserve">Figure </w:t>
       </w:r>
-      <w:fldSimple w:instr=" STYLEREF 1 \s ">
-        <w:r>
-          <w:rPr>
-            <w:noProof/>
-          </w:rPr>
-          <w:t>4</w:t>
-        </w:r>
-      </w:fldSimple>
+      <w:r>
+        <w:fldChar w:fldCharType="begin"/>
+      </w:r>
+      <w:r>
+        <w:instrText xml:space="preserve"> STYLEREF 1 \s </w:instrText>
+      </w:r>
+      <w:r>
+        <w:fldChar w:fldCharType="separate"/>
+      </w:r>
+      <w:r>
+        <w:rPr>
+          <w:noProof/>
+        </w:rPr>
+        <w:t>4</w:t>
+      </w:r>
+      <w:r>
+        <w:rPr>
+          <w:noProof/>
+        </w:rPr>
+        <w:fldChar w:fldCharType="end"/>
+      </w:r>
       <w:r>
         <w:noBreakHyphen/>
       </w:r>
-      <w:fldSimple w:instr=" SEQ Figure \* ARABIC \s 1 ">
-        <w:r>
-          <w:rPr>
-            <w:noProof/>
-          </w:rPr>
-          <w:t>1</w:t>
-        </w:r>
-      </w:fldSimple>
+      <w:r>
+        <w:fldChar w:fldCharType="begin"/>
+      </w:r>
+      <w:r>
+        <w:instrText xml:space="preserve"> SEQ Figure \* ARABIC \s 1 </w:instrText>
+      </w:r>
+      <w:r>
+        <w:fldChar w:fldCharType="separate"/>
+      </w:r>
+      <w:r>
+        <w:rPr>
+          <w:noProof/>
+        </w:rPr>
+        <w:t>1</w:t>
+      </w:r>
+      <w:r>
+        <w:rPr>
+          <w:noProof/>
+        </w:rPr>
+        <w:fldChar w:fldCharType="end"/>
+      </w:r>
       <w:bookmarkEnd w:id="25"/>
       <w:r>
         <w:t xml:space="preserve"> Read Handler Diagram</w:t>
@@ -15733,25 +15930,51 @@
       <w:r>
         <w:t xml:space="preserve">Table </w:t>
       </w:r>
-      <w:fldSimple w:instr=" STYLEREF 1 \s ">
-        <w:r>
-          <w:rPr>
-            <w:noProof/>
-          </w:rPr>
-          <w:t>4</w:t>
-        </w:r>
-      </w:fldSimple>
+      <w:r>
+        <w:fldChar w:fldCharType="begin"/>
+      </w:r>
+      <w:r>
+        <w:instrText xml:space="preserve"> STYLEREF 1 \s </w:instrText>
+      </w:r>
+      <w:r>
+        <w:fldChar w:fldCharType="separate"/>
+      </w:r>
+      <w:r>
+        <w:rPr>
+          <w:noProof/>
+        </w:rPr>
+        <w:t>4</w:t>
+      </w:r>
+      <w:r>
+        <w:rPr>
+          <w:noProof/>
+        </w:rPr>
+        <w:fldChar w:fldCharType="end"/>
+      </w:r>
       <w:r>
         <w:noBreakHyphen/>
       </w:r>
-      <w:fldSimple w:instr=" SEQ Table \* ARABIC \s 1 ">
-        <w:r>
-          <w:rPr>
-            <w:noProof/>
-          </w:rPr>
-          <w:t>1</w:t>
-        </w:r>
-      </w:fldSimple>
+      <w:r>
+        <w:fldChar w:fldCharType="begin"/>
+      </w:r>
+      <w:r>
+        <w:instrText xml:space="preserve"> SEQ Table \* ARABIC \s 1 </w:instrText>
+      </w:r>
+      <w:r>
+        <w:fldChar w:fldCharType="separate"/>
+      </w:r>
+      <w:r>
+        <w:rPr>
+          <w:noProof/>
+        </w:rPr>
+        <w:t>1</w:t>
+      </w:r>
+      <w:r>
+        <w:rPr>
+          <w:noProof/>
+        </w:rPr>
+        <w:fldChar w:fldCharType="end"/>
+      </w:r>
       <w:bookmarkEnd w:id="28"/>
       <w:r>
         <w:t xml:space="preserve"> Request/Response Format of </w:t>
@@ -15989,25 +16212,51 @@
       <w:r>
         <w:t xml:space="preserve">Figure </w:t>
       </w:r>
-      <w:fldSimple w:instr=" STYLEREF 1 \s ">
-        <w:r>
-          <w:rPr>
-            <w:noProof/>
-          </w:rPr>
-          <w:t>4</w:t>
-        </w:r>
-      </w:fldSimple>
+      <w:r>
+        <w:fldChar w:fldCharType="begin"/>
+      </w:r>
+      <w:r>
+        <w:instrText xml:space="preserve"> STYLEREF 1 \s </w:instrText>
+      </w:r>
+      <w:r>
+        <w:fldChar w:fldCharType="separate"/>
+      </w:r>
+      <w:r>
+        <w:rPr>
+          <w:noProof/>
+        </w:rPr>
+        <w:t>4</w:t>
+      </w:r>
+      <w:r>
+        <w:rPr>
+          <w:noProof/>
+        </w:rPr>
+        <w:fldChar w:fldCharType="end"/>
+      </w:r>
       <w:r>
         <w:noBreakHyphen/>
       </w:r>
-      <w:fldSimple w:instr=" SEQ Figure \* ARABIC \s 1 ">
-        <w:r>
-          <w:rPr>
-            <w:noProof/>
-          </w:rPr>
-          <w:t>2</w:t>
-        </w:r>
-      </w:fldSimple>
+      <w:r>
+        <w:fldChar w:fldCharType="begin"/>
+      </w:r>
+      <w:r>
+        <w:instrText xml:space="preserve"> SEQ Figure \* ARABIC \s 1 </w:instrText>
+      </w:r>
+      <w:r>
+        <w:fldChar w:fldCharType="separate"/>
+      </w:r>
+      <w:r>
+        <w:rPr>
+          <w:noProof/>
+        </w:rPr>
+        <w:t>2</w:t>
+      </w:r>
+      <w:r>
+        <w:rPr>
+          <w:noProof/>
+        </w:rPr>
+        <w:fldChar w:fldCharType="end"/>
+      </w:r>
       <w:bookmarkEnd w:id="31"/>
       <w:r>
         <w:t xml:space="preserve"> Write Handler Diagram</w:t>
@@ -16697,25 +16946,51 @@
       <w:r>
         <w:t xml:space="preserve">Figure </w:t>
       </w:r>
-      <w:fldSimple w:instr=" STYLEREF 1 \s ">
-        <w:r>
-          <w:rPr>
-            <w:noProof/>
-          </w:rPr>
-          <w:t>4</w:t>
-        </w:r>
-      </w:fldSimple>
+      <w:r>
+        <w:fldChar w:fldCharType="begin"/>
+      </w:r>
+      <w:r>
+        <w:instrText xml:space="preserve"> STYLEREF 1 \s </w:instrText>
+      </w:r>
+      <w:r>
+        <w:fldChar w:fldCharType="separate"/>
+      </w:r>
+      <w:r>
+        <w:rPr>
+          <w:noProof/>
+        </w:rPr>
+        <w:t>4</w:t>
+      </w:r>
+      <w:r>
+        <w:rPr>
+          <w:noProof/>
+        </w:rPr>
+        <w:fldChar w:fldCharType="end"/>
+      </w:r>
       <w:r>
         <w:noBreakHyphen/>
       </w:r>
-      <w:fldSimple w:instr=" SEQ Figure \* ARABIC \s 1 ">
-        <w:r>
-          <w:rPr>
-            <w:noProof/>
-          </w:rPr>
-          <w:t>3</w:t>
-        </w:r>
-      </w:fldSimple>
+      <w:r>
+        <w:fldChar w:fldCharType="begin"/>
+      </w:r>
+      <w:r>
+        <w:instrText xml:space="preserve"> SEQ Figure \* ARABIC \s 1 </w:instrText>
+      </w:r>
+      <w:r>
+        <w:fldChar w:fldCharType="separate"/>
+      </w:r>
+      <w:r>
+        <w:rPr>
+          <w:noProof/>
+        </w:rPr>
+        <w:t>3</w:t>
+      </w:r>
+      <w:r>
+        <w:rPr>
+          <w:noProof/>
+        </w:rPr>
+        <w:fldChar w:fldCharType="end"/>
+      </w:r>
       <w:bookmarkEnd w:id="36"/>
       <w:r>
         <w:t xml:space="preserve"> ECC Module Diagram</w:t>
@@ -17142,25 +17417,51 @@
       <w:r>
         <w:t xml:space="preserve">Figure </w:t>
       </w:r>
-      <w:fldSimple w:instr=" STYLEREF 1 \s ">
-        <w:r>
-          <w:rPr>
-            <w:noProof/>
-          </w:rPr>
-          <w:t>5</w:t>
-        </w:r>
-      </w:fldSimple>
+      <w:r>
+        <w:fldChar w:fldCharType="begin"/>
+      </w:r>
+      <w:r>
+        <w:instrText xml:space="preserve"> STYLEREF 1 \s </w:instrText>
+      </w:r>
+      <w:r>
+        <w:fldChar w:fldCharType="separate"/>
+      </w:r>
+      <w:r>
+        <w:rPr>
+          <w:noProof/>
+        </w:rPr>
+        <w:t>5</w:t>
+      </w:r>
+      <w:r>
+        <w:rPr>
+          <w:noProof/>
+        </w:rPr>
+        <w:fldChar w:fldCharType="end"/>
+      </w:r>
       <w:r>
         <w:noBreakHyphen/>
       </w:r>
-      <w:fldSimple w:instr=" SEQ Figure \* ARABIC \s 1 ">
-        <w:r>
-          <w:rPr>
-            <w:noProof/>
-          </w:rPr>
-          <w:t>1</w:t>
-        </w:r>
-      </w:fldSimple>
+      <w:r>
+        <w:fldChar w:fldCharType="begin"/>
+      </w:r>
+      <w:r>
+        <w:instrText xml:space="preserve"> SEQ Figure \* ARABIC \s 1 </w:instrText>
+      </w:r>
+      <w:r>
+        <w:fldChar w:fldCharType="separate"/>
+      </w:r>
+      <w:r>
+        <w:rPr>
+          <w:noProof/>
+        </w:rPr>
+        <w:t>1</w:t>
+      </w:r>
+      <w:r>
+        <w:rPr>
+          <w:noProof/>
+        </w:rPr>
+        <w:fldChar w:fldCharType="end"/>
+      </w:r>
       <w:r>
         <w:t xml:space="preserve"> Data Path </w:t>
       </w:r>
@@ -17392,25 +17693,51 @@
       <w:r>
         <w:t xml:space="preserve">Figure </w:t>
       </w:r>
-      <w:fldSimple w:instr=" STYLEREF 1 \s ">
-        <w:r>
-          <w:rPr>
-            <w:noProof/>
-          </w:rPr>
-          <w:t>5</w:t>
-        </w:r>
-      </w:fldSimple>
+      <w:r>
+        <w:fldChar w:fldCharType="begin"/>
+      </w:r>
+      <w:r>
+        <w:instrText xml:space="preserve"> STYLEREF 1 \s </w:instrText>
+      </w:r>
+      <w:r>
+        <w:fldChar w:fldCharType="separate"/>
+      </w:r>
+      <w:r>
+        <w:rPr>
+          <w:noProof/>
+        </w:rPr>
+        <w:t>5</w:t>
+      </w:r>
+      <w:r>
+        <w:rPr>
+          <w:noProof/>
+        </w:rPr>
+        <w:fldChar w:fldCharType="end"/>
+      </w:r>
       <w:r>
         <w:noBreakHyphen/>
       </w:r>
-      <w:fldSimple w:instr=" SEQ Figure \* ARABIC \s 1 ">
-        <w:r>
-          <w:rPr>
-            <w:noProof/>
-          </w:rPr>
-          <w:t>2</w:t>
-        </w:r>
-      </w:fldSimple>
+      <w:r>
+        <w:fldChar w:fldCharType="begin"/>
+      </w:r>
+      <w:r>
+        <w:instrText xml:space="preserve"> SEQ Figure \* ARABIC \s 1 </w:instrText>
+      </w:r>
+      <w:r>
+        <w:fldChar w:fldCharType="separate"/>
+      </w:r>
+      <w:r>
+        <w:rPr>
+          <w:noProof/>
+        </w:rPr>
+        <w:t>2</w:t>
+      </w:r>
+      <w:r>
+        <w:rPr>
+          <w:noProof/>
+        </w:rPr>
+        <w:fldChar w:fldCharType="end"/>
+      </w:r>
       <w:r>
         <w:t xml:space="preserve"> Data Path </w:t>
       </w:r>
@@ -18052,25 +18379,51 @@
       <w:r>
         <w:t xml:space="preserve">Table </w:t>
       </w:r>
-      <w:fldSimple w:instr=" STYLEREF 1 \s ">
-        <w:r>
-          <w:rPr>
-            <w:noProof/>
-          </w:rPr>
-          <w:t>6</w:t>
-        </w:r>
-      </w:fldSimple>
+      <w:r>
+        <w:fldChar w:fldCharType="begin"/>
+      </w:r>
+      <w:r>
+        <w:instrText xml:space="preserve"> STYLEREF 1 \s </w:instrText>
+      </w:r>
+      <w:r>
+        <w:fldChar w:fldCharType="separate"/>
+      </w:r>
+      <w:r>
+        <w:rPr>
+          <w:noProof/>
+        </w:rPr>
+        <w:t>6</w:t>
+      </w:r>
+      <w:r>
+        <w:rPr>
+          <w:noProof/>
+        </w:rPr>
+        <w:fldChar w:fldCharType="end"/>
+      </w:r>
       <w:r>
         <w:noBreakHyphen/>
       </w:r>
-      <w:fldSimple w:instr=" SEQ Table \* ARABIC \s 1 ">
-        <w:r>
-          <w:rPr>
-            <w:noProof/>
-          </w:rPr>
-          <w:t>1</w:t>
-        </w:r>
-      </w:fldSimple>
+      <w:r>
+        <w:fldChar w:fldCharType="begin"/>
+      </w:r>
+      <w:r>
+        <w:instrText xml:space="preserve"> SEQ Table \* ARABIC \s 1 </w:instrText>
+      </w:r>
+      <w:r>
+        <w:fldChar w:fldCharType="separate"/>
+      </w:r>
+      <w:r>
+        <w:rPr>
+          <w:noProof/>
+        </w:rPr>
+        <w:t>1</w:t>
+      </w:r>
+      <w:r>
+        <w:rPr>
+          <w:noProof/>
+        </w:rPr>
+        <w:fldChar w:fldCharType="end"/>
+      </w:r>
       <w:r>
         <w:t xml:space="preserve"> Parameter List</w:t>
       </w:r>
@@ -18271,25 +18624,51 @@
       <w:r>
         <w:t xml:space="preserve">Table </w:t>
       </w:r>
-      <w:fldSimple w:instr=" STYLEREF 1 \s ">
-        <w:r>
-          <w:rPr>
-            <w:noProof/>
-          </w:rPr>
-          <w:t>6</w:t>
-        </w:r>
-      </w:fldSimple>
+      <w:r>
+        <w:fldChar w:fldCharType="begin"/>
+      </w:r>
+      <w:r>
+        <w:instrText xml:space="preserve"> STYLEREF 1 \s </w:instrText>
+      </w:r>
+      <w:r>
+        <w:fldChar w:fldCharType="separate"/>
+      </w:r>
+      <w:r>
+        <w:rPr>
+          <w:noProof/>
+        </w:rPr>
+        <w:t>6</w:t>
+      </w:r>
+      <w:r>
+        <w:rPr>
+          <w:noProof/>
+        </w:rPr>
+        <w:fldChar w:fldCharType="end"/>
+      </w:r>
       <w:r>
         <w:noBreakHyphen/>
       </w:r>
-      <w:fldSimple w:instr=" SEQ Table \* ARABIC \s 1 ">
-        <w:r>
-          <w:rPr>
-            <w:noProof/>
-          </w:rPr>
-          <w:t>2</w:t>
-        </w:r>
-      </w:fldSimple>
+      <w:r>
+        <w:fldChar w:fldCharType="begin"/>
+      </w:r>
+      <w:r>
+        <w:instrText xml:space="preserve"> SEQ Table \* ARABIC \s 1 </w:instrText>
+      </w:r>
+      <w:r>
+        <w:fldChar w:fldCharType="separate"/>
+      </w:r>
+      <w:r>
+        <w:rPr>
+          <w:noProof/>
+        </w:rPr>
+        <w:t>2</w:t>
+      </w:r>
+      <w:r>
+        <w:rPr>
+          <w:noProof/>
+        </w:rPr>
+        <w:fldChar w:fldCharType="end"/>
+      </w:r>
       <w:r>
         <w:t xml:space="preserve"> Macro List</w:t>
       </w:r>
@@ -18796,25 +19175,51 @@
       <w:r>
         <w:t xml:space="preserve">Table </w:t>
       </w:r>
-      <w:fldSimple w:instr=" STYLEREF 1 \s ">
-        <w:r>
-          <w:rPr>
-            <w:noProof/>
-          </w:rPr>
-          <w:t>6</w:t>
-        </w:r>
-      </w:fldSimple>
+      <w:r>
+        <w:fldChar w:fldCharType="begin"/>
+      </w:r>
+      <w:r>
+        <w:instrText xml:space="preserve"> STYLEREF 1 \s </w:instrText>
+      </w:r>
+      <w:r>
+        <w:fldChar w:fldCharType="separate"/>
+      </w:r>
+      <w:r>
+        <w:rPr>
+          <w:noProof/>
+        </w:rPr>
+        <w:t>6</w:t>
+      </w:r>
+      <w:r>
+        <w:rPr>
+          <w:noProof/>
+        </w:rPr>
+        <w:fldChar w:fldCharType="end"/>
+      </w:r>
       <w:r>
         <w:noBreakHyphen/>
       </w:r>
-      <w:fldSimple w:instr=" SEQ Table \* ARABIC \s 1 ">
-        <w:r>
-          <w:rPr>
-            <w:noProof/>
-          </w:rPr>
-          <w:t>3</w:t>
-        </w:r>
-      </w:fldSimple>
+      <w:r>
+        <w:fldChar w:fldCharType="begin"/>
+      </w:r>
+      <w:r>
+        <w:instrText xml:space="preserve"> SEQ Table \* ARABIC \s 1 </w:instrText>
+      </w:r>
+      <w:r>
+        <w:fldChar w:fldCharType="separate"/>
+      </w:r>
+      <w:r>
+        <w:rPr>
+          <w:noProof/>
+        </w:rPr>
+        <w:t>3</w:t>
+      </w:r>
+      <w:r>
+        <w:rPr>
+          <w:noProof/>
+        </w:rPr>
+        <w:fldChar w:fldCharType="end"/>
+      </w:r>
       <w:r>
         <w:t xml:space="preserve"> Memory Requirements Table</w:t>
       </w:r>
@@ -19062,25 +19467,51 @@
       <w:r>
         <w:t xml:space="preserve">Table </w:t>
       </w:r>
-      <w:fldSimple w:instr=" STYLEREF 1 \s ">
-        <w:r>
-          <w:rPr>
-            <w:noProof/>
-          </w:rPr>
-          <w:t>7</w:t>
-        </w:r>
-      </w:fldSimple>
+      <w:r>
+        <w:fldChar w:fldCharType="begin"/>
+      </w:r>
+      <w:r>
+        <w:instrText xml:space="preserve"> STYLEREF 1 \s </w:instrText>
+      </w:r>
+      <w:r>
+        <w:fldChar w:fldCharType="separate"/>
+      </w:r>
+      <w:r>
+        <w:rPr>
+          <w:noProof/>
+        </w:rPr>
+        <w:t>7</w:t>
+      </w:r>
+      <w:r>
+        <w:rPr>
+          <w:noProof/>
+        </w:rPr>
+        <w:fldChar w:fldCharType="end"/>
+      </w:r>
       <w:r>
         <w:noBreakHyphen/>
       </w:r>
-      <w:fldSimple w:instr=" SEQ Table \* ARABIC \s 1 ">
-        <w:r>
-          <w:rPr>
-            <w:noProof/>
-          </w:rPr>
-          <w:t>1</w:t>
-        </w:r>
-      </w:fldSimple>
+      <w:r>
+        <w:fldChar w:fldCharType="begin"/>
+      </w:r>
+      <w:r>
+        <w:instrText xml:space="preserve"> SEQ Table \* ARABIC \s 1 </w:instrText>
+      </w:r>
+      <w:r>
+        <w:fldChar w:fldCharType="separate"/>
+      </w:r>
+      <w:r>
+        <w:rPr>
+          <w:noProof/>
+        </w:rPr>
+        <w:t>1</w:t>
+      </w:r>
+      <w:r>
+        <w:rPr>
+          <w:noProof/>
+        </w:rPr>
+        <w:fldChar w:fldCharType="end"/>
+      </w:r>
       <w:r>
         <w:t xml:space="preserve"> Power State Table</w:t>
       </w:r>
@@ -19260,25 +19691,51 @@
       <w:r>
         <w:t xml:space="preserve">Table </w:t>
       </w:r>
-      <w:fldSimple w:instr=" STYLEREF 1 \s ">
-        <w:r>
-          <w:rPr>
-            <w:noProof/>
-          </w:rPr>
-          <w:t>7</w:t>
-        </w:r>
-      </w:fldSimple>
+      <w:r>
+        <w:fldChar w:fldCharType="begin"/>
+      </w:r>
+      <w:r>
+        <w:instrText xml:space="preserve"> STYLEREF 1 \s </w:instrText>
+      </w:r>
+      <w:r>
+        <w:fldChar w:fldCharType="separate"/>
+      </w:r>
+      <w:r>
+        <w:rPr>
+          <w:noProof/>
+        </w:rPr>
+        <w:t>7</w:t>
+      </w:r>
+      <w:r>
+        <w:rPr>
+          <w:noProof/>
+        </w:rPr>
+        <w:fldChar w:fldCharType="end"/>
+      </w:r>
       <w:r>
         <w:noBreakHyphen/>
       </w:r>
-      <w:fldSimple w:instr=" SEQ Table \* ARABIC \s 1 ">
-        <w:r>
-          <w:rPr>
-            <w:noProof/>
-          </w:rPr>
-          <w:t>2</w:t>
-        </w:r>
-      </w:fldSimple>
+      <w:r>
+        <w:fldChar w:fldCharType="begin"/>
+      </w:r>
+      <w:r>
+        <w:instrText xml:space="preserve"> SEQ Table \* ARABIC \s 1 </w:instrText>
+      </w:r>
+      <w:r>
+        <w:fldChar w:fldCharType="separate"/>
+      </w:r>
+      <w:r>
+        <w:rPr>
+          <w:noProof/>
+        </w:rPr>
+        <w:t>2</w:t>
+      </w:r>
+      <w:r>
+        <w:rPr>
+          <w:noProof/>
+        </w:rPr>
+        <w:fldChar w:fldCharType="end"/>
+      </w:r>
       <w:r>
         <w:t xml:space="preserve"> Power Consumption Table</w:t>
       </w:r>
@@ -19736,25 +20193,51 @@
       <w:r>
         <w:t xml:space="preserve">Table </w:t>
       </w:r>
-      <w:fldSimple w:instr=" STYLEREF 1 \s ">
-        <w:r>
-          <w:rPr>
-            <w:noProof/>
-          </w:rPr>
-          <w:t>7</w:t>
-        </w:r>
-      </w:fldSimple>
+      <w:r>
+        <w:fldChar w:fldCharType="begin"/>
+      </w:r>
+      <w:r>
+        <w:instrText xml:space="preserve"> STYLEREF 1 \s </w:instrText>
+      </w:r>
+      <w:r>
+        <w:fldChar w:fldCharType="separate"/>
+      </w:r>
+      <w:r>
+        <w:rPr>
+          <w:noProof/>
+        </w:rPr>
+        <w:t>7</w:t>
+      </w:r>
+      <w:r>
+        <w:rPr>
+          <w:noProof/>
+        </w:rPr>
+        <w:fldChar w:fldCharType="end"/>
+      </w:r>
       <w:r>
         <w:noBreakHyphen/>
       </w:r>
-      <w:fldSimple w:instr=" SEQ Table \* ARABIC \s 1 ">
-        <w:r>
-          <w:rPr>
-            <w:noProof/>
-          </w:rPr>
-          <w:t>3</w:t>
-        </w:r>
-      </w:fldSimple>
+      <w:r>
+        <w:fldChar w:fldCharType="begin"/>
+      </w:r>
+      <w:r>
+        <w:instrText xml:space="preserve"> SEQ Table \* ARABIC \s 1 </w:instrText>
+      </w:r>
+      <w:r>
+        <w:fldChar w:fldCharType="separate"/>
+      </w:r>
+      <w:r>
+        <w:rPr>
+          <w:noProof/>
+        </w:rPr>
+        <w:t>3</w:t>
+      </w:r>
+      <w:r>
+        <w:rPr>
+          <w:noProof/>
+        </w:rPr>
+        <w:fldChar w:fldCharType="end"/>
+      </w:r>
       <w:r>
         <w:t xml:space="preserve"> Area Information</w:t>
       </w:r>
@@ -19879,25 +20362,51 @@
       <w:r>
         <w:t xml:space="preserve">Table </w:t>
       </w:r>
-      <w:fldSimple w:instr=" STYLEREF 1 \s ">
-        <w:r>
-          <w:rPr>
-            <w:noProof/>
-          </w:rPr>
-          <w:t>7</w:t>
-        </w:r>
-      </w:fldSimple>
+      <w:r>
+        <w:fldChar w:fldCharType="begin"/>
+      </w:r>
+      <w:r>
+        <w:instrText xml:space="preserve"> STYLEREF 1 \s </w:instrText>
+      </w:r>
+      <w:r>
+        <w:fldChar w:fldCharType="separate"/>
+      </w:r>
+      <w:r>
+        <w:rPr>
+          <w:noProof/>
+        </w:rPr>
+        <w:t>7</w:t>
+      </w:r>
+      <w:r>
+        <w:rPr>
+          <w:noProof/>
+        </w:rPr>
+        <w:fldChar w:fldCharType="end"/>
+      </w:r>
       <w:r>
         <w:noBreakHyphen/>
       </w:r>
-      <w:fldSimple w:instr=" SEQ Table \* ARABIC \s 1 ">
-        <w:r>
-          <w:rPr>
-            <w:noProof/>
-          </w:rPr>
-          <w:t>4</w:t>
-        </w:r>
-      </w:fldSimple>
+      <w:r>
+        <w:fldChar w:fldCharType="begin"/>
+      </w:r>
+      <w:r>
+        <w:instrText xml:space="preserve"> SEQ Table \* ARABIC \s 1 </w:instrText>
+      </w:r>
+      <w:r>
+        <w:fldChar w:fldCharType="separate"/>
+      </w:r>
+      <w:r>
+        <w:rPr>
+          <w:noProof/>
+        </w:rPr>
+        <w:t>4</w:t>
+      </w:r>
+      <w:r>
+        <w:rPr>
+          <w:noProof/>
+        </w:rPr>
+        <w:fldChar w:fldCharType="end"/>
+      </w:r>
       <w:r>
         <w:t xml:space="preserve"> VT Cell Number</w:t>
       </w:r>

--- a/axi_mem_controller/Project_GR001_IP_AXI_SRAMC_HDD.docx
+++ b/axi_mem_controller/Project_GR001_IP_AXI_SRAMC_HDD.docx
@@ -6546,7 +6546,114 @@
         <w:t>And then, it</w:t>
       </w:r>
       <w:r>
-        <w:t xml:space="preserve"> is sent to the downstream memory wrapper. </w:t>
+        <w:t xml:space="preserve"> is sent to the downstream </w:t>
+      </w:r>
+      <w:r>
+        <w:t>M</w:t>
+      </w:r>
+      <w:r>
+        <w:t xml:space="preserve">emory </w:t>
+      </w:r>
+      <w:r>
+        <w:t>W</w:t>
+      </w:r>
+      <w:r>
+        <w:t>rapper</w:t>
+      </w:r>
+      <w:r>
+        <w:rPr>
+          <w:rFonts w:eastAsiaTheme="minorEastAsia"/>
+        </w:rPr>
+        <w:t xml:space="preserve"> </w:t>
+      </w:r>
+      <w:r>
+        <w:t>(</w:t>
+      </w:r>
+      <w:r>
+        <w:rPr>
+          <w:rFonts w:eastAsiaTheme="minorEastAsia"/>
+        </w:rPr>
+        <w:t>See</w:t>
+      </w:r>
+      <w:r>
+        <w:rPr>
+          <w:rFonts w:eastAsiaTheme="minorEastAsia"/>
+        </w:rPr>
+        <w:t xml:space="preserve"> </w:t>
+      </w:r>
+      <w:r>
+        <w:rPr>
+          <w:rFonts w:eastAsiaTheme="minorEastAsia"/>
+        </w:rPr>
+        <w:t xml:space="preserve">Appendix Section </w:t>
+      </w:r>
+      <w:r>
+        <w:rPr>
+          <w:rFonts w:eastAsiaTheme="minorEastAsia"/>
+        </w:rPr>
+        <w:fldChar w:fldCharType="begin"/>
+      </w:r>
+      <w:r>
+        <w:rPr>
+          <w:rFonts w:eastAsiaTheme="minorEastAsia"/>
+        </w:rPr>
+        <w:instrText xml:space="preserve"> REF _Ref142643323 \r \h </w:instrText>
+      </w:r>
+      <w:r>
+        <w:rPr>
+          <w:rFonts w:eastAsiaTheme="minorEastAsia"/>
+        </w:rPr>
+      </w:r>
+      <w:r>
+        <w:rPr>
+          <w:rFonts w:eastAsiaTheme="minorEastAsia"/>
+        </w:rPr>
+        <w:fldChar w:fldCharType="separate"/>
+      </w:r>
+      <w:r>
+        <w:rPr>
+          <w:rFonts w:eastAsiaTheme="minorEastAsia"/>
+        </w:rPr>
+        <w:t>11.1</w:t>
+      </w:r>
+      <w:r>
+        <w:rPr>
+          <w:rFonts w:eastAsiaTheme="minorEastAsia"/>
+        </w:rPr>
+        <w:fldChar w:fldCharType="end"/>
+      </w:r>
+      <w:r>
+        <w:rPr>
+          <w:rFonts w:eastAsiaTheme="minorEastAsia"/>
+        </w:rPr>
+        <w:t xml:space="preserve"> </w:t>
+      </w:r>
+      <w:r>
+        <w:rPr>
+          <w:rFonts w:eastAsiaTheme="minorEastAsia"/>
+        </w:rPr>
+        <w:t xml:space="preserve">for relevant information on </w:t>
+      </w:r>
+      <w:r>
+        <w:t>M</w:t>
+      </w:r>
+      <w:r>
+        <w:t xml:space="preserve">emory </w:t>
+      </w:r>
+      <w:r>
+        <w:t>W</w:t>
+      </w:r>
+      <w:r>
+        <w:t>rapper</w:t>
+      </w:r>
+      <w:r>
+        <w:rPr>
+          <w:rFonts w:eastAsiaTheme="minorEastAsia"/>
+        </w:rPr>
+        <w:t>)</w:t>
+      </w:r>
+      <w:r>
+        <w:t xml:space="preserve">. </w:t>
       </w:r>
       <w:r>
         <w:t xml:space="preserve">In order to complete data error correction and improve robustness, an ECC module is used to encode written </w:t>
@@ -6657,7 +6764,14 @@
         <w:rPr>
           <w:rFonts w:eastAsiaTheme="minorEastAsia"/>
         </w:rPr>
-        <w:t xml:space="preserve"> needs to initiate a read operation to obtain complete write data before continuing the write operation</w:t>
+        <w:t xml:space="preserve"> needs to initiate a read operation to obtain complete write data before continuing the </w:t>
+      </w:r>
+      <w:r>
+        <w:rPr>
+          <w:rFonts w:eastAsiaTheme="minorEastAsia"/>
+        </w:rPr>
+        <w:lastRenderedPageBreak/>
+        <w:t>write operation</w:t>
       </w:r>
       <w:r>
         <w:rPr>
@@ -6675,7 +6789,6 @@
         <w:rPr>
           <w:rFonts w:hint="eastAsia"/>
         </w:rPr>
-        <w:lastRenderedPageBreak/>
         <w:t>H</w:t>
       </w:r>
       <w:r>
@@ -6821,10 +6934,7 @@
         <w:fldChar w:fldCharType="begin"/>
       </w:r>
       <w:r>
-        <w:instrText xml:space="preserve"> SEQ Figure \* ARABI</w:instrText>
-      </w:r>
-      <w:r>
-        <w:instrText xml:space="preserve">C \s 1 </w:instrText>
+        <w:instrText xml:space="preserve"> SEQ Figure \* ARABIC \s 1 </w:instrText>
       </w:r>
       <w:r>
         <w:fldChar w:fldCharType="separate"/>
@@ -6993,11 +7103,19 @@
         </w:rPr>
         <w:t>“</w:t>
       </w:r>
-      <w:r>
-        <w:rPr>
-          <w:rFonts w:eastAsiaTheme="minorEastAsia"/>
-        </w:rPr>
-        <w:t>wstrb==</w:t>
+      <w:proofErr w:type="spellStart"/>
+      <w:r>
+        <w:rPr>
+          <w:rFonts w:eastAsiaTheme="minorEastAsia"/>
+        </w:rPr>
+        <w:t>wstrb</w:t>
+      </w:r>
+      <w:proofErr w:type="spellEnd"/>
+      <w:r>
+        <w:rPr>
+          <w:rFonts w:eastAsiaTheme="minorEastAsia"/>
+        </w:rPr>
+        <w:t>==</w:t>
       </w:r>
       <w:r>
         <w:rPr>
@@ -7035,12 +7153,14 @@
         </w:rPr>
         <w:t>“</w:t>
       </w:r>
+      <w:proofErr w:type="spellStart"/>
       <w:r>
         <w:rPr>
           <w:rFonts w:eastAsiaTheme="minorEastAsia"/>
         </w:rPr>
         <w:t>wstrb</w:t>
       </w:r>
+      <w:proofErr w:type="spellEnd"/>
       <w:r>
         <w:rPr>
           <w:rFonts w:eastAsiaTheme="minorEastAsia"/>
@@ -7267,6 +7387,7 @@
                 <w:rFonts w:eastAsiaTheme="minorEastAsia"/>
               </w:rPr>
             </w:pPr>
+            <w:proofErr w:type="spellStart"/>
             <w:r>
               <w:rPr>
                 <w:rFonts w:eastAsiaTheme="minorEastAsia"/>
@@ -7279,6 +7400,7 @@
               </w:rPr>
               <w:t>lk</w:t>
             </w:r>
+            <w:proofErr w:type="spellEnd"/>
           </w:p>
         </w:tc>
         <w:tc>
@@ -7555,6 +7677,7 @@
             <w:tcW w:w="2763" w:type="dxa"/>
           </w:tcPr>
           <w:p>
+            <w:proofErr w:type="spellStart"/>
             <w:r>
               <w:rPr>
                 <w:rFonts w:hint="eastAsia"/>
@@ -7564,6 +7687,7 @@
             <w:r>
               <w:t>st_n</w:t>
             </w:r>
+            <w:proofErr w:type="spellEnd"/>
           </w:p>
         </w:tc>
         <w:tc>
@@ -7576,6 +7700,7 @@
                 <w:rFonts w:eastAsiaTheme="minorEastAsia"/>
               </w:rPr>
             </w:pPr>
+            <w:proofErr w:type="spellStart"/>
             <w:r>
               <w:rPr>
                 <w:rFonts w:eastAsiaTheme="minorEastAsia" w:hint="eastAsia"/>
@@ -7588,6 +7713,7 @@
               </w:rPr>
               <w:t>lk</w:t>
             </w:r>
+            <w:proofErr w:type="spellEnd"/>
           </w:p>
         </w:tc>
         <w:tc>
@@ -7721,6 +7847,7 @@
         <w:rPr>
           <w:rFonts w:hint="eastAsia"/>
         </w:rPr>
+        <w:lastRenderedPageBreak/>
         <w:t>I</w:t>
       </w:r>
       <w:r>
@@ -7742,16 +7869,7 @@
           <w:iCs/>
           <w:color w:val="0070C0"/>
         </w:rPr>
-        <w:t xml:space="preserve">Please give the fully I/O interfaces in the interface table, the interfaces can be divided </w:t>
-      </w:r>
-      <w:r>
-        <w:rPr>
-          <w:i/>
-          <w:iCs/>
-          <w:color w:val="0070C0"/>
-        </w:rPr>
-        <w:lastRenderedPageBreak/>
-        <w:t>into different groups such as:</w:t>
+        <w:t>Please give the fully I/O interfaces in the interface table, the interfaces can be divided into different groups such as:</w:t>
       </w:r>
     </w:p>
     <w:p>
@@ -7892,13 +8010,23 @@
           <w:color w:val="0070C0"/>
         </w:rPr>
       </w:pPr>
+      <w:proofErr w:type="spellStart"/>
       <w:r>
         <w:rPr>
           <w:i/>
           <w:iCs/>
           <w:color w:val="0070C0"/>
         </w:rPr>
-        <w:t>Etcs.</w:t>
+        <w:t>Etcs</w:t>
+      </w:r>
+      <w:proofErr w:type="spellEnd"/>
+      <w:r>
+        <w:rPr>
+          <w:i/>
+          <w:iCs/>
+          <w:color w:val="0070C0"/>
+        </w:rPr>
+        <w:t>.</w:t>
       </w:r>
     </w:p>
     <w:p/>
@@ -8039,6 +8167,7 @@
             <w:pPr>
               <w:jc w:val="center"/>
             </w:pPr>
+            <w:proofErr w:type="spellStart"/>
             <w:r>
               <w:rPr>
                 <w:rFonts w:hint="eastAsia"/>
@@ -8048,6 +8177,7 @@
             <w:r>
               <w:t>lk</w:t>
             </w:r>
+            <w:proofErr w:type="spellEnd"/>
           </w:p>
         </w:tc>
         <w:tc>
@@ -8128,6 +8258,7 @@
             <w:pPr>
               <w:jc w:val="center"/>
             </w:pPr>
+            <w:proofErr w:type="spellStart"/>
             <w:r>
               <w:rPr>
                 <w:rFonts w:hint="eastAsia"/>
@@ -8137,6 +8268,7 @@
             <w:r>
               <w:t>st_n</w:t>
             </w:r>
+            <w:proofErr w:type="spellEnd"/>
           </w:p>
         </w:tc>
         <w:tc>
@@ -8231,6 +8363,7 @@
                 <w:rFonts w:eastAsiaTheme="minorEastAsia"/>
               </w:rPr>
             </w:pPr>
+            <w:proofErr w:type="spellStart"/>
             <w:r>
               <w:rPr>
                 <w:rFonts w:eastAsiaTheme="minorEastAsia"/>
@@ -8249,6 +8382,7 @@
               </w:rPr>
               <w:t>aild</w:t>
             </w:r>
+            <w:proofErr w:type="spellEnd"/>
           </w:p>
         </w:tc>
         <w:tc>
@@ -8330,6 +8464,7 @@
                 <w:rFonts w:eastAsiaTheme="minorEastAsia"/>
               </w:rPr>
             </w:pPr>
+            <w:proofErr w:type="spellStart"/>
             <w:r>
               <w:rPr>
                 <w:rFonts w:eastAsiaTheme="minorEastAsia" w:hint="eastAsia"/>
@@ -8342,6 +8477,7 @@
               </w:rPr>
               <w:t>wready</w:t>
             </w:r>
+            <w:proofErr w:type="spellEnd"/>
           </w:p>
         </w:tc>
         <w:tc>
@@ -8426,6 +8562,7 @@
                 <w:szCs w:val="20"/>
               </w:rPr>
             </w:pPr>
+            <w:proofErr w:type="spellStart"/>
             <w:r>
               <w:rPr>
                 <w:rFonts w:eastAsiaTheme="minorEastAsia" w:hint="eastAsia"/>
@@ -8438,6 +8575,7 @@
               </w:rPr>
               <w:t>wid</w:t>
             </w:r>
+            <w:proofErr w:type="spellEnd"/>
           </w:p>
         </w:tc>
         <w:tc>
@@ -8514,6 +8652,7 @@
                 <w:szCs w:val="20"/>
               </w:rPr>
             </w:pPr>
+            <w:proofErr w:type="spellStart"/>
             <w:r>
               <w:rPr>
                 <w:rFonts w:eastAsiaTheme="minorEastAsia" w:hint="eastAsia"/>
@@ -8526,6 +8665,7 @@
               </w:rPr>
               <w:t>waddr</w:t>
             </w:r>
+            <w:proofErr w:type="spellEnd"/>
           </w:p>
         </w:tc>
         <w:tc>
@@ -8605,6 +8745,7 @@
                 <w:rFonts w:eastAsiaTheme="minorEastAsia"/>
               </w:rPr>
             </w:pPr>
+            <w:proofErr w:type="spellStart"/>
             <w:r>
               <w:rPr>
                 <w:rFonts w:eastAsiaTheme="minorEastAsia" w:hint="eastAsia"/>
@@ -8617,6 +8758,7 @@
               </w:rPr>
               <w:t>wlen</w:t>
             </w:r>
+            <w:proofErr w:type="spellEnd"/>
           </w:p>
         </w:tc>
         <w:tc>
@@ -8693,6 +8835,7 @@
                 <w:rFonts w:eastAsiaTheme="minorEastAsia"/>
               </w:rPr>
             </w:pPr>
+            <w:proofErr w:type="spellStart"/>
             <w:r>
               <w:rPr>
                 <w:rFonts w:eastAsiaTheme="minorEastAsia" w:hint="eastAsia"/>
@@ -8705,6 +8848,7 @@
               </w:rPr>
               <w:t>wsize</w:t>
             </w:r>
+            <w:proofErr w:type="spellEnd"/>
           </w:p>
         </w:tc>
         <w:tc>
@@ -8778,6 +8922,7 @@
                 <w:rFonts w:eastAsiaTheme="minorEastAsia"/>
               </w:rPr>
             </w:pPr>
+            <w:proofErr w:type="spellStart"/>
             <w:r>
               <w:rPr>
                 <w:rFonts w:eastAsiaTheme="minorEastAsia" w:hint="eastAsia"/>
@@ -8790,6 +8935,7 @@
               </w:rPr>
               <w:t>wburst</w:t>
             </w:r>
+            <w:proofErr w:type="spellEnd"/>
           </w:p>
         </w:tc>
         <w:tc>
@@ -8880,6 +9026,7 @@
                 <w:rFonts w:eastAsiaTheme="minorEastAsia"/>
               </w:rPr>
             </w:pPr>
+            <w:proofErr w:type="spellStart"/>
             <w:r>
               <w:rPr>
                 <w:rFonts w:eastAsiaTheme="minorEastAsia" w:hint="eastAsia"/>
@@ -8892,6 +9039,7 @@
               </w:rPr>
               <w:t>wcache</w:t>
             </w:r>
+            <w:proofErr w:type="spellEnd"/>
           </w:p>
         </w:tc>
         <w:tc>
@@ -8962,6 +9110,7 @@
                 <w:rFonts w:eastAsiaTheme="minorEastAsia"/>
               </w:rPr>
             </w:pPr>
+            <w:proofErr w:type="spellStart"/>
             <w:r>
               <w:rPr>
                 <w:rFonts w:eastAsiaTheme="minorEastAsia" w:hint="eastAsia"/>
@@ -8974,6 +9123,7 @@
               </w:rPr>
               <w:t>wprot</w:t>
             </w:r>
+            <w:proofErr w:type="spellEnd"/>
           </w:p>
         </w:tc>
         <w:tc>
@@ -9044,6 +9194,7 @@
                 <w:rFonts w:eastAsiaTheme="minorEastAsia"/>
               </w:rPr>
             </w:pPr>
+            <w:proofErr w:type="spellStart"/>
             <w:r>
               <w:rPr>
                 <w:rFonts w:eastAsiaTheme="minorEastAsia" w:hint="eastAsia"/>
@@ -9056,6 +9207,7 @@
               </w:rPr>
               <w:t>wqos</w:t>
             </w:r>
+            <w:proofErr w:type="spellEnd"/>
           </w:p>
         </w:tc>
         <w:tc>
@@ -9129,6 +9281,7 @@
                 <w:szCs w:val="20"/>
               </w:rPr>
             </w:pPr>
+            <w:proofErr w:type="spellStart"/>
             <w:r>
               <w:rPr>
                 <w:rFonts w:eastAsiaTheme="minorEastAsia"/>
@@ -9147,6 +9300,7 @@
               </w:rPr>
               <w:t>user</w:t>
             </w:r>
+            <w:proofErr w:type="spellEnd"/>
           </w:p>
         </w:tc>
         <w:tc>
@@ -9220,6 +9374,7 @@
                 <w:rFonts w:eastAsiaTheme="minorEastAsia"/>
               </w:rPr>
             </w:pPr>
+            <w:proofErr w:type="spellStart"/>
             <w:r>
               <w:rPr>
                 <w:rFonts w:eastAsiaTheme="minorEastAsia" w:hint="eastAsia"/>
@@ -9232,6 +9387,7 @@
               </w:rPr>
               <w:t>valid</w:t>
             </w:r>
+            <w:proofErr w:type="spellEnd"/>
           </w:p>
         </w:tc>
         <w:tc>
@@ -9305,6 +9461,7 @@
                 <w:rFonts w:eastAsiaTheme="minorEastAsia"/>
               </w:rPr>
             </w:pPr>
+            <w:proofErr w:type="spellStart"/>
             <w:r>
               <w:rPr>
                 <w:rFonts w:eastAsiaTheme="minorEastAsia" w:hint="eastAsia"/>
@@ -9317,6 +9474,7 @@
               </w:rPr>
               <w:t>ready</w:t>
             </w:r>
+            <w:proofErr w:type="spellEnd"/>
           </w:p>
         </w:tc>
         <w:tc>
@@ -9393,6 +9551,7 @@
                 <w:szCs w:val="20"/>
               </w:rPr>
             </w:pPr>
+            <w:proofErr w:type="spellStart"/>
             <w:r>
               <w:rPr>
                 <w:rFonts w:eastAsiaTheme="minorEastAsia" w:hint="eastAsia"/>
@@ -9405,6 +9564,7 @@
               </w:rPr>
               <w:t>data</w:t>
             </w:r>
+            <w:proofErr w:type="spellEnd"/>
           </w:p>
         </w:tc>
         <w:tc>
@@ -9481,6 +9641,7 @@
                 <w:szCs w:val="20"/>
               </w:rPr>
             </w:pPr>
+            <w:proofErr w:type="spellStart"/>
             <w:r>
               <w:rPr>
                 <w:rFonts w:eastAsiaTheme="minorEastAsia" w:hint="eastAsia"/>
@@ -9493,6 +9654,7 @@
               </w:rPr>
               <w:t>strb</w:t>
             </w:r>
+            <w:proofErr w:type="spellEnd"/>
           </w:p>
         </w:tc>
         <w:tc>
@@ -9568,6 +9730,7 @@
                 <w:rFonts w:eastAsiaTheme="minorEastAsia"/>
               </w:rPr>
             </w:pPr>
+            <w:proofErr w:type="spellStart"/>
             <w:r>
               <w:rPr>
                 <w:rFonts w:eastAsiaTheme="minorEastAsia" w:hint="eastAsia"/>
@@ -9580,6 +9743,7 @@
               </w:rPr>
               <w:t>last</w:t>
             </w:r>
+            <w:proofErr w:type="spellEnd"/>
           </w:p>
         </w:tc>
         <w:tc>
@@ -9653,6 +9817,7 @@
                 <w:rFonts w:eastAsiaTheme="minorEastAsia"/>
               </w:rPr>
             </w:pPr>
+            <w:proofErr w:type="spellStart"/>
             <w:r>
               <w:rPr>
                 <w:rFonts w:eastAsiaTheme="minorEastAsia" w:hint="eastAsia"/>
@@ -9665,6 +9830,7 @@
               </w:rPr>
               <w:t>vaild</w:t>
             </w:r>
+            <w:proofErr w:type="spellEnd"/>
           </w:p>
         </w:tc>
         <w:tc>
@@ -9914,6 +10080,7 @@
                 <w:rFonts w:eastAsiaTheme="minorEastAsia"/>
               </w:rPr>
             </w:pPr>
+            <w:proofErr w:type="spellStart"/>
             <w:r>
               <w:rPr>
                 <w:rFonts w:eastAsiaTheme="minorEastAsia" w:hint="eastAsia"/>
@@ -9926,6 +10093,7 @@
               </w:rPr>
               <w:t>resp</w:t>
             </w:r>
+            <w:proofErr w:type="spellEnd"/>
           </w:p>
         </w:tc>
         <w:tc>
@@ -9999,6 +10167,7 @@
                 <w:rFonts w:eastAsiaTheme="minorEastAsia"/>
               </w:rPr>
             </w:pPr>
+            <w:proofErr w:type="spellStart"/>
             <w:r>
               <w:rPr>
                 <w:rFonts w:eastAsiaTheme="minorEastAsia"/>
@@ -10017,6 +10186,7 @@
               </w:rPr>
               <w:t>aild</w:t>
             </w:r>
+            <w:proofErr w:type="spellEnd"/>
           </w:p>
         </w:tc>
         <w:tc>
@@ -10093,6 +10263,7 @@
                 <w:rFonts w:eastAsiaTheme="minorEastAsia"/>
               </w:rPr>
             </w:pPr>
+            <w:proofErr w:type="spellStart"/>
             <w:r>
               <w:rPr>
                 <w:rFonts w:eastAsiaTheme="minorEastAsia" w:hint="eastAsia"/>
@@ -10105,6 +10276,7 @@
               </w:rPr>
               <w:t>rready</w:t>
             </w:r>
+            <w:proofErr w:type="spellEnd"/>
           </w:p>
         </w:tc>
         <w:tc>
@@ -10278,6 +10450,7 @@
                 <w:szCs w:val="20"/>
               </w:rPr>
             </w:pPr>
+            <w:proofErr w:type="spellStart"/>
             <w:r>
               <w:rPr>
                 <w:rFonts w:eastAsiaTheme="minorEastAsia" w:hint="eastAsia"/>
@@ -10290,6 +10463,7 @@
               </w:rPr>
               <w:t>raddr</w:t>
             </w:r>
+            <w:proofErr w:type="spellEnd"/>
           </w:p>
         </w:tc>
         <w:tc>
@@ -10363,6 +10537,7 @@
                 <w:rFonts w:eastAsiaTheme="minorEastAsia"/>
               </w:rPr>
             </w:pPr>
+            <w:proofErr w:type="spellStart"/>
             <w:r>
               <w:rPr>
                 <w:rFonts w:eastAsiaTheme="minorEastAsia" w:hint="eastAsia"/>
@@ -10375,6 +10550,7 @@
               </w:rPr>
               <w:t>rlen</w:t>
             </w:r>
+            <w:proofErr w:type="spellEnd"/>
           </w:p>
         </w:tc>
         <w:tc>
@@ -10445,6 +10621,7 @@
                 <w:rFonts w:eastAsiaTheme="minorEastAsia"/>
               </w:rPr>
             </w:pPr>
+            <w:proofErr w:type="spellStart"/>
             <w:r>
               <w:rPr>
                 <w:rFonts w:eastAsiaTheme="minorEastAsia" w:hint="eastAsia"/>
@@ -10457,6 +10634,7 @@
               </w:rPr>
               <w:t>rsize</w:t>
             </w:r>
+            <w:proofErr w:type="spellEnd"/>
           </w:p>
         </w:tc>
         <w:tc>
@@ -10527,6 +10705,7 @@
                 <w:rFonts w:eastAsiaTheme="minorEastAsia"/>
               </w:rPr>
             </w:pPr>
+            <w:proofErr w:type="spellStart"/>
             <w:r>
               <w:rPr>
                 <w:rFonts w:eastAsiaTheme="minorEastAsia" w:hint="eastAsia"/>
@@ -10539,6 +10718,7 @@
               </w:rPr>
               <w:t>rburst</w:t>
             </w:r>
+            <w:proofErr w:type="spellEnd"/>
           </w:p>
         </w:tc>
         <w:tc>
@@ -10621,6 +10801,7 @@
                 <w:rFonts w:eastAsiaTheme="minorEastAsia"/>
               </w:rPr>
             </w:pPr>
+            <w:proofErr w:type="spellStart"/>
             <w:r>
               <w:rPr>
                 <w:rFonts w:eastAsiaTheme="minorEastAsia" w:hint="eastAsia"/>
@@ -10633,6 +10814,7 @@
               </w:rPr>
               <w:t>rcache</w:t>
             </w:r>
+            <w:proofErr w:type="spellEnd"/>
           </w:p>
         </w:tc>
         <w:tc>
@@ -10700,6 +10882,7 @@
                 <w:rFonts w:eastAsiaTheme="minorEastAsia"/>
               </w:rPr>
             </w:pPr>
+            <w:proofErr w:type="spellStart"/>
             <w:r>
               <w:rPr>
                 <w:rFonts w:eastAsiaTheme="minorEastAsia" w:hint="eastAsia"/>
@@ -10712,6 +10895,7 @@
               </w:rPr>
               <w:t>rprot</w:t>
             </w:r>
+            <w:proofErr w:type="spellEnd"/>
           </w:p>
         </w:tc>
         <w:tc>
@@ -10779,6 +10963,7 @@
                 <w:rFonts w:eastAsiaTheme="minorEastAsia"/>
               </w:rPr>
             </w:pPr>
+            <w:proofErr w:type="spellStart"/>
             <w:r>
               <w:rPr>
                 <w:rFonts w:eastAsiaTheme="minorEastAsia" w:hint="eastAsia"/>
@@ -10791,6 +10976,7 @@
               </w:rPr>
               <w:t>rqos</w:t>
             </w:r>
+            <w:proofErr w:type="spellEnd"/>
           </w:p>
         </w:tc>
         <w:tc>
@@ -10861,12 +11047,14 @@
                 <w:szCs w:val="20"/>
               </w:rPr>
             </w:pPr>
+            <w:proofErr w:type="spellStart"/>
             <w:r>
               <w:rPr>
                 <w:rFonts w:eastAsiaTheme="minorEastAsia"/>
               </w:rPr>
               <w:t>aruser</w:t>
             </w:r>
+            <w:proofErr w:type="spellEnd"/>
           </w:p>
         </w:tc>
         <w:tc>
@@ -10940,6 +11128,7 @@
                 <w:szCs w:val="20"/>
               </w:rPr>
             </w:pPr>
+            <w:proofErr w:type="spellStart"/>
             <w:r>
               <w:rPr>
                 <w:rFonts w:eastAsiaTheme="minorEastAsia" w:hint="eastAsia"/>
@@ -10952,6 +11141,7 @@
               </w:rPr>
               <w:t>vaild</w:t>
             </w:r>
+            <w:proofErr w:type="spellEnd"/>
           </w:p>
         </w:tc>
         <w:tc>
@@ -11034,6 +11224,7 @@
                 <w:szCs w:val="20"/>
               </w:rPr>
             </w:pPr>
+            <w:proofErr w:type="spellStart"/>
             <w:r>
               <w:rPr>
                 <w:rFonts w:eastAsiaTheme="minorEastAsia" w:hint="eastAsia"/>
@@ -11046,6 +11237,7 @@
               </w:rPr>
               <w:t>ready</w:t>
             </w:r>
+            <w:proofErr w:type="spellEnd"/>
           </w:p>
         </w:tc>
         <w:tc>
@@ -11222,6 +11414,7 @@
                 <w:szCs w:val="20"/>
               </w:rPr>
             </w:pPr>
+            <w:proofErr w:type="spellStart"/>
             <w:r>
               <w:rPr>
                 <w:rFonts w:eastAsiaTheme="minorEastAsia" w:hint="eastAsia"/>
@@ -11234,6 +11427,7 @@
               </w:rPr>
               <w:t>data</w:t>
             </w:r>
+            <w:proofErr w:type="spellEnd"/>
           </w:p>
         </w:tc>
         <w:tc>
@@ -11316,6 +11510,7 @@
                 <w:szCs w:val="20"/>
               </w:rPr>
             </w:pPr>
+            <w:proofErr w:type="spellStart"/>
             <w:r>
               <w:rPr>
                 <w:rFonts w:eastAsiaTheme="minorEastAsia" w:hint="eastAsia"/>
@@ -11328,6 +11523,7 @@
               </w:rPr>
               <w:t>resp</w:t>
             </w:r>
+            <w:proofErr w:type="spellEnd"/>
           </w:p>
         </w:tc>
         <w:tc>
@@ -11410,6 +11606,7 @@
                 <w:szCs w:val="20"/>
               </w:rPr>
             </w:pPr>
+            <w:proofErr w:type="spellStart"/>
             <w:r>
               <w:rPr>
                 <w:rFonts w:eastAsiaTheme="minorEastAsia" w:hint="eastAsia"/>
@@ -11422,6 +11619,7 @@
               </w:rPr>
               <w:t>last</w:t>
             </w:r>
+            <w:proofErr w:type="spellEnd"/>
           </w:p>
         </w:tc>
         <w:tc>
@@ -11522,6 +11720,7 @@
                 <w:szCs w:val="20"/>
               </w:rPr>
             </w:pPr>
+            <w:proofErr w:type="spellStart"/>
             <w:r>
               <w:rPr>
                 <w:rFonts w:eastAsiaTheme="minorEastAsia" w:hint="eastAsia"/>
@@ -11534,6 +11733,7 @@
               </w:rPr>
               <w:t>vaild</w:t>
             </w:r>
+            <w:proofErr w:type="spellEnd"/>
           </w:p>
         </w:tc>
         <w:tc>
@@ -11624,6 +11824,7 @@
                 <w:szCs w:val="20"/>
               </w:rPr>
             </w:pPr>
+            <w:proofErr w:type="spellStart"/>
             <w:r>
               <w:rPr>
                 <w:rFonts w:eastAsiaTheme="minorEastAsia" w:hint="eastAsia"/>
@@ -11636,6 +11837,7 @@
               </w:rPr>
               <w:t>iready</w:t>
             </w:r>
+            <w:proofErr w:type="spellEnd"/>
           </w:p>
         </w:tc>
         <w:tc>
@@ -11718,6 +11920,7 @@
                 <w:rFonts w:eastAsiaTheme="minorEastAsia"/>
               </w:rPr>
             </w:pPr>
+            <w:proofErr w:type="spellStart"/>
             <w:r>
               <w:rPr>
                 <w:rFonts w:eastAsiaTheme="minorEastAsia" w:hint="eastAsia"/>
@@ -11730,6 +11933,7 @@
               </w:rPr>
               <w:t>ipayload</w:t>
             </w:r>
+            <w:proofErr w:type="spellEnd"/>
           </w:p>
         </w:tc>
         <w:tc>
@@ -11862,6 +12066,7 @@
                 <w:szCs w:val="20"/>
               </w:rPr>
             </w:pPr>
+            <w:proofErr w:type="spellStart"/>
             <w:r>
               <w:rPr>
                 <w:rFonts w:ascii="Arial" w:eastAsiaTheme="minorEastAsia" w:hAnsi="Arial" w:cs="Arial" w:hint="eastAsia"/>
@@ -11880,6 +12085,7 @@
               </w:rPr>
               <w:t>mw</w:t>
             </w:r>
+            <w:proofErr w:type="spellEnd"/>
           </w:p>
         </w:tc>
         <w:tc>
@@ -11972,6 +12178,7 @@
                 <w:szCs w:val="20"/>
               </w:rPr>
             </w:pPr>
+            <w:proofErr w:type="spellStart"/>
             <w:r>
               <w:rPr>
                 <w:rFonts w:ascii="Arial" w:eastAsiaTheme="minorEastAsia" w:hAnsi="Arial" w:cs="Arial" w:hint="eastAsia"/>
@@ -11990,6 +12197,7 @@
               </w:rPr>
               <w:t>xid</w:t>
             </w:r>
+            <w:proofErr w:type="spellEnd"/>
           </w:p>
         </w:tc>
         <w:tc>
@@ -12094,6 +12302,7 @@
                 <w:szCs w:val="20"/>
               </w:rPr>
             </w:pPr>
+            <w:proofErr w:type="spellStart"/>
             <w:r>
               <w:rPr>
                 <w:rFonts w:ascii="Arial" w:eastAsiaTheme="minorEastAsia" w:hAnsi="Arial" w:cs="Arial" w:hint="eastAsia"/>
@@ -12112,6 +12321,7 @@
               </w:rPr>
               <w:t>ddr</w:t>
             </w:r>
+            <w:proofErr w:type="spellEnd"/>
           </w:p>
         </w:tc>
         <w:tc>
@@ -12551,6 +12761,7 @@
                 <w:szCs w:val="20"/>
               </w:rPr>
             </w:pPr>
+            <w:proofErr w:type="spellStart"/>
             <w:r>
               <w:rPr>
                 <w:rFonts w:eastAsiaTheme="minorEastAsia" w:hint="eastAsia"/>
@@ -12563,6 +12774,7 @@
               </w:rPr>
               <w:t>ovaild</w:t>
             </w:r>
+            <w:proofErr w:type="spellEnd"/>
           </w:p>
         </w:tc>
         <w:tc>
@@ -12648,6 +12860,7 @@
                 <w:szCs w:val="20"/>
               </w:rPr>
             </w:pPr>
+            <w:proofErr w:type="spellStart"/>
             <w:r>
               <w:rPr>
                 <w:rFonts w:eastAsiaTheme="minorEastAsia" w:hint="eastAsia"/>
@@ -12660,6 +12873,7 @@
               </w:rPr>
               <w:t>oready</w:t>
             </w:r>
+            <w:proofErr w:type="spellEnd"/>
           </w:p>
         </w:tc>
         <w:tc>
@@ -12742,6 +12956,7 @@
                 <w:rFonts w:eastAsiaTheme="minorEastAsia"/>
               </w:rPr>
             </w:pPr>
+            <w:proofErr w:type="spellStart"/>
             <w:r>
               <w:rPr>
                 <w:rFonts w:eastAsiaTheme="minorEastAsia" w:hint="eastAsia"/>
@@ -12754,6 +12969,7 @@
               </w:rPr>
               <w:t>opayload</w:t>
             </w:r>
+            <w:proofErr w:type="spellEnd"/>
           </w:p>
         </w:tc>
         <w:tc>
@@ -12886,6 +13102,7 @@
                 <w:szCs w:val="20"/>
               </w:rPr>
             </w:pPr>
+            <w:proofErr w:type="spellStart"/>
             <w:r>
               <w:rPr>
                 <w:rFonts w:ascii="Arial" w:eastAsiaTheme="minorEastAsia" w:hAnsi="Arial" w:cs="Arial" w:hint="eastAsia"/>
@@ -12904,6 +13121,7 @@
               </w:rPr>
               <w:t>mw</w:t>
             </w:r>
+            <w:proofErr w:type="spellEnd"/>
           </w:p>
         </w:tc>
         <w:tc>
@@ -12996,6 +13214,7 @@
                 <w:szCs w:val="20"/>
               </w:rPr>
             </w:pPr>
+            <w:proofErr w:type="spellStart"/>
             <w:r>
               <w:rPr>
                 <w:rFonts w:ascii="Arial" w:eastAsiaTheme="minorEastAsia" w:hAnsi="Arial" w:cs="Arial" w:hint="eastAsia"/>
@@ -13014,6 +13233,7 @@
               </w:rPr>
               <w:t>xid</w:t>
             </w:r>
+            <w:proofErr w:type="spellEnd"/>
           </w:p>
         </w:tc>
         <w:tc>
@@ -13101,6 +13321,139 @@
               <w:jc w:val="center"/>
               <w:rPr>
                 <w:rFonts w:ascii="Arial" w:eastAsiaTheme="minorEastAsia" w:hAnsi="Arial" w:cs="Arial"/>
+                <w:strike/>
+                <w:kern w:val="0"/>
+                <w:sz w:val="20"/>
+                <w:szCs w:val="20"/>
+              </w:rPr>
+            </w:pPr>
+            <w:proofErr w:type="spellStart"/>
+            <w:r>
+              <w:rPr>
+                <w:rFonts w:ascii="Arial" w:eastAsiaTheme="minorEastAsia" w:hAnsi="Arial" w:cs="Arial" w:hint="eastAsia"/>
+                <w:strike/>
+                <w:kern w:val="0"/>
+                <w:sz w:val="20"/>
+                <w:szCs w:val="20"/>
+              </w:rPr>
+              <w:t>a</w:t>
+            </w:r>
+            <w:r>
+              <w:rPr>
+                <w:rFonts w:ascii="Arial" w:eastAsiaTheme="minorEastAsia" w:hAnsi="Arial" w:cs="Arial"/>
+                <w:strike/>
+                <w:kern w:val="0"/>
+                <w:sz w:val="20"/>
+                <w:szCs w:val="20"/>
+              </w:rPr>
+              <w:t>ddr</w:t>
+            </w:r>
+            <w:proofErr w:type="spellEnd"/>
+          </w:p>
+        </w:tc>
+        <w:tc>
+          <w:tcPr>
+            <w:tcW w:w="1306" w:type="dxa"/>
+            <w:vAlign w:val="center"/>
+          </w:tcPr>
+          <w:p>
+            <w:pPr>
+              <w:jc w:val="center"/>
+              <w:rPr>
+                <w:rFonts w:ascii="Arial" w:eastAsiaTheme="minorEastAsia" w:hAnsi="Arial" w:cs="Arial"/>
+                <w:strike/>
+                <w:kern w:val="0"/>
+                <w:sz w:val="20"/>
+                <w:szCs w:val="20"/>
+              </w:rPr>
+            </w:pPr>
+            <w:r>
+              <w:rPr>
+                <w:rFonts w:ascii="Arial" w:eastAsiaTheme="minorEastAsia" w:hAnsi="Arial" w:cs="Arial"/>
+                <w:strike/>
+                <w:kern w:val="0"/>
+                <w:sz w:val="20"/>
+                <w:szCs w:val="20"/>
+              </w:rPr>
+              <w:t>configurable</w:t>
+            </w:r>
+          </w:p>
+        </w:tc>
+        <w:tc>
+          <w:tcPr>
+            <w:tcW w:w="619" w:type="dxa"/>
+            <w:vMerge/>
+            <w:vAlign w:val="center"/>
+          </w:tcPr>
+          <w:p>
+            <w:pPr>
+              <w:jc w:val="center"/>
+              <w:rPr>
+                <w:rFonts w:eastAsiaTheme="minorEastAsia"/>
+                <w:strike/>
+              </w:rPr>
+            </w:pPr>
+          </w:p>
+        </w:tc>
+        <w:tc>
+          <w:tcPr>
+            <w:tcW w:w="2371" w:type="dxa"/>
+          </w:tcPr>
+          <w:p>
+            <w:pPr>
+              <w:rPr>
+                <w:strike/>
+              </w:rPr>
+            </w:pPr>
+            <w:r>
+              <w:rPr>
+                <w:rFonts w:eastAsiaTheme="minorEastAsia"/>
+                <w:strike/>
+              </w:rPr>
+              <w:t xml:space="preserve">Address of this </w:t>
+            </w:r>
+            <w:proofErr w:type="spellStart"/>
+            <w:r>
+              <w:rPr>
+                <w:rFonts w:eastAsiaTheme="minorEastAsia"/>
+                <w:strike/>
+              </w:rPr>
+              <w:t>rdata</w:t>
+            </w:r>
+            <w:proofErr w:type="spellEnd"/>
+          </w:p>
+        </w:tc>
+      </w:tr>
+      <w:tr>
+        <w:tc>
+          <w:tcPr>
+            <w:tcW w:w="1209" w:type="dxa"/>
+            <w:vMerge/>
+          </w:tcPr>
+          <w:p/>
+        </w:tc>
+        <w:tc>
+          <w:tcPr>
+            <w:tcW w:w="2016" w:type="dxa"/>
+            <w:vMerge/>
+          </w:tcPr>
+          <w:p>
+            <w:pPr>
+              <w:rPr>
+                <w:rFonts w:eastAsiaTheme="minorEastAsia"/>
+              </w:rPr>
+            </w:pPr>
+          </w:p>
+        </w:tc>
+        <w:tc>
+          <w:tcPr>
+            <w:tcW w:w="769" w:type="dxa"/>
+          </w:tcPr>
+          <w:p>
+            <w:pPr>
+              <w:jc w:val="center"/>
+              <w:rPr>
+                <w:rFonts w:ascii="Arial" w:eastAsiaTheme="minorEastAsia" w:hAnsi="Arial" w:cs="Arial"/>
                 <w:kern w:val="0"/>
                 <w:sz w:val="20"/>
                 <w:szCs w:val="20"/>
@@ -13113,7 +13466,7 @@
                 <w:sz w:val="20"/>
                 <w:szCs w:val="20"/>
               </w:rPr>
-              <w:t>a</w:t>
+              <w:t>l</w:t>
             </w:r>
             <w:r>
               <w:rPr>
@@ -13122,7 +13475,7 @@
                 <w:sz w:val="20"/>
                 <w:szCs w:val="20"/>
               </w:rPr>
-              <w:t>ddr</w:t>
+              <w:t>ast</w:t>
             </w:r>
           </w:p>
         </w:tc>
@@ -13143,122 +13496,438 @@
             </w:pPr>
             <w:r>
               <w:rPr>
+                <w:rFonts w:ascii="Arial" w:eastAsiaTheme="minorEastAsia" w:hAnsi="Arial" w:cs="Arial" w:hint="eastAsia"/>
+                <w:kern w:val="0"/>
+                <w:sz w:val="20"/>
+                <w:szCs w:val="20"/>
+              </w:rPr>
+              <w:t>1</w:t>
+            </w:r>
+          </w:p>
+        </w:tc>
+        <w:tc>
+          <w:tcPr>
+            <w:tcW w:w="619" w:type="dxa"/>
+            <w:vMerge/>
+            <w:vAlign w:val="center"/>
+          </w:tcPr>
+          <w:p>
+            <w:pPr>
+              <w:jc w:val="center"/>
+              <w:rPr>
+                <w:rFonts w:eastAsiaTheme="minorEastAsia"/>
+              </w:rPr>
+            </w:pPr>
+          </w:p>
+        </w:tc>
+        <w:tc>
+          <w:tcPr>
+            <w:tcW w:w="2371" w:type="dxa"/>
+          </w:tcPr>
+          <w:p>
+            <w:r>
+              <w:rPr>
+                <w:rFonts w:eastAsiaTheme="minorEastAsia"/>
+              </w:rPr>
+              <w:t xml:space="preserve">Last burst </w:t>
+            </w:r>
+            <w:r>
+              <w:rPr>
+                <w:rFonts w:eastAsiaTheme="minorEastAsia" w:hint="eastAsia"/>
+              </w:rPr>
+              <w:t>transfer</w:t>
+            </w:r>
+            <w:r>
+              <w:rPr>
+                <w:rFonts w:eastAsiaTheme="minorEastAsia"/>
+              </w:rPr>
+              <w:t xml:space="preserve"> flag</w:t>
+            </w:r>
+          </w:p>
+        </w:tc>
+      </w:tr>
+      <w:tr>
+        <w:tc>
+          <w:tcPr>
+            <w:tcW w:w="1209" w:type="dxa"/>
+            <w:vMerge/>
+          </w:tcPr>
+          <w:p/>
+        </w:tc>
+        <w:tc>
+          <w:tcPr>
+            <w:tcW w:w="2016" w:type="dxa"/>
+            <w:vMerge/>
+          </w:tcPr>
+          <w:p>
+            <w:pPr>
+              <w:rPr>
+                <w:rFonts w:eastAsiaTheme="minorEastAsia"/>
+              </w:rPr>
+            </w:pPr>
+          </w:p>
+        </w:tc>
+        <w:tc>
+          <w:tcPr>
+            <w:tcW w:w="769" w:type="dxa"/>
+          </w:tcPr>
+          <w:p>
+            <w:pPr>
+              <w:jc w:val="center"/>
+              <w:rPr>
                 <w:rFonts w:ascii="Arial" w:eastAsiaTheme="minorEastAsia" w:hAnsi="Arial" w:cs="Arial"/>
                 <w:kern w:val="0"/>
                 <w:sz w:val="20"/>
                 <w:szCs w:val="20"/>
               </w:rPr>
-              <w:t>configurable</w:t>
-            </w:r>
-          </w:p>
-        </w:tc>
-        <w:tc>
-          <w:tcPr>
-            <w:tcW w:w="619" w:type="dxa"/>
-            <w:vMerge/>
-            <w:vAlign w:val="center"/>
-          </w:tcPr>
-          <w:p>
-            <w:pPr>
-              <w:jc w:val="center"/>
-              <w:rPr>
-                <w:rFonts w:eastAsiaTheme="minorEastAsia"/>
-              </w:rPr>
-            </w:pPr>
-          </w:p>
-        </w:tc>
-        <w:tc>
-          <w:tcPr>
-            <w:tcW w:w="2371" w:type="dxa"/>
-          </w:tcPr>
-          <w:p>
-            <w:r>
-              <w:rPr>
-                <w:rFonts w:eastAsiaTheme="minorEastAsia"/>
-              </w:rPr>
-              <w:t>Address of this rdata</w:t>
-            </w:r>
-          </w:p>
-        </w:tc>
-      </w:tr>
-      <w:tr>
-        <w:tc>
-          <w:tcPr>
-            <w:tcW w:w="1209" w:type="dxa"/>
-            <w:vMerge/>
-          </w:tcPr>
-          <w:p/>
-        </w:tc>
-        <w:tc>
-          <w:tcPr>
-            <w:tcW w:w="2016" w:type="dxa"/>
-            <w:vMerge/>
-          </w:tcPr>
-          <w:p>
-            <w:pPr>
-              <w:rPr>
-                <w:rFonts w:eastAsiaTheme="minorEastAsia"/>
-              </w:rPr>
-            </w:pPr>
-          </w:p>
-        </w:tc>
-        <w:tc>
-          <w:tcPr>
-            <w:tcW w:w="769" w:type="dxa"/>
-          </w:tcPr>
-          <w:p>
-            <w:pPr>
-              <w:jc w:val="center"/>
+            </w:pPr>
+            <w:r>
+              <w:rPr>
+                <w:rFonts w:ascii="Arial" w:eastAsiaTheme="minorEastAsia" w:hAnsi="Arial" w:cs="Arial" w:hint="eastAsia"/>
+                <w:kern w:val="0"/>
+                <w:sz w:val="20"/>
+                <w:szCs w:val="20"/>
+              </w:rPr>
+              <w:t>d</w:t>
+            </w:r>
+            <w:r>
               <w:rPr>
                 <w:rFonts w:ascii="Arial" w:eastAsiaTheme="minorEastAsia" w:hAnsi="Arial" w:cs="Arial"/>
                 <w:kern w:val="0"/>
                 <w:sz w:val="20"/>
                 <w:szCs w:val="20"/>
               </w:rPr>
-            </w:pPr>
-            <w:r>
-              <w:rPr>
-                <w:rFonts w:ascii="Arial" w:eastAsiaTheme="minorEastAsia" w:hAnsi="Arial" w:cs="Arial" w:hint="eastAsia"/>
-                <w:kern w:val="0"/>
-                <w:sz w:val="20"/>
-                <w:szCs w:val="20"/>
-              </w:rPr>
-              <w:t>l</w:t>
-            </w:r>
-            <w:r>
+              <w:t>ata</w:t>
+            </w:r>
+          </w:p>
+        </w:tc>
+        <w:tc>
+          <w:tcPr>
+            <w:tcW w:w="1306" w:type="dxa"/>
+            <w:vAlign w:val="center"/>
+          </w:tcPr>
+          <w:p>
+            <w:pPr>
+              <w:jc w:val="center"/>
               <w:rPr>
                 <w:rFonts w:ascii="Arial" w:eastAsiaTheme="minorEastAsia" w:hAnsi="Arial" w:cs="Arial"/>
                 <w:kern w:val="0"/>
                 <w:sz w:val="20"/>
                 <w:szCs w:val="20"/>
               </w:rPr>
-              <w:t>ast</w:t>
-            </w:r>
-          </w:p>
-        </w:tc>
-        <w:tc>
-          <w:tcPr>
-            <w:tcW w:w="1306" w:type="dxa"/>
-            <w:vAlign w:val="center"/>
-          </w:tcPr>
-          <w:p>
-            <w:pPr>
-              <w:jc w:val="center"/>
+            </w:pPr>
+            <w:r>
               <w:rPr>
                 <w:rFonts w:ascii="Arial" w:eastAsiaTheme="minorEastAsia" w:hAnsi="Arial" w:cs="Arial"/>
                 <w:kern w:val="0"/>
                 <w:sz w:val="20"/>
                 <w:szCs w:val="20"/>
               </w:rPr>
-            </w:pPr>
-            <w:r>
-              <w:rPr>
-                <w:rFonts w:ascii="Arial" w:eastAsiaTheme="minorEastAsia" w:hAnsi="Arial" w:cs="Arial" w:hint="eastAsia"/>
+              <w:t>configurable</w:t>
+            </w:r>
+          </w:p>
+        </w:tc>
+        <w:tc>
+          <w:tcPr>
+            <w:tcW w:w="619" w:type="dxa"/>
+            <w:vMerge/>
+            <w:vAlign w:val="center"/>
+          </w:tcPr>
+          <w:p>
+            <w:pPr>
+              <w:jc w:val="center"/>
+              <w:rPr>
+                <w:rFonts w:eastAsiaTheme="minorEastAsia"/>
+              </w:rPr>
+            </w:pPr>
+          </w:p>
+        </w:tc>
+        <w:tc>
+          <w:tcPr>
+            <w:tcW w:w="2371" w:type="dxa"/>
+          </w:tcPr>
+          <w:p>
+            <w:pPr>
+              <w:rPr>
+                <w:rFonts w:eastAsiaTheme="minorEastAsia"/>
+              </w:rPr>
+            </w:pPr>
+            <w:r>
+              <w:rPr>
+                <w:rFonts w:eastAsiaTheme="minorEastAsia" w:hint="eastAsia"/>
+              </w:rPr>
+              <w:t>A</w:t>
+            </w:r>
+            <w:r>
+              <w:rPr>
+                <w:rFonts w:eastAsiaTheme="minorEastAsia"/>
+              </w:rPr>
+              <w:t xml:space="preserve">XI </w:t>
+            </w:r>
+            <w:proofErr w:type="spellStart"/>
+            <w:r>
+              <w:rPr>
+                <w:rFonts w:eastAsiaTheme="minorEastAsia"/>
+              </w:rPr>
+              <w:t>rdata</w:t>
+            </w:r>
+            <w:proofErr w:type="spellEnd"/>
+          </w:p>
+        </w:tc>
+      </w:tr>
+      <w:tr>
+        <w:tc>
+          <w:tcPr>
+            <w:tcW w:w="1209" w:type="dxa"/>
+            <w:vMerge w:val="restart"/>
+          </w:tcPr>
+          <w:p>
+            <w:pPr>
+              <w:rPr>
+                <w:rFonts w:eastAsiaTheme="minorEastAsia"/>
+              </w:rPr>
+            </w:pPr>
+            <w:r>
+              <w:rPr>
+                <w:rFonts w:eastAsiaTheme="minorEastAsia"/>
+              </w:rPr>
+              <w:t>Register</w:t>
+            </w:r>
+          </w:p>
+        </w:tc>
+        <w:tc>
+          <w:tcPr>
+            <w:tcW w:w="2785" w:type="dxa"/>
+            <w:gridSpan w:val="2"/>
+          </w:tcPr>
+          <w:p>
+            <w:pPr>
+              <w:jc w:val="center"/>
+            </w:pPr>
+            <w:proofErr w:type="spellStart"/>
+            <w:r>
+              <w:rPr>
+                <w:rFonts w:eastAsiaTheme="minorEastAsia"/>
+              </w:rPr>
+              <w:t>axi_sramc_idle</w:t>
+            </w:r>
+            <w:proofErr w:type="spellEnd"/>
+          </w:p>
+        </w:tc>
+        <w:tc>
+          <w:tcPr>
+            <w:tcW w:w="1306" w:type="dxa"/>
+            <w:vAlign w:val="center"/>
+          </w:tcPr>
+          <w:p>
+            <w:pPr>
+              <w:jc w:val="center"/>
+              <w:rPr>
+                <w:rFonts w:eastAsiaTheme="minorEastAsia"/>
+              </w:rPr>
+            </w:pPr>
+            <w:r>
+              <w:rPr>
+                <w:rFonts w:eastAsiaTheme="minorEastAsia" w:hint="eastAsia"/>
+              </w:rPr>
+              <w:t>1</w:t>
+            </w:r>
+          </w:p>
+        </w:tc>
+        <w:tc>
+          <w:tcPr>
+            <w:tcW w:w="619" w:type="dxa"/>
+            <w:vMerge w:val="restart"/>
+            <w:vAlign w:val="center"/>
+          </w:tcPr>
+          <w:p>
+            <w:pPr>
+              <w:jc w:val="center"/>
+              <w:rPr>
+                <w:rFonts w:eastAsiaTheme="minorEastAsia"/>
+              </w:rPr>
+            </w:pPr>
+            <w:r>
+              <w:rPr>
+                <w:rFonts w:eastAsiaTheme="minorEastAsia" w:hint="eastAsia"/>
+              </w:rPr>
+              <w:t>O</w:t>
+            </w:r>
+          </w:p>
+        </w:tc>
+        <w:tc>
+          <w:tcPr>
+            <w:tcW w:w="2371" w:type="dxa"/>
+          </w:tcPr>
+          <w:p>
+            <w:pPr>
+              <w:rPr>
+                <w:rFonts w:eastAsiaTheme="minorEastAsia"/>
+              </w:rPr>
+            </w:pPr>
+            <w:r>
+              <w:rPr>
+                <w:rFonts w:eastAsiaTheme="minorEastAsia" w:hint="eastAsia"/>
+              </w:rPr>
+              <w:t>A</w:t>
+            </w:r>
+            <w:r>
+              <w:rPr>
+                <w:rFonts w:eastAsiaTheme="minorEastAsia"/>
+              </w:rPr>
+              <w:t>XI_SRAMC module is idle</w:t>
+            </w:r>
+          </w:p>
+        </w:tc>
+      </w:tr>
+      <w:tr>
+        <w:tc>
+          <w:tcPr>
+            <w:tcW w:w="1209" w:type="dxa"/>
+            <w:vMerge/>
+          </w:tcPr>
+          <w:p/>
+        </w:tc>
+        <w:tc>
+          <w:tcPr>
+            <w:tcW w:w="2785" w:type="dxa"/>
+            <w:gridSpan w:val="2"/>
+          </w:tcPr>
+          <w:p>
+            <w:pPr>
+              <w:jc w:val="center"/>
+              <w:rPr>
+                <w:rFonts w:eastAsiaTheme="minorEastAsia"/>
+              </w:rPr>
+            </w:pPr>
+            <w:proofErr w:type="spellStart"/>
+            <w:r>
+              <w:rPr>
+                <w:rFonts w:eastAsiaTheme="minorEastAsia"/>
+              </w:rPr>
+              <w:t>ecc_err</w:t>
+            </w:r>
+            <w:proofErr w:type="spellEnd"/>
+          </w:p>
+        </w:tc>
+        <w:tc>
+          <w:tcPr>
+            <w:tcW w:w="1306" w:type="dxa"/>
+            <w:vAlign w:val="center"/>
+          </w:tcPr>
+          <w:p>
+            <w:pPr>
+              <w:jc w:val="center"/>
+              <w:rPr>
+                <w:rFonts w:eastAsiaTheme="minorEastAsia"/>
+              </w:rPr>
+            </w:pPr>
+            <w:r>
+              <w:rPr>
+                <w:rFonts w:eastAsiaTheme="minorEastAsia" w:hint="eastAsia"/>
+              </w:rPr>
+              <w:t>1</w:t>
+            </w:r>
+          </w:p>
+        </w:tc>
+        <w:tc>
+          <w:tcPr>
+            <w:tcW w:w="619" w:type="dxa"/>
+            <w:vMerge/>
+            <w:vAlign w:val="center"/>
+          </w:tcPr>
+          <w:p>
+            <w:pPr>
+              <w:jc w:val="center"/>
+            </w:pPr>
+          </w:p>
+        </w:tc>
+        <w:tc>
+          <w:tcPr>
+            <w:tcW w:w="2371" w:type="dxa"/>
+          </w:tcPr>
+          <w:p>
+            <w:pPr>
+              <w:rPr>
+                <w:rFonts w:eastAsiaTheme="minorEastAsia"/>
+              </w:rPr>
+            </w:pPr>
+            <w:proofErr w:type="spellStart"/>
+            <w:r>
+              <w:rPr>
+                <w:rFonts w:eastAsiaTheme="minorEastAsia"/>
+              </w:rPr>
+              <w:t>Rdata</w:t>
+            </w:r>
+            <w:proofErr w:type="spellEnd"/>
+            <w:r>
+              <w:rPr>
+                <w:rFonts w:eastAsiaTheme="minorEastAsia"/>
+              </w:rPr>
+              <w:t xml:space="preserve"> ECC error and u</w:t>
+            </w:r>
+            <w:r>
+              <w:rPr>
+                <w:rFonts w:eastAsiaTheme="minorEastAsia"/>
+              </w:rPr>
+              <w:t>ncorrectable</w:t>
+            </w:r>
+          </w:p>
+        </w:tc>
+      </w:tr>
+      <w:tr>
+        <w:tc>
+          <w:tcPr>
+            <w:tcW w:w="1209" w:type="dxa"/>
+            <w:vMerge/>
+          </w:tcPr>
+          <w:p/>
+        </w:tc>
+        <w:tc>
+          <w:tcPr>
+            <w:tcW w:w="2785" w:type="dxa"/>
+            <w:gridSpan w:val="2"/>
+          </w:tcPr>
+          <w:p>
+            <w:pPr>
+              <w:jc w:val="center"/>
+              <w:rPr>
+                <w:rFonts w:eastAsiaTheme="minorEastAsia"/>
+                <w:strike/>
+              </w:rPr>
+            </w:pPr>
+            <w:proofErr w:type="spellStart"/>
+            <w:r>
+              <w:rPr>
+                <w:rFonts w:eastAsiaTheme="minorEastAsia"/>
+                <w:strike/>
+              </w:rPr>
+              <w:t>ecc_err_addr</w:t>
+            </w:r>
+            <w:proofErr w:type="spellEnd"/>
+          </w:p>
+        </w:tc>
+        <w:tc>
+          <w:tcPr>
+            <w:tcW w:w="1306" w:type="dxa"/>
+            <w:vAlign w:val="center"/>
+          </w:tcPr>
+          <w:p>
+            <w:pPr>
+              <w:jc w:val="center"/>
+              <w:rPr>
+                <w:strike/>
+              </w:rPr>
+            </w:pPr>
+            <w:r>
+              <w:rPr>
+                <w:rFonts w:ascii="Arial" w:eastAsiaTheme="minorEastAsia" w:hAnsi="Arial" w:cs="Arial"/>
+                <w:strike/>
                 <w:kern w:val="0"/>
                 <w:sz w:val="20"/>
                 <w:szCs w:val="20"/>
               </w:rPr>
-              <w:t>1</w:t>
+              <w:t>configurable</w:t>
             </w:r>
           </w:p>
         </w:tc>
@@ -13272,7 +13941,7 @@
             <w:pPr>
               <w:jc w:val="center"/>
               <w:rPr>
-                <w:rFonts w:eastAsiaTheme="minorEastAsia"/>
+                <w:strike/>
               </w:rPr>
             </w:pPr>
           </w:p>
@@ -13282,417 +13951,18 @@
             <w:tcW w:w="2371" w:type="dxa"/>
           </w:tcPr>
           <w:p>
-            <w:r>
-              <w:rPr>
-                <w:rFonts w:eastAsiaTheme="minorEastAsia"/>
-              </w:rPr>
-              <w:t xml:space="preserve">Last burst </w:t>
-            </w:r>
-            <w:r>
-              <w:rPr>
-                <w:rFonts w:eastAsiaTheme="minorEastAsia" w:hint="eastAsia"/>
-              </w:rPr>
-              <w:t>transfer</w:t>
-            </w:r>
-            <w:r>
-              <w:rPr>
-                <w:rFonts w:eastAsiaTheme="minorEastAsia"/>
-              </w:rPr>
-              <w:t xml:space="preserve"> flag</w:t>
-            </w:r>
-          </w:p>
-        </w:tc>
-      </w:tr>
-      <w:tr>
-        <w:tc>
-          <w:tcPr>
-            <w:tcW w:w="1209" w:type="dxa"/>
-            <w:vMerge/>
-          </w:tcPr>
-          <w:p/>
-        </w:tc>
-        <w:tc>
-          <w:tcPr>
-            <w:tcW w:w="2016" w:type="dxa"/>
-            <w:vMerge/>
-          </w:tcPr>
-          <w:p>
-            <w:pPr>
-              <w:rPr>
-                <w:rFonts w:eastAsiaTheme="minorEastAsia"/>
-              </w:rPr>
-            </w:pPr>
-          </w:p>
-        </w:tc>
-        <w:tc>
-          <w:tcPr>
-            <w:tcW w:w="769" w:type="dxa"/>
-          </w:tcPr>
-          <w:p>
-            <w:pPr>
-              <w:jc w:val="center"/>
-              <w:rPr>
-                <w:rFonts w:ascii="Arial" w:eastAsiaTheme="minorEastAsia" w:hAnsi="Arial" w:cs="Arial"/>
-                <w:kern w:val="0"/>
-                <w:sz w:val="20"/>
-                <w:szCs w:val="20"/>
-              </w:rPr>
-            </w:pPr>
-            <w:r>
-              <w:rPr>
-                <w:rFonts w:ascii="Arial" w:eastAsiaTheme="minorEastAsia" w:hAnsi="Arial" w:cs="Arial" w:hint="eastAsia"/>
-                <w:kern w:val="0"/>
-                <w:sz w:val="20"/>
-                <w:szCs w:val="20"/>
-              </w:rPr>
-              <w:t>d</w:t>
-            </w:r>
-            <w:r>
-              <w:rPr>
-                <w:rFonts w:ascii="Arial" w:eastAsiaTheme="minorEastAsia" w:hAnsi="Arial" w:cs="Arial"/>
-                <w:kern w:val="0"/>
-                <w:sz w:val="20"/>
-                <w:szCs w:val="20"/>
-              </w:rPr>
-              <w:t>ata</w:t>
-            </w:r>
-          </w:p>
-        </w:tc>
-        <w:tc>
-          <w:tcPr>
-            <w:tcW w:w="1306" w:type="dxa"/>
-            <w:vAlign w:val="center"/>
-          </w:tcPr>
-          <w:p>
-            <w:pPr>
-              <w:jc w:val="center"/>
-              <w:rPr>
-                <w:rFonts w:ascii="Arial" w:eastAsiaTheme="minorEastAsia" w:hAnsi="Arial" w:cs="Arial"/>
-                <w:kern w:val="0"/>
-                <w:sz w:val="20"/>
-                <w:szCs w:val="20"/>
-              </w:rPr>
-            </w:pPr>
-            <w:r>
-              <w:rPr>
-                <w:rFonts w:ascii="Arial" w:eastAsiaTheme="minorEastAsia" w:hAnsi="Arial" w:cs="Arial"/>
-                <w:kern w:val="0"/>
-                <w:sz w:val="20"/>
-                <w:szCs w:val="20"/>
-              </w:rPr>
-              <w:t>configurable</w:t>
-            </w:r>
-          </w:p>
-        </w:tc>
-        <w:tc>
-          <w:tcPr>
-            <w:tcW w:w="619" w:type="dxa"/>
-            <w:vMerge/>
-            <w:vAlign w:val="center"/>
-          </w:tcPr>
-          <w:p>
-            <w:pPr>
-              <w:jc w:val="center"/>
-              <w:rPr>
-                <w:rFonts w:eastAsiaTheme="minorEastAsia"/>
-              </w:rPr>
-            </w:pPr>
-          </w:p>
-        </w:tc>
-        <w:tc>
-          <w:tcPr>
-            <w:tcW w:w="2371" w:type="dxa"/>
-          </w:tcPr>
-          <w:p>
-            <w:pPr>
-              <w:rPr>
-                <w:rFonts w:eastAsiaTheme="minorEastAsia"/>
-              </w:rPr>
-            </w:pPr>
-            <w:r>
-              <w:rPr>
-                <w:rFonts w:eastAsiaTheme="minorEastAsia" w:hint="eastAsia"/>
-              </w:rPr>
-              <w:t>A</w:t>
-            </w:r>
-            <w:r>
-              <w:rPr>
-                <w:rFonts w:eastAsiaTheme="minorEastAsia"/>
-              </w:rPr>
-              <w:t>XI rdata</w:t>
-            </w:r>
-          </w:p>
-        </w:tc>
-      </w:tr>
-      <w:tr>
-        <w:tc>
-          <w:tcPr>
-            <w:tcW w:w="1209" w:type="dxa"/>
-            <w:vMerge w:val="restart"/>
-          </w:tcPr>
-          <w:p>
-            <w:pPr>
-              <w:rPr>
-                <w:rFonts w:eastAsiaTheme="minorEastAsia"/>
-              </w:rPr>
-            </w:pPr>
-            <w:r>
-              <w:rPr>
-                <w:rFonts w:eastAsiaTheme="minorEastAsia"/>
-              </w:rPr>
-              <w:t>Register</w:t>
-            </w:r>
-          </w:p>
-        </w:tc>
-        <w:tc>
-          <w:tcPr>
-            <w:tcW w:w="2785" w:type="dxa"/>
-            <w:gridSpan w:val="2"/>
-          </w:tcPr>
-          <w:p>
-            <w:pPr>
-              <w:jc w:val="center"/>
-            </w:pPr>
-            <w:r>
-              <w:rPr>
-                <w:rFonts w:eastAsiaTheme="minorEastAsia"/>
-              </w:rPr>
-              <w:t>axi_sramc_idle</w:t>
-            </w:r>
-          </w:p>
-        </w:tc>
-        <w:tc>
-          <w:tcPr>
-            <w:tcW w:w="1306" w:type="dxa"/>
-            <w:vAlign w:val="center"/>
-          </w:tcPr>
-          <w:p>
-            <w:pPr>
-              <w:jc w:val="center"/>
-              <w:rPr>
-                <w:rFonts w:eastAsiaTheme="minorEastAsia"/>
-              </w:rPr>
-            </w:pPr>
-            <w:r>
-              <w:rPr>
-                <w:rFonts w:eastAsiaTheme="minorEastAsia" w:hint="eastAsia"/>
-              </w:rPr>
-              <w:t>1</w:t>
-            </w:r>
-          </w:p>
-        </w:tc>
-        <w:tc>
-          <w:tcPr>
-            <w:tcW w:w="619" w:type="dxa"/>
-            <w:vMerge w:val="restart"/>
-            <w:vAlign w:val="center"/>
-          </w:tcPr>
-          <w:p>
-            <w:pPr>
-              <w:jc w:val="center"/>
-              <w:rPr>
-                <w:rFonts w:eastAsiaTheme="minorEastAsia"/>
-              </w:rPr>
-            </w:pPr>
-            <w:r>
-              <w:rPr>
-                <w:rFonts w:eastAsiaTheme="minorEastAsia" w:hint="eastAsia"/>
-              </w:rPr>
-              <w:t>O</w:t>
-            </w:r>
-          </w:p>
-        </w:tc>
-        <w:tc>
-          <w:tcPr>
-            <w:tcW w:w="2371" w:type="dxa"/>
-          </w:tcPr>
-          <w:p>
-            <w:pPr>
-              <w:rPr>
-                <w:rFonts w:eastAsiaTheme="minorEastAsia"/>
-              </w:rPr>
-            </w:pPr>
-            <w:r>
-              <w:rPr>
-                <w:rFonts w:eastAsiaTheme="minorEastAsia" w:hint="eastAsia"/>
-              </w:rPr>
-              <w:t>A</w:t>
-            </w:r>
-            <w:r>
-              <w:rPr>
-                <w:rFonts w:eastAsiaTheme="minorEastAsia"/>
-              </w:rPr>
-              <w:t>XI_SRAMC module is idle</w:t>
-            </w:r>
-          </w:p>
-        </w:tc>
-      </w:tr>
-      <w:tr>
-        <w:tc>
-          <w:tcPr>
-            <w:tcW w:w="1209" w:type="dxa"/>
-            <w:vMerge/>
-          </w:tcPr>
-          <w:p/>
-        </w:tc>
-        <w:tc>
-          <w:tcPr>
-            <w:tcW w:w="2785" w:type="dxa"/>
-            <w:gridSpan w:val="2"/>
-          </w:tcPr>
-          <w:p>
-            <w:pPr>
-              <w:jc w:val="center"/>
-              <w:rPr>
-                <w:rFonts w:eastAsiaTheme="minorEastAsia"/>
-              </w:rPr>
-            </w:pPr>
-            <w:r>
-              <w:rPr>
-                <w:rFonts w:eastAsiaTheme="minorEastAsia"/>
-              </w:rPr>
-              <w:t>ecc_err</w:t>
-            </w:r>
-          </w:p>
-        </w:tc>
-        <w:tc>
-          <w:tcPr>
-            <w:tcW w:w="1306" w:type="dxa"/>
-            <w:vAlign w:val="center"/>
-          </w:tcPr>
-          <w:p>
-            <w:pPr>
-              <w:jc w:val="center"/>
-              <w:rPr>
-                <w:rFonts w:eastAsiaTheme="minorEastAsia"/>
-              </w:rPr>
-            </w:pPr>
-            <w:r>
-              <w:rPr>
-                <w:rFonts w:eastAsiaTheme="minorEastAsia" w:hint="eastAsia"/>
-              </w:rPr>
-              <w:t>1</w:t>
-            </w:r>
-          </w:p>
-        </w:tc>
-        <w:tc>
-          <w:tcPr>
-            <w:tcW w:w="619" w:type="dxa"/>
-            <w:vMerge/>
-            <w:vAlign w:val="center"/>
-          </w:tcPr>
-          <w:p>
-            <w:pPr>
-              <w:jc w:val="center"/>
-            </w:pPr>
-          </w:p>
-        </w:tc>
-        <w:tc>
-          <w:tcPr>
-            <w:tcW w:w="2371" w:type="dxa"/>
-          </w:tcPr>
-          <w:p>
-            <w:pPr>
-              <w:rPr>
-                <w:rFonts w:eastAsiaTheme="minorEastAsia"/>
-              </w:rPr>
-            </w:pPr>
-            <w:r>
-              <w:rPr>
-                <w:rFonts w:eastAsiaTheme="minorEastAsia"/>
-              </w:rPr>
-              <w:t>Rdata ECC error and u</w:t>
-            </w:r>
-            <w:r>
-              <w:rPr>
-                <w:rFonts w:eastAsiaTheme="minorEastAsia"/>
-              </w:rPr>
-              <w:t>ncorrectable</w:t>
-            </w:r>
-          </w:p>
-        </w:tc>
-      </w:tr>
-      <w:tr>
-        <w:tc>
-          <w:tcPr>
-            <w:tcW w:w="1209" w:type="dxa"/>
-            <w:vMerge/>
-          </w:tcPr>
-          <w:p/>
-        </w:tc>
-        <w:tc>
-          <w:tcPr>
-            <w:tcW w:w="2785" w:type="dxa"/>
-            <w:gridSpan w:val="2"/>
-          </w:tcPr>
-          <w:p>
-            <w:pPr>
-              <w:jc w:val="center"/>
-              <w:rPr>
-                <w:rFonts w:eastAsiaTheme="minorEastAsia"/>
-              </w:rPr>
-            </w:pPr>
-            <w:r>
-              <w:rPr>
-                <w:rFonts w:eastAsiaTheme="minorEastAsia"/>
-              </w:rPr>
-              <w:t>ecc_err_addr</w:t>
-            </w:r>
-          </w:p>
-        </w:tc>
-        <w:tc>
-          <w:tcPr>
-            <w:tcW w:w="1306" w:type="dxa"/>
-            <w:vAlign w:val="center"/>
-          </w:tcPr>
-          <w:p>
-            <w:pPr>
-              <w:jc w:val="center"/>
-            </w:pPr>
-            <w:r>
-              <w:rPr>
-                <w:rFonts w:ascii="Arial" w:eastAsiaTheme="minorEastAsia" w:hAnsi="Arial" w:cs="Arial"/>
-                <w:kern w:val="0"/>
-                <w:sz w:val="20"/>
-                <w:szCs w:val="20"/>
-              </w:rPr>
-              <w:t>configurable</w:t>
-            </w:r>
-          </w:p>
-        </w:tc>
-        <w:tc>
-          <w:tcPr>
-            <w:tcW w:w="619" w:type="dxa"/>
-            <w:vMerge/>
-            <w:vAlign w:val="center"/>
-          </w:tcPr>
-          <w:p>
-            <w:pPr>
-              <w:jc w:val="center"/>
-            </w:pPr>
-          </w:p>
-        </w:tc>
-        <w:tc>
-          <w:tcPr>
-            <w:tcW w:w="2371" w:type="dxa"/>
-          </w:tcPr>
-          <w:p>
-            <w:pPr>
-              <w:rPr>
-                <w:rFonts w:eastAsiaTheme="minorEastAsia"/>
-              </w:rPr>
-            </w:pPr>
-            <w:r>
-              <w:rPr>
-                <w:rFonts w:eastAsiaTheme="minorEastAsia"/>
-              </w:rPr>
-              <w:t>Memory address</w:t>
-            </w:r>
-            <w:r>
-              <w:rPr>
-                <w:rFonts w:eastAsiaTheme="minorEastAsia"/>
-              </w:rPr>
-              <w:t xml:space="preserve"> corresponding to the ECC error</w:t>
+            <w:pPr>
+              <w:rPr>
+                <w:rFonts w:eastAsiaTheme="minorEastAsia"/>
+                <w:strike/>
+              </w:rPr>
+            </w:pPr>
+            <w:r>
+              <w:rPr>
+                <w:rFonts w:eastAsiaTheme="minorEastAsia"/>
+                <w:strike/>
+              </w:rPr>
+              <w:t>Memory address corresponding to the ECC error</w:t>
             </w:r>
           </w:p>
         </w:tc>
@@ -13906,7 +14176,6 @@
         <w:rPr>
           <w:rFonts w:hint="eastAsia"/>
         </w:rPr>
-        <w:lastRenderedPageBreak/>
         <w:t>A</w:t>
       </w:r>
       <w:r>
@@ -14604,6 +14873,7 @@
             <w:gridSpan w:val="2"/>
           </w:tcPr>
           <w:p>
+            <w:proofErr w:type="spellStart"/>
             <w:r>
               <w:rPr>
                 <w:rFonts w:eastAsiaTheme="minorEastAsia" w:hint="eastAsia"/>
@@ -14616,6 +14886,7 @@
               </w:rPr>
               <w:t>ld</w:t>
             </w:r>
+            <w:proofErr w:type="spellEnd"/>
           </w:p>
         </w:tc>
         <w:tc>
@@ -14672,6 +14943,7 @@
             <w:gridSpan w:val="2"/>
           </w:tcPr>
           <w:p>
+            <w:proofErr w:type="spellStart"/>
             <w:r>
               <w:rPr>
                 <w:rFonts w:eastAsiaTheme="minorEastAsia" w:hint="eastAsia"/>
@@ -14684,6 +14956,7 @@
               </w:rPr>
               <w:t>dy</w:t>
             </w:r>
+            <w:proofErr w:type="spellEnd"/>
           </w:p>
         </w:tc>
         <w:tc>
@@ -14764,6 +15037,7 @@
             <w:tcW w:w="917" w:type="dxa"/>
           </w:tcPr>
           <w:p>
+            <w:proofErr w:type="spellStart"/>
             <w:r>
               <w:rPr>
                 <w:rFonts w:eastAsiaTheme="minorEastAsia" w:hint="eastAsia"/>
@@ -14776,6 +15050,7 @@
               </w:rPr>
               <w:t>xid</w:t>
             </w:r>
+            <w:proofErr w:type="spellEnd"/>
           </w:p>
         </w:tc>
         <w:tc>
@@ -14850,6 +15125,7 @@
             <w:tcW w:w="917" w:type="dxa"/>
           </w:tcPr>
           <w:p>
+            <w:proofErr w:type="spellStart"/>
             <w:r>
               <w:rPr>
                 <w:rFonts w:eastAsiaTheme="minorEastAsia" w:hint="eastAsia"/>
@@ -14862,6 +15138,7 @@
               </w:rPr>
               <w:t>ddr</w:t>
             </w:r>
+            <w:proofErr w:type="spellEnd"/>
           </w:p>
         </w:tc>
         <w:tc>
@@ -15225,6 +15502,7 @@
             <w:tcW w:w="917" w:type="dxa"/>
           </w:tcPr>
           <w:p>
+            <w:proofErr w:type="spellStart"/>
             <w:r>
               <w:rPr>
                 <w:rFonts w:eastAsiaTheme="minorEastAsia" w:hint="eastAsia"/>
@@ -15237,6 +15515,7 @@
               </w:rPr>
               <w:t>mw</w:t>
             </w:r>
+            <w:proofErr w:type="spellEnd"/>
           </w:p>
         </w:tc>
         <w:tc>
@@ -15387,8 +15666,16 @@
               <w:rPr>
                 <w:rFonts w:eastAsiaTheme="minorEastAsia"/>
               </w:rPr>
-              <w:t>ecoder rsp</w:t>
-            </w:r>
+              <w:t xml:space="preserve">ecoder </w:t>
+            </w:r>
+            <w:proofErr w:type="spellStart"/>
+            <w:r>
+              <w:rPr>
+                <w:rFonts w:eastAsiaTheme="minorEastAsia"/>
+              </w:rPr>
+              <w:t>rsp</w:t>
+            </w:r>
+            <w:proofErr w:type="spellEnd"/>
           </w:p>
         </w:tc>
         <w:tc>
@@ -15402,6 +15689,7 @@
                 <w:rFonts w:eastAsiaTheme="minorEastAsia"/>
               </w:rPr>
             </w:pPr>
+            <w:proofErr w:type="spellStart"/>
             <w:r>
               <w:rPr>
                 <w:rFonts w:eastAsiaTheme="minorEastAsia" w:hint="eastAsia"/>
@@ -15414,6 +15702,7 @@
               </w:rPr>
               <w:t>ld</w:t>
             </w:r>
+            <w:proofErr w:type="spellEnd"/>
           </w:p>
         </w:tc>
         <w:tc>
@@ -15465,12 +15754,14 @@
             <w:gridSpan w:val="2"/>
           </w:tcPr>
           <w:p>
+            <w:proofErr w:type="spellStart"/>
             <w:r>
               <w:rPr>
                 <w:rFonts w:eastAsiaTheme="minorEastAsia" w:hint="eastAsia"/>
               </w:rPr>
               <w:t>Rdy</w:t>
             </w:r>
+            <w:proofErr w:type="spellEnd"/>
           </w:p>
         </w:tc>
         <w:tc>
@@ -15551,6 +15842,7 @@
                 <w:rFonts w:eastAsiaTheme="minorEastAsia"/>
               </w:rPr>
             </w:pPr>
+            <w:proofErr w:type="spellStart"/>
             <w:r>
               <w:rPr>
                 <w:rFonts w:eastAsiaTheme="minorEastAsia" w:hint="eastAsia"/>
@@ -15563,6 +15855,7 @@
               </w:rPr>
               <w:t>xid</w:t>
             </w:r>
+            <w:proofErr w:type="spellEnd"/>
           </w:p>
         </w:tc>
         <w:tc>
@@ -15798,6 +16091,7 @@
                 <w:rFonts w:eastAsiaTheme="minorEastAsia"/>
               </w:rPr>
             </w:pPr>
+            <w:proofErr w:type="spellStart"/>
             <w:r>
               <w:rPr>
                 <w:rFonts w:eastAsiaTheme="minorEastAsia" w:hint="eastAsia"/>
@@ -15810,6 +16104,7 @@
               </w:rPr>
               <w:t>mw</w:t>
             </w:r>
+            <w:proofErr w:type="spellEnd"/>
           </w:p>
         </w:tc>
         <w:tc>
@@ -16025,7 +16320,21 @@
         <w:rPr>
           <w:rFonts w:eastAsiaTheme="minorEastAsia"/>
         </w:rPr>
-        <w:t xml:space="preserve">To simplify the design, it does not support out-of-order reading, that is to say, the Rrsp </w:t>
+        <w:t xml:space="preserve">To simplify the design, it does not support out-of-order reading, that is to say, the </w:t>
+      </w:r>
+      <w:proofErr w:type="spellStart"/>
+      <w:r>
+        <w:rPr>
+          <w:rFonts w:eastAsiaTheme="minorEastAsia"/>
+        </w:rPr>
+        <w:t>Rrsp</w:t>
+      </w:r>
+      <w:proofErr w:type="spellEnd"/>
+      <w:r>
+        <w:rPr>
+          <w:rFonts w:eastAsiaTheme="minorEastAsia"/>
+        </w:rPr>
+        <w:t xml:space="preserve"> </w:t>
       </w:r>
       <w:r>
         <w:rPr>
@@ -16105,11 +16414,19 @@
         </w:rPr>
         <w:t xml:space="preserve">the AR </w:t>
       </w:r>
-      <w:r>
-        <w:rPr>
-          <w:rFonts w:eastAsiaTheme="minorEastAsia"/>
-        </w:rPr>
-        <w:t>FiFO receiving a transaction</w:t>
+      <w:proofErr w:type="spellStart"/>
+      <w:r>
+        <w:rPr>
+          <w:rFonts w:eastAsiaTheme="minorEastAsia"/>
+        </w:rPr>
+        <w:t>FiFO</w:t>
+      </w:r>
+      <w:proofErr w:type="spellEnd"/>
+      <w:r>
+        <w:rPr>
+          <w:rFonts w:eastAsiaTheme="minorEastAsia"/>
+        </w:rPr>
+        <w:t xml:space="preserve"> receiving a transaction</w:t>
       </w:r>
       <w:r>
         <w:rPr>
@@ -16117,11 +16434,19 @@
         </w:rPr>
         <w:t xml:space="preserve">, and counter minus one for the </w:t>
       </w:r>
-      <w:r>
-        <w:rPr>
-          <w:rFonts w:eastAsiaTheme="minorEastAsia"/>
-        </w:rPr>
-        <w:t xml:space="preserve">Rrsp </w:t>
+      <w:proofErr w:type="spellStart"/>
+      <w:r>
+        <w:rPr>
+          <w:rFonts w:eastAsiaTheme="minorEastAsia"/>
+        </w:rPr>
+        <w:t>Rrsp</w:t>
+      </w:r>
+      <w:proofErr w:type="spellEnd"/>
+      <w:r>
+        <w:rPr>
+          <w:rFonts w:eastAsiaTheme="minorEastAsia"/>
+        </w:rPr>
+        <w:t xml:space="preserve"> </w:t>
       </w:r>
       <w:r>
         <w:rPr>
@@ -16453,7 +16778,21 @@
         <w:rPr>
           <w:rFonts w:eastAsiaTheme="minorEastAsia"/>
         </w:rPr>
-        <w:t>the write request with ‘wstrb != `1’ will</w:t>
+        <w:t>the write request with ‘</w:t>
+      </w:r>
+      <w:proofErr w:type="spellStart"/>
+      <w:r>
+        <w:rPr>
+          <w:rFonts w:eastAsiaTheme="minorEastAsia"/>
+        </w:rPr>
+        <w:t>wstrb</w:t>
+      </w:r>
+      <w:proofErr w:type="spellEnd"/>
+      <w:r>
+        <w:rPr>
+          <w:rFonts w:eastAsiaTheme="minorEastAsia"/>
+        </w:rPr>
+        <w:t xml:space="preserve"> != `1’ will</w:t>
       </w:r>
       <w:r>
         <w:rPr>
@@ -16549,14 +16888,30 @@
         <w:rPr>
           <w:rFonts w:eastAsiaTheme="minorEastAsia"/>
         </w:rPr>
-        <w:t xml:space="preserve">it is routed to the RMW or the Brsp </w:t>
-      </w:r>
+        <w:t xml:space="preserve">it is routed to the RMW or the </w:t>
+      </w:r>
+      <w:proofErr w:type="spellStart"/>
+      <w:r>
+        <w:rPr>
+          <w:rFonts w:eastAsiaTheme="minorEastAsia"/>
+        </w:rPr>
+        <w:t>Brsp</w:t>
+      </w:r>
+      <w:proofErr w:type="spellEnd"/>
+      <w:r>
+        <w:rPr>
+          <w:rFonts w:eastAsiaTheme="minorEastAsia"/>
+        </w:rPr>
+        <w:t xml:space="preserve"> </w:t>
+      </w:r>
+      <w:proofErr w:type="spellStart"/>
       <w:r>
         <w:rPr>
           <w:rFonts w:eastAsiaTheme="minorEastAsia"/>
         </w:rPr>
         <w:t>gen</w:t>
       </w:r>
+      <w:proofErr w:type="spellEnd"/>
       <w:r>
         <w:rPr>
           <w:rFonts w:eastAsiaTheme="minorEastAsia"/>
@@ -16567,7 +16922,35 @@
         <w:rPr>
           <w:rFonts w:eastAsiaTheme="minorEastAsia"/>
         </w:rPr>
-        <w:t>is determined by field ‘rmw’ in decoder rsp.</w:t>
+        <w:t>is determined by field ‘</w:t>
+      </w:r>
+      <w:proofErr w:type="spellStart"/>
+      <w:r>
+        <w:rPr>
+          <w:rFonts w:eastAsiaTheme="minorEastAsia"/>
+        </w:rPr>
+        <w:t>rmw</w:t>
+      </w:r>
+      <w:proofErr w:type="spellEnd"/>
+      <w:r>
+        <w:rPr>
+          <w:rFonts w:eastAsiaTheme="minorEastAsia"/>
+        </w:rPr>
+        <w:t xml:space="preserve">’ in decoder </w:t>
+      </w:r>
+      <w:proofErr w:type="spellStart"/>
+      <w:r>
+        <w:rPr>
+          <w:rFonts w:eastAsiaTheme="minorEastAsia"/>
+        </w:rPr>
+        <w:t>rsp</w:t>
+      </w:r>
+      <w:proofErr w:type="spellEnd"/>
+      <w:r>
+        <w:rPr>
+          <w:rFonts w:eastAsiaTheme="minorEastAsia"/>
+        </w:rPr>
+        <w:t>.</w:t>
       </w:r>
       <w:r>
         <w:rPr>
@@ -16579,7 +16962,21 @@
         <w:rPr>
           <w:rFonts w:eastAsiaTheme="minorEastAsia"/>
         </w:rPr>
-        <w:t xml:space="preserve">When ‘rmw’ signal is set, </w:t>
+        <w:t>When ‘</w:t>
+      </w:r>
+      <w:proofErr w:type="spellStart"/>
+      <w:r>
+        <w:rPr>
+          <w:rFonts w:eastAsiaTheme="minorEastAsia"/>
+        </w:rPr>
+        <w:t>rmw</w:t>
+      </w:r>
+      <w:proofErr w:type="spellEnd"/>
+      <w:r>
+        <w:rPr>
+          <w:rFonts w:eastAsiaTheme="minorEastAsia"/>
+        </w:rPr>
+        <w:t xml:space="preserve">’ signal is set, </w:t>
       </w:r>
       <w:r>
         <w:rPr>
@@ -16639,7 +17036,21 @@
         <w:rPr>
           <w:rFonts w:eastAsiaTheme="minorEastAsia"/>
         </w:rPr>
-        <w:t>the Brsp gen</w:t>
+        <w:t xml:space="preserve">the </w:t>
+      </w:r>
+      <w:proofErr w:type="spellStart"/>
+      <w:r>
+        <w:rPr>
+          <w:rFonts w:eastAsiaTheme="minorEastAsia"/>
+        </w:rPr>
+        <w:t>Brsp</w:t>
+      </w:r>
+      <w:proofErr w:type="spellEnd"/>
+      <w:r>
+        <w:rPr>
+          <w:rFonts w:eastAsiaTheme="minorEastAsia"/>
+        </w:rPr>
+        <w:t xml:space="preserve"> gen</w:t>
       </w:r>
       <w:r>
         <w:rPr>
@@ -16675,7 +17086,21 @@
         <w:rPr>
           <w:rFonts w:eastAsiaTheme="minorEastAsia"/>
         </w:rPr>
-        <w:t>’ and ‘Axid’.</w:t>
+        <w:t>’ and ‘</w:t>
+      </w:r>
+      <w:proofErr w:type="spellStart"/>
+      <w:r>
+        <w:rPr>
+          <w:rFonts w:eastAsiaTheme="minorEastAsia"/>
+        </w:rPr>
+        <w:t>Axid</w:t>
+      </w:r>
+      <w:proofErr w:type="spellEnd"/>
+      <w:r>
+        <w:rPr>
+          <w:rFonts w:eastAsiaTheme="minorEastAsia"/>
+        </w:rPr>
+        <w:t>’.</w:t>
       </w:r>
       <w:r>
         <w:rPr>
@@ -17068,6 +17493,7 @@
         </w:rPr>
         <w:t xml:space="preserve">The AXI </w:t>
       </w:r>
+      <w:proofErr w:type="spellStart"/>
       <w:r>
         <w:rPr>
           <w:rFonts w:eastAsiaTheme="minorEastAsia"/>
@@ -17078,7 +17504,14 @@
         <w:rPr>
           <w:rFonts w:eastAsiaTheme="minorEastAsia"/>
         </w:rPr>
-        <w:t>data written into mem will be enc</w:t>
+        <w:t>data</w:t>
+      </w:r>
+      <w:proofErr w:type="spellEnd"/>
+      <w:r>
+        <w:rPr>
+          <w:rFonts w:eastAsiaTheme="minorEastAsia"/>
+        </w:rPr>
+        <w:t xml:space="preserve"> written into mem will be enc</w:t>
       </w:r>
       <w:r>
         <w:rPr>
@@ -17176,6 +17609,7 @@
         </w:rPr>
         <w:t xml:space="preserve"> to obtain AXI </w:t>
       </w:r>
+      <w:proofErr w:type="spellStart"/>
       <w:r>
         <w:rPr>
           <w:rFonts w:eastAsiaTheme="minorEastAsia"/>
@@ -17186,7 +17620,14 @@
         <w:rPr>
           <w:rFonts w:eastAsiaTheme="minorEastAsia"/>
         </w:rPr>
-        <w:t>data.</w:t>
+        <w:t>data</w:t>
+      </w:r>
+      <w:proofErr w:type="spellEnd"/>
+      <w:r>
+        <w:rPr>
+          <w:rFonts w:eastAsiaTheme="minorEastAsia"/>
+        </w:rPr>
+        <w:t>.</w:t>
       </w:r>
       <w:r>
         <w:rPr>
@@ -17264,7 +17705,7 @@
         <w:rPr>
           <w:rFonts w:eastAsiaTheme="minorEastAsia"/>
         </w:rPr>
-        <w:t xml:space="preserve"> “ECC_ERR” </w:t>
+        <w:t xml:space="preserve">“ECC_ERR” </w:t>
       </w:r>
       <w:r>
         <w:rPr>
@@ -17280,15 +17721,23 @@
       </w:r>
       <w:r>
         <w:rPr>
-          <w:rFonts w:eastAsiaTheme="minorEastAsia"/>
-        </w:rPr>
-        <w:t xml:space="preserve"> and the address corresponding to the error data will be written into register </w:t>
-      </w:r>
-      <w:r>
-        <w:rPr>
-          <w:rFonts w:eastAsiaTheme="minorEastAsia"/>
-        </w:rPr>
-        <w:t>“ECC_ERR_ADDR”</w:t>
+          <w:rFonts w:eastAsiaTheme="minorEastAsia" w:hint="eastAsia"/>
+        </w:rPr>
+        <w:t>.</w:t>
+      </w:r>
+      <w:r>
+        <w:rPr>
+          <w:rFonts w:eastAsiaTheme="minorEastAsia"/>
+          <w:strike/>
+        </w:rPr>
+        <w:t xml:space="preserve"> </w:t>
+      </w:r>
+      <w:r>
+        <w:rPr>
+          <w:rFonts w:eastAsiaTheme="minorEastAsia"/>
+          <w:strike/>
+        </w:rPr>
+        <w:t>and the address corresponding to the error data will be written into register “ECC_ERR_ADDR”</w:t>
       </w:r>
       <w:r>
         <w:rPr>
@@ -17587,7 +18036,15 @@
         <w:t>ECC Encoder to p</w:t>
       </w:r>
       <w:r>
-        <w:t>erform wdata Hamming encoding</w:t>
+        <w:t xml:space="preserve">erform </w:t>
+      </w:r>
+      <w:proofErr w:type="spellStart"/>
+      <w:r>
+        <w:t>wdata</w:t>
+      </w:r>
+      <w:proofErr w:type="spellEnd"/>
+      <w:r>
+        <w:t xml:space="preserve"> Hamming encoding</w:t>
       </w:r>
       <w:r>
         <w:t>.</w:t>
@@ -17876,7 +18333,35 @@
         <w:rPr>
           <w:rFonts w:eastAsiaTheme="minorEastAsia"/>
         </w:rPr>
-        <w:t xml:space="preserve"> write data is 64’h1111_2222_3333_4444, address is ‘h1234 and wstrb is ‘hfe; </w:t>
+        <w:t xml:space="preserve"> write data is 64’h1111_2222_3333_4444, address is ‘h1234 and </w:t>
+      </w:r>
+      <w:proofErr w:type="spellStart"/>
+      <w:r>
+        <w:rPr>
+          <w:rFonts w:eastAsiaTheme="minorEastAsia"/>
+        </w:rPr>
+        <w:t>wstrb</w:t>
+      </w:r>
+      <w:proofErr w:type="spellEnd"/>
+      <w:r>
+        <w:rPr>
+          <w:rFonts w:eastAsiaTheme="minorEastAsia"/>
+        </w:rPr>
+        <w:t xml:space="preserve"> is ‘</w:t>
+      </w:r>
+      <w:proofErr w:type="spellStart"/>
+      <w:r>
+        <w:rPr>
+          <w:rFonts w:eastAsiaTheme="minorEastAsia"/>
+        </w:rPr>
+        <w:t>hfe</w:t>
+      </w:r>
+      <w:proofErr w:type="spellEnd"/>
+      <w:r>
+        <w:rPr>
+          <w:rFonts w:eastAsiaTheme="minorEastAsia"/>
+        </w:rPr>
+        <w:t xml:space="preserve">; </w:t>
       </w:r>
       <w:r>
         <w:rPr>
@@ -18815,6 +19300,7 @@
                 <w:color w:val="0070C0"/>
               </w:rPr>
             </w:pPr>
+            <w:proofErr w:type="spellStart"/>
             <w:r>
               <w:rPr>
                 <w:rFonts w:hint="eastAsia"/>
@@ -18832,6 +19318,7 @@
               </w:rPr>
               <w:t>am_a</w:t>
             </w:r>
+            <w:proofErr w:type="spellEnd"/>
           </w:p>
         </w:tc>
         <w:tc>
@@ -18978,6 +19465,7 @@
                 <w:color w:val="0070C0"/>
               </w:rPr>
             </w:pPr>
+            <w:proofErr w:type="spellStart"/>
             <w:r>
               <w:rPr>
                 <w:rFonts w:hint="eastAsia"/>
@@ -18995,6 +19483,7 @@
               </w:rPr>
               <w:t>am_b</w:t>
             </w:r>
+            <w:proofErr w:type="spellEnd"/>
           </w:p>
         </w:tc>
         <w:tc>
@@ -20065,7 +20554,25 @@
           <w:iCs/>
           <w:color w:val="0070C0"/>
         </w:rPr>
-        <w:t xml:space="preserve">and vt cell </w:t>
+        <w:t xml:space="preserve">and </w:t>
+      </w:r>
+      <w:proofErr w:type="spellStart"/>
+      <w:r>
+        <w:rPr>
+          <w:i/>
+          <w:iCs/>
+          <w:color w:val="0070C0"/>
+        </w:rPr>
+        <w:t>vt</w:t>
+      </w:r>
+      <w:proofErr w:type="spellEnd"/>
+      <w:r>
+        <w:rPr>
+          <w:i/>
+          <w:iCs/>
+          <w:color w:val="0070C0"/>
+        </w:rPr>
+        <w:t xml:space="preserve"> cell </w:t>
       </w:r>
       <w:r>
         <w:rPr>
@@ -20555,13 +21062,23 @@
           <w:color w:val="0070C0"/>
         </w:rPr>
       </w:pPr>
+      <w:proofErr w:type="spellStart"/>
       <w:r>
         <w:rPr>
           <w:i/>
           <w:iCs/>
           <w:color w:val="0070C0"/>
         </w:rPr>
-        <w:t>Etcs.</w:t>
+        <w:t>Etcs</w:t>
+      </w:r>
+      <w:proofErr w:type="spellEnd"/>
+      <w:r>
+        <w:rPr>
+          <w:i/>
+          <w:iCs/>
+          <w:color w:val="0070C0"/>
+        </w:rPr>
+        <w:t>.</w:t>
       </w:r>
     </w:p>
     <w:p>
@@ -20649,7 +21166,377 @@
       </w:r>
       <w:bookmarkEnd w:id="64"/>
     </w:p>
-    <w:p/>
+    <w:p>
+      <w:pPr>
+        <w:pStyle w:val="20"/>
+        <w:rPr>
+          <w:rFonts w:eastAsiaTheme="minorEastAsia" w:hint="eastAsia"/>
+        </w:rPr>
+      </w:pPr>
+      <w:bookmarkStart w:id="65" w:name="_Ref142643323"/>
+      <w:r>
+        <w:rPr>
+          <w:rFonts w:eastAsiaTheme="minorEastAsia" w:hint="eastAsia"/>
+        </w:rPr>
+        <w:t>M</w:t>
+      </w:r>
+      <w:r>
+        <w:rPr>
+          <w:rFonts w:eastAsiaTheme="minorEastAsia"/>
+        </w:rPr>
+        <w:t>emory Wrapper</w:t>
+      </w:r>
+      <w:bookmarkEnd w:id="65"/>
+    </w:p>
+    <w:p>
+      <w:pPr>
+        <w:jc w:val="center"/>
+        <w:rPr>
+          <w:rFonts w:eastAsiaTheme="minorEastAsia"/>
+        </w:rPr>
+      </w:pPr>
+      <w:r>
+        <w:rPr>
+          <w:noProof/>
+        </w:rPr>
+        <w:drawing>
+          <wp:inline distT="0" distB="0" distL="0" distR="0" wp14:anchorId="1DD30598" wp14:editId="438A6997">
+            <wp:extent cx="3993226" cy="2248095"/>
+            <wp:effectExtent l="0" t="0" r="7620" b="0"/>
+            <wp:docPr id="504615982" name="图片 1"/>
+            <wp:cNvGraphicFramePr>
+              <a:graphicFrameLocks xmlns:a="http://schemas.openxmlformats.org/drawingml/2006/main" noChangeAspect="1"/>
+            </wp:cNvGraphicFramePr>
+            <a:graphic xmlns:a="http://schemas.openxmlformats.org/drawingml/2006/main">
+              <a:graphicData uri="http://schemas.openxmlformats.org/drawingml/2006/picture">
+                <pic:pic xmlns:pic="http://schemas.openxmlformats.org/drawingml/2006/picture">
+                  <pic:nvPicPr>
+                    <pic:cNvPr id="504615982" name=""/>
+                    <pic:cNvPicPr/>
+                  </pic:nvPicPr>
+                  <pic:blipFill>
+                    <a:blip r:embed="rId19"/>
+                    <a:stretch>
+                      <a:fillRect/>
+                    </a:stretch>
+                  </pic:blipFill>
+                  <pic:spPr>
+                    <a:xfrm>
+                      <a:off x="0" y="0"/>
+                      <a:ext cx="3993226" cy="2248095"/>
+                    </a:xfrm>
+                    <a:prstGeom prst="rect">
+                      <a:avLst/>
+                    </a:prstGeom>
+                  </pic:spPr>
+                </pic:pic>
+              </a:graphicData>
+            </a:graphic>
+          </wp:inline>
+        </w:drawing>
+      </w:r>
+    </w:p>
+    <w:p>
+      <w:pPr>
+        <w:pStyle w:val="ac"/>
+      </w:pPr>
+      <w:bookmarkStart w:id="66" w:name="_Ref142643843"/>
+      <w:r>
+        <w:t xml:space="preserve">Figure </w:t>
+      </w:r>
+      <w:r>
+        <w:fldChar w:fldCharType="begin"/>
+      </w:r>
+      <w:r>
+        <w:instrText xml:space="preserve"> STYLEREF 1 \s </w:instrText>
+      </w:r>
+      <w:r>
+        <w:fldChar w:fldCharType="separate"/>
+      </w:r>
+      <w:r>
+        <w:rPr>
+          <w:noProof/>
+        </w:rPr>
+        <w:t>11</w:t>
+      </w:r>
+      <w:r>
+        <w:rPr>
+          <w:noProof/>
+        </w:rPr>
+        <w:fldChar w:fldCharType="end"/>
+      </w:r>
+      <w:r>
+        <w:noBreakHyphen/>
+      </w:r>
+      <w:r>
+        <w:fldChar w:fldCharType="begin"/>
+      </w:r>
+      <w:r>
+        <w:instrText xml:space="preserve"> SEQ Figure \* ARABIC \s 1 </w:instrText>
+      </w:r>
+      <w:r>
+        <w:fldChar w:fldCharType="separate"/>
+      </w:r>
+      <w:r>
+        <w:rPr>
+          <w:noProof/>
+        </w:rPr>
+        <w:t>1</w:t>
+      </w:r>
+      <w:r>
+        <w:rPr>
+          <w:noProof/>
+        </w:rPr>
+        <w:fldChar w:fldCharType="end"/>
+      </w:r>
+      <w:bookmarkEnd w:id="66"/>
+      <w:r>
+        <w:t xml:space="preserve"> Memory Wrapper</w:t>
+      </w:r>
+      <w:r>
+        <w:t xml:space="preserve"> Diagram</w:t>
+      </w:r>
+    </w:p>
+    <w:p>
+      <w:pPr>
+        <w:rPr>
+          <w:rFonts w:eastAsiaTheme="minorEastAsia" w:hint="eastAsia"/>
+        </w:rPr>
+      </w:pPr>
+      <w:r>
+        <w:rPr>
+          <w:rFonts w:eastAsiaTheme="minorEastAsia"/>
+        </w:rPr>
+        <w:t>Memory Wrapper</w:t>
+      </w:r>
+      <w:r>
+        <w:rPr>
+          <w:rFonts w:eastAsiaTheme="minorEastAsia"/>
+        </w:rPr>
+        <w:t xml:space="preserve"> completes the conversion of </w:t>
+      </w:r>
+      <w:r>
+        <w:rPr>
+          <w:rFonts w:eastAsiaTheme="minorEastAsia"/>
+        </w:rPr>
+        <w:t xml:space="preserve">SRAM access signals of </w:t>
+      </w:r>
+      <w:r>
+        <w:rPr>
+          <w:rFonts w:eastAsiaTheme="minorEastAsia"/>
+        </w:rPr>
+        <w:t>AXI_SRAMC and native SRAM interface signals.</w:t>
+      </w:r>
+      <w:r>
+        <w:rPr>
+          <w:rFonts w:eastAsiaTheme="minorEastAsia"/>
+        </w:rPr>
+        <w:t xml:space="preserve"> As shown in </w:t>
+      </w:r>
+      <w:r>
+        <w:rPr>
+          <w:rFonts w:eastAsiaTheme="minorEastAsia"/>
+        </w:rPr>
+        <w:fldChar w:fldCharType="begin"/>
+      </w:r>
+      <w:r>
+        <w:rPr>
+          <w:rFonts w:eastAsiaTheme="minorEastAsia"/>
+        </w:rPr>
+        <w:instrText xml:space="preserve"> REF _Ref142643843 \h </w:instrText>
+      </w:r>
+      <w:r>
+        <w:rPr>
+          <w:rFonts w:eastAsiaTheme="minorEastAsia"/>
+        </w:rPr>
+      </w:r>
+      <w:r>
+        <w:rPr>
+          <w:rFonts w:eastAsiaTheme="minorEastAsia"/>
+        </w:rPr>
+        <w:fldChar w:fldCharType="separate"/>
+      </w:r>
+      <w:r>
+        <w:t xml:space="preserve">Figure </w:t>
+      </w:r>
+      <w:r>
+        <w:rPr>
+          <w:noProof/>
+        </w:rPr>
+        <w:t>11</w:t>
+      </w:r>
+      <w:r>
+        <w:noBreakHyphen/>
+      </w:r>
+      <w:r>
+        <w:rPr>
+          <w:noProof/>
+        </w:rPr>
+        <w:t>1</w:t>
+      </w:r>
+      <w:r>
+        <w:rPr>
+          <w:rFonts w:eastAsiaTheme="minorEastAsia"/>
+        </w:rPr>
+        <w:fldChar w:fldCharType="end"/>
+      </w:r>
+      <w:r>
+        <w:rPr>
+          <w:rFonts w:eastAsiaTheme="minorEastAsia"/>
+        </w:rPr>
+        <w:t xml:space="preserve">, </w:t>
+      </w:r>
+      <w:r>
+        <w:rPr>
+          <w:rFonts w:eastAsiaTheme="minorEastAsia"/>
+        </w:rPr>
+        <w:t>c</w:t>
+      </w:r>
+      <w:r>
+        <w:rPr>
+          <w:rFonts w:eastAsiaTheme="minorEastAsia"/>
+        </w:rPr>
+        <w:t xml:space="preserve">onsidering the delay of </w:t>
+      </w:r>
+      <w:r>
+        <w:rPr>
+          <w:rFonts w:eastAsiaTheme="minorEastAsia"/>
+        </w:rPr>
+        <w:t>SRAM</w:t>
+      </w:r>
+      <w:r>
+        <w:rPr>
+          <w:rFonts w:eastAsiaTheme="minorEastAsia"/>
+        </w:rPr>
+        <w:t xml:space="preserve"> output, some control signals for AXI_SRAMC reply will go through a pipeline to complete the timing alignment with the output data.</w:t>
+      </w:r>
+      <w:r>
+        <w:rPr>
+          <w:rFonts w:eastAsiaTheme="minorEastAsia"/>
+        </w:rPr>
+        <w:t xml:space="preserve"> </w:t>
+      </w:r>
+      <w:r>
+        <w:rPr>
+          <w:rFonts w:eastAsiaTheme="minorEastAsia"/>
+        </w:rPr>
+        <w:t xml:space="preserve">Then the control signal and read data (not necessarily) will be stored in a FIFO. Assuming that the read latency of SRAM is N cycles, the number of pipeline stages is N, and the depth of </w:t>
+      </w:r>
+      <w:r>
+        <w:rPr>
+          <w:rFonts w:eastAsiaTheme="minorEastAsia"/>
+        </w:rPr>
+        <w:t>FIFO</w:t>
+      </w:r>
+      <w:r>
+        <w:rPr>
+          <w:rFonts w:eastAsiaTheme="minorEastAsia"/>
+        </w:rPr>
+        <w:t xml:space="preserve"> is N+1</w:t>
+      </w:r>
+      <w:r>
+        <w:rPr>
+          <w:rFonts w:eastAsiaTheme="minorEastAsia"/>
+        </w:rPr>
+        <w:t>.</w:t>
+      </w:r>
+      <w:r>
+        <w:rPr>
+          <w:rFonts w:eastAsiaTheme="minorEastAsia"/>
+        </w:rPr>
+        <w:t xml:space="preserve"> </w:t>
+      </w:r>
+      <w:r>
+        <w:rPr>
+          <w:rFonts w:eastAsiaTheme="minorEastAsia"/>
+        </w:rPr>
+        <w:t xml:space="preserve">The output valid is asserted when the </w:t>
+      </w:r>
+      <w:r>
+        <w:rPr>
+          <w:rFonts w:eastAsiaTheme="minorEastAsia"/>
+        </w:rPr>
+        <w:t>FIFO</w:t>
+      </w:r>
+      <w:r>
+        <w:rPr>
+          <w:rFonts w:eastAsiaTheme="minorEastAsia"/>
+        </w:rPr>
+        <w:t xml:space="preserve"> is not empty.</w:t>
+      </w:r>
+      <w:r>
+        <w:rPr>
+          <w:rFonts w:eastAsiaTheme="minorEastAsia"/>
+        </w:rPr>
+        <w:t xml:space="preserve"> </w:t>
+      </w:r>
+      <w:r>
+        <w:rPr>
+          <w:rFonts w:eastAsiaTheme="minorEastAsia"/>
+        </w:rPr>
+        <w:t xml:space="preserve">A counter is used to record the number of </w:t>
+      </w:r>
+      <w:r>
+        <w:rPr>
+          <w:rFonts w:eastAsiaTheme="minorEastAsia"/>
+        </w:rPr>
+        <w:t xml:space="preserve">outstanding </w:t>
+      </w:r>
+      <w:r>
+        <w:rPr>
+          <w:rFonts w:eastAsiaTheme="minorEastAsia"/>
+        </w:rPr>
+        <w:t>transfers in the Memory Wrapper</w:t>
+      </w:r>
+      <w:r>
+        <w:rPr>
+          <w:rFonts w:eastAsiaTheme="minorEastAsia"/>
+        </w:rPr>
+        <w:t xml:space="preserve">. </w:t>
+      </w:r>
+      <w:r>
+        <w:rPr>
+          <w:rFonts w:eastAsiaTheme="minorEastAsia"/>
+        </w:rPr>
+        <w:t xml:space="preserve">When the input Valid/Ready signal handshakes, the counter adds one, and when the output Valid/Ready handshakes, the counter decreases one. When the count </w:t>
+      </w:r>
+      <w:r>
+        <w:rPr>
+          <w:rFonts w:eastAsiaTheme="minorEastAsia"/>
+        </w:rPr>
+        <w:t xml:space="preserve">value </w:t>
+      </w:r>
+      <w:r>
+        <w:rPr>
+          <w:rFonts w:eastAsiaTheme="minorEastAsia"/>
+        </w:rPr>
+        <w:t>reaches N+1, the input ready is unassert</w:t>
+      </w:r>
+      <w:r>
+        <w:rPr>
+          <w:rFonts w:eastAsiaTheme="minorEastAsia"/>
+        </w:rPr>
+        <w:t>ed</w:t>
+      </w:r>
+      <w:r>
+        <w:rPr>
+          <w:rFonts w:eastAsiaTheme="minorEastAsia"/>
+        </w:rPr>
+        <w:t xml:space="preserve"> and </w:t>
+      </w:r>
+      <w:r>
+        <w:rPr>
+          <w:rFonts w:eastAsiaTheme="minorEastAsia"/>
+        </w:rPr>
+        <w:t xml:space="preserve">Memory Wrapper </w:t>
+      </w:r>
+      <w:r>
+        <w:rPr>
+          <w:rFonts w:eastAsiaTheme="minorEastAsia"/>
+        </w:rPr>
+        <w:t>does not accept input access.</w:t>
+      </w:r>
+    </w:p>
     <w:sectPr>
       <w:pgSz w:w="11900" w:h="16840"/>
       <w:pgMar w:top="1440" w:right="1800" w:bottom="1440" w:left="1800" w:header="851" w:footer="992" w:gutter="0"/>

--- a/axi_mem_controller/Project_GR001_IP_AXI_SRAMC_HDD.docx
+++ b/axi_mem_controller/Project_GR001_IP_AXI_SRAMC_HDD.docx
@@ -6102,6 +6102,9 @@
       <w:r>
         <w:t xml:space="preserve"> narrow transfers</w:t>
       </w:r>
+      <w:r>
+        <w:t xml:space="preserve"> and unaligned transfers</w:t>
+      </w:r>
     </w:p>
     <w:p>
       <w:r>
@@ -6573,19 +6576,7 @@
         <w:rPr>
           <w:rFonts w:eastAsiaTheme="minorEastAsia"/>
         </w:rPr>
-        <w:t>See</w:t>
-      </w:r>
-      <w:r>
-        <w:rPr>
-          <w:rFonts w:eastAsiaTheme="minorEastAsia"/>
-        </w:rPr>
-        <w:t xml:space="preserve"> </w:t>
-      </w:r>
-      <w:r>
-        <w:rPr>
-          <w:rFonts w:eastAsiaTheme="minorEastAsia"/>
-        </w:rPr>
-        <w:t xml:space="preserve">Appendix Section </w:t>
+        <w:t xml:space="preserve">See Appendix Section </w:t>
       </w:r>
       <w:r>
         <w:rPr>
@@ -7154,6 +7145,7 @@
         <w:t>“</w:t>
       </w:r>
       <w:proofErr w:type="spellStart"/>
+      <w:proofErr w:type="gramStart"/>
       <w:r>
         <w:rPr>
           <w:rFonts w:eastAsiaTheme="minorEastAsia"/>
@@ -7173,6 +7165,7 @@
         </w:rPr>
         <w:t>=</w:t>
       </w:r>
+      <w:proofErr w:type="gramEnd"/>
       <w:r>
         <w:rPr>
           <w:rFonts w:eastAsiaTheme="minorEastAsia"/>
@@ -7411,21 +7404,11 @@
             <w:r>
               <w:rPr>
                 <w:rFonts w:hint="eastAsia"/>
-                <w:color w:val="FF0000"/>
               </w:rPr>
               <w:t>5</w:t>
             </w:r>
             <w:r>
-              <w:rPr>
-                <w:color w:val="FF0000"/>
-              </w:rPr>
               <w:t>00MHz</w:t>
-            </w:r>
-            <w:r>
-              <w:rPr>
-                <w:color w:val="FF0000"/>
-              </w:rPr>
-              <w:t xml:space="preserve"> (TBD)</w:t>
             </w:r>
           </w:p>
         </w:tc>
@@ -8037,12 +8020,12 @@
         <w:tblLook w:val="04A0" w:firstRow="1" w:lastRow="0" w:firstColumn="1" w:lastColumn="0" w:noHBand="0" w:noVBand="1"/>
       </w:tblPr>
       <w:tblGrid>
-        <w:gridCol w:w="1209"/>
-        <w:gridCol w:w="2016"/>
-        <w:gridCol w:w="769"/>
+        <w:gridCol w:w="1206"/>
+        <w:gridCol w:w="2001"/>
+        <w:gridCol w:w="828"/>
         <w:gridCol w:w="1306"/>
-        <w:gridCol w:w="619"/>
-        <w:gridCol w:w="2371"/>
+        <w:gridCol w:w="615"/>
+        <w:gridCol w:w="2334"/>
       </w:tblGrid>
       <w:tr>
         <w:tc>
@@ -8368,6 +8351,12 @@
               <w:rPr>
                 <w:rFonts w:eastAsiaTheme="minorEastAsia"/>
               </w:rPr>
+              <w:t>s_</w:t>
+            </w:r>
+            <w:r>
+              <w:rPr>
+                <w:rFonts w:eastAsiaTheme="minorEastAsia"/>
+              </w:rPr>
               <w:t>aw</w:t>
             </w:r>
             <w:r>
@@ -8465,6 +8454,12 @@
               </w:rPr>
             </w:pPr>
             <w:proofErr w:type="spellStart"/>
+            <w:r>
+              <w:rPr>
+                <w:rFonts w:eastAsiaTheme="minorEastAsia"/>
+              </w:rPr>
+              <w:t>s_</w:t>
+            </w:r>
             <w:r>
               <w:rPr>
                 <w:rFonts w:eastAsiaTheme="minorEastAsia" w:hint="eastAsia"/>
@@ -8565,6 +8560,12 @@
             <w:proofErr w:type="spellStart"/>
             <w:r>
               <w:rPr>
+                <w:rFonts w:eastAsiaTheme="minorEastAsia"/>
+              </w:rPr>
+              <w:t>s_</w:t>
+            </w:r>
+            <w:r>
+              <w:rPr>
                 <w:rFonts w:eastAsiaTheme="minorEastAsia" w:hint="eastAsia"/>
               </w:rPr>
               <w:t>a</w:t>
@@ -8655,6 +8656,12 @@
             <w:proofErr w:type="spellStart"/>
             <w:r>
               <w:rPr>
+                <w:rFonts w:eastAsiaTheme="minorEastAsia"/>
+              </w:rPr>
+              <w:t>s_</w:t>
+            </w:r>
+            <w:r>
+              <w:rPr>
                 <w:rFonts w:eastAsiaTheme="minorEastAsia" w:hint="eastAsia"/>
               </w:rPr>
               <w:t>a</w:t>
@@ -8690,7 +8697,7 @@
                 <w:sz w:val="20"/>
                 <w:szCs w:val="20"/>
               </w:rPr>
-              <w:t>configurable</w:t>
+              <w:t>32</w:t>
             </w:r>
           </w:p>
         </w:tc>
@@ -8748,6 +8755,12 @@
             <w:proofErr w:type="spellStart"/>
             <w:r>
               <w:rPr>
+                <w:rFonts w:eastAsiaTheme="minorEastAsia"/>
+              </w:rPr>
+              <w:t>s_</w:t>
+            </w:r>
+            <w:r>
+              <w:rPr>
                 <w:rFonts w:eastAsiaTheme="minorEastAsia" w:hint="eastAsia"/>
               </w:rPr>
               <w:t>a</w:t>
@@ -8838,6 +8851,12 @@
             <w:proofErr w:type="spellStart"/>
             <w:r>
               <w:rPr>
+                <w:rFonts w:eastAsiaTheme="minorEastAsia"/>
+              </w:rPr>
+              <w:t>s_</w:t>
+            </w:r>
+            <w:r>
+              <w:rPr>
                 <w:rFonts w:eastAsiaTheme="minorEastAsia" w:hint="eastAsia"/>
               </w:rPr>
               <w:t>a</w:t>
@@ -8925,6 +8944,12 @@
             <w:proofErr w:type="spellStart"/>
             <w:r>
               <w:rPr>
+                <w:rFonts w:eastAsiaTheme="minorEastAsia"/>
+              </w:rPr>
+              <w:t>s_</w:t>
+            </w:r>
+            <w:r>
+              <w:rPr>
                 <w:rFonts w:eastAsiaTheme="minorEastAsia" w:hint="eastAsia"/>
               </w:rPr>
               <w:t>a</w:t>
@@ -9029,6 +9054,12 @@
             <w:proofErr w:type="spellStart"/>
             <w:r>
               <w:rPr>
+                <w:rFonts w:eastAsiaTheme="minorEastAsia"/>
+              </w:rPr>
+              <w:t>s_</w:t>
+            </w:r>
+            <w:r>
+              <w:rPr>
                 <w:rFonts w:eastAsiaTheme="minorEastAsia" w:hint="eastAsia"/>
               </w:rPr>
               <w:t>a</w:t>
@@ -9113,6 +9144,12 @@
             <w:proofErr w:type="spellStart"/>
             <w:r>
               <w:rPr>
+                <w:rFonts w:eastAsiaTheme="minorEastAsia"/>
+              </w:rPr>
+              <w:t>s_</w:t>
+            </w:r>
+            <w:r>
+              <w:rPr>
                 <w:rFonts w:eastAsiaTheme="minorEastAsia" w:hint="eastAsia"/>
               </w:rPr>
               <w:t>a</w:t>
@@ -9195,6 +9232,12 @@
               </w:rPr>
             </w:pPr>
             <w:proofErr w:type="spellStart"/>
+            <w:r>
+              <w:rPr>
+                <w:rFonts w:eastAsiaTheme="minorEastAsia"/>
+              </w:rPr>
+              <w:t>s_</w:t>
+            </w:r>
             <w:r>
               <w:rPr>
                 <w:rFonts w:eastAsiaTheme="minorEastAsia" w:hint="eastAsia"/>
@@ -9286,6 +9329,12 @@
               <w:rPr>
                 <w:rFonts w:eastAsiaTheme="minorEastAsia"/>
               </w:rPr>
+              <w:t>s_</w:t>
+            </w:r>
+            <w:r>
+              <w:rPr>
+                <w:rFonts w:eastAsiaTheme="minorEastAsia"/>
+              </w:rPr>
               <w:t>a</w:t>
             </w:r>
             <w:r>
@@ -9377,6 +9426,12 @@
             <w:proofErr w:type="spellStart"/>
             <w:r>
               <w:rPr>
+                <w:rFonts w:eastAsiaTheme="minorEastAsia"/>
+              </w:rPr>
+              <w:t>s_</w:t>
+            </w:r>
+            <w:r>
+              <w:rPr>
                 <w:rFonts w:eastAsiaTheme="minorEastAsia" w:hint="eastAsia"/>
               </w:rPr>
               <w:t>w</w:t>
@@ -9462,6 +9517,12 @@
               </w:rPr>
             </w:pPr>
             <w:proofErr w:type="spellStart"/>
+            <w:r>
+              <w:rPr>
+                <w:rFonts w:eastAsiaTheme="minorEastAsia"/>
+              </w:rPr>
+              <w:t>s_</w:t>
+            </w:r>
             <w:r>
               <w:rPr>
                 <w:rFonts w:eastAsiaTheme="minorEastAsia" w:hint="eastAsia"/>
@@ -9554,6 +9615,12 @@
             <w:proofErr w:type="spellStart"/>
             <w:r>
               <w:rPr>
+                <w:rFonts w:eastAsiaTheme="minorEastAsia"/>
+              </w:rPr>
+              <w:t>s_</w:t>
+            </w:r>
+            <w:r>
+              <w:rPr>
                 <w:rFonts w:eastAsiaTheme="minorEastAsia" w:hint="eastAsia"/>
               </w:rPr>
               <w:t>w</w:t>
@@ -9644,6 +9711,12 @@
             <w:proofErr w:type="spellStart"/>
             <w:r>
               <w:rPr>
+                <w:rFonts w:eastAsiaTheme="minorEastAsia"/>
+              </w:rPr>
+              <w:t>s_</w:t>
+            </w:r>
+            <w:r>
+              <w:rPr>
                 <w:rFonts w:eastAsiaTheme="minorEastAsia" w:hint="eastAsia"/>
               </w:rPr>
               <w:t>w</w:t>
@@ -9733,6 +9806,12 @@
             <w:proofErr w:type="spellStart"/>
             <w:r>
               <w:rPr>
+                <w:rFonts w:eastAsiaTheme="minorEastAsia"/>
+              </w:rPr>
+              <w:t>s_</w:t>
+            </w:r>
+            <w:r>
+              <w:rPr>
                 <w:rFonts w:eastAsiaTheme="minorEastAsia" w:hint="eastAsia"/>
               </w:rPr>
               <w:t>w</w:t>
@@ -9820,6 +9899,12 @@
             <w:proofErr w:type="spellStart"/>
             <w:r>
               <w:rPr>
+                <w:rFonts w:eastAsiaTheme="minorEastAsia"/>
+              </w:rPr>
+              <w:t>s_</w:t>
+            </w:r>
+            <w:r>
+              <w:rPr>
                 <w:rFonts w:eastAsiaTheme="minorEastAsia" w:hint="eastAsia"/>
               </w:rPr>
               <w:t>b</w:t>
@@ -9904,6 +9989,13 @@
                 <w:rFonts w:eastAsiaTheme="minorEastAsia"/>
               </w:rPr>
             </w:pPr>
+            <w:proofErr w:type="spellStart"/>
+            <w:r>
+              <w:rPr>
+                <w:rFonts w:eastAsiaTheme="minorEastAsia"/>
+              </w:rPr>
+              <w:t>s_</w:t>
+            </w:r>
             <w:r>
               <w:rPr>
                 <w:rFonts w:eastAsiaTheme="minorEastAsia" w:hint="eastAsia"/>
@@ -9916,6 +10008,7 @@
               </w:rPr>
               <w:t>ready</w:t>
             </w:r>
+            <w:proofErr w:type="spellEnd"/>
           </w:p>
         </w:tc>
         <w:tc>
@@ -9992,6 +10085,13 @@
                 <w:szCs w:val="20"/>
               </w:rPr>
             </w:pPr>
+            <w:proofErr w:type="spellStart"/>
+            <w:r>
+              <w:rPr>
+                <w:rFonts w:eastAsiaTheme="minorEastAsia"/>
+              </w:rPr>
+              <w:t>s_</w:t>
+            </w:r>
             <w:r>
               <w:rPr>
                 <w:rFonts w:eastAsiaTheme="minorEastAsia" w:hint="eastAsia"/>
@@ -10004,6 +10104,7 @@
               </w:rPr>
               <w:t>id</w:t>
             </w:r>
+            <w:proofErr w:type="spellEnd"/>
           </w:p>
         </w:tc>
         <w:tc>
@@ -10083,6 +10184,12 @@
             <w:proofErr w:type="spellStart"/>
             <w:r>
               <w:rPr>
+                <w:rFonts w:eastAsiaTheme="minorEastAsia"/>
+              </w:rPr>
+              <w:t>s_</w:t>
+            </w:r>
+            <w:r>
+              <w:rPr>
                 <w:rFonts w:eastAsiaTheme="minorEastAsia" w:hint="eastAsia"/>
               </w:rPr>
               <w:t>b</w:t>
@@ -10172,6 +10279,12 @@
               <w:rPr>
                 <w:rFonts w:eastAsiaTheme="minorEastAsia"/>
               </w:rPr>
+              <w:t>s_</w:t>
+            </w:r>
+            <w:r>
+              <w:rPr>
+                <w:rFonts w:eastAsiaTheme="minorEastAsia"/>
+              </w:rPr>
               <w:t>ar</w:t>
             </w:r>
             <w:r>
@@ -10264,6 +10377,12 @@
               </w:rPr>
             </w:pPr>
             <w:proofErr w:type="spellStart"/>
+            <w:r>
+              <w:rPr>
+                <w:rFonts w:eastAsiaTheme="minorEastAsia"/>
+              </w:rPr>
+              <w:t>s_</w:t>
+            </w:r>
             <w:r>
               <w:rPr>
                 <w:rFonts w:eastAsiaTheme="minorEastAsia" w:hint="eastAsia"/>
@@ -10362,6 +10481,13 @@
                 <w:szCs w:val="20"/>
               </w:rPr>
             </w:pPr>
+            <w:proofErr w:type="spellStart"/>
+            <w:r>
+              <w:rPr>
+                <w:rFonts w:eastAsiaTheme="minorEastAsia"/>
+              </w:rPr>
+              <w:t>s_</w:t>
+            </w:r>
             <w:r>
               <w:rPr>
                 <w:rFonts w:eastAsiaTheme="minorEastAsia" w:hint="eastAsia"/>
@@ -10374,6 +10500,7 @@
               </w:rPr>
               <w:t>rid</w:t>
             </w:r>
+            <w:proofErr w:type="spellEnd"/>
           </w:p>
         </w:tc>
         <w:tc>
@@ -10453,6 +10580,12 @@
             <w:proofErr w:type="spellStart"/>
             <w:r>
               <w:rPr>
+                <w:rFonts w:eastAsiaTheme="minorEastAsia"/>
+              </w:rPr>
+              <w:t>s_</w:t>
+            </w:r>
+            <w:r>
+              <w:rPr>
                 <w:rFonts w:eastAsiaTheme="minorEastAsia" w:hint="eastAsia"/>
               </w:rPr>
               <w:t>a</w:t>
@@ -10482,7 +10615,7 @@
                 <w:sz w:val="20"/>
                 <w:szCs w:val="20"/>
               </w:rPr>
-              <w:t>configurable</w:t>
+              <w:t>32</w:t>
             </w:r>
           </w:p>
         </w:tc>
@@ -10540,6 +10673,12 @@
             <w:proofErr w:type="spellStart"/>
             <w:r>
               <w:rPr>
+                <w:rFonts w:eastAsiaTheme="minorEastAsia"/>
+              </w:rPr>
+              <w:t>s_</w:t>
+            </w:r>
+            <w:r>
+              <w:rPr>
                 <w:rFonts w:eastAsiaTheme="minorEastAsia" w:hint="eastAsia"/>
               </w:rPr>
               <w:t>a</w:t>
@@ -10624,6 +10763,12 @@
             <w:proofErr w:type="spellStart"/>
             <w:r>
               <w:rPr>
+                <w:rFonts w:eastAsiaTheme="minorEastAsia"/>
+              </w:rPr>
+              <w:t>s_</w:t>
+            </w:r>
+            <w:r>
+              <w:rPr>
                 <w:rFonts w:eastAsiaTheme="minorEastAsia" w:hint="eastAsia"/>
               </w:rPr>
               <w:t>a</w:t>
@@ -10708,6 +10853,12 @@
             <w:proofErr w:type="spellStart"/>
             <w:r>
               <w:rPr>
+                <w:rFonts w:eastAsiaTheme="minorEastAsia"/>
+              </w:rPr>
+              <w:t>s_</w:t>
+            </w:r>
+            <w:r>
+              <w:rPr>
                 <w:rFonts w:eastAsiaTheme="minorEastAsia" w:hint="eastAsia"/>
               </w:rPr>
               <w:t>a</w:t>
@@ -10804,6 +10955,12 @@
             <w:proofErr w:type="spellStart"/>
             <w:r>
               <w:rPr>
+                <w:rFonts w:eastAsiaTheme="minorEastAsia"/>
+              </w:rPr>
+              <w:t>s_</w:t>
+            </w:r>
+            <w:r>
+              <w:rPr>
                 <w:rFonts w:eastAsiaTheme="minorEastAsia" w:hint="eastAsia"/>
               </w:rPr>
               <w:t>a</w:t>
@@ -10885,6 +11042,12 @@
             <w:proofErr w:type="spellStart"/>
             <w:r>
               <w:rPr>
+                <w:rFonts w:eastAsiaTheme="minorEastAsia"/>
+              </w:rPr>
+              <w:t>s_</w:t>
+            </w:r>
+            <w:r>
+              <w:rPr>
                 <w:rFonts w:eastAsiaTheme="minorEastAsia" w:hint="eastAsia"/>
               </w:rPr>
               <w:t>a</w:t>
@@ -10964,6 +11127,12 @@
               </w:rPr>
             </w:pPr>
             <w:proofErr w:type="spellStart"/>
+            <w:r>
+              <w:rPr>
+                <w:rFonts w:eastAsiaTheme="minorEastAsia"/>
+              </w:rPr>
+              <w:t>s_</w:t>
+            </w:r>
             <w:r>
               <w:rPr>
                 <w:rFonts w:eastAsiaTheme="minorEastAsia" w:hint="eastAsia"/>
@@ -11052,6 +11221,12 @@
               <w:rPr>
                 <w:rFonts w:eastAsiaTheme="minorEastAsia"/>
               </w:rPr>
+              <w:t>s_</w:t>
+            </w:r>
+            <w:r>
+              <w:rPr>
+                <w:rFonts w:eastAsiaTheme="minorEastAsia"/>
+              </w:rPr>
               <w:t>aruser</w:t>
             </w:r>
             <w:proofErr w:type="spellEnd"/>
@@ -11131,6 +11306,12 @@
             <w:proofErr w:type="spellStart"/>
             <w:r>
               <w:rPr>
+                <w:rFonts w:eastAsiaTheme="minorEastAsia"/>
+              </w:rPr>
+              <w:t>s_</w:t>
+            </w:r>
+            <w:r>
+              <w:rPr>
                 <w:rFonts w:eastAsiaTheme="minorEastAsia" w:hint="eastAsia"/>
               </w:rPr>
               <w:t>r</w:t>
@@ -11227,6 +11408,12 @@
             <w:proofErr w:type="spellStart"/>
             <w:r>
               <w:rPr>
+                <w:rFonts w:eastAsiaTheme="minorEastAsia"/>
+              </w:rPr>
+              <w:t>s_</w:t>
+            </w:r>
+            <w:r>
+              <w:rPr>
                 <w:rFonts w:eastAsiaTheme="minorEastAsia" w:hint="eastAsia"/>
               </w:rPr>
               <w:t>r</w:t>
@@ -11320,6 +11507,13 @@
                 <w:szCs w:val="20"/>
               </w:rPr>
             </w:pPr>
+            <w:proofErr w:type="spellStart"/>
+            <w:r>
+              <w:rPr>
+                <w:rFonts w:eastAsiaTheme="minorEastAsia"/>
+              </w:rPr>
+              <w:t>s_</w:t>
+            </w:r>
             <w:r>
               <w:rPr>
                 <w:rFonts w:eastAsiaTheme="minorEastAsia" w:hint="eastAsia"/>
@@ -11332,6 +11526,7 @@
               </w:rPr>
               <w:t>id</w:t>
             </w:r>
+            <w:proofErr w:type="spellEnd"/>
           </w:p>
         </w:tc>
         <w:tc>
@@ -11417,6 +11612,12 @@
             <w:proofErr w:type="spellStart"/>
             <w:r>
               <w:rPr>
+                <w:rFonts w:eastAsiaTheme="minorEastAsia"/>
+              </w:rPr>
+              <w:t>s_</w:t>
+            </w:r>
+            <w:r>
+              <w:rPr>
                 <w:rFonts w:eastAsiaTheme="minorEastAsia" w:hint="eastAsia"/>
               </w:rPr>
               <w:t>r</w:t>
@@ -11513,6 +11714,12 @@
             <w:proofErr w:type="spellStart"/>
             <w:r>
               <w:rPr>
+                <w:rFonts w:eastAsiaTheme="minorEastAsia"/>
+              </w:rPr>
+              <w:t>s_</w:t>
+            </w:r>
+            <w:r>
+              <w:rPr>
                 <w:rFonts w:eastAsiaTheme="minorEastAsia" w:hint="eastAsia"/>
               </w:rPr>
               <w:t>r</w:t>
@@ -11609,6 +11816,12 @@
             <w:proofErr w:type="spellStart"/>
             <w:r>
               <w:rPr>
+                <w:rFonts w:eastAsiaTheme="minorEastAsia"/>
+              </w:rPr>
+              <w:t>s_</w:t>
+            </w:r>
+            <w:r>
+              <w:rPr>
                 <w:rFonts w:eastAsiaTheme="minorEastAsia" w:hint="eastAsia"/>
               </w:rPr>
               <w:t>r</w:t>
@@ -11723,9 +11936,21 @@
             <w:proofErr w:type="spellStart"/>
             <w:r>
               <w:rPr>
+                <w:rFonts w:eastAsiaTheme="minorEastAsia"/>
+              </w:rPr>
+              <w:t>m_</w:t>
+            </w:r>
+            <w:r>
+              <w:rPr>
                 <w:rFonts w:eastAsiaTheme="minorEastAsia" w:hint="eastAsia"/>
               </w:rPr>
               <w:t>mi</w:t>
+            </w:r>
+            <w:r>
+              <w:rPr>
+                <w:rFonts w:eastAsiaTheme="minorEastAsia"/>
+              </w:rPr>
+              <w:t>_</w:t>
             </w:r>
             <w:r>
               <w:rPr>
@@ -11827,15 +12052,27 @@
             <w:proofErr w:type="spellStart"/>
             <w:r>
               <w:rPr>
-                <w:rFonts w:eastAsiaTheme="minorEastAsia" w:hint="eastAsia"/>
-              </w:rPr>
-              <w:t>m</w:t>
-            </w:r>
-            <w:r>
-              <w:rPr>
-                <w:rFonts w:eastAsiaTheme="minorEastAsia"/>
-              </w:rPr>
-              <w:t>iready</w:t>
+                <w:rFonts w:eastAsiaTheme="minorEastAsia"/>
+              </w:rPr>
+              <w:t>m_m</w:t>
+            </w:r>
+            <w:r>
+              <w:rPr>
+                <w:rFonts w:eastAsiaTheme="minorEastAsia"/>
+              </w:rPr>
+              <w:t>i</w:t>
+            </w:r>
+            <w:r>
+              <w:rPr>
+                <w:rFonts w:eastAsiaTheme="minorEastAsia"/>
+              </w:rPr>
+              <w:t>_</w:t>
+            </w:r>
+            <w:r>
+              <w:rPr>
+                <w:rFonts w:eastAsiaTheme="minorEastAsia"/>
+              </w:rPr>
+              <w:t>ready</w:t>
             </w:r>
             <w:proofErr w:type="spellEnd"/>
           </w:p>
@@ -11923,6 +12160,12 @@
             <w:proofErr w:type="spellStart"/>
             <w:r>
               <w:rPr>
+                <w:rFonts w:eastAsiaTheme="minorEastAsia"/>
+              </w:rPr>
+              <w:t>m_</w:t>
+            </w:r>
+            <w:r>
+              <w:rPr>
                 <w:rFonts w:eastAsiaTheme="minorEastAsia" w:hint="eastAsia"/>
               </w:rPr>
               <w:t>m</w:t>
@@ -11931,7 +12174,19 @@
               <w:rPr>
                 <w:rFonts w:eastAsiaTheme="minorEastAsia"/>
               </w:rPr>
-              <w:t>ipayload</w:t>
+              <w:t>i</w:t>
+            </w:r>
+            <w:r>
+              <w:rPr>
+                <w:rFonts w:eastAsiaTheme="minorEastAsia"/>
+              </w:rPr>
+              <w:t>_</w:t>
+            </w:r>
+            <w:r>
+              <w:rPr>
+                <w:rFonts w:eastAsiaTheme="minorEastAsia"/>
+              </w:rPr>
+              <w:t>payload</w:t>
             </w:r>
             <w:proofErr w:type="spellEnd"/>
           </w:p>
@@ -12305,6 +12560,15 @@
             <w:proofErr w:type="spellStart"/>
             <w:r>
               <w:rPr>
+                <w:rFonts w:ascii="Arial" w:eastAsiaTheme="minorEastAsia" w:hAnsi="Arial" w:cs="Arial"/>
+                <w:kern w:val="0"/>
+                <w:sz w:val="20"/>
+                <w:szCs w:val="20"/>
+              </w:rPr>
+              <w:t>ax</w:t>
+            </w:r>
+            <w:r>
+              <w:rPr>
                 <w:rFonts w:ascii="Arial" w:eastAsiaTheme="minorEastAsia" w:hAnsi="Arial" w:cs="Arial" w:hint="eastAsia"/>
                 <w:kern w:val="0"/>
                 <w:sz w:val="20"/>
@@ -12346,7 +12610,7 @@
                 <w:sz w:val="20"/>
                 <w:szCs w:val="20"/>
               </w:rPr>
-              <w:t>configurable</w:t>
+              <w:t>32</w:t>
             </w:r>
           </w:p>
         </w:tc>
@@ -12426,6 +12690,16 @@
                 <w:szCs w:val="20"/>
               </w:rPr>
             </w:pPr>
+            <w:proofErr w:type="spellStart"/>
+            <w:r>
+              <w:rPr>
+                <w:rFonts w:ascii="Arial" w:eastAsiaTheme="minorEastAsia" w:hAnsi="Arial" w:cs="Arial"/>
+                <w:kern w:val="0"/>
+                <w:sz w:val="20"/>
+                <w:szCs w:val="20"/>
+              </w:rPr>
+              <w:t>ax</w:t>
+            </w:r>
             <w:r>
               <w:rPr>
                 <w:rFonts w:ascii="Arial" w:eastAsiaTheme="minorEastAsia" w:hAnsi="Arial" w:cs="Arial" w:hint="eastAsia"/>
@@ -12444,6 +12718,7 @@
               </w:rPr>
               <w:t>ast</w:t>
             </w:r>
+            <w:proofErr w:type="spellEnd"/>
           </w:p>
         </w:tc>
         <w:tc>
@@ -12548,6 +12823,16 @@
                 <w:szCs w:val="20"/>
               </w:rPr>
             </w:pPr>
+            <w:proofErr w:type="spellStart"/>
+            <w:r>
+              <w:rPr>
+                <w:rFonts w:ascii="Arial" w:eastAsiaTheme="minorEastAsia" w:hAnsi="Arial" w:cs="Arial"/>
+                <w:kern w:val="0"/>
+                <w:sz w:val="20"/>
+                <w:szCs w:val="20"/>
+              </w:rPr>
+              <w:t>ax</w:t>
+            </w:r>
             <w:r>
               <w:rPr>
                 <w:rFonts w:ascii="Arial" w:eastAsiaTheme="minorEastAsia" w:hAnsi="Arial" w:cs="Arial" w:hint="eastAsia"/>
@@ -12566,6 +12851,7 @@
               </w:rPr>
               <w:t>ser</w:t>
             </w:r>
+            <w:proofErr w:type="spellEnd"/>
           </w:p>
         </w:tc>
         <w:tc>
@@ -12764,6 +13050,12 @@
             <w:proofErr w:type="spellStart"/>
             <w:r>
               <w:rPr>
+                <w:rFonts w:eastAsiaTheme="minorEastAsia"/>
+              </w:rPr>
+              <w:t>m_</w:t>
+            </w:r>
+            <w:r>
+              <w:rPr>
                 <w:rFonts w:eastAsiaTheme="minorEastAsia" w:hint="eastAsia"/>
               </w:rPr>
               <w:t>m</w:t>
@@ -12772,7 +13064,19 @@
               <w:rPr>
                 <w:rFonts w:eastAsiaTheme="minorEastAsia"/>
               </w:rPr>
-              <w:t>ovaild</w:t>
+              <w:t>o</w:t>
+            </w:r>
+            <w:r>
+              <w:rPr>
+                <w:rFonts w:eastAsiaTheme="minorEastAsia"/>
+              </w:rPr>
+              <w:t>_</w:t>
+            </w:r>
+            <w:r>
+              <w:rPr>
+                <w:rFonts w:eastAsiaTheme="minorEastAsia"/>
+              </w:rPr>
+              <w:t>vaild</w:t>
             </w:r>
             <w:proofErr w:type="spellEnd"/>
           </w:p>
@@ -12863,6 +13167,12 @@
             <w:proofErr w:type="spellStart"/>
             <w:r>
               <w:rPr>
+                <w:rFonts w:eastAsiaTheme="minorEastAsia"/>
+              </w:rPr>
+              <w:t>m_</w:t>
+            </w:r>
+            <w:r>
+              <w:rPr>
                 <w:rFonts w:eastAsiaTheme="minorEastAsia" w:hint="eastAsia"/>
               </w:rPr>
               <w:t>m</w:t>
@@ -12871,7 +13181,19 @@
               <w:rPr>
                 <w:rFonts w:eastAsiaTheme="minorEastAsia"/>
               </w:rPr>
-              <w:t>oready</w:t>
+              <w:t>o</w:t>
+            </w:r>
+            <w:r>
+              <w:rPr>
+                <w:rFonts w:eastAsiaTheme="minorEastAsia"/>
+              </w:rPr>
+              <w:t>_</w:t>
+            </w:r>
+            <w:r>
+              <w:rPr>
+                <w:rFonts w:eastAsiaTheme="minorEastAsia"/>
+              </w:rPr>
+              <w:t>ready</w:t>
             </w:r>
             <w:proofErr w:type="spellEnd"/>
           </w:p>
@@ -12959,6 +13281,12 @@
             <w:proofErr w:type="spellStart"/>
             <w:r>
               <w:rPr>
+                <w:rFonts w:eastAsiaTheme="minorEastAsia"/>
+              </w:rPr>
+              <w:t>m_</w:t>
+            </w:r>
+            <w:r>
+              <w:rPr>
                 <w:rFonts w:eastAsiaTheme="minorEastAsia" w:hint="eastAsia"/>
               </w:rPr>
               <w:t>m</w:t>
@@ -12967,7 +13295,19 @@
               <w:rPr>
                 <w:rFonts w:eastAsiaTheme="minorEastAsia"/>
               </w:rPr>
-              <w:t>opayload</w:t>
+              <w:t>o</w:t>
+            </w:r>
+            <w:r>
+              <w:rPr>
+                <w:rFonts w:eastAsiaTheme="minorEastAsia"/>
+              </w:rPr>
+              <w:t>_</w:t>
+            </w:r>
+            <w:r>
+              <w:rPr>
+                <w:rFonts w:eastAsiaTheme="minorEastAsia"/>
+              </w:rPr>
+              <w:t>payload</w:t>
             </w:r>
             <w:proofErr w:type="spellEnd"/>
           </w:p>
@@ -13459,6 +13799,16 @@
                 <w:szCs w:val="20"/>
               </w:rPr>
             </w:pPr>
+            <w:proofErr w:type="spellStart"/>
+            <w:r>
+              <w:rPr>
+                <w:rFonts w:ascii="Arial" w:eastAsiaTheme="minorEastAsia" w:hAnsi="Arial" w:cs="Arial"/>
+                <w:kern w:val="0"/>
+                <w:sz w:val="20"/>
+                <w:szCs w:val="20"/>
+              </w:rPr>
+              <w:t>ax</w:t>
+            </w:r>
             <w:r>
               <w:rPr>
                 <w:rFonts w:ascii="Arial" w:eastAsiaTheme="minorEastAsia" w:hAnsi="Arial" w:cs="Arial" w:hint="eastAsia"/>
@@ -13477,6 +13827,7 @@
               </w:rPr>
               <w:t>ast</w:t>
             </w:r>
+            <w:proofErr w:type="spellEnd"/>
           </w:p>
         </w:tc>
         <w:tc>
@@ -16781,6 +17132,7 @@
         <w:t>the write request with ‘</w:t>
       </w:r>
       <w:proofErr w:type="spellStart"/>
+      <w:proofErr w:type="gramStart"/>
       <w:r>
         <w:rPr>
           <w:rFonts w:eastAsiaTheme="minorEastAsia"/>
@@ -16792,7 +17144,14 @@
         <w:rPr>
           <w:rFonts w:eastAsiaTheme="minorEastAsia"/>
         </w:rPr>
-        <w:t xml:space="preserve"> != `1’ will</w:t>
+        <w:t xml:space="preserve"> !</w:t>
+      </w:r>
+      <w:proofErr w:type="gramEnd"/>
+      <w:r>
+        <w:rPr>
+          <w:rFonts w:eastAsiaTheme="minorEastAsia"/>
+        </w:rPr>
+        <w:t>= `1’ will</w:t>
       </w:r>
       <w:r>
         <w:rPr>
@@ -17822,10 +18181,10 @@
           <w:noProof/>
         </w:rPr>
         <w:drawing>
-          <wp:inline distT="0" distB="0" distL="0" distR="0" wp14:anchorId="4465F759" wp14:editId="16CEE3FB">
-            <wp:extent cx="2095682" cy="4145639"/>
-            <wp:effectExtent l="0" t="0" r="0" b="7620"/>
-            <wp:docPr id="311831451" name="图片 1"/>
+          <wp:inline distT="0" distB="0" distL="0" distR="0" wp14:anchorId="1B538AC4" wp14:editId="0F6727BD">
+            <wp:extent cx="1860605" cy="3794016"/>
+            <wp:effectExtent l="0" t="0" r="6350" b="0"/>
+            <wp:docPr id="1895954140" name="图片 1"/>
             <wp:cNvGraphicFramePr>
               <a:graphicFrameLocks xmlns:a="http://schemas.openxmlformats.org/drawingml/2006/main" noChangeAspect="1"/>
             </wp:cNvGraphicFramePr>
@@ -17833,7 +18192,7 @@
               <a:graphicData uri="http://schemas.openxmlformats.org/drawingml/2006/picture">
                 <pic:pic xmlns:pic="http://schemas.openxmlformats.org/drawingml/2006/picture">
                   <pic:nvPicPr>
-                    <pic:cNvPr id="311831451" name=""/>
+                    <pic:cNvPr id="1895954140" name=""/>
                     <pic:cNvPicPr/>
                   </pic:nvPicPr>
                   <pic:blipFill>
@@ -17845,7 +18204,7 @@
                   <pic:spPr>
                     <a:xfrm>
                       <a:off x="0" y="0"/>
-                      <a:ext cx="2095682" cy="4145639"/>
+                      <a:ext cx="1864063" cy="3801068"/>
                     </a:xfrm>
                     <a:prstGeom prst="rect">
                       <a:avLst/>
@@ -19300,30 +19659,39 @@
                 <w:color w:val="0070C0"/>
               </w:rPr>
             </w:pPr>
-            <w:proofErr w:type="spellStart"/>
-            <w:r>
-              <w:rPr>
-                <w:rFonts w:hint="eastAsia"/>
+          </w:p>
+        </w:tc>
+        <w:tc>
+          <w:tcPr>
+            <w:tcW w:w="1381" w:type="dxa"/>
+          </w:tcPr>
+          <w:p>
+            <w:pPr>
+              <w:rPr>
                 <w:i/>
                 <w:iCs/>
                 <w:color w:val="0070C0"/>
               </w:rPr>
-              <w:t>r</w:t>
-            </w:r>
-            <w:r>
+            </w:pPr>
+          </w:p>
+        </w:tc>
+        <w:tc>
+          <w:tcPr>
+            <w:tcW w:w="1382" w:type="dxa"/>
+          </w:tcPr>
+          <w:p>
+            <w:pPr>
               <w:rPr>
                 <w:i/>
                 <w:iCs/>
                 <w:color w:val="0070C0"/>
               </w:rPr>
-              <w:t>am_a</w:t>
-            </w:r>
-            <w:proofErr w:type="spellEnd"/>
-          </w:p>
-        </w:tc>
-        <w:tc>
-          <w:tcPr>
-            <w:tcW w:w="1381" w:type="dxa"/>
+            </w:pPr>
+          </w:p>
+        </w:tc>
+        <w:tc>
+          <w:tcPr>
+            <w:tcW w:w="1382" w:type="dxa"/>
           </w:tcPr>
           <w:p>
             <w:pPr>
@@ -19333,28 +19701,47 @@
                 <w:color w:val="0070C0"/>
               </w:rPr>
             </w:pPr>
-            <w:r>
-              <w:rPr>
-                <w:rFonts w:hint="eastAsia"/>
+          </w:p>
+        </w:tc>
+        <w:tc>
+          <w:tcPr>
+            <w:tcW w:w="1382" w:type="dxa"/>
+          </w:tcPr>
+          <w:p>
+            <w:pPr>
+              <w:rPr>
                 <w:i/>
                 <w:iCs/>
                 <w:color w:val="0070C0"/>
               </w:rPr>
-              <w:t>1</w:t>
-            </w:r>
-            <w:r>
+            </w:pPr>
+          </w:p>
+        </w:tc>
+        <w:tc>
+          <w:tcPr>
+            <w:tcW w:w="1382" w:type="dxa"/>
+          </w:tcPr>
+          <w:p/>
+        </w:tc>
+      </w:tr>
+      <w:tr>
+        <w:tc>
+          <w:tcPr>
+            <w:tcW w:w="1381" w:type="dxa"/>
+          </w:tcPr>
+          <w:p>
+            <w:pPr>
               <w:rPr>
                 <w:i/>
                 <w:iCs/>
                 <w:color w:val="0070C0"/>
               </w:rPr>
-              <w:t>6</w:t>
-            </w:r>
-          </w:p>
-        </w:tc>
-        <w:tc>
-          <w:tcPr>
-            <w:tcW w:w="1382" w:type="dxa"/>
+            </w:pPr>
+          </w:p>
+        </w:tc>
+        <w:tc>
+          <w:tcPr>
+            <w:tcW w:w="1381" w:type="dxa"/>
           </w:tcPr>
           <w:p>
             <w:pPr>
@@ -19364,23 +19751,34 @@
                 <w:color w:val="0070C0"/>
               </w:rPr>
             </w:pPr>
-            <w:r>
-              <w:rPr>
-                <w:rFonts w:hint="eastAsia"/>
+          </w:p>
+        </w:tc>
+        <w:tc>
+          <w:tcPr>
+            <w:tcW w:w="1382" w:type="dxa"/>
+          </w:tcPr>
+          <w:p>
+            <w:pPr>
+              <w:rPr>
                 <w:i/>
                 <w:iCs/>
                 <w:color w:val="0070C0"/>
               </w:rPr>
-              <w:t>3</w:t>
-            </w:r>
-            <w:r>
+            </w:pPr>
+          </w:p>
+        </w:tc>
+        <w:tc>
+          <w:tcPr>
+            <w:tcW w:w="1382" w:type="dxa"/>
+          </w:tcPr>
+          <w:p>
+            <w:pPr>
               <w:rPr>
                 <w:i/>
                 <w:iCs/>
                 <w:color w:val="0070C0"/>
               </w:rPr>
-              <w:t>2</w:t>
-            </w:r>
+            </w:pPr>
           </w:p>
         </w:tc>
         <w:tc>
@@ -19395,219 +19793,6 @@
                 <w:color w:val="0070C0"/>
               </w:rPr>
             </w:pPr>
-            <w:r>
-              <w:rPr>
-                <w:rFonts w:hint="eastAsia"/>
-                <w:i/>
-                <w:iCs/>
-                <w:color w:val="0070C0"/>
-              </w:rPr>
-              <w:t>5</w:t>
-            </w:r>
-            <w:r>
-              <w:rPr>
-                <w:i/>
-                <w:iCs/>
-                <w:color w:val="0070C0"/>
-              </w:rPr>
-              <w:t>00MHz</w:t>
-            </w:r>
-          </w:p>
-        </w:tc>
-        <w:tc>
-          <w:tcPr>
-            <w:tcW w:w="1382" w:type="dxa"/>
-          </w:tcPr>
-          <w:p>
-            <w:pPr>
-              <w:rPr>
-                <w:i/>
-                <w:iCs/>
-                <w:color w:val="0070C0"/>
-              </w:rPr>
-            </w:pPr>
-            <w:r>
-              <w:rPr>
-                <w:rFonts w:hint="eastAsia"/>
-                <w:i/>
-                <w:iCs/>
-                <w:color w:val="0070C0"/>
-              </w:rPr>
-              <w:t>S</w:t>
-            </w:r>
-            <w:r>
-              <w:rPr>
-                <w:i/>
-                <w:iCs/>
-                <w:color w:val="0070C0"/>
-              </w:rPr>
-              <w:t>ingle Port</w:t>
-            </w:r>
-          </w:p>
-        </w:tc>
-        <w:tc>
-          <w:tcPr>
-            <w:tcW w:w="1382" w:type="dxa"/>
-          </w:tcPr>
-          <w:p/>
-        </w:tc>
-      </w:tr>
-      <w:tr>
-        <w:tc>
-          <w:tcPr>
-            <w:tcW w:w="1381" w:type="dxa"/>
-          </w:tcPr>
-          <w:p>
-            <w:pPr>
-              <w:rPr>
-                <w:i/>
-                <w:iCs/>
-                <w:color w:val="0070C0"/>
-              </w:rPr>
-            </w:pPr>
-            <w:proofErr w:type="spellStart"/>
-            <w:r>
-              <w:rPr>
-                <w:rFonts w:hint="eastAsia"/>
-                <w:i/>
-                <w:iCs/>
-                <w:color w:val="0070C0"/>
-              </w:rPr>
-              <w:t>r</w:t>
-            </w:r>
-            <w:r>
-              <w:rPr>
-                <w:i/>
-                <w:iCs/>
-                <w:color w:val="0070C0"/>
-              </w:rPr>
-              <w:t>am_b</w:t>
-            </w:r>
-            <w:proofErr w:type="spellEnd"/>
-          </w:p>
-        </w:tc>
-        <w:tc>
-          <w:tcPr>
-            <w:tcW w:w="1381" w:type="dxa"/>
-          </w:tcPr>
-          <w:p>
-            <w:pPr>
-              <w:rPr>
-                <w:i/>
-                <w:iCs/>
-                <w:color w:val="0070C0"/>
-              </w:rPr>
-            </w:pPr>
-            <w:r>
-              <w:rPr>
-                <w:rFonts w:hint="eastAsia"/>
-                <w:i/>
-                <w:iCs/>
-                <w:color w:val="0070C0"/>
-              </w:rPr>
-              <w:t>3</w:t>
-            </w:r>
-            <w:r>
-              <w:rPr>
-                <w:i/>
-                <w:iCs/>
-                <w:color w:val="0070C0"/>
-              </w:rPr>
-              <w:t>2</w:t>
-            </w:r>
-          </w:p>
-        </w:tc>
-        <w:tc>
-          <w:tcPr>
-            <w:tcW w:w="1382" w:type="dxa"/>
-          </w:tcPr>
-          <w:p>
-            <w:pPr>
-              <w:rPr>
-                <w:i/>
-                <w:iCs/>
-                <w:color w:val="0070C0"/>
-              </w:rPr>
-            </w:pPr>
-            <w:r>
-              <w:rPr>
-                <w:rFonts w:hint="eastAsia"/>
-                <w:i/>
-                <w:iCs/>
-                <w:color w:val="0070C0"/>
-              </w:rPr>
-              <w:t>6</w:t>
-            </w:r>
-            <w:r>
-              <w:rPr>
-                <w:i/>
-                <w:iCs/>
-                <w:color w:val="0070C0"/>
-              </w:rPr>
-              <w:t>4</w:t>
-            </w:r>
-          </w:p>
-        </w:tc>
-        <w:tc>
-          <w:tcPr>
-            <w:tcW w:w="1382" w:type="dxa"/>
-          </w:tcPr>
-          <w:p>
-            <w:pPr>
-              <w:rPr>
-                <w:i/>
-                <w:iCs/>
-                <w:color w:val="0070C0"/>
-              </w:rPr>
-            </w:pPr>
-            <w:r>
-              <w:rPr>
-                <w:rFonts w:hint="eastAsia"/>
-                <w:i/>
-                <w:iCs/>
-                <w:color w:val="0070C0"/>
-              </w:rPr>
-              <w:t>1</w:t>
-            </w:r>
-            <w:r>
-              <w:rPr>
-                <w:i/>
-                <w:iCs/>
-                <w:color w:val="0070C0"/>
-              </w:rPr>
-              <w:t>GHz</w:t>
-            </w:r>
-          </w:p>
-        </w:tc>
-        <w:tc>
-          <w:tcPr>
-            <w:tcW w:w="1382" w:type="dxa"/>
-          </w:tcPr>
-          <w:p>
-            <w:pPr>
-              <w:rPr>
-                <w:i/>
-                <w:iCs/>
-                <w:color w:val="0070C0"/>
-              </w:rPr>
-            </w:pPr>
-            <w:r>
-              <w:rPr>
-                <w:rFonts w:hint="eastAsia"/>
-                <w:i/>
-                <w:iCs/>
-                <w:color w:val="0070C0"/>
-              </w:rPr>
-              <w:t>D</w:t>
-            </w:r>
-            <w:r>
-              <w:rPr>
-                <w:i/>
-                <w:iCs/>
-                <w:color w:val="0070C0"/>
-              </w:rPr>
-              <w:t>ual Port</w:t>
-            </w:r>
           </w:p>
         </w:tc>
         <w:tc>
@@ -21170,7 +21355,7 @@
       <w:pPr>
         <w:pStyle w:val="20"/>
         <w:rPr>
-          <w:rFonts w:eastAsiaTheme="minorEastAsia" w:hint="eastAsia"/>
+          <w:rFonts w:eastAsiaTheme="minorEastAsia"/>
         </w:rPr>
       </w:pPr>
       <w:bookmarkStart w:id="65" w:name="_Ref142643323"/>
@@ -21291,16 +21476,13 @@
       </w:r>
       <w:bookmarkEnd w:id="66"/>
       <w:r>
-        <w:t xml:space="preserve"> Memory Wrapper</w:t>
-      </w:r>
-      <w:r>
-        <w:t xml:space="preserve"> Diagram</w:t>
+        <w:t xml:space="preserve"> Memory Wrapper Diagram</w:t>
       </w:r>
     </w:p>
     <w:p>
       <w:pPr>
         <w:rPr>
-          <w:rFonts w:eastAsiaTheme="minorEastAsia" w:hint="eastAsia"/>
+          <w:rFonts w:eastAsiaTheme="minorEastAsia"/>
         </w:rPr>
       </w:pPr>
       <w:r>

--- a/axi_mem_controller/Project_GR001_IP_AXI_SRAMC_HDD.docx
+++ b/axi_mem_controller/Project_GR001_IP_AXI_SRAMC_HDD.docx
@@ -6229,7 +6229,26 @@
         <w:t xml:space="preserve"> </w:t>
       </w:r>
     </w:p>
-    <w:p/>
+    <w:p>
+      <w:r>
+        <w:rPr>
+          <w:rFonts w:hint="eastAsia"/>
+        </w:rPr>
+        <w:t>F</w:t>
+      </w:r>
+      <w:r>
+        <w:t>L-00</w:t>
+      </w:r>
+      <w:r>
+        <w:t>9</w:t>
+      </w:r>
+      <w:r>
+        <w:t>:</w:t>
+      </w:r>
+      <w:r>
+        <w:t xml:space="preserve"> supports up to 16 GB/s write or read bandwidth @500MHz </w:t>
+      </w:r>
+    </w:p>
     <w:p>
       <w:pPr>
         <w:pStyle w:val="11"/>
@@ -6331,51 +6350,25 @@
       <w:r>
         <w:t xml:space="preserve">Figure </w:t>
       </w:r>
-      <w:r>
-        <w:fldChar w:fldCharType="begin"/>
-      </w:r>
-      <w:r>
-        <w:instrText xml:space="preserve"> STYLEREF 1 \s </w:instrText>
-      </w:r>
-      <w:r>
-        <w:fldChar w:fldCharType="separate"/>
-      </w:r>
-      <w:r>
-        <w:rPr>
-          <w:noProof/>
-        </w:rPr>
-        <w:t>3</w:t>
-      </w:r>
-      <w:r>
-        <w:rPr>
-          <w:noProof/>
-        </w:rPr>
-        <w:fldChar w:fldCharType="end"/>
-      </w:r>
+      <w:fldSimple w:instr=" STYLEREF 1 \s ">
+        <w:r>
+          <w:rPr>
+            <w:noProof/>
+          </w:rPr>
+          <w:t>3</w:t>
+        </w:r>
+      </w:fldSimple>
       <w:r>
         <w:noBreakHyphen/>
       </w:r>
-      <w:r>
-        <w:fldChar w:fldCharType="begin"/>
-      </w:r>
-      <w:r>
-        <w:instrText xml:space="preserve"> SEQ Figure \* ARABIC \s 1 </w:instrText>
-      </w:r>
-      <w:r>
-        <w:fldChar w:fldCharType="separate"/>
-      </w:r>
-      <w:r>
-        <w:rPr>
-          <w:noProof/>
-        </w:rPr>
-        <w:t>1</w:t>
-      </w:r>
-      <w:r>
-        <w:rPr>
-          <w:noProof/>
-        </w:rPr>
-        <w:fldChar w:fldCharType="end"/>
-      </w:r>
+      <w:fldSimple w:instr=" SEQ Figure \* ARABIC \s 1 ">
+        <w:r>
+          <w:rPr>
+            <w:noProof/>
+          </w:rPr>
+          <w:t>1</w:t>
+        </w:r>
+      </w:fldSimple>
       <w:bookmarkEnd w:id="8"/>
       <w:r>
         <w:t xml:space="preserve"> </w:t>
@@ -6852,10 +6845,10 @@
           <w:noProof/>
         </w:rPr>
         <w:drawing>
-          <wp:inline distT="0" distB="0" distL="0" distR="0" wp14:anchorId="3F7295FC" wp14:editId="7E55E11C">
-            <wp:extent cx="5270500" cy="1728470"/>
-            <wp:effectExtent l="0" t="0" r="6350" b="5080"/>
-            <wp:docPr id="717683409" name="图片 1"/>
+          <wp:inline distT="0" distB="0" distL="0" distR="0" wp14:anchorId="6147AE52" wp14:editId="6877F918">
+            <wp:extent cx="5932805" cy="1486535"/>
+            <wp:effectExtent l="0" t="0" r="0" b="0"/>
+            <wp:docPr id="1090194371" name="图片 1"/>
             <wp:cNvGraphicFramePr>
               <a:graphicFrameLocks xmlns:a="http://schemas.openxmlformats.org/drawingml/2006/main" noChangeAspect="1"/>
             </wp:cNvGraphicFramePr>
@@ -6863,7 +6856,7 @@
               <a:graphicData uri="http://schemas.openxmlformats.org/drawingml/2006/picture">
                 <pic:pic xmlns:pic="http://schemas.openxmlformats.org/drawingml/2006/picture">
                   <pic:nvPicPr>
-                    <pic:cNvPr id="717683409" name=""/>
+                    <pic:cNvPr id="1090194371" name=""/>
                     <pic:cNvPicPr/>
                   </pic:nvPicPr>
                   <pic:blipFill>
@@ -6875,7 +6868,7 @@
                   <pic:spPr>
                     <a:xfrm>
                       <a:off x="0" y="0"/>
-                      <a:ext cx="5270500" cy="1728470"/>
+                      <a:ext cx="5932805" cy="1486535"/>
                     </a:xfrm>
                     <a:prstGeom prst="rect">
                       <a:avLst/>
@@ -6897,51 +6890,25 @@
       <w:r>
         <w:t xml:space="preserve">Figure </w:t>
       </w:r>
-      <w:r>
-        <w:fldChar w:fldCharType="begin"/>
-      </w:r>
-      <w:r>
-        <w:instrText xml:space="preserve"> STYLEREF 1 \s </w:instrText>
-      </w:r>
-      <w:r>
-        <w:fldChar w:fldCharType="separate"/>
-      </w:r>
-      <w:r>
-        <w:rPr>
-          <w:noProof/>
-        </w:rPr>
-        <w:t>3</w:t>
-      </w:r>
-      <w:r>
-        <w:rPr>
-          <w:noProof/>
-        </w:rPr>
-        <w:fldChar w:fldCharType="end"/>
-      </w:r>
+      <w:fldSimple w:instr=" STYLEREF 1 \s ">
+        <w:r>
+          <w:rPr>
+            <w:noProof/>
+          </w:rPr>
+          <w:t>3</w:t>
+        </w:r>
+      </w:fldSimple>
       <w:r>
         <w:noBreakHyphen/>
       </w:r>
-      <w:r>
-        <w:fldChar w:fldCharType="begin"/>
-      </w:r>
-      <w:r>
-        <w:instrText xml:space="preserve"> SEQ Figure \* ARABIC \s 1 </w:instrText>
-      </w:r>
-      <w:r>
-        <w:fldChar w:fldCharType="separate"/>
-      </w:r>
-      <w:r>
-        <w:rPr>
-          <w:noProof/>
-        </w:rPr>
-        <w:t>2</w:t>
-      </w:r>
-      <w:r>
-        <w:rPr>
-          <w:noProof/>
-        </w:rPr>
-        <w:fldChar w:fldCharType="end"/>
-      </w:r>
+      <w:fldSimple w:instr=" SEQ Figure \* ARABIC \s 1 ">
+        <w:r>
+          <w:rPr>
+            <w:noProof/>
+          </w:rPr>
+          <w:t>2</w:t>
+        </w:r>
+      </w:fldSimple>
       <w:bookmarkEnd w:id="12"/>
       <w:r>
         <w:t xml:space="preserve"> </w:t>
@@ -7044,7 +7011,19 @@
         <w:rPr>
           <w:rFonts w:eastAsiaTheme="minorEastAsia"/>
         </w:rPr>
-        <w:t xml:space="preserve">, there are two AXI write </w:t>
+        <w:t xml:space="preserve">, there are </w:t>
+      </w:r>
+      <w:r>
+        <w:rPr>
+          <w:rFonts w:eastAsiaTheme="minorEastAsia"/>
+        </w:rPr>
+        <w:t>three</w:t>
+      </w:r>
+      <w:r>
+        <w:rPr>
+          <w:rFonts w:eastAsiaTheme="minorEastAsia"/>
+        </w:rPr>
+        <w:t xml:space="preserve"> AXI write </w:t>
       </w:r>
       <w:r>
         <w:rPr>
@@ -7056,6 +7035,12 @@
         <w:rPr>
           <w:rFonts w:eastAsiaTheme="minorEastAsia"/>
         </w:rPr>
+        <w:t>s</w:t>
+      </w:r>
+      <w:r>
+        <w:rPr>
+          <w:rFonts w:eastAsiaTheme="minorEastAsia"/>
+        </w:rPr>
         <w:t xml:space="preserve">, </w:t>
       </w:r>
       <w:r>
@@ -7130,7 +7115,7 @@
         <w:rPr>
           <w:rFonts w:eastAsiaTheme="minorEastAsia"/>
         </w:rPr>
-        <w:t xml:space="preserve">, and the second is a partial write </w:t>
+        <w:t xml:space="preserve">, the second is a partial write </w:t>
       </w:r>
       <w:r>
         <w:rPr>
@@ -7188,13 +7173,33 @@
         <w:rPr>
           <w:rFonts w:eastAsiaTheme="minorEastAsia"/>
         </w:rPr>
-        <w:t>.</w:t>
-      </w:r>
-      <w:r>
-        <w:rPr>
-          <w:rFonts w:eastAsiaTheme="minorEastAsia"/>
-        </w:rPr>
-        <w:t xml:space="preserve"> </w:t>
+        <w:t xml:space="preserve">, the third is a narrow write </w:t>
+      </w:r>
+      <w:proofErr w:type="spellStart"/>
+      <w:r>
+        <w:rPr>
+          <w:rFonts w:eastAsiaTheme="minorEastAsia"/>
+        </w:rPr>
+        <w:t>transacton</w:t>
+      </w:r>
+      <w:proofErr w:type="spellEnd"/>
+      <w:r>
+        <w:rPr>
+          <w:rFonts w:eastAsiaTheme="minorEastAsia"/>
+        </w:rPr>
+        <w:t xml:space="preserve"> (NRW) with “</w:t>
+      </w:r>
+      <w:r>
+        <w:rPr>
+          <w:rFonts w:eastAsiaTheme="minorEastAsia"/>
+        </w:rPr>
+        <w:t>burst length==</w:t>
+      </w:r>
+      <w:r>
+        <w:rPr>
+          <w:rFonts w:eastAsiaTheme="minorEastAsia"/>
+        </w:rPr>
+        <w:t>1”.</w:t>
       </w:r>
     </w:p>
     <w:p>
@@ -7524,51 +7529,25 @@
       <w:r>
         <w:t xml:space="preserve">Table </w:t>
       </w:r>
-      <w:r>
-        <w:fldChar w:fldCharType="begin"/>
-      </w:r>
-      <w:r>
-        <w:instrText xml:space="preserve"> STYLEREF 1 \s </w:instrText>
-      </w:r>
-      <w:r>
-        <w:fldChar w:fldCharType="separate"/>
-      </w:r>
-      <w:r>
-        <w:rPr>
-          <w:noProof/>
-        </w:rPr>
-        <w:t>3</w:t>
-      </w:r>
-      <w:r>
-        <w:rPr>
-          <w:noProof/>
-        </w:rPr>
-        <w:fldChar w:fldCharType="end"/>
-      </w:r>
+      <w:fldSimple w:instr=" STYLEREF 1 \s ">
+        <w:r>
+          <w:rPr>
+            <w:noProof/>
+          </w:rPr>
+          <w:t>3</w:t>
+        </w:r>
+      </w:fldSimple>
       <w:r>
         <w:noBreakHyphen/>
       </w:r>
-      <w:r>
-        <w:fldChar w:fldCharType="begin"/>
-      </w:r>
-      <w:r>
-        <w:instrText xml:space="preserve"> SEQ Table \* ARABIC \s 1 </w:instrText>
-      </w:r>
-      <w:r>
-        <w:fldChar w:fldCharType="separate"/>
-      </w:r>
-      <w:r>
-        <w:rPr>
-          <w:noProof/>
-        </w:rPr>
-        <w:t>1</w:t>
-      </w:r>
-      <w:r>
-        <w:rPr>
-          <w:noProof/>
-        </w:rPr>
-        <w:fldChar w:fldCharType="end"/>
-      </w:r>
+      <w:fldSimple w:instr=" SEQ Table \* ARABIC \s 1 ">
+        <w:r>
+          <w:rPr>
+            <w:noProof/>
+          </w:rPr>
+          <w:t>1</w:t>
+        </w:r>
+      </w:fldSimple>
       <w:r>
         <w:t xml:space="preserve"> Clock Requirements</w:t>
       </w:r>
@@ -7771,51 +7750,25 @@
       <w:r>
         <w:t xml:space="preserve">Table </w:t>
       </w:r>
-      <w:r>
-        <w:fldChar w:fldCharType="begin"/>
-      </w:r>
-      <w:r>
-        <w:instrText xml:space="preserve"> STYLEREF 1 \s </w:instrText>
-      </w:r>
-      <w:r>
-        <w:fldChar w:fldCharType="separate"/>
-      </w:r>
-      <w:r>
-        <w:rPr>
-          <w:noProof/>
-        </w:rPr>
-        <w:t>3</w:t>
-      </w:r>
-      <w:r>
-        <w:rPr>
-          <w:noProof/>
-        </w:rPr>
-        <w:fldChar w:fldCharType="end"/>
-      </w:r>
+      <w:fldSimple w:instr=" STYLEREF 1 \s ">
+        <w:r>
+          <w:rPr>
+            <w:noProof/>
+          </w:rPr>
+          <w:t>3</w:t>
+        </w:r>
+      </w:fldSimple>
       <w:r>
         <w:noBreakHyphen/>
       </w:r>
-      <w:r>
-        <w:fldChar w:fldCharType="begin"/>
-      </w:r>
-      <w:r>
-        <w:instrText xml:space="preserve"> SEQ Table \* ARABIC \s 1 </w:instrText>
-      </w:r>
-      <w:r>
-        <w:fldChar w:fldCharType="separate"/>
-      </w:r>
-      <w:r>
-        <w:rPr>
-          <w:noProof/>
-        </w:rPr>
-        <w:t>2</w:t>
-      </w:r>
-      <w:r>
-        <w:rPr>
-          <w:noProof/>
-        </w:rPr>
-        <w:fldChar w:fldCharType="end"/>
-      </w:r>
+      <w:fldSimple w:instr=" SEQ Table \* ARABIC \s 1 ">
+        <w:r>
+          <w:rPr>
+            <w:noProof/>
+          </w:rPr>
+          <w:t>2</w:t>
+        </w:r>
+      </w:fldSimple>
       <w:r>
         <w:t xml:space="preserve"> Reset Requirements</w:t>
       </w:r>
@@ -14374,51 +14327,25 @@
       <w:r>
         <w:t xml:space="preserve">Table </w:t>
       </w:r>
-      <w:r>
-        <w:fldChar w:fldCharType="begin"/>
-      </w:r>
-      <w:r>
-        <w:instrText xml:space="preserve"> STYLEREF 1 \s </w:instrText>
-      </w:r>
-      <w:r>
-        <w:fldChar w:fldCharType="separate"/>
-      </w:r>
-      <w:r>
-        <w:rPr>
-          <w:noProof/>
-        </w:rPr>
-        <w:t>3</w:t>
-      </w:r>
-      <w:r>
-        <w:rPr>
-          <w:noProof/>
-        </w:rPr>
-        <w:fldChar w:fldCharType="end"/>
-      </w:r>
+      <w:fldSimple w:instr=" STYLEREF 1 \s ">
+        <w:r>
+          <w:rPr>
+            <w:noProof/>
+          </w:rPr>
+          <w:t>3</w:t>
+        </w:r>
+      </w:fldSimple>
       <w:r>
         <w:noBreakHyphen/>
       </w:r>
-      <w:r>
-        <w:fldChar w:fldCharType="begin"/>
-      </w:r>
-      <w:r>
-        <w:instrText xml:space="preserve"> SEQ Table \* ARABIC \s 1 </w:instrText>
-      </w:r>
-      <w:r>
-        <w:fldChar w:fldCharType="separate"/>
-      </w:r>
-      <w:r>
-        <w:rPr>
-          <w:noProof/>
-        </w:rPr>
-        <w:t>3</w:t>
-      </w:r>
-      <w:r>
-        <w:rPr>
-          <w:noProof/>
-        </w:rPr>
-        <w:fldChar w:fldCharType="end"/>
-      </w:r>
+      <w:fldSimple w:instr=" SEQ Table \* ARABIC \s 1 ">
+        <w:r>
+          <w:rPr>
+            <w:noProof/>
+          </w:rPr>
+          <w:t>3</w:t>
+        </w:r>
+      </w:fldSimple>
       <w:r>
         <w:t xml:space="preserve"> I/O Interfaces</w:t>
       </w:r>
@@ -14683,51 +14610,25 @@
       <w:r>
         <w:t xml:space="preserve">Table </w:t>
       </w:r>
-      <w:r>
-        <w:fldChar w:fldCharType="begin"/>
-      </w:r>
-      <w:r>
-        <w:instrText xml:space="preserve"> STYLEREF 1 \s </w:instrText>
-      </w:r>
-      <w:r>
-        <w:fldChar w:fldCharType="separate"/>
-      </w:r>
-      <w:r>
-        <w:rPr>
-          <w:noProof/>
-        </w:rPr>
-        <w:t>3</w:t>
-      </w:r>
-      <w:r>
-        <w:rPr>
-          <w:noProof/>
-        </w:rPr>
-        <w:fldChar w:fldCharType="end"/>
-      </w:r>
+      <w:fldSimple w:instr=" STYLEREF 1 \s ">
+        <w:r>
+          <w:rPr>
+            <w:noProof/>
+          </w:rPr>
+          <w:t>3</w:t>
+        </w:r>
+      </w:fldSimple>
       <w:r>
         <w:noBreakHyphen/>
       </w:r>
-      <w:r>
-        <w:fldChar w:fldCharType="begin"/>
-      </w:r>
-      <w:r>
-        <w:instrText xml:space="preserve"> SEQ Table \* ARABIC \s 1 </w:instrText>
-      </w:r>
-      <w:r>
-        <w:fldChar w:fldCharType="separate"/>
-      </w:r>
-      <w:r>
-        <w:rPr>
-          <w:noProof/>
-        </w:rPr>
-        <w:t>4</w:t>
-      </w:r>
-      <w:r>
-        <w:rPr>
-          <w:noProof/>
-        </w:rPr>
-        <w:fldChar w:fldCharType="end"/>
-      </w:r>
+      <w:fldSimple w:instr=" SEQ Table \* ARABIC \s 1 ">
+        <w:r>
+          <w:rPr>
+            <w:noProof/>
+          </w:rPr>
+          <w:t>4</w:t>
+        </w:r>
+      </w:fldSimple>
       <w:r>
         <w:t xml:space="preserve"> Address Mapping</w:t>
       </w:r>
@@ -14844,51 +14745,25 @@
       <w:r>
         <w:t xml:space="preserve">Figure </w:t>
       </w:r>
-      <w:r>
-        <w:fldChar w:fldCharType="begin"/>
-      </w:r>
-      <w:r>
-        <w:instrText xml:space="preserve"> STYLEREF 1 \s </w:instrText>
-      </w:r>
-      <w:r>
-        <w:fldChar w:fldCharType="separate"/>
-      </w:r>
-      <w:r>
-        <w:rPr>
-          <w:noProof/>
-        </w:rPr>
-        <w:t>4</w:t>
-      </w:r>
-      <w:r>
-        <w:rPr>
-          <w:noProof/>
-        </w:rPr>
-        <w:fldChar w:fldCharType="end"/>
-      </w:r>
+      <w:fldSimple w:instr=" STYLEREF 1 \s ">
+        <w:r>
+          <w:rPr>
+            <w:noProof/>
+          </w:rPr>
+          <w:t>4</w:t>
+        </w:r>
+      </w:fldSimple>
       <w:r>
         <w:noBreakHyphen/>
       </w:r>
-      <w:r>
-        <w:fldChar w:fldCharType="begin"/>
-      </w:r>
-      <w:r>
-        <w:instrText xml:space="preserve"> SEQ Figure \* ARABIC \s 1 </w:instrText>
-      </w:r>
-      <w:r>
-        <w:fldChar w:fldCharType="separate"/>
-      </w:r>
-      <w:r>
-        <w:rPr>
-          <w:noProof/>
-        </w:rPr>
-        <w:t>1</w:t>
-      </w:r>
-      <w:r>
-        <w:rPr>
-          <w:noProof/>
-        </w:rPr>
-        <w:fldChar w:fldCharType="end"/>
-      </w:r>
+      <w:fldSimple w:instr=" SEQ Figure \* ARABIC \s 1 ">
+        <w:r>
+          <w:rPr>
+            <w:noProof/>
+          </w:rPr>
+          <w:t>1</w:t>
+        </w:r>
+      </w:fldSimple>
       <w:bookmarkEnd w:id="25"/>
       <w:r>
         <w:t xml:space="preserve"> Read Handler Diagram</w:t>
@@ -15693,17 +15568,9 @@
             </w:pPr>
             <w:r>
               <w:rPr>
-                <w:rFonts w:eastAsiaTheme="minorEastAsia" w:hint="eastAsia"/>
-                <w:color w:val="FF0000"/>
-              </w:rPr>
-              <w:t>T</w:t>
-            </w:r>
-            <w:r>
-              <w:rPr>
-                <w:rFonts w:eastAsiaTheme="minorEastAsia"/>
-                <w:color w:val="FF0000"/>
-              </w:rPr>
-              <w:t>BD</w:t>
+                <w:rFonts w:eastAsiaTheme="minorEastAsia"/>
+              </w:rPr>
+              <w:t>Configurable</w:t>
             </w:r>
           </w:p>
         </w:tc>
@@ -16576,51 +16443,25 @@
       <w:r>
         <w:t xml:space="preserve">Table </w:t>
       </w:r>
-      <w:r>
-        <w:fldChar w:fldCharType="begin"/>
-      </w:r>
-      <w:r>
-        <w:instrText xml:space="preserve"> STYLEREF 1 \s </w:instrText>
-      </w:r>
-      <w:r>
-        <w:fldChar w:fldCharType="separate"/>
-      </w:r>
-      <w:r>
-        <w:rPr>
-          <w:noProof/>
-        </w:rPr>
-        <w:t>4</w:t>
-      </w:r>
-      <w:r>
-        <w:rPr>
-          <w:noProof/>
-        </w:rPr>
-        <w:fldChar w:fldCharType="end"/>
-      </w:r>
+      <w:fldSimple w:instr=" STYLEREF 1 \s ">
+        <w:r>
+          <w:rPr>
+            <w:noProof/>
+          </w:rPr>
+          <w:t>4</w:t>
+        </w:r>
+      </w:fldSimple>
       <w:r>
         <w:noBreakHyphen/>
       </w:r>
-      <w:r>
-        <w:fldChar w:fldCharType="begin"/>
-      </w:r>
-      <w:r>
-        <w:instrText xml:space="preserve"> SEQ Table \* ARABIC \s 1 </w:instrText>
-      </w:r>
-      <w:r>
-        <w:fldChar w:fldCharType="separate"/>
-      </w:r>
-      <w:r>
-        <w:rPr>
-          <w:noProof/>
-        </w:rPr>
-        <w:t>1</w:t>
-      </w:r>
-      <w:r>
-        <w:rPr>
-          <w:noProof/>
-        </w:rPr>
-        <w:fldChar w:fldCharType="end"/>
-      </w:r>
+      <w:fldSimple w:instr=" SEQ Table \* ARABIC \s 1 ">
+        <w:r>
+          <w:rPr>
+            <w:noProof/>
+          </w:rPr>
+          <w:t>1</w:t>
+        </w:r>
+      </w:fldSimple>
       <w:bookmarkEnd w:id="28"/>
       <w:r>
         <w:t xml:space="preserve"> Request/Response Format of </w:t>
@@ -16666,6 +16507,36 @@
           <w:rFonts w:eastAsiaTheme="minorEastAsia"/>
         </w:rPr>
         <w:t xml:space="preserve"> </w:t>
+      </w:r>
+      <w:r>
+        <w:rPr>
+          <w:rFonts w:eastAsiaTheme="minorEastAsia"/>
+        </w:rPr>
+        <w:t xml:space="preserve">It is worth noting that the split access address is aligned with the bit width of the </w:t>
+      </w:r>
+      <w:r>
+        <w:rPr>
+          <w:rFonts w:eastAsiaTheme="minorEastAsia"/>
+        </w:rPr>
+        <w:t>SRAM</w:t>
+      </w:r>
+      <w:r>
+        <w:rPr>
+          <w:rFonts w:eastAsiaTheme="minorEastAsia"/>
+        </w:rPr>
+        <w:t xml:space="preserve"> </w:t>
+      </w:r>
+      <w:r>
+        <w:rPr>
+          <w:rFonts w:eastAsiaTheme="minorEastAsia"/>
+        </w:rPr>
+        <w:t xml:space="preserve">data </w:t>
+      </w:r>
+      <w:r>
+        <w:rPr>
+          <w:rFonts w:eastAsiaTheme="minorEastAsia"/>
+        </w:rPr>
+        <w:t xml:space="preserve">bus. </w:t>
       </w:r>
       <w:r>
         <w:rPr>
@@ -16888,51 +16759,25 @@
       <w:r>
         <w:t xml:space="preserve">Figure </w:t>
       </w:r>
-      <w:r>
-        <w:fldChar w:fldCharType="begin"/>
-      </w:r>
-      <w:r>
-        <w:instrText xml:space="preserve"> STYLEREF 1 \s </w:instrText>
-      </w:r>
-      <w:r>
-        <w:fldChar w:fldCharType="separate"/>
-      </w:r>
-      <w:r>
-        <w:rPr>
-          <w:noProof/>
-        </w:rPr>
-        <w:t>4</w:t>
-      </w:r>
-      <w:r>
-        <w:rPr>
-          <w:noProof/>
-        </w:rPr>
-        <w:fldChar w:fldCharType="end"/>
-      </w:r>
+      <w:fldSimple w:instr=" STYLEREF 1 \s ">
+        <w:r>
+          <w:rPr>
+            <w:noProof/>
+          </w:rPr>
+          <w:t>4</w:t>
+        </w:r>
+      </w:fldSimple>
       <w:r>
         <w:noBreakHyphen/>
       </w:r>
-      <w:r>
-        <w:fldChar w:fldCharType="begin"/>
-      </w:r>
-      <w:r>
-        <w:instrText xml:space="preserve"> SEQ Figure \* ARABIC \s 1 </w:instrText>
-      </w:r>
-      <w:r>
-        <w:fldChar w:fldCharType="separate"/>
-      </w:r>
-      <w:r>
-        <w:rPr>
-          <w:noProof/>
-        </w:rPr>
-        <w:t>2</w:t>
-      </w:r>
-      <w:r>
-        <w:rPr>
-          <w:noProof/>
-        </w:rPr>
-        <w:fldChar w:fldCharType="end"/>
-      </w:r>
+      <w:fldSimple w:instr=" SEQ Figure \* ARABIC \s 1 ">
+        <w:r>
+          <w:rPr>
+            <w:noProof/>
+          </w:rPr>
+          <w:t>2</w:t>
+        </w:r>
+      </w:fldSimple>
       <w:bookmarkEnd w:id="31"/>
       <w:r>
         <w:t xml:space="preserve"> Write Handler Diagram</w:t>
@@ -17730,51 +17575,25 @@
       <w:r>
         <w:t xml:space="preserve">Figure </w:t>
       </w:r>
-      <w:r>
-        <w:fldChar w:fldCharType="begin"/>
-      </w:r>
-      <w:r>
-        <w:instrText xml:space="preserve"> STYLEREF 1 \s </w:instrText>
-      </w:r>
-      <w:r>
-        <w:fldChar w:fldCharType="separate"/>
-      </w:r>
-      <w:r>
-        <w:rPr>
-          <w:noProof/>
-        </w:rPr>
-        <w:t>4</w:t>
-      </w:r>
-      <w:r>
-        <w:rPr>
-          <w:noProof/>
-        </w:rPr>
-        <w:fldChar w:fldCharType="end"/>
-      </w:r>
+      <w:fldSimple w:instr=" STYLEREF 1 \s ">
+        <w:r>
+          <w:rPr>
+            <w:noProof/>
+          </w:rPr>
+          <w:t>4</w:t>
+        </w:r>
+      </w:fldSimple>
       <w:r>
         <w:noBreakHyphen/>
       </w:r>
-      <w:r>
-        <w:fldChar w:fldCharType="begin"/>
-      </w:r>
-      <w:r>
-        <w:instrText xml:space="preserve"> SEQ Figure \* ARABIC \s 1 </w:instrText>
-      </w:r>
-      <w:r>
-        <w:fldChar w:fldCharType="separate"/>
-      </w:r>
-      <w:r>
-        <w:rPr>
-          <w:noProof/>
-        </w:rPr>
-        <w:t>3</w:t>
-      </w:r>
-      <w:r>
-        <w:rPr>
-          <w:noProof/>
-        </w:rPr>
-        <w:fldChar w:fldCharType="end"/>
-      </w:r>
+      <w:fldSimple w:instr=" SEQ Figure \* ARABIC \s 1 ">
+        <w:r>
+          <w:rPr>
+            <w:noProof/>
+          </w:rPr>
+          <w:t>3</w:t>
+        </w:r>
+      </w:fldSimple>
       <w:bookmarkEnd w:id="36"/>
       <w:r>
         <w:t xml:space="preserve"> ECC Module Diagram</w:t>
@@ -18081,26 +17900,6 @@
       <w:r>
         <w:rPr>
           <w:rFonts w:eastAsiaTheme="minorEastAsia" w:hint="eastAsia"/>
-        </w:rPr>
-        <w:t>.</w:t>
-      </w:r>
-      <w:r>
-        <w:rPr>
-          <w:rFonts w:eastAsiaTheme="minorEastAsia"/>
-          <w:strike/>
-        </w:rPr>
-        <w:t xml:space="preserve"> </w:t>
-      </w:r>
-      <w:r>
-        <w:rPr>
-          <w:rFonts w:eastAsiaTheme="minorEastAsia"/>
-          <w:strike/>
-        </w:rPr>
-        <w:t>and the address corresponding to the error data will be written into register “ECC_ERR_ADDR”</w:t>
-      </w:r>
-      <w:r>
-        <w:rPr>
-          <w:rFonts w:eastAsiaTheme="minorEastAsia"/>
         </w:rPr>
         <w:t>.</w:t>
       </w:r>
@@ -18225,51 +18024,25 @@
       <w:r>
         <w:t xml:space="preserve">Figure </w:t>
       </w:r>
-      <w:r>
-        <w:fldChar w:fldCharType="begin"/>
-      </w:r>
-      <w:r>
-        <w:instrText xml:space="preserve"> STYLEREF 1 \s </w:instrText>
-      </w:r>
-      <w:r>
-        <w:fldChar w:fldCharType="separate"/>
-      </w:r>
-      <w:r>
-        <w:rPr>
-          <w:noProof/>
-        </w:rPr>
-        <w:t>5</w:t>
-      </w:r>
-      <w:r>
-        <w:rPr>
-          <w:noProof/>
-        </w:rPr>
-        <w:fldChar w:fldCharType="end"/>
-      </w:r>
+      <w:fldSimple w:instr=" STYLEREF 1 \s ">
+        <w:r>
+          <w:rPr>
+            <w:noProof/>
+          </w:rPr>
+          <w:t>5</w:t>
+        </w:r>
+      </w:fldSimple>
       <w:r>
         <w:noBreakHyphen/>
       </w:r>
-      <w:r>
-        <w:fldChar w:fldCharType="begin"/>
-      </w:r>
-      <w:r>
-        <w:instrText xml:space="preserve"> SEQ Figure \* ARABIC \s 1 </w:instrText>
-      </w:r>
-      <w:r>
-        <w:fldChar w:fldCharType="separate"/>
-      </w:r>
-      <w:r>
-        <w:rPr>
-          <w:noProof/>
-        </w:rPr>
-        <w:t>1</w:t>
-      </w:r>
-      <w:r>
-        <w:rPr>
-          <w:noProof/>
-        </w:rPr>
-        <w:fldChar w:fldCharType="end"/>
-      </w:r>
+      <w:fldSimple w:instr=" SEQ Figure \* ARABIC \s 1 ">
+        <w:r>
+          <w:rPr>
+            <w:noProof/>
+          </w:rPr>
+          <w:t>1</w:t>
+        </w:r>
+      </w:fldSimple>
       <w:r>
         <w:t xml:space="preserve"> Data Path </w:t>
       </w:r>
@@ -18509,51 +18282,25 @@
       <w:r>
         <w:t xml:space="preserve">Figure </w:t>
       </w:r>
-      <w:r>
-        <w:fldChar w:fldCharType="begin"/>
-      </w:r>
-      <w:r>
-        <w:instrText xml:space="preserve"> STYLEREF 1 \s </w:instrText>
-      </w:r>
-      <w:r>
-        <w:fldChar w:fldCharType="separate"/>
-      </w:r>
-      <w:r>
-        <w:rPr>
-          <w:noProof/>
-        </w:rPr>
-        <w:t>5</w:t>
-      </w:r>
-      <w:r>
-        <w:rPr>
-          <w:noProof/>
-        </w:rPr>
-        <w:fldChar w:fldCharType="end"/>
-      </w:r>
+      <w:fldSimple w:instr=" STYLEREF 1 \s ">
+        <w:r>
+          <w:rPr>
+            <w:noProof/>
+          </w:rPr>
+          <w:t>5</w:t>
+        </w:r>
+      </w:fldSimple>
       <w:r>
         <w:noBreakHyphen/>
       </w:r>
-      <w:r>
-        <w:fldChar w:fldCharType="begin"/>
-      </w:r>
-      <w:r>
-        <w:instrText xml:space="preserve"> SEQ Figure \* ARABIC \s 1 </w:instrText>
-      </w:r>
-      <w:r>
-        <w:fldChar w:fldCharType="separate"/>
-      </w:r>
-      <w:r>
-        <w:rPr>
-          <w:noProof/>
-        </w:rPr>
-        <w:t>2</w:t>
-      </w:r>
-      <w:r>
-        <w:rPr>
-          <w:noProof/>
-        </w:rPr>
-        <w:fldChar w:fldCharType="end"/>
-      </w:r>
+      <w:fldSimple w:instr=" SEQ Figure \* ARABIC \s 1 ">
+        <w:r>
+          <w:rPr>
+            <w:noProof/>
+          </w:rPr>
+          <w:t>2</w:t>
+        </w:r>
+      </w:fldSimple>
       <w:r>
         <w:t xml:space="preserve"> Data Path </w:t>
       </w:r>
@@ -19140,30 +18887,70 @@
             <w:r>
               <w:rPr>
                 <w:rFonts w:eastAsiaTheme="minorEastAsia"/>
-                <w:color w:val="FF0000"/>
-              </w:rPr>
-              <w:t>8(</w:t>
-            </w:r>
+              </w:rPr>
+              <w:t>8</w:t>
+            </w:r>
+          </w:p>
+        </w:tc>
+        <w:tc>
+          <w:tcPr>
+            <w:tcW w:w="2764" w:type="dxa"/>
+          </w:tcPr>
+          <w:p>
+            <w:pPr>
+              <w:rPr>
+                <w:rFonts w:eastAsiaTheme="minorEastAsia"/>
+              </w:rPr>
+            </w:pPr>
             <w:r>
               <w:rPr>
                 <w:rFonts w:eastAsiaTheme="minorEastAsia" w:hint="eastAsia"/>
-                <w:color w:val="FF0000"/>
-              </w:rPr>
-              <w:t>T</w:t>
-            </w:r>
-            <w:r>
-              <w:rPr>
-                <w:rFonts w:eastAsiaTheme="minorEastAsia"/>
-                <w:color w:val="FF0000"/>
-              </w:rPr>
-              <w:t>BD</w:t>
-            </w:r>
-            <w:r>
-              <w:rPr>
-                <w:rFonts w:eastAsiaTheme="minorEastAsia"/>
-                <w:color w:val="FF0000"/>
-              </w:rPr>
-              <w:t>)</w:t>
+              </w:rPr>
+              <w:t>A</w:t>
+            </w:r>
+            <w:r>
+              <w:rPr>
+                <w:rFonts w:eastAsiaTheme="minorEastAsia"/>
+              </w:rPr>
+              <w:t>XI user width</w:t>
+            </w:r>
+          </w:p>
+        </w:tc>
+      </w:tr>
+      <w:tr>
+        <w:tc>
+          <w:tcPr>
+            <w:tcW w:w="2763" w:type="dxa"/>
+          </w:tcPr>
+          <w:p>
+            <w:pPr>
+              <w:rPr>
+                <w:rFonts w:eastAsiaTheme="minorEastAsia" w:hint="eastAsia"/>
+              </w:rPr>
+            </w:pPr>
+            <w:r>
+              <w:rPr>
+                <w:rFonts w:eastAsiaTheme="minorEastAsia"/>
+              </w:rPr>
+              <w:t>HAS_NARROW_TR</w:t>
+            </w:r>
+          </w:p>
+        </w:tc>
+        <w:tc>
+          <w:tcPr>
+            <w:tcW w:w="2763" w:type="dxa"/>
+          </w:tcPr>
+          <w:p>
+            <w:pPr>
+              <w:rPr>
+                <w:rFonts w:eastAsiaTheme="minorEastAsia"/>
+              </w:rPr>
+            </w:pPr>
+            <w:r>
+              <w:rPr>
+                <w:rFonts w:eastAsiaTheme="minorEastAsia" w:hint="eastAsia"/>
+              </w:rPr>
+              <w:t>1</w:t>
             </w:r>
           </w:p>
         </w:tc>
@@ -19174,22 +18961,96 @@
           <w:p>
             <w:pPr>
               <w:rPr>
-                <w:rFonts w:eastAsiaTheme="minorEastAsia"/>
-              </w:rPr>
-            </w:pPr>
-            <w:r>
-              <w:rPr>
                 <w:rFonts w:eastAsiaTheme="minorEastAsia" w:hint="eastAsia"/>
-                <w:color w:val="FF0000"/>
-              </w:rPr>
-              <w:t>T</w:t>
-            </w:r>
-            <w:r>
-              <w:rPr>
-                <w:rFonts w:eastAsiaTheme="minorEastAsia"/>
-                <w:color w:val="FF0000"/>
-              </w:rPr>
-              <w:t>BD</w:t>
+              </w:rPr>
+            </w:pPr>
+            <w:r>
+              <w:rPr>
+                <w:rFonts w:eastAsiaTheme="minorEastAsia"/>
+              </w:rPr>
+              <w:t xml:space="preserve">Whether </w:t>
+            </w:r>
+            <w:r>
+              <w:rPr>
+                <w:rFonts w:eastAsiaTheme="minorEastAsia"/>
+              </w:rPr>
+              <w:t>narrow transfers</w:t>
+            </w:r>
+            <w:r>
+              <w:rPr>
+                <w:rFonts w:eastAsiaTheme="minorEastAsia"/>
+              </w:rPr>
+              <w:t xml:space="preserve"> are supported</w:t>
+            </w:r>
+          </w:p>
+        </w:tc>
+      </w:tr>
+      <w:tr>
+        <w:tc>
+          <w:tcPr>
+            <w:tcW w:w="2763" w:type="dxa"/>
+          </w:tcPr>
+          <w:p>
+            <w:pPr>
+              <w:rPr>
+                <w:rFonts w:eastAsiaTheme="minorEastAsia" w:hint="eastAsia"/>
+              </w:rPr>
+            </w:pPr>
+            <w:r>
+              <w:rPr>
+                <w:rFonts w:eastAsiaTheme="minorEastAsia"/>
+              </w:rPr>
+              <w:t>HAS_UNALIGNED_TR</w:t>
+            </w:r>
+          </w:p>
+        </w:tc>
+        <w:tc>
+          <w:tcPr>
+            <w:tcW w:w="2763" w:type="dxa"/>
+          </w:tcPr>
+          <w:p>
+            <w:pPr>
+              <w:rPr>
+                <w:rFonts w:eastAsiaTheme="minorEastAsia"/>
+              </w:rPr>
+            </w:pPr>
+            <w:r>
+              <w:rPr>
+                <w:rFonts w:eastAsiaTheme="minorEastAsia" w:hint="eastAsia"/>
+              </w:rPr>
+              <w:t>1</w:t>
+            </w:r>
+          </w:p>
+        </w:tc>
+        <w:tc>
+          <w:tcPr>
+            <w:tcW w:w="2764" w:type="dxa"/>
+          </w:tcPr>
+          <w:p>
+            <w:pPr>
+              <w:rPr>
+                <w:rFonts w:eastAsiaTheme="minorEastAsia" w:hint="eastAsia"/>
+              </w:rPr>
+            </w:pPr>
+            <w:r>
+              <w:rPr>
+                <w:rFonts w:eastAsiaTheme="minorEastAsia"/>
+              </w:rPr>
+              <w:t xml:space="preserve">Whether unaligned </w:t>
+            </w:r>
+            <w:proofErr w:type="spellStart"/>
+            <w:r>
+              <w:rPr>
+                <w:rFonts w:eastAsiaTheme="minorEastAsia"/>
+              </w:rPr>
+              <w:t>unaligned</w:t>
+            </w:r>
+            <w:proofErr w:type="spellEnd"/>
+            <w:r>
+              <w:rPr>
+                <w:rFonts w:eastAsiaTheme="minorEastAsia"/>
+              </w:rPr>
+              <w:t xml:space="preserve"> are supported</w:t>
             </w:r>
           </w:p>
         </w:tc>
@@ -19223,51 +19084,25 @@
       <w:r>
         <w:t xml:space="preserve">Table </w:t>
       </w:r>
-      <w:r>
-        <w:fldChar w:fldCharType="begin"/>
-      </w:r>
-      <w:r>
-        <w:instrText xml:space="preserve"> STYLEREF 1 \s </w:instrText>
-      </w:r>
-      <w:r>
-        <w:fldChar w:fldCharType="separate"/>
-      </w:r>
-      <w:r>
-        <w:rPr>
-          <w:noProof/>
-        </w:rPr>
-        <w:t>6</w:t>
-      </w:r>
-      <w:r>
-        <w:rPr>
-          <w:noProof/>
-        </w:rPr>
-        <w:fldChar w:fldCharType="end"/>
-      </w:r>
+      <w:fldSimple w:instr=" STYLEREF 1 \s ">
+        <w:r>
+          <w:rPr>
+            <w:noProof/>
+          </w:rPr>
+          <w:t>6</w:t>
+        </w:r>
+      </w:fldSimple>
       <w:r>
         <w:noBreakHyphen/>
       </w:r>
-      <w:r>
-        <w:fldChar w:fldCharType="begin"/>
-      </w:r>
-      <w:r>
-        <w:instrText xml:space="preserve"> SEQ Table \* ARABIC \s 1 </w:instrText>
-      </w:r>
-      <w:r>
-        <w:fldChar w:fldCharType="separate"/>
-      </w:r>
-      <w:r>
-        <w:rPr>
-          <w:noProof/>
-        </w:rPr>
-        <w:t>1</w:t>
-      </w:r>
-      <w:r>
-        <w:rPr>
-          <w:noProof/>
-        </w:rPr>
-        <w:fldChar w:fldCharType="end"/>
-      </w:r>
+      <w:fldSimple w:instr=" SEQ Table \* ARABIC \s 1 ">
+        <w:r>
+          <w:rPr>
+            <w:noProof/>
+          </w:rPr>
+          <w:t>1</w:t>
+        </w:r>
+      </w:fldSimple>
       <w:r>
         <w:t xml:space="preserve"> Parameter List</w:t>
       </w:r>
@@ -19468,51 +19303,25 @@
       <w:r>
         <w:t xml:space="preserve">Table </w:t>
       </w:r>
-      <w:r>
-        <w:fldChar w:fldCharType="begin"/>
-      </w:r>
-      <w:r>
-        <w:instrText xml:space="preserve"> STYLEREF 1 \s </w:instrText>
-      </w:r>
-      <w:r>
-        <w:fldChar w:fldCharType="separate"/>
-      </w:r>
-      <w:r>
-        <w:rPr>
-          <w:noProof/>
-        </w:rPr>
-        <w:t>6</w:t>
-      </w:r>
-      <w:r>
-        <w:rPr>
-          <w:noProof/>
-        </w:rPr>
-        <w:fldChar w:fldCharType="end"/>
-      </w:r>
+      <w:fldSimple w:instr=" STYLEREF 1 \s ">
+        <w:r>
+          <w:rPr>
+            <w:noProof/>
+          </w:rPr>
+          <w:t>6</w:t>
+        </w:r>
+      </w:fldSimple>
       <w:r>
         <w:noBreakHyphen/>
       </w:r>
-      <w:r>
-        <w:fldChar w:fldCharType="begin"/>
-      </w:r>
-      <w:r>
-        <w:instrText xml:space="preserve"> SEQ Table \* ARABIC \s 1 </w:instrText>
-      </w:r>
-      <w:r>
-        <w:fldChar w:fldCharType="separate"/>
-      </w:r>
-      <w:r>
-        <w:rPr>
-          <w:noProof/>
-        </w:rPr>
-        <w:t>2</w:t>
-      </w:r>
-      <w:r>
-        <w:rPr>
-          <w:noProof/>
-        </w:rPr>
-        <w:fldChar w:fldCharType="end"/>
-      </w:r>
+      <w:fldSimple w:instr=" SEQ Table \* ARABIC \s 1 ">
+        <w:r>
+          <w:rPr>
+            <w:noProof/>
+          </w:rPr>
+          <w:t>2</w:t>
+        </w:r>
+      </w:fldSimple>
       <w:r>
         <w:t xml:space="preserve"> Macro List</w:t>
       </w:r>
@@ -19849,51 +19658,25 @@
       <w:r>
         <w:t xml:space="preserve">Table </w:t>
       </w:r>
-      <w:r>
-        <w:fldChar w:fldCharType="begin"/>
-      </w:r>
-      <w:r>
-        <w:instrText xml:space="preserve"> STYLEREF 1 \s </w:instrText>
-      </w:r>
-      <w:r>
-        <w:fldChar w:fldCharType="separate"/>
-      </w:r>
-      <w:r>
-        <w:rPr>
-          <w:noProof/>
-        </w:rPr>
-        <w:t>6</w:t>
-      </w:r>
-      <w:r>
-        <w:rPr>
-          <w:noProof/>
-        </w:rPr>
-        <w:fldChar w:fldCharType="end"/>
-      </w:r>
+      <w:fldSimple w:instr=" STYLEREF 1 \s ">
+        <w:r>
+          <w:rPr>
+            <w:noProof/>
+          </w:rPr>
+          <w:t>6</w:t>
+        </w:r>
+      </w:fldSimple>
       <w:r>
         <w:noBreakHyphen/>
       </w:r>
-      <w:r>
-        <w:fldChar w:fldCharType="begin"/>
-      </w:r>
-      <w:r>
-        <w:instrText xml:space="preserve"> SEQ Table \* ARABIC \s 1 </w:instrText>
-      </w:r>
-      <w:r>
-        <w:fldChar w:fldCharType="separate"/>
-      </w:r>
-      <w:r>
-        <w:rPr>
-          <w:noProof/>
-        </w:rPr>
-        <w:t>3</w:t>
-      </w:r>
-      <w:r>
-        <w:rPr>
-          <w:noProof/>
-        </w:rPr>
-        <w:fldChar w:fldCharType="end"/>
-      </w:r>
+      <w:fldSimple w:instr=" SEQ Table \* ARABIC \s 1 ">
+        <w:r>
+          <w:rPr>
+            <w:noProof/>
+          </w:rPr>
+          <w:t>3</w:t>
+        </w:r>
+      </w:fldSimple>
       <w:r>
         <w:t xml:space="preserve"> Memory Requirements Table</w:t>
       </w:r>
@@ -20141,51 +19924,25 @@
       <w:r>
         <w:t xml:space="preserve">Table </w:t>
       </w:r>
-      <w:r>
-        <w:fldChar w:fldCharType="begin"/>
-      </w:r>
-      <w:r>
-        <w:instrText xml:space="preserve"> STYLEREF 1 \s </w:instrText>
-      </w:r>
-      <w:r>
-        <w:fldChar w:fldCharType="separate"/>
-      </w:r>
-      <w:r>
-        <w:rPr>
-          <w:noProof/>
-        </w:rPr>
-        <w:t>7</w:t>
-      </w:r>
-      <w:r>
-        <w:rPr>
-          <w:noProof/>
-        </w:rPr>
-        <w:fldChar w:fldCharType="end"/>
-      </w:r>
+      <w:fldSimple w:instr=" STYLEREF 1 \s ">
+        <w:r>
+          <w:rPr>
+            <w:noProof/>
+          </w:rPr>
+          <w:t>7</w:t>
+        </w:r>
+      </w:fldSimple>
       <w:r>
         <w:noBreakHyphen/>
       </w:r>
-      <w:r>
-        <w:fldChar w:fldCharType="begin"/>
-      </w:r>
-      <w:r>
-        <w:instrText xml:space="preserve"> SEQ Table \* ARABIC \s 1 </w:instrText>
-      </w:r>
-      <w:r>
-        <w:fldChar w:fldCharType="separate"/>
-      </w:r>
-      <w:r>
-        <w:rPr>
-          <w:noProof/>
-        </w:rPr>
-        <w:t>1</w:t>
-      </w:r>
-      <w:r>
-        <w:rPr>
-          <w:noProof/>
-        </w:rPr>
-        <w:fldChar w:fldCharType="end"/>
-      </w:r>
+      <w:fldSimple w:instr=" SEQ Table \* ARABIC \s 1 ">
+        <w:r>
+          <w:rPr>
+            <w:noProof/>
+          </w:rPr>
+          <w:t>1</w:t>
+        </w:r>
+      </w:fldSimple>
       <w:r>
         <w:t xml:space="preserve"> Power State Table</w:t>
       </w:r>
@@ -20365,51 +20122,25 @@
       <w:r>
         <w:t xml:space="preserve">Table </w:t>
       </w:r>
-      <w:r>
-        <w:fldChar w:fldCharType="begin"/>
-      </w:r>
-      <w:r>
-        <w:instrText xml:space="preserve"> STYLEREF 1 \s </w:instrText>
-      </w:r>
-      <w:r>
-        <w:fldChar w:fldCharType="separate"/>
-      </w:r>
-      <w:r>
-        <w:rPr>
-          <w:noProof/>
-        </w:rPr>
-        <w:t>7</w:t>
-      </w:r>
-      <w:r>
-        <w:rPr>
-          <w:noProof/>
-        </w:rPr>
-        <w:fldChar w:fldCharType="end"/>
-      </w:r>
+      <w:fldSimple w:instr=" STYLEREF 1 \s ">
+        <w:r>
+          <w:rPr>
+            <w:noProof/>
+          </w:rPr>
+          <w:t>7</w:t>
+        </w:r>
+      </w:fldSimple>
       <w:r>
         <w:noBreakHyphen/>
       </w:r>
-      <w:r>
-        <w:fldChar w:fldCharType="begin"/>
-      </w:r>
-      <w:r>
-        <w:instrText xml:space="preserve"> SEQ Table \* ARABIC \s 1 </w:instrText>
-      </w:r>
-      <w:r>
-        <w:fldChar w:fldCharType="separate"/>
-      </w:r>
-      <w:r>
-        <w:rPr>
-          <w:noProof/>
-        </w:rPr>
-        <w:t>2</w:t>
-      </w:r>
-      <w:r>
-        <w:rPr>
-          <w:noProof/>
-        </w:rPr>
-        <w:fldChar w:fldCharType="end"/>
-      </w:r>
+      <w:fldSimple w:instr=" SEQ Table \* ARABIC \s 1 ">
+        <w:r>
+          <w:rPr>
+            <w:noProof/>
+          </w:rPr>
+          <w:t>2</w:t>
+        </w:r>
+      </w:fldSimple>
       <w:r>
         <w:t xml:space="preserve"> Power Consumption Table</w:t>
       </w:r>
@@ -20885,51 +20616,25 @@
       <w:r>
         <w:t xml:space="preserve">Table </w:t>
       </w:r>
-      <w:r>
-        <w:fldChar w:fldCharType="begin"/>
-      </w:r>
-      <w:r>
-        <w:instrText xml:space="preserve"> STYLEREF 1 \s </w:instrText>
-      </w:r>
-      <w:r>
-        <w:fldChar w:fldCharType="separate"/>
-      </w:r>
-      <w:r>
-        <w:rPr>
-          <w:noProof/>
-        </w:rPr>
-        <w:t>7</w:t>
-      </w:r>
-      <w:r>
-        <w:rPr>
-          <w:noProof/>
-        </w:rPr>
-        <w:fldChar w:fldCharType="end"/>
-      </w:r>
+      <w:fldSimple w:instr=" STYLEREF 1 \s ">
+        <w:r>
+          <w:rPr>
+            <w:noProof/>
+          </w:rPr>
+          <w:t>7</w:t>
+        </w:r>
+      </w:fldSimple>
       <w:r>
         <w:noBreakHyphen/>
       </w:r>
-      <w:r>
-        <w:fldChar w:fldCharType="begin"/>
-      </w:r>
-      <w:r>
-        <w:instrText xml:space="preserve"> SEQ Table \* ARABIC \s 1 </w:instrText>
-      </w:r>
-      <w:r>
-        <w:fldChar w:fldCharType="separate"/>
-      </w:r>
-      <w:r>
-        <w:rPr>
-          <w:noProof/>
-        </w:rPr>
-        <w:t>3</w:t>
-      </w:r>
-      <w:r>
-        <w:rPr>
-          <w:noProof/>
-        </w:rPr>
-        <w:fldChar w:fldCharType="end"/>
-      </w:r>
+      <w:fldSimple w:instr=" SEQ Table \* ARABIC \s 1 ">
+        <w:r>
+          <w:rPr>
+            <w:noProof/>
+          </w:rPr>
+          <w:t>3</w:t>
+        </w:r>
+      </w:fldSimple>
       <w:r>
         <w:t xml:space="preserve"> Area Information</w:t>
       </w:r>
@@ -21054,51 +20759,25 @@
       <w:r>
         <w:t xml:space="preserve">Table </w:t>
       </w:r>
-      <w:r>
-        <w:fldChar w:fldCharType="begin"/>
-      </w:r>
-      <w:r>
-        <w:instrText xml:space="preserve"> STYLEREF 1 \s </w:instrText>
-      </w:r>
-      <w:r>
-        <w:fldChar w:fldCharType="separate"/>
-      </w:r>
-      <w:r>
-        <w:rPr>
-          <w:noProof/>
-        </w:rPr>
-        <w:t>7</w:t>
-      </w:r>
-      <w:r>
-        <w:rPr>
-          <w:noProof/>
-        </w:rPr>
-        <w:fldChar w:fldCharType="end"/>
-      </w:r>
+      <w:fldSimple w:instr=" STYLEREF 1 \s ">
+        <w:r>
+          <w:rPr>
+            <w:noProof/>
+          </w:rPr>
+          <w:t>7</w:t>
+        </w:r>
+      </w:fldSimple>
       <w:r>
         <w:noBreakHyphen/>
       </w:r>
-      <w:r>
-        <w:fldChar w:fldCharType="begin"/>
-      </w:r>
-      <w:r>
-        <w:instrText xml:space="preserve"> SEQ Table \* ARABIC \s 1 </w:instrText>
-      </w:r>
-      <w:r>
-        <w:fldChar w:fldCharType="separate"/>
-      </w:r>
-      <w:r>
-        <w:rPr>
-          <w:noProof/>
-        </w:rPr>
-        <w:t>4</w:t>
-      </w:r>
-      <w:r>
-        <w:rPr>
-          <w:noProof/>
-        </w:rPr>
-        <w:fldChar w:fldCharType="end"/>
-      </w:r>
+      <w:fldSimple w:instr=" SEQ Table \* ARABIC \s 1 ">
+        <w:r>
+          <w:rPr>
+            <w:noProof/>
+          </w:rPr>
+          <w:t>4</w:t>
+        </w:r>
+      </w:fldSimple>
       <w:r>
         <w:t xml:space="preserve"> VT Cell Number</w:t>
       </w:r>
@@ -21429,51 +21108,25 @@
       <w:r>
         <w:t xml:space="preserve">Figure </w:t>
       </w:r>
-      <w:r>
-        <w:fldChar w:fldCharType="begin"/>
-      </w:r>
-      <w:r>
-        <w:instrText xml:space="preserve"> STYLEREF 1 \s </w:instrText>
-      </w:r>
-      <w:r>
-        <w:fldChar w:fldCharType="separate"/>
-      </w:r>
-      <w:r>
-        <w:rPr>
-          <w:noProof/>
-        </w:rPr>
-        <w:t>11</w:t>
-      </w:r>
-      <w:r>
-        <w:rPr>
-          <w:noProof/>
-        </w:rPr>
-        <w:fldChar w:fldCharType="end"/>
-      </w:r>
+      <w:fldSimple w:instr=" STYLEREF 1 \s ">
+        <w:r>
+          <w:rPr>
+            <w:noProof/>
+          </w:rPr>
+          <w:t>11</w:t>
+        </w:r>
+      </w:fldSimple>
       <w:r>
         <w:noBreakHyphen/>
       </w:r>
-      <w:r>
-        <w:fldChar w:fldCharType="begin"/>
-      </w:r>
-      <w:r>
-        <w:instrText xml:space="preserve"> SEQ Figure \* ARABIC \s 1 </w:instrText>
-      </w:r>
-      <w:r>
-        <w:fldChar w:fldCharType="separate"/>
-      </w:r>
-      <w:r>
-        <w:rPr>
-          <w:noProof/>
-        </w:rPr>
-        <w:t>1</w:t>
-      </w:r>
-      <w:r>
-        <w:rPr>
-          <w:noProof/>
-        </w:rPr>
-        <w:fldChar w:fldCharType="end"/>
-      </w:r>
+      <w:fldSimple w:instr=" SEQ Figure \* ARABIC \s 1 ">
+        <w:r>
+          <w:rPr>
+            <w:noProof/>
+          </w:rPr>
+          <w:t>1</w:t>
+        </w:r>
+      </w:fldSimple>
       <w:bookmarkEnd w:id="66"/>
       <w:r>
         <w:t xml:space="preserve"> Memory Wrapper Diagram</w:t>

--- a/axi_mem_controller/Project_GR001_IP_AXI_SRAMC_HDD.docx
+++ b/axi_mem_controller/Project_GR001_IP_AXI_SRAMC_HDD.docx
@@ -6350,25 +6350,51 @@
       <w:r>
         <w:t xml:space="preserve">Figure </w:t>
       </w:r>
-      <w:fldSimple w:instr=" STYLEREF 1 \s ">
-        <w:r>
-          <w:rPr>
-            <w:noProof/>
-          </w:rPr>
-          <w:t>3</w:t>
-        </w:r>
-      </w:fldSimple>
+      <w:r>
+        <w:fldChar w:fldCharType="begin"/>
+      </w:r>
+      <w:r>
+        <w:instrText xml:space="preserve"> STYLEREF 1 \s </w:instrText>
+      </w:r>
+      <w:r>
+        <w:fldChar w:fldCharType="separate"/>
+      </w:r>
+      <w:r>
+        <w:rPr>
+          <w:noProof/>
+        </w:rPr>
+        <w:t>3</w:t>
+      </w:r>
+      <w:r>
+        <w:rPr>
+          <w:noProof/>
+        </w:rPr>
+        <w:fldChar w:fldCharType="end"/>
+      </w:r>
       <w:r>
         <w:noBreakHyphen/>
       </w:r>
-      <w:fldSimple w:instr=" SEQ Figure \* ARABIC \s 1 ">
-        <w:r>
-          <w:rPr>
-            <w:noProof/>
-          </w:rPr>
-          <w:t>1</w:t>
-        </w:r>
-      </w:fldSimple>
+      <w:r>
+        <w:fldChar w:fldCharType="begin"/>
+      </w:r>
+      <w:r>
+        <w:instrText xml:space="preserve"> SEQ Figure \* ARABIC \s 1 </w:instrText>
+      </w:r>
+      <w:r>
+        <w:fldChar w:fldCharType="separate"/>
+      </w:r>
+      <w:r>
+        <w:rPr>
+          <w:noProof/>
+        </w:rPr>
+        <w:t>1</w:t>
+      </w:r>
+      <w:r>
+        <w:rPr>
+          <w:noProof/>
+        </w:rPr>
+        <w:fldChar w:fldCharType="end"/>
+      </w:r>
       <w:bookmarkEnd w:id="8"/>
       <w:r>
         <w:t xml:space="preserve"> </w:t>
@@ -6890,25 +6916,51 @@
       <w:r>
         <w:t xml:space="preserve">Figure </w:t>
       </w:r>
-      <w:fldSimple w:instr=" STYLEREF 1 \s ">
-        <w:r>
-          <w:rPr>
-            <w:noProof/>
-          </w:rPr>
-          <w:t>3</w:t>
-        </w:r>
-      </w:fldSimple>
+      <w:r>
+        <w:fldChar w:fldCharType="begin"/>
+      </w:r>
+      <w:r>
+        <w:instrText xml:space="preserve"> STYLEREF 1 \s </w:instrText>
+      </w:r>
+      <w:r>
+        <w:fldChar w:fldCharType="separate"/>
+      </w:r>
+      <w:r>
+        <w:rPr>
+          <w:noProof/>
+        </w:rPr>
+        <w:t>3</w:t>
+      </w:r>
+      <w:r>
+        <w:rPr>
+          <w:noProof/>
+        </w:rPr>
+        <w:fldChar w:fldCharType="end"/>
+      </w:r>
       <w:r>
         <w:noBreakHyphen/>
       </w:r>
-      <w:fldSimple w:instr=" SEQ Figure \* ARABIC \s 1 ">
-        <w:r>
-          <w:rPr>
-            <w:noProof/>
-          </w:rPr>
-          <w:t>2</w:t>
-        </w:r>
-      </w:fldSimple>
+      <w:r>
+        <w:fldChar w:fldCharType="begin"/>
+      </w:r>
+      <w:r>
+        <w:instrText xml:space="preserve"> SEQ Figure \* ARABIC \s 1 </w:instrText>
+      </w:r>
+      <w:r>
+        <w:fldChar w:fldCharType="separate"/>
+      </w:r>
+      <w:r>
+        <w:rPr>
+          <w:noProof/>
+        </w:rPr>
+        <w:t>2</w:t>
+      </w:r>
+      <w:r>
+        <w:rPr>
+          <w:noProof/>
+        </w:rPr>
+        <w:fldChar w:fldCharType="end"/>
+      </w:r>
       <w:bookmarkEnd w:id="12"/>
       <w:r>
         <w:t xml:space="preserve"> </w:t>
@@ -7079,19 +7131,65 @@
         </w:rPr>
         <w:t>“</w:t>
       </w:r>
-      <w:proofErr w:type="spellStart"/>
+      <w:r>
+        <w:rPr>
+          <w:rFonts w:eastAsiaTheme="minorEastAsia"/>
+        </w:rPr>
+        <w:t>wstrb==</w:t>
+      </w:r>
+      <w:r>
+        <w:rPr>
+          <w:rFonts w:eastAsiaTheme="minorEastAsia"/>
+        </w:rPr>
+        <w:t>`</w:t>
+      </w:r>
+      <w:r>
+        <w:rPr>
+          <w:rFonts w:eastAsiaTheme="minorEastAsia"/>
+        </w:rPr>
+        <w:t>1</w:t>
+      </w:r>
+      <w:r>
+        <w:rPr>
+          <w:rFonts w:eastAsiaTheme="minorEastAsia"/>
+        </w:rPr>
+        <w:t>” and “burst length==3”</w:t>
+      </w:r>
+      <w:r>
+        <w:rPr>
+          <w:rFonts w:eastAsiaTheme="minorEastAsia"/>
+        </w:rPr>
+        <w:t xml:space="preserve">, the second is a partial write </w:t>
+      </w:r>
+      <w:r>
+        <w:rPr>
+          <w:rFonts w:eastAsiaTheme="minorEastAsia"/>
+        </w:rPr>
+        <w:t xml:space="preserve">transaction (PW) with </w:t>
+      </w:r>
+      <w:r>
+        <w:rPr>
+          <w:rFonts w:eastAsiaTheme="minorEastAsia"/>
+        </w:rPr>
+        <w:t>“</w:t>
+      </w:r>
       <w:r>
         <w:rPr>
           <w:rFonts w:eastAsiaTheme="minorEastAsia"/>
         </w:rPr>
         <w:t>wstrb</w:t>
       </w:r>
-      <w:proofErr w:type="spellEnd"/>
-      <w:r>
-        <w:rPr>
-          <w:rFonts w:eastAsiaTheme="minorEastAsia"/>
-        </w:rPr>
-        <w:t>==</w:t>
+      <w:r>
+        <w:rPr>
+          <w:rFonts w:eastAsiaTheme="minorEastAsia"/>
+        </w:rPr>
+        <w:t>!</w:t>
+      </w:r>
+      <w:r>
+        <w:rPr>
+          <w:rFonts w:eastAsiaTheme="minorEastAsia"/>
+        </w:rPr>
+        <w:t>=</w:t>
       </w:r>
       <w:r>
         <w:rPr>
@@ -7109,97 +7207,13 @@
         <w:rPr>
           <w:rFonts w:eastAsiaTheme="minorEastAsia"/>
         </w:rPr>
-        <w:t>” and “burst length==3”</w:t>
-      </w:r>
-      <w:r>
-        <w:rPr>
-          <w:rFonts w:eastAsiaTheme="minorEastAsia"/>
-        </w:rPr>
-        <w:t xml:space="preserve">, the second is a partial write </w:t>
-      </w:r>
-      <w:r>
-        <w:rPr>
-          <w:rFonts w:eastAsiaTheme="minorEastAsia"/>
-        </w:rPr>
-        <w:t xml:space="preserve">transaction (PW) with </w:t>
-      </w:r>
-      <w:r>
-        <w:rPr>
-          <w:rFonts w:eastAsiaTheme="minorEastAsia"/>
-        </w:rPr>
-        <w:t>“</w:t>
-      </w:r>
-      <w:proofErr w:type="spellStart"/>
-      <w:proofErr w:type="gramStart"/>
-      <w:r>
-        <w:rPr>
-          <w:rFonts w:eastAsiaTheme="minorEastAsia"/>
-        </w:rPr>
-        <w:t>wstrb</w:t>
-      </w:r>
-      <w:proofErr w:type="spellEnd"/>
-      <w:r>
-        <w:rPr>
-          <w:rFonts w:eastAsiaTheme="minorEastAsia"/>
-        </w:rPr>
-        <w:t>!</w:t>
-      </w:r>
-      <w:r>
-        <w:rPr>
-          <w:rFonts w:eastAsiaTheme="minorEastAsia"/>
-        </w:rPr>
-        <w:t>=</w:t>
-      </w:r>
-      <w:proofErr w:type="gramEnd"/>
-      <w:r>
-        <w:rPr>
-          <w:rFonts w:eastAsiaTheme="minorEastAsia"/>
-        </w:rPr>
-        <w:t>`</w:t>
-      </w:r>
-      <w:r>
-        <w:rPr>
-          <w:rFonts w:eastAsiaTheme="minorEastAsia"/>
-        </w:rPr>
-        <w:t>1</w:t>
-      </w:r>
-      <w:r>
-        <w:rPr>
-          <w:rFonts w:eastAsiaTheme="minorEastAsia"/>
-        </w:rPr>
         <w:t>” and “burst length==2”</w:t>
       </w:r>
       <w:r>
         <w:rPr>
           <w:rFonts w:eastAsiaTheme="minorEastAsia"/>
         </w:rPr>
-        <w:t xml:space="preserve">, the third is a narrow write </w:t>
-      </w:r>
-      <w:proofErr w:type="spellStart"/>
-      <w:r>
-        <w:rPr>
-          <w:rFonts w:eastAsiaTheme="minorEastAsia"/>
-        </w:rPr>
-        <w:t>transacton</w:t>
-      </w:r>
-      <w:proofErr w:type="spellEnd"/>
-      <w:r>
-        <w:rPr>
-          <w:rFonts w:eastAsiaTheme="minorEastAsia"/>
-        </w:rPr>
-        <w:t xml:space="preserve"> (NRW) with “</w:t>
-      </w:r>
-      <w:r>
-        <w:rPr>
-          <w:rFonts w:eastAsiaTheme="minorEastAsia"/>
-        </w:rPr>
-        <w:t>burst length==</w:t>
-      </w:r>
-      <w:r>
-        <w:rPr>
-          <w:rFonts w:eastAsiaTheme="minorEastAsia"/>
-        </w:rPr>
-        <w:t>1”.</w:t>
+        <w:t>, the third is a narrow write transacton (NRW) with “burst length==1”.</w:t>
       </w:r>
     </w:p>
     <w:p>
@@ -7385,7 +7399,6 @@
                 <w:rFonts w:eastAsiaTheme="minorEastAsia"/>
               </w:rPr>
             </w:pPr>
-            <w:proofErr w:type="spellStart"/>
             <w:r>
               <w:rPr>
                 <w:rFonts w:eastAsiaTheme="minorEastAsia"/>
@@ -7398,7 +7411,6 @@
               </w:rPr>
               <w:t>lk</w:t>
             </w:r>
-            <w:proofErr w:type="spellEnd"/>
           </w:p>
         </w:tc>
         <w:tc>
@@ -7529,25 +7541,51 @@
       <w:r>
         <w:t xml:space="preserve">Table </w:t>
       </w:r>
-      <w:fldSimple w:instr=" STYLEREF 1 \s ">
-        <w:r>
-          <w:rPr>
-            <w:noProof/>
-          </w:rPr>
-          <w:t>3</w:t>
-        </w:r>
-      </w:fldSimple>
+      <w:r>
+        <w:fldChar w:fldCharType="begin"/>
+      </w:r>
+      <w:r>
+        <w:instrText xml:space="preserve"> STYLEREF 1 \s </w:instrText>
+      </w:r>
+      <w:r>
+        <w:fldChar w:fldCharType="separate"/>
+      </w:r>
+      <w:r>
+        <w:rPr>
+          <w:noProof/>
+        </w:rPr>
+        <w:t>3</w:t>
+      </w:r>
+      <w:r>
+        <w:rPr>
+          <w:noProof/>
+        </w:rPr>
+        <w:fldChar w:fldCharType="end"/>
+      </w:r>
       <w:r>
         <w:noBreakHyphen/>
       </w:r>
-      <w:fldSimple w:instr=" SEQ Table \* ARABIC \s 1 ">
-        <w:r>
-          <w:rPr>
-            <w:noProof/>
-          </w:rPr>
-          <w:t>1</w:t>
-        </w:r>
-      </w:fldSimple>
+      <w:r>
+        <w:fldChar w:fldCharType="begin"/>
+      </w:r>
+      <w:r>
+        <w:instrText xml:space="preserve"> SEQ Table \* ARABIC \s 1 </w:instrText>
+      </w:r>
+      <w:r>
+        <w:fldChar w:fldCharType="separate"/>
+      </w:r>
+      <w:r>
+        <w:rPr>
+          <w:noProof/>
+        </w:rPr>
+        <w:t>1</w:t>
+      </w:r>
+      <w:r>
+        <w:rPr>
+          <w:noProof/>
+        </w:rPr>
+        <w:fldChar w:fldCharType="end"/>
+      </w:r>
       <w:r>
         <w:t xml:space="preserve"> Clock Requirements</w:t>
       </w:r>
@@ -7639,7 +7677,6 @@
             <w:tcW w:w="2763" w:type="dxa"/>
           </w:tcPr>
           <w:p>
-            <w:proofErr w:type="spellStart"/>
             <w:r>
               <w:rPr>
                 <w:rFonts w:hint="eastAsia"/>
@@ -7649,7 +7686,6 @@
             <w:r>
               <w:t>st_n</w:t>
             </w:r>
-            <w:proofErr w:type="spellEnd"/>
           </w:p>
         </w:tc>
         <w:tc>
@@ -7662,7 +7698,6 @@
                 <w:rFonts w:eastAsiaTheme="minorEastAsia"/>
               </w:rPr>
             </w:pPr>
-            <w:proofErr w:type="spellStart"/>
             <w:r>
               <w:rPr>
                 <w:rFonts w:eastAsiaTheme="minorEastAsia" w:hint="eastAsia"/>
@@ -7675,7 +7710,6 @@
               </w:rPr>
               <w:t>lk</w:t>
             </w:r>
-            <w:proofErr w:type="spellEnd"/>
           </w:p>
         </w:tc>
         <w:tc>
@@ -7750,25 +7784,51 @@
       <w:r>
         <w:t xml:space="preserve">Table </w:t>
       </w:r>
-      <w:fldSimple w:instr=" STYLEREF 1 \s ">
-        <w:r>
-          <w:rPr>
-            <w:noProof/>
-          </w:rPr>
-          <w:t>3</w:t>
-        </w:r>
-      </w:fldSimple>
+      <w:r>
+        <w:fldChar w:fldCharType="begin"/>
+      </w:r>
+      <w:r>
+        <w:instrText xml:space="preserve"> STYLEREF 1 \s </w:instrText>
+      </w:r>
+      <w:r>
+        <w:fldChar w:fldCharType="separate"/>
+      </w:r>
+      <w:r>
+        <w:rPr>
+          <w:noProof/>
+        </w:rPr>
+        <w:t>3</w:t>
+      </w:r>
+      <w:r>
+        <w:rPr>
+          <w:noProof/>
+        </w:rPr>
+        <w:fldChar w:fldCharType="end"/>
+      </w:r>
       <w:r>
         <w:noBreakHyphen/>
       </w:r>
-      <w:fldSimple w:instr=" SEQ Table \* ARABIC \s 1 ">
-        <w:r>
-          <w:rPr>
-            <w:noProof/>
-          </w:rPr>
-          <w:t>2</w:t>
-        </w:r>
-      </w:fldSimple>
+      <w:r>
+        <w:fldChar w:fldCharType="begin"/>
+      </w:r>
+      <w:r>
+        <w:instrText xml:space="preserve"> SEQ Table \* ARABIC \s 1 </w:instrText>
+      </w:r>
+      <w:r>
+        <w:fldChar w:fldCharType="separate"/>
+      </w:r>
+      <w:r>
+        <w:rPr>
+          <w:noProof/>
+        </w:rPr>
+        <w:t>2</w:t>
+      </w:r>
+      <w:r>
+        <w:rPr>
+          <w:noProof/>
+        </w:rPr>
+        <w:fldChar w:fldCharType="end"/>
+      </w:r>
       <w:r>
         <w:t xml:space="preserve"> Reset Requirements</w:t>
       </w:r>
@@ -7946,23 +8006,13 @@
           <w:color w:val="0070C0"/>
         </w:rPr>
       </w:pPr>
-      <w:proofErr w:type="spellStart"/>
       <w:r>
         <w:rPr>
           <w:i/>
           <w:iCs/>
           <w:color w:val="0070C0"/>
         </w:rPr>
-        <w:t>Etcs</w:t>
-      </w:r>
-      <w:proofErr w:type="spellEnd"/>
-      <w:r>
-        <w:rPr>
-          <w:i/>
-          <w:iCs/>
-          <w:color w:val="0070C0"/>
-        </w:rPr>
-        <w:t>.</w:t>
+        <w:t>Etcs.</w:t>
       </w:r>
     </w:p>
     <w:p/>
@@ -8103,7 +8153,6 @@
             <w:pPr>
               <w:jc w:val="center"/>
             </w:pPr>
-            <w:proofErr w:type="spellStart"/>
             <w:r>
               <w:rPr>
                 <w:rFonts w:hint="eastAsia"/>
@@ -8113,7 +8162,6 @@
             <w:r>
               <w:t>lk</w:t>
             </w:r>
-            <w:proofErr w:type="spellEnd"/>
           </w:p>
         </w:tc>
         <w:tc>
@@ -8194,7 +8242,6 @@
             <w:pPr>
               <w:jc w:val="center"/>
             </w:pPr>
-            <w:proofErr w:type="spellStart"/>
             <w:r>
               <w:rPr>
                 <w:rFonts w:hint="eastAsia"/>
@@ -8204,7 +8251,6 @@
             <w:r>
               <w:t>st_n</w:t>
             </w:r>
-            <w:proofErr w:type="spellEnd"/>
           </w:p>
         </w:tc>
         <w:tc>
@@ -8299,7 +8345,6 @@
                 <w:rFonts w:eastAsiaTheme="minorEastAsia"/>
               </w:rPr>
             </w:pPr>
-            <w:proofErr w:type="spellStart"/>
             <w:r>
               <w:rPr>
                 <w:rFonts w:eastAsiaTheme="minorEastAsia"/>
@@ -8324,7 +8369,6 @@
               </w:rPr>
               <w:t>aild</w:t>
             </w:r>
-            <w:proofErr w:type="spellEnd"/>
           </w:p>
         </w:tc>
         <w:tc>
@@ -8406,7 +8450,6 @@
                 <w:rFonts w:eastAsiaTheme="minorEastAsia"/>
               </w:rPr>
             </w:pPr>
-            <w:proofErr w:type="spellStart"/>
             <w:r>
               <w:rPr>
                 <w:rFonts w:eastAsiaTheme="minorEastAsia"/>
@@ -8425,7 +8468,6 @@
               </w:rPr>
               <w:t>wready</w:t>
             </w:r>
-            <w:proofErr w:type="spellEnd"/>
           </w:p>
         </w:tc>
         <w:tc>
@@ -8510,7 +8552,6 @@
                 <w:szCs w:val="20"/>
               </w:rPr>
             </w:pPr>
-            <w:proofErr w:type="spellStart"/>
             <w:r>
               <w:rPr>
                 <w:rFonts w:eastAsiaTheme="minorEastAsia"/>
@@ -8529,7 +8570,6 @@
               </w:rPr>
               <w:t>wid</w:t>
             </w:r>
-            <w:proofErr w:type="spellEnd"/>
           </w:p>
         </w:tc>
         <w:tc>
@@ -8606,7 +8646,6 @@
                 <w:szCs w:val="20"/>
               </w:rPr>
             </w:pPr>
-            <w:proofErr w:type="spellStart"/>
             <w:r>
               <w:rPr>
                 <w:rFonts w:eastAsiaTheme="minorEastAsia"/>
@@ -8625,7 +8664,6 @@
               </w:rPr>
               <w:t>waddr</w:t>
             </w:r>
-            <w:proofErr w:type="spellEnd"/>
           </w:p>
         </w:tc>
         <w:tc>
@@ -8705,7 +8743,6 @@
                 <w:rFonts w:eastAsiaTheme="minorEastAsia"/>
               </w:rPr>
             </w:pPr>
-            <w:proofErr w:type="spellStart"/>
             <w:r>
               <w:rPr>
                 <w:rFonts w:eastAsiaTheme="minorEastAsia"/>
@@ -8724,7 +8761,6 @@
               </w:rPr>
               <w:t>wlen</w:t>
             </w:r>
-            <w:proofErr w:type="spellEnd"/>
           </w:p>
         </w:tc>
         <w:tc>
@@ -8801,7 +8837,6 @@
                 <w:rFonts w:eastAsiaTheme="minorEastAsia"/>
               </w:rPr>
             </w:pPr>
-            <w:proofErr w:type="spellStart"/>
             <w:r>
               <w:rPr>
                 <w:rFonts w:eastAsiaTheme="minorEastAsia"/>
@@ -8820,7 +8855,6 @@
               </w:rPr>
               <w:t>wsize</w:t>
             </w:r>
-            <w:proofErr w:type="spellEnd"/>
           </w:p>
         </w:tc>
         <w:tc>
@@ -8894,7 +8928,6 @@
                 <w:rFonts w:eastAsiaTheme="minorEastAsia"/>
               </w:rPr>
             </w:pPr>
-            <w:proofErr w:type="spellStart"/>
             <w:r>
               <w:rPr>
                 <w:rFonts w:eastAsiaTheme="minorEastAsia"/>
@@ -8913,7 +8946,6 @@
               </w:rPr>
               <w:t>wburst</w:t>
             </w:r>
-            <w:proofErr w:type="spellEnd"/>
           </w:p>
         </w:tc>
         <w:tc>
@@ -9004,7 +9036,6 @@
                 <w:rFonts w:eastAsiaTheme="minorEastAsia"/>
               </w:rPr>
             </w:pPr>
-            <w:proofErr w:type="spellStart"/>
             <w:r>
               <w:rPr>
                 <w:rFonts w:eastAsiaTheme="minorEastAsia"/>
@@ -9023,7 +9054,6 @@
               </w:rPr>
               <w:t>wcache</w:t>
             </w:r>
-            <w:proofErr w:type="spellEnd"/>
           </w:p>
         </w:tc>
         <w:tc>
@@ -9094,7 +9124,6 @@
                 <w:rFonts w:eastAsiaTheme="minorEastAsia"/>
               </w:rPr>
             </w:pPr>
-            <w:proofErr w:type="spellStart"/>
             <w:r>
               <w:rPr>
                 <w:rFonts w:eastAsiaTheme="minorEastAsia"/>
@@ -9113,7 +9142,6 @@
               </w:rPr>
               <w:t>wprot</w:t>
             </w:r>
-            <w:proofErr w:type="spellEnd"/>
           </w:p>
         </w:tc>
         <w:tc>
@@ -9184,7 +9212,6 @@
                 <w:rFonts w:eastAsiaTheme="minorEastAsia"/>
               </w:rPr>
             </w:pPr>
-            <w:proofErr w:type="spellStart"/>
             <w:r>
               <w:rPr>
                 <w:rFonts w:eastAsiaTheme="minorEastAsia"/>
@@ -9203,7 +9230,6 @@
               </w:rPr>
               <w:t>wqos</w:t>
             </w:r>
-            <w:proofErr w:type="spellEnd"/>
           </w:p>
         </w:tc>
         <w:tc>
@@ -9277,7 +9303,6 @@
                 <w:szCs w:val="20"/>
               </w:rPr>
             </w:pPr>
-            <w:proofErr w:type="spellStart"/>
             <w:r>
               <w:rPr>
                 <w:rFonts w:eastAsiaTheme="minorEastAsia"/>
@@ -9302,7 +9327,6 @@
               </w:rPr>
               <w:t>user</w:t>
             </w:r>
-            <w:proofErr w:type="spellEnd"/>
           </w:p>
         </w:tc>
         <w:tc>
@@ -9376,7 +9400,6 @@
                 <w:rFonts w:eastAsiaTheme="minorEastAsia"/>
               </w:rPr>
             </w:pPr>
-            <w:proofErr w:type="spellStart"/>
             <w:r>
               <w:rPr>
                 <w:rFonts w:eastAsiaTheme="minorEastAsia"/>
@@ -9395,7 +9418,6 @@
               </w:rPr>
               <w:t>valid</w:t>
             </w:r>
-            <w:proofErr w:type="spellEnd"/>
           </w:p>
         </w:tc>
         <w:tc>
@@ -9469,7 +9491,6 @@
                 <w:rFonts w:eastAsiaTheme="minorEastAsia"/>
               </w:rPr>
             </w:pPr>
-            <w:proofErr w:type="spellStart"/>
             <w:r>
               <w:rPr>
                 <w:rFonts w:eastAsiaTheme="minorEastAsia"/>
@@ -9488,7 +9509,6 @@
               </w:rPr>
               <w:t>ready</w:t>
             </w:r>
-            <w:proofErr w:type="spellEnd"/>
           </w:p>
         </w:tc>
         <w:tc>
@@ -9565,7 +9585,6 @@
                 <w:szCs w:val="20"/>
               </w:rPr>
             </w:pPr>
-            <w:proofErr w:type="spellStart"/>
             <w:r>
               <w:rPr>
                 <w:rFonts w:eastAsiaTheme="minorEastAsia"/>
@@ -9584,7 +9603,6 @@
               </w:rPr>
               <w:t>data</w:t>
             </w:r>
-            <w:proofErr w:type="spellEnd"/>
           </w:p>
         </w:tc>
         <w:tc>
@@ -9661,7 +9679,6 @@
                 <w:szCs w:val="20"/>
               </w:rPr>
             </w:pPr>
-            <w:proofErr w:type="spellStart"/>
             <w:r>
               <w:rPr>
                 <w:rFonts w:eastAsiaTheme="minorEastAsia"/>
@@ -9680,7 +9697,6 @@
               </w:rPr>
               <w:t>strb</w:t>
             </w:r>
-            <w:proofErr w:type="spellEnd"/>
           </w:p>
         </w:tc>
         <w:tc>
@@ -9756,7 +9772,6 @@
                 <w:rFonts w:eastAsiaTheme="minorEastAsia"/>
               </w:rPr>
             </w:pPr>
-            <w:proofErr w:type="spellStart"/>
             <w:r>
               <w:rPr>
                 <w:rFonts w:eastAsiaTheme="minorEastAsia"/>
@@ -9775,7 +9790,6 @@
               </w:rPr>
               <w:t>last</w:t>
             </w:r>
-            <w:proofErr w:type="spellEnd"/>
           </w:p>
         </w:tc>
         <w:tc>
@@ -9849,7 +9863,6 @@
                 <w:rFonts w:eastAsiaTheme="minorEastAsia"/>
               </w:rPr>
             </w:pPr>
-            <w:proofErr w:type="spellStart"/>
             <w:r>
               <w:rPr>
                 <w:rFonts w:eastAsiaTheme="minorEastAsia"/>
@@ -9868,7 +9881,6 @@
               </w:rPr>
               <w:t>vaild</w:t>
             </w:r>
-            <w:proofErr w:type="spellEnd"/>
           </w:p>
         </w:tc>
         <w:tc>
@@ -9942,7 +9954,6 @@
                 <w:rFonts w:eastAsiaTheme="minorEastAsia"/>
               </w:rPr>
             </w:pPr>
-            <w:proofErr w:type="spellStart"/>
             <w:r>
               <w:rPr>
                 <w:rFonts w:eastAsiaTheme="minorEastAsia"/>
@@ -9961,7 +9972,6 @@
               </w:rPr>
               <w:t>ready</w:t>
             </w:r>
-            <w:proofErr w:type="spellEnd"/>
           </w:p>
         </w:tc>
         <w:tc>
@@ -10038,7 +10048,6 @@
                 <w:szCs w:val="20"/>
               </w:rPr>
             </w:pPr>
-            <w:proofErr w:type="spellStart"/>
             <w:r>
               <w:rPr>
                 <w:rFonts w:eastAsiaTheme="minorEastAsia"/>
@@ -10057,7 +10066,6 @@
               </w:rPr>
               <w:t>id</w:t>
             </w:r>
-            <w:proofErr w:type="spellEnd"/>
           </w:p>
         </w:tc>
         <w:tc>
@@ -10134,7 +10142,6 @@
                 <w:rFonts w:eastAsiaTheme="minorEastAsia"/>
               </w:rPr>
             </w:pPr>
-            <w:proofErr w:type="spellStart"/>
             <w:r>
               <w:rPr>
                 <w:rFonts w:eastAsiaTheme="minorEastAsia"/>
@@ -10153,7 +10160,6 @@
               </w:rPr>
               <w:t>resp</w:t>
             </w:r>
-            <w:proofErr w:type="spellEnd"/>
           </w:p>
         </w:tc>
         <w:tc>
@@ -10227,7 +10233,6 @@
                 <w:rFonts w:eastAsiaTheme="minorEastAsia"/>
               </w:rPr>
             </w:pPr>
-            <w:proofErr w:type="spellStart"/>
             <w:r>
               <w:rPr>
                 <w:rFonts w:eastAsiaTheme="minorEastAsia"/>
@@ -10252,7 +10257,6 @@
               </w:rPr>
               <w:t>aild</w:t>
             </w:r>
-            <w:proofErr w:type="spellEnd"/>
           </w:p>
         </w:tc>
         <w:tc>
@@ -10329,7 +10333,6 @@
                 <w:rFonts w:eastAsiaTheme="minorEastAsia"/>
               </w:rPr>
             </w:pPr>
-            <w:proofErr w:type="spellStart"/>
             <w:r>
               <w:rPr>
                 <w:rFonts w:eastAsiaTheme="minorEastAsia"/>
@@ -10348,7 +10351,6 @@
               </w:rPr>
               <w:t>rready</w:t>
             </w:r>
-            <w:proofErr w:type="spellEnd"/>
           </w:p>
         </w:tc>
         <w:tc>
@@ -10434,7 +10436,6 @@
                 <w:szCs w:val="20"/>
               </w:rPr>
             </w:pPr>
-            <w:proofErr w:type="spellStart"/>
             <w:r>
               <w:rPr>
                 <w:rFonts w:eastAsiaTheme="minorEastAsia"/>
@@ -10453,7 +10454,6 @@
               </w:rPr>
               <w:t>rid</w:t>
             </w:r>
-            <w:proofErr w:type="spellEnd"/>
           </w:p>
         </w:tc>
         <w:tc>
@@ -10530,7 +10530,6 @@
                 <w:szCs w:val="20"/>
               </w:rPr>
             </w:pPr>
-            <w:proofErr w:type="spellStart"/>
             <w:r>
               <w:rPr>
                 <w:rFonts w:eastAsiaTheme="minorEastAsia"/>
@@ -10549,7 +10548,6 @@
               </w:rPr>
               <w:t>raddr</w:t>
             </w:r>
-            <w:proofErr w:type="spellEnd"/>
           </w:p>
         </w:tc>
         <w:tc>
@@ -10623,7 +10621,6 @@
                 <w:rFonts w:eastAsiaTheme="minorEastAsia"/>
               </w:rPr>
             </w:pPr>
-            <w:proofErr w:type="spellStart"/>
             <w:r>
               <w:rPr>
                 <w:rFonts w:eastAsiaTheme="minorEastAsia"/>
@@ -10642,7 +10639,6 @@
               </w:rPr>
               <w:t>rlen</w:t>
             </w:r>
-            <w:proofErr w:type="spellEnd"/>
           </w:p>
         </w:tc>
         <w:tc>
@@ -10713,7 +10709,6 @@
                 <w:rFonts w:eastAsiaTheme="minorEastAsia"/>
               </w:rPr>
             </w:pPr>
-            <w:proofErr w:type="spellStart"/>
             <w:r>
               <w:rPr>
                 <w:rFonts w:eastAsiaTheme="minorEastAsia"/>
@@ -10732,7 +10727,6 @@
               </w:rPr>
               <w:t>rsize</w:t>
             </w:r>
-            <w:proofErr w:type="spellEnd"/>
           </w:p>
         </w:tc>
         <w:tc>
@@ -10803,7 +10797,6 @@
                 <w:rFonts w:eastAsiaTheme="minorEastAsia"/>
               </w:rPr>
             </w:pPr>
-            <w:proofErr w:type="spellStart"/>
             <w:r>
               <w:rPr>
                 <w:rFonts w:eastAsiaTheme="minorEastAsia"/>
@@ -10822,7 +10815,6 @@
               </w:rPr>
               <w:t>rburst</w:t>
             </w:r>
-            <w:proofErr w:type="spellEnd"/>
           </w:p>
         </w:tc>
         <w:tc>
@@ -10905,7 +10897,6 @@
                 <w:rFonts w:eastAsiaTheme="minorEastAsia"/>
               </w:rPr>
             </w:pPr>
-            <w:proofErr w:type="spellStart"/>
             <w:r>
               <w:rPr>
                 <w:rFonts w:eastAsiaTheme="minorEastAsia"/>
@@ -10924,7 +10915,6 @@
               </w:rPr>
               <w:t>rcache</w:t>
             </w:r>
-            <w:proofErr w:type="spellEnd"/>
           </w:p>
         </w:tc>
         <w:tc>
@@ -10992,7 +10982,6 @@
                 <w:rFonts w:eastAsiaTheme="minorEastAsia"/>
               </w:rPr>
             </w:pPr>
-            <w:proofErr w:type="spellStart"/>
             <w:r>
               <w:rPr>
                 <w:rFonts w:eastAsiaTheme="minorEastAsia"/>
@@ -11011,7 +11000,6 @@
               </w:rPr>
               <w:t>rprot</w:t>
             </w:r>
-            <w:proofErr w:type="spellEnd"/>
           </w:p>
         </w:tc>
         <w:tc>
@@ -11079,7 +11067,6 @@
                 <w:rFonts w:eastAsiaTheme="minorEastAsia"/>
               </w:rPr>
             </w:pPr>
-            <w:proofErr w:type="spellStart"/>
             <w:r>
               <w:rPr>
                 <w:rFonts w:eastAsiaTheme="minorEastAsia"/>
@@ -11098,7 +11085,6 @@
               </w:rPr>
               <w:t>rqos</w:t>
             </w:r>
-            <w:proofErr w:type="spellEnd"/>
           </w:p>
         </w:tc>
         <w:tc>
@@ -11169,7 +11155,6 @@
                 <w:szCs w:val="20"/>
               </w:rPr>
             </w:pPr>
-            <w:proofErr w:type="spellStart"/>
             <w:r>
               <w:rPr>
                 <w:rFonts w:eastAsiaTheme="minorEastAsia"/>
@@ -11182,7 +11167,6 @@
               </w:rPr>
               <w:t>aruser</w:t>
             </w:r>
-            <w:proofErr w:type="spellEnd"/>
           </w:p>
         </w:tc>
         <w:tc>
@@ -11256,7 +11240,6 @@
                 <w:szCs w:val="20"/>
               </w:rPr>
             </w:pPr>
-            <w:proofErr w:type="spellStart"/>
             <w:r>
               <w:rPr>
                 <w:rFonts w:eastAsiaTheme="minorEastAsia"/>
@@ -11275,7 +11258,6 @@
               </w:rPr>
               <w:t>vaild</w:t>
             </w:r>
-            <w:proofErr w:type="spellEnd"/>
           </w:p>
         </w:tc>
         <w:tc>
@@ -11358,7 +11340,6 @@
                 <w:szCs w:val="20"/>
               </w:rPr>
             </w:pPr>
-            <w:proofErr w:type="spellStart"/>
             <w:r>
               <w:rPr>
                 <w:rFonts w:eastAsiaTheme="minorEastAsia"/>
@@ -11377,7 +11358,6 @@
               </w:rPr>
               <w:t>ready</w:t>
             </w:r>
-            <w:proofErr w:type="spellEnd"/>
           </w:p>
         </w:tc>
         <w:tc>
@@ -11460,7 +11440,6 @@
                 <w:szCs w:val="20"/>
               </w:rPr>
             </w:pPr>
-            <w:proofErr w:type="spellStart"/>
             <w:r>
               <w:rPr>
                 <w:rFonts w:eastAsiaTheme="minorEastAsia"/>
@@ -11479,7 +11458,6 @@
               </w:rPr>
               <w:t>id</w:t>
             </w:r>
-            <w:proofErr w:type="spellEnd"/>
           </w:p>
         </w:tc>
         <w:tc>
@@ -11562,7 +11540,6 @@
                 <w:szCs w:val="20"/>
               </w:rPr>
             </w:pPr>
-            <w:proofErr w:type="spellStart"/>
             <w:r>
               <w:rPr>
                 <w:rFonts w:eastAsiaTheme="minorEastAsia"/>
@@ -11581,7 +11558,6 @@
               </w:rPr>
               <w:t>data</w:t>
             </w:r>
-            <w:proofErr w:type="spellEnd"/>
           </w:p>
         </w:tc>
         <w:tc>
@@ -11664,7 +11640,6 @@
                 <w:szCs w:val="20"/>
               </w:rPr>
             </w:pPr>
-            <w:proofErr w:type="spellStart"/>
             <w:r>
               <w:rPr>
                 <w:rFonts w:eastAsiaTheme="minorEastAsia"/>
@@ -11683,7 +11658,6 @@
               </w:rPr>
               <w:t>resp</w:t>
             </w:r>
-            <w:proofErr w:type="spellEnd"/>
           </w:p>
         </w:tc>
         <w:tc>
@@ -11766,7 +11740,6 @@
                 <w:szCs w:val="20"/>
               </w:rPr>
             </w:pPr>
-            <w:proofErr w:type="spellStart"/>
             <w:r>
               <w:rPr>
                 <w:rFonts w:eastAsiaTheme="minorEastAsia"/>
@@ -11785,7 +11758,6 @@
               </w:rPr>
               <w:t>last</w:t>
             </w:r>
-            <w:proofErr w:type="spellEnd"/>
           </w:p>
         </w:tc>
         <w:tc>
@@ -11886,7 +11858,6 @@
                 <w:szCs w:val="20"/>
               </w:rPr>
             </w:pPr>
-            <w:proofErr w:type="spellStart"/>
             <w:r>
               <w:rPr>
                 <w:rFonts w:eastAsiaTheme="minorEastAsia"/>
@@ -11911,7 +11882,6 @@
               </w:rPr>
               <w:t>vaild</w:t>
             </w:r>
-            <w:proofErr w:type="spellEnd"/>
           </w:p>
         </w:tc>
         <w:tc>
@@ -12002,7 +11972,6 @@
                 <w:szCs w:val="20"/>
               </w:rPr>
             </w:pPr>
-            <w:proofErr w:type="spellStart"/>
             <w:r>
               <w:rPr>
                 <w:rFonts w:eastAsiaTheme="minorEastAsia"/>
@@ -12027,7 +11996,6 @@
               </w:rPr>
               <w:t>ready</w:t>
             </w:r>
-            <w:proofErr w:type="spellEnd"/>
           </w:p>
         </w:tc>
         <w:tc>
@@ -12110,7 +12078,6 @@
                 <w:rFonts w:eastAsiaTheme="minorEastAsia"/>
               </w:rPr>
             </w:pPr>
-            <w:proofErr w:type="spellStart"/>
             <w:r>
               <w:rPr>
                 <w:rFonts w:eastAsiaTheme="minorEastAsia"/>
@@ -12141,7 +12108,6 @@
               </w:rPr>
               <w:t>payload</w:t>
             </w:r>
-            <w:proofErr w:type="spellEnd"/>
           </w:p>
         </w:tc>
         <w:tc>
@@ -12274,7 +12240,6 @@
                 <w:szCs w:val="20"/>
               </w:rPr>
             </w:pPr>
-            <w:proofErr w:type="spellStart"/>
             <w:r>
               <w:rPr>
                 <w:rFonts w:ascii="Arial" w:eastAsiaTheme="minorEastAsia" w:hAnsi="Arial" w:cs="Arial" w:hint="eastAsia"/>
@@ -12293,7 +12258,6 @@
               </w:rPr>
               <w:t>mw</w:t>
             </w:r>
-            <w:proofErr w:type="spellEnd"/>
           </w:p>
         </w:tc>
         <w:tc>
@@ -12386,7 +12350,6 @@
                 <w:szCs w:val="20"/>
               </w:rPr>
             </w:pPr>
-            <w:proofErr w:type="spellStart"/>
             <w:r>
               <w:rPr>
                 <w:rFonts w:ascii="Arial" w:eastAsiaTheme="minorEastAsia" w:hAnsi="Arial" w:cs="Arial" w:hint="eastAsia"/>
@@ -12405,7 +12368,6 @@
               </w:rPr>
               <w:t>xid</w:t>
             </w:r>
-            <w:proofErr w:type="spellEnd"/>
           </w:p>
         </w:tc>
         <w:tc>
@@ -12510,7 +12472,6 @@
                 <w:szCs w:val="20"/>
               </w:rPr>
             </w:pPr>
-            <w:proofErr w:type="spellStart"/>
             <w:r>
               <w:rPr>
                 <w:rFonts w:ascii="Arial" w:eastAsiaTheme="minorEastAsia" w:hAnsi="Arial" w:cs="Arial"/>
@@ -12538,7 +12499,6 @@
               </w:rPr>
               <w:t>ddr</w:t>
             </w:r>
-            <w:proofErr w:type="spellEnd"/>
           </w:p>
         </w:tc>
         <w:tc>
@@ -12643,7 +12603,6 @@
                 <w:szCs w:val="20"/>
               </w:rPr>
             </w:pPr>
-            <w:proofErr w:type="spellStart"/>
             <w:r>
               <w:rPr>
                 <w:rFonts w:ascii="Arial" w:eastAsiaTheme="minorEastAsia" w:hAnsi="Arial" w:cs="Arial"/>
@@ -12671,7 +12630,6 @@
               </w:rPr>
               <w:t>ast</w:t>
             </w:r>
-            <w:proofErr w:type="spellEnd"/>
           </w:p>
         </w:tc>
         <w:tc>
@@ -12776,7 +12734,6 @@
                 <w:szCs w:val="20"/>
               </w:rPr>
             </w:pPr>
-            <w:proofErr w:type="spellStart"/>
             <w:r>
               <w:rPr>
                 <w:rFonts w:ascii="Arial" w:eastAsiaTheme="minorEastAsia" w:hAnsi="Arial" w:cs="Arial"/>
@@ -12804,7 +12761,6 @@
               </w:rPr>
               <w:t>ser</w:t>
             </w:r>
-            <w:proofErr w:type="spellEnd"/>
           </w:p>
         </w:tc>
         <w:tc>
@@ -13000,7 +12956,6 @@
                 <w:szCs w:val="20"/>
               </w:rPr>
             </w:pPr>
-            <w:proofErr w:type="spellStart"/>
             <w:r>
               <w:rPr>
                 <w:rFonts w:eastAsiaTheme="minorEastAsia"/>
@@ -13031,7 +12986,6 @@
               </w:rPr>
               <w:t>vaild</w:t>
             </w:r>
-            <w:proofErr w:type="spellEnd"/>
           </w:p>
         </w:tc>
         <w:tc>
@@ -13117,7 +13071,6 @@
                 <w:szCs w:val="20"/>
               </w:rPr>
             </w:pPr>
-            <w:proofErr w:type="spellStart"/>
             <w:r>
               <w:rPr>
                 <w:rFonts w:eastAsiaTheme="minorEastAsia"/>
@@ -13148,7 +13101,6 @@
               </w:rPr>
               <w:t>ready</w:t>
             </w:r>
-            <w:proofErr w:type="spellEnd"/>
           </w:p>
         </w:tc>
         <w:tc>
@@ -13231,7 +13183,6 @@
                 <w:rFonts w:eastAsiaTheme="minorEastAsia"/>
               </w:rPr>
             </w:pPr>
-            <w:proofErr w:type="spellStart"/>
             <w:r>
               <w:rPr>
                 <w:rFonts w:eastAsiaTheme="minorEastAsia"/>
@@ -13262,7 +13213,6 @@
               </w:rPr>
               <w:t>payload</w:t>
             </w:r>
-            <w:proofErr w:type="spellEnd"/>
           </w:p>
         </w:tc>
         <w:tc>
@@ -13395,7 +13345,6 @@
                 <w:szCs w:val="20"/>
               </w:rPr>
             </w:pPr>
-            <w:proofErr w:type="spellStart"/>
             <w:r>
               <w:rPr>
                 <w:rFonts w:ascii="Arial" w:eastAsiaTheme="minorEastAsia" w:hAnsi="Arial" w:cs="Arial" w:hint="eastAsia"/>
@@ -13414,7 +13363,6 @@
               </w:rPr>
               <w:t>mw</w:t>
             </w:r>
-            <w:proofErr w:type="spellEnd"/>
           </w:p>
         </w:tc>
         <w:tc>
@@ -13507,7 +13455,6 @@
                 <w:szCs w:val="20"/>
               </w:rPr>
             </w:pPr>
-            <w:proofErr w:type="spellStart"/>
             <w:r>
               <w:rPr>
                 <w:rFonts w:ascii="Arial" w:eastAsiaTheme="minorEastAsia" w:hAnsi="Arial" w:cs="Arial" w:hint="eastAsia"/>
@@ -13526,7 +13473,6 @@
               </w:rPr>
               <w:t>xid</w:t>
             </w:r>
-            <w:proofErr w:type="spellEnd"/>
           </w:p>
         </w:tc>
         <w:tc>
@@ -13620,7 +13566,6 @@
                 <w:szCs w:val="20"/>
               </w:rPr>
             </w:pPr>
-            <w:proofErr w:type="spellStart"/>
             <w:r>
               <w:rPr>
                 <w:rFonts w:ascii="Arial" w:eastAsiaTheme="minorEastAsia" w:hAnsi="Arial" w:cs="Arial" w:hint="eastAsia"/>
@@ -13641,7 +13586,6 @@
               </w:rPr>
               <w:t>ddr</w:t>
             </w:r>
-            <w:proofErr w:type="spellEnd"/>
           </w:p>
         </w:tc>
         <w:tc>
@@ -13703,17 +13647,8 @@
                 <w:rFonts w:eastAsiaTheme="minorEastAsia"/>
                 <w:strike/>
               </w:rPr>
-              <w:t xml:space="preserve">Address of this </w:t>
-            </w:r>
-            <w:proofErr w:type="spellStart"/>
-            <w:r>
-              <w:rPr>
-                <w:rFonts w:eastAsiaTheme="minorEastAsia"/>
-                <w:strike/>
-              </w:rPr>
-              <w:t>rdata</w:t>
-            </w:r>
-            <w:proofErr w:type="spellEnd"/>
+              <w:t>Address of this rdata</w:t>
+            </w:r>
           </w:p>
         </w:tc>
       </w:tr>
@@ -13752,7 +13687,6 @@
                 <w:szCs w:val="20"/>
               </w:rPr>
             </w:pPr>
-            <w:proofErr w:type="spellStart"/>
             <w:r>
               <w:rPr>
                 <w:rFonts w:ascii="Arial" w:eastAsiaTheme="minorEastAsia" w:hAnsi="Arial" w:cs="Arial"/>
@@ -13780,7 +13714,6 @@
               </w:rPr>
               <w:t>ast</w:t>
             </w:r>
-            <w:proofErr w:type="spellEnd"/>
           </w:p>
         </w:tc>
         <w:tc>
@@ -13966,16 +13899,8 @@
               <w:rPr>
                 <w:rFonts w:eastAsiaTheme="minorEastAsia"/>
               </w:rPr>
-              <w:t xml:space="preserve">XI </w:t>
-            </w:r>
-            <w:proofErr w:type="spellStart"/>
-            <w:r>
-              <w:rPr>
-                <w:rFonts w:eastAsiaTheme="minorEastAsia"/>
-              </w:rPr>
-              <w:t>rdata</w:t>
-            </w:r>
-            <w:proofErr w:type="spellEnd"/>
+              <w:t>XI rdata</w:t>
+            </w:r>
           </w:p>
         </w:tc>
       </w:tr>
@@ -14008,14 +13933,12 @@
             <w:pPr>
               <w:jc w:val="center"/>
             </w:pPr>
-            <w:proofErr w:type="spellStart"/>
             <w:r>
               <w:rPr>
                 <w:rFonts w:eastAsiaTheme="minorEastAsia"/>
               </w:rPr>
               <w:t>axi_sramc_idle</w:t>
             </w:r>
-            <w:proofErr w:type="spellEnd"/>
           </w:p>
         </w:tc>
         <w:tc>
@@ -14104,14 +14027,12 @@
                 <w:rFonts w:eastAsiaTheme="minorEastAsia"/>
               </w:rPr>
             </w:pPr>
-            <w:proofErr w:type="spellStart"/>
             <w:r>
               <w:rPr>
                 <w:rFonts w:eastAsiaTheme="minorEastAsia"/>
               </w:rPr>
               <w:t>ecc_err</w:t>
             </w:r>
-            <w:proofErr w:type="spellEnd"/>
           </w:p>
         </w:tc>
         <w:tc>
@@ -14156,19 +14077,11 @@
                 <w:rFonts w:eastAsiaTheme="minorEastAsia"/>
               </w:rPr>
             </w:pPr>
-            <w:proofErr w:type="spellStart"/>
-            <w:r>
-              <w:rPr>
-                <w:rFonts w:eastAsiaTheme="minorEastAsia"/>
-              </w:rPr>
-              <w:t>Rdata</w:t>
-            </w:r>
-            <w:proofErr w:type="spellEnd"/>
-            <w:r>
-              <w:rPr>
-                <w:rFonts w:eastAsiaTheme="minorEastAsia"/>
-              </w:rPr>
-              <w:t xml:space="preserve"> ECC error and u</w:t>
+            <w:r>
+              <w:rPr>
+                <w:rFonts w:eastAsiaTheme="minorEastAsia"/>
+              </w:rPr>
+              <w:t>Rdata ECC error and u</w:t>
             </w:r>
             <w:r>
               <w:rPr>
@@ -14200,7 +14113,6 @@
                 <w:strike/>
               </w:rPr>
             </w:pPr>
-            <w:proofErr w:type="spellStart"/>
             <w:r>
               <w:rPr>
                 <w:rFonts w:eastAsiaTheme="minorEastAsia"/>
@@ -14208,7 +14120,6 @@
               </w:rPr>
               <w:t>ecc_err_addr</w:t>
             </w:r>
-            <w:proofErr w:type="spellEnd"/>
           </w:p>
         </w:tc>
         <w:tc>
@@ -14327,25 +14238,51 @@
       <w:r>
         <w:t xml:space="preserve">Table </w:t>
       </w:r>
-      <w:fldSimple w:instr=" STYLEREF 1 \s ">
-        <w:r>
-          <w:rPr>
-            <w:noProof/>
-          </w:rPr>
-          <w:t>3</w:t>
-        </w:r>
-      </w:fldSimple>
+      <w:r>
+        <w:fldChar w:fldCharType="begin"/>
+      </w:r>
+      <w:r>
+        <w:instrText xml:space="preserve"> STYLEREF 1 \s </w:instrText>
+      </w:r>
+      <w:r>
+        <w:fldChar w:fldCharType="separate"/>
+      </w:r>
+      <w:r>
+        <w:rPr>
+          <w:noProof/>
+        </w:rPr>
+        <w:t>3</w:t>
+      </w:r>
+      <w:r>
+        <w:rPr>
+          <w:noProof/>
+        </w:rPr>
+        <w:fldChar w:fldCharType="end"/>
+      </w:r>
       <w:r>
         <w:noBreakHyphen/>
       </w:r>
-      <w:fldSimple w:instr=" SEQ Table \* ARABIC \s 1 ">
-        <w:r>
-          <w:rPr>
-            <w:noProof/>
-          </w:rPr>
-          <w:t>3</w:t>
-        </w:r>
-      </w:fldSimple>
+      <w:r>
+        <w:fldChar w:fldCharType="begin"/>
+      </w:r>
+      <w:r>
+        <w:instrText xml:space="preserve"> SEQ Table \* ARABIC \s 1 </w:instrText>
+      </w:r>
+      <w:r>
+        <w:fldChar w:fldCharType="separate"/>
+      </w:r>
+      <w:r>
+        <w:rPr>
+          <w:noProof/>
+        </w:rPr>
+        <w:t>3</w:t>
+      </w:r>
+      <w:r>
+        <w:rPr>
+          <w:noProof/>
+        </w:rPr>
+        <w:fldChar w:fldCharType="end"/>
+      </w:r>
       <w:r>
         <w:t xml:space="preserve"> I/O Interfaces</w:t>
       </w:r>
@@ -14610,25 +14547,51 @@
       <w:r>
         <w:t xml:space="preserve">Table </w:t>
       </w:r>
-      <w:fldSimple w:instr=" STYLEREF 1 \s ">
-        <w:r>
-          <w:rPr>
-            <w:noProof/>
-          </w:rPr>
-          <w:t>3</w:t>
-        </w:r>
-      </w:fldSimple>
+      <w:r>
+        <w:fldChar w:fldCharType="begin"/>
+      </w:r>
+      <w:r>
+        <w:instrText xml:space="preserve"> STYLEREF 1 \s </w:instrText>
+      </w:r>
+      <w:r>
+        <w:fldChar w:fldCharType="separate"/>
+      </w:r>
+      <w:r>
+        <w:rPr>
+          <w:noProof/>
+        </w:rPr>
+        <w:t>3</w:t>
+      </w:r>
+      <w:r>
+        <w:rPr>
+          <w:noProof/>
+        </w:rPr>
+        <w:fldChar w:fldCharType="end"/>
+      </w:r>
       <w:r>
         <w:noBreakHyphen/>
       </w:r>
-      <w:fldSimple w:instr=" SEQ Table \* ARABIC \s 1 ">
-        <w:r>
-          <w:rPr>
-            <w:noProof/>
-          </w:rPr>
-          <w:t>4</w:t>
-        </w:r>
-      </w:fldSimple>
+      <w:r>
+        <w:fldChar w:fldCharType="begin"/>
+      </w:r>
+      <w:r>
+        <w:instrText xml:space="preserve"> SEQ Table \* ARABIC \s 1 </w:instrText>
+      </w:r>
+      <w:r>
+        <w:fldChar w:fldCharType="separate"/>
+      </w:r>
+      <w:r>
+        <w:rPr>
+          <w:noProof/>
+        </w:rPr>
+        <w:t>4</w:t>
+      </w:r>
+      <w:r>
+        <w:rPr>
+          <w:noProof/>
+        </w:rPr>
+        <w:fldChar w:fldCharType="end"/>
+      </w:r>
       <w:r>
         <w:t xml:space="preserve"> Address Mapping</w:t>
       </w:r>
@@ -14745,25 +14708,51 @@
       <w:r>
         <w:t xml:space="preserve">Figure </w:t>
       </w:r>
-      <w:fldSimple w:instr=" STYLEREF 1 \s ">
-        <w:r>
-          <w:rPr>
-            <w:noProof/>
-          </w:rPr>
-          <w:t>4</w:t>
-        </w:r>
-      </w:fldSimple>
+      <w:r>
+        <w:fldChar w:fldCharType="begin"/>
+      </w:r>
+      <w:r>
+        <w:instrText xml:space="preserve"> STYLEREF 1 \s </w:instrText>
+      </w:r>
+      <w:r>
+        <w:fldChar w:fldCharType="separate"/>
+      </w:r>
+      <w:r>
+        <w:rPr>
+          <w:noProof/>
+        </w:rPr>
+        <w:t>4</w:t>
+      </w:r>
+      <w:r>
+        <w:rPr>
+          <w:noProof/>
+        </w:rPr>
+        <w:fldChar w:fldCharType="end"/>
+      </w:r>
       <w:r>
         <w:noBreakHyphen/>
       </w:r>
-      <w:fldSimple w:instr=" SEQ Figure \* ARABIC \s 1 ">
-        <w:r>
-          <w:rPr>
-            <w:noProof/>
-          </w:rPr>
-          <w:t>1</w:t>
-        </w:r>
-      </w:fldSimple>
+      <w:r>
+        <w:fldChar w:fldCharType="begin"/>
+      </w:r>
+      <w:r>
+        <w:instrText xml:space="preserve"> SEQ Figure \* ARABIC \s 1 </w:instrText>
+      </w:r>
+      <w:r>
+        <w:fldChar w:fldCharType="separate"/>
+      </w:r>
+      <w:r>
+        <w:rPr>
+          <w:noProof/>
+        </w:rPr>
+        <w:t>1</w:t>
+      </w:r>
+      <w:r>
+        <w:rPr>
+          <w:noProof/>
+        </w:rPr>
+        <w:fldChar w:fldCharType="end"/>
+      </w:r>
       <w:bookmarkEnd w:id="25"/>
       <w:r>
         <w:t xml:space="preserve"> Read Handler Diagram</w:t>
@@ -15099,7 +15088,6 @@
             <w:gridSpan w:val="2"/>
           </w:tcPr>
           <w:p>
-            <w:proofErr w:type="spellStart"/>
             <w:r>
               <w:rPr>
                 <w:rFonts w:eastAsiaTheme="minorEastAsia" w:hint="eastAsia"/>
@@ -15112,7 +15100,6 @@
               </w:rPr>
               <w:t>ld</w:t>
             </w:r>
-            <w:proofErr w:type="spellEnd"/>
           </w:p>
         </w:tc>
         <w:tc>
@@ -15169,7 +15156,6 @@
             <w:gridSpan w:val="2"/>
           </w:tcPr>
           <w:p>
-            <w:proofErr w:type="spellStart"/>
             <w:r>
               <w:rPr>
                 <w:rFonts w:eastAsiaTheme="minorEastAsia" w:hint="eastAsia"/>
@@ -15182,7 +15168,6 @@
               </w:rPr>
               <w:t>dy</w:t>
             </w:r>
-            <w:proofErr w:type="spellEnd"/>
           </w:p>
         </w:tc>
         <w:tc>
@@ -15263,7 +15248,6 @@
             <w:tcW w:w="917" w:type="dxa"/>
           </w:tcPr>
           <w:p>
-            <w:proofErr w:type="spellStart"/>
             <w:r>
               <w:rPr>
                 <w:rFonts w:eastAsiaTheme="minorEastAsia" w:hint="eastAsia"/>
@@ -15276,7 +15260,6 @@
               </w:rPr>
               <w:t>xid</w:t>
             </w:r>
-            <w:proofErr w:type="spellEnd"/>
           </w:p>
         </w:tc>
         <w:tc>
@@ -15351,7 +15334,6 @@
             <w:tcW w:w="917" w:type="dxa"/>
           </w:tcPr>
           <w:p>
-            <w:proofErr w:type="spellStart"/>
             <w:r>
               <w:rPr>
                 <w:rFonts w:eastAsiaTheme="minorEastAsia" w:hint="eastAsia"/>
@@ -15364,7 +15346,6 @@
               </w:rPr>
               <w:t>ddr</w:t>
             </w:r>
-            <w:proofErr w:type="spellEnd"/>
           </w:p>
         </w:tc>
         <w:tc>
@@ -15720,7 +15701,6 @@
             <w:tcW w:w="917" w:type="dxa"/>
           </w:tcPr>
           <w:p>
-            <w:proofErr w:type="spellStart"/>
             <w:r>
               <w:rPr>
                 <w:rFonts w:eastAsiaTheme="minorEastAsia" w:hint="eastAsia"/>
@@ -15733,7 +15713,6 @@
               </w:rPr>
               <w:t>mw</w:t>
             </w:r>
-            <w:proofErr w:type="spellEnd"/>
           </w:p>
         </w:tc>
         <w:tc>
@@ -15884,16 +15863,8 @@
               <w:rPr>
                 <w:rFonts w:eastAsiaTheme="minorEastAsia"/>
               </w:rPr>
-              <w:t xml:space="preserve">ecoder </w:t>
-            </w:r>
-            <w:proofErr w:type="spellStart"/>
-            <w:r>
-              <w:rPr>
-                <w:rFonts w:eastAsiaTheme="minorEastAsia"/>
-              </w:rPr>
-              <w:t>rsp</w:t>
-            </w:r>
-            <w:proofErr w:type="spellEnd"/>
+              <w:t>ecoder rsp</w:t>
+            </w:r>
           </w:p>
         </w:tc>
         <w:tc>
@@ -15907,7 +15878,6 @@
                 <w:rFonts w:eastAsiaTheme="minorEastAsia"/>
               </w:rPr>
             </w:pPr>
-            <w:proofErr w:type="spellStart"/>
             <w:r>
               <w:rPr>
                 <w:rFonts w:eastAsiaTheme="minorEastAsia" w:hint="eastAsia"/>
@@ -15920,7 +15890,6 @@
               </w:rPr>
               <w:t>ld</w:t>
             </w:r>
-            <w:proofErr w:type="spellEnd"/>
           </w:p>
         </w:tc>
         <w:tc>
@@ -15972,14 +15941,12 @@
             <w:gridSpan w:val="2"/>
           </w:tcPr>
           <w:p>
-            <w:proofErr w:type="spellStart"/>
             <w:r>
               <w:rPr>
                 <w:rFonts w:eastAsiaTheme="minorEastAsia" w:hint="eastAsia"/>
               </w:rPr>
               <w:t>Rdy</w:t>
             </w:r>
-            <w:proofErr w:type="spellEnd"/>
           </w:p>
         </w:tc>
         <w:tc>
@@ -16060,7 +16027,6 @@
                 <w:rFonts w:eastAsiaTheme="minorEastAsia"/>
               </w:rPr>
             </w:pPr>
-            <w:proofErr w:type="spellStart"/>
             <w:r>
               <w:rPr>
                 <w:rFonts w:eastAsiaTheme="minorEastAsia" w:hint="eastAsia"/>
@@ -16073,7 +16039,6 @@
               </w:rPr>
               <w:t>xid</w:t>
             </w:r>
-            <w:proofErr w:type="spellEnd"/>
           </w:p>
         </w:tc>
         <w:tc>
@@ -16309,7 +16274,6 @@
                 <w:rFonts w:eastAsiaTheme="minorEastAsia"/>
               </w:rPr>
             </w:pPr>
-            <w:proofErr w:type="spellStart"/>
             <w:r>
               <w:rPr>
                 <w:rFonts w:eastAsiaTheme="minorEastAsia" w:hint="eastAsia"/>
@@ -16322,7 +16286,6 @@
               </w:rPr>
               <w:t>mw</w:t>
             </w:r>
-            <w:proofErr w:type="spellEnd"/>
           </w:p>
         </w:tc>
         <w:tc>
@@ -16443,25 +16406,51 @@
       <w:r>
         <w:t xml:space="preserve">Table </w:t>
       </w:r>
-      <w:fldSimple w:instr=" STYLEREF 1 \s ">
-        <w:r>
-          <w:rPr>
-            <w:noProof/>
-          </w:rPr>
-          <w:t>4</w:t>
-        </w:r>
-      </w:fldSimple>
+      <w:r>
+        <w:fldChar w:fldCharType="begin"/>
+      </w:r>
+      <w:r>
+        <w:instrText xml:space="preserve"> STYLEREF 1 \s </w:instrText>
+      </w:r>
+      <w:r>
+        <w:fldChar w:fldCharType="separate"/>
+      </w:r>
+      <w:r>
+        <w:rPr>
+          <w:noProof/>
+        </w:rPr>
+        <w:t>4</w:t>
+      </w:r>
+      <w:r>
+        <w:rPr>
+          <w:noProof/>
+        </w:rPr>
+        <w:fldChar w:fldCharType="end"/>
+      </w:r>
       <w:r>
         <w:noBreakHyphen/>
       </w:r>
-      <w:fldSimple w:instr=" SEQ Table \* ARABIC \s 1 ">
-        <w:r>
-          <w:rPr>
-            <w:noProof/>
-          </w:rPr>
-          <w:t>1</w:t>
-        </w:r>
-      </w:fldSimple>
+      <w:r>
+        <w:fldChar w:fldCharType="begin"/>
+      </w:r>
+      <w:r>
+        <w:instrText xml:space="preserve"> SEQ Table \* ARABIC \s 1 </w:instrText>
+      </w:r>
+      <w:r>
+        <w:fldChar w:fldCharType="separate"/>
+      </w:r>
+      <w:r>
+        <w:rPr>
+          <w:noProof/>
+        </w:rPr>
+        <w:t>1</w:t>
+      </w:r>
+      <w:r>
+        <w:rPr>
+          <w:noProof/>
+        </w:rPr>
+        <w:fldChar w:fldCharType="end"/>
+      </w:r>
       <w:bookmarkEnd w:id="28"/>
       <w:r>
         <w:t xml:space="preserve"> Request/Response Format of </w:t>
@@ -16542,16 +16531,62 @@
         <w:rPr>
           <w:rFonts w:eastAsiaTheme="minorEastAsia"/>
         </w:rPr>
-        <w:t xml:space="preserve">To simplify the design, it does not support out-of-order reading, that is to say, the </w:t>
-      </w:r>
-      <w:proofErr w:type="spellStart"/>
-      <w:r>
-        <w:rPr>
-          <w:rFonts w:eastAsiaTheme="minorEastAsia"/>
-        </w:rPr>
-        <w:t>Rrsp</w:t>
-      </w:r>
-      <w:proofErr w:type="spellEnd"/>
+        <w:t xml:space="preserve">To simplify the design, it does not support out-of-order reading, that is to say, the Rrsp </w:t>
+      </w:r>
+      <w:r>
+        <w:rPr>
+          <w:rFonts w:eastAsiaTheme="minorEastAsia"/>
+        </w:rPr>
+        <w:t>g</w:t>
+      </w:r>
+      <w:r>
+        <w:rPr>
+          <w:rFonts w:eastAsiaTheme="minorEastAsia"/>
+        </w:rPr>
+        <w:t xml:space="preserve">en will reply the read data in order, and use the field </w:t>
+      </w:r>
+      <w:r>
+        <w:rPr>
+          <w:rFonts w:eastAsiaTheme="minorEastAsia"/>
+        </w:rPr>
+        <w:t>‘</w:t>
+      </w:r>
+      <w:r>
+        <w:rPr>
+          <w:rFonts w:eastAsiaTheme="minorEastAsia"/>
+        </w:rPr>
+        <w:t>Last</w:t>
+      </w:r>
+      <w:r>
+        <w:rPr>
+          <w:rFonts w:eastAsiaTheme="minorEastAsia"/>
+        </w:rPr>
+        <w:t>’</w:t>
+      </w:r>
+      <w:r>
+        <w:rPr>
+          <w:rFonts w:eastAsiaTheme="minorEastAsia"/>
+        </w:rPr>
+        <w:t xml:space="preserve"> in </w:t>
+      </w:r>
+      <w:r>
+        <w:rPr>
+          <w:rFonts w:eastAsiaTheme="minorEastAsia"/>
+        </w:rPr>
+        <w:t>decoder response</w:t>
+      </w:r>
+      <w:r>
+        <w:rPr>
+          <w:rFonts w:eastAsiaTheme="minorEastAsia"/>
+        </w:rPr>
+        <w:t xml:space="preserve"> as the flag bit of the last data</w:t>
+      </w:r>
+      <w:r>
+        <w:rPr>
+          <w:rFonts w:eastAsiaTheme="minorEastAsia"/>
+        </w:rPr>
+        <w:t>.</w:t>
+      </w:r>
       <w:r>
         <w:rPr>
           <w:rFonts w:eastAsiaTheme="minorEastAsia"/>
@@ -16562,66 +16597,6 @@
         <w:rPr>
           <w:rFonts w:eastAsiaTheme="minorEastAsia"/>
         </w:rPr>
-        <w:t>g</w:t>
-      </w:r>
-      <w:r>
-        <w:rPr>
-          <w:rFonts w:eastAsiaTheme="minorEastAsia"/>
-        </w:rPr>
-        <w:t xml:space="preserve">en will reply the read data in order, and use the field </w:t>
-      </w:r>
-      <w:r>
-        <w:rPr>
-          <w:rFonts w:eastAsiaTheme="minorEastAsia"/>
-        </w:rPr>
-        <w:t>‘</w:t>
-      </w:r>
-      <w:r>
-        <w:rPr>
-          <w:rFonts w:eastAsiaTheme="minorEastAsia"/>
-        </w:rPr>
-        <w:t>Last</w:t>
-      </w:r>
-      <w:r>
-        <w:rPr>
-          <w:rFonts w:eastAsiaTheme="minorEastAsia"/>
-        </w:rPr>
-        <w:t>’</w:t>
-      </w:r>
-      <w:r>
-        <w:rPr>
-          <w:rFonts w:eastAsiaTheme="minorEastAsia"/>
-        </w:rPr>
-        <w:t xml:space="preserve"> in </w:t>
-      </w:r>
-      <w:r>
-        <w:rPr>
-          <w:rFonts w:eastAsiaTheme="minorEastAsia"/>
-        </w:rPr>
-        <w:t>decoder response</w:t>
-      </w:r>
-      <w:r>
-        <w:rPr>
-          <w:rFonts w:eastAsiaTheme="minorEastAsia"/>
-        </w:rPr>
-        <w:t xml:space="preserve"> as the flag bit of the last data</w:t>
-      </w:r>
-      <w:r>
-        <w:rPr>
-          <w:rFonts w:eastAsiaTheme="minorEastAsia"/>
-        </w:rPr>
-        <w:t>.</w:t>
-      </w:r>
-      <w:r>
-        <w:rPr>
-          <w:rFonts w:eastAsiaTheme="minorEastAsia"/>
-        </w:rPr>
-        <w:t xml:space="preserve"> </w:t>
-      </w:r>
-      <w:r>
-        <w:rPr>
-          <w:rFonts w:eastAsiaTheme="minorEastAsia"/>
-        </w:rPr>
         <w:t>A counter is used to record the read trans</w:t>
       </w:r>
       <w:r>
@@ -16636,19 +16611,11 @@
         </w:rPr>
         <w:t xml:space="preserve">the AR </w:t>
       </w:r>
-      <w:proofErr w:type="spellStart"/>
-      <w:r>
-        <w:rPr>
-          <w:rFonts w:eastAsiaTheme="minorEastAsia"/>
-        </w:rPr>
-        <w:t>FiFO</w:t>
-      </w:r>
-      <w:proofErr w:type="spellEnd"/>
-      <w:r>
-        <w:rPr>
-          <w:rFonts w:eastAsiaTheme="minorEastAsia"/>
-        </w:rPr>
-        <w:t xml:space="preserve"> receiving a transaction</w:t>
+      <w:r>
+        <w:rPr>
+          <w:rFonts w:eastAsiaTheme="minorEastAsia"/>
+        </w:rPr>
+        <w:t>FiFO receiving a transaction</w:t>
       </w:r>
       <w:r>
         <w:rPr>
@@ -16656,19 +16623,11 @@
         </w:rPr>
         <w:t xml:space="preserve">, and counter minus one for the </w:t>
       </w:r>
-      <w:proofErr w:type="spellStart"/>
-      <w:r>
-        <w:rPr>
-          <w:rFonts w:eastAsiaTheme="minorEastAsia"/>
-        </w:rPr>
-        <w:t>Rrsp</w:t>
-      </w:r>
-      <w:proofErr w:type="spellEnd"/>
-      <w:r>
-        <w:rPr>
-          <w:rFonts w:eastAsiaTheme="minorEastAsia"/>
-        </w:rPr>
-        <w:t xml:space="preserve"> </w:t>
+      <w:r>
+        <w:rPr>
+          <w:rFonts w:eastAsiaTheme="minorEastAsia"/>
+        </w:rPr>
+        <w:t xml:space="preserve">Rrsp </w:t>
       </w:r>
       <w:r>
         <w:rPr>
@@ -16759,25 +16718,51 @@
       <w:r>
         <w:t xml:space="preserve">Figure </w:t>
       </w:r>
-      <w:fldSimple w:instr=" STYLEREF 1 \s ">
-        <w:r>
-          <w:rPr>
-            <w:noProof/>
-          </w:rPr>
-          <w:t>4</w:t>
-        </w:r>
-      </w:fldSimple>
+      <w:r>
+        <w:fldChar w:fldCharType="begin"/>
+      </w:r>
+      <w:r>
+        <w:instrText xml:space="preserve"> STYLEREF 1 \s </w:instrText>
+      </w:r>
+      <w:r>
+        <w:fldChar w:fldCharType="separate"/>
+      </w:r>
+      <w:r>
+        <w:rPr>
+          <w:noProof/>
+        </w:rPr>
+        <w:t>4</w:t>
+      </w:r>
+      <w:r>
+        <w:rPr>
+          <w:noProof/>
+        </w:rPr>
+        <w:fldChar w:fldCharType="end"/>
+      </w:r>
       <w:r>
         <w:noBreakHyphen/>
       </w:r>
-      <w:fldSimple w:instr=" SEQ Figure \* ARABIC \s 1 ">
-        <w:r>
-          <w:rPr>
-            <w:noProof/>
-          </w:rPr>
-          <w:t>2</w:t>
-        </w:r>
-      </w:fldSimple>
+      <w:r>
+        <w:fldChar w:fldCharType="begin"/>
+      </w:r>
+      <w:r>
+        <w:instrText xml:space="preserve"> SEQ Figure \* ARABIC \s 1 </w:instrText>
+      </w:r>
+      <w:r>
+        <w:fldChar w:fldCharType="separate"/>
+      </w:r>
+      <w:r>
+        <w:rPr>
+          <w:noProof/>
+        </w:rPr>
+        <w:t>2</w:t>
+      </w:r>
+      <w:r>
+        <w:rPr>
+          <w:noProof/>
+        </w:rPr>
+        <w:fldChar w:fldCharType="end"/>
+      </w:r>
       <w:bookmarkEnd w:id="31"/>
       <w:r>
         <w:t xml:space="preserve"> Write Handler Diagram</w:t>
@@ -16974,29 +16959,7 @@
         <w:rPr>
           <w:rFonts w:eastAsiaTheme="minorEastAsia"/>
         </w:rPr>
-        <w:t>the write request with ‘</w:t>
-      </w:r>
-      <w:proofErr w:type="spellStart"/>
-      <w:proofErr w:type="gramStart"/>
-      <w:r>
-        <w:rPr>
-          <w:rFonts w:eastAsiaTheme="minorEastAsia"/>
-        </w:rPr>
-        <w:t>wstrb</w:t>
-      </w:r>
-      <w:proofErr w:type="spellEnd"/>
-      <w:r>
-        <w:rPr>
-          <w:rFonts w:eastAsiaTheme="minorEastAsia"/>
-        </w:rPr>
-        <w:t xml:space="preserve"> !</w:t>
-      </w:r>
-      <w:proofErr w:type="gramEnd"/>
-      <w:r>
-        <w:rPr>
-          <w:rFonts w:eastAsiaTheme="minorEastAsia"/>
-        </w:rPr>
-        <w:t>= `1’ will</w:t>
+        <w:t>the write request with ‘wstrb != `1’ will</w:t>
       </w:r>
       <w:r>
         <w:rPr>
@@ -17092,30 +17055,26 @@
         <w:rPr>
           <w:rFonts w:eastAsiaTheme="minorEastAsia"/>
         </w:rPr>
-        <w:t xml:space="preserve">it is routed to the RMW or the </w:t>
-      </w:r>
-      <w:proofErr w:type="spellStart"/>
-      <w:r>
-        <w:rPr>
-          <w:rFonts w:eastAsiaTheme="minorEastAsia"/>
-        </w:rPr>
-        <w:t>Brsp</w:t>
-      </w:r>
-      <w:proofErr w:type="spellEnd"/>
+        <w:t xml:space="preserve">it is routed to the RMW or the Brsp </w:t>
+      </w:r>
+      <w:r>
+        <w:rPr>
+          <w:rFonts w:eastAsiaTheme="minorEastAsia"/>
+        </w:rPr>
+        <w:t>gen</w:t>
+      </w:r>
       <w:r>
         <w:rPr>
           <w:rFonts w:eastAsiaTheme="minorEastAsia"/>
         </w:rPr>
         <w:t xml:space="preserve"> </w:t>
       </w:r>
-      <w:proofErr w:type="spellStart"/>
-      <w:r>
-        <w:rPr>
-          <w:rFonts w:eastAsiaTheme="minorEastAsia"/>
-        </w:rPr>
-        <w:t>gen</w:t>
-      </w:r>
-      <w:proofErr w:type="spellEnd"/>
+      <w:r>
+        <w:rPr>
+          <w:rFonts w:eastAsiaTheme="minorEastAsia"/>
+        </w:rPr>
+        <w:t>is determined by field ‘rmw’ in decoder rsp.</w:t>
+      </w:r>
       <w:r>
         <w:rPr>
           <w:rFonts w:eastAsiaTheme="minorEastAsia"/>
@@ -17126,33 +17085,47 @@
         <w:rPr>
           <w:rFonts w:eastAsiaTheme="minorEastAsia"/>
         </w:rPr>
-        <w:t>is determined by field ‘</w:t>
-      </w:r>
-      <w:proofErr w:type="spellStart"/>
-      <w:r>
-        <w:rPr>
-          <w:rFonts w:eastAsiaTheme="minorEastAsia"/>
-        </w:rPr>
-        <w:t>rmw</w:t>
-      </w:r>
-      <w:proofErr w:type="spellEnd"/>
-      <w:r>
-        <w:rPr>
-          <w:rFonts w:eastAsiaTheme="minorEastAsia"/>
-        </w:rPr>
-        <w:t xml:space="preserve">’ in decoder </w:t>
-      </w:r>
-      <w:proofErr w:type="spellStart"/>
-      <w:r>
-        <w:rPr>
-          <w:rFonts w:eastAsiaTheme="minorEastAsia"/>
-        </w:rPr>
-        <w:t>rsp</w:t>
-      </w:r>
-      <w:proofErr w:type="spellEnd"/>
-      <w:r>
-        <w:rPr>
-          <w:rFonts w:eastAsiaTheme="minorEastAsia"/>
+        <w:t xml:space="preserve">When ‘rmw’ signal is set, </w:t>
+      </w:r>
+      <w:r>
+        <w:rPr>
+          <w:rFonts w:eastAsiaTheme="minorEastAsia"/>
+        </w:rPr>
+        <w:t xml:space="preserve">it indicates that </w:t>
+      </w:r>
+      <w:r>
+        <w:rPr>
+          <w:rFonts w:eastAsiaTheme="minorEastAsia"/>
+        </w:rPr>
+        <w:t>the</w:t>
+      </w:r>
+      <w:r>
+        <w:rPr>
+          <w:rFonts w:eastAsiaTheme="minorEastAsia"/>
+        </w:rPr>
+        <w:t xml:space="preserve"> r</w:t>
+      </w:r>
+      <w:r>
+        <w:rPr>
+          <w:rFonts w:eastAsiaTheme="minorEastAsia"/>
+        </w:rPr>
+        <w:t>esponse</w:t>
+      </w:r>
+      <w:r>
+        <w:rPr>
+          <w:rFonts w:eastAsiaTheme="minorEastAsia"/>
+        </w:rPr>
+        <w:t xml:space="preserve"> is a reply to a read request sent by RMW </w:t>
+      </w:r>
+      <w:r>
+        <w:rPr>
+          <w:rFonts w:eastAsiaTheme="minorEastAsia"/>
+        </w:rPr>
+        <w:t>and this response will be routed to RMW</w:t>
+      </w:r>
+      <w:r>
+        <w:rPr>
+          <w:rFonts w:eastAsiaTheme="minorEastAsia" w:hint="eastAsia"/>
         </w:rPr>
         <w:t>.</w:t>
       </w:r>
@@ -17166,95 +17139,13 @@
         <w:rPr>
           <w:rFonts w:eastAsiaTheme="minorEastAsia"/>
         </w:rPr>
-        <w:t>When ‘</w:t>
-      </w:r>
-      <w:proofErr w:type="spellStart"/>
-      <w:r>
-        <w:rPr>
-          <w:rFonts w:eastAsiaTheme="minorEastAsia"/>
-        </w:rPr>
-        <w:t>rmw</w:t>
-      </w:r>
-      <w:proofErr w:type="spellEnd"/>
-      <w:r>
-        <w:rPr>
-          <w:rFonts w:eastAsiaTheme="minorEastAsia"/>
-        </w:rPr>
-        <w:t xml:space="preserve">’ signal is set, </w:t>
-      </w:r>
-      <w:r>
-        <w:rPr>
-          <w:rFonts w:eastAsiaTheme="minorEastAsia"/>
-        </w:rPr>
-        <w:t xml:space="preserve">it indicates that </w:t>
-      </w:r>
-      <w:r>
-        <w:rPr>
-          <w:rFonts w:eastAsiaTheme="minorEastAsia"/>
-        </w:rPr>
-        <w:t>the</w:t>
-      </w:r>
-      <w:r>
-        <w:rPr>
-          <w:rFonts w:eastAsiaTheme="minorEastAsia"/>
-        </w:rPr>
-        <w:t xml:space="preserve"> r</w:t>
-      </w:r>
-      <w:r>
-        <w:rPr>
-          <w:rFonts w:eastAsiaTheme="minorEastAsia"/>
-        </w:rPr>
-        <w:t>esponse</w:t>
-      </w:r>
-      <w:r>
-        <w:rPr>
-          <w:rFonts w:eastAsiaTheme="minorEastAsia"/>
-        </w:rPr>
-        <w:t xml:space="preserve"> is a reply to a read request sent by RMW </w:t>
-      </w:r>
-      <w:r>
-        <w:rPr>
-          <w:rFonts w:eastAsiaTheme="minorEastAsia"/>
-        </w:rPr>
-        <w:t>and this response will be routed to RMW</w:t>
-      </w:r>
-      <w:r>
-        <w:rPr>
-          <w:rFonts w:eastAsiaTheme="minorEastAsia" w:hint="eastAsia"/>
-        </w:rPr>
-        <w:t>.</w:t>
-      </w:r>
-      <w:r>
-        <w:rPr>
-          <w:rFonts w:eastAsiaTheme="minorEastAsia"/>
-        </w:rPr>
-        <w:t xml:space="preserve"> </w:t>
-      </w:r>
-      <w:r>
-        <w:rPr>
-          <w:rFonts w:eastAsiaTheme="minorEastAsia"/>
-        </w:rPr>
         <w:t xml:space="preserve">Since out-of-order writing is not supported, </w:t>
       </w:r>
       <w:r>
         <w:rPr>
           <w:rFonts w:eastAsiaTheme="minorEastAsia"/>
         </w:rPr>
-        <w:t xml:space="preserve">the </w:t>
-      </w:r>
-      <w:proofErr w:type="spellStart"/>
-      <w:r>
-        <w:rPr>
-          <w:rFonts w:eastAsiaTheme="minorEastAsia"/>
-        </w:rPr>
-        <w:t>Brsp</w:t>
-      </w:r>
-      <w:proofErr w:type="spellEnd"/>
-      <w:r>
-        <w:rPr>
-          <w:rFonts w:eastAsiaTheme="minorEastAsia"/>
-        </w:rPr>
-        <w:t xml:space="preserve"> gen</w:t>
+        <w:t>the Brsp gen</w:t>
       </w:r>
       <w:r>
         <w:rPr>
@@ -17290,21 +17181,7 @@
         <w:rPr>
           <w:rFonts w:eastAsiaTheme="minorEastAsia"/>
         </w:rPr>
-        <w:t>’ and ‘</w:t>
-      </w:r>
-      <w:proofErr w:type="spellStart"/>
-      <w:r>
-        <w:rPr>
-          <w:rFonts w:eastAsiaTheme="minorEastAsia"/>
-        </w:rPr>
-        <w:t>Axid</w:t>
-      </w:r>
-      <w:proofErr w:type="spellEnd"/>
-      <w:r>
-        <w:rPr>
-          <w:rFonts w:eastAsiaTheme="minorEastAsia"/>
-        </w:rPr>
-        <w:t>’.</w:t>
+        <w:t>’ and ‘Axid’.</w:t>
       </w:r>
       <w:r>
         <w:rPr>
@@ -17482,7 +17359,43 @@
         <w:rPr>
           <w:rFonts w:eastAsiaTheme="minorEastAsia"/>
         </w:rPr>
-        <w:t xml:space="preserve"> When field ‘RW’==1, </w:t>
+        <w:t xml:space="preserve"> When field </w:t>
+      </w:r>
+      <w:r>
+        <w:rPr>
+          <w:rFonts w:eastAsiaTheme="minorEastAsia" w:hint="eastAsia"/>
+        </w:rPr>
+        <w:t>rmw</w:t>
+      </w:r>
+      <w:r>
+        <w:rPr>
+          <w:rFonts w:eastAsiaTheme="minorEastAsia"/>
+        </w:rPr>
+        <w:t>==0</w:t>
+      </w:r>
+      <w:r>
+        <w:rPr>
+          <w:rFonts w:eastAsiaTheme="minorEastAsia"/>
+        </w:rPr>
+        <w:t xml:space="preserve"> &amp;&amp; </w:t>
+      </w:r>
+      <w:r>
+        <w:rPr>
+          <w:rFonts w:eastAsiaTheme="minorEastAsia"/>
+        </w:rPr>
+        <w:t>‘RW’==</w:t>
+      </w:r>
+      <w:r>
+        <w:rPr>
+          <w:rFonts w:eastAsiaTheme="minorEastAsia"/>
+        </w:rPr>
+        <w:t>0</w:t>
+      </w:r>
+      <w:r>
+        <w:rPr>
+          <w:rFonts w:eastAsiaTheme="minorEastAsia"/>
+        </w:rPr>
+        <w:t xml:space="preserve">, </w:t>
       </w:r>
       <w:r>
         <w:rPr>
@@ -17500,7 +17413,31 @@
         <w:rPr>
           <w:rFonts w:eastAsiaTheme="minorEastAsia"/>
         </w:rPr>
-        <w:t xml:space="preserve"> will be routed to Write Handler, otherwise routed to Read Handler.</w:t>
+        <w:t xml:space="preserve"> will be routed to </w:t>
+      </w:r>
+      <w:r>
+        <w:rPr>
+          <w:rFonts w:eastAsiaTheme="minorEastAsia"/>
+        </w:rPr>
+        <w:t xml:space="preserve">Read </w:t>
+      </w:r>
+      <w:r>
+        <w:rPr>
+          <w:rFonts w:eastAsiaTheme="minorEastAsia"/>
+        </w:rPr>
+        <w:t xml:space="preserve">Handler, otherwise routed to </w:t>
+      </w:r>
+      <w:r>
+        <w:rPr>
+          <w:rFonts w:eastAsiaTheme="minorEastAsia"/>
+        </w:rPr>
+        <w:t>write</w:t>
+      </w:r>
+      <w:r>
+        <w:rPr>
+          <w:rFonts w:eastAsiaTheme="minorEastAsia"/>
+        </w:rPr>
+        <w:t xml:space="preserve"> Handler.</w:t>
       </w:r>
     </w:p>
     <w:p>
@@ -17575,25 +17512,51 @@
       <w:r>
         <w:t xml:space="preserve">Figure </w:t>
       </w:r>
-      <w:fldSimple w:instr=" STYLEREF 1 \s ">
-        <w:r>
-          <w:rPr>
-            <w:noProof/>
-          </w:rPr>
-          <w:t>4</w:t>
-        </w:r>
-      </w:fldSimple>
+      <w:r>
+        <w:fldChar w:fldCharType="begin"/>
+      </w:r>
+      <w:r>
+        <w:instrText xml:space="preserve"> STYLEREF 1 \s </w:instrText>
+      </w:r>
+      <w:r>
+        <w:fldChar w:fldCharType="separate"/>
+      </w:r>
+      <w:r>
+        <w:rPr>
+          <w:noProof/>
+        </w:rPr>
+        <w:t>4</w:t>
+      </w:r>
+      <w:r>
+        <w:rPr>
+          <w:noProof/>
+        </w:rPr>
+        <w:fldChar w:fldCharType="end"/>
+      </w:r>
       <w:r>
         <w:noBreakHyphen/>
       </w:r>
-      <w:fldSimple w:instr=" SEQ Figure \* ARABIC \s 1 ">
-        <w:r>
-          <w:rPr>
-            <w:noProof/>
-          </w:rPr>
-          <w:t>3</w:t>
-        </w:r>
-      </w:fldSimple>
+      <w:r>
+        <w:fldChar w:fldCharType="begin"/>
+      </w:r>
+      <w:r>
+        <w:instrText xml:space="preserve"> SEQ Figure \* ARABIC \s 1 </w:instrText>
+      </w:r>
+      <w:r>
+        <w:fldChar w:fldCharType="separate"/>
+      </w:r>
+      <w:r>
+        <w:rPr>
+          <w:noProof/>
+        </w:rPr>
+        <w:t>3</w:t>
+      </w:r>
+      <w:r>
+        <w:rPr>
+          <w:noProof/>
+        </w:rPr>
+        <w:fldChar w:fldCharType="end"/>
+      </w:r>
       <w:bookmarkEnd w:id="36"/>
       <w:r>
         <w:t xml:space="preserve"> ECC Module Diagram</w:t>
@@ -17671,7 +17634,6 @@
         </w:rPr>
         <w:t xml:space="preserve">The AXI </w:t>
       </w:r>
-      <w:proofErr w:type="spellStart"/>
       <w:r>
         <w:rPr>
           <w:rFonts w:eastAsiaTheme="minorEastAsia"/>
@@ -17682,14 +17644,7 @@
         <w:rPr>
           <w:rFonts w:eastAsiaTheme="minorEastAsia"/>
         </w:rPr>
-        <w:t>data</w:t>
-      </w:r>
-      <w:proofErr w:type="spellEnd"/>
-      <w:r>
-        <w:rPr>
-          <w:rFonts w:eastAsiaTheme="minorEastAsia"/>
-        </w:rPr>
-        <w:t xml:space="preserve"> written into mem will be enc</w:t>
+        <w:t>data written into mem will be enc</w:t>
       </w:r>
       <w:r>
         <w:rPr>
@@ -17787,7 +17742,6 @@
         </w:rPr>
         <w:t xml:space="preserve"> to obtain AXI </w:t>
       </w:r>
-      <w:proofErr w:type="spellStart"/>
       <w:r>
         <w:rPr>
           <w:rFonts w:eastAsiaTheme="minorEastAsia"/>
@@ -17798,14 +17752,7 @@
         <w:rPr>
           <w:rFonts w:eastAsiaTheme="minorEastAsia"/>
         </w:rPr>
-        <w:t>data</w:t>
-      </w:r>
-      <w:proofErr w:type="spellEnd"/>
-      <w:r>
-        <w:rPr>
-          <w:rFonts w:eastAsiaTheme="minorEastAsia"/>
-        </w:rPr>
-        <w:t>.</w:t>
+        <w:t>data.</w:t>
       </w:r>
       <w:r>
         <w:rPr>
@@ -18024,25 +17971,51 @@
       <w:r>
         <w:t xml:space="preserve">Figure </w:t>
       </w:r>
-      <w:fldSimple w:instr=" STYLEREF 1 \s ">
-        <w:r>
-          <w:rPr>
-            <w:noProof/>
-          </w:rPr>
-          <w:t>5</w:t>
-        </w:r>
-      </w:fldSimple>
+      <w:r>
+        <w:fldChar w:fldCharType="begin"/>
+      </w:r>
+      <w:r>
+        <w:instrText xml:space="preserve"> STYLEREF 1 \s </w:instrText>
+      </w:r>
+      <w:r>
+        <w:fldChar w:fldCharType="separate"/>
+      </w:r>
+      <w:r>
+        <w:rPr>
+          <w:noProof/>
+        </w:rPr>
+        <w:t>5</w:t>
+      </w:r>
+      <w:r>
+        <w:rPr>
+          <w:noProof/>
+        </w:rPr>
+        <w:fldChar w:fldCharType="end"/>
+      </w:r>
       <w:r>
         <w:noBreakHyphen/>
       </w:r>
-      <w:fldSimple w:instr=" SEQ Figure \* ARABIC \s 1 ">
-        <w:r>
-          <w:rPr>
-            <w:noProof/>
-          </w:rPr>
-          <w:t>1</w:t>
-        </w:r>
-      </w:fldSimple>
+      <w:r>
+        <w:fldChar w:fldCharType="begin"/>
+      </w:r>
+      <w:r>
+        <w:instrText xml:space="preserve"> SEQ Figure \* ARABIC \s 1 </w:instrText>
+      </w:r>
+      <w:r>
+        <w:fldChar w:fldCharType="separate"/>
+      </w:r>
+      <w:r>
+        <w:rPr>
+          <w:noProof/>
+        </w:rPr>
+        <w:t>1</w:t>
+      </w:r>
+      <w:r>
+        <w:rPr>
+          <w:noProof/>
+        </w:rPr>
+        <w:fldChar w:fldCharType="end"/>
+      </w:r>
       <w:r>
         <w:t xml:space="preserve"> Data Path </w:t>
       </w:r>
@@ -18168,15 +18141,7 @@
         <w:t>ECC Encoder to p</w:t>
       </w:r>
       <w:r>
-        <w:t xml:space="preserve">erform </w:t>
-      </w:r>
-      <w:proofErr w:type="spellStart"/>
-      <w:r>
-        <w:t>wdata</w:t>
-      </w:r>
-      <w:proofErr w:type="spellEnd"/>
-      <w:r>
-        <w:t xml:space="preserve"> Hamming encoding</w:t>
+        <w:t>erform wdata Hamming encoding</w:t>
       </w:r>
       <w:r>
         <w:t>.</w:t>
@@ -18282,25 +18247,51 @@
       <w:r>
         <w:t xml:space="preserve">Figure </w:t>
       </w:r>
-      <w:fldSimple w:instr=" STYLEREF 1 \s ">
-        <w:r>
-          <w:rPr>
-            <w:noProof/>
-          </w:rPr>
-          <w:t>5</w:t>
-        </w:r>
-      </w:fldSimple>
+      <w:r>
+        <w:fldChar w:fldCharType="begin"/>
+      </w:r>
+      <w:r>
+        <w:instrText xml:space="preserve"> STYLEREF 1 \s </w:instrText>
+      </w:r>
+      <w:r>
+        <w:fldChar w:fldCharType="separate"/>
+      </w:r>
+      <w:r>
+        <w:rPr>
+          <w:noProof/>
+        </w:rPr>
+        <w:t>5</w:t>
+      </w:r>
+      <w:r>
+        <w:rPr>
+          <w:noProof/>
+        </w:rPr>
+        <w:fldChar w:fldCharType="end"/>
+      </w:r>
       <w:r>
         <w:noBreakHyphen/>
       </w:r>
-      <w:fldSimple w:instr=" SEQ Figure \* ARABIC \s 1 ">
-        <w:r>
-          <w:rPr>
-            <w:noProof/>
-          </w:rPr>
-          <w:t>2</w:t>
-        </w:r>
-      </w:fldSimple>
+      <w:r>
+        <w:fldChar w:fldCharType="begin"/>
+      </w:r>
+      <w:r>
+        <w:instrText xml:space="preserve"> SEQ Figure \* ARABIC \s 1 </w:instrText>
+      </w:r>
+      <w:r>
+        <w:fldChar w:fldCharType="separate"/>
+      </w:r>
+      <w:r>
+        <w:rPr>
+          <w:noProof/>
+        </w:rPr>
+        <w:t>2</w:t>
+      </w:r>
+      <w:r>
+        <w:rPr>
+          <w:noProof/>
+        </w:rPr>
+        <w:fldChar w:fldCharType="end"/>
+      </w:r>
       <w:r>
         <w:t xml:space="preserve"> Data Path </w:t>
       </w:r>
@@ -18439,35 +18430,7 @@
         <w:rPr>
           <w:rFonts w:eastAsiaTheme="minorEastAsia"/>
         </w:rPr>
-        <w:t xml:space="preserve"> write data is 64’h1111_2222_3333_4444, address is ‘h1234 and </w:t>
-      </w:r>
-      <w:proofErr w:type="spellStart"/>
-      <w:r>
-        <w:rPr>
-          <w:rFonts w:eastAsiaTheme="minorEastAsia"/>
-        </w:rPr>
-        <w:t>wstrb</w:t>
-      </w:r>
-      <w:proofErr w:type="spellEnd"/>
-      <w:r>
-        <w:rPr>
-          <w:rFonts w:eastAsiaTheme="minorEastAsia"/>
-        </w:rPr>
-        <w:t xml:space="preserve"> is ‘</w:t>
-      </w:r>
-      <w:proofErr w:type="spellStart"/>
-      <w:r>
-        <w:rPr>
-          <w:rFonts w:eastAsiaTheme="minorEastAsia"/>
-        </w:rPr>
-        <w:t>hfe</w:t>
-      </w:r>
-      <w:proofErr w:type="spellEnd"/>
-      <w:r>
-        <w:rPr>
-          <w:rFonts w:eastAsiaTheme="minorEastAsia"/>
-        </w:rPr>
-        <w:t xml:space="preserve">; </w:t>
+        <w:t xml:space="preserve"> write data is 64’h1111_2222_3333_4444, address is ‘h1234 and wstrb is ‘hfe; </w:t>
       </w:r>
       <w:r>
         <w:rPr>
@@ -18925,31 +18888,31 @@
           <w:p>
             <w:pPr>
               <w:rPr>
+                <w:rFonts w:eastAsiaTheme="minorEastAsia"/>
+              </w:rPr>
+            </w:pPr>
+            <w:r>
+              <w:rPr>
+                <w:rFonts w:eastAsiaTheme="minorEastAsia"/>
+              </w:rPr>
+              <w:t>HAS_NARROW_TR</w:t>
+            </w:r>
+          </w:p>
+        </w:tc>
+        <w:tc>
+          <w:tcPr>
+            <w:tcW w:w="2763" w:type="dxa"/>
+          </w:tcPr>
+          <w:p>
+            <w:pPr>
+              <w:rPr>
+                <w:rFonts w:eastAsiaTheme="minorEastAsia"/>
+              </w:rPr>
+            </w:pPr>
+            <w:r>
+              <w:rPr>
                 <w:rFonts w:eastAsiaTheme="minorEastAsia" w:hint="eastAsia"/>
               </w:rPr>
-            </w:pPr>
-            <w:r>
-              <w:rPr>
-                <w:rFonts w:eastAsiaTheme="minorEastAsia"/>
-              </w:rPr>
-              <w:t>HAS_NARROW_TR</w:t>
-            </w:r>
-          </w:p>
-        </w:tc>
-        <w:tc>
-          <w:tcPr>
-            <w:tcW w:w="2763" w:type="dxa"/>
-          </w:tcPr>
-          <w:p>
-            <w:pPr>
-              <w:rPr>
-                <w:rFonts w:eastAsiaTheme="minorEastAsia"/>
-              </w:rPr>
-            </w:pPr>
-            <w:r>
-              <w:rPr>
-                <w:rFonts w:eastAsiaTheme="minorEastAsia" w:hint="eastAsia"/>
-              </w:rPr>
               <w:t>1</w:t>
             </w:r>
           </w:p>
@@ -18961,7 +18924,7 @@
           <w:p>
             <w:pPr>
               <w:rPr>
-                <w:rFonts w:eastAsiaTheme="minorEastAsia" w:hint="eastAsia"/>
+                <w:rFonts w:eastAsiaTheme="minorEastAsia"/>
               </w:rPr>
             </w:pPr>
             <w:r>
@@ -18993,31 +18956,31 @@
           <w:p>
             <w:pPr>
               <w:rPr>
+                <w:rFonts w:eastAsiaTheme="minorEastAsia"/>
+              </w:rPr>
+            </w:pPr>
+            <w:r>
+              <w:rPr>
+                <w:rFonts w:eastAsiaTheme="minorEastAsia"/>
+              </w:rPr>
+              <w:t>HAS_UNALIGNED_TR</w:t>
+            </w:r>
+          </w:p>
+        </w:tc>
+        <w:tc>
+          <w:tcPr>
+            <w:tcW w:w="2763" w:type="dxa"/>
+          </w:tcPr>
+          <w:p>
+            <w:pPr>
+              <w:rPr>
+                <w:rFonts w:eastAsiaTheme="minorEastAsia"/>
+              </w:rPr>
+            </w:pPr>
+            <w:r>
+              <w:rPr>
                 <w:rFonts w:eastAsiaTheme="minorEastAsia" w:hint="eastAsia"/>
               </w:rPr>
-            </w:pPr>
-            <w:r>
-              <w:rPr>
-                <w:rFonts w:eastAsiaTheme="minorEastAsia"/>
-              </w:rPr>
-              <w:t>HAS_UNALIGNED_TR</w:t>
-            </w:r>
-          </w:p>
-        </w:tc>
-        <w:tc>
-          <w:tcPr>
-            <w:tcW w:w="2763" w:type="dxa"/>
-          </w:tcPr>
-          <w:p>
-            <w:pPr>
-              <w:rPr>
-                <w:rFonts w:eastAsiaTheme="minorEastAsia"/>
-              </w:rPr>
-            </w:pPr>
-            <w:r>
-              <w:rPr>
-                <w:rFonts w:eastAsiaTheme="minorEastAsia" w:hint="eastAsia"/>
-              </w:rPr>
               <w:t>1</w:t>
             </w:r>
           </w:p>
@@ -19029,7 +18992,7 @@
           <w:p>
             <w:pPr>
               <w:rPr>
-                <w:rFonts w:eastAsiaTheme="minorEastAsia" w:hint="eastAsia"/>
+                <w:rFonts w:eastAsiaTheme="minorEastAsia"/>
               </w:rPr>
             </w:pPr>
             <w:r>
@@ -19038,14 +19001,12 @@
               </w:rPr>
               <w:t xml:space="preserve">Whether unaligned </w:t>
             </w:r>
-            <w:proofErr w:type="spellStart"/>
             <w:r>
               <w:rPr>
                 <w:rFonts w:eastAsiaTheme="minorEastAsia"/>
               </w:rPr>
               <w:t>unaligned</w:t>
             </w:r>
-            <w:proofErr w:type="spellEnd"/>
             <w:r>
               <w:rPr>
                 <w:rFonts w:eastAsiaTheme="minorEastAsia"/>
@@ -19084,25 +19045,51 @@
       <w:r>
         <w:t xml:space="preserve">Table </w:t>
       </w:r>
-      <w:fldSimple w:instr=" STYLEREF 1 \s ">
-        <w:r>
-          <w:rPr>
-            <w:noProof/>
-          </w:rPr>
-          <w:t>6</w:t>
-        </w:r>
-      </w:fldSimple>
+      <w:r>
+        <w:fldChar w:fldCharType="begin"/>
+      </w:r>
+      <w:r>
+        <w:instrText xml:space="preserve"> STYLEREF 1 \s </w:instrText>
+      </w:r>
+      <w:r>
+        <w:fldChar w:fldCharType="separate"/>
+      </w:r>
+      <w:r>
+        <w:rPr>
+          <w:noProof/>
+        </w:rPr>
+        <w:t>6</w:t>
+      </w:r>
+      <w:r>
+        <w:rPr>
+          <w:noProof/>
+        </w:rPr>
+        <w:fldChar w:fldCharType="end"/>
+      </w:r>
       <w:r>
         <w:noBreakHyphen/>
       </w:r>
-      <w:fldSimple w:instr=" SEQ Table \* ARABIC \s 1 ">
-        <w:r>
-          <w:rPr>
-            <w:noProof/>
-          </w:rPr>
-          <w:t>1</w:t>
-        </w:r>
-      </w:fldSimple>
+      <w:r>
+        <w:fldChar w:fldCharType="begin"/>
+      </w:r>
+      <w:r>
+        <w:instrText xml:space="preserve"> SEQ Table \* ARABIC \s 1 </w:instrText>
+      </w:r>
+      <w:r>
+        <w:fldChar w:fldCharType="separate"/>
+      </w:r>
+      <w:r>
+        <w:rPr>
+          <w:noProof/>
+        </w:rPr>
+        <w:t>1</w:t>
+      </w:r>
+      <w:r>
+        <w:rPr>
+          <w:noProof/>
+        </w:rPr>
+        <w:fldChar w:fldCharType="end"/>
+      </w:r>
       <w:r>
         <w:t xml:space="preserve"> Parameter List</w:t>
       </w:r>
@@ -19303,25 +19290,51 @@
       <w:r>
         <w:t xml:space="preserve">Table </w:t>
       </w:r>
-      <w:fldSimple w:instr=" STYLEREF 1 \s ">
-        <w:r>
-          <w:rPr>
-            <w:noProof/>
-          </w:rPr>
-          <w:t>6</w:t>
-        </w:r>
-      </w:fldSimple>
+      <w:r>
+        <w:fldChar w:fldCharType="begin"/>
+      </w:r>
+      <w:r>
+        <w:instrText xml:space="preserve"> STYLEREF 1 \s </w:instrText>
+      </w:r>
+      <w:r>
+        <w:fldChar w:fldCharType="separate"/>
+      </w:r>
+      <w:r>
+        <w:rPr>
+          <w:noProof/>
+        </w:rPr>
+        <w:t>6</w:t>
+      </w:r>
+      <w:r>
+        <w:rPr>
+          <w:noProof/>
+        </w:rPr>
+        <w:fldChar w:fldCharType="end"/>
+      </w:r>
       <w:r>
         <w:noBreakHyphen/>
       </w:r>
-      <w:fldSimple w:instr=" SEQ Table \* ARABIC \s 1 ">
-        <w:r>
-          <w:rPr>
-            <w:noProof/>
-          </w:rPr>
-          <w:t>2</w:t>
-        </w:r>
-      </w:fldSimple>
+      <w:r>
+        <w:fldChar w:fldCharType="begin"/>
+      </w:r>
+      <w:r>
+        <w:instrText xml:space="preserve"> SEQ Table \* ARABIC \s 1 </w:instrText>
+      </w:r>
+      <w:r>
+        <w:fldChar w:fldCharType="separate"/>
+      </w:r>
+      <w:r>
+        <w:rPr>
+          <w:noProof/>
+        </w:rPr>
+        <w:t>2</w:t>
+      </w:r>
+      <w:r>
+        <w:rPr>
+          <w:noProof/>
+        </w:rPr>
+        <w:fldChar w:fldCharType="end"/>
+      </w:r>
       <w:r>
         <w:t xml:space="preserve"> Macro List</w:t>
       </w:r>
@@ -19658,25 +19671,51 @@
       <w:r>
         <w:t xml:space="preserve">Table </w:t>
       </w:r>
-      <w:fldSimple w:instr=" STYLEREF 1 \s ">
-        <w:r>
-          <w:rPr>
-            <w:noProof/>
-          </w:rPr>
-          <w:t>6</w:t>
-        </w:r>
-      </w:fldSimple>
+      <w:r>
+        <w:fldChar w:fldCharType="begin"/>
+      </w:r>
+      <w:r>
+        <w:instrText xml:space="preserve"> STYLEREF 1 \s </w:instrText>
+      </w:r>
+      <w:r>
+        <w:fldChar w:fldCharType="separate"/>
+      </w:r>
+      <w:r>
+        <w:rPr>
+          <w:noProof/>
+        </w:rPr>
+        <w:t>6</w:t>
+      </w:r>
+      <w:r>
+        <w:rPr>
+          <w:noProof/>
+        </w:rPr>
+        <w:fldChar w:fldCharType="end"/>
+      </w:r>
       <w:r>
         <w:noBreakHyphen/>
       </w:r>
-      <w:fldSimple w:instr=" SEQ Table \* ARABIC \s 1 ">
-        <w:r>
-          <w:rPr>
-            <w:noProof/>
-          </w:rPr>
-          <w:t>3</w:t>
-        </w:r>
-      </w:fldSimple>
+      <w:r>
+        <w:fldChar w:fldCharType="begin"/>
+      </w:r>
+      <w:r>
+        <w:instrText xml:space="preserve"> SEQ Table \* ARABIC \s 1 </w:instrText>
+      </w:r>
+      <w:r>
+        <w:fldChar w:fldCharType="separate"/>
+      </w:r>
+      <w:r>
+        <w:rPr>
+          <w:noProof/>
+        </w:rPr>
+        <w:t>3</w:t>
+      </w:r>
+      <w:r>
+        <w:rPr>
+          <w:noProof/>
+        </w:rPr>
+        <w:fldChar w:fldCharType="end"/>
+      </w:r>
       <w:r>
         <w:t xml:space="preserve"> Memory Requirements Table</w:t>
       </w:r>
@@ -19924,25 +19963,51 @@
       <w:r>
         <w:t xml:space="preserve">Table </w:t>
       </w:r>
-      <w:fldSimple w:instr=" STYLEREF 1 \s ">
-        <w:r>
-          <w:rPr>
-            <w:noProof/>
-          </w:rPr>
-          <w:t>7</w:t>
-        </w:r>
-      </w:fldSimple>
+      <w:r>
+        <w:fldChar w:fldCharType="begin"/>
+      </w:r>
+      <w:r>
+        <w:instrText xml:space="preserve"> STYLEREF 1 \s </w:instrText>
+      </w:r>
+      <w:r>
+        <w:fldChar w:fldCharType="separate"/>
+      </w:r>
+      <w:r>
+        <w:rPr>
+          <w:noProof/>
+        </w:rPr>
+        <w:t>7</w:t>
+      </w:r>
+      <w:r>
+        <w:rPr>
+          <w:noProof/>
+        </w:rPr>
+        <w:fldChar w:fldCharType="end"/>
+      </w:r>
       <w:r>
         <w:noBreakHyphen/>
       </w:r>
-      <w:fldSimple w:instr=" SEQ Table \* ARABIC \s 1 ">
-        <w:r>
-          <w:rPr>
-            <w:noProof/>
-          </w:rPr>
-          <w:t>1</w:t>
-        </w:r>
-      </w:fldSimple>
+      <w:r>
+        <w:fldChar w:fldCharType="begin"/>
+      </w:r>
+      <w:r>
+        <w:instrText xml:space="preserve"> SEQ Table \* ARABIC \s 1 </w:instrText>
+      </w:r>
+      <w:r>
+        <w:fldChar w:fldCharType="separate"/>
+      </w:r>
+      <w:r>
+        <w:rPr>
+          <w:noProof/>
+        </w:rPr>
+        <w:t>1</w:t>
+      </w:r>
+      <w:r>
+        <w:rPr>
+          <w:noProof/>
+        </w:rPr>
+        <w:fldChar w:fldCharType="end"/>
+      </w:r>
       <w:r>
         <w:t xml:space="preserve"> Power State Table</w:t>
       </w:r>
@@ -20122,25 +20187,51 @@
       <w:r>
         <w:t xml:space="preserve">Table </w:t>
       </w:r>
-      <w:fldSimple w:instr=" STYLEREF 1 \s ">
-        <w:r>
-          <w:rPr>
-            <w:noProof/>
-          </w:rPr>
-          <w:t>7</w:t>
-        </w:r>
-      </w:fldSimple>
+      <w:r>
+        <w:fldChar w:fldCharType="begin"/>
+      </w:r>
+      <w:r>
+        <w:instrText xml:space="preserve"> STYLEREF 1 \s </w:instrText>
+      </w:r>
+      <w:r>
+        <w:fldChar w:fldCharType="separate"/>
+      </w:r>
+      <w:r>
+        <w:rPr>
+          <w:noProof/>
+        </w:rPr>
+        <w:t>7</w:t>
+      </w:r>
+      <w:r>
+        <w:rPr>
+          <w:noProof/>
+        </w:rPr>
+        <w:fldChar w:fldCharType="end"/>
+      </w:r>
       <w:r>
         <w:noBreakHyphen/>
       </w:r>
-      <w:fldSimple w:instr=" SEQ Table \* ARABIC \s 1 ">
-        <w:r>
-          <w:rPr>
-            <w:noProof/>
-          </w:rPr>
-          <w:t>2</w:t>
-        </w:r>
-      </w:fldSimple>
+      <w:r>
+        <w:fldChar w:fldCharType="begin"/>
+      </w:r>
+      <w:r>
+        <w:instrText xml:space="preserve"> SEQ Table \* ARABIC \s 1 </w:instrText>
+      </w:r>
+      <w:r>
+        <w:fldChar w:fldCharType="separate"/>
+      </w:r>
+      <w:r>
+        <w:rPr>
+          <w:noProof/>
+        </w:rPr>
+        <w:t>2</w:t>
+      </w:r>
+      <w:r>
+        <w:rPr>
+          <w:noProof/>
+        </w:rPr>
+        <w:fldChar w:fldCharType="end"/>
+      </w:r>
       <w:r>
         <w:t xml:space="preserve"> Power Consumption Table</w:t>
       </w:r>
@@ -20470,25 +20561,7 @@
           <w:iCs/>
           <w:color w:val="0070C0"/>
         </w:rPr>
-        <w:t xml:space="preserve">and </w:t>
-      </w:r>
-      <w:proofErr w:type="spellStart"/>
-      <w:r>
-        <w:rPr>
-          <w:i/>
-          <w:iCs/>
-          <w:color w:val="0070C0"/>
-        </w:rPr>
-        <w:t>vt</w:t>
-      </w:r>
-      <w:proofErr w:type="spellEnd"/>
-      <w:r>
-        <w:rPr>
-          <w:i/>
-          <w:iCs/>
-          <w:color w:val="0070C0"/>
-        </w:rPr>
-        <w:t xml:space="preserve"> cell </w:t>
+        <w:t xml:space="preserve">and vt cell </w:t>
       </w:r>
       <w:r>
         <w:rPr>
@@ -20616,25 +20689,51 @@
       <w:r>
         <w:t xml:space="preserve">Table </w:t>
       </w:r>
-      <w:fldSimple w:instr=" STYLEREF 1 \s ">
-        <w:r>
-          <w:rPr>
-            <w:noProof/>
-          </w:rPr>
-          <w:t>7</w:t>
-        </w:r>
-      </w:fldSimple>
+      <w:r>
+        <w:fldChar w:fldCharType="begin"/>
+      </w:r>
+      <w:r>
+        <w:instrText xml:space="preserve"> STYLEREF 1 \s </w:instrText>
+      </w:r>
+      <w:r>
+        <w:fldChar w:fldCharType="separate"/>
+      </w:r>
+      <w:r>
+        <w:rPr>
+          <w:noProof/>
+        </w:rPr>
+        <w:t>7</w:t>
+      </w:r>
+      <w:r>
+        <w:rPr>
+          <w:noProof/>
+        </w:rPr>
+        <w:fldChar w:fldCharType="end"/>
+      </w:r>
       <w:r>
         <w:noBreakHyphen/>
       </w:r>
-      <w:fldSimple w:instr=" SEQ Table \* ARABIC \s 1 ">
-        <w:r>
-          <w:rPr>
-            <w:noProof/>
-          </w:rPr>
-          <w:t>3</w:t>
-        </w:r>
-      </w:fldSimple>
+      <w:r>
+        <w:fldChar w:fldCharType="begin"/>
+      </w:r>
+      <w:r>
+        <w:instrText xml:space="preserve"> SEQ Table \* ARABIC \s 1 </w:instrText>
+      </w:r>
+      <w:r>
+        <w:fldChar w:fldCharType="separate"/>
+      </w:r>
+      <w:r>
+        <w:rPr>
+          <w:noProof/>
+        </w:rPr>
+        <w:t>3</w:t>
+      </w:r>
+      <w:r>
+        <w:rPr>
+          <w:noProof/>
+        </w:rPr>
+        <w:fldChar w:fldCharType="end"/>
+      </w:r>
       <w:r>
         <w:t xml:space="preserve"> Area Information</w:t>
       </w:r>
@@ -20759,25 +20858,51 @@
       <w:r>
         <w:t xml:space="preserve">Table </w:t>
       </w:r>
-      <w:fldSimple w:instr=" STYLEREF 1 \s ">
-        <w:r>
-          <w:rPr>
-            <w:noProof/>
-          </w:rPr>
-          <w:t>7</w:t>
-        </w:r>
-      </w:fldSimple>
+      <w:r>
+        <w:fldChar w:fldCharType="begin"/>
+      </w:r>
+      <w:r>
+        <w:instrText xml:space="preserve"> STYLEREF 1 \s </w:instrText>
+      </w:r>
+      <w:r>
+        <w:fldChar w:fldCharType="separate"/>
+      </w:r>
+      <w:r>
+        <w:rPr>
+          <w:noProof/>
+        </w:rPr>
+        <w:t>7</w:t>
+      </w:r>
+      <w:r>
+        <w:rPr>
+          <w:noProof/>
+        </w:rPr>
+        <w:fldChar w:fldCharType="end"/>
+      </w:r>
       <w:r>
         <w:noBreakHyphen/>
       </w:r>
-      <w:fldSimple w:instr=" SEQ Table \* ARABIC \s 1 ">
-        <w:r>
-          <w:rPr>
-            <w:noProof/>
-          </w:rPr>
-          <w:t>4</w:t>
-        </w:r>
-      </w:fldSimple>
+      <w:r>
+        <w:fldChar w:fldCharType="begin"/>
+      </w:r>
+      <w:r>
+        <w:instrText xml:space="preserve"> SEQ Table \* ARABIC \s 1 </w:instrText>
+      </w:r>
+      <w:r>
+        <w:fldChar w:fldCharType="separate"/>
+      </w:r>
+      <w:r>
+        <w:rPr>
+          <w:noProof/>
+        </w:rPr>
+        <w:t>4</w:t>
+      </w:r>
+      <w:r>
+        <w:rPr>
+          <w:noProof/>
+        </w:rPr>
+        <w:fldChar w:fldCharType="end"/>
+      </w:r>
       <w:r>
         <w:t xml:space="preserve"> VT Cell Number</w:t>
       </w:r>
@@ -20926,23 +21051,13 @@
           <w:color w:val="0070C0"/>
         </w:rPr>
       </w:pPr>
-      <w:proofErr w:type="spellStart"/>
       <w:r>
         <w:rPr>
           <w:i/>
           <w:iCs/>
           <w:color w:val="0070C0"/>
         </w:rPr>
-        <w:t>Etcs</w:t>
-      </w:r>
-      <w:proofErr w:type="spellEnd"/>
-      <w:r>
-        <w:rPr>
-          <w:i/>
-          <w:iCs/>
-          <w:color w:val="0070C0"/>
-        </w:rPr>
-        <w:t>.</w:t>
+        <w:t>Etcs.</w:t>
       </w:r>
     </w:p>
     <w:p>
@@ -21108,25 +21223,51 @@
       <w:r>
         <w:t xml:space="preserve">Figure </w:t>
       </w:r>
-      <w:fldSimple w:instr=" STYLEREF 1 \s ">
-        <w:r>
-          <w:rPr>
-            <w:noProof/>
-          </w:rPr>
-          <w:t>11</w:t>
-        </w:r>
-      </w:fldSimple>
+      <w:r>
+        <w:fldChar w:fldCharType="begin"/>
+      </w:r>
+      <w:r>
+        <w:instrText xml:space="preserve"> STYLEREF 1 \s </w:instrText>
+      </w:r>
+      <w:r>
+        <w:fldChar w:fldCharType="separate"/>
+      </w:r>
+      <w:r>
+        <w:rPr>
+          <w:noProof/>
+        </w:rPr>
+        <w:t>11</w:t>
+      </w:r>
+      <w:r>
+        <w:rPr>
+          <w:noProof/>
+        </w:rPr>
+        <w:fldChar w:fldCharType="end"/>
+      </w:r>
       <w:r>
         <w:noBreakHyphen/>
       </w:r>
-      <w:fldSimple w:instr=" SEQ Figure \* ARABIC \s 1 ">
-        <w:r>
-          <w:rPr>
-            <w:noProof/>
-          </w:rPr>
-          <w:t>1</w:t>
-        </w:r>
-      </w:fldSimple>
+      <w:r>
+        <w:fldChar w:fldCharType="begin"/>
+      </w:r>
+      <w:r>
+        <w:instrText xml:space="preserve"> SEQ Figure \* ARABIC \s 1 </w:instrText>
+      </w:r>
+      <w:r>
+        <w:fldChar w:fldCharType="separate"/>
+      </w:r>
+      <w:r>
+        <w:rPr>
+          <w:noProof/>
+        </w:rPr>
+        <w:t>1</w:t>
+      </w:r>
+      <w:r>
+        <w:rPr>
+          <w:noProof/>
+        </w:rPr>
+        <w:fldChar w:fldCharType="end"/>
+      </w:r>
       <w:bookmarkEnd w:id="66"/>
       <w:r>
         <w:t xml:space="preserve"> Memory Wrapper Diagram</w:t>

--- a/axi_mem_controller/Project_GR001_IP_AXI_SRAMC_HDD.docx
+++ b/axi_mem_controller/Project_GR001_IP_AXI_SRAMC_HDD.docx
@@ -6350,51 +6350,25 @@
       <w:r>
         <w:t xml:space="preserve">Figure </w:t>
       </w:r>
-      <w:r>
-        <w:fldChar w:fldCharType="begin"/>
-      </w:r>
-      <w:r>
-        <w:instrText xml:space="preserve"> STYLEREF 1 \s </w:instrText>
-      </w:r>
-      <w:r>
-        <w:fldChar w:fldCharType="separate"/>
-      </w:r>
-      <w:r>
-        <w:rPr>
-          <w:noProof/>
-        </w:rPr>
-        <w:t>3</w:t>
-      </w:r>
-      <w:r>
-        <w:rPr>
-          <w:noProof/>
-        </w:rPr>
-        <w:fldChar w:fldCharType="end"/>
-      </w:r>
+      <w:fldSimple w:instr=" STYLEREF 1 \s ">
+        <w:r>
+          <w:rPr>
+            <w:noProof/>
+          </w:rPr>
+          <w:t>3</w:t>
+        </w:r>
+      </w:fldSimple>
       <w:r>
         <w:noBreakHyphen/>
       </w:r>
-      <w:r>
-        <w:fldChar w:fldCharType="begin"/>
-      </w:r>
-      <w:r>
-        <w:instrText xml:space="preserve"> SEQ Figure \* ARABIC \s 1 </w:instrText>
-      </w:r>
-      <w:r>
-        <w:fldChar w:fldCharType="separate"/>
-      </w:r>
-      <w:r>
-        <w:rPr>
-          <w:noProof/>
-        </w:rPr>
-        <w:t>1</w:t>
-      </w:r>
-      <w:r>
-        <w:rPr>
-          <w:noProof/>
-        </w:rPr>
-        <w:fldChar w:fldCharType="end"/>
-      </w:r>
+      <w:fldSimple w:instr=" SEQ Figure \* ARABIC \s 1 ">
+        <w:r>
+          <w:rPr>
+            <w:noProof/>
+          </w:rPr>
+          <w:t>1</w:t>
+        </w:r>
+      </w:fldSimple>
       <w:bookmarkEnd w:id="8"/>
       <w:r>
         <w:t xml:space="preserve"> </w:t>
@@ -6916,51 +6890,25 @@
       <w:r>
         <w:t xml:space="preserve">Figure </w:t>
       </w:r>
-      <w:r>
-        <w:fldChar w:fldCharType="begin"/>
-      </w:r>
-      <w:r>
-        <w:instrText xml:space="preserve"> STYLEREF 1 \s </w:instrText>
-      </w:r>
-      <w:r>
-        <w:fldChar w:fldCharType="separate"/>
-      </w:r>
-      <w:r>
-        <w:rPr>
-          <w:noProof/>
-        </w:rPr>
-        <w:t>3</w:t>
-      </w:r>
-      <w:r>
-        <w:rPr>
-          <w:noProof/>
-        </w:rPr>
-        <w:fldChar w:fldCharType="end"/>
-      </w:r>
+      <w:fldSimple w:instr=" STYLEREF 1 \s ">
+        <w:r>
+          <w:rPr>
+            <w:noProof/>
+          </w:rPr>
+          <w:t>3</w:t>
+        </w:r>
+      </w:fldSimple>
       <w:r>
         <w:noBreakHyphen/>
       </w:r>
-      <w:r>
-        <w:fldChar w:fldCharType="begin"/>
-      </w:r>
-      <w:r>
-        <w:instrText xml:space="preserve"> SEQ Figure \* ARABIC \s 1 </w:instrText>
-      </w:r>
-      <w:r>
-        <w:fldChar w:fldCharType="separate"/>
-      </w:r>
-      <w:r>
-        <w:rPr>
-          <w:noProof/>
-        </w:rPr>
-        <w:t>2</w:t>
-      </w:r>
-      <w:r>
-        <w:rPr>
-          <w:noProof/>
-        </w:rPr>
-        <w:fldChar w:fldCharType="end"/>
-      </w:r>
+      <w:fldSimple w:instr=" SEQ Figure \* ARABIC \s 1 ">
+        <w:r>
+          <w:rPr>
+            <w:noProof/>
+          </w:rPr>
+          <w:t>2</w:t>
+        </w:r>
+      </w:fldSimple>
       <w:bookmarkEnd w:id="12"/>
       <w:r>
         <w:t xml:space="preserve"> </w:t>
@@ -7541,51 +7489,25 @@
       <w:r>
         <w:t xml:space="preserve">Table </w:t>
       </w:r>
-      <w:r>
-        <w:fldChar w:fldCharType="begin"/>
-      </w:r>
-      <w:r>
-        <w:instrText xml:space="preserve"> STYLEREF 1 \s </w:instrText>
-      </w:r>
-      <w:r>
-        <w:fldChar w:fldCharType="separate"/>
-      </w:r>
-      <w:r>
-        <w:rPr>
-          <w:noProof/>
-        </w:rPr>
-        <w:t>3</w:t>
-      </w:r>
-      <w:r>
-        <w:rPr>
-          <w:noProof/>
-        </w:rPr>
-        <w:fldChar w:fldCharType="end"/>
-      </w:r>
+      <w:fldSimple w:instr=" STYLEREF 1 \s ">
+        <w:r>
+          <w:rPr>
+            <w:noProof/>
+          </w:rPr>
+          <w:t>3</w:t>
+        </w:r>
+      </w:fldSimple>
       <w:r>
         <w:noBreakHyphen/>
       </w:r>
-      <w:r>
-        <w:fldChar w:fldCharType="begin"/>
-      </w:r>
-      <w:r>
-        <w:instrText xml:space="preserve"> SEQ Table \* ARABIC \s 1 </w:instrText>
-      </w:r>
-      <w:r>
-        <w:fldChar w:fldCharType="separate"/>
-      </w:r>
-      <w:r>
-        <w:rPr>
-          <w:noProof/>
-        </w:rPr>
-        <w:t>1</w:t>
-      </w:r>
-      <w:r>
-        <w:rPr>
-          <w:noProof/>
-        </w:rPr>
-        <w:fldChar w:fldCharType="end"/>
-      </w:r>
+      <w:fldSimple w:instr=" SEQ Table \* ARABIC \s 1 ">
+        <w:r>
+          <w:rPr>
+            <w:noProof/>
+          </w:rPr>
+          <w:t>1</w:t>
+        </w:r>
+      </w:fldSimple>
       <w:r>
         <w:t xml:space="preserve"> Clock Requirements</w:t>
       </w:r>
@@ -7784,51 +7706,25 @@
       <w:r>
         <w:t xml:space="preserve">Table </w:t>
       </w:r>
-      <w:r>
-        <w:fldChar w:fldCharType="begin"/>
-      </w:r>
-      <w:r>
-        <w:instrText xml:space="preserve"> STYLEREF 1 \s </w:instrText>
-      </w:r>
-      <w:r>
-        <w:fldChar w:fldCharType="separate"/>
-      </w:r>
-      <w:r>
-        <w:rPr>
-          <w:noProof/>
-        </w:rPr>
-        <w:t>3</w:t>
-      </w:r>
-      <w:r>
-        <w:rPr>
-          <w:noProof/>
-        </w:rPr>
-        <w:fldChar w:fldCharType="end"/>
-      </w:r>
+      <w:fldSimple w:instr=" STYLEREF 1 \s ">
+        <w:r>
+          <w:rPr>
+            <w:noProof/>
+          </w:rPr>
+          <w:t>3</w:t>
+        </w:r>
+      </w:fldSimple>
       <w:r>
         <w:noBreakHyphen/>
       </w:r>
-      <w:r>
-        <w:fldChar w:fldCharType="begin"/>
-      </w:r>
-      <w:r>
-        <w:instrText xml:space="preserve"> SEQ Table \* ARABIC \s 1 </w:instrText>
-      </w:r>
-      <w:r>
-        <w:fldChar w:fldCharType="separate"/>
-      </w:r>
-      <w:r>
-        <w:rPr>
-          <w:noProof/>
-        </w:rPr>
-        <w:t>2</w:t>
-      </w:r>
-      <w:r>
-        <w:rPr>
-          <w:noProof/>
-        </w:rPr>
-        <w:fldChar w:fldCharType="end"/>
-      </w:r>
+      <w:fldSimple w:instr=" SEQ Table \* ARABIC \s 1 ">
+        <w:r>
+          <w:rPr>
+            <w:noProof/>
+          </w:rPr>
+          <w:t>2</w:t>
+        </w:r>
+      </w:fldSimple>
       <w:r>
         <w:t xml:space="preserve"> Reset Requirements</w:t>
       </w:r>
@@ -14238,51 +14134,25 @@
       <w:r>
         <w:t xml:space="preserve">Table </w:t>
       </w:r>
-      <w:r>
-        <w:fldChar w:fldCharType="begin"/>
-      </w:r>
-      <w:r>
-        <w:instrText xml:space="preserve"> STYLEREF 1 \s </w:instrText>
-      </w:r>
-      <w:r>
-        <w:fldChar w:fldCharType="separate"/>
-      </w:r>
-      <w:r>
-        <w:rPr>
-          <w:noProof/>
-        </w:rPr>
-        <w:t>3</w:t>
-      </w:r>
-      <w:r>
-        <w:rPr>
-          <w:noProof/>
-        </w:rPr>
-        <w:fldChar w:fldCharType="end"/>
-      </w:r>
+      <w:fldSimple w:instr=" STYLEREF 1 \s ">
+        <w:r>
+          <w:rPr>
+            <w:noProof/>
+          </w:rPr>
+          <w:t>3</w:t>
+        </w:r>
+      </w:fldSimple>
       <w:r>
         <w:noBreakHyphen/>
       </w:r>
-      <w:r>
-        <w:fldChar w:fldCharType="begin"/>
-      </w:r>
-      <w:r>
-        <w:instrText xml:space="preserve"> SEQ Table \* ARABIC \s 1 </w:instrText>
-      </w:r>
-      <w:r>
-        <w:fldChar w:fldCharType="separate"/>
-      </w:r>
-      <w:r>
-        <w:rPr>
-          <w:noProof/>
-        </w:rPr>
-        <w:t>3</w:t>
-      </w:r>
-      <w:r>
-        <w:rPr>
-          <w:noProof/>
-        </w:rPr>
-        <w:fldChar w:fldCharType="end"/>
-      </w:r>
+      <w:fldSimple w:instr=" SEQ Table \* ARABIC \s 1 ">
+        <w:r>
+          <w:rPr>
+            <w:noProof/>
+          </w:rPr>
+          <w:t>3</w:t>
+        </w:r>
+      </w:fldSimple>
       <w:r>
         <w:t xml:space="preserve"> I/O Interfaces</w:t>
       </w:r>
@@ -14547,51 +14417,25 @@
       <w:r>
         <w:t xml:space="preserve">Table </w:t>
       </w:r>
-      <w:r>
-        <w:fldChar w:fldCharType="begin"/>
-      </w:r>
-      <w:r>
-        <w:instrText xml:space="preserve"> STYLEREF 1 \s </w:instrText>
-      </w:r>
-      <w:r>
-        <w:fldChar w:fldCharType="separate"/>
-      </w:r>
-      <w:r>
-        <w:rPr>
-          <w:noProof/>
-        </w:rPr>
-        <w:t>3</w:t>
-      </w:r>
-      <w:r>
-        <w:rPr>
-          <w:noProof/>
-        </w:rPr>
-        <w:fldChar w:fldCharType="end"/>
-      </w:r>
+      <w:fldSimple w:instr=" STYLEREF 1 \s ">
+        <w:r>
+          <w:rPr>
+            <w:noProof/>
+          </w:rPr>
+          <w:t>3</w:t>
+        </w:r>
+      </w:fldSimple>
       <w:r>
         <w:noBreakHyphen/>
       </w:r>
-      <w:r>
-        <w:fldChar w:fldCharType="begin"/>
-      </w:r>
-      <w:r>
-        <w:instrText xml:space="preserve"> SEQ Table \* ARABIC \s 1 </w:instrText>
-      </w:r>
-      <w:r>
-        <w:fldChar w:fldCharType="separate"/>
-      </w:r>
-      <w:r>
-        <w:rPr>
-          <w:noProof/>
-        </w:rPr>
-        <w:t>4</w:t>
-      </w:r>
-      <w:r>
-        <w:rPr>
-          <w:noProof/>
-        </w:rPr>
-        <w:fldChar w:fldCharType="end"/>
-      </w:r>
+      <w:fldSimple w:instr=" SEQ Table \* ARABIC \s 1 ">
+        <w:r>
+          <w:rPr>
+            <w:noProof/>
+          </w:rPr>
+          <w:t>4</w:t>
+        </w:r>
+      </w:fldSimple>
       <w:r>
         <w:t xml:space="preserve"> Address Mapping</w:t>
       </w:r>
@@ -14708,51 +14552,25 @@
       <w:r>
         <w:t xml:space="preserve">Figure </w:t>
       </w:r>
-      <w:r>
-        <w:fldChar w:fldCharType="begin"/>
-      </w:r>
-      <w:r>
-        <w:instrText xml:space="preserve"> STYLEREF 1 \s </w:instrText>
-      </w:r>
-      <w:r>
-        <w:fldChar w:fldCharType="separate"/>
-      </w:r>
-      <w:r>
-        <w:rPr>
-          <w:noProof/>
-        </w:rPr>
-        <w:t>4</w:t>
-      </w:r>
-      <w:r>
-        <w:rPr>
-          <w:noProof/>
-        </w:rPr>
-        <w:fldChar w:fldCharType="end"/>
-      </w:r>
+      <w:fldSimple w:instr=" STYLEREF 1 \s ">
+        <w:r>
+          <w:rPr>
+            <w:noProof/>
+          </w:rPr>
+          <w:t>4</w:t>
+        </w:r>
+      </w:fldSimple>
       <w:r>
         <w:noBreakHyphen/>
       </w:r>
-      <w:r>
-        <w:fldChar w:fldCharType="begin"/>
-      </w:r>
-      <w:r>
-        <w:instrText xml:space="preserve"> SEQ Figure \* ARABIC \s 1 </w:instrText>
-      </w:r>
-      <w:r>
-        <w:fldChar w:fldCharType="separate"/>
-      </w:r>
-      <w:r>
-        <w:rPr>
-          <w:noProof/>
-        </w:rPr>
-        <w:t>1</w:t>
-      </w:r>
-      <w:r>
-        <w:rPr>
-          <w:noProof/>
-        </w:rPr>
-        <w:fldChar w:fldCharType="end"/>
-      </w:r>
+      <w:fldSimple w:instr=" SEQ Figure \* ARABIC \s 1 ">
+        <w:r>
+          <w:rPr>
+            <w:noProof/>
+          </w:rPr>
+          <w:t>1</w:t>
+        </w:r>
+      </w:fldSimple>
       <w:bookmarkEnd w:id="25"/>
       <w:r>
         <w:t xml:space="preserve"> Read Handler Diagram</w:t>
@@ -16406,51 +16224,25 @@
       <w:r>
         <w:t xml:space="preserve">Table </w:t>
       </w:r>
-      <w:r>
-        <w:fldChar w:fldCharType="begin"/>
-      </w:r>
-      <w:r>
-        <w:instrText xml:space="preserve"> STYLEREF 1 \s </w:instrText>
-      </w:r>
-      <w:r>
-        <w:fldChar w:fldCharType="separate"/>
-      </w:r>
-      <w:r>
-        <w:rPr>
-          <w:noProof/>
-        </w:rPr>
-        <w:t>4</w:t>
-      </w:r>
-      <w:r>
-        <w:rPr>
-          <w:noProof/>
-        </w:rPr>
-        <w:fldChar w:fldCharType="end"/>
-      </w:r>
+      <w:fldSimple w:instr=" STYLEREF 1 \s ">
+        <w:r>
+          <w:rPr>
+            <w:noProof/>
+          </w:rPr>
+          <w:t>4</w:t>
+        </w:r>
+      </w:fldSimple>
       <w:r>
         <w:noBreakHyphen/>
       </w:r>
-      <w:r>
-        <w:fldChar w:fldCharType="begin"/>
-      </w:r>
-      <w:r>
-        <w:instrText xml:space="preserve"> SEQ Table \* ARABIC \s 1 </w:instrText>
-      </w:r>
-      <w:r>
-        <w:fldChar w:fldCharType="separate"/>
-      </w:r>
-      <w:r>
-        <w:rPr>
-          <w:noProof/>
-        </w:rPr>
-        <w:t>1</w:t>
-      </w:r>
-      <w:r>
-        <w:rPr>
-          <w:noProof/>
-        </w:rPr>
-        <w:fldChar w:fldCharType="end"/>
-      </w:r>
+      <w:fldSimple w:instr=" SEQ Table \* ARABIC \s 1 ">
+        <w:r>
+          <w:rPr>
+            <w:noProof/>
+          </w:rPr>
+          <w:t>1</w:t>
+        </w:r>
+      </w:fldSimple>
       <w:bookmarkEnd w:id="28"/>
       <w:r>
         <w:t xml:space="preserve"> Request/Response Format of </w:t>
@@ -16718,51 +16510,25 @@
       <w:r>
         <w:t xml:space="preserve">Figure </w:t>
       </w:r>
-      <w:r>
-        <w:fldChar w:fldCharType="begin"/>
-      </w:r>
-      <w:r>
-        <w:instrText xml:space="preserve"> STYLEREF 1 \s </w:instrText>
-      </w:r>
-      <w:r>
-        <w:fldChar w:fldCharType="separate"/>
-      </w:r>
-      <w:r>
-        <w:rPr>
-          <w:noProof/>
-        </w:rPr>
-        <w:t>4</w:t>
-      </w:r>
-      <w:r>
-        <w:rPr>
-          <w:noProof/>
-        </w:rPr>
-        <w:fldChar w:fldCharType="end"/>
-      </w:r>
+      <w:fldSimple w:instr=" STYLEREF 1 \s ">
+        <w:r>
+          <w:rPr>
+            <w:noProof/>
+          </w:rPr>
+          <w:t>4</w:t>
+        </w:r>
+      </w:fldSimple>
       <w:r>
         <w:noBreakHyphen/>
       </w:r>
-      <w:r>
-        <w:fldChar w:fldCharType="begin"/>
-      </w:r>
-      <w:r>
-        <w:instrText xml:space="preserve"> SEQ Figure \* ARABIC \s 1 </w:instrText>
-      </w:r>
-      <w:r>
-        <w:fldChar w:fldCharType="separate"/>
-      </w:r>
-      <w:r>
-        <w:rPr>
-          <w:noProof/>
-        </w:rPr>
-        <w:t>2</w:t>
-      </w:r>
-      <w:r>
-        <w:rPr>
-          <w:noProof/>
-        </w:rPr>
-        <w:fldChar w:fldCharType="end"/>
-      </w:r>
+      <w:fldSimple w:instr=" SEQ Figure \* ARABIC \s 1 ">
+        <w:r>
+          <w:rPr>
+            <w:noProof/>
+          </w:rPr>
+          <w:t>2</w:t>
+        </w:r>
+      </w:fldSimple>
       <w:bookmarkEnd w:id="31"/>
       <w:r>
         <w:t xml:space="preserve"> Write Handler Diagram</w:t>
@@ -17371,13 +17137,7 @@
         <w:rPr>
           <w:rFonts w:eastAsiaTheme="minorEastAsia"/>
         </w:rPr>
-        <w:t>==0</w:t>
-      </w:r>
-      <w:r>
-        <w:rPr>
-          <w:rFonts w:eastAsiaTheme="minorEastAsia"/>
-        </w:rPr>
-        <w:t xml:space="preserve"> &amp;&amp; </w:t>
+        <w:t xml:space="preserve">==0 &amp;&amp; </w:t>
       </w:r>
       <w:r>
         <w:rPr>
@@ -17512,51 +17272,25 @@
       <w:r>
         <w:t xml:space="preserve">Figure </w:t>
       </w:r>
-      <w:r>
-        <w:fldChar w:fldCharType="begin"/>
-      </w:r>
-      <w:r>
-        <w:instrText xml:space="preserve"> STYLEREF 1 \s </w:instrText>
-      </w:r>
-      <w:r>
-        <w:fldChar w:fldCharType="separate"/>
-      </w:r>
-      <w:r>
-        <w:rPr>
-          <w:noProof/>
-        </w:rPr>
-        <w:t>4</w:t>
-      </w:r>
-      <w:r>
-        <w:rPr>
-          <w:noProof/>
-        </w:rPr>
-        <w:fldChar w:fldCharType="end"/>
-      </w:r>
+      <w:fldSimple w:instr=" STYLEREF 1 \s ">
+        <w:r>
+          <w:rPr>
+            <w:noProof/>
+          </w:rPr>
+          <w:t>4</w:t>
+        </w:r>
+      </w:fldSimple>
       <w:r>
         <w:noBreakHyphen/>
       </w:r>
-      <w:r>
-        <w:fldChar w:fldCharType="begin"/>
-      </w:r>
-      <w:r>
-        <w:instrText xml:space="preserve"> SEQ Figure \* ARABIC \s 1 </w:instrText>
-      </w:r>
-      <w:r>
-        <w:fldChar w:fldCharType="separate"/>
-      </w:r>
-      <w:r>
-        <w:rPr>
-          <w:noProof/>
-        </w:rPr>
-        <w:t>3</w:t>
-      </w:r>
-      <w:r>
-        <w:rPr>
-          <w:noProof/>
-        </w:rPr>
-        <w:fldChar w:fldCharType="end"/>
-      </w:r>
+      <w:fldSimple w:instr=" SEQ Figure \* ARABIC \s 1 ">
+        <w:r>
+          <w:rPr>
+            <w:noProof/>
+          </w:rPr>
+          <w:t>3</w:t>
+        </w:r>
+      </w:fldSimple>
       <w:bookmarkEnd w:id="36"/>
       <w:r>
         <w:t xml:space="preserve"> ECC Module Diagram</w:t>
@@ -17971,51 +17705,25 @@
       <w:r>
         <w:t xml:space="preserve">Figure </w:t>
       </w:r>
-      <w:r>
-        <w:fldChar w:fldCharType="begin"/>
-      </w:r>
-      <w:r>
-        <w:instrText xml:space="preserve"> STYLEREF 1 \s </w:instrText>
-      </w:r>
-      <w:r>
-        <w:fldChar w:fldCharType="separate"/>
-      </w:r>
-      <w:r>
-        <w:rPr>
-          <w:noProof/>
-        </w:rPr>
-        <w:t>5</w:t>
-      </w:r>
-      <w:r>
-        <w:rPr>
-          <w:noProof/>
-        </w:rPr>
-        <w:fldChar w:fldCharType="end"/>
-      </w:r>
+      <w:fldSimple w:instr=" STYLEREF 1 \s ">
+        <w:r>
+          <w:rPr>
+            <w:noProof/>
+          </w:rPr>
+          <w:t>5</w:t>
+        </w:r>
+      </w:fldSimple>
       <w:r>
         <w:noBreakHyphen/>
       </w:r>
-      <w:r>
-        <w:fldChar w:fldCharType="begin"/>
-      </w:r>
-      <w:r>
-        <w:instrText xml:space="preserve"> SEQ Figure \* ARABIC \s 1 </w:instrText>
-      </w:r>
-      <w:r>
-        <w:fldChar w:fldCharType="separate"/>
-      </w:r>
-      <w:r>
-        <w:rPr>
-          <w:noProof/>
-        </w:rPr>
-        <w:t>1</w:t>
-      </w:r>
-      <w:r>
-        <w:rPr>
-          <w:noProof/>
-        </w:rPr>
-        <w:fldChar w:fldCharType="end"/>
-      </w:r>
+      <w:fldSimple w:instr=" SEQ Figure \* ARABIC \s 1 ">
+        <w:r>
+          <w:rPr>
+            <w:noProof/>
+          </w:rPr>
+          <w:t>1</w:t>
+        </w:r>
+      </w:fldSimple>
       <w:r>
         <w:t xml:space="preserve"> Data Path </w:t>
       </w:r>
@@ -18247,51 +17955,25 @@
       <w:r>
         <w:t xml:space="preserve">Figure </w:t>
       </w:r>
-      <w:r>
-        <w:fldChar w:fldCharType="begin"/>
-      </w:r>
-      <w:r>
-        <w:instrText xml:space="preserve"> STYLEREF 1 \s </w:instrText>
-      </w:r>
-      <w:r>
-        <w:fldChar w:fldCharType="separate"/>
-      </w:r>
-      <w:r>
-        <w:rPr>
-          <w:noProof/>
-        </w:rPr>
-        <w:t>5</w:t>
-      </w:r>
-      <w:r>
-        <w:rPr>
-          <w:noProof/>
-        </w:rPr>
-        <w:fldChar w:fldCharType="end"/>
-      </w:r>
+      <w:fldSimple w:instr=" STYLEREF 1 \s ">
+        <w:r>
+          <w:rPr>
+            <w:noProof/>
+          </w:rPr>
+          <w:t>5</w:t>
+        </w:r>
+      </w:fldSimple>
       <w:r>
         <w:noBreakHyphen/>
       </w:r>
-      <w:r>
-        <w:fldChar w:fldCharType="begin"/>
-      </w:r>
-      <w:r>
-        <w:instrText xml:space="preserve"> SEQ Figure \* ARABIC \s 1 </w:instrText>
-      </w:r>
-      <w:r>
-        <w:fldChar w:fldCharType="separate"/>
-      </w:r>
-      <w:r>
-        <w:rPr>
-          <w:noProof/>
-        </w:rPr>
-        <w:t>2</w:t>
-      </w:r>
-      <w:r>
-        <w:rPr>
-          <w:noProof/>
-        </w:rPr>
-        <w:fldChar w:fldCharType="end"/>
-      </w:r>
+      <w:fldSimple w:instr=" SEQ Figure \* ARABIC \s 1 ">
+        <w:r>
+          <w:rPr>
+            <w:noProof/>
+          </w:rPr>
+          <w:t>2</w:t>
+        </w:r>
+      </w:fldSimple>
       <w:r>
         <w:t xml:space="preserve"> Data Path </w:t>
       </w:r>
@@ -19045,51 +18727,25 @@
       <w:r>
         <w:t xml:space="preserve">Table </w:t>
       </w:r>
-      <w:r>
-        <w:fldChar w:fldCharType="begin"/>
-      </w:r>
-      <w:r>
-        <w:instrText xml:space="preserve"> STYLEREF 1 \s </w:instrText>
-      </w:r>
-      <w:r>
-        <w:fldChar w:fldCharType="separate"/>
-      </w:r>
-      <w:r>
-        <w:rPr>
-          <w:noProof/>
-        </w:rPr>
-        <w:t>6</w:t>
-      </w:r>
-      <w:r>
-        <w:rPr>
-          <w:noProof/>
-        </w:rPr>
-        <w:fldChar w:fldCharType="end"/>
-      </w:r>
+      <w:fldSimple w:instr=" STYLEREF 1 \s ">
+        <w:r>
+          <w:rPr>
+            <w:noProof/>
+          </w:rPr>
+          <w:t>6</w:t>
+        </w:r>
+      </w:fldSimple>
       <w:r>
         <w:noBreakHyphen/>
       </w:r>
-      <w:r>
-        <w:fldChar w:fldCharType="begin"/>
-      </w:r>
-      <w:r>
-        <w:instrText xml:space="preserve"> SEQ Table \* ARABIC \s 1 </w:instrText>
-      </w:r>
-      <w:r>
-        <w:fldChar w:fldCharType="separate"/>
-      </w:r>
-      <w:r>
-        <w:rPr>
-          <w:noProof/>
-        </w:rPr>
-        <w:t>1</w:t>
-      </w:r>
-      <w:r>
-        <w:rPr>
-          <w:noProof/>
-        </w:rPr>
-        <w:fldChar w:fldCharType="end"/>
-      </w:r>
+      <w:fldSimple w:instr=" SEQ Table \* ARABIC \s 1 ">
+        <w:r>
+          <w:rPr>
+            <w:noProof/>
+          </w:rPr>
+          <w:t>1</w:t>
+        </w:r>
+      </w:fldSimple>
       <w:r>
         <w:t xml:space="preserve"> Parameter List</w:t>
       </w:r>
@@ -19290,51 +18946,25 @@
       <w:r>
         <w:t xml:space="preserve">Table </w:t>
       </w:r>
-      <w:r>
-        <w:fldChar w:fldCharType="begin"/>
-      </w:r>
-      <w:r>
-        <w:instrText xml:space="preserve"> STYLEREF 1 \s </w:instrText>
-      </w:r>
-      <w:r>
-        <w:fldChar w:fldCharType="separate"/>
-      </w:r>
-      <w:r>
-        <w:rPr>
-          <w:noProof/>
-        </w:rPr>
-        <w:t>6</w:t>
-      </w:r>
-      <w:r>
-        <w:rPr>
-          <w:noProof/>
-        </w:rPr>
-        <w:fldChar w:fldCharType="end"/>
-      </w:r>
+      <w:fldSimple w:instr=" STYLEREF 1 \s ">
+        <w:r>
+          <w:rPr>
+            <w:noProof/>
+          </w:rPr>
+          <w:t>6</w:t>
+        </w:r>
+      </w:fldSimple>
       <w:r>
         <w:noBreakHyphen/>
       </w:r>
-      <w:r>
-        <w:fldChar w:fldCharType="begin"/>
-      </w:r>
-      <w:r>
-        <w:instrText xml:space="preserve"> SEQ Table \* ARABIC \s 1 </w:instrText>
-      </w:r>
-      <w:r>
-        <w:fldChar w:fldCharType="separate"/>
-      </w:r>
-      <w:r>
-        <w:rPr>
-          <w:noProof/>
-        </w:rPr>
-        <w:t>2</w:t>
-      </w:r>
-      <w:r>
-        <w:rPr>
-          <w:noProof/>
-        </w:rPr>
-        <w:fldChar w:fldCharType="end"/>
-      </w:r>
+      <w:fldSimple w:instr=" SEQ Table \* ARABIC \s 1 ">
+        <w:r>
+          <w:rPr>
+            <w:noProof/>
+          </w:rPr>
+          <w:t>2</w:t>
+        </w:r>
+      </w:fldSimple>
       <w:r>
         <w:t xml:space="preserve"> Macro List</w:t>
       </w:r>
@@ -19671,51 +19301,25 @@
       <w:r>
         <w:t xml:space="preserve">Table </w:t>
       </w:r>
-      <w:r>
-        <w:fldChar w:fldCharType="begin"/>
-      </w:r>
-      <w:r>
-        <w:instrText xml:space="preserve"> STYLEREF 1 \s </w:instrText>
-      </w:r>
-      <w:r>
-        <w:fldChar w:fldCharType="separate"/>
-      </w:r>
-      <w:r>
-        <w:rPr>
-          <w:noProof/>
-        </w:rPr>
-        <w:t>6</w:t>
-      </w:r>
-      <w:r>
-        <w:rPr>
-          <w:noProof/>
-        </w:rPr>
-        <w:fldChar w:fldCharType="end"/>
-      </w:r>
+      <w:fldSimple w:instr=" STYLEREF 1 \s ">
+        <w:r>
+          <w:rPr>
+            <w:noProof/>
+          </w:rPr>
+          <w:t>6</w:t>
+        </w:r>
+      </w:fldSimple>
       <w:r>
         <w:noBreakHyphen/>
       </w:r>
-      <w:r>
-        <w:fldChar w:fldCharType="begin"/>
-      </w:r>
-      <w:r>
-        <w:instrText xml:space="preserve"> SEQ Table \* ARABIC \s 1 </w:instrText>
-      </w:r>
-      <w:r>
-        <w:fldChar w:fldCharType="separate"/>
-      </w:r>
-      <w:r>
-        <w:rPr>
-          <w:noProof/>
-        </w:rPr>
-        <w:t>3</w:t>
-      </w:r>
-      <w:r>
-        <w:rPr>
-          <w:noProof/>
-        </w:rPr>
-        <w:fldChar w:fldCharType="end"/>
-      </w:r>
+      <w:fldSimple w:instr=" SEQ Table \* ARABIC \s 1 ">
+        <w:r>
+          <w:rPr>
+            <w:noProof/>
+          </w:rPr>
+          <w:t>3</w:t>
+        </w:r>
+      </w:fldSimple>
       <w:r>
         <w:t xml:space="preserve"> Memory Requirements Table</w:t>
       </w:r>
@@ -19963,51 +19567,25 @@
       <w:r>
         <w:t xml:space="preserve">Table </w:t>
       </w:r>
-      <w:r>
-        <w:fldChar w:fldCharType="begin"/>
-      </w:r>
-      <w:r>
-        <w:instrText xml:space="preserve"> STYLEREF 1 \s </w:instrText>
-      </w:r>
-      <w:r>
-        <w:fldChar w:fldCharType="separate"/>
-      </w:r>
-      <w:r>
-        <w:rPr>
-          <w:noProof/>
-        </w:rPr>
-        <w:t>7</w:t>
-      </w:r>
-      <w:r>
-        <w:rPr>
-          <w:noProof/>
-        </w:rPr>
-        <w:fldChar w:fldCharType="end"/>
-      </w:r>
+      <w:fldSimple w:instr=" STYLEREF 1 \s ">
+        <w:r>
+          <w:rPr>
+            <w:noProof/>
+          </w:rPr>
+          <w:t>7</w:t>
+        </w:r>
+      </w:fldSimple>
       <w:r>
         <w:noBreakHyphen/>
       </w:r>
-      <w:r>
-        <w:fldChar w:fldCharType="begin"/>
-      </w:r>
-      <w:r>
-        <w:instrText xml:space="preserve"> SEQ Table \* ARABIC \s 1 </w:instrText>
-      </w:r>
-      <w:r>
-        <w:fldChar w:fldCharType="separate"/>
-      </w:r>
-      <w:r>
-        <w:rPr>
-          <w:noProof/>
-        </w:rPr>
-        <w:t>1</w:t>
-      </w:r>
-      <w:r>
-        <w:rPr>
-          <w:noProof/>
-        </w:rPr>
-        <w:fldChar w:fldCharType="end"/>
-      </w:r>
+      <w:fldSimple w:instr=" SEQ Table \* ARABIC \s 1 ">
+        <w:r>
+          <w:rPr>
+            <w:noProof/>
+          </w:rPr>
+          <w:t>1</w:t>
+        </w:r>
+      </w:fldSimple>
       <w:r>
         <w:t xml:space="preserve"> Power State Table</w:t>
       </w:r>
@@ -20187,51 +19765,25 @@
       <w:r>
         <w:t xml:space="preserve">Table </w:t>
       </w:r>
-      <w:r>
-        <w:fldChar w:fldCharType="begin"/>
-      </w:r>
-      <w:r>
-        <w:instrText xml:space="preserve"> STYLEREF 1 \s </w:instrText>
-      </w:r>
-      <w:r>
-        <w:fldChar w:fldCharType="separate"/>
-      </w:r>
-      <w:r>
-        <w:rPr>
-          <w:noProof/>
-        </w:rPr>
-        <w:t>7</w:t>
-      </w:r>
-      <w:r>
-        <w:rPr>
-          <w:noProof/>
-        </w:rPr>
-        <w:fldChar w:fldCharType="end"/>
-      </w:r>
+      <w:fldSimple w:instr=" STYLEREF 1 \s ">
+        <w:r>
+          <w:rPr>
+            <w:noProof/>
+          </w:rPr>
+          <w:t>7</w:t>
+        </w:r>
+      </w:fldSimple>
       <w:r>
         <w:noBreakHyphen/>
       </w:r>
-      <w:r>
-        <w:fldChar w:fldCharType="begin"/>
-      </w:r>
-      <w:r>
-        <w:instrText xml:space="preserve"> SEQ Table \* ARABIC \s 1 </w:instrText>
-      </w:r>
-      <w:r>
-        <w:fldChar w:fldCharType="separate"/>
-      </w:r>
-      <w:r>
-        <w:rPr>
-          <w:noProof/>
-        </w:rPr>
-        <w:t>2</w:t>
-      </w:r>
-      <w:r>
-        <w:rPr>
-          <w:noProof/>
-        </w:rPr>
-        <w:fldChar w:fldCharType="end"/>
-      </w:r>
+      <w:fldSimple w:instr=" SEQ Table \* ARABIC \s 1 ">
+        <w:r>
+          <w:rPr>
+            <w:noProof/>
+          </w:rPr>
+          <w:t>2</w:t>
+        </w:r>
+      </w:fldSimple>
       <w:r>
         <w:t xml:space="preserve"> Power Consumption Table</w:t>
       </w:r>
@@ -20689,51 +20241,25 @@
       <w:r>
         <w:t xml:space="preserve">Table </w:t>
       </w:r>
-      <w:r>
-        <w:fldChar w:fldCharType="begin"/>
-      </w:r>
-      <w:r>
-        <w:instrText xml:space="preserve"> STYLEREF 1 \s </w:instrText>
-      </w:r>
-      <w:r>
-        <w:fldChar w:fldCharType="separate"/>
-      </w:r>
-      <w:r>
-        <w:rPr>
-          <w:noProof/>
-        </w:rPr>
-        <w:t>7</w:t>
-      </w:r>
-      <w:r>
-        <w:rPr>
-          <w:noProof/>
-        </w:rPr>
-        <w:fldChar w:fldCharType="end"/>
-      </w:r>
+      <w:fldSimple w:instr=" STYLEREF 1 \s ">
+        <w:r>
+          <w:rPr>
+            <w:noProof/>
+          </w:rPr>
+          <w:t>7</w:t>
+        </w:r>
+      </w:fldSimple>
       <w:r>
         <w:noBreakHyphen/>
       </w:r>
-      <w:r>
-        <w:fldChar w:fldCharType="begin"/>
-      </w:r>
-      <w:r>
-        <w:instrText xml:space="preserve"> SEQ Table \* ARABIC \s 1 </w:instrText>
-      </w:r>
-      <w:r>
-        <w:fldChar w:fldCharType="separate"/>
-      </w:r>
-      <w:r>
-        <w:rPr>
-          <w:noProof/>
-        </w:rPr>
-        <w:t>3</w:t>
-      </w:r>
-      <w:r>
-        <w:rPr>
-          <w:noProof/>
-        </w:rPr>
-        <w:fldChar w:fldCharType="end"/>
-      </w:r>
+      <w:fldSimple w:instr=" SEQ Table \* ARABIC \s 1 ">
+        <w:r>
+          <w:rPr>
+            <w:noProof/>
+          </w:rPr>
+          <w:t>3</w:t>
+        </w:r>
+      </w:fldSimple>
       <w:r>
         <w:t xml:space="preserve"> Area Information</w:t>
       </w:r>
@@ -20858,51 +20384,25 @@
       <w:r>
         <w:t xml:space="preserve">Table </w:t>
       </w:r>
-      <w:r>
-        <w:fldChar w:fldCharType="begin"/>
-      </w:r>
-      <w:r>
-        <w:instrText xml:space="preserve"> STYLEREF 1 \s </w:instrText>
-      </w:r>
-      <w:r>
-        <w:fldChar w:fldCharType="separate"/>
-      </w:r>
-      <w:r>
-        <w:rPr>
-          <w:noProof/>
-        </w:rPr>
-        <w:t>7</w:t>
-      </w:r>
-      <w:r>
-        <w:rPr>
-          <w:noProof/>
-        </w:rPr>
-        <w:fldChar w:fldCharType="end"/>
-      </w:r>
+      <w:fldSimple w:instr=" STYLEREF 1 \s ">
+        <w:r>
+          <w:rPr>
+            <w:noProof/>
+          </w:rPr>
+          <w:t>7</w:t>
+        </w:r>
+      </w:fldSimple>
       <w:r>
         <w:noBreakHyphen/>
       </w:r>
-      <w:r>
-        <w:fldChar w:fldCharType="begin"/>
-      </w:r>
-      <w:r>
-        <w:instrText xml:space="preserve"> SEQ Table \* ARABIC \s 1 </w:instrText>
-      </w:r>
-      <w:r>
-        <w:fldChar w:fldCharType="separate"/>
-      </w:r>
-      <w:r>
-        <w:rPr>
-          <w:noProof/>
-        </w:rPr>
-        <w:t>4</w:t>
-      </w:r>
-      <w:r>
-        <w:rPr>
-          <w:noProof/>
-        </w:rPr>
-        <w:fldChar w:fldCharType="end"/>
-      </w:r>
+      <w:fldSimple w:instr=" SEQ Table \* ARABIC \s 1 ">
+        <w:r>
+          <w:rPr>
+            <w:noProof/>
+          </w:rPr>
+          <w:t>4</w:t>
+        </w:r>
+      </w:fldSimple>
       <w:r>
         <w:t xml:space="preserve"> VT Cell Number</w:t>
       </w:r>
@@ -21223,51 +20723,25 @@
       <w:r>
         <w:t xml:space="preserve">Figure </w:t>
       </w:r>
-      <w:r>
-        <w:fldChar w:fldCharType="begin"/>
-      </w:r>
-      <w:r>
-        <w:instrText xml:space="preserve"> STYLEREF 1 \s </w:instrText>
-      </w:r>
-      <w:r>
-        <w:fldChar w:fldCharType="separate"/>
-      </w:r>
-      <w:r>
-        <w:rPr>
-          <w:noProof/>
-        </w:rPr>
-        <w:t>11</w:t>
-      </w:r>
-      <w:r>
-        <w:rPr>
-          <w:noProof/>
-        </w:rPr>
-        <w:fldChar w:fldCharType="end"/>
-      </w:r>
+      <w:fldSimple w:instr=" STYLEREF 1 \s ">
+        <w:r>
+          <w:rPr>
+            <w:noProof/>
+          </w:rPr>
+          <w:t>11</w:t>
+        </w:r>
+      </w:fldSimple>
       <w:r>
         <w:noBreakHyphen/>
       </w:r>
-      <w:r>
-        <w:fldChar w:fldCharType="begin"/>
-      </w:r>
-      <w:r>
-        <w:instrText xml:space="preserve"> SEQ Figure \* ARABIC \s 1 </w:instrText>
-      </w:r>
-      <w:r>
-        <w:fldChar w:fldCharType="separate"/>
-      </w:r>
-      <w:r>
-        <w:rPr>
-          <w:noProof/>
-        </w:rPr>
-        <w:t>1</w:t>
-      </w:r>
-      <w:r>
-        <w:rPr>
-          <w:noProof/>
-        </w:rPr>
-        <w:fldChar w:fldCharType="end"/>
-      </w:r>
+      <w:fldSimple w:instr=" SEQ Figure \* ARABIC \s 1 ">
+        <w:r>
+          <w:rPr>
+            <w:noProof/>
+          </w:rPr>
+          <w:t>1</w:t>
+        </w:r>
+      </w:fldSimple>
       <w:bookmarkEnd w:id="66"/>
       <w:r>
         <w:t xml:space="preserve"> Memory Wrapper Diagram</w:t>
@@ -21486,7 +20960,19 @@
         <w:rPr>
           <w:rFonts w:eastAsiaTheme="minorEastAsia"/>
         </w:rPr>
-        <w:t>reaches N+1, the input ready is unassert</w:t>
+        <w:t>reaches N+</w:t>
+      </w:r>
+      <w:r>
+        <w:rPr>
+          <w:rFonts w:eastAsiaTheme="minorEastAsia"/>
+        </w:rPr>
+        <w:t>2</w:t>
+      </w:r>
+      <w:r>
+        <w:rPr>
+          <w:rFonts w:eastAsiaTheme="minorEastAsia"/>
+        </w:rPr>
+        <w:t>, the input ready is unassert</w:t>
       </w:r>
       <w:r>
         <w:rPr>

--- a/axi_mem_controller/Project_GR001_IP_AXI_SRAMC_HDD.docx
+++ b/axi_mem_controller/Project_GR001_IP_AXI_SRAMC_HDD.docx
@@ -453,7 +453,7 @@
       <w:pPr>
         <w:pStyle w:val="a7"/>
       </w:pPr>
-      <w:bookmarkStart w:id="0" w:name="_Toc142500021"/>
+      <w:bookmarkStart w:id="0" w:name="_Toc145338563"/>
       <w:r>
         <w:rPr>
           <w:rFonts w:hint="eastAsia"/>
@@ -1018,7 +1018,7 @@
       <w:pPr>
         <w:pStyle w:val="a7"/>
       </w:pPr>
-      <w:bookmarkStart w:id="1" w:name="_Toc142500022"/>
+      <w:bookmarkStart w:id="1" w:name="_Toc145338564"/>
       <w:r>
         <w:lastRenderedPageBreak/>
         <w:t>Contents</w:t>
@@ -1059,7 +1059,7 @@
       <w:r>
         <w:fldChar w:fldCharType="separate"/>
       </w:r>
-      <w:hyperlink w:anchor="_Toc142500021" w:history="1">
+      <w:hyperlink w:anchor="_Toc145338563" w:history="1">
         <w:r>
           <w:rPr>
             <w:rStyle w:val="af"/>
@@ -1086,7 +1086,7 @@
             <w:noProof/>
             <w:webHidden/>
           </w:rPr>
-          <w:instrText xml:space="preserve"> PAGEREF _Toc142500021 \h </w:instrText>
+          <w:instrText xml:space="preserve"> PAGEREF _Toc145338563 \h </w:instrText>
         </w:r>
         <w:r>
           <w:rPr>
@@ -1133,7 +1133,7 @@
           <w14:ligatures w14:val="standardContextual"/>
         </w:rPr>
       </w:pPr>
-      <w:hyperlink w:anchor="_Toc142500022" w:history="1">
+      <w:hyperlink w:anchor="_Toc145338564" w:history="1">
         <w:r>
           <w:rPr>
             <w:rStyle w:val="af"/>
@@ -1160,7 +1160,7 @@
             <w:noProof/>
             <w:webHidden/>
           </w:rPr>
-          <w:instrText xml:space="preserve"> PAGEREF _Toc142500022 \h </w:instrText>
+          <w:instrText xml:space="preserve"> PAGEREF _Toc145338564 \h </w:instrText>
         </w:r>
         <w:r>
           <w:rPr>
@@ -1207,7 +1207,7 @@
           <w14:ligatures w14:val="standardContextual"/>
         </w:rPr>
       </w:pPr>
-      <w:hyperlink w:anchor="_Toc142500023" w:history="1">
+      <w:hyperlink w:anchor="_Toc145338565" w:history="1">
         <w:r>
           <w:rPr>
             <w:rStyle w:val="af"/>
@@ -1234,7 +1234,7 @@
             <w:noProof/>
             <w:webHidden/>
           </w:rPr>
-          <w:instrText xml:space="preserve"> PAGEREF _Toc142500023 \h </w:instrText>
+          <w:instrText xml:space="preserve"> PAGEREF _Toc145338565 \h </w:instrText>
         </w:r>
         <w:r>
           <w:rPr>
@@ -1281,7 +1281,7 @@
           <w14:ligatures w14:val="standardContextual"/>
         </w:rPr>
       </w:pPr>
-      <w:hyperlink w:anchor="_Toc142500024" w:history="1">
+      <w:hyperlink w:anchor="_Toc145338566" w:history="1">
         <w:r>
           <w:rPr>
             <w:rStyle w:val="af"/>
@@ -1308,7 +1308,7 @@
             <w:noProof/>
             <w:webHidden/>
           </w:rPr>
-          <w:instrText xml:space="preserve"> PAGEREF _Toc142500024 \h </w:instrText>
+          <w:instrText xml:space="preserve"> PAGEREF _Toc145338566 \h </w:instrText>
         </w:r>
         <w:r>
           <w:rPr>
@@ -1356,7 +1356,7 @@
           <w14:ligatures w14:val="standardContextual"/>
         </w:rPr>
       </w:pPr>
-      <w:hyperlink w:anchor="_Toc142500025" w:history="1">
+      <w:hyperlink w:anchor="_Toc145338567" w:history="1">
         <w:r>
           <w:rPr>
             <w:rStyle w:val="af"/>
@@ -1402,7 +1402,7 @@
             <w:noProof/>
             <w:webHidden/>
           </w:rPr>
-          <w:instrText xml:space="preserve"> PAGEREF _Toc142500025 \h </w:instrText>
+          <w:instrText xml:space="preserve"> PAGEREF _Toc145338567 \h </w:instrText>
         </w:r>
         <w:r>
           <w:rPr>
@@ -1450,7 +1450,7 @@
           <w14:ligatures w14:val="standardContextual"/>
         </w:rPr>
       </w:pPr>
-      <w:hyperlink w:anchor="_Toc142500026" w:history="1">
+      <w:hyperlink w:anchor="_Toc145338568" w:history="1">
         <w:r>
           <w:rPr>
             <w:rStyle w:val="af"/>
@@ -1496,7 +1496,7 @@
             <w:noProof/>
             <w:webHidden/>
           </w:rPr>
-          <w:instrText xml:space="preserve"> PAGEREF _Toc142500026 \h </w:instrText>
+          <w:instrText xml:space="preserve"> PAGEREF _Toc145338568 \h </w:instrText>
         </w:r>
         <w:r>
           <w:rPr>
@@ -1544,7 +1544,7 @@
           <w14:ligatures w14:val="standardContextual"/>
         </w:rPr>
       </w:pPr>
-      <w:hyperlink w:anchor="_Toc142500027" w:history="1">
+      <w:hyperlink w:anchor="_Toc145338569" w:history="1">
         <w:r>
           <w:rPr>
             <w:rStyle w:val="af"/>
@@ -1590,7 +1590,7 @@
             <w:noProof/>
             <w:webHidden/>
           </w:rPr>
-          <w:instrText xml:space="preserve"> PAGEREF _Toc142500027 \h </w:instrText>
+          <w:instrText xml:space="preserve"> PAGEREF _Toc145338569 \h </w:instrText>
         </w:r>
         <w:r>
           <w:rPr>
@@ -1636,7 +1636,7 @@
           <w14:ligatures w14:val="standardContextual"/>
         </w:rPr>
       </w:pPr>
-      <w:hyperlink w:anchor="_Toc142500028" w:history="1">
+      <w:hyperlink w:anchor="_Toc145338570" w:history="1">
         <w:r>
           <w:rPr>
             <w:rStyle w:val="af"/>
@@ -1680,7 +1680,7 @@
             <w:noProof/>
             <w:webHidden/>
           </w:rPr>
-          <w:instrText xml:space="preserve"> PAGEREF _Toc142500028 \h </w:instrText>
+          <w:instrText xml:space="preserve"> PAGEREF _Toc145338570 \h </w:instrText>
         </w:r>
         <w:r>
           <w:rPr>
@@ -1726,7 +1726,7 @@
           <w14:ligatures w14:val="standardContextual"/>
         </w:rPr>
       </w:pPr>
-      <w:hyperlink w:anchor="_Toc142500029" w:history="1">
+      <w:hyperlink w:anchor="_Toc145338571" w:history="1">
         <w:r>
           <w:rPr>
             <w:rStyle w:val="af"/>
@@ -1770,7 +1770,7 @@
             <w:noProof/>
             <w:webHidden/>
           </w:rPr>
-          <w:instrText xml:space="preserve"> PAGEREF _Toc142500029 \h </w:instrText>
+          <w:instrText xml:space="preserve"> PAGEREF _Toc145338571 \h </w:instrText>
         </w:r>
         <w:r>
           <w:rPr>
@@ -1816,7 +1816,7 @@
           <w14:ligatures w14:val="standardContextual"/>
         </w:rPr>
       </w:pPr>
-      <w:hyperlink w:anchor="_Toc142500030" w:history="1">
+      <w:hyperlink w:anchor="_Toc145338572" w:history="1">
         <w:r>
           <w:rPr>
             <w:rStyle w:val="af"/>
@@ -1860,7 +1860,7 @@
             <w:noProof/>
             <w:webHidden/>
           </w:rPr>
-          <w:instrText xml:space="preserve"> PAGEREF _Toc142500030 \h </w:instrText>
+          <w:instrText xml:space="preserve"> PAGEREF _Toc145338572 \h </w:instrText>
         </w:r>
         <w:r>
           <w:rPr>
@@ -1906,7 +1906,7 @@
           <w14:ligatures w14:val="standardContextual"/>
         </w:rPr>
       </w:pPr>
-      <w:hyperlink w:anchor="_Toc142500031" w:history="1">
+      <w:hyperlink w:anchor="_Toc145338573" w:history="1">
         <w:r>
           <w:rPr>
             <w:rStyle w:val="af"/>
@@ -1950,7 +1950,7 @@
             <w:noProof/>
             <w:webHidden/>
           </w:rPr>
-          <w:instrText xml:space="preserve"> PAGEREF _Toc142500031 \h </w:instrText>
+          <w:instrText xml:space="preserve"> PAGEREF _Toc145338573 \h </w:instrText>
         </w:r>
         <w:r>
           <w:rPr>
@@ -1996,7 +1996,7 @@
           <w14:ligatures w14:val="standardContextual"/>
         </w:rPr>
       </w:pPr>
-      <w:hyperlink w:anchor="_Toc142500032" w:history="1">
+      <w:hyperlink w:anchor="_Toc145338574" w:history="1">
         <w:r>
           <w:rPr>
             <w:rStyle w:val="af"/>
@@ -2040,7 +2040,7 @@
             <w:noProof/>
             <w:webHidden/>
           </w:rPr>
-          <w:instrText xml:space="preserve"> PAGEREF _Toc142500032 \h </w:instrText>
+          <w:instrText xml:space="preserve"> PAGEREF _Toc145338574 \h </w:instrText>
         </w:r>
         <w:r>
           <w:rPr>
@@ -2086,7 +2086,7 @@
           <w14:ligatures w14:val="standardContextual"/>
         </w:rPr>
       </w:pPr>
-      <w:hyperlink w:anchor="_Toc142500033" w:history="1">
+      <w:hyperlink w:anchor="_Toc145338575" w:history="1">
         <w:r>
           <w:rPr>
             <w:rStyle w:val="af"/>
@@ -2130,7 +2130,7 @@
             <w:noProof/>
             <w:webHidden/>
           </w:rPr>
-          <w:instrText xml:space="preserve"> PAGEREF _Toc142500033 \h </w:instrText>
+          <w:instrText xml:space="preserve"> PAGEREF _Toc145338575 \h </w:instrText>
         </w:r>
         <w:r>
           <w:rPr>
@@ -2176,7 +2176,7 @@
           <w14:ligatures w14:val="standardContextual"/>
         </w:rPr>
       </w:pPr>
-      <w:hyperlink w:anchor="_Toc142500034" w:history="1">
+      <w:hyperlink w:anchor="_Toc145338576" w:history="1">
         <w:r>
           <w:rPr>
             <w:rStyle w:val="af"/>
@@ -2220,7 +2220,7 @@
             <w:noProof/>
             <w:webHidden/>
           </w:rPr>
-          <w:instrText xml:space="preserve"> PAGEREF _Toc142500034 \h </w:instrText>
+          <w:instrText xml:space="preserve"> PAGEREF _Toc145338576 \h </w:instrText>
         </w:r>
         <w:r>
           <w:rPr>
@@ -2266,7 +2266,7 @@
           <w14:ligatures w14:val="standardContextual"/>
         </w:rPr>
       </w:pPr>
-      <w:hyperlink w:anchor="_Toc142500035" w:history="1">
+      <w:hyperlink w:anchor="_Toc145338577" w:history="1">
         <w:r>
           <w:rPr>
             <w:rStyle w:val="af"/>
@@ -2310,7 +2310,7 @@
             <w:noProof/>
             <w:webHidden/>
           </w:rPr>
-          <w:instrText xml:space="preserve"> PAGEREF _Toc142500035 \h </w:instrText>
+          <w:instrText xml:space="preserve"> PAGEREF _Toc145338577 \h </w:instrText>
         </w:r>
         <w:r>
           <w:rPr>
@@ -2358,7 +2358,7 @@
           <w14:ligatures w14:val="standardContextual"/>
         </w:rPr>
       </w:pPr>
-      <w:hyperlink w:anchor="_Toc142500036" w:history="1">
+      <w:hyperlink w:anchor="_Toc145338578" w:history="1">
         <w:r>
           <w:rPr>
             <w:rStyle w:val="af"/>
@@ -2404,7 +2404,7 @@
             <w:noProof/>
             <w:webHidden/>
           </w:rPr>
-          <w:instrText xml:space="preserve"> PAGEREF _Toc142500036 \h </w:instrText>
+          <w:instrText xml:space="preserve"> PAGEREF _Toc145338578 \h </w:instrText>
         </w:r>
         <w:r>
           <w:rPr>
@@ -2450,7 +2450,7 @@
           <w14:ligatures w14:val="standardContextual"/>
         </w:rPr>
       </w:pPr>
-      <w:hyperlink w:anchor="_Toc142500037" w:history="1">
+      <w:hyperlink w:anchor="_Toc145338579" w:history="1">
         <w:r>
           <w:rPr>
             <w:rStyle w:val="af"/>
@@ -2494,7 +2494,7 @@
             <w:noProof/>
             <w:webHidden/>
           </w:rPr>
-          <w:instrText xml:space="preserve"> PAGEREF _Toc142500037 \h </w:instrText>
+          <w:instrText xml:space="preserve"> PAGEREF _Toc145338579 \h </w:instrText>
         </w:r>
         <w:r>
           <w:rPr>
@@ -2540,7 +2540,7 @@
           <w14:ligatures w14:val="standardContextual"/>
         </w:rPr>
       </w:pPr>
-      <w:hyperlink w:anchor="_Toc142500038" w:history="1">
+      <w:hyperlink w:anchor="_Toc145338580" w:history="1">
         <w:r>
           <w:rPr>
             <w:rStyle w:val="af"/>
@@ -2584,97 +2584,7 @@
             <w:noProof/>
             <w:webHidden/>
           </w:rPr>
-          <w:instrText xml:space="preserve"> PAGEREF _Toc142500038 \h </w:instrText>
-        </w:r>
-        <w:r>
-          <w:rPr>
-            <w:noProof/>
-            <w:webHidden/>
-          </w:rPr>
-        </w:r>
-        <w:r>
-          <w:rPr>
-            <w:noProof/>
-            <w:webHidden/>
-          </w:rPr>
-          <w:fldChar w:fldCharType="separate"/>
-        </w:r>
-        <w:r>
-          <w:rPr>
-            <w:noProof/>
-            <w:webHidden/>
-          </w:rPr>
-          <w:t>15</w:t>
-        </w:r>
-        <w:r>
-          <w:rPr>
-            <w:noProof/>
-            <w:webHidden/>
-          </w:rPr>
-          <w:fldChar w:fldCharType="end"/>
-        </w:r>
-      </w:hyperlink>
-    </w:p>
-    <w:p>
-      <w:pPr>
-        <w:pStyle w:val="TOC2"/>
-        <w:tabs>
-          <w:tab w:val="left" w:pos="960"/>
-          <w:tab w:val="right" w:leader="dot" w:pos="8290"/>
-        </w:tabs>
-        <w:rPr>
-          <w:rFonts w:asciiTheme="minorHAnsi" w:eastAsiaTheme="minorEastAsia" w:hAnsiTheme="minorHAnsi"/>
-          <w:bCs w:val="0"/>
-          <w:noProof/>
-          <w:sz w:val="21"/>
-          <w14:ligatures w14:val="standardContextual"/>
-        </w:rPr>
-      </w:pPr>
-      <w:hyperlink w:anchor="_Toc142500039" w:history="1">
-        <w:r>
-          <w:rPr>
-            <w:rStyle w:val="af"/>
-            <w:noProof/>
-          </w:rPr>
-          <w:t>4.3</w:t>
-        </w:r>
-        <w:r>
-          <w:rPr>
-            <w:rFonts w:asciiTheme="minorHAnsi" w:eastAsiaTheme="minorEastAsia" w:hAnsiTheme="minorHAnsi"/>
-            <w:bCs w:val="0"/>
-            <w:noProof/>
-            <w:sz w:val="21"/>
-            <w14:ligatures w14:val="standardContextual"/>
-          </w:rPr>
-          <w:tab/>
-        </w:r>
-        <w:r>
-          <w:rPr>
-            <w:rStyle w:val="af"/>
-            <w:noProof/>
-          </w:rPr>
-          <w:t>ECC Encoder/Decoder</w:t>
-        </w:r>
-        <w:r>
-          <w:rPr>
-            <w:noProof/>
-            <w:webHidden/>
-          </w:rPr>
-          <w:tab/>
-        </w:r>
-        <w:r>
-          <w:rPr>
-            <w:noProof/>
-            <w:webHidden/>
-          </w:rPr>
-          <w:fldChar w:fldCharType="begin"/>
-        </w:r>
-        <w:r>
-          <w:rPr>
-            <w:noProof/>
-            <w:webHidden/>
-          </w:rPr>
-          <w:instrText xml:space="preserve"> PAGEREF _Toc142500039 \h </w:instrText>
+          <w:instrText xml:space="preserve"> PAGEREF _Toc145338580 \h </w:instrText>
         </w:r>
         <w:r>
           <w:rPr>
@@ -2722,7 +2632,7 @@
           <w14:ligatures w14:val="standardContextual"/>
         </w:rPr>
       </w:pPr>
-      <w:hyperlink w:anchor="_Toc142500040" w:history="1">
+      <w:hyperlink w:anchor="_Toc145338581" w:history="1">
         <w:r>
           <w:rPr>
             <w:rStyle w:val="af"/>
@@ -2768,7 +2678,7 @@
             <w:noProof/>
             <w:webHidden/>
           </w:rPr>
-          <w:instrText xml:space="preserve"> PAGEREF _Toc142500040 \h </w:instrText>
+          <w:instrText xml:space="preserve"> PAGEREF _Toc145338581 \h </w:instrText>
         </w:r>
         <w:r>
           <w:rPr>
@@ -2814,7 +2724,7 @@
           <w14:ligatures w14:val="standardContextual"/>
         </w:rPr>
       </w:pPr>
-      <w:hyperlink w:anchor="_Toc142500041" w:history="1">
+      <w:hyperlink w:anchor="_Toc145338582" w:history="1">
         <w:r>
           <w:rPr>
             <w:rStyle w:val="af"/>
@@ -2858,7 +2768,7 @@
             <w:noProof/>
             <w:webHidden/>
           </w:rPr>
-          <w:instrText xml:space="preserve"> PAGEREF _Toc142500041 \h </w:instrText>
+          <w:instrText xml:space="preserve"> PAGEREF _Toc145338582 \h </w:instrText>
         </w:r>
         <w:r>
           <w:rPr>
@@ -2904,7 +2814,7 @@
           <w14:ligatures w14:val="standardContextual"/>
         </w:rPr>
       </w:pPr>
-      <w:hyperlink w:anchor="_Toc142500042" w:history="1">
+      <w:hyperlink w:anchor="_Toc145338583" w:history="1">
         <w:r>
           <w:rPr>
             <w:rStyle w:val="af"/>
@@ -2948,7 +2858,7 @@
             <w:noProof/>
             <w:webHidden/>
           </w:rPr>
-          <w:instrText xml:space="preserve"> PAGEREF _Toc142500042 \h </w:instrText>
+          <w:instrText xml:space="preserve"> PAGEREF _Toc145338583 \h </w:instrText>
         </w:r>
         <w:r>
           <w:rPr>
@@ -2996,7 +2906,7 @@
           <w14:ligatures w14:val="standardContextual"/>
         </w:rPr>
       </w:pPr>
-      <w:hyperlink w:anchor="_Toc142500043" w:history="1">
+      <w:hyperlink w:anchor="_Toc145338584" w:history="1">
         <w:r>
           <w:rPr>
             <w:rStyle w:val="af"/>
@@ -3042,7 +2952,7 @@
             <w:noProof/>
             <w:webHidden/>
           </w:rPr>
-          <w:instrText xml:space="preserve"> PAGEREF _Toc142500043 \h </w:instrText>
+          <w:instrText xml:space="preserve"> PAGEREF _Toc145338584 \h </w:instrText>
         </w:r>
         <w:r>
           <w:rPr>
@@ -3088,7 +2998,7 @@
           <w14:ligatures w14:val="standardContextual"/>
         </w:rPr>
       </w:pPr>
-      <w:hyperlink w:anchor="_Toc142500044" w:history="1">
+      <w:hyperlink w:anchor="_Toc145338585" w:history="1">
         <w:r>
           <w:rPr>
             <w:rStyle w:val="af"/>
@@ -3132,7 +3042,7 @@
             <w:noProof/>
             <w:webHidden/>
           </w:rPr>
-          <w:instrText xml:space="preserve"> PAGEREF _Toc142500044 \h </w:instrText>
+          <w:instrText xml:space="preserve"> PAGEREF _Toc145338585 \h </w:instrText>
         </w:r>
         <w:r>
           <w:rPr>
@@ -3178,7 +3088,7 @@
           <w14:ligatures w14:val="standardContextual"/>
         </w:rPr>
       </w:pPr>
-      <w:hyperlink w:anchor="_Toc142500045" w:history="1">
+      <w:hyperlink w:anchor="_Toc145338586" w:history="1">
         <w:r>
           <w:rPr>
             <w:rStyle w:val="af"/>
@@ -3222,7 +3132,7 @@
             <w:noProof/>
             <w:webHidden/>
           </w:rPr>
-          <w:instrText xml:space="preserve"> PAGEREF _Toc142500045 \h </w:instrText>
+          <w:instrText xml:space="preserve"> PAGEREF _Toc145338586 \h </w:instrText>
         </w:r>
         <w:r>
           <w:rPr>
@@ -3268,7 +3178,7 @@
           <w14:ligatures w14:val="standardContextual"/>
         </w:rPr>
       </w:pPr>
-      <w:hyperlink w:anchor="_Toc142500046" w:history="1">
+      <w:hyperlink w:anchor="_Toc145338587" w:history="1">
         <w:r>
           <w:rPr>
             <w:rStyle w:val="af"/>
@@ -3312,7 +3222,7 @@
             <w:noProof/>
             <w:webHidden/>
           </w:rPr>
-          <w:instrText xml:space="preserve"> PAGEREF _Toc142500046 \h </w:instrText>
+          <w:instrText xml:space="preserve"> PAGEREF _Toc145338587 \h </w:instrText>
         </w:r>
         <w:r>
           <w:rPr>
@@ -3360,7 +3270,7 @@
           <w14:ligatures w14:val="standardContextual"/>
         </w:rPr>
       </w:pPr>
-      <w:hyperlink w:anchor="_Toc142500047" w:history="1">
+      <w:hyperlink w:anchor="_Toc145338588" w:history="1">
         <w:r>
           <w:rPr>
             <w:rStyle w:val="af"/>
@@ -3406,7 +3316,7 @@
             <w:noProof/>
             <w:webHidden/>
           </w:rPr>
-          <w:instrText xml:space="preserve"> PAGEREF _Toc142500047 \h </w:instrText>
+          <w:instrText xml:space="preserve"> PAGEREF _Toc145338588 \h </w:instrText>
         </w:r>
         <w:r>
           <w:rPr>
@@ -3452,7 +3362,7 @@
           <w14:ligatures w14:val="standardContextual"/>
         </w:rPr>
       </w:pPr>
-      <w:hyperlink w:anchor="_Toc142500048" w:history="1">
+      <w:hyperlink w:anchor="_Toc145338589" w:history="1">
         <w:r>
           <w:rPr>
             <w:rStyle w:val="af"/>
@@ -3496,7 +3406,7 @@
             <w:noProof/>
             <w:webHidden/>
           </w:rPr>
-          <w:instrText xml:space="preserve"> PAGEREF _Toc142500048 \h </w:instrText>
+          <w:instrText xml:space="preserve"> PAGEREF _Toc145338589 \h </w:instrText>
         </w:r>
         <w:r>
           <w:rPr>
@@ -3542,7 +3452,7 @@
           <w14:ligatures w14:val="standardContextual"/>
         </w:rPr>
       </w:pPr>
-      <w:hyperlink w:anchor="_Toc142500049" w:history="1">
+      <w:hyperlink w:anchor="_Toc145338590" w:history="1">
         <w:r>
           <w:rPr>
             <w:rStyle w:val="af"/>
@@ -3586,7 +3496,7 @@
             <w:noProof/>
             <w:webHidden/>
           </w:rPr>
-          <w:instrText xml:space="preserve"> PAGEREF _Toc142500049 \h </w:instrText>
+          <w:instrText xml:space="preserve"> PAGEREF _Toc145338590 \h </w:instrText>
         </w:r>
         <w:r>
           <w:rPr>
@@ -3632,7 +3542,7 @@
           <w14:ligatures w14:val="standardContextual"/>
         </w:rPr>
       </w:pPr>
-      <w:hyperlink w:anchor="_Toc142500050" w:history="1">
+      <w:hyperlink w:anchor="_Toc145338591" w:history="1">
         <w:r>
           <w:rPr>
             <w:rStyle w:val="af"/>
@@ -3676,7 +3586,7 @@
             <w:noProof/>
             <w:webHidden/>
           </w:rPr>
-          <w:instrText xml:space="preserve"> PAGEREF _Toc142500050 \h </w:instrText>
+          <w:instrText xml:space="preserve"> PAGEREF _Toc145338591 \h </w:instrText>
         </w:r>
         <w:r>
           <w:rPr>
@@ -3724,7 +3634,7 @@
           <w14:ligatures w14:val="standardContextual"/>
         </w:rPr>
       </w:pPr>
-      <w:hyperlink w:anchor="_Toc142500051" w:history="1">
+      <w:hyperlink w:anchor="_Toc145338592" w:history="1">
         <w:r>
           <w:rPr>
             <w:rStyle w:val="af"/>
@@ -3770,7 +3680,7 @@
             <w:noProof/>
             <w:webHidden/>
           </w:rPr>
-          <w:instrText xml:space="preserve"> PAGEREF _Toc142500051 \h </w:instrText>
+          <w:instrText xml:space="preserve"> PAGEREF _Toc145338592 \h </w:instrText>
         </w:r>
         <w:r>
           <w:rPr>
@@ -3818,7 +3728,7 @@
           <w14:ligatures w14:val="standardContextual"/>
         </w:rPr>
       </w:pPr>
-      <w:hyperlink w:anchor="_Toc142500052" w:history="1">
+      <w:hyperlink w:anchor="_Toc145338593" w:history="1">
         <w:r>
           <w:rPr>
             <w:rStyle w:val="af"/>
@@ -3864,7 +3774,7 @@
             <w:noProof/>
             <w:webHidden/>
           </w:rPr>
-          <w:instrText xml:space="preserve"> PAGEREF _Toc142500052 \h </w:instrText>
+          <w:instrText xml:space="preserve"> PAGEREF _Toc145338593 \h </w:instrText>
         </w:r>
         <w:r>
           <w:rPr>
@@ -3912,7 +3822,7 @@
           <w14:ligatures w14:val="standardContextual"/>
         </w:rPr>
       </w:pPr>
-      <w:hyperlink w:anchor="_Toc142500053" w:history="1">
+      <w:hyperlink w:anchor="_Toc145338594" w:history="1">
         <w:r>
           <w:rPr>
             <w:rStyle w:val="af"/>
@@ -3958,7 +3868,7 @@
             <w:noProof/>
             <w:webHidden/>
           </w:rPr>
-          <w:instrText xml:space="preserve"> PAGEREF _Toc142500053 \h </w:instrText>
+          <w:instrText xml:space="preserve"> PAGEREF _Toc145338594 \h </w:instrText>
         </w:r>
         <w:r>
           <w:rPr>
@@ -4006,7 +3916,7 @@
           <w14:ligatures w14:val="standardContextual"/>
         </w:rPr>
       </w:pPr>
-      <w:hyperlink w:anchor="_Toc142500054" w:history="1">
+      <w:hyperlink w:anchor="_Toc145338595" w:history="1">
         <w:r>
           <w:rPr>
             <w:rStyle w:val="af"/>
@@ -4052,7 +3962,187 @@
             <w:noProof/>
             <w:webHidden/>
           </w:rPr>
-          <w:instrText xml:space="preserve"> PAGEREF _Toc142500054 \h </w:instrText>
+          <w:instrText xml:space="preserve"> PAGEREF _Toc145338595 \h </w:instrText>
+        </w:r>
+        <w:r>
+          <w:rPr>
+            <w:noProof/>
+            <w:webHidden/>
+          </w:rPr>
+        </w:r>
+        <w:r>
+          <w:rPr>
+            <w:noProof/>
+            <w:webHidden/>
+          </w:rPr>
+          <w:fldChar w:fldCharType="separate"/>
+        </w:r>
+        <w:r>
+          <w:rPr>
+            <w:noProof/>
+            <w:webHidden/>
+          </w:rPr>
+          <w:t>25</w:t>
+        </w:r>
+        <w:r>
+          <w:rPr>
+            <w:noProof/>
+            <w:webHidden/>
+          </w:rPr>
+          <w:fldChar w:fldCharType="end"/>
+        </w:r>
+      </w:hyperlink>
+    </w:p>
+    <w:p>
+      <w:pPr>
+        <w:pStyle w:val="TOC2"/>
+        <w:tabs>
+          <w:tab w:val="left" w:pos="960"/>
+          <w:tab w:val="right" w:leader="dot" w:pos="8290"/>
+        </w:tabs>
+        <w:rPr>
+          <w:rFonts w:asciiTheme="minorHAnsi" w:eastAsiaTheme="minorEastAsia" w:hAnsiTheme="minorHAnsi"/>
+          <w:bCs w:val="0"/>
+          <w:noProof/>
+          <w:sz w:val="21"/>
+          <w14:ligatures w14:val="standardContextual"/>
+        </w:rPr>
+      </w:pPr>
+      <w:hyperlink w:anchor="_Toc145338596" w:history="1">
+        <w:r>
+          <w:rPr>
+            <w:rStyle w:val="af"/>
+            <w:noProof/>
+          </w:rPr>
+          <w:t>11.1</w:t>
+        </w:r>
+        <w:r>
+          <w:rPr>
+            <w:rFonts w:asciiTheme="minorHAnsi" w:eastAsiaTheme="minorEastAsia" w:hAnsiTheme="minorHAnsi"/>
+            <w:bCs w:val="0"/>
+            <w:noProof/>
+            <w:sz w:val="21"/>
+            <w14:ligatures w14:val="standardContextual"/>
+          </w:rPr>
+          <w:tab/>
+        </w:r>
+        <w:r>
+          <w:rPr>
+            <w:rStyle w:val="af"/>
+            <w:noProof/>
+          </w:rPr>
+          <w:t>ECC Wrapper</w:t>
+        </w:r>
+        <w:r>
+          <w:rPr>
+            <w:noProof/>
+            <w:webHidden/>
+          </w:rPr>
+          <w:tab/>
+        </w:r>
+        <w:r>
+          <w:rPr>
+            <w:noProof/>
+            <w:webHidden/>
+          </w:rPr>
+          <w:fldChar w:fldCharType="begin"/>
+        </w:r>
+        <w:r>
+          <w:rPr>
+            <w:noProof/>
+            <w:webHidden/>
+          </w:rPr>
+          <w:instrText xml:space="preserve"> PAGEREF _Toc145338596 \h </w:instrText>
+        </w:r>
+        <w:r>
+          <w:rPr>
+            <w:noProof/>
+            <w:webHidden/>
+          </w:rPr>
+        </w:r>
+        <w:r>
+          <w:rPr>
+            <w:noProof/>
+            <w:webHidden/>
+          </w:rPr>
+          <w:fldChar w:fldCharType="separate"/>
+        </w:r>
+        <w:r>
+          <w:rPr>
+            <w:noProof/>
+            <w:webHidden/>
+          </w:rPr>
+          <w:t>25</w:t>
+        </w:r>
+        <w:r>
+          <w:rPr>
+            <w:noProof/>
+            <w:webHidden/>
+          </w:rPr>
+          <w:fldChar w:fldCharType="end"/>
+        </w:r>
+      </w:hyperlink>
+    </w:p>
+    <w:p>
+      <w:pPr>
+        <w:pStyle w:val="TOC2"/>
+        <w:tabs>
+          <w:tab w:val="left" w:pos="960"/>
+          <w:tab w:val="right" w:leader="dot" w:pos="8290"/>
+        </w:tabs>
+        <w:rPr>
+          <w:rFonts w:asciiTheme="minorHAnsi" w:eastAsiaTheme="minorEastAsia" w:hAnsiTheme="minorHAnsi"/>
+          <w:bCs w:val="0"/>
+          <w:noProof/>
+          <w:sz w:val="21"/>
+          <w14:ligatures w14:val="standardContextual"/>
+        </w:rPr>
+      </w:pPr>
+      <w:hyperlink w:anchor="_Toc145338597" w:history="1">
+        <w:r>
+          <w:rPr>
+            <w:rStyle w:val="af"/>
+            <w:noProof/>
+          </w:rPr>
+          <w:t>11.2</w:t>
+        </w:r>
+        <w:r>
+          <w:rPr>
+            <w:rFonts w:asciiTheme="minorHAnsi" w:eastAsiaTheme="minorEastAsia" w:hAnsiTheme="minorHAnsi"/>
+            <w:bCs w:val="0"/>
+            <w:noProof/>
+            <w:sz w:val="21"/>
+            <w14:ligatures w14:val="standardContextual"/>
+          </w:rPr>
+          <w:tab/>
+        </w:r>
+        <w:r>
+          <w:rPr>
+            <w:rStyle w:val="af"/>
+            <w:noProof/>
+          </w:rPr>
+          <w:t>Memory Wrapper</w:t>
+        </w:r>
+        <w:r>
+          <w:rPr>
+            <w:noProof/>
+            <w:webHidden/>
+          </w:rPr>
+          <w:tab/>
+        </w:r>
+        <w:r>
+          <w:rPr>
+            <w:noProof/>
+            <w:webHidden/>
+          </w:rPr>
+          <w:fldChar w:fldCharType="begin"/>
+        </w:r>
+        <w:r>
+          <w:rPr>
+            <w:noProof/>
+            <w:webHidden/>
+          </w:rPr>
+          <w:instrText xml:space="preserve"> PAGEREF _Toc145338597 \h </w:instrText>
         </w:r>
         <w:r>
           <w:rPr>
@@ -4100,7 +4190,7 @@
       <w:pPr>
         <w:pStyle w:val="a7"/>
       </w:pPr>
-      <w:bookmarkStart w:id="2" w:name="_Toc142500023"/>
+      <w:bookmarkStart w:id="2" w:name="_Toc145338565"/>
       <w:r>
         <w:rPr>
           <w:rFonts w:hint="eastAsia"/>
@@ -4147,7 +4237,7 @@
       <w:r>
         <w:fldChar w:fldCharType="separate"/>
       </w:r>
-      <w:hyperlink w:anchor="_Toc142500055" w:history="1">
+      <w:hyperlink w:anchor="_Toc145338598" w:history="1">
         <w:r>
           <w:rPr>
             <w:rStyle w:val="af"/>
@@ -4182,7 +4272,7 @@
             <w:noProof/>
             <w:webHidden/>
           </w:rPr>
-          <w:instrText xml:space="preserve"> PAGEREF _Toc142500055 \h </w:instrText>
+          <w:instrText xml:space="preserve"> PAGEREF _Toc145338598 \h </w:instrText>
         </w:r>
         <w:r>
           <w:rPr>
@@ -4228,7 +4318,7 @@
           <w14:ligatures w14:val="standardContextual"/>
         </w:rPr>
       </w:pPr>
-      <w:hyperlink w:anchor="_Toc142500056" w:history="1">
+      <w:hyperlink w:anchor="_Toc145338599" w:history="1">
         <w:r>
           <w:rPr>
             <w:rStyle w:val="af"/>
@@ -4263,7 +4353,7 @@
             <w:noProof/>
             <w:webHidden/>
           </w:rPr>
-          <w:instrText xml:space="preserve"> PAGEREF _Toc142500056 \h </w:instrText>
+          <w:instrText xml:space="preserve"> PAGEREF _Toc145338599 \h </w:instrText>
         </w:r>
         <w:r>
           <w:rPr>
@@ -4309,7 +4399,7 @@
           <w14:ligatures w14:val="standardContextual"/>
         </w:rPr>
       </w:pPr>
-      <w:hyperlink w:anchor="_Toc142500057" w:history="1">
+      <w:hyperlink w:anchor="_Toc145338600" w:history="1">
         <w:r>
           <w:rPr>
             <w:rStyle w:val="af"/>
@@ -4344,7 +4434,7 @@
             <w:noProof/>
             <w:webHidden/>
           </w:rPr>
-          <w:instrText xml:space="preserve"> PAGEREF _Toc142500057 \h </w:instrText>
+          <w:instrText xml:space="preserve"> PAGEREF _Toc145338600 \h </w:instrText>
         </w:r>
         <w:r>
           <w:rPr>
@@ -4364,7 +4454,7 @@
             <w:noProof/>
             <w:webHidden/>
           </w:rPr>
-          <w:t>12</w:t>
+          <w:t>13</w:t>
         </w:r>
         <w:r>
           <w:rPr>
@@ -4390,7 +4480,7 @@
           <w14:ligatures w14:val="standardContextual"/>
         </w:rPr>
       </w:pPr>
-      <w:hyperlink w:anchor="_Toc142500058" w:history="1">
+      <w:hyperlink w:anchor="_Toc145338601" w:history="1">
         <w:r>
           <w:rPr>
             <w:rStyle w:val="af"/>
@@ -4404,7 +4494,7 @@
             <w:noProof/>
           </w:rPr>
           <w:noBreakHyphen/>
-          <w:t>5 Address Mapping</w:t>
+          <w:t>4 Address Mapping</w:t>
         </w:r>
         <w:r>
           <w:rPr>
@@ -4425,7 +4515,7 @@
             <w:noProof/>
             <w:webHidden/>
           </w:rPr>
-          <w:instrText xml:space="preserve"> PAGEREF _Toc142500058 \h </w:instrText>
+          <w:instrText xml:space="preserve"> PAGEREF _Toc145338601 \h </w:instrText>
         </w:r>
         <w:r>
           <w:rPr>
@@ -4471,7 +4561,7 @@
           <w14:ligatures w14:val="standardContextual"/>
         </w:rPr>
       </w:pPr>
-      <w:hyperlink w:anchor="_Toc142500059" w:history="1">
+      <w:hyperlink w:anchor="_Toc145338602" w:history="1">
         <w:r>
           <w:rPr>
             <w:rStyle w:val="af"/>
@@ -4506,7 +4596,7 @@
             <w:noProof/>
             <w:webHidden/>
           </w:rPr>
-          <w:instrText xml:space="preserve"> PAGEREF _Toc142500059 \h </w:instrText>
+          <w:instrText xml:space="preserve"> PAGEREF _Toc145338602 \h </w:instrText>
         </w:r>
         <w:r>
           <w:rPr>
@@ -4552,7 +4642,7 @@
           <w14:ligatures w14:val="standardContextual"/>
         </w:rPr>
       </w:pPr>
-      <w:hyperlink w:anchor="_Toc142500060" w:history="1">
+      <w:hyperlink w:anchor="_Toc145338603" w:history="1">
         <w:r>
           <w:rPr>
             <w:rStyle w:val="af"/>
@@ -4587,7 +4677,7 @@
             <w:noProof/>
             <w:webHidden/>
           </w:rPr>
-          <w:instrText xml:space="preserve"> PAGEREF _Toc142500060 \h </w:instrText>
+          <w:instrText xml:space="preserve"> PAGEREF _Toc145338603 \h </w:instrText>
         </w:r>
         <w:r>
           <w:rPr>
@@ -4633,7 +4723,7 @@
           <w14:ligatures w14:val="standardContextual"/>
         </w:rPr>
       </w:pPr>
-      <w:hyperlink w:anchor="_Toc142500061" w:history="1">
+      <w:hyperlink w:anchor="_Toc145338604" w:history="1">
         <w:r>
           <w:rPr>
             <w:rStyle w:val="af"/>
@@ -4668,7 +4758,7 @@
             <w:noProof/>
             <w:webHidden/>
           </w:rPr>
-          <w:instrText xml:space="preserve"> PAGEREF _Toc142500061 \h </w:instrText>
+          <w:instrText xml:space="preserve"> PAGEREF _Toc145338604 \h </w:instrText>
         </w:r>
         <w:r>
           <w:rPr>
@@ -4714,7 +4804,7 @@
           <w14:ligatures w14:val="standardContextual"/>
         </w:rPr>
       </w:pPr>
-      <w:hyperlink w:anchor="_Toc142500062" w:history="1">
+      <w:hyperlink w:anchor="_Toc145338605" w:history="1">
         <w:r>
           <w:rPr>
             <w:rStyle w:val="af"/>
@@ -4749,7 +4839,7 @@
             <w:noProof/>
             <w:webHidden/>
           </w:rPr>
-          <w:instrText xml:space="preserve"> PAGEREF _Toc142500062 \h </w:instrText>
+          <w:instrText xml:space="preserve"> PAGEREF _Toc145338605 \h </w:instrText>
         </w:r>
         <w:r>
           <w:rPr>
@@ -4795,7 +4885,7 @@
           <w14:ligatures w14:val="standardContextual"/>
         </w:rPr>
       </w:pPr>
-      <w:hyperlink w:anchor="_Toc142500063" w:history="1">
+      <w:hyperlink w:anchor="_Toc145338606" w:history="1">
         <w:r>
           <w:rPr>
             <w:rStyle w:val="af"/>
@@ -4830,7 +4920,7 @@
             <w:noProof/>
             <w:webHidden/>
           </w:rPr>
-          <w:instrText xml:space="preserve"> PAGEREF _Toc142500063 \h </w:instrText>
+          <w:instrText xml:space="preserve"> PAGEREF _Toc145338606 \h </w:instrText>
         </w:r>
         <w:r>
           <w:rPr>
@@ -4876,7 +4966,7 @@
           <w14:ligatures w14:val="standardContextual"/>
         </w:rPr>
       </w:pPr>
-      <w:hyperlink w:anchor="_Toc142500064" w:history="1">
+      <w:hyperlink w:anchor="_Toc145338607" w:history="1">
         <w:r>
           <w:rPr>
             <w:rStyle w:val="af"/>
@@ -4911,7 +5001,7 @@
             <w:noProof/>
             <w:webHidden/>
           </w:rPr>
-          <w:instrText xml:space="preserve"> PAGEREF _Toc142500064 \h </w:instrText>
+          <w:instrText xml:space="preserve"> PAGEREF _Toc145338607 \h </w:instrText>
         </w:r>
         <w:r>
           <w:rPr>
@@ -4957,7 +5047,7 @@
           <w14:ligatures w14:val="standardContextual"/>
         </w:rPr>
       </w:pPr>
-      <w:hyperlink w:anchor="_Toc142500065" w:history="1">
+      <w:hyperlink w:anchor="_Toc145338608" w:history="1">
         <w:r>
           <w:rPr>
             <w:rStyle w:val="af"/>
@@ -4992,7 +5082,7 @@
             <w:noProof/>
             <w:webHidden/>
           </w:rPr>
-          <w:instrText xml:space="preserve"> PAGEREF _Toc142500065 \h </w:instrText>
+          <w:instrText xml:space="preserve"> PAGEREF _Toc145338608 \h </w:instrText>
         </w:r>
         <w:r>
           <w:rPr>
@@ -5038,7 +5128,7 @@
           <w14:ligatures w14:val="standardContextual"/>
         </w:rPr>
       </w:pPr>
-      <w:hyperlink w:anchor="_Toc142500066" w:history="1">
+      <w:hyperlink w:anchor="_Toc145338609" w:history="1">
         <w:r>
           <w:rPr>
             <w:rStyle w:val="af"/>
@@ -5073,7 +5163,7 @@
             <w:noProof/>
             <w:webHidden/>
           </w:rPr>
-          <w:instrText xml:space="preserve"> PAGEREF _Toc142500066 \h </w:instrText>
+          <w:instrText xml:space="preserve"> PAGEREF _Toc145338609 \h </w:instrText>
         </w:r>
         <w:r>
           <w:rPr>
@@ -5121,7 +5211,7 @@
       <w:pPr>
         <w:pStyle w:val="a7"/>
       </w:pPr>
-      <w:bookmarkStart w:id="3" w:name="_Toc142500024"/>
+      <w:bookmarkStart w:id="3" w:name="_Toc145338566"/>
       <w:r>
         <w:rPr>
           <w:rFonts w:hint="eastAsia"/>
@@ -5168,7 +5258,7 @@
       <w:r>
         <w:fldChar w:fldCharType="separate"/>
       </w:r>
-      <w:hyperlink w:anchor="_Toc142500067" w:history="1">
+      <w:hyperlink w:anchor="_Toc145338610" w:history="1">
         <w:r>
           <w:rPr>
             <w:rStyle w:val="af"/>
@@ -5203,7 +5293,7 @@
             <w:noProof/>
             <w:webHidden/>
           </w:rPr>
-          <w:instrText xml:space="preserve"> PAGEREF _Toc142500067 \h </w:instrText>
+          <w:instrText xml:space="preserve"> PAGEREF _Toc145338610 \h </w:instrText>
         </w:r>
         <w:r>
           <w:rPr>
@@ -5249,7 +5339,7 @@
           <w14:ligatures w14:val="standardContextual"/>
         </w:rPr>
       </w:pPr>
-      <w:hyperlink w:anchor="_Toc142500068" w:history="1">
+      <w:hyperlink w:anchor="_Toc145338611" w:history="1">
         <w:r>
           <w:rPr>
             <w:rStyle w:val="af"/>
@@ -5284,7 +5374,7 @@
             <w:noProof/>
             <w:webHidden/>
           </w:rPr>
-          <w:instrText xml:space="preserve"> PAGEREF _Toc142500068 \h </w:instrText>
+          <w:instrText xml:space="preserve"> PAGEREF _Toc145338611 \h </w:instrText>
         </w:r>
         <w:r>
           <w:rPr>
@@ -5330,7 +5420,7 @@
           <w14:ligatures w14:val="standardContextual"/>
         </w:rPr>
       </w:pPr>
-      <w:hyperlink w:anchor="_Toc142500069" w:history="1">
+      <w:hyperlink w:anchor="_Toc145338612" w:history="1">
         <w:r>
           <w:rPr>
             <w:rStyle w:val="af"/>
@@ -5365,7 +5455,7 @@
             <w:noProof/>
             <w:webHidden/>
           </w:rPr>
-          <w:instrText xml:space="preserve"> PAGEREF _Toc142500069 \h </w:instrText>
+          <w:instrText xml:space="preserve"> PAGEREF _Toc145338612 \h </w:instrText>
         </w:r>
         <w:r>
           <w:rPr>
@@ -5411,7 +5501,7 @@
           <w14:ligatures w14:val="standardContextual"/>
         </w:rPr>
       </w:pPr>
-      <w:hyperlink w:anchor="_Toc142500070" w:history="1">
+      <w:hyperlink w:anchor="_Toc145338613" w:history="1">
         <w:r>
           <w:rPr>
             <w:rStyle w:val="af"/>
@@ -5446,7 +5536,7 @@
             <w:noProof/>
             <w:webHidden/>
           </w:rPr>
-          <w:instrText xml:space="preserve"> PAGEREF _Toc142500070 \h </w:instrText>
+          <w:instrText xml:space="preserve"> PAGEREF _Toc145338613 \h </w:instrText>
         </w:r>
         <w:r>
           <w:rPr>
@@ -5492,7 +5582,7 @@
           <w14:ligatures w14:val="standardContextual"/>
         </w:rPr>
       </w:pPr>
-      <w:hyperlink w:anchor="_Toc142500071" w:history="1">
+      <w:hyperlink w:anchor="_Toc145338614" w:history="1">
         <w:r>
           <w:rPr>
             <w:rStyle w:val="af"/>
@@ -5506,7 +5596,7 @@
             <w:noProof/>
           </w:rPr>
           <w:noBreakHyphen/>
-          <w:t>3 ECC Module Diagram</w:t>
+          <w:t>3 RMW State Machine Diagram</w:t>
         </w:r>
         <w:r>
           <w:rPr>
@@ -5527,7 +5617,7 @@
             <w:noProof/>
             <w:webHidden/>
           </w:rPr>
-          <w:instrText xml:space="preserve"> PAGEREF _Toc142500071 \h </w:instrText>
+          <w:instrText xml:space="preserve"> PAGEREF _Toc145338614 \h </w:instrText>
         </w:r>
         <w:r>
           <w:rPr>
@@ -5573,7 +5663,7 @@
           <w14:ligatures w14:val="standardContextual"/>
         </w:rPr>
       </w:pPr>
-      <w:hyperlink w:anchor="_Toc142500072" w:history="1">
+      <w:hyperlink w:anchor="_Toc145338615" w:history="1">
         <w:r>
           <w:rPr>
             <w:rStyle w:val="af"/>
@@ -5608,7 +5698,7 @@
             <w:noProof/>
             <w:webHidden/>
           </w:rPr>
-          <w:instrText xml:space="preserve"> PAGEREF _Toc142500072 \h </w:instrText>
+          <w:instrText xml:space="preserve"> PAGEREF _Toc145338615 \h </w:instrText>
         </w:r>
         <w:r>
           <w:rPr>
@@ -5654,7 +5744,7 @@
           <w14:ligatures w14:val="standardContextual"/>
         </w:rPr>
       </w:pPr>
-      <w:hyperlink w:anchor="_Toc142500073" w:history="1">
+      <w:hyperlink w:anchor="_Toc145338616" w:history="1">
         <w:r>
           <w:rPr>
             <w:rStyle w:val="af"/>
@@ -5689,7 +5779,7 @@
             <w:noProof/>
             <w:webHidden/>
           </w:rPr>
-          <w:instrText xml:space="preserve"> PAGEREF _Toc142500073 \h </w:instrText>
+          <w:instrText xml:space="preserve"> PAGEREF _Toc145338616 \h </w:instrText>
         </w:r>
         <w:r>
           <w:rPr>
@@ -5710,6 +5800,168 @@
             <w:webHidden/>
           </w:rPr>
           <w:t>18</w:t>
+        </w:r>
+        <w:r>
+          <w:rPr>
+            <w:noProof/>
+            <w:webHidden/>
+          </w:rPr>
+          <w:fldChar w:fldCharType="end"/>
+        </w:r>
+      </w:hyperlink>
+    </w:p>
+    <w:p>
+      <w:pPr>
+        <w:pStyle w:val="ad"/>
+        <w:tabs>
+          <w:tab w:val="right" w:leader="dot" w:pos="8290"/>
+        </w:tabs>
+        <w:ind w:left="960" w:hanging="480"/>
+        <w:rPr>
+          <w:rFonts w:asciiTheme="minorHAnsi" w:eastAsiaTheme="minorEastAsia" w:hAnsiTheme="minorHAnsi"/>
+          <w:noProof/>
+          <w:sz w:val="21"/>
+          <w:szCs w:val="22"/>
+          <w14:ligatures w14:val="standardContextual"/>
+        </w:rPr>
+      </w:pPr>
+      <w:hyperlink w:anchor="_Toc145338617" w:history="1">
+        <w:r>
+          <w:rPr>
+            <w:rStyle w:val="af"/>
+            <w:noProof/>
+          </w:rPr>
+          <w:t>Figure 11</w:t>
+        </w:r>
+        <w:r>
+          <w:rPr>
+            <w:rStyle w:val="af"/>
+            <w:noProof/>
+          </w:rPr>
+          <w:noBreakHyphen/>
+          <w:t>1 ECC Wrapper Diagram</w:t>
+        </w:r>
+        <w:r>
+          <w:rPr>
+            <w:noProof/>
+            <w:webHidden/>
+          </w:rPr>
+          <w:tab/>
+        </w:r>
+        <w:r>
+          <w:rPr>
+            <w:noProof/>
+            <w:webHidden/>
+          </w:rPr>
+          <w:fldChar w:fldCharType="begin"/>
+        </w:r>
+        <w:r>
+          <w:rPr>
+            <w:noProof/>
+            <w:webHidden/>
+          </w:rPr>
+          <w:instrText xml:space="preserve"> PAGEREF _Toc145338617 \h </w:instrText>
+        </w:r>
+        <w:r>
+          <w:rPr>
+            <w:noProof/>
+            <w:webHidden/>
+          </w:rPr>
+        </w:r>
+        <w:r>
+          <w:rPr>
+            <w:noProof/>
+            <w:webHidden/>
+          </w:rPr>
+          <w:fldChar w:fldCharType="separate"/>
+        </w:r>
+        <w:r>
+          <w:rPr>
+            <w:noProof/>
+            <w:webHidden/>
+          </w:rPr>
+          <w:t>25</w:t>
+        </w:r>
+        <w:r>
+          <w:rPr>
+            <w:noProof/>
+            <w:webHidden/>
+          </w:rPr>
+          <w:fldChar w:fldCharType="end"/>
+        </w:r>
+      </w:hyperlink>
+    </w:p>
+    <w:p>
+      <w:pPr>
+        <w:pStyle w:val="ad"/>
+        <w:tabs>
+          <w:tab w:val="right" w:leader="dot" w:pos="8290"/>
+        </w:tabs>
+        <w:ind w:left="960" w:hanging="480"/>
+        <w:rPr>
+          <w:rFonts w:asciiTheme="minorHAnsi" w:eastAsiaTheme="minorEastAsia" w:hAnsiTheme="minorHAnsi"/>
+          <w:noProof/>
+          <w:sz w:val="21"/>
+          <w:szCs w:val="22"/>
+          <w14:ligatures w14:val="standardContextual"/>
+        </w:rPr>
+      </w:pPr>
+      <w:hyperlink w:anchor="_Toc145338618" w:history="1">
+        <w:r>
+          <w:rPr>
+            <w:rStyle w:val="af"/>
+            <w:noProof/>
+          </w:rPr>
+          <w:t>Figure 11</w:t>
+        </w:r>
+        <w:r>
+          <w:rPr>
+            <w:rStyle w:val="af"/>
+            <w:noProof/>
+          </w:rPr>
+          <w:noBreakHyphen/>
+          <w:t>2 Memory Wrapper Diagram</w:t>
+        </w:r>
+        <w:r>
+          <w:rPr>
+            <w:noProof/>
+            <w:webHidden/>
+          </w:rPr>
+          <w:tab/>
+        </w:r>
+        <w:r>
+          <w:rPr>
+            <w:noProof/>
+            <w:webHidden/>
+          </w:rPr>
+          <w:fldChar w:fldCharType="begin"/>
+        </w:r>
+        <w:r>
+          <w:rPr>
+            <w:noProof/>
+            <w:webHidden/>
+          </w:rPr>
+          <w:instrText xml:space="preserve"> PAGEREF _Toc145338618 \h </w:instrText>
+        </w:r>
+        <w:r>
+          <w:rPr>
+            <w:noProof/>
+            <w:webHidden/>
+          </w:rPr>
+        </w:r>
+        <w:r>
+          <w:rPr>
+            <w:noProof/>
+            <w:webHidden/>
+          </w:rPr>
+          <w:fldChar w:fldCharType="separate"/>
+        </w:r>
+        <w:r>
+          <w:rPr>
+            <w:noProof/>
+            <w:webHidden/>
+          </w:rPr>
+          <w:t>25</w:t>
         </w:r>
         <w:r>
           <w:rPr>
@@ -5737,7 +5989,7 @@
       <w:pPr>
         <w:pStyle w:val="11"/>
       </w:pPr>
-      <w:bookmarkStart w:id="4" w:name="_Toc142500025"/>
+      <w:bookmarkStart w:id="4" w:name="_Toc145338567"/>
       <w:r>
         <w:rPr>
           <w:rFonts w:hint="eastAsia"/>
@@ -5946,7 +6198,7 @@
       <w:pPr>
         <w:pStyle w:val="11"/>
       </w:pPr>
-      <w:bookmarkStart w:id="5" w:name="_Toc142500026"/>
+      <w:bookmarkStart w:id="5" w:name="_Toc145338568"/>
       <w:r>
         <w:rPr>
           <w:rFonts w:hint="eastAsia"/>
@@ -6253,7 +6505,7 @@
       <w:pPr>
         <w:pStyle w:val="11"/>
       </w:pPr>
-      <w:bookmarkStart w:id="6" w:name="_Toc142500027"/>
+      <w:bookmarkStart w:id="6" w:name="_Toc145338569"/>
       <w:r>
         <w:rPr>
           <w:rFonts w:hint="eastAsia"/>
@@ -6287,7 +6539,7 @@
       <w:pPr>
         <w:pStyle w:val="20"/>
       </w:pPr>
-      <w:bookmarkStart w:id="7" w:name="_Toc142500028"/>
+      <w:bookmarkStart w:id="7" w:name="_Toc145338570"/>
       <w:r>
         <w:t>Architecture</w:t>
       </w:r>
@@ -6305,10 +6557,10 @@
           <w:noProof/>
         </w:rPr>
         <w:drawing>
-          <wp:inline distT="0" distB="0" distL="0" distR="0" wp14:anchorId="2B8FA8C9" wp14:editId="414AE882">
-            <wp:extent cx="2072820" cy="4176122"/>
-            <wp:effectExtent l="0" t="0" r="3810" b="0"/>
-            <wp:docPr id="1753077660" name="图片 1"/>
+          <wp:inline distT="0" distB="0" distL="0" distR="0" wp14:anchorId="107B5D54" wp14:editId="0FBCCAF3">
+            <wp:extent cx="1834661" cy="3876718"/>
+            <wp:effectExtent l="0" t="0" r="0" b="0"/>
+            <wp:docPr id="589472385" name="图片 1"/>
             <wp:cNvGraphicFramePr>
               <a:graphicFrameLocks xmlns:a="http://schemas.openxmlformats.org/drawingml/2006/main" noChangeAspect="1"/>
             </wp:cNvGraphicFramePr>
@@ -6316,7 +6568,7 @@
               <a:graphicData uri="http://schemas.openxmlformats.org/drawingml/2006/picture">
                 <pic:pic xmlns:pic="http://schemas.openxmlformats.org/drawingml/2006/picture">
                   <pic:nvPicPr>
-                    <pic:cNvPr id="1753077660" name=""/>
+                    <pic:cNvPr id="589472385" name=""/>
                     <pic:cNvPicPr/>
                   </pic:nvPicPr>
                   <pic:blipFill>
@@ -6328,7 +6580,7 @@
                   <pic:spPr>
                     <a:xfrm>
                       <a:off x="0" y="0"/>
-                      <a:ext cx="2072820" cy="4176122"/>
+                      <a:ext cx="1836748" cy="3881128"/>
                     </a:xfrm>
                     <a:prstGeom prst="rect">
                       <a:avLst/>
@@ -6346,29 +6598,55 @@
         <w:pStyle w:val="ac"/>
       </w:pPr>
       <w:bookmarkStart w:id="8" w:name="_Ref142408256"/>
-      <w:bookmarkStart w:id="9" w:name="_Toc142500067"/>
+      <w:bookmarkStart w:id="9" w:name="_Toc145338610"/>
       <w:r>
         <w:t xml:space="preserve">Figure </w:t>
       </w:r>
-      <w:fldSimple w:instr=" STYLEREF 1 \s ">
-        <w:r>
-          <w:rPr>
-            <w:noProof/>
-          </w:rPr>
-          <w:t>3</w:t>
-        </w:r>
-      </w:fldSimple>
+      <w:r>
+        <w:fldChar w:fldCharType="begin"/>
+      </w:r>
+      <w:r>
+        <w:instrText xml:space="preserve"> STYLEREF 1 \s </w:instrText>
+      </w:r>
+      <w:r>
+        <w:fldChar w:fldCharType="separate"/>
+      </w:r>
+      <w:r>
+        <w:rPr>
+          <w:noProof/>
+        </w:rPr>
+        <w:t>3</w:t>
+      </w:r>
+      <w:r>
+        <w:rPr>
+          <w:noProof/>
+        </w:rPr>
+        <w:fldChar w:fldCharType="end"/>
+      </w:r>
       <w:r>
         <w:noBreakHyphen/>
       </w:r>
-      <w:fldSimple w:instr=" SEQ Figure \* ARABIC \s 1 ">
-        <w:r>
-          <w:rPr>
-            <w:noProof/>
-          </w:rPr>
-          <w:t>1</w:t>
-        </w:r>
-      </w:fldSimple>
+      <w:r>
+        <w:fldChar w:fldCharType="begin"/>
+      </w:r>
+      <w:r>
+        <w:instrText xml:space="preserve"> SEQ Figure \* ARABIC \s 1 </w:instrText>
+      </w:r>
+      <w:r>
+        <w:fldChar w:fldCharType="separate"/>
+      </w:r>
+      <w:r>
+        <w:rPr>
+          <w:noProof/>
+        </w:rPr>
+        <w:t>1</w:t>
+      </w:r>
+      <w:r>
+        <w:rPr>
+          <w:noProof/>
+        </w:rPr>
+        <w:fldChar w:fldCharType="end"/>
+      </w:r>
       <w:bookmarkEnd w:id="8"/>
       <w:r>
         <w:t xml:space="preserve"> </w:t>
@@ -6391,7 +6669,7 @@
       <w:pPr>
         <w:pStyle w:val="20"/>
       </w:pPr>
-      <w:bookmarkStart w:id="10" w:name="_Toc142500029"/>
+      <w:bookmarkStart w:id="10" w:name="_Toc145338571"/>
       <w:r>
         <w:rPr>
           <w:rFonts w:hint="eastAsia"/>
@@ -6581,7 +6859,7 @@
         <w:rPr>
           <w:rFonts w:eastAsiaTheme="minorEastAsia"/>
         </w:rPr>
-        <w:instrText xml:space="preserve"> REF _Ref142643323 \r \h </w:instrText>
+        <w:instrText xml:space="preserve"> REF _Ref145334230 \n \h </w:instrText>
       </w:r>
       <w:r>
         <w:rPr>
@@ -6598,6 +6876,86 @@
         <w:rPr>
           <w:rFonts w:eastAsiaTheme="minorEastAsia"/>
         </w:rPr>
+        <w:t>11.2</w:t>
+      </w:r>
+      <w:r>
+        <w:rPr>
+          <w:rFonts w:eastAsiaTheme="minorEastAsia"/>
+        </w:rPr>
+        <w:fldChar w:fldCharType="end"/>
+      </w:r>
+      <w:r>
+        <w:rPr>
+          <w:rFonts w:eastAsiaTheme="minorEastAsia"/>
+        </w:rPr>
+        <w:t xml:space="preserve"> </w:t>
+      </w:r>
+      <w:r>
+        <w:rPr>
+          <w:rFonts w:eastAsiaTheme="minorEastAsia"/>
+        </w:rPr>
+        <w:t xml:space="preserve">for relevant information on </w:t>
+      </w:r>
+      <w:r>
+        <w:t>M</w:t>
+      </w:r>
+      <w:r>
+        <w:t xml:space="preserve">emory </w:t>
+      </w:r>
+      <w:r>
+        <w:t>W</w:t>
+      </w:r>
+      <w:r>
+        <w:t>rapper</w:t>
+      </w:r>
+      <w:r>
+        <w:rPr>
+          <w:rFonts w:eastAsiaTheme="minorEastAsia"/>
+        </w:rPr>
+        <w:t>)</w:t>
+      </w:r>
+      <w:r>
+        <w:t xml:space="preserve">. </w:t>
+      </w:r>
+      <w:r>
+        <w:t xml:space="preserve">In order to complete data error correction and improve robustness, an ECC module </w:t>
+      </w:r>
+      <w:r>
+        <w:t>(</w:t>
+      </w:r>
+      <w:r>
+        <w:rPr>
+          <w:rFonts w:eastAsiaTheme="minorEastAsia"/>
+        </w:rPr>
+        <w:t xml:space="preserve">See Appendix Section </w:t>
+      </w:r>
+      <w:r>
+        <w:rPr>
+          <w:rFonts w:eastAsiaTheme="minorEastAsia"/>
+        </w:rPr>
+        <w:fldChar w:fldCharType="begin"/>
+      </w:r>
+      <w:r>
+        <w:rPr>
+          <w:rFonts w:eastAsiaTheme="minorEastAsia"/>
+        </w:rPr>
+        <w:instrText xml:space="preserve"> REF _Ref145334191 \n \h </w:instrText>
+      </w:r>
+      <w:r>
+        <w:rPr>
+          <w:rFonts w:eastAsiaTheme="minorEastAsia"/>
+        </w:rPr>
+      </w:r>
+      <w:r>
+        <w:rPr>
+          <w:rFonts w:eastAsiaTheme="minorEastAsia"/>
+        </w:rPr>
+        <w:fldChar w:fldCharType="separate"/>
+      </w:r>
+      <w:r>
+        <w:rPr>
+          <w:rFonts w:eastAsiaTheme="minorEastAsia"/>
+        </w:rPr>
         <w:t>11.1</w:t>
       </w:r>
       <w:r>
@@ -6616,13 +6974,16 @@
         <w:rPr>
           <w:rFonts w:eastAsiaTheme="minorEastAsia"/>
         </w:rPr>
-        <w:t xml:space="preserve">for relevant information on </w:t>
-      </w:r>
-      <w:r>
-        <w:t>M</w:t>
-      </w:r>
-      <w:r>
-        <w:t xml:space="preserve">emory </w:t>
+        <w:t>for relevant information on</w:t>
+      </w:r>
+      <w:r>
+        <w:rPr>
+          <w:rFonts w:eastAsiaTheme="minorEastAsia"/>
+        </w:rPr>
+        <w:t xml:space="preserve"> ECC</w:t>
+      </w:r>
+      <w:r>
+        <w:t xml:space="preserve"> </w:t>
       </w:r>
       <w:r>
         <w:t>W</w:t>
@@ -6637,10 +6998,13 @@
         <w:t>)</w:t>
       </w:r>
       <w:r>
-        <w:t xml:space="preserve">. </w:t>
-      </w:r>
-      <w:r>
-        <w:t xml:space="preserve">In order to complete data error correction and improve robustness, an ECC module is used to encode written </w:t>
+        <w:rPr>
+          <w:rFonts w:eastAsiaTheme="minorEastAsia"/>
+        </w:rPr>
+        <w:t xml:space="preserve"> </w:t>
+      </w:r>
+      <w:r>
+        <w:t xml:space="preserve">is used to encode written </w:t>
       </w:r>
       <w:r>
         <w:t xml:space="preserve">data </w:t>
@@ -6748,14 +7112,7 @@
         <w:rPr>
           <w:rFonts w:eastAsiaTheme="minorEastAsia"/>
         </w:rPr>
-        <w:t xml:space="preserve"> needs to initiate a read operation to obtain complete write data before continuing the </w:t>
-      </w:r>
-      <w:r>
-        <w:rPr>
-          <w:rFonts w:eastAsiaTheme="minorEastAsia"/>
-        </w:rPr>
-        <w:lastRenderedPageBreak/>
-        <w:t>write operation</w:t>
+        <w:t xml:space="preserve"> needs to initiate a read operation to obtain complete write data before continuing the write operation</w:t>
       </w:r>
       <w:r>
         <w:rPr>
@@ -6768,11 +7125,12 @@
       <w:pPr>
         <w:pStyle w:val="20"/>
       </w:pPr>
-      <w:bookmarkStart w:id="11" w:name="_Toc142500030"/>
+      <w:bookmarkStart w:id="11" w:name="_Toc145338572"/>
       <w:r>
         <w:rPr>
           <w:rFonts w:hint="eastAsia"/>
         </w:rPr>
+        <w:lastRenderedPageBreak/>
         <w:t>H</w:t>
       </w:r>
       <w:r>
@@ -6886,29 +7244,55 @@
         <w:pStyle w:val="ac"/>
       </w:pPr>
       <w:bookmarkStart w:id="12" w:name="_Ref142496117"/>
-      <w:bookmarkStart w:id="13" w:name="_Toc142500068"/>
+      <w:bookmarkStart w:id="13" w:name="_Toc145338611"/>
       <w:r>
         <w:t xml:space="preserve">Figure </w:t>
       </w:r>
-      <w:fldSimple w:instr=" STYLEREF 1 \s ">
-        <w:r>
-          <w:rPr>
-            <w:noProof/>
-          </w:rPr>
-          <w:t>3</w:t>
-        </w:r>
-      </w:fldSimple>
+      <w:r>
+        <w:fldChar w:fldCharType="begin"/>
+      </w:r>
+      <w:r>
+        <w:instrText xml:space="preserve"> STYLEREF 1 \s </w:instrText>
+      </w:r>
+      <w:r>
+        <w:fldChar w:fldCharType="separate"/>
+      </w:r>
+      <w:r>
+        <w:rPr>
+          <w:noProof/>
+        </w:rPr>
+        <w:t>3</w:t>
+      </w:r>
+      <w:r>
+        <w:rPr>
+          <w:noProof/>
+        </w:rPr>
+        <w:fldChar w:fldCharType="end"/>
+      </w:r>
       <w:r>
         <w:noBreakHyphen/>
       </w:r>
-      <w:fldSimple w:instr=" SEQ Figure \* ARABIC \s 1 ">
-        <w:r>
-          <w:rPr>
-            <w:noProof/>
-          </w:rPr>
-          <w:t>2</w:t>
-        </w:r>
-      </w:fldSimple>
+      <w:r>
+        <w:fldChar w:fldCharType="begin"/>
+      </w:r>
+      <w:r>
+        <w:instrText xml:space="preserve"> SEQ Figure \* ARABIC \s 1 </w:instrText>
+      </w:r>
+      <w:r>
+        <w:fldChar w:fldCharType="separate"/>
+      </w:r>
+      <w:r>
+        <w:rPr>
+          <w:noProof/>
+        </w:rPr>
+        <w:t>2</w:t>
+      </w:r>
+      <w:r>
+        <w:rPr>
+          <w:noProof/>
+        </w:rPr>
+        <w:fldChar w:fldCharType="end"/>
+      </w:r>
       <w:bookmarkEnd w:id="12"/>
       <w:r>
         <w:t xml:space="preserve"> </w:t>
@@ -7168,7 +7552,7 @@
       <w:pPr>
         <w:pStyle w:val="20"/>
       </w:pPr>
-      <w:bookmarkStart w:id="14" w:name="_Toc142500031"/>
+      <w:bookmarkStart w:id="14" w:name="_Toc145338573"/>
       <w:r>
         <w:rPr>
           <w:rFonts w:hint="eastAsia"/>
@@ -7201,7 +7585,7 @@
       <w:pPr>
         <w:pStyle w:val="30"/>
       </w:pPr>
-      <w:bookmarkStart w:id="15" w:name="_Toc142500032"/>
+      <w:bookmarkStart w:id="15" w:name="_Toc145338574"/>
       <w:r>
         <w:rPr>
           <w:rFonts w:hint="eastAsia"/>
@@ -7485,29 +7869,55 @@
       <w:pPr>
         <w:pStyle w:val="ac"/>
       </w:pPr>
-      <w:bookmarkStart w:id="16" w:name="_Toc142500055"/>
+      <w:bookmarkStart w:id="16" w:name="_Toc145338598"/>
       <w:r>
         <w:t xml:space="preserve">Table </w:t>
       </w:r>
-      <w:fldSimple w:instr=" STYLEREF 1 \s ">
-        <w:r>
-          <w:rPr>
-            <w:noProof/>
-          </w:rPr>
-          <w:t>3</w:t>
-        </w:r>
-      </w:fldSimple>
+      <w:r>
+        <w:fldChar w:fldCharType="begin"/>
+      </w:r>
+      <w:r>
+        <w:instrText xml:space="preserve"> STYLEREF 1 \s </w:instrText>
+      </w:r>
+      <w:r>
+        <w:fldChar w:fldCharType="separate"/>
+      </w:r>
+      <w:r>
+        <w:rPr>
+          <w:noProof/>
+        </w:rPr>
+        <w:t>3</w:t>
+      </w:r>
+      <w:r>
+        <w:rPr>
+          <w:noProof/>
+        </w:rPr>
+        <w:fldChar w:fldCharType="end"/>
+      </w:r>
       <w:r>
         <w:noBreakHyphen/>
       </w:r>
-      <w:fldSimple w:instr=" SEQ Table \* ARABIC \s 1 ">
-        <w:r>
-          <w:rPr>
-            <w:noProof/>
-          </w:rPr>
-          <w:t>1</w:t>
-        </w:r>
-      </w:fldSimple>
+      <w:r>
+        <w:fldChar w:fldCharType="begin"/>
+      </w:r>
+      <w:r>
+        <w:instrText xml:space="preserve"> SEQ Table \* ARABIC \s 1 </w:instrText>
+      </w:r>
+      <w:r>
+        <w:fldChar w:fldCharType="separate"/>
+      </w:r>
+      <w:r>
+        <w:rPr>
+          <w:noProof/>
+        </w:rPr>
+        <w:t>1</w:t>
+      </w:r>
+      <w:r>
+        <w:rPr>
+          <w:noProof/>
+        </w:rPr>
+        <w:fldChar w:fldCharType="end"/>
+      </w:r>
       <w:r>
         <w:t xml:space="preserve"> Clock Requirements</w:t>
       </w:r>
@@ -7517,7 +7927,7 @@
       <w:pPr>
         <w:pStyle w:val="30"/>
       </w:pPr>
-      <w:bookmarkStart w:id="17" w:name="_Toc142500033"/>
+      <w:bookmarkStart w:id="17" w:name="_Toc145338575"/>
       <w:r>
         <w:rPr>
           <w:rFonts w:hint="eastAsia"/>
@@ -7702,29 +8112,55 @@
       <w:pPr>
         <w:pStyle w:val="ac"/>
       </w:pPr>
-      <w:bookmarkStart w:id="18" w:name="_Toc142500056"/>
+      <w:bookmarkStart w:id="18" w:name="_Toc145338599"/>
       <w:r>
         <w:t xml:space="preserve">Table </w:t>
       </w:r>
-      <w:fldSimple w:instr=" STYLEREF 1 \s ">
-        <w:r>
-          <w:rPr>
-            <w:noProof/>
-          </w:rPr>
-          <w:t>3</w:t>
-        </w:r>
-      </w:fldSimple>
+      <w:r>
+        <w:fldChar w:fldCharType="begin"/>
+      </w:r>
+      <w:r>
+        <w:instrText xml:space="preserve"> STYLEREF 1 \s </w:instrText>
+      </w:r>
+      <w:r>
+        <w:fldChar w:fldCharType="separate"/>
+      </w:r>
+      <w:r>
+        <w:rPr>
+          <w:noProof/>
+        </w:rPr>
+        <w:t>3</w:t>
+      </w:r>
+      <w:r>
+        <w:rPr>
+          <w:noProof/>
+        </w:rPr>
+        <w:fldChar w:fldCharType="end"/>
+      </w:r>
       <w:r>
         <w:noBreakHyphen/>
       </w:r>
-      <w:fldSimple w:instr=" SEQ Table \* ARABIC \s 1 ">
-        <w:r>
-          <w:rPr>
-            <w:noProof/>
-          </w:rPr>
-          <w:t>2</w:t>
-        </w:r>
-      </w:fldSimple>
+      <w:r>
+        <w:fldChar w:fldCharType="begin"/>
+      </w:r>
+      <w:r>
+        <w:instrText xml:space="preserve"> SEQ Table \* ARABIC \s 1 </w:instrText>
+      </w:r>
+      <w:r>
+        <w:fldChar w:fldCharType="separate"/>
+      </w:r>
+      <w:r>
+        <w:rPr>
+          <w:noProof/>
+        </w:rPr>
+        <w:t>2</w:t>
+      </w:r>
+      <w:r>
+        <w:rPr>
+          <w:noProof/>
+        </w:rPr>
+        <w:fldChar w:fldCharType="end"/>
+      </w:r>
       <w:r>
         <w:t xml:space="preserve"> Reset Requirements</w:t>
       </w:r>
@@ -7734,12 +8170,11 @@
       <w:pPr>
         <w:pStyle w:val="20"/>
       </w:pPr>
-      <w:bookmarkStart w:id="19" w:name="_Toc142500034"/>
+      <w:bookmarkStart w:id="19" w:name="_Toc145338576"/>
       <w:r>
         <w:rPr>
           <w:rFonts w:hint="eastAsia"/>
         </w:rPr>
-        <w:lastRenderedPageBreak/>
         <w:t>I</w:t>
       </w:r>
       <w:r>
@@ -7761,7 +8196,16 @@
           <w:iCs/>
           <w:color w:val="0070C0"/>
         </w:rPr>
-        <w:t>Please give the fully I/O interfaces in the interface table, the interfaces can be divided into different groups such as:</w:t>
+        <w:t xml:space="preserve">Please give the fully I/O interfaces in the interface table, the interfaces can be divided </w:t>
+      </w:r>
+      <w:r>
+        <w:rPr>
+          <w:i/>
+          <w:iCs/>
+          <w:color w:val="0070C0"/>
+        </w:rPr>
+        <w:lastRenderedPageBreak/>
+        <w:t>into different groups such as:</w:t>
       </w:r>
     </w:p>
     <w:p>
@@ -13921,11 +14365,13 @@
               <w:jc w:val="center"/>
               <w:rPr>
                 <w:rFonts w:eastAsiaTheme="minorEastAsia"/>
-              </w:rPr>
-            </w:pPr>
-            <w:r>
-              <w:rPr>
-                <w:rFonts w:eastAsiaTheme="minorEastAsia"/>
+                <w:strike/>
+              </w:rPr>
+            </w:pPr>
+            <w:r>
+              <w:rPr>
+                <w:rFonts w:eastAsiaTheme="minorEastAsia"/>
+                <w:strike/>
               </w:rPr>
               <w:t>ecc_err</w:t>
             </w:r>
@@ -13941,11 +14387,13 @@
               <w:jc w:val="center"/>
               <w:rPr>
                 <w:rFonts w:eastAsiaTheme="minorEastAsia"/>
+                <w:strike/>
               </w:rPr>
             </w:pPr>
             <w:r>
               <w:rPr>
                 <w:rFonts w:eastAsiaTheme="minorEastAsia" w:hint="eastAsia"/>
+                <w:strike/>
               </w:rPr>
               <w:t>1</w:t>
             </w:r>
@@ -13960,6 +14408,9 @@
           <w:p>
             <w:pPr>
               <w:jc w:val="center"/>
+              <w:rPr>
+                <w:strike/>
+              </w:rPr>
             </w:pPr>
           </w:p>
         </w:tc>
@@ -13971,19 +14422,15 @@
             <w:pPr>
               <w:rPr>
                 <w:rFonts w:eastAsiaTheme="minorEastAsia"/>
-              </w:rPr>
-            </w:pPr>
-            <w:r>
-              <w:rPr>
-                <w:rFonts w:eastAsiaTheme="minorEastAsia"/>
-              </w:rPr>
-              <w:t>Rdata ECC error and u</w:t>
-            </w:r>
-            <w:r>
-              <w:rPr>
-                <w:rFonts w:eastAsiaTheme="minorEastAsia"/>
-              </w:rPr>
-              <w:t>ncorrectable</w:t>
+                <w:strike/>
+              </w:rPr>
+            </w:pPr>
+            <w:r>
+              <w:rPr>
+                <w:rFonts w:eastAsiaTheme="minorEastAsia"/>
+                <w:strike/>
+              </w:rPr>
+              <w:t>Rdata ECC error and uncorrectable</w:t>
             </w:r>
           </w:p>
         </w:tc>
@@ -14130,29 +14577,56 @@
       <w:pPr>
         <w:pStyle w:val="ac"/>
       </w:pPr>
-      <w:bookmarkStart w:id="20" w:name="_Toc142500057"/>
-      <w:r>
+      <w:bookmarkStart w:id="20" w:name="_Toc145338600"/>
+      <w:r>
+        <w:lastRenderedPageBreak/>
         <w:t xml:space="preserve">Table </w:t>
       </w:r>
-      <w:fldSimple w:instr=" STYLEREF 1 \s ">
-        <w:r>
-          <w:rPr>
-            <w:noProof/>
-          </w:rPr>
-          <w:t>3</w:t>
-        </w:r>
-      </w:fldSimple>
+      <w:r>
+        <w:fldChar w:fldCharType="begin"/>
+      </w:r>
+      <w:r>
+        <w:instrText xml:space="preserve"> STYLEREF 1 \s </w:instrText>
+      </w:r>
+      <w:r>
+        <w:fldChar w:fldCharType="separate"/>
+      </w:r>
+      <w:r>
+        <w:rPr>
+          <w:noProof/>
+        </w:rPr>
+        <w:t>3</w:t>
+      </w:r>
+      <w:r>
+        <w:rPr>
+          <w:noProof/>
+        </w:rPr>
+        <w:fldChar w:fldCharType="end"/>
+      </w:r>
       <w:r>
         <w:noBreakHyphen/>
       </w:r>
-      <w:fldSimple w:instr=" SEQ Table \* ARABIC \s 1 ">
-        <w:r>
-          <w:rPr>
-            <w:noProof/>
-          </w:rPr>
-          <w:t>3</w:t>
-        </w:r>
-      </w:fldSimple>
+      <w:r>
+        <w:fldChar w:fldCharType="begin"/>
+      </w:r>
+      <w:r>
+        <w:instrText xml:space="preserve"> SEQ Table \* ARABIC \s 1 </w:instrText>
+      </w:r>
+      <w:r>
+        <w:fldChar w:fldCharType="separate"/>
+      </w:r>
+      <w:r>
+        <w:rPr>
+          <w:noProof/>
+        </w:rPr>
+        <w:t>3</w:t>
+      </w:r>
+      <w:r>
+        <w:rPr>
+          <w:noProof/>
+        </w:rPr>
+        <w:fldChar w:fldCharType="end"/>
+      </w:r>
       <w:r>
         <w:t xml:space="preserve"> I/O Interfaces</w:t>
       </w:r>
@@ -14256,7 +14730,7 @@
       <w:pPr>
         <w:pStyle w:val="20"/>
       </w:pPr>
-      <w:bookmarkStart w:id="21" w:name="_Toc142500035"/>
+      <w:bookmarkStart w:id="21" w:name="_Toc145338577"/>
       <w:r>
         <w:rPr>
           <w:rFonts w:hint="eastAsia"/>
@@ -14413,29 +14887,55 @@
       <w:pPr>
         <w:pStyle w:val="ac"/>
       </w:pPr>
-      <w:bookmarkStart w:id="22" w:name="_Toc142500058"/>
+      <w:bookmarkStart w:id="22" w:name="_Toc145338601"/>
       <w:r>
         <w:t xml:space="preserve">Table </w:t>
       </w:r>
-      <w:fldSimple w:instr=" STYLEREF 1 \s ">
-        <w:r>
-          <w:rPr>
-            <w:noProof/>
-          </w:rPr>
-          <w:t>3</w:t>
-        </w:r>
-      </w:fldSimple>
+      <w:r>
+        <w:fldChar w:fldCharType="begin"/>
+      </w:r>
+      <w:r>
+        <w:instrText xml:space="preserve"> STYLEREF 1 \s </w:instrText>
+      </w:r>
+      <w:r>
+        <w:fldChar w:fldCharType="separate"/>
+      </w:r>
+      <w:r>
+        <w:rPr>
+          <w:noProof/>
+        </w:rPr>
+        <w:t>3</w:t>
+      </w:r>
+      <w:r>
+        <w:rPr>
+          <w:noProof/>
+        </w:rPr>
+        <w:fldChar w:fldCharType="end"/>
+      </w:r>
       <w:r>
         <w:noBreakHyphen/>
       </w:r>
-      <w:fldSimple w:instr=" SEQ Table \* ARABIC \s 1 ">
-        <w:r>
-          <w:rPr>
-            <w:noProof/>
-          </w:rPr>
-          <w:t>4</w:t>
-        </w:r>
-      </w:fldSimple>
+      <w:r>
+        <w:fldChar w:fldCharType="begin"/>
+      </w:r>
+      <w:r>
+        <w:instrText xml:space="preserve"> SEQ Table \* ARABIC \s 1 </w:instrText>
+      </w:r>
+      <w:r>
+        <w:fldChar w:fldCharType="separate"/>
+      </w:r>
+      <w:r>
+        <w:rPr>
+          <w:noProof/>
+        </w:rPr>
+        <w:t>4</w:t>
+      </w:r>
+      <w:r>
+        <w:rPr>
+          <w:noProof/>
+        </w:rPr>
+        <w:fldChar w:fldCharType="end"/>
+      </w:r>
       <w:r>
         <w:t xml:space="preserve"> Address Mapping</w:t>
       </w:r>
@@ -14445,7 +14945,7 @@
       <w:pPr>
         <w:pStyle w:val="11"/>
       </w:pPr>
-      <w:bookmarkStart w:id="23" w:name="_Toc142500036"/>
+      <w:bookmarkStart w:id="23" w:name="_Toc145338578"/>
       <w:r>
         <w:rPr>
           <w:rFonts w:hint="eastAsia"/>
@@ -14488,7 +14988,7 @@
       <w:pPr>
         <w:pStyle w:val="20"/>
       </w:pPr>
-      <w:bookmarkStart w:id="24" w:name="_Toc142500037"/>
+      <w:bookmarkStart w:id="24" w:name="_Toc145338579"/>
       <w:r>
         <w:t>Read Handler and Write Handler</w:t>
       </w:r>
@@ -14506,10 +15006,10 @@
           <w:noProof/>
         </w:rPr>
         <w:drawing>
-          <wp:inline distT="0" distB="0" distL="0" distR="0" wp14:anchorId="5EA6A9F4" wp14:editId="711ECFC2">
-            <wp:extent cx="3997842" cy="2039085"/>
-            <wp:effectExtent l="0" t="0" r="3175" b="0"/>
-            <wp:docPr id="73291201" name="图片 1"/>
+          <wp:inline distT="0" distB="0" distL="0" distR="0" wp14:anchorId="3177FF82" wp14:editId="42ED9038">
+            <wp:extent cx="5270500" cy="2334895"/>
+            <wp:effectExtent l="0" t="0" r="6350" b="8255"/>
+            <wp:docPr id="461079152" name="图片 1"/>
             <wp:cNvGraphicFramePr>
               <a:graphicFrameLocks xmlns:a="http://schemas.openxmlformats.org/drawingml/2006/main" noChangeAspect="1"/>
             </wp:cNvGraphicFramePr>
@@ -14517,7 +15017,7 @@
               <a:graphicData uri="http://schemas.openxmlformats.org/drawingml/2006/picture">
                 <pic:pic xmlns:pic="http://schemas.openxmlformats.org/drawingml/2006/picture">
                   <pic:nvPicPr>
-                    <pic:cNvPr id="73291201" name=""/>
+                    <pic:cNvPr id="461079152" name=""/>
                     <pic:cNvPicPr/>
                   </pic:nvPicPr>
                   <pic:blipFill>
@@ -14529,7 +15029,7 @@
                   <pic:spPr>
                     <a:xfrm>
                       <a:off x="0" y="0"/>
-                      <a:ext cx="4016096" cy="2048396"/>
+                      <a:ext cx="5270500" cy="2334895"/>
                     </a:xfrm>
                     <a:prstGeom prst="rect">
                       <a:avLst/>
@@ -14548,29 +15048,55 @@
       </w:pPr>
       <w:bookmarkStart w:id="25" w:name="_Ref142385100"/>
       <w:bookmarkStart w:id="26" w:name="_Ref142385091"/>
-      <w:bookmarkStart w:id="27" w:name="_Toc142500069"/>
+      <w:bookmarkStart w:id="27" w:name="_Toc145338612"/>
       <w:r>
         <w:t xml:space="preserve">Figure </w:t>
       </w:r>
-      <w:fldSimple w:instr=" STYLEREF 1 \s ">
-        <w:r>
-          <w:rPr>
-            <w:noProof/>
-          </w:rPr>
-          <w:t>4</w:t>
-        </w:r>
-      </w:fldSimple>
+      <w:r>
+        <w:fldChar w:fldCharType="begin"/>
+      </w:r>
+      <w:r>
+        <w:instrText xml:space="preserve"> STYLEREF 1 \s </w:instrText>
+      </w:r>
+      <w:r>
+        <w:fldChar w:fldCharType="separate"/>
+      </w:r>
+      <w:r>
+        <w:rPr>
+          <w:noProof/>
+        </w:rPr>
+        <w:t>4</w:t>
+      </w:r>
+      <w:r>
+        <w:rPr>
+          <w:noProof/>
+        </w:rPr>
+        <w:fldChar w:fldCharType="end"/>
+      </w:r>
       <w:r>
         <w:noBreakHyphen/>
       </w:r>
-      <w:fldSimple w:instr=" SEQ Figure \* ARABIC \s 1 ">
-        <w:r>
-          <w:rPr>
-            <w:noProof/>
-          </w:rPr>
-          <w:t>1</w:t>
-        </w:r>
-      </w:fldSimple>
+      <w:r>
+        <w:fldChar w:fldCharType="begin"/>
+      </w:r>
+      <w:r>
+        <w:instrText xml:space="preserve"> SEQ Figure \* ARABIC \s 1 </w:instrText>
+      </w:r>
+      <w:r>
+        <w:fldChar w:fldCharType="separate"/>
+      </w:r>
+      <w:r>
+        <w:rPr>
+          <w:noProof/>
+        </w:rPr>
+        <w:t>1</w:t>
+      </w:r>
+      <w:r>
+        <w:rPr>
+          <w:noProof/>
+        </w:rPr>
+        <w:fldChar w:fldCharType="end"/>
+      </w:r>
       <w:bookmarkEnd w:id="25"/>
       <w:r>
         <w:t xml:space="preserve"> Read Handler Diagram</w:t>
@@ -14779,6 +15305,51 @@
           <w:rFonts w:eastAsiaTheme="minorEastAsia"/>
         </w:rPr>
         <w:t>.</w:t>
+      </w:r>
+      <w:r>
+        <w:t xml:space="preserve"> </w:t>
+      </w:r>
+      <w:r>
+        <w:rPr>
+          <w:rFonts w:eastAsiaTheme="minorEastAsia"/>
+        </w:rPr>
+        <w:t xml:space="preserve">An ECC </w:t>
+      </w:r>
+      <w:r>
+        <w:rPr>
+          <w:rFonts w:eastAsiaTheme="minorEastAsia"/>
+        </w:rPr>
+        <w:t xml:space="preserve">decode </w:t>
+      </w:r>
+      <w:r>
+        <w:rPr>
+          <w:rFonts w:eastAsiaTheme="minorEastAsia"/>
+        </w:rPr>
+        <w:t xml:space="preserve">module to check the address. If the address </w:t>
+      </w:r>
+      <w:r>
+        <w:rPr>
+          <w:rFonts w:eastAsiaTheme="minorEastAsia"/>
+        </w:rPr>
+        <w:t>has</w:t>
+      </w:r>
+      <w:r>
+        <w:rPr>
+          <w:rFonts w:eastAsiaTheme="minorEastAsia"/>
+        </w:rPr>
+        <w:t xml:space="preserve"> </w:t>
+      </w:r>
+      <w:r>
+        <w:rPr>
+          <w:rFonts w:eastAsiaTheme="minorEastAsia"/>
+        </w:rPr>
+        <w:t>error</w:t>
+      </w:r>
+      <w:r>
+        <w:rPr>
+          <w:rFonts w:eastAsiaTheme="minorEastAsia"/>
+        </w:rPr>
+        <w:t>, it will terminate the subsequent behavior and directly return the RRESP containing SLVERR.</w:t>
       </w:r>
     </w:p>
     <w:tbl>
@@ -16220,29 +16791,55 @@
       </w:pPr>
       <w:bookmarkStart w:id="28" w:name="_Ref142387546"/>
       <w:bookmarkStart w:id="29" w:name="_Ref142387540"/>
-      <w:bookmarkStart w:id="30" w:name="_Toc142500059"/>
+      <w:bookmarkStart w:id="30" w:name="_Toc145338602"/>
       <w:r>
         <w:t xml:space="preserve">Table </w:t>
       </w:r>
-      <w:fldSimple w:instr=" STYLEREF 1 \s ">
-        <w:r>
-          <w:rPr>
-            <w:noProof/>
-          </w:rPr>
-          <w:t>4</w:t>
-        </w:r>
-      </w:fldSimple>
+      <w:r>
+        <w:fldChar w:fldCharType="begin"/>
+      </w:r>
+      <w:r>
+        <w:instrText xml:space="preserve"> STYLEREF 1 \s </w:instrText>
+      </w:r>
+      <w:r>
+        <w:fldChar w:fldCharType="separate"/>
+      </w:r>
+      <w:r>
+        <w:rPr>
+          <w:noProof/>
+        </w:rPr>
+        <w:t>4</w:t>
+      </w:r>
+      <w:r>
+        <w:rPr>
+          <w:noProof/>
+        </w:rPr>
+        <w:fldChar w:fldCharType="end"/>
+      </w:r>
       <w:r>
         <w:noBreakHyphen/>
       </w:r>
-      <w:fldSimple w:instr=" SEQ Table \* ARABIC \s 1 ">
-        <w:r>
-          <w:rPr>
-            <w:noProof/>
-          </w:rPr>
-          <w:t>1</w:t>
-        </w:r>
-      </w:fldSimple>
+      <w:r>
+        <w:fldChar w:fldCharType="begin"/>
+      </w:r>
+      <w:r>
+        <w:instrText xml:space="preserve"> SEQ Table \* ARABIC \s 1 </w:instrText>
+      </w:r>
+      <w:r>
+        <w:fldChar w:fldCharType="separate"/>
+      </w:r>
+      <w:r>
+        <w:rPr>
+          <w:noProof/>
+        </w:rPr>
+        <w:t>1</w:t>
+      </w:r>
+      <w:r>
+        <w:rPr>
+          <w:noProof/>
+        </w:rPr>
+        <w:fldChar w:fldCharType="end"/>
+      </w:r>
       <w:bookmarkEnd w:id="28"/>
       <w:r>
         <w:t xml:space="preserve"> Request/Response Format of </w:t>
@@ -16464,10 +17061,10 @@
           <w:noProof/>
         </w:rPr>
         <w:drawing>
-          <wp:inline distT="0" distB="0" distL="0" distR="0" wp14:anchorId="06D67584" wp14:editId="06D0FE83">
-            <wp:extent cx="5270500" cy="1747520"/>
-            <wp:effectExtent l="0" t="0" r="6350" b="5080"/>
-            <wp:docPr id="550201238" name="图片 1"/>
+          <wp:inline distT="0" distB="0" distL="0" distR="0" wp14:anchorId="42C39F12" wp14:editId="6FAFF5A3">
+            <wp:extent cx="5740033" cy="1688123"/>
+            <wp:effectExtent l="0" t="0" r="0" b="7620"/>
+            <wp:docPr id="813061569" name="图片 1"/>
             <wp:cNvGraphicFramePr>
               <a:graphicFrameLocks xmlns:a="http://schemas.openxmlformats.org/drawingml/2006/main" noChangeAspect="1"/>
             </wp:cNvGraphicFramePr>
@@ -16475,7 +17072,7 @@
               <a:graphicData uri="http://schemas.openxmlformats.org/drawingml/2006/picture">
                 <pic:pic xmlns:pic="http://schemas.openxmlformats.org/drawingml/2006/picture">
                   <pic:nvPicPr>
-                    <pic:cNvPr id="550201238" name=""/>
+                    <pic:cNvPr id="813061569" name=""/>
                     <pic:cNvPicPr/>
                   </pic:nvPicPr>
                   <pic:blipFill>
@@ -16487,7 +17084,7 @@
                   <pic:spPr>
                     <a:xfrm>
                       <a:off x="0" y="0"/>
-                      <a:ext cx="5270500" cy="1747520"/>
+                      <a:ext cx="5745706" cy="1689791"/>
                     </a:xfrm>
                     <a:prstGeom prst="rect">
                       <a:avLst/>
@@ -16506,29 +17103,55 @@
       </w:pPr>
       <w:bookmarkStart w:id="31" w:name="_Ref142399910"/>
       <w:bookmarkStart w:id="32" w:name="_Ref142399907"/>
-      <w:bookmarkStart w:id="33" w:name="_Toc142500070"/>
+      <w:bookmarkStart w:id="33" w:name="_Toc145338613"/>
       <w:r>
         <w:t xml:space="preserve">Figure </w:t>
       </w:r>
-      <w:fldSimple w:instr=" STYLEREF 1 \s ">
-        <w:r>
-          <w:rPr>
-            <w:noProof/>
-          </w:rPr>
-          <w:t>4</w:t>
-        </w:r>
-      </w:fldSimple>
+      <w:r>
+        <w:fldChar w:fldCharType="begin"/>
+      </w:r>
+      <w:r>
+        <w:instrText xml:space="preserve"> STYLEREF 1 \s </w:instrText>
+      </w:r>
+      <w:r>
+        <w:fldChar w:fldCharType="separate"/>
+      </w:r>
+      <w:r>
+        <w:rPr>
+          <w:noProof/>
+        </w:rPr>
+        <w:t>4</w:t>
+      </w:r>
+      <w:r>
+        <w:rPr>
+          <w:noProof/>
+        </w:rPr>
+        <w:fldChar w:fldCharType="end"/>
+      </w:r>
       <w:r>
         <w:noBreakHyphen/>
       </w:r>
-      <w:fldSimple w:instr=" SEQ Figure \* ARABIC \s 1 ">
-        <w:r>
-          <w:rPr>
-            <w:noProof/>
-          </w:rPr>
-          <w:t>2</w:t>
-        </w:r>
-      </w:fldSimple>
+      <w:r>
+        <w:fldChar w:fldCharType="begin"/>
+      </w:r>
+      <w:r>
+        <w:instrText xml:space="preserve"> SEQ Figure \* ARABIC \s 1 </w:instrText>
+      </w:r>
+      <w:r>
+        <w:fldChar w:fldCharType="separate"/>
+      </w:r>
+      <w:r>
+        <w:rPr>
+          <w:noProof/>
+        </w:rPr>
+        <w:t>2</w:t>
+      </w:r>
+      <w:r>
+        <w:rPr>
+          <w:noProof/>
+        </w:rPr>
+        <w:fldChar w:fldCharType="end"/>
+      </w:r>
       <w:bookmarkEnd w:id="31"/>
       <w:r>
         <w:t xml:space="preserve"> Write Handler Diagram</w:t>
@@ -16641,7 +17264,109 @@
         <w:rPr>
           <w:rFonts w:eastAsiaTheme="minorEastAsia"/>
         </w:rPr>
-        <w:t xml:space="preserve">. Write transaction will also be </w:t>
+        <w:t xml:space="preserve">. </w:t>
+      </w:r>
+      <w:r>
+        <w:rPr>
+          <w:rFonts w:eastAsiaTheme="minorEastAsia"/>
+        </w:rPr>
+        <w:t>Similarly</w:t>
+      </w:r>
+      <w:r>
+        <w:rPr>
+          <w:rFonts w:eastAsiaTheme="minorEastAsia"/>
+        </w:rPr>
+        <w:t xml:space="preserve">, </w:t>
+      </w:r>
+      <w:r>
+        <w:rPr>
+          <w:rFonts w:eastAsiaTheme="minorEastAsia"/>
+        </w:rPr>
+        <w:t xml:space="preserve">An ECC </w:t>
+      </w:r>
+      <w:r>
+        <w:rPr>
+          <w:rFonts w:eastAsiaTheme="minorEastAsia"/>
+        </w:rPr>
+        <w:t xml:space="preserve">decode </w:t>
+      </w:r>
+      <w:r>
+        <w:rPr>
+          <w:rFonts w:eastAsiaTheme="minorEastAsia"/>
+        </w:rPr>
+        <w:t xml:space="preserve">module to check the address. If the address </w:t>
+      </w:r>
+      <w:r>
+        <w:rPr>
+          <w:rFonts w:eastAsiaTheme="minorEastAsia"/>
+        </w:rPr>
+        <w:t>has</w:t>
+      </w:r>
+      <w:r>
+        <w:rPr>
+          <w:rFonts w:eastAsiaTheme="minorEastAsia"/>
+        </w:rPr>
+        <w:t xml:space="preserve"> </w:t>
+      </w:r>
+      <w:r>
+        <w:rPr>
+          <w:rFonts w:eastAsiaTheme="minorEastAsia"/>
+        </w:rPr>
+        <w:t>error</w:t>
+      </w:r>
+      <w:r>
+        <w:rPr>
+          <w:rFonts w:eastAsiaTheme="minorEastAsia"/>
+        </w:rPr>
+        <w:t xml:space="preserve">, it will terminate the subsequent behavior and directly return the </w:t>
+      </w:r>
+      <w:r>
+        <w:rPr>
+          <w:rFonts w:eastAsiaTheme="minorEastAsia"/>
+        </w:rPr>
+        <w:t>B</w:t>
+      </w:r>
+      <w:r>
+        <w:rPr>
+          <w:rFonts w:eastAsiaTheme="minorEastAsia"/>
+        </w:rPr>
+        <w:t xml:space="preserve">RESP containing </w:t>
+      </w:r>
+      <w:r>
+        <w:rPr>
+          <w:rFonts w:eastAsiaTheme="minorEastAsia"/>
+        </w:rPr>
+        <w:t>“</w:t>
+      </w:r>
+      <w:r>
+        <w:rPr>
+          <w:rFonts w:eastAsiaTheme="minorEastAsia"/>
+        </w:rPr>
+        <w:t>SLVERR</w:t>
+      </w:r>
+      <w:r>
+        <w:rPr>
+          <w:rFonts w:eastAsiaTheme="minorEastAsia"/>
+        </w:rPr>
+        <w:t>”</w:t>
+      </w:r>
+      <w:r>
+        <w:rPr>
+          <w:rFonts w:eastAsiaTheme="minorEastAsia"/>
+        </w:rPr>
+        <w:t>.</w:t>
+      </w:r>
+      <w:r>
+        <w:rPr>
+          <w:rFonts w:eastAsiaTheme="minorEastAsia"/>
+        </w:rPr>
+        <w:t xml:space="preserve"> </w:t>
+      </w:r>
+      <w:r>
+        <w:rPr>
+          <w:rFonts w:eastAsiaTheme="minorEastAsia"/>
+        </w:rPr>
+        <w:t xml:space="preserve">Write transaction will also be </w:t>
       </w:r>
       <w:r>
         <w:rPr>
@@ -16785,13 +17510,7 @@
         <w:rPr>
           <w:rFonts w:eastAsiaTheme="minorEastAsia"/>
         </w:rPr>
-        <w:t xml:space="preserve">. </w:t>
-      </w:r>
-      <w:r>
-        <w:rPr>
-          <w:rFonts w:eastAsiaTheme="minorEastAsia"/>
-        </w:rPr>
-        <w:t>For the response returned by memory</w:t>
+        <w:t>.</w:t>
       </w:r>
       <w:r>
         <w:rPr>
@@ -16801,436 +17520,93 @@
       </w:r>
       <w:r>
         <w:rPr>
-          <w:rFonts w:eastAsiaTheme="minorEastAsia" w:hint="eastAsia"/>
-        </w:rPr>
-        <w:t>wrapper</w:t>
-      </w:r>
-      <w:r>
-        <w:rPr>
-          <w:rFonts w:eastAsiaTheme="minorEastAsia"/>
-        </w:rPr>
-        <w:t xml:space="preserve">, </w:t>
-      </w:r>
-      <w:r>
-        <w:rPr>
-          <w:rFonts w:eastAsiaTheme="minorEastAsia"/>
-        </w:rPr>
-        <w:t xml:space="preserve">whether </w:t>
-      </w:r>
-      <w:r>
-        <w:rPr>
-          <w:rFonts w:eastAsiaTheme="minorEastAsia"/>
-        </w:rPr>
-        <w:t xml:space="preserve">it is routed to the RMW or the Brsp </w:t>
-      </w:r>
-      <w:r>
-        <w:rPr>
-          <w:rFonts w:eastAsiaTheme="minorEastAsia"/>
-        </w:rPr>
-        <w:t>gen</w:t>
+          <w:rFonts w:eastAsiaTheme="minorEastAsia"/>
+        </w:rPr>
+        <w:t xml:space="preserve">This process can be abstracted as a state machine </w:t>
+      </w:r>
+      <w:r>
+        <w:rPr>
+          <w:rFonts w:eastAsiaTheme="minorEastAsia"/>
+        </w:rPr>
+        <w:t xml:space="preserve">in </w:t>
+      </w:r>
+      <w:r>
+        <w:rPr>
+          <w:rFonts w:eastAsiaTheme="minorEastAsia"/>
+        </w:rPr>
+        <w:fldChar w:fldCharType="begin"/>
+      </w:r>
+      <w:r>
+        <w:rPr>
+          <w:rFonts w:eastAsiaTheme="minorEastAsia"/>
+        </w:rPr>
+        <w:instrText xml:space="preserve"> REF _Ref145338304 \h </w:instrText>
+      </w:r>
+      <w:r>
+        <w:rPr>
+          <w:rFonts w:eastAsiaTheme="minorEastAsia"/>
+        </w:rPr>
+      </w:r>
+      <w:r>
+        <w:rPr>
+          <w:rFonts w:eastAsiaTheme="minorEastAsia"/>
+        </w:rPr>
+        <w:fldChar w:fldCharType="separate"/>
+      </w:r>
+      <w:r>
+        <w:t xml:space="preserve">Figure </w:t>
+      </w:r>
+      <w:r>
+        <w:rPr>
+          <w:noProof/>
+        </w:rPr>
+        <w:t>4</w:t>
+      </w:r>
+      <w:r>
+        <w:noBreakHyphen/>
+      </w:r>
+      <w:r>
+        <w:rPr>
+          <w:noProof/>
+        </w:rPr>
+        <w:t>3</w:t>
+      </w:r>
+      <w:r>
+        <w:rPr>
+          <w:rFonts w:eastAsiaTheme="minorEastAsia"/>
+        </w:rPr>
+        <w:fldChar w:fldCharType="end"/>
+      </w:r>
+      <w:r>
+        <w:rPr>
+          <w:rFonts w:eastAsiaTheme="minorEastAsia"/>
+        </w:rPr>
+        <w:t>.</w:t>
       </w:r>
       <w:r>
         <w:rPr>
           <w:rFonts w:eastAsiaTheme="minorEastAsia"/>
         </w:rPr>
         <w:t xml:space="preserve"> </w:t>
-      </w:r>
-      <w:r>
-        <w:rPr>
-          <w:rFonts w:eastAsiaTheme="minorEastAsia"/>
-        </w:rPr>
-        <w:t>is determined by field ‘rmw’ in decoder rsp.</w:t>
-      </w:r>
-      <w:r>
-        <w:rPr>
-          <w:rFonts w:eastAsiaTheme="minorEastAsia"/>
-        </w:rPr>
-        <w:t xml:space="preserve"> </w:t>
-      </w:r>
-      <w:r>
-        <w:rPr>
-          <w:rFonts w:eastAsiaTheme="minorEastAsia"/>
-        </w:rPr>
-        <w:t xml:space="preserve">When ‘rmw’ signal is set, </w:t>
-      </w:r>
-      <w:r>
-        <w:rPr>
-          <w:rFonts w:eastAsiaTheme="minorEastAsia"/>
-        </w:rPr>
-        <w:t xml:space="preserve">it indicates that </w:t>
-      </w:r>
-      <w:r>
-        <w:rPr>
-          <w:rFonts w:eastAsiaTheme="minorEastAsia"/>
-        </w:rPr>
-        <w:t>the</w:t>
-      </w:r>
-      <w:r>
-        <w:rPr>
-          <w:rFonts w:eastAsiaTheme="minorEastAsia"/>
-        </w:rPr>
-        <w:t xml:space="preserve"> r</w:t>
-      </w:r>
-      <w:r>
-        <w:rPr>
-          <w:rFonts w:eastAsiaTheme="minorEastAsia"/>
-        </w:rPr>
-        <w:t>esponse</w:t>
-      </w:r>
-      <w:r>
-        <w:rPr>
-          <w:rFonts w:eastAsiaTheme="minorEastAsia"/>
-        </w:rPr>
-        <w:t xml:space="preserve"> is a reply to a read request sent by RMW </w:t>
-      </w:r>
-      <w:r>
-        <w:rPr>
-          <w:rFonts w:eastAsiaTheme="minorEastAsia"/>
-        </w:rPr>
-        <w:t>and this response will be routed to RMW</w:t>
-      </w:r>
-      <w:r>
-        <w:rPr>
-          <w:rFonts w:eastAsiaTheme="minorEastAsia" w:hint="eastAsia"/>
-        </w:rPr>
-        <w:t>.</w:t>
-      </w:r>
-      <w:r>
-        <w:rPr>
-          <w:rFonts w:eastAsiaTheme="minorEastAsia"/>
-        </w:rPr>
-        <w:t xml:space="preserve"> </w:t>
-      </w:r>
-      <w:r>
-        <w:rPr>
-          <w:rFonts w:eastAsiaTheme="minorEastAsia"/>
-        </w:rPr>
-        <w:t xml:space="preserve">Since out-of-order writing is not supported, </w:t>
-      </w:r>
-      <w:r>
-        <w:rPr>
-          <w:rFonts w:eastAsiaTheme="minorEastAsia"/>
-        </w:rPr>
-        <w:t>the Brsp gen</w:t>
-      </w:r>
-      <w:r>
-        <w:rPr>
-          <w:rFonts w:eastAsiaTheme="minorEastAsia"/>
-        </w:rPr>
-        <w:t xml:space="preserve"> will directly generate </w:t>
-      </w:r>
-      <w:r>
-        <w:rPr>
-          <w:rFonts w:eastAsiaTheme="minorEastAsia"/>
-        </w:rPr>
-        <w:t>write response</w:t>
-      </w:r>
-      <w:r>
-        <w:rPr>
-          <w:rFonts w:eastAsiaTheme="minorEastAsia"/>
-        </w:rPr>
-        <w:t xml:space="preserve"> through </w:t>
-      </w:r>
-      <w:r>
-        <w:rPr>
-          <w:rFonts w:eastAsiaTheme="minorEastAsia"/>
-        </w:rPr>
-        <w:t>field ‘</w:t>
-      </w:r>
-      <w:r>
-        <w:rPr>
-          <w:rFonts w:eastAsiaTheme="minorEastAsia"/>
-        </w:rPr>
-        <w:t>Last</w:t>
-      </w:r>
-      <w:r>
-        <w:rPr>
-          <w:rFonts w:eastAsiaTheme="minorEastAsia"/>
-        </w:rPr>
-        <w:t>’ and ‘Axid’.</w:t>
-      </w:r>
-      <w:r>
-        <w:rPr>
-          <w:rFonts w:eastAsiaTheme="minorEastAsia"/>
-        </w:rPr>
-        <w:t xml:space="preserve"> </w:t>
-      </w:r>
-      <w:r>
-        <w:rPr>
-          <w:rFonts w:eastAsiaTheme="minorEastAsia"/>
-        </w:rPr>
-        <w:t>Similarly, a counter is used to record write trans</w:t>
-      </w:r>
-      <w:r>
-        <w:rPr>
-          <w:rFonts w:eastAsiaTheme="minorEastAsia"/>
-        </w:rPr>
-        <w:t>action</w:t>
-      </w:r>
-      <w:r>
-        <w:rPr>
-          <w:rFonts w:eastAsiaTheme="minorEastAsia"/>
-        </w:rPr>
-        <w:t xml:space="preserve"> and generate a</w:t>
-      </w:r>
-      <w:r>
-        <w:rPr>
-          <w:rFonts w:eastAsiaTheme="minorEastAsia"/>
-        </w:rPr>
-        <w:t xml:space="preserve"> block</w:t>
-      </w:r>
-      <w:r>
-        <w:rPr>
-          <w:rFonts w:eastAsiaTheme="minorEastAsia"/>
-        </w:rPr>
-        <w:t xml:space="preserve"> </w:t>
-      </w:r>
-      <w:r>
-        <w:rPr>
-          <w:rFonts w:eastAsiaTheme="minorEastAsia"/>
-        </w:rPr>
-        <w:t>Write Handler</w:t>
-      </w:r>
-      <w:r>
-        <w:rPr>
-          <w:rFonts w:eastAsiaTheme="minorEastAsia"/>
-        </w:rPr>
-        <w:t xml:space="preserve"> idle signal</w:t>
-      </w:r>
-      <w:r>
-        <w:rPr>
-          <w:rFonts w:eastAsiaTheme="minorEastAsia"/>
-        </w:rPr>
-        <w:t>.</w:t>
       </w:r>
     </w:p>
     <w:p>
       <w:pPr>
-        <w:pStyle w:val="20"/>
-      </w:pPr>
-      <w:bookmarkStart w:id="34" w:name="_Toc142500038"/>
-      <w:r>
-        <w:t>Arbiter and Decoder</w:t>
-      </w:r>
-      <w:bookmarkEnd w:id="34"/>
-    </w:p>
-    <w:p>
-      <w:pPr>
-        <w:rPr>
-          <w:rFonts w:eastAsiaTheme="minorEastAsia"/>
-        </w:rPr>
-      </w:pPr>
-      <w:r>
-        <w:rPr>
-          <w:rFonts w:eastAsiaTheme="minorEastAsia"/>
-        </w:rPr>
-        <w:t xml:space="preserve">As shown in </w:t>
-      </w:r>
-      <w:r>
-        <w:rPr>
-          <w:rFonts w:eastAsiaTheme="minorEastAsia"/>
-        </w:rPr>
-        <w:fldChar w:fldCharType="begin"/>
-      </w:r>
-      <w:r>
-        <w:rPr>
-          <w:rFonts w:eastAsiaTheme="minorEastAsia"/>
-        </w:rPr>
-        <w:instrText xml:space="preserve"> REF _Ref142408256 \h </w:instrText>
-      </w:r>
-      <w:r>
-        <w:rPr>
-          <w:rFonts w:eastAsiaTheme="minorEastAsia"/>
-        </w:rPr>
-      </w:r>
-      <w:r>
-        <w:rPr>
-          <w:rFonts w:eastAsiaTheme="minorEastAsia"/>
-        </w:rPr>
-        <w:fldChar w:fldCharType="separate"/>
-      </w:r>
-      <w:r>
-        <w:t xml:space="preserve">Figure </w:t>
-      </w:r>
+        <w:jc w:val="center"/>
+        <w:rPr>
+          <w:rFonts w:eastAsiaTheme="minorEastAsia"/>
+        </w:rPr>
+      </w:pPr>
       <w:r>
         <w:rPr>
           <w:noProof/>
         </w:rPr>
-        <w:t>3</w:t>
-      </w:r>
-      <w:r>
-        <w:noBreakHyphen/>
-      </w:r>
-      <w:r>
-        <w:rPr>
-          <w:noProof/>
-        </w:rPr>
-        <w:t>1</w:t>
-      </w:r>
-      <w:r>
-        <w:rPr>
-          <w:rFonts w:eastAsiaTheme="minorEastAsia"/>
-        </w:rPr>
-        <w:fldChar w:fldCharType="end"/>
-      </w:r>
-      <w:r>
-        <w:rPr>
-          <w:rFonts w:eastAsiaTheme="minorEastAsia"/>
-        </w:rPr>
-        <w:t>, a round robin arbiter</w:t>
-      </w:r>
-      <w:r>
-        <w:rPr>
-          <w:rFonts w:eastAsiaTheme="minorEastAsia"/>
-        </w:rPr>
-        <w:t xml:space="preserve"> is employed to arbitrate memory access requests from </w:t>
-      </w:r>
-      <w:r>
-        <w:rPr>
-          <w:rFonts w:eastAsiaTheme="minorEastAsia"/>
-        </w:rPr>
-        <w:t>Write Handler</w:t>
-      </w:r>
-      <w:r>
-        <w:rPr>
-          <w:rFonts w:eastAsiaTheme="minorEastAsia"/>
-        </w:rPr>
-        <w:t xml:space="preserve"> and </w:t>
-      </w:r>
-      <w:r>
-        <w:rPr>
-          <w:rFonts w:eastAsiaTheme="minorEastAsia"/>
-        </w:rPr>
-        <w:t>Read Handler</w:t>
-      </w:r>
-      <w:r>
-        <w:rPr>
-          <w:rFonts w:eastAsiaTheme="minorEastAsia"/>
-        </w:rPr>
-        <w:t>.</w:t>
-      </w:r>
-      <w:r>
-        <w:rPr>
-          <w:rFonts w:eastAsiaTheme="minorEastAsia"/>
-        </w:rPr>
-        <w:t xml:space="preserve"> </w:t>
-      </w:r>
-      <w:r>
-        <w:rPr>
-          <w:rFonts w:eastAsiaTheme="minorEastAsia"/>
-        </w:rPr>
-        <w:t>For the returned response, a decoder is used to complete the shunt.</w:t>
-      </w:r>
-      <w:r>
-        <w:rPr>
-          <w:rFonts w:eastAsiaTheme="minorEastAsia"/>
-        </w:rPr>
-        <w:t xml:space="preserve"> When field </w:t>
-      </w:r>
-      <w:r>
-        <w:rPr>
-          <w:rFonts w:eastAsiaTheme="minorEastAsia" w:hint="eastAsia"/>
-        </w:rPr>
-        <w:t>rmw</w:t>
-      </w:r>
-      <w:r>
-        <w:rPr>
-          <w:rFonts w:eastAsiaTheme="minorEastAsia"/>
-        </w:rPr>
-        <w:t xml:space="preserve">==0 &amp;&amp; </w:t>
-      </w:r>
-      <w:r>
-        <w:rPr>
-          <w:rFonts w:eastAsiaTheme="minorEastAsia"/>
-        </w:rPr>
-        <w:t>‘RW’==</w:t>
-      </w:r>
-      <w:r>
-        <w:rPr>
-          <w:rFonts w:eastAsiaTheme="minorEastAsia"/>
-        </w:rPr>
-        <w:t>0</w:t>
-      </w:r>
-      <w:r>
-        <w:rPr>
-          <w:rFonts w:eastAsiaTheme="minorEastAsia"/>
-        </w:rPr>
-        <w:t xml:space="preserve">, </w:t>
-      </w:r>
-      <w:r>
-        <w:rPr>
-          <w:rFonts w:eastAsiaTheme="minorEastAsia"/>
-        </w:rPr>
-        <w:t xml:space="preserve">this </w:t>
-      </w:r>
-      <w:r>
-        <w:rPr>
-          <w:rFonts w:eastAsiaTheme="minorEastAsia"/>
-        </w:rPr>
-        <w:t>response</w:t>
-      </w:r>
-      <w:r>
-        <w:rPr>
-          <w:rFonts w:eastAsiaTheme="minorEastAsia"/>
-        </w:rPr>
-        <w:t xml:space="preserve"> will be routed to </w:t>
-      </w:r>
-      <w:r>
-        <w:rPr>
-          <w:rFonts w:eastAsiaTheme="minorEastAsia"/>
-        </w:rPr>
-        <w:t xml:space="preserve">Read </w:t>
-      </w:r>
-      <w:r>
-        <w:rPr>
-          <w:rFonts w:eastAsiaTheme="minorEastAsia"/>
-        </w:rPr>
-        <w:t xml:space="preserve">Handler, otherwise routed to </w:t>
-      </w:r>
-      <w:r>
-        <w:rPr>
-          <w:rFonts w:eastAsiaTheme="minorEastAsia"/>
-        </w:rPr>
-        <w:t>write</w:t>
-      </w:r>
-      <w:r>
-        <w:rPr>
-          <w:rFonts w:eastAsiaTheme="minorEastAsia"/>
-        </w:rPr>
-        <w:t xml:space="preserve"> Handler.</w:t>
-      </w:r>
-    </w:p>
-    <w:p>
-      <w:pPr>
-        <w:pStyle w:val="20"/>
-        <w:numPr>
-          <w:ilvl w:val="1"/>
-          <w:numId w:val="9"/>
-        </w:numPr>
-      </w:pPr>
-      <w:bookmarkStart w:id="35" w:name="_Toc142500039"/>
-      <w:r>
         <w:lastRenderedPageBreak/>
-        <w:t>ECC Encoder/Decoder</w:t>
-      </w:r>
-      <w:bookmarkEnd w:id="35"/>
-    </w:p>
-    <w:p>
-      <w:pPr>
-        <w:jc w:val="center"/>
-        <w:rPr>
-          <w:rFonts w:eastAsiaTheme="minorEastAsia"/>
-        </w:rPr>
-      </w:pPr>
-      <w:r>
-        <w:rPr>
-          <w:noProof/>
-        </w:rPr>
         <w:drawing>
-          <wp:inline distT="0" distB="0" distL="0" distR="0" wp14:anchorId="06390D3C" wp14:editId="184CA873">
-            <wp:extent cx="4038600" cy="2890371"/>
-            <wp:effectExtent l="0" t="0" r="0" b="5715"/>
-            <wp:docPr id="769272901" name="图片 1"/>
+          <wp:inline distT="0" distB="0" distL="0" distR="0" wp14:anchorId="270B7B86" wp14:editId="385BA8EA">
+            <wp:extent cx="5270500" cy="3836670"/>
+            <wp:effectExtent l="0" t="0" r="6350" b="0"/>
+            <wp:docPr id="300212211" name="图片 1"/>
             <wp:cNvGraphicFramePr>
               <a:graphicFrameLocks xmlns:a="http://schemas.openxmlformats.org/drawingml/2006/main" noChangeAspect="1"/>
             </wp:cNvGraphicFramePr>
@@ -17238,7 +17614,7 @@
               <a:graphicData uri="http://schemas.openxmlformats.org/drawingml/2006/picture">
                 <pic:pic xmlns:pic="http://schemas.openxmlformats.org/drawingml/2006/picture">
                   <pic:nvPicPr>
-                    <pic:cNvPr id="769272901" name=""/>
+                    <pic:cNvPr id="300212211" name=""/>
                     <pic:cNvPicPr/>
                   </pic:nvPicPr>
                   <pic:blipFill>
@@ -17250,7 +17626,7 @@
                   <pic:spPr>
                     <a:xfrm>
                       <a:off x="0" y="0"/>
-                      <a:ext cx="4041610" cy="2892525"/>
+                      <a:ext cx="5270500" cy="3836670"/>
                     </a:xfrm>
                     <a:prstGeom prst="rect">
                       <a:avLst/>
@@ -17266,391 +17642,569 @@
     <w:p>
       <w:pPr>
         <w:jc w:val="center"/>
-      </w:pPr>
-      <w:bookmarkStart w:id="36" w:name="_Ref142466440"/>
-      <w:bookmarkStart w:id="37" w:name="_Toc142500071"/>
+        <w:rPr>
+          <w:rFonts w:eastAsiaTheme="minorEastAsia" w:hint="eastAsia"/>
+        </w:rPr>
+      </w:pPr>
+      <w:bookmarkStart w:id="34" w:name="_Ref145338304"/>
+      <w:bookmarkStart w:id="35" w:name="_Toc145338614"/>
       <w:r>
         <w:t xml:space="preserve">Figure </w:t>
       </w:r>
-      <w:fldSimple w:instr=" STYLEREF 1 \s ">
-        <w:r>
-          <w:rPr>
-            <w:noProof/>
-          </w:rPr>
-          <w:t>4</w:t>
-        </w:r>
-      </w:fldSimple>
+      <w:r>
+        <w:fldChar w:fldCharType="begin"/>
+      </w:r>
+      <w:r>
+        <w:instrText xml:space="preserve"> STYLEREF 1 \s </w:instrText>
+      </w:r>
+      <w:r>
+        <w:fldChar w:fldCharType="separate"/>
+      </w:r>
+      <w:r>
+        <w:rPr>
+          <w:noProof/>
+        </w:rPr>
+        <w:t>4</w:t>
+      </w:r>
+      <w:r>
+        <w:rPr>
+          <w:noProof/>
+        </w:rPr>
+        <w:fldChar w:fldCharType="end"/>
+      </w:r>
       <w:r>
         <w:noBreakHyphen/>
       </w:r>
-      <w:fldSimple w:instr=" SEQ Figure \* ARABIC \s 1 ">
-        <w:r>
-          <w:rPr>
-            <w:noProof/>
-          </w:rPr>
-          <w:t>3</w:t>
-        </w:r>
-      </w:fldSimple>
+      <w:r>
+        <w:fldChar w:fldCharType="begin"/>
+      </w:r>
+      <w:r>
+        <w:instrText xml:space="preserve"> SEQ Figure \* ARABIC \s 1 </w:instrText>
+      </w:r>
+      <w:r>
+        <w:fldChar w:fldCharType="separate"/>
+      </w:r>
+      <w:r>
+        <w:rPr>
+          <w:noProof/>
+        </w:rPr>
+        <w:t>3</w:t>
+      </w:r>
+      <w:r>
+        <w:rPr>
+          <w:noProof/>
+        </w:rPr>
+        <w:fldChar w:fldCharType="end"/>
+      </w:r>
+      <w:bookmarkEnd w:id="34"/>
+      <w:r>
+        <w:t xml:space="preserve"> </w:t>
+      </w:r>
+      <w:r>
+        <w:t xml:space="preserve">RMW </w:t>
+      </w:r>
+      <w:r>
+        <w:t>S</w:t>
+      </w:r>
+      <w:r>
+        <w:t xml:space="preserve">tate </w:t>
+      </w:r>
+      <w:r>
+        <w:t>M</w:t>
+      </w:r>
+      <w:r>
+        <w:t>achine</w:t>
+      </w:r>
+      <w:r>
+        <w:t xml:space="preserve"> Diagram</w:t>
+      </w:r>
+      <w:bookmarkEnd w:id="35"/>
+    </w:p>
+    <w:p>
+      <w:pPr>
+        <w:rPr>
+          <w:rFonts w:eastAsiaTheme="minorEastAsia"/>
+        </w:rPr>
+      </w:pPr>
+      <w:r>
+        <w:rPr>
+          <w:rFonts w:eastAsiaTheme="minorEastAsia"/>
+        </w:rPr>
+        <w:t>For the response returned by memory</w:t>
+      </w:r>
+      <w:r>
+        <w:rPr>
+          <w:rFonts w:eastAsiaTheme="minorEastAsia"/>
+        </w:rPr>
+        <w:t xml:space="preserve"> </w:t>
+      </w:r>
+      <w:r>
+        <w:rPr>
+          <w:rFonts w:eastAsiaTheme="minorEastAsia" w:hint="eastAsia"/>
+        </w:rPr>
+        <w:t>wrapper</w:t>
+      </w:r>
+      <w:r>
+        <w:rPr>
+          <w:rFonts w:eastAsiaTheme="minorEastAsia"/>
+        </w:rPr>
+        <w:t xml:space="preserve">, </w:t>
+      </w:r>
+      <w:r>
+        <w:rPr>
+          <w:rFonts w:eastAsiaTheme="minorEastAsia"/>
+        </w:rPr>
+        <w:t xml:space="preserve">whether </w:t>
+      </w:r>
+      <w:r>
+        <w:rPr>
+          <w:rFonts w:eastAsiaTheme="minorEastAsia"/>
+        </w:rPr>
+        <w:t xml:space="preserve">it is routed to the RMW or the Brsp </w:t>
+      </w:r>
+      <w:r>
+        <w:rPr>
+          <w:rFonts w:eastAsiaTheme="minorEastAsia"/>
+        </w:rPr>
+        <w:t>gen</w:t>
+      </w:r>
+      <w:r>
+        <w:rPr>
+          <w:rFonts w:eastAsiaTheme="minorEastAsia"/>
+        </w:rPr>
+        <w:t xml:space="preserve"> </w:t>
+      </w:r>
+      <w:r>
+        <w:rPr>
+          <w:rFonts w:eastAsiaTheme="minorEastAsia"/>
+        </w:rPr>
+        <w:t>is determined by field ‘rmw’ in decoder rsp.</w:t>
+      </w:r>
+      <w:r>
+        <w:rPr>
+          <w:rFonts w:eastAsiaTheme="minorEastAsia"/>
+        </w:rPr>
+        <w:t xml:space="preserve"> </w:t>
+      </w:r>
+      <w:r>
+        <w:rPr>
+          <w:rFonts w:eastAsiaTheme="minorEastAsia"/>
+        </w:rPr>
+        <w:t xml:space="preserve">When ‘rmw’ signal is set, </w:t>
+      </w:r>
+      <w:r>
+        <w:rPr>
+          <w:rFonts w:eastAsiaTheme="minorEastAsia"/>
+        </w:rPr>
+        <w:t xml:space="preserve">it indicates that </w:t>
+      </w:r>
+      <w:r>
+        <w:rPr>
+          <w:rFonts w:eastAsiaTheme="minorEastAsia"/>
+        </w:rPr>
+        <w:t>the</w:t>
+      </w:r>
+      <w:r>
+        <w:rPr>
+          <w:rFonts w:eastAsiaTheme="minorEastAsia"/>
+        </w:rPr>
+        <w:t xml:space="preserve"> r</w:t>
+      </w:r>
+      <w:r>
+        <w:rPr>
+          <w:rFonts w:eastAsiaTheme="minorEastAsia"/>
+        </w:rPr>
+        <w:t>esponse</w:t>
+      </w:r>
+      <w:r>
+        <w:rPr>
+          <w:rFonts w:eastAsiaTheme="minorEastAsia"/>
+        </w:rPr>
+        <w:t xml:space="preserve"> is a reply to a read request sent by RMW </w:t>
+      </w:r>
+      <w:r>
+        <w:rPr>
+          <w:rFonts w:eastAsiaTheme="minorEastAsia"/>
+        </w:rPr>
+        <w:t>and this response will be routed to RMW</w:t>
+      </w:r>
+      <w:r>
+        <w:rPr>
+          <w:rFonts w:eastAsiaTheme="minorEastAsia" w:hint="eastAsia"/>
+        </w:rPr>
+        <w:t>.</w:t>
+      </w:r>
+      <w:r>
+        <w:rPr>
+          <w:rFonts w:eastAsiaTheme="minorEastAsia"/>
+        </w:rPr>
+        <w:t xml:space="preserve"> </w:t>
+      </w:r>
+      <w:r>
+        <w:rPr>
+          <w:rFonts w:eastAsiaTheme="minorEastAsia"/>
+        </w:rPr>
+        <w:t xml:space="preserve">Since out-of-order writing is not supported, </w:t>
+      </w:r>
+      <w:r>
+        <w:rPr>
+          <w:rFonts w:eastAsiaTheme="minorEastAsia"/>
+        </w:rPr>
+        <w:t>the Brsp gen</w:t>
+      </w:r>
+      <w:r>
+        <w:rPr>
+          <w:rFonts w:eastAsiaTheme="minorEastAsia"/>
+        </w:rPr>
+        <w:t xml:space="preserve"> will directly generate </w:t>
+      </w:r>
+      <w:r>
+        <w:rPr>
+          <w:rFonts w:eastAsiaTheme="minorEastAsia"/>
+        </w:rPr>
+        <w:t>write response</w:t>
+      </w:r>
+      <w:r>
+        <w:rPr>
+          <w:rFonts w:eastAsiaTheme="minorEastAsia"/>
+        </w:rPr>
+        <w:t xml:space="preserve"> through </w:t>
+      </w:r>
+      <w:r>
+        <w:rPr>
+          <w:rFonts w:eastAsiaTheme="minorEastAsia"/>
+        </w:rPr>
+        <w:t>field ‘</w:t>
+      </w:r>
+      <w:r>
+        <w:rPr>
+          <w:rFonts w:eastAsiaTheme="minorEastAsia"/>
+        </w:rPr>
+        <w:t>Last</w:t>
+      </w:r>
+      <w:r>
+        <w:rPr>
+          <w:rFonts w:eastAsiaTheme="minorEastAsia"/>
+        </w:rPr>
+        <w:t>’ and ‘Axid’.</w:t>
+      </w:r>
+      <w:r>
+        <w:rPr>
+          <w:rFonts w:eastAsiaTheme="minorEastAsia"/>
+        </w:rPr>
+        <w:t xml:space="preserve"> </w:t>
+      </w:r>
+      <w:r>
+        <w:rPr>
+          <w:rFonts w:eastAsiaTheme="minorEastAsia"/>
+        </w:rPr>
+        <w:t>Similarly, a counter is used to record write trans</w:t>
+      </w:r>
+      <w:r>
+        <w:rPr>
+          <w:rFonts w:eastAsiaTheme="minorEastAsia"/>
+        </w:rPr>
+        <w:t>action</w:t>
+      </w:r>
+      <w:r>
+        <w:rPr>
+          <w:rFonts w:eastAsiaTheme="minorEastAsia"/>
+        </w:rPr>
+        <w:t xml:space="preserve"> and generate a</w:t>
+      </w:r>
+      <w:r>
+        <w:rPr>
+          <w:rFonts w:eastAsiaTheme="minorEastAsia"/>
+        </w:rPr>
+        <w:t xml:space="preserve"> block</w:t>
+      </w:r>
+      <w:r>
+        <w:rPr>
+          <w:rFonts w:eastAsiaTheme="minorEastAsia"/>
+        </w:rPr>
+        <w:t xml:space="preserve"> </w:t>
+      </w:r>
+      <w:r>
+        <w:rPr>
+          <w:rFonts w:eastAsiaTheme="minorEastAsia"/>
+        </w:rPr>
+        <w:t>Write Handler</w:t>
+      </w:r>
+      <w:r>
+        <w:rPr>
+          <w:rFonts w:eastAsiaTheme="minorEastAsia"/>
+        </w:rPr>
+        <w:t xml:space="preserve"> idle signal</w:t>
+      </w:r>
+      <w:r>
+        <w:rPr>
+          <w:rFonts w:eastAsiaTheme="minorEastAsia"/>
+        </w:rPr>
+        <w:t>.</w:t>
+      </w:r>
+    </w:p>
+    <w:p>
+      <w:pPr>
+        <w:pStyle w:val="20"/>
+      </w:pPr>
+      <w:bookmarkStart w:id="36" w:name="_Toc145338580"/>
+      <w:r>
+        <w:t>Arbiter and Decoder</w:t>
+      </w:r>
       <w:bookmarkEnd w:id="36"/>
-      <w:r>
-        <w:t xml:space="preserve"> ECC Module Diagram</w:t>
+    </w:p>
+    <w:p>
+      <w:pPr>
+        <w:rPr>
+          <w:rFonts w:eastAsiaTheme="minorEastAsia"/>
+        </w:rPr>
+      </w:pPr>
+      <w:r>
+        <w:rPr>
+          <w:rFonts w:eastAsiaTheme="minorEastAsia"/>
+        </w:rPr>
+        <w:t xml:space="preserve">As shown in </w:t>
+      </w:r>
+      <w:r>
+        <w:rPr>
+          <w:rFonts w:eastAsiaTheme="minorEastAsia"/>
+        </w:rPr>
+        <w:fldChar w:fldCharType="begin"/>
+      </w:r>
+      <w:r>
+        <w:rPr>
+          <w:rFonts w:eastAsiaTheme="minorEastAsia"/>
+        </w:rPr>
+        <w:instrText xml:space="preserve"> REF _Ref142408256 \h </w:instrText>
+      </w:r>
+      <w:r>
+        <w:rPr>
+          <w:rFonts w:eastAsiaTheme="minorEastAsia"/>
+        </w:rPr>
+      </w:r>
+      <w:r>
+        <w:rPr>
+          <w:rFonts w:eastAsiaTheme="minorEastAsia"/>
+        </w:rPr>
+        <w:fldChar w:fldCharType="separate"/>
+      </w:r>
+      <w:r>
+        <w:t xml:space="preserve">Figure </w:t>
+      </w:r>
+      <w:r>
+        <w:rPr>
+          <w:noProof/>
+        </w:rPr>
+        <w:t>3</w:t>
+      </w:r>
+      <w:r>
+        <w:noBreakHyphen/>
+      </w:r>
+      <w:r>
+        <w:rPr>
+          <w:noProof/>
+        </w:rPr>
+        <w:t>1</w:t>
+      </w:r>
+      <w:r>
+        <w:rPr>
+          <w:rFonts w:eastAsiaTheme="minorEastAsia"/>
+        </w:rPr>
+        <w:fldChar w:fldCharType="end"/>
+      </w:r>
+      <w:r>
+        <w:rPr>
+          <w:rFonts w:eastAsiaTheme="minorEastAsia"/>
+        </w:rPr>
+        <w:t>, a round robin arbiter</w:t>
+      </w:r>
+      <w:r>
+        <w:rPr>
+          <w:rFonts w:eastAsiaTheme="minorEastAsia"/>
+        </w:rPr>
+        <w:t xml:space="preserve"> is employed to arbitrate memory access requests from </w:t>
+      </w:r>
+      <w:r>
+        <w:rPr>
+          <w:rFonts w:eastAsiaTheme="minorEastAsia"/>
+        </w:rPr>
+        <w:t>Write Handler</w:t>
+      </w:r>
+      <w:r>
+        <w:rPr>
+          <w:rFonts w:eastAsiaTheme="minorEastAsia"/>
+        </w:rPr>
+        <w:t xml:space="preserve"> and </w:t>
+      </w:r>
+      <w:r>
+        <w:rPr>
+          <w:rFonts w:eastAsiaTheme="minorEastAsia"/>
+        </w:rPr>
+        <w:t>Read Handler</w:t>
+      </w:r>
+      <w:r>
+        <w:rPr>
+          <w:rFonts w:eastAsiaTheme="minorEastAsia"/>
+        </w:rPr>
+        <w:t>.</w:t>
+      </w:r>
+      <w:r>
+        <w:rPr>
+          <w:rFonts w:eastAsiaTheme="minorEastAsia"/>
+        </w:rPr>
+        <w:t xml:space="preserve"> </w:t>
+      </w:r>
+      <w:r>
+        <w:rPr>
+          <w:rFonts w:eastAsiaTheme="minorEastAsia"/>
+        </w:rPr>
+        <w:t>For the returned response, a decoder is used to complete the shunt.</w:t>
+      </w:r>
+      <w:r>
+        <w:rPr>
+          <w:rFonts w:eastAsiaTheme="minorEastAsia"/>
+        </w:rPr>
+        <w:t xml:space="preserve"> When field </w:t>
+      </w:r>
+      <w:r>
+        <w:rPr>
+          <w:rFonts w:eastAsiaTheme="minorEastAsia" w:hint="eastAsia"/>
+        </w:rPr>
+        <w:t>rmw</w:t>
+      </w:r>
+      <w:r>
+        <w:rPr>
+          <w:rFonts w:eastAsiaTheme="minorEastAsia"/>
+        </w:rPr>
+        <w:t xml:space="preserve">==0 &amp;&amp; </w:t>
+      </w:r>
+      <w:r>
+        <w:rPr>
+          <w:rFonts w:eastAsiaTheme="minorEastAsia"/>
+        </w:rPr>
+        <w:t>‘RW’==</w:t>
+      </w:r>
+      <w:r>
+        <w:rPr>
+          <w:rFonts w:eastAsiaTheme="minorEastAsia"/>
+        </w:rPr>
+        <w:t>0</w:t>
+      </w:r>
+      <w:r>
+        <w:rPr>
+          <w:rFonts w:eastAsiaTheme="minorEastAsia"/>
+        </w:rPr>
+        <w:t xml:space="preserve">, </w:t>
+      </w:r>
+      <w:r>
+        <w:rPr>
+          <w:rFonts w:eastAsiaTheme="minorEastAsia"/>
+        </w:rPr>
+        <w:t xml:space="preserve">this </w:t>
+      </w:r>
+      <w:r>
+        <w:rPr>
+          <w:rFonts w:eastAsiaTheme="minorEastAsia"/>
+        </w:rPr>
+        <w:t>response</w:t>
+      </w:r>
+      <w:r>
+        <w:rPr>
+          <w:rFonts w:eastAsiaTheme="minorEastAsia"/>
+        </w:rPr>
+        <w:t xml:space="preserve"> will be routed to </w:t>
+      </w:r>
+      <w:r>
+        <w:rPr>
+          <w:rFonts w:eastAsiaTheme="minorEastAsia"/>
+        </w:rPr>
+        <w:t xml:space="preserve">Read </w:t>
+      </w:r>
+      <w:r>
+        <w:rPr>
+          <w:rFonts w:eastAsiaTheme="minorEastAsia"/>
+        </w:rPr>
+        <w:t xml:space="preserve">Handler, otherwise routed to </w:t>
+      </w:r>
+      <w:r>
+        <w:rPr>
+          <w:rFonts w:eastAsiaTheme="minorEastAsia"/>
+        </w:rPr>
+        <w:t>write</w:t>
+      </w:r>
+      <w:r>
+        <w:rPr>
+          <w:rFonts w:eastAsiaTheme="minorEastAsia"/>
+        </w:rPr>
+        <w:t xml:space="preserve"> Handler.</w:t>
+      </w:r>
+    </w:p>
+    <w:p>
+      <w:pPr>
+        <w:pStyle w:val="11"/>
+      </w:pPr>
+      <w:bookmarkStart w:id="37" w:name="_Toc145338581"/>
+      <w:r>
+        <w:rPr>
+          <w:rFonts w:hint="eastAsia"/>
+        </w:rPr>
+        <w:lastRenderedPageBreak/>
+        <w:t>Use</w:t>
+      </w:r>
+      <w:r>
+        <w:t xml:space="preserve"> </w:t>
+      </w:r>
+      <w:r>
+        <w:rPr>
+          <w:rFonts w:hint="eastAsia"/>
+        </w:rPr>
+        <w:t>cases</w:t>
       </w:r>
       <w:bookmarkEnd w:id="37"/>
     </w:p>
     <w:p>
       <w:pPr>
         <w:rPr>
-          <w:rFonts w:eastAsiaTheme="minorEastAsia"/>
-        </w:rPr>
-      </w:pPr>
-      <w:r>
-        <w:rPr>
-          <w:rFonts w:eastAsiaTheme="minorEastAsia"/>
-        </w:rPr>
-        <w:t xml:space="preserve">ECC module is employed to check and correct the memory data, which is shown in </w:t>
-      </w:r>
-      <w:r>
-        <w:rPr>
-          <w:rFonts w:eastAsiaTheme="minorEastAsia"/>
-        </w:rPr>
-        <w:fldChar w:fldCharType="begin"/>
-      </w:r>
-      <w:r>
-        <w:rPr>
-          <w:rFonts w:eastAsiaTheme="minorEastAsia"/>
-        </w:rPr>
-        <w:instrText xml:space="preserve"> REF _Ref142466440 \h </w:instrText>
-      </w:r>
-      <w:r>
-        <w:rPr>
-          <w:rFonts w:eastAsiaTheme="minorEastAsia"/>
-        </w:rPr>
-      </w:r>
-      <w:r>
-        <w:rPr>
-          <w:rFonts w:eastAsiaTheme="minorEastAsia"/>
-        </w:rPr>
-        <w:fldChar w:fldCharType="separate"/>
-      </w:r>
-      <w:r>
-        <w:t xml:space="preserve">Figure </w:t>
-      </w:r>
-      <w:r>
-        <w:rPr>
-          <w:noProof/>
-        </w:rPr>
-        <w:t>4</w:t>
-      </w:r>
-      <w:r>
-        <w:noBreakHyphen/>
-      </w:r>
-      <w:r>
-        <w:rPr>
-          <w:noProof/>
-        </w:rPr>
-        <w:t>3</w:t>
-      </w:r>
-      <w:r>
-        <w:rPr>
-          <w:rFonts w:eastAsiaTheme="minorEastAsia"/>
-        </w:rPr>
-        <w:fldChar w:fldCharType="end"/>
-      </w:r>
-      <w:r>
-        <w:rPr>
-          <w:rFonts w:eastAsiaTheme="minorEastAsia"/>
-        </w:rPr>
-        <w:t xml:space="preserve">. </w:t>
-      </w:r>
-      <w:r>
-        <w:rPr>
-          <w:rFonts w:eastAsiaTheme="minorEastAsia"/>
-        </w:rPr>
-        <w:t xml:space="preserve">The AXI </w:t>
-      </w:r>
-      <w:r>
-        <w:rPr>
-          <w:rFonts w:eastAsiaTheme="minorEastAsia"/>
-        </w:rPr>
-        <w:t>w</w:t>
-      </w:r>
-      <w:r>
-        <w:rPr>
-          <w:rFonts w:eastAsiaTheme="minorEastAsia"/>
-        </w:rPr>
-        <w:t>data written into mem will be enc</w:t>
-      </w:r>
-      <w:r>
-        <w:rPr>
-          <w:rFonts w:eastAsiaTheme="minorEastAsia"/>
-        </w:rPr>
-        <w:t>oded</w:t>
-      </w:r>
-      <w:r>
-        <w:rPr>
-          <w:rFonts w:eastAsiaTheme="minorEastAsia"/>
-        </w:rPr>
-        <w:t xml:space="preserve"> by a Hamming </w:t>
-      </w:r>
-      <w:r>
-        <w:rPr>
-          <w:rFonts w:eastAsiaTheme="minorEastAsia"/>
-        </w:rPr>
-        <w:t>en</w:t>
-      </w:r>
-      <w:r>
-        <w:rPr>
-          <w:rFonts w:eastAsiaTheme="minorEastAsia"/>
-        </w:rPr>
-        <w:t>code</w:t>
-      </w:r>
-      <w:r>
-        <w:rPr>
-          <w:rFonts w:eastAsiaTheme="minorEastAsia"/>
-        </w:rPr>
-        <w:t>r</w:t>
-      </w:r>
-      <w:r>
-        <w:rPr>
-          <w:rFonts w:eastAsiaTheme="minorEastAsia"/>
-        </w:rPr>
-        <w:t>, and then the written data and Hamming code related coding bits will be stored in mem</w:t>
-      </w:r>
-      <w:r>
-        <w:rPr>
-          <w:rFonts w:eastAsiaTheme="minorEastAsia"/>
-        </w:rPr>
-        <w:t>ory</w:t>
-      </w:r>
-      <w:r>
-        <w:rPr>
-          <w:rFonts w:eastAsiaTheme="minorEastAsia"/>
-        </w:rPr>
-        <w:t xml:space="preserve"> together.</w:t>
-      </w:r>
-      <w:r>
-        <w:rPr>
-          <w:rFonts w:eastAsiaTheme="minorEastAsia"/>
-        </w:rPr>
-        <w:t xml:space="preserve"> </w:t>
-      </w:r>
-      <w:r>
-        <w:rPr>
-          <w:rFonts w:eastAsiaTheme="minorEastAsia"/>
-        </w:rPr>
-        <w:t>The data read by mem</w:t>
-      </w:r>
-      <w:r>
-        <w:rPr>
-          <w:rFonts w:eastAsiaTheme="minorEastAsia"/>
-        </w:rPr>
-        <w:t>ory</w:t>
-      </w:r>
-      <w:r>
-        <w:rPr>
-          <w:rFonts w:eastAsiaTheme="minorEastAsia"/>
-        </w:rPr>
-        <w:t xml:space="preserve"> will first be decoded by a Hamming </w:t>
-      </w:r>
-      <w:r>
-        <w:rPr>
-          <w:rFonts w:eastAsiaTheme="minorEastAsia"/>
-        </w:rPr>
-        <w:t>de</w:t>
-      </w:r>
-      <w:r>
-        <w:rPr>
-          <w:rFonts w:eastAsiaTheme="minorEastAsia"/>
-        </w:rPr>
-        <w:t>code</w:t>
-      </w:r>
-      <w:r>
-        <w:rPr>
-          <w:rFonts w:eastAsiaTheme="minorEastAsia"/>
-        </w:rPr>
-        <w:t>r</w:t>
-      </w:r>
-      <w:r>
-        <w:rPr>
-          <w:rFonts w:eastAsiaTheme="minorEastAsia"/>
-        </w:rPr>
-        <w:t xml:space="preserve"> to obtain AXI </w:t>
-      </w:r>
-      <w:r>
-        <w:rPr>
-          <w:rFonts w:eastAsiaTheme="minorEastAsia"/>
-        </w:rPr>
-        <w:t>r</w:t>
-      </w:r>
-      <w:r>
-        <w:rPr>
-          <w:rFonts w:eastAsiaTheme="minorEastAsia"/>
-        </w:rPr>
-        <w:t>data.</w:t>
-      </w:r>
-      <w:r>
-        <w:rPr>
-          <w:rFonts w:eastAsiaTheme="minorEastAsia"/>
-        </w:rPr>
-        <w:t xml:space="preserve"> </w:t>
-      </w:r>
-      <w:r>
-        <w:rPr>
-          <w:rFonts w:eastAsiaTheme="minorEastAsia"/>
-        </w:rPr>
-        <w:t>The ECC module can detect and correct 1</w:t>
-      </w:r>
-      <w:r>
-        <w:rPr>
-          <w:rFonts w:eastAsiaTheme="minorEastAsia"/>
-        </w:rPr>
-        <w:t>-</w:t>
-      </w:r>
-      <w:r>
-        <w:rPr>
-          <w:rFonts w:eastAsiaTheme="minorEastAsia"/>
-        </w:rPr>
-        <w:t>bit errors and detect 2</w:t>
-      </w:r>
-      <w:r>
-        <w:rPr>
-          <w:rFonts w:eastAsiaTheme="minorEastAsia"/>
-        </w:rPr>
-        <w:t>-</w:t>
-      </w:r>
-      <w:r>
-        <w:rPr>
-          <w:rFonts w:eastAsiaTheme="minorEastAsia"/>
-        </w:rPr>
-        <w:t>bit errors</w:t>
-      </w:r>
-      <w:r>
-        <w:rPr>
-          <w:rFonts w:eastAsiaTheme="minorEastAsia"/>
-        </w:rPr>
-        <w:t>.</w:t>
-      </w:r>
-      <w:r>
-        <w:rPr>
-          <w:rFonts w:eastAsiaTheme="minorEastAsia"/>
-        </w:rPr>
-        <w:t xml:space="preserve"> </w:t>
-      </w:r>
-      <w:r>
-        <w:rPr>
-          <w:rFonts w:eastAsiaTheme="minorEastAsia"/>
-        </w:rPr>
-        <w:t>If there is a 2</w:t>
-      </w:r>
-      <w:r>
-        <w:rPr>
-          <w:rFonts w:eastAsiaTheme="minorEastAsia"/>
-        </w:rPr>
-        <w:t>-</w:t>
-      </w:r>
-      <w:r>
-        <w:rPr>
-          <w:rFonts w:eastAsiaTheme="minorEastAsia"/>
-        </w:rPr>
-        <w:t xml:space="preserve">bit error in the data, an ECC error interrupt </w:t>
-      </w:r>
-      <w:r>
-        <w:rPr>
-          <w:rFonts w:eastAsiaTheme="minorEastAsia"/>
-        </w:rPr>
-        <w:t xml:space="preserve">register </w:t>
-      </w:r>
-      <w:r>
-        <w:rPr>
-          <w:rFonts w:eastAsiaTheme="minorEastAsia"/>
-        </w:rPr>
-        <w:t xml:space="preserve">“ECC_ERR” </w:t>
-      </w:r>
-      <w:r>
-        <w:rPr>
-          <w:rFonts w:eastAsiaTheme="minorEastAsia"/>
-        </w:rPr>
-        <w:t xml:space="preserve">will be </w:t>
-      </w:r>
-      <w:r>
-        <w:rPr>
-          <w:rFonts w:eastAsiaTheme="minorEastAsia"/>
-        </w:rPr>
-        <w:t>set</w:t>
-      </w:r>
-      <w:r>
-        <w:rPr>
-          <w:rFonts w:eastAsiaTheme="minorEastAsia" w:hint="eastAsia"/>
-        </w:rPr>
-        <w:t>.</w:t>
+          <w:i/>
+          <w:iCs/>
+          <w:color w:val="0070C0"/>
+        </w:rPr>
+      </w:pPr>
+      <w:r>
+        <w:rPr>
+          <w:i/>
+          <w:iCs/>
+          <w:color w:val="0070C0"/>
+        </w:rPr>
+        <w:t>Please draw all necessary data path flow for typical scenarios</w:t>
+      </w:r>
+      <w:r>
+        <w:rPr>
+          <w:i/>
+          <w:iCs/>
+          <w:color w:val="0070C0"/>
+        </w:rPr>
+        <w:t>, and the necessary description was required.</w:t>
       </w:r>
     </w:p>
     <w:p>
       <w:pPr>
-        <w:pStyle w:val="11"/>
-      </w:pPr>
-      <w:bookmarkStart w:id="38" w:name="_Toc142500040"/>
+        <w:pStyle w:val="20"/>
+      </w:pPr>
+      <w:bookmarkStart w:id="38" w:name="_Toc145338582"/>
       <w:r>
         <w:rPr>
           <w:rFonts w:hint="eastAsia"/>
         </w:rPr>
-        <w:lastRenderedPageBreak/>
-        <w:t>Use</w:t>
-      </w:r>
-      <w:r>
-        <w:t xml:space="preserve"> </w:t>
-      </w:r>
-      <w:r>
-        <w:rPr>
-          <w:rFonts w:hint="eastAsia"/>
-        </w:rPr>
-        <w:t>cases</w:t>
+        <w:t>S</w:t>
+      </w:r>
+      <w:r>
+        <w:t>cenario 1</w:t>
       </w:r>
       <w:bookmarkEnd w:id="38"/>
     </w:p>
     <w:p>
       <w:pPr>
-        <w:rPr>
-          <w:i/>
-          <w:iCs/>
-          <w:color w:val="0070C0"/>
-        </w:rPr>
-      </w:pPr>
-      <w:r>
-        <w:rPr>
-          <w:i/>
-          <w:iCs/>
-          <w:color w:val="0070C0"/>
-        </w:rPr>
-        <w:t>Please draw all necessary data path flow for typical scenarios</w:t>
-      </w:r>
-      <w:r>
-        <w:rPr>
-          <w:i/>
-          <w:iCs/>
-          <w:color w:val="0070C0"/>
-        </w:rPr>
-        <w:t>, and the necessary description was required.</w:t>
-      </w:r>
-    </w:p>
-    <w:p>
-      <w:pPr>
-        <w:pStyle w:val="20"/>
-      </w:pPr>
-      <w:bookmarkStart w:id="39" w:name="_Toc142500041"/>
-      <w:r>
-        <w:rPr>
-          <w:rFonts w:hint="eastAsia"/>
-        </w:rPr>
-        <w:t>S</w:t>
-      </w:r>
-      <w:r>
-        <w:t>cenario 1</w:t>
-      </w:r>
-      <w:bookmarkEnd w:id="39"/>
-    </w:p>
-    <w:p>
-      <w:pPr>
         <w:jc w:val="center"/>
         <w:rPr>
           <w:rFonts w:eastAsiaTheme="minorEastAsia"/>
@@ -17661,10 +18215,10 @@
           <w:noProof/>
         </w:rPr>
         <w:drawing>
-          <wp:inline distT="0" distB="0" distL="0" distR="0" wp14:anchorId="1B538AC4" wp14:editId="0F6727BD">
-            <wp:extent cx="1860605" cy="3794016"/>
-            <wp:effectExtent l="0" t="0" r="6350" b="0"/>
-            <wp:docPr id="1895954140" name="图片 1"/>
+          <wp:inline distT="0" distB="0" distL="0" distR="0" wp14:anchorId="3212194E" wp14:editId="7B618459">
+            <wp:extent cx="1767993" cy="3589331"/>
+            <wp:effectExtent l="0" t="0" r="3810" b="0"/>
+            <wp:docPr id="628498883" name="图片 1"/>
             <wp:cNvGraphicFramePr>
               <a:graphicFrameLocks xmlns:a="http://schemas.openxmlformats.org/drawingml/2006/main" noChangeAspect="1"/>
             </wp:cNvGraphicFramePr>
@@ -17672,7 +18226,7 @@
               <a:graphicData uri="http://schemas.openxmlformats.org/drawingml/2006/picture">
                 <pic:pic xmlns:pic="http://schemas.openxmlformats.org/drawingml/2006/picture">
                   <pic:nvPicPr>
-                    <pic:cNvPr id="1895954140" name=""/>
+                    <pic:cNvPr id="628498883" name=""/>
                     <pic:cNvPicPr/>
                   </pic:nvPicPr>
                   <pic:blipFill>
@@ -17684,7 +18238,7 @@
                   <pic:spPr>
                     <a:xfrm>
                       <a:off x="0" y="0"/>
-                      <a:ext cx="1864063" cy="3801068"/>
+                      <a:ext cx="1767993" cy="3589331"/>
                     </a:xfrm>
                     <a:prstGeom prst="rect">
                       <a:avLst/>
@@ -17701,203 +18255,229 @@
       <w:pPr>
         <w:pStyle w:val="ac"/>
       </w:pPr>
-      <w:bookmarkStart w:id="40" w:name="_Toc142500072"/>
+      <w:bookmarkStart w:id="39" w:name="_Toc145338615"/>
       <w:r>
         <w:t xml:space="preserve">Figure </w:t>
       </w:r>
-      <w:fldSimple w:instr=" STYLEREF 1 \s ">
-        <w:r>
-          <w:rPr>
-            <w:noProof/>
-          </w:rPr>
-          <w:t>5</w:t>
-        </w:r>
-      </w:fldSimple>
+      <w:r>
+        <w:fldChar w:fldCharType="begin"/>
+      </w:r>
+      <w:r>
+        <w:instrText xml:space="preserve"> STYLEREF 1 \s </w:instrText>
+      </w:r>
+      <w:r>
+        <w:fldChar w:fldCharType="separate"/>
+      </w:r>
+      <w:r>
+        <w:rPr>
+          <w:noProof/>
+        </w:rPr>
+        <w:t>5</w:t>
+      </w:r>
+      <w:r>
+        <w:rPr>
+          <w:noProof/>
+        </w:rPr>
+        <w:fldChar w:fldCharType="end"/>
+      </w:r>
       <w:r>
         <w:noBreakHyphen/>
       </w:r>
-      <w:fldSimple w:instr=" SEQ Figure \* ARABIC \s 1 ">
-        <w:r>
-          <w:rPr>
-            <w:noProof/>
-          </w:rPr>
-          <w:t>1</w:t>
-        </w:r>
-      </w:fldSimple>
+      <w:r>
+        <w:fldChar w:fldCharType="begin"/>
+      </w:r>
+      <w:r>
+        <w:instrText xml:space="preserve"> SEQ Figure \* ARABIC \s 1 </w:instrText>
+      </w:r>
+      <w:r>
+        <w:fldChar w:fldCharType="separate"/>
+      </w:r>
+      <w:r>
+        <w:rPr>
+          <w:noProof/>
+        </w:rPr>
+        <w:t>1</w:t>
+      </w:r>
+      <w:r>
+        <w:rPr>
+          <w:noProof/>
+        </w:rPr>
+        <w:fldChar w:fldCharType="end"/>
+      </w:r>
       <w:r>
         <w:t xml:space="preserve"> Data Path </w:t>
       </w:r>
       <w:r>
         <w:t>of Normal Write</w:t>
+      </w:r>
+      <w:bookmarkEnd w:id="39"/>
+    </w:p>
+    <w:p>
+      <w:pPr>
+        <w:pStyle w:val="ac"/>
+        <w:jc w:val="both"/>
+      </w:pPr>
+      <w:r>
+        <w:rPr>
+          <w:rFonts w:eastAsiaTheme="minorEastAsia"/>
+        </w:rPr>
+        <w:t xml:space="preserve">The upstream </w:t>
+      </w:r>
+      <w:r>
+        <w:rPr>
+          <w:rFonts w:eastAsiaTheme="minorEastAsia"/>
+        </w:rPr>
+        <w:t>AXI</w:t>
+      </w:r>
+      <w:r>
+        <w:rPr>
+          <w:rFonts w:eastAsiaTheme="minorEastAsia"/>
+        </w:rPr>
+        <w:t xml:space="preserve"> master initiates a</w:t>
+      </w:r>
+      <w:r>
+        <w:rPr>
+          <w:rFonts w:eastAsiaTheme="minorEastAsia"/>
+        </w:rPr>
+        <w:t xml:space="preserve"> </w:t>
+      </w:r>
+      <w:r>
+        <w:rPr>
+          <w:rFonts w:eastAsiaTheme="minorEastAsia"/>
+        </w:rPr>
+        <w:t xml:space="preserve">normal </w:t>
+      </w:r>
+      <w:r>
+        <w:rPr>
+          <w:rFonts w:eastAsiaTheme="minorEastAsia"/>
+        </w:rPr>
+        <w:t xml:space="preserve">write request to </w:t>
+      </w:r>
+      <w:r>
+        <w:rPr>
+          <w:rFonts w:eastAsiaTheme="minorEastAsia"/>
+        </w:rPr>
+        <w:t>SRAM.</w:t>
+      </w:r>
+      <w:r>
+        <w:rPr>
+          <w:rFonts w:eastAsiaTheme="minorEastAsia"/>
+        </w:rPr>
+        <w:t xml:space="preserve"> </w:t>
+      </w:r>
+      <w:r>
+        <w:rPr>
+          <w:rFonts w:eastAsiaTheme="minorEastAsia"/>
+        </w:rPr>
+        <w:t xml:space="preserve">AXI </w:t>
+      </w:r>
+      <w:r>
+        <w:rPr>
+          <w:rFonts w:eastAsiaTheme="minorEastAsia"/>
+        </w:rPr>
+        <w:t>transaction is split and converted into a mem</w:t>
+      </w:r>
+      <w:r>
+        <w:rPr>
+          <w:rFonts w:eastAsiaTheme="minorEastAsia"/>
+        </w:rPr>
+        <w:t>ory</w:t>
+      </w:r>
+      <w:r>
+        <w:rPr>
+          <w:rFonts w:eastAsiaTheme="minorEastAsia"/>
+        </w:rPr>
+        <w:t xml:space="preserve"> request </w:t>
+      </w:r>
+      <w:r>
+        <w:rPr>
+          <w:rFonts w:eastAsiaTheme="minorEastAsia"/>
+        </w:rPr>
+        <w:t>in W</w:t>
+      </w:r>
+      <w:r>
+        <w:rPr>
+          <w:rFonts w:eastAsiaTheme="minorEastAsia"/>
+        </w:rPr>
+        <w:t xml:space="preserve">rite </w:t>
+      </w:r>
+      <w:r>
+        <w:rPr>
+          <w:rFonts w:eastAsiaTheme="minorEastAsia"/>
+        </w:rPr>
+        <w:t>H</w:t>
+      </w:r>
+      <w:r>
+        <w:rPr>
+          <w:rFonts w:eastAsiaTheme="minorEastAsia"/>
+        </w:rPr>
+        <w:t>andler</w:t>
+      </w:r>
+      <w:r>
+        <w:rPr>
+          <w:rFonts w:eastAsiaTheme="minorEastAsia"/>
+        </w:rPr>
+        <w:t>.</w:t>
+      </w:r>
+      <w:r>
+        <w:t xml:space="preserve"> And then, it</w:t>
+      </w:r>
+      <w:r>
+        <w:t xml:space="preserve"> is sent to </w:t>
+      </w:r>
+      <w:r>
+        <w:t>ECC Encoder to p</w:t>
+      </w:r>
+      <w:r>
+        <w:t>erform wdata Hamming encoding</w:t>
+      </w:r>
+      <w:r>
+        <w:t>.</w:t>
+      </w:r>
+      <w:r>
+        <w:t xml:space="preserve"> Finally, it</w:t>
+      </w:r>
+      <w:r>
+        <w:t xml:space="preserve"> is sent to the downstream memory wrapper</w:t>
+      </w:r>
+      <w:r>
+        <w:t>.</w:t>
+      </w:r>
+      <w:r>
+        <w:t xml:space="preserve"> </w:t>
+      </w:r>
+      <w:r>
+        <w:t>When mem completes the write operation, it will return the relevant information of the write operation such as id, last flag to W</w:t>
+      </w:r>
+      <w:r>
+        <w:t>rite Handler</w:t>
+      </w:r>
+      <w:r>
+        <w:t xml:space="preserve"> to generate B</w:t>
+      </w:r>
+      <w:r>
+        <w:t xml:space="preserve"> channel response.</w:t>
+      </w:r>
+    </w:p>
+    <w:p>
+      <w:pPr>
+        <w:pStyle w:val="20"/>
+      </w:pPr>
+      <w:bookmarkStart w:id="40" w:name="_Toc145338583"/>
+      <w:r>
+        <w:rPr>
+          <w:rFonts w:hint="eastAsia"/>
+        </w:rPr>
+        <w:lastRenderedPageBreak/>
+        <w:t>S</w:t>
+      </w:r>
+      <w:r>
+        <w:t>cenario 2</w:t>
       </w:r>
       <w:bookmarkEnd w:id="40"/>
     </w:p>
     <w:p>
       <w:pPr>
-        <w:pStyle w:val="ac"/>
-        <w:jc w:val="both"/>
-      </w:pPr>
-      <w:r>
-        <w:rPr>
-          <w:rFonts w:eastAsiaTheme="minorEastAsia"/>
-        </w:rPr>
-        <w:t xml:space="preserve">The upstream </w:t>
-      </w:r>
-      <w:r>
-        <w:rPr>
-          <w:rFonts w:eastAsiaTheme="minorEastAsia"/>
-        </w:rPr>
-        <w:t>AXI</w:t>
-      </w:r>
-      <w:r>
-        <w:rPr>
-          <w:rFonts w:eastAsiaTheme="minorEastAsia"/>
-        </w:rPr>
-        <w:t xml:space="preserve"> master initiates a</w:t>
-      </w:r>
-      <w:r>
-        <w:rPr>
-          <w:rFonts w:eastAsiaTheme="minorEastAsia"/>
-        </w:rPr>
-        <w:t xml:space="preserve"> </w:t>
-      </w:r>
-      <w:r>
-        <w:rPr>
-          <w:rFonts w:eastAsiaTheme="minorEastAsia"/>
-        </w:rPr>
-        <w:t xml:space="preserve">normal </w:t>
-      </w:r>
-      <w:r>
-        <w:rPr>
-          <w:rFonts w:eastAsiaTheme="minorEastAsia"/>
-        </w:rPr>
-        <w:t xml:space="preserve">write request to </w:t>
-      </w:r>
-      <w:r>
-        <w:rPr>
-          <w:rFonts w:eastAsiaTheme="minorEastAsia"/>
-        </w:rPr>
-        <w:t>SRAM.</w:t>
-      </w:r>
-      <w:r>
-        <w:rPr>
-          <w:rFonts w:eastAsiaTheme="minorEastAsia"/>
-        </w:rPr>
-        <w:t xml:space="preserve"> </w:t>
-      </w:r>
-      <w:r>
-        <w:rPr>
-          <w:rFonts w:eastAsiaTheme="minorEastAsia"/>
-        </w:rPr>
-        <w:t xml:space="preserve">AXI </w:t>
-      </w:r>
-      <w:r>
-        <w:rPr>
-          <w:rFonts w:eastAsiaTheme="minorEastAsia"/>
-        </w:rPr>
-        <w:t>transaction is split and converted into a mem</w:t>
-      </w:r>
-      <w:r>
-        <w:rPr>
-          <w:rFonts w:eastAsiaTheme="minorEastAsia"/>
-        </w:rPr>
-        <w:t>ory</w:t>
-      </w:r>
-      <w:r>
-        <w:rPr>
-          <w:rFonts w:eastAsiaTheme="minorEastAsia"/>
-        </w:rPr>
-        <w:t xml:space="preserve"> request </w:t>
-      </w:r>
-      <w:r>
-        <w:rPr>
-          <w:rFonts w:eastAsiaTheme="minorEastAsia"/>
-        </w:rPr>
-        <w:t>in W</w:t>
-      </w:r>
-      <w:r>
-        <w:rPr>
-          <w:rFonts w:eastAsiaTheme="minorEastAsia"/>
-        </w:rPr>
-        <w:t xml:space="preserve">rite </w:t>
-      </w:r>
-      <w:r>
-        <w:rPr>
-          <w:rFonts w:eastAsiaTheme="minorEastAsia"/>
-        </w:rPr>
-        <w:t>H</w:t>
-      </w:r>
-      <w:r>
-        <w:rPr>
-          <w:rFonts w:eastAsiaTheme="minorEastAsia"/>
-        </w:rPr>
-        <w:t>andler</w:t>
-      </w:r>
-      <w:r>
-        <w:rPr>
-          <w:rFonts w:eastAsiaTheme="minorEastAsia"/>
-        </w:rPr>
-        <w:t>.</w:t>
-      </w:r>
-      <w:r>
-        <w:t xml:space="preserve"> And then, it</w:t>
-      </w:r>
-      <w:r>
-        <w:t xml:space="preserve"> is sent to </w:t>
-      </w:r>
-      <w:r>
-        <w:t>ECC Encoder to p</w:t>
-      </w:r>
-      <w:r>
-        <w:t>erform wdata Hamming encoding</w:t>
-      </w:r>
-      <w:r>
-        <w:t>.</w:t>
-      </w:r>
-      <w:r>
-        <w:t xml:space="preserve"> Finally, it</w:t>
-      </w:r>
-      <w:r>
-        <w:t xml:space="preserve"> is sent to the downstream memory wrapper</w:t>
-      </w:r>
-      <w:r>
-        <w:t>.</w:t>
-      </w:r>
-      <w:r>
-        <w:t xml:space="preserve"> </w:t>
-      </w:r>
-      <w:r>
-        <w:t>When mem completes the write operation, it will return the relevant information of the write operation such as id, last flag to W</w:t>
-      </w:r>
-      <w:r>
-        <w:t>rite Handler</w:t>
-      </w:r>
-      <w:r>
-        <w:t xml:space="preserve"> to generate B</w:t>
-      </w:r>
-      <w:r>
-        <w:t xml:space="preserve"> channel response.</w:t>
-      </w:r>
-    </w:p>
-    <w:p>
-      <w:pPr>
-        <w:pStyle w:val="20"/>
-      </w:pPr>
-      <w:bookmarkStart w:id="41" w:name="_Toc142500042"/>
-      <w:r>
-        <w:rPr>
-          <w:rFonts w:hint="eastAsia"/>
-        </w:rPr>
-        <w:lastRenderedPageBreak/>
-        <w:t>S</w:t>
-      </w:r>
-      <w:r>
-        <w:t>cenario 2</w:t>
-      </w:r>
-      <w:bookmarkEnd w:id="41"/>
-    </w:p>
-    <w:p>
-      <w:pPr>
         <w:jc w:val="center"/>
         <w:rPr>
           <w:rFonts w:eastAsiaTheme="minorEastAsia"/>
@@ -17908,10 +18488,10 @@
           <w:noProof/>
         </w:rPr>
         <w:drawing>
-          <wp:inline distT="0" distB="0" distL="0" distR="0" wp14:anchorId="7E6ADB58" wp14:editId="646DC71D">
-            <wp:extent cx="2065199" cy="4084674"/>
-            <wp:effectExtent l="0" t="0" r="0" b="0"/>
-            <wp:docPr id="942299423" name="图片 1"/>
+          <wp:inline distT="0" distB="0" distL="0" distR="0" wp14:anchorId="58823F53" wp14:editId="17C441C0">
+            <wp:extent cx="1699407" cy="3535986"/>
+            <wp:effectExtent l="0" t="0" r="0" b="7620"/>
+            <wp:docPr id="1397389833" name="图片 1"/>
             <wp:cNvGraphicFramePr>
               <a:graphicFrameLocks xmlns:a="http://schemas.openxmlformats.org/drawingml/2006/main" noChangeAspect="1"/>
             </wp:cNvGraphicFramePr>
@@ -17919,7 +18499,7 @@
               <a:graphicData uri="http://schemas.openxmlformats.org/drawingml/2006/picture">
                 <pic:pic xmlns:pic="http://schemas.openxmlformats.org/drawingml/2006/picture">
                   <pic:nvPicPr>
-                    <pic:cNvPr id="942299423" name=""/>
+                    <pic:cNvPr id="1397389833" name=""/>
                     <pic:cNvPicPr/>
                   </pic:nvPicPr>
                   <pic:blipFill>
@@ -17931,7 +18511,7 @@
                   <pic:spPr>
                     <a:xfrm>
                       <a:off x="0" y="0"/>
-                      <a:ext cx="2065199" cy="4084674"/>
+                      <a:ext cx="1699407" cy="3535986"/>
                     </a:xfrm>
                     <a:prstGeom prst="rect">
                       <a:avLst/>
@@ -17951,29 +18531,55 @@
           <w:rFonts w:eastAsiaTheme="minorEastAsia"/>
         </w:rPr>
       </w:pPr>
-      <w:bookmarkStart w:id="42" w:name="_Toc142500073"/>
+      <w:bookmarkStart w:id="41" w:name="_Toc145338616"/>
       <w:r>
         <w:t xml:space="preserve">Figure </w:t>
       </w:r>
-      <w:fldSimple w:instr=" STYLEREF 1 \s ">
-        <w:r>
-          <w:rPr>
-            <w:noProof/>
-          </w:rPr>
-          <w:t>5</w:t>
-        </w:r>
-      </w:fldSimple>
+      <w:r>
+        <w:fldChar w:fldCharType="begin"/>
+      </w:r>
+      <w:r>
+        <w:instrText xml:space="preserve"> STYLEREF 1 \s </w:instrText>
+      </w:r>
+      <w:r>
+        <w:fldChar w:fldCharType="separate"/>
+      </w:r>
+      <w:r>
+        <w:rPr>
+          <w:noProof/>
+        </w:rPr>
+        <w:t>5</w:t>
+      </w:r>
+      <w:r>
+        <w:rPr>
+          <w:noProof/>
+        </w:rPr>
+        <w:fldChar w:fldCharType="end"/>
+      </w:r>
       <w:r>
         <w:noBreakHyphen/>
       </w:r>
-      <w:fldSimple w:instr=" SEQ Figure \* ARABIC \s 1 ">
-        <w:r>
-          <w:rPr>
-            <w:noProof/>
-          </w:rPr>
-          <w:t>2</w:t>
-        </w:r>
-      </w:fldSimple>
+      <w:r>
+        <w:fldChar w:fldCharType="begin"/>
+      </w:r>
+      <w:r>
+        <w:instrText xml:space="preserve"> SEQ Figure \* ARABIC \s 1 </w:instrText>
+      </w:r>
+      <w:r>
+        <w:fldChar w:fldCharType="separate"/>
+      </w:r>
+      <w:r>
+        <w:rPr>
+          <w:noProof/>
+        </w:rPr>
+        <w:t>2</w:t>
+      </w:r>
+      <w:r>
+        <w:rPr>
+          <w:noProof/>
+        </w:rPr>
+        <w:fldChar w:fldCharType="end"/>
+      </w:r>
       <w:r>
         <w:t xml:space="preserve"> Data Path </w:t>
       </w:r>
@@ -17986,7 +18592,7 @@
         </w:rPr>
         <w:t xml:space="preserve"> Write</w:t>
       </w:r>
-      <w:bookmarkEnd w:id="42"/>
+      <w:bookmarkEnd w:id="41"/>
     </w:p>
     <w:p>
       <w:pPr>
@@ -18197,10 +18803,10 @@
       <w:pPr>
         <w:pStyle w:val="11"/>
       </w:pPr>
-      <w:bookmarkStart w:id="43" w:name="_Ref142484677"/>
-      <w:bookmarkStart w:id="44" w:name="_Ref142484687"/>
-      <w:bookmarkStart w:id="45" w:name="_Ref142484701"/>
-      <w:bookmarkStart w:id="46" w:name="_Toc142500043"/>
+      <w:bookmarkStart w:id="42" w:name="_Ref142484677"/>
+      <w:bookmarkStart w:id="43" w:name="_Ref142484687"/>
+      <w:bookmarkStart w:id="44" w:name="_Ref142484701"/>
+      <w:bookmarkStart w:id="45" w:name="_Toc145338584"/>
       <w:r>
         <w:rPr>
           <w:rFonts w:hint="eastAsia"/>
@@ -18211,16 +18817,16 @@
       <w:r>
         <w:t>onfiguration</w:t>
       </w:r>
+      <w:bookmarkEnd w:id="42"/>
       <w:bookmarkEnd w:id="43"/>
       <w:bookmarkEnd w:id="44"/>
       <w:bookmarkEnd w:id="45"/>
-      <w:bookmarkEnd w:id="46"/>
     </w:p>
     <w:p>
       <w:pPr>
         <w:pStyle w:val="20"/>
       </w:pPr>
-      <w:bookmarkStart w:id="47" w:name="_Toc142500044"/>
+      <w:bookmarkStart w:id="46" w:name="_Toc145338585"/>
       <w:r>
         <w:rPr>
           <w:rFonts w:hint="eastAsia"/>
@@ -18230,7 +18836,7 @@
       <w:r>
         <w:t>arameter</w:t>
       </w:r>
-      <w:bookmarkEnd w:id="47"/>
+      <w:bookmarkEnd w:id="46"/>
     </w:p>
     <w:tbl>
       <w:tblPr>
@@ -18723,39 +19329,65 @@
       <w:pPr>
         <w:pStyle w:val="ac"/>
       </w:pPr>
-      <w:bookmarkStart w:id="48" w:name="_Toc142500060"/>
+      <w:bookmarkStart w:id="47" w:name="_Toc145338603"/>
       <w:r>
         <w:t xml:space="preserve">Table </w:t>
       </w:r>
-      <w:fldSimple w:instr=" STYLEREF 1 \s ">
-        <w:r>
-          <w:rPr>
-            <w:noProof/>
-          </w:rPr>
-          <w:t>6</w:t>
-        </w:r>
-      </w:fldSimple>
+      <w:r>
+        <w:fldChar w:fldCharType="begin"/>
+      </w:r>
+      <w:r>
+        <w:instrText xml:space="preserve"> STYLEREF 1 \s </w:instrText>
+      </w:r>
+      <w:r>
+        <w:fldChar w:fldCharType="separate"/>
+      </w:r>
+      <w:r>
+        <w:rPr>
+          <w:noProof/>
+        </w:rPr>
+        <w:t>6</w:t>
+      </w:r>
+      <w:r>
+        <w:rPr>
+          <w:noProof/>
+        </w:rPr>
+        <w:fldChar w:fldCharType="end"/>
+      </w:r>
       <w:r>
         <w:noBreakHyphen/>
       </w:r>
-      <w:fldSimple w:instr=" SEQ Table \* ARABIC \s 1 ">
-        <w:r>
-          <w:rPr>
-            <w:noProof/>
-          </w:rPr>
-          <w:t>1</w:t>
-        </w:r>
-      </w:fldSimple>
+      <w:r>
+        <w:fldChar w:fldCharType="begin"/>
+      </w:r>
+      <w:r>
+        <w:instrText xml:space="preserve"> SEQ Table \* ARABIC \s 1 </w:instrText>
+      </w:r>
+      <w:r>
+        <w:fldChar w:fldCharType="separate"/>
+      </w:r>
+      <w:r>
+        <w:rPr>
+          <w:noProof/>
+        </w:rPr>
+        <w:t>1</w:t>
+      </w:r>
+      <w:r>
+        <w:rPr>
+          <w:noProof/>
+        </w:rPr>
+        <w:fldChar w:fldCharType="end"/>
+      </w:r>
       <w:r>
         <w:t xml:space="preserve"> Parameter List</w:t>
       </w:r>
-      <w:bookmarkEnd w:id="48"/>
+      <w:bookmarkEnd w:id="47"/>
     </w:p>
     <w:p>
       <w:pPr>
         <w:pStyle w:val="20"/>
       </w:pPr>
-      <w:bookmarkStart w:id="49" w:name="_Toc142500045"/>
+      <w:bookmarkStart w:id="48" w:name="_Toc145338586"/>
       <w:r>
         <w:rPr>
           <w:rFonts w:hint="eastAsia"/>
@@ -18765,7 +19397,7 @@
       <w:r>
         <w:t>acro</w:t>
       </w:r>
-      <w:bookmarkEnd w:id="49"/>
+      <w:bookmarkEnd w:id="48"/>
     </w:p>
     <w:tbl>
       <w:tblPr>
@@ -18942,39 +19574,65 @@
       <w:pPr>
         <w:pStyle w:val="ac"/>
       </w:pPr>
-      <w:bookmarkStart w:id="50" w:name="_Toc142500061"/>
+      <w:bookmarkStart w:id="49" w:name="_Toc145338604"/>
       <w:r>
         <w:t xml:space="preserve">Table </w:t>
       </w:r>
-      <w:fldSimple w:instr=" STYLEREF 1 \s ">
-        <w:r>
-          <w:rPr>
-            <w:noProof/>
-          </w:rPr>
-          <w:t>6</w:t>
-        </w:r>
-      </w:fldSimple>
+      <w:r>
+        <w:fldChar w:fldCharType="begin"/>
+      </w:r>
+      <w:r>
+        <w:instrText xml:space="preserve"> STYLEREF 1 \s </w:instrText>
+      </w:r>
+      <w:r>
+        <w:fldChar w:fldCharType="separate"/>
+      </w:r>
+      <w:r>
+        <w:rPr>
+          <w:noProof/>
+        </w:rPr>
+        <w:t>6</w:t>
+      </w:r>
+      <w:r>
+        <w:rPr>
+          <w:noProof/>
+        </w:rPr>
+        <w:fldChar w:fldCharType="end"/>
+      </w:r>
       <w:r>
         <w:noBreakHyphen/>
       </w:r>
-      <w:fldSimple w:instr=" SEQ Table \* ARABIC \s 1 ">
-        <w:r>
-          <w:rPr>
-            <w:noProof/>
-          </w:rPr>
-          <w:t>2</w:t>
-        </w:r>
-      </w:fldSimple>
+      <w:r>
+        <w:fldChar w:fldCharType="begin"/>
+      </w:r>
+      <w:r>
+        <w:instrText xml:space="preserve"> SEQ Table \* ARABIC \s 1 </w:instrText>
+      </w:r>
+      <w:r>
+        <w:fldChar w:fldCharType="separate"/>
+      </w:r>
+      <w:r>
+        <w:rPr>
+          <w:noProof/>
+        </w:rPr>
+        <w:t>2</w:t>
+      </w:r>
+      <w:r>
+        <w:rPr>
+          <w:noProof/>
+        </w:rPr>
+        <w:fldChar w:fldCharType="end"/>
+      </w:r>
       <w:r>
         <w:t xml:space="preserve"> Macro List</w:t>
       </w:r>
-      <w:bookmarkEnd w:id="50"/>
+      <w:bookmarkEnd w:id="49"/>
     </w:p>
     <w:p>
       <w:pPr>
         <w:pStyle w:val="20"/>
       </w:pPr>
-      <w:bookmarkStart w:id="51" w:name="_Toc142500046"/>
+      <w:bookmarkStart w:id="50" w:name="_Toc145338587"/>
       <w:r>
         <w:rPr>
           <w:rFonts w:hint="eastAsia"/>
@@ -18984,7 +19642,7 @@
       <w:r>
         <w:t>emory</w:t>
       </w:r>
-      <w:bookmarkEnd w:id="51"/>
+      <w:bookmarkEnd w:id="50"/>
     </w:p>
     <w:tbl>
       <w:tblPr>
@@ -19297,72 +19955,98 @@
       <w:pPr>
         <w:pStyle w:val="ac"/>
       </w:pPr>
-      <w:bookmarkStart w:id="52" w:name="_Toc142500062"/>
+      <w:bookmarkStart w:id="51" w:name="_Toc145338605"/>
       <w:r>
         <w:t xml:space="preserve">Table </w:t>
       </w:r>
-      <w:fldSimple w:instr=" STYLEREF 1 \s ">
-        <w:r>
-          <w:rPr>
-            <w:noProof/>
-          </w:rPr>
-          <w:t>6</w:t>
-        </w:r>
-      </w:fldSimple>
+      <w:r>
+        <w:fldChar w:fldCharType="begin"/>
+      </w:r>
+      <w:r>
+        <w:instrText xml:space="preserve"> STYLEREF 1 \s </w:instrText>
+      </w:r>
+      <w:r>
+        <w:fldChar w:fldCharType="separate"/>
+      </w:r>
+      <w:r>
+        <w:rPr>
+          <w:noProof/>
+        </w:rPr>
+        <w:t>6</w:t>
+      </w:r>
+      <w:r>
+        <w:rPr>
+          <w:noProof/>
+        </w:rPr>
+        <w:fldChar w:fldCharType="end"/>
+      </w:r>
       <w:r>
         <w:noBreakHyphen/>
       </w:r>
-      <w:fldSimple w:instr=" SEQ Table \* ARABIC \s 1 ">
-        <w:r>
-          <w:rPr>
-            <w:noProof/>
-          </w:rPr>
-          <w:t>3</w:t>
-        </w:r>
-      </w:fldSimple>
+      <w:r>
+        <w:fldChar w:fldCharType="begin"/>
+      </w:r>
+      <w:r>
+        <w:instrText xml:space="preserve"> SEQ Table \* ARABIC \s 1 </w:instrText>
+      </w:r>
+      <w:r>
+        <w:fldChar w:fldCharType="separate"/>
+      </w:r>
+      <w:r>
+        <w:rPr>
+          <w:noProof/>
+        </w:rPr>
+        <w:t>3</w:t>
+      </w:r>
+      <w:r>
+        <w:rPr>
+          <w:noProof/>
+        </w:rPr>
+        <w:fldChar w:fldCharType="end"/>
+      </w:r>
       <w:r>
         <w:t xml:space="preserve"> Memory Requirements Table</w:t>
+      </w:r>
+      <w:bookmarkEnd w:id="51"/>
+    </w:p>
+    <w:p>
+      <w:pPr>
+        <w:pStyle w:val="11"/>
+      </w:pPr>
+      <w:bookmarkStart w:id="52" w:name="_Toc145338588"/>
+      <w:r>
+        <w:rPr>
+          <w:rFonts w:hint="eastAsia"/>
+        </w:rPr>
+        <w:lastRenderedPageBreak/>
+        <w:t>PPA</w:t>
+      </w:r>
+      <w:r>
+        <w:t xml:space="preserve"> </w:t>
+      </w:r>
+      <w:r>
+        <w:rPr>
+          <w:rFonts w:hint="eastAsia"/>
+        </w:rPr>
+        <w:t>Information</w:t>
       </w:r>
       <w:bookmarkEnd w:id="52"/>
     </w:p>
     <w:p>
       <w:pPr>
-        <w:pStyle w:val="11"/>
-      </w:pPr>
-      <w:bookmarkStart w:id="53" w:name="_Toc142500047"/>
+        <w:pStyle w:val="20"/>
+      </w:pPr>
+      <w:bookmarkStart w:id="53" w:name="_Toc145338589"/>
       <w:r>
         <w:rPr>
           <w:rFonts w:hint="eastAsia"/>
         </w:rPr>
-        <w:lastRenderedPageBreak/>
-        <w:t>PPA</w:t>
-      </w:r>
-      <w:r>
-        <w:t xml:space="preserve"> </w:t>
-      </w:r>
-      <w:r>
-        <w:rPr>
-          <w:rFonts w:hint="eastAsia"/>
-        </w:rPr>
-        <w:t>Information</w:t>
+        <w:t>P</w:t>
+      </w:r>
+      <w:r>
+        <w:t>ower</w:t>
       </w:r>
       <w:bookmarkEnd w:id="53"/>
-    </w:p>
-    <w:p>
-      <w:pPr>
-        <w:pStyle w:val="20"/>
-      </w:pPr>
-      <w:bookmarkStart w:id="54" w:name="_Toc142500048"/>
-      <w:r>
-        <w:rPr>
-          <w:rFonts w:hint="eastAsia"/>
-        </w:rPr>
-        <w:t>P</w:t>
-      </w:r>
-      <w:r>
-        <w:t>ower</w:t>
-      </w:r>
-      <w:bookmarkEnd w:id="54"/>
     </w:p>
     <w:p>
       <w:pPr>
@@ -19563,33 +20247,59 @@
       <w:pPr>
         <w:pStyle w:val="ac"/>
       </w:pPr>
-      <w:bookmarkStart w:id="55" w:name="_Toc142500063"/>
+      <w:bookmarkStart w:id="54" w:name="_Toc145338606"/>
       <w:r>
         <w:t xml:space="preserve">Table </w:t>
       </w:r>
-      <w:fldSimple w:instr=" STYLEREF 1 \s ">
-        <w:r>
-          <w:rPr>
-            <w:noProof/>
-          </w:rPr>
-          <w:t>7</w:t>
-        </w:r>
-      </w:fldSimple>
+      <w:r>
+        <w:fldChar w:fldCharType="begin"/>
+      </w:r>
+      <w:r>
+        <w:instrText xml:space="preserve"> STYLEREF 1 \s </w:instrText>
+      </w:r>
+      <w:r>
+        <w:fldChar w:fldCharType="separate"/>
+      </w:r>
+      <w:r>
+        <w:rPr>
+          <w:noProof/>
+        </w:rPr>
+        <w:t>7</w:t>
+      </w:r>
+      <w:r>
+        <w:rPr>
+          <w:noProof/>
+        </w:rPr>
+        <w:fldChar w:fldCharType="end"/>
+      </w:r>
       <w:r>
         <w:noBreakHyphen/>
       </w:r>
-      <w:fldSimple w:instr=" SEQ Table \* ARABIC \s 1 ">
-        <w:r>
-          <w:rPr>
-            <w:noProof/>
-          </w:rPr>
-          <w:t>1</w:t>
-        </w:r>
-      </w:fldSimple>
+      <w:r>
+        <w:fldChar w:fldCharType="begin"/>
+      </w:r>
+      <w:r>
+        <w:instrText xml:space="preserve"> SEQ Table \* ARABIC \s 1 </w:instrText>
+      </w:r>
+      <w:r>
+        <w:fldChar w:fldCharType="separate"/>
+      </w:r>
+      <w:r>
+        <w:rPr>
+          <w:noProof/>
+        </w:rPr>
+        <w:t>1</w:t>
+      </w:r>
+      <w:r>
+        <w:rPr>
+          <w:noProof/>
+        </w:rPr>
+        <w:fldChar w:fldCharType="end"/>
+      </w:r>
       <w:r>
         <w:t xml:space="preserve"> Power State Table</w:t>
       </w:r>
-      <w:bookmarkEnd w:id="55"/>
+      <w:bookmarkEnd w:id="54"/>
     </w:p>
     <w:p/>
     <w:tbl>
@@ -19761,47 +20471,73 @@
       <w:pPr>
         <w:pStyle w:val="ac"/>
       </w:pPr>
-      <w:bookmarkStart w:id="56" w:name="_Toc142500064"/>
+      <w:bookmarkStart w:id="55" w:name="_Toc145338607"/>
       <w:r>
         <w:t xml:space="preserve">Table </w:t>
       </w:r>
-      <w:fldSimple w:instr=" STYLEREF 1 \s ">
-        <w:r>
-          <w:rPr>
-            <w:noProof/>
-          </w:rPr>
-          <w:t>7</w:t>
-        </w:r>
-      </w:fldSimple>
+      <w:r>
+        <w:fldChar w:fldCharType="begin"/>
+      </w:r>
+      <w:r>
+        <w:instrText xml:space="preserve"> STYLEREF 1 \s </w:instrText>
+      </w:r>
+      <w:r>
+        <w:fldChar w:fldCharType="separate"/>
+      </w:r>
+      <w:r>
+        <w:rPr>
+          <w:noProof/>
+        </w:rPr>
+        <w:t>7</w:t>
+      </w:r>
+      <w:r>
+        <w:rPr>
+          <w:noProof/>
+        </w:rPr>
+        <w:fldChar w:fldCharType="end"/>
+      </w:r>
       <w:r>
         <w:noBreakHyphen/>
       </w:r>
-      <w:fldSimple w:instr=" SEQ Table \* ARABIC \s 1 ">
-        <w:r>
-          <w:rPr>
-            <w:noProof/>
-          </w:rPr>
-          <w:t>2</w:t>
-        </w:r>
-      </w:fldSimple>
+      <w:r>
+        <w:fldChar w:fldCharType="begin"/>
+      </w:r>
+      <w:r>
+        <w:instrText xml:space="preserve"> SEQ Table \* ARABIC \s 1 </w:instrText>
+      </w:r>
+      <w:r>
+        <w:fldChar w:fldCharType="separate"/>
+      </w:r>
+      <w:r>
+        <w:rPr>
+          <w:noProof/>
+        </w:rPr>
+        <w:t>2</w:t>
+      </w:r>
+      <w:r>
+        <w:rPr>
+          <w:noProof/>
+        </w:rPr>
+        <w:fldChar w:fldCharType="end"/>
+      </w:r>
       <w:r>
         <w:t xml:space="preserve"> Power Consumption Table</w:t>
       </w:r>
-      <w:bookmarkEnd w:id="56"/>
+      <w:bookmarkEnd w:id="55"/>
     </w:p>
     <w:p/>
     <w:p>
       <w:pPr>
         <w:pStyle w:val="20"/>
       </w:pPr>
-      <w:bookmarkStart w:id="57" w:name="_Toc142500049"/>
+      <w:bookmarkStart w:id="56" w:name="_Toc145338590"/>
       <w:r>
         <w:rPr>
           <w:rFonts w:hint="eastAsia"/>
         </w:rPr>
         <w:t>Performance</w:t>
       </w:r>
-      <w:bookmarkEnd w:id="57"/>
+      <w:bookmarkEnd w:id="56"/>
     </w:p>
     <w:p>
       <w:pPr>
@@ -20053,14 +20789,14 @@
       <w:pPr>
         <w:pStyle w:val="20"/>
       </w:pPr>
-      <w:bookmarkStart w:id="58" w:name="_Toc142500050"/>
+      <w:bookmarkStart w:id="57" w:name="_Toc145338591"/>
       <w:r>
         <w:rPr>
           <w:rFonts w:hint="eastAsia"/>
         </w:rPr>
         <w:t>Area</w:t>
       </w:r>
-      <w:bookmarkEnd w:id="58"/>
+      <w:bookmarkEnd w:id="57"/>
     </w:p>
     <w:p>
       <w:r>
@@ -20237,33 +20973,59 @@
       <w:pPr>
         <w:pStyle w:val="ac"/>
       </w:pPr>
-      <w:bookmarkStart w:id="59" w:name="_Toc142500065"/>
+      <w:bookmarkStart w:id="58" w:name="_Toc145338608"/>
       <w:r>
         <w:t xml:space="preserve">Table </w:t>
       </w:r>
-      <w:fldSimple w:instr=" STYLEREF 1 \s ">
-        <w:r>
-          <w:rPr>
-            <w:noProof/>
-          </w:rPr>
-          <w:t>7</w:t>
-        </w:r>
-      </w:fldSimple>
+      <w:r>
+        <w:fldChar w:fldCharType="begin"/>
+      </w:r>
+      <w:r>
+        <w:instrText xml:space="preserve"> STYLEREF 1 \s </w:instrText>
+      </w:r>
+      <w:r>
+        <w:fldChar w:fldCharType="separate"/>
+      </w:r>
+      <w:r>
+        <w:rPr>
+          <w:noProof/>
+        </w:rPr>
+        <w:t>7</w:t>
+      </w:r>
+      <w:r>
+        <w:rPr>
+          <w:noProof/>
+        </w:rPr>
+        <w:fldChar w:fldCharType="end"/>
+      </w:r>
       <w:r>
         <w:noBreakHyphen/>
       </w:r>
-      <w:fldSimple w:instr=" SEQ Table \* ARABIC \s 1 ">
-        <w:r>
-          <w:rPr>
-            <w:noProof/>
-          </w:rPr>
-          <w:t>3</w:t>
-        </w:r>
-      </w:fldSimple>
+      <w:r>
+        <w:fldChar w:fldCharType="begin"/>
+      </w:r>
+      <w:r>
+        <w:instrText xml:space="preserve"> SEQ Table \* ARABIC \s 1 </w:instrText>
+      </w:r>
+      <w:r>
+        <w:fldChar w:fldCharType="separate"/>
+      </w:r>
+      <w:r>
+        <w:rPr>
+          <w:noProof/>
+        </w:rPr>
+        <w:t>3</w:t>
+      </w:r>
+      <w:r>
+        <w:rPr>
+          <w:noProof/>
+        </w:rPr>
+        <w:fldChar w:fldCharType="end"/>
+      </w:r>
       <w:r>
         <w:t xml:space="preserve"> Area Information</w:t>
       </w:r>
-      <w:bookmarkEnd w:id="59"/>
+      <w:bookmarkEnd w:id="58"/>
     </w:p>
     <w:p/>
     <w:p/>
@@ -20380,39 +21142,65 @@
       <w:pPr>
         <w:pStyle w:val="ac"/>
       </w:pPr>
-      <w:bookmarkStart w:id="60" w:name="_Toc142500066"/>
+      <w:bookmarkStart w:id="59" w:name="_Toc145338609"/>
       <w:r>
         <w:t xml:space="preserve">Table </w:t>
       </w:r>
-      <w:fldSimple w:instr=" STYLEREF 1 \s ">
-        <w:r>
-          <w:rPr>
-            <w:noProof/>
-          </w:rPr>
-          <w:t>7</w:t>
-        </w:r>
-      </w:fldSimple>
+      <w:r>
+        <w:fldChar w:fldCharType="begin"/>
+      </w:r>
+      <w:r>
+        <w:instrText xml:space="preserve"> STYLEREF 1 \s </w:instrText>
+      </w:r>
+      <w:r>
+        <w:fldChar w:fldCharType="separate"/>
+      </w:r>
+      <w:r>
+        <w:rPr>
+          <w:noProof/>
+        </w:rPr>
+        <w:t>7</w:t>
+      </w:r>
+      <w:r>
+        <w:rPr>
+          <w:noProof/>
+        </w:rPr>
+        <w:fldChar w:fldCharType="end"/>
+      </w:r>
       <w:r>
         <w:noBreakHyphen/>
       </w:r>
-      <w:fldSimple w:instr=" SEQ Table \* ARABIC \s 1 ">
-        <w:r>
-          <w:rPr>
-            <w:noProof/>
-          </w:rPr>
-          <w:t>4</w:t>
-        </w:r>
-      </w:fldSimple>
+      <w:r>
+        <w:fldChar w:fldCharType="begin"/>
+      </w:r>
+      <w:r>
+        <w:instrText xml:space="preserve"> SEQ Table \* ARABIC \s 1 </w:instrText>
+      </w:r>
+      <w:r>
+        <w:fldChar w:fldCharType="separate"/>
+      </w:r>
+      <w:r>
+        <w:rPr>
+          <w:noProof/>
+        </w:rPr>
+        <w:t>4</w:t>
+      </w:r>
+      <w:r>
+        <w:rPr>
+          <w:noProof/>
+        </w:rPr>
+        <w:fldChar w:fldCharType="end"/>
+      </w:r>
       <w:r>
         <w:t xml:space="preserve"> VT Cell Number</w:t>
       </w:r>
-      <w:bookmarkEnd w:id="60"/>
+      <w:bookmarkEnd w:id="59"/>
     </w:p>
     <w:p>
       <w:pPr>
         <w:pStyle w:val="11"/>
       </w:pPr>
-      <w:bookmarkStart w:id="61" w:name="_Toc142500051"/>
+      <w:bookmarkStart w:id="60" w:name="_Toc145338592"/>
       <w:r>
         <w:rPr>
           <w:rFonts w:hint="eastAsia"/>
@@ -20432,7 +21220,7 @@
       <w:r>
         <w:t>onstraints</w:t>
       </w:r>
-      <w:bookmarkEnd w:id="61"/>
+      <w:bookmarkEnd w:id="60"/>
     </w:p>
     <w:p>
       <w:pPr>
@@ -20564,7 +21352,7 @@
       <w:pPr>
         <w:pStyle w:val="11"/>
       </w:pPr>
-      <w:bookmarkStart w:id="62" w:name="_Toc142500052"/>
+      <w:bookmarkStart w:id="61" w:name="_Toc145338593"/>
       <w:r>
         <w:rPr>
           <w:rFonts w:hint="eastAsia"/>
@@ -20574,6 +21362,40 @@
       </w:r>
       <w:r>
         <w:t xml:space="preserve"> &amp; R Guidelines</w:t>
+      </w:r>
+      <w:bookmarkEnd w:id="61"/>
+    </w:p>
+    <w:p>
+      <w:pPr>
+        <w:rPr>
+          <w:i/>
+          <w:iCs/>
+          <w:color w:val="0070C0"/>
+        </w:rPr>
+      </w:pPr>
+      <w:r>
+        <w:rPr>
+          <w:i/>
+          <w:iCs/>
+          <w:color w:val="0070C0"/>
+        </w:rPr>
+        <w:t xml:space="preserve">Please provide guidelines for P &amp; R stage. </w:t>
+      </w:r>
+    </w:p>
+    <w:p>
+      <w:pPr>
+        <w:pStyle w:val="11"/>
+      </w:pPr>
+      <w:bookmarkStart w:id="62" w:name="_Toc145338594"/>
+      <w:r>
+        <w:rPr>
+          <w:rFonts w:hint="eastAsia"/>
+        </w:rPr>
+        <w:lastRenderedPageBreak/>
+        <w:t>V</w:t>
+      </w:r>
+      <w:r>
+        <w:t>erification</w:t>
       </w:r>
       <w:bookmarkEnd w:id="62"/>
     </w:p>
@@ -20591,68 +21413,306 @@
           <w:iCs/>
           <w:color w:val="0070C0"/>
         </w:rPr>
-        <w:t xml:space="preserve">Please provide guidelines for P &amp; R stage. </w:t>
+        <w:t>Please list special requirements for verification.</w:t>
       </w:r>
     </w:p>
     <w:p>
       <w:pPr>
         <w:pStyle w:val="11"/>
       </w:pPr>
-      <w:bookmarkStart w:id="63" w:name="_Toc142500053"/>
+      <w:bookmarkStart w:id="63" w:name="_Toc145338595"/>
       <w:r>
         <w:rPr>
           <w:rFonts w:hint="eastAsia"/>
         </w:rPr>
         <w:lastRenderedPageBreak/>
-        <w:t>V</w:t>
-      </w:r>
-      <w:r>
-        <w:t>erification</w:t>
+        <w:t>A</w:t>
+      </w:r>
+      <w:r>
+        <w:t>ppendix</w:t>
       </w:r>
       <w:bookmarkEnd w:id="63"/>
     </w:p>
     <w:p>
       <w:pPr>
         <w:rPr>
-          <w:i/>
-          <w:iCs/>
-          <w:color w:val="0070C0"/>
-        </w:rPr>
-      </w:pPr>
-      <w:r>
-        <w:rPr>
-          <w:i/>
-          <w:iCs/>
-          <w:color w:val="0070C0"/>
-        </w:rPr>
-        <w:t>Please list special requirements for verification.</w:t>
-      </w:r>
+          <w:rFonts w:eastAsiaTheme="minorEastAsia" w:hint="eastAsia"/>
+        </w:rPr>
+      </w:pPr>
     </w:p>
     <w:p>
       <w:pPr>
-        <w:pStyle w:val="11"/>
-      </w:pPr>
-      <w:bookmarkStart w:id="64" w:name="_Toc142500054"/>
-      <w:r>
-        <w:rPr>
-          <w:rFonts w:hint="eastAsia"/>
-        </w:rPr>
-        <w:lastRenderedPageBreak/>
-        <w:t>A</w:t>
-      </w:r>
-      <w:r>
-        <w:t>ppendix</w:t>
-      </w:r>
-      <w:bookmarkEnd w:id="64"/>
+        <w:pStyle w:val="20"/>
+        <w:rPr>
+          <w:rFonts w:eastAsiaTheme="minorEastAsia"/>
+        </w:rPr>
+      </w:pPr>
+      <w:bookmarkStart w:id="64" w:name="_Ref142643323"/>
+      <w:bookmarkStart w:id="65" w:name="_Ref145334191"/>
+      <w:bookmarkStart w:id="66" w:name="_Toc145338596"/>
+      <w:r>
+        <w:rPr>
+          <w:rFonts w:eastAsiaTheme="minorEastAsia" w:hint="eastAsia"/>
+        </w:rPr>
+        <w:t>ECC</w:t>
+      </w:r>
+      <w:r>
+        <w:rPr>
+          <w:rFonts w:eastAsiaTheme="minorEastAsia"/>
+        </w:rPr>
+        <w:t xml:space="preserve"> Wrapper</w:t>
+      </w:r>
+      <w:bookmarkEnd w:id="65"/>
+      <w:bookmarkEnd w:id="66"/>
     </w:p>
     <w:p>
       <w:pPr>
+        <w:jc w:val="left"/>
+        <w:rPr>
+          <w:rFonts w:eastAsiaTheme="minorEastAsia"/>
+        </w:rPr>
+      </w:pPr>
+      <w:r>
+        <w:rPr>
+          <w:rFonts w:eastAsiaTheme="minorEastAsia"/>
+          <w:noProof/>
+        </w:rPr>
+        <w:drawing>
+          <wp:inline distT="0" distB="0" distL="0" distR="0" wp14:anchorId="06C0582C" wp14:editId="14AFD8D4">
+            <wp:extent cx="5758500" cy="2561492"/>
+            <wp:effectExtent l="0" t="0" r="0" b="0"/>
+            <wp:docPr id="1156982339" name="图片 1"/>
+            <wp:cNvGraphicFramePr>
+              <a:graphicFrameLocks xmlns:a="http://schemas.openxmlformats.org/drawingml/2006/main" noChangeAspect="1"/>
+            </wp:cNvGraphicFramePr>
+            <a:graphic xmlns:a="http://schemas.openxmlformats.org/drawingml/2006/main">
+              <a:graphicData uri="http://schemas.openxmlformats.org/drawingml/2006/picture">
+                <pic:pic xmlns:pic="http://schemas.openxmlformats.org/drawingml/2006/picture">
+                  <pic:nvPicPr>
+                    <pic:cNvPr id="0" name="Picture 1"/>
+                    <pic:cNvPicPr>
+                      <a:picLocks noChangeAspect="1" noChangeArrowheads="1"/>
+                    </pic:cNvPicPr>
+                  </pic:nvPicPr>
+                  <pic:blipFill>
+                    <a:blip r:embed="rId19" cstate="print">
+                      <a:extLst>
+                        <a:ext uri="{28A0092B-C50C-407E-A947-70E740481C1C}">
+                          <a14:useLocalDpi xmlns:a14="http://schemas.microsoft.com/office/drawing/2010/main" val="0"/>
+                        </a:ext>
+                      </a:extLst>
+                    </a:blip>
+                    <a:srcRect/>
+                    <a:stretch>
+                      <a:fillRect/>
+                    </a:stretch>
+                  </pic:blipFill>
+                  <pic:spPr bwMode="auto">
+                    <a:xfrm>
+                      <a:off x="0" y="0"/>
+                      <a:ext cx="5765338" cy="2564534"/>
+                    </a:xfrm>
+                    <a:prstGeom prst="rect">
+                      <a:avLst/>
+                    </a:prstGeom>
+                    <a:noFill/>
+                    <a:ln>
+                      <a:noFill/>
+                    </a:ln>
+                  </pic:spPr>
+                </pic:pic>
+              </a:graphicData>
+            </a:graphic>
+          </wp:inline>
+        </w:drawing>
+      </w:r>
+    </w:p>
+    <w:p>
+      <w:pPr>
+        <w:pStyle w:val="ac"/>
+        <w:rPr>
+          <w:rFonts w:hint="eastAsia"/>
+        </w:rPr>
+      </w:pPr>
+      <w:bookmarkStart w:id="67" w:name="_Ref145334454"/>
+      <w:bookmarkStart w:id="68" w:name="_Toc145338617"/>
+      <w:r>
+        <w:t xml:space="preserve">Figure </w:t>
+      </w:r>
+      <w:r>
+        <w:fldChar w:fldCharType="begin"/>
+      </w:r>
+      <w:r>
+        <w:instrText xml:space="preserve"> STYLEREF 1 \s </w:instrText>
+      </w:r>
+      <w:r>
+        <w:fldChar w:fldCharType="separate"/>
+      </w:r>
+      <w:r>
+        <w:rPr>
+          <w:noProof/>
+        </w:rPr>
+        <w:t>11</w:t>
+      </w:r>
+      <w:r>
+        <w:rPr>
+          <w:noProof/>
+        </w:rPr>
+        <w:fldChar w:fldCharType="end"/>
+      </w:r>
+      <w:r>
+        <w:noBreakHyphen/>
+      </w:r>
+      <w:r>
+        <w:fldChar w:fldCharType="begin"/>
+      </w:r>
+      <w:r>
+        <w:instrText xml:space="preserve"> SEQ Figure \* ARABIC \s 1 </w:instrText>
+      </w:r>
+      <w:r>
+        <w:fldChar w:fldCharType="separate"/>
+      </w:r>
+      <w:r>
+        <w:rPr>
+          <w:noProof/>
+        </w:rPr>
+        <w:t>1</w:t>
+      </w:r>
+      <w:r>
+        <w:rPr>
+          <w:noProof/>
+        </w:rPr>
+        <w:fldChar w:fldCharType="end"/>
+      </w:r>
+      <w:bookmarkEnd w:id="67"/>
+      <w:r>
+        <w:t xml:space="preserve"> </w:t>
+      </w:r>
+      <w:r>
+        <w:t>ECC</w:t>
+      </w:r>
+      <w:r>
+        <w:t xml:space="preserve"> Wrapper Diagram</w:t>
+      </w:r>
+      <w:bookmarkEnd w:id="68"/>
+    </w:p>
+    <w:p>
+      <w:pPr>
+        <w:rPr>
+          <w:rFonts w:eastAsiaTheme="minorEastAsia" w:hint="eastAsia"/>
+        </w:rPr>
+      </w:pPr>
+      <w:r>
+        <w:rPr>
+          <w:rFonts w:eastAsiaTheme="minorEastAsia"/>
+        </w:rPr>
+        <w:t>ECC module is employed to check and correct the memory data, which is shown in</w:t>
+      </w:r>
+      <w:r>
+        <w:rPr>
+          <w:rFonts w:eastAsiaTheme="minorEastAsia"/>
+        </w:rPr>
+        <w:t xml:space="preserve"> </w:t>
+      </w:r>
+      <w:r>
+        <w:rPr>
+          <w:rFonts w:eastAsiaTheme="minorEastAsia"/>
+        </w:rPr>
+        <w:fldChar w:fldCharType="begin"/>
+      </w:r>
+      <w:r>
+        <w:rPr>
+          <w:rFonts w:eastAsiaTheme="minorEastAsia"/>
+        </w:rPr>
+        <w:instrText xml:space="preserve"> REF _Ref145334454 \h </w:instrText>
+      </w:r>
+      <w:r>
+        <w:rPr>
+          <w:rFonts w:eastAsiaTheme="minorEastAsia"/>
+        </w:rPr>
+      </w:r>
+      <w:r>
+        <w:rPr>
+          <w:rFonts w:eastAsiaTheme="minorEastAsia"/>
+        </w:rPr>
+        <w:fldChar w:fldCharType="separate"/>
+      </w:r>
+      <w:r>
+        <w:t xml:space="preserve">Figure </w:t>
+      </w:r>
+      <w:r>
+        <w:rPr>
+          <w:noProof/>
+        </w:rPr>
+        <w:t>11</w:t>
+      </w:r>
+      <w:r>
+        <w:noBreakHyphen/>
+      </w:r>
+      <w:r>
+        <w:rPr>
+          <w:noProof/>
+        </w:rPr>
+        <w:t>1</w:t>
+      </w:r>
+      <w:r>
+        <w:rPr>
+          <w:rFonts w:eastAsiaTheme="minorEastAsia"/>
+        </w:rPr>
+        <w:fldChar w:fldCharType="end"/>
+      </w:r>
+      <w:r>
+        <w:rPr>
+          <w:rFonts w:eastAsiaTheme="minorEastAsia"/>
+        </w:rPr>
+        <w:t xml:space="preserve">. </w:t>
+      </w:r>
+      <w:r>
+        <w:rPr>
+          <w:rFonts w:eastAsiaTheme="minorEastAsia"/>
+        </w:rPr>
+        <w:t>The ECC module can detect and correct 1</w:t>
+      </w:r>
+      <w:r>
+        <w:rPr>
+          <w:rFonts w:eastAsiaTheme="minorEastAsia"/>
+        </w:rPr>
+        <w:t>-</w:t>
+      </w:r>
+      <w:r>
+        <w:rPr>
+          <w:rFonts w:eastAsiaTheme="minorEastAsia"/>
+        </w:rPr>
+        <w:t>bit errors and detect 2</w:t>
+      </w:r>
+      <w:r>
+        <w:rPr>
+          <w:rFonts w:eastAsiaTheme="minorEastAsia"/>
+        </w:rPr>
+        <w:t>-</w:t>
+      </w:r>
+      <w:r>
+        <w:rPr>
+          <w:rFonts w:eastAsiaTheme="minorEastAsia"/>
+        </w:rPr>
+        <w:t>bit errors</w:t>
+      </w:r>
+      <w:r>
+        <w:rPr>
+          <w:rFonts w:eastAsiaTheme="minorEastAsia"/>
+        </w:rPr>
+        <w:t xml:space="preserve">. </w:t>
+      </w:r>
+    </w:p>
+    <w:p>
+      <w:pPr>
         <w:pStyle w:val="20"/>
         <w:rPr>
           <w:rFonts w:eastAsiaTheme="minorEastAsia"/>
         </w:rPr>
       </w:pPr>
-      <w:bookmarkStart w:id="65" w:name="_Ref142643323"/>
+      <w:bookmarkStart w:id="69" w:name="_Ref145334230"/>
+      <w:bookmarkStart w:id="70" w:name="_Toc145338597"/>
       <w:r>
         <w:rPr>
           <w:rFonts w:eastAsiaTheme="minorEastAsia" w:hint="eastAsia"/>
@@ -20665,7 +21725,9 @@
         </w:rPr>
         <w:t>emory Wrapper</w:t>
       </w:r>
-      <w:bookmarkEnd w:id="65"/>
+      <w:bookmarkEnd w:id="64"/>
+      <w:bookmarkEnd w:id="69"/>
+      <w:bookmarkEnd w:id="70"/>
     </w:p>
     <w:p>
       <w:pPr>
@@ -20694,7 +21756,7 @@
                     <pic:cNvPicPr/>
                   </pic:nvPicPr>
                   <pic:blipFill>
-                    <a:blip r:embed="rId19"/>
+                    <a:blip r:embed="rId20"/>
                     <a:stretch>
                       <a:fillRect/>
                     </a:stretch>
@@ -20719,33 +21781,61 @@
       <w:pPr>
         <w:pStyle w:val="ac"/>
       </w:pPr>
-      <w:bookmarkStart w:id="66" w:name="_Ref142643843"/>
+      <w:bookmarkStart w:id="71" w:name="_Ref142643843"/>
+      <w:bookmarkStart w:id="72" w:name="_Toc145338618"/>
       <w:r>
         <w:t xml:space="preserve">Figure </w:t>
       </w:r>
-      <w:fldSimple w:instr=" STYLEREF 1 \s ">
-        <w:r>
-          <w:rPr>
-            <w:noProof/>
-          </w:rPr>
-          <w:t>11</w:t>
-        </w:r>
-      </w:fldSimple>
+      <w:r>
+        <w:fldChar w:fldCharType="begin"/>
+      </w:r>
+      <w:r>
+        <w:instrText xml:space="preserve"> STYLEREF 1 \s </w:instrText>
+      </w:r>
+      <w:r>
+        <w:fldChar w:fldCharType="separate"/>
+      </w:r>
+      <w:r>
+        <w:rPr>
+          <w:noProof/>
+        </w:rPr>
+        <w:t>11</w:t>
+      </w:r>
+      <w:r>
+        <w:rPr>
+          <w:noProof/>
+        </w:rPr>
+        <w:fldChar w:fldCharType="end"/>
+      </w:r>
       <w:r>
         <w:noBreakHyphen/>
       </w:r>
-      <w:fldSimple w:instr=" SEQ Figure \* ARABIC \s 1 ">
-        <w:r>
-          <w:rPr>
-            <w:noProof/>
-          </w:rPr>
-          <w:t>1</w:t>
-        </w:r>
-      </w:fldSimple>
-      <w:bookmarkEnd w:id="66"/>
+      <w:r>
+        <w:fldChar w:fldCharType="begin"/>
+      </w:r>
+      <w:r>
+        <w:instrText xml:space="preserve"> SEQ Figure \* ARABIC \s 1 </w:instrText>
+      </w:r>
+      <w:r>
+        <w:fldChar w:fldCharType="separate"/>
+      </w:r>
+      <w:r>
+        <w:rPr>
+          <w:noProof/>
+        </w:rPr>
+        <w:t>2</w:t>
+      </w:r>
+      <w:r>
+        <w:rPr>
+          <w:noProof/>
+        </w:rPr>
+        <w:fldChar w:fldCharType="end"/>
+      </w:r>
+      <w:bookmarkEnd w:id="71"/>
       <w:r>
         <w:t xml:space="preserve"> Memory Wrapper Diagram</w:t>
       </w:r>
+      <w:bookmarkEnd w:id="72"/>
     </w:p>
     <w:p>
       <w:pPr>
@@ -20822,7 +21912,7 @@
         <w:rPr>
           <w:noProof/>
         </w:rPr>
-        <w:t>1</w:t>
+        <w:t>2</w:t>
       </w:r>
       <w:r>
         <w:rPr>
@@ -20858,7 +21948,14 @@
         <w:rPr>
           <w:rFonts w:eastAsiaTheme="minorEastAsia"/>
         </w:rPr>
-        <w:t xml:space="preserve"> output, some control signals for AXI_SRAMC reply will go through a pipeline to complete the timing alignment with the output data.</w:t>
+        <w:t xml:space="preserve"> output, some control signals for AXI_SRAMC reply will go through a pipeline </w:t>
+      </w:r>
+      <w:r>
+        <w:rPr>
+          <w:rFonts w:eastAsiaTheme="minorEastAsia"/>
+        </w:rPr>
+        <w:lastRenderedPageBreak/>
+        <w:t>to complete the timing alignment with the output data.</w:t>
       </w:r>
       <w:r>
         <w:rPr>
@@ -23734,7 +24831,7 @@
   <w:style w:type="paragraph" w:default="1" w:styleId="a">
     <w:name w:val="Normal"/>
     <w:qFormat/>
-    <w:rsid w:val="00B36ADF"/>
+    <w:rsid w:val="000D4CB4"/>
     <w:pPr>
       <w:widowControl w:val="0"/>
       <w:jc w:val="both"/>

--- a/axi_mem_controller/Project_GR001_IP_AXI_SRAMC_HDD.docx
+++ b/axi_mem_controller/Project_GR001_IP_AXI_SRAMC_HDD.docx
@@ -6375,13 +6375,10 @@
         <w:t>:</w:t>
       </w:r>
       <w:r>
-        <w:t xml:space="preserve"> supports </w:t>
-      </w:r>
-      <w:r>
-        <w:t>8</w:t>
-      </w:r>
-      <w:r>
-        <w:t xml:space="preserve"> write/read outstanding</w:t>
+        <w:t xml:space="preserve"> </w:t>
+      </w:r>
+      <w:r>
+        <w:t>configurable Regs Slice</w:t>
       </w:r>
     </w:p>
     <w:p>
@@ -6404,7 +6401,7 @@
         <w:t xml:space="preserve"> </w:t>
       </w:r>
       <w:r>
-        <w:t>configurable Regs Slice</w:t>
+        <w:t xml:space="preserve">only support single-port SRAM </w:t>
       </w:r>
     </w:p>
     <w:p>
@@ -6424,13 +6421,15 @@
         <w:t>:</w:t>
       </w:r>
       <w:r>
-        <w:t xml:space="preserve"> </w:t>
-      </w:r>
-      <w:r>
-        <w:t xml:space="preserve">only support single-port SRAM </w:t>
+        <w:t xml:space="preserve"> supports SRAM capacity: 1KB~8MB</w:t>
       </w:r>
     </w:p>
     <w:p>
+      <w:pPr>
+        <w:rPr>
+          <w:rFonts w:eastAsiaTheme="minorEastAsia"/>
+        </w:rPr>
+      </w:pPr>
       <w:r>
         <w:rPr>
           <w:rFonts w:hint="eastAsia"/>
@@ -6447,15 +6446,16 @@
         <w:t>:</w:t>
       </w:r>
       <w:r>
-        <w:t xml:space="preserve"> supports SRAM capacity: 1KB~8MB</w:t>
+        <w:t xml:space="preserve"> supports single-bit </w:t>
+      </w:r>
+      <w:r>
+        <w:t xml:space="preserve">error correcting code (ECC) </w:t>
+      </w:r>
+      <w:r>
+        <w:t xml:space="preserve"> </w:t>
       </w:r>
     </w:p>
     <w:p>
-      <w:pPr>
-        <w:rPr>
-          <w:rFonts w:eastAsiaTheme="minorEastAsia"/>
-        </w:rPr>
-      </w:pPr>
       <w:r>
         <w:rPr>
           <w:rFonts w:hint="eastAsia"/>
@@ -6467,32 +6467,6 @@
       </w:r>
       <w:r>
         <w:t>8</w:t>
-      </w:r>
-      <w:r>
-        <w:t>:</w:t>
-      </w:r>
-      <w:r>
-        <w:t xml:space="preserve"> supports single-bit </w:t>
-      </w:r>
-      <w:r>
-        <w:t xml:space="preserve">error correcting code (ECC) </w:t>
-      </w:r>
-      <w:r>
-        <w:t xml:space="preserve"> </w:t>
-      </w:r>
-    </w:p>
-    <w:p>
-      <w:r>
-        <w:rPr>
-          <w:rFonts w:hint="eastAsia"/>
-        </w:rPr>
-        <w:t>F</w:t>
-      </w:r>
-      <w:r>
-        <w:t>L-00</w:t>
-      </w:r>
-      <w:r>
-        <w:t>9</w:t>
       </w:r>
       <w:r>
         <w:t>:</w:t>
@@ -6602,51 +6576,25 @@
       <w:r>
         <w:t xml:space="preserve">Figure </w:t>
       </w:r>
-      <w:r>
-        <w:fldChar w:fldCharType="begin"/>
-      </w:r>
-      <w:r>
-        <w:instrText xml:space="preserve"> STYLEREF 1 \s </w:instrText>
-      </w:r>
-      <w:r>
-        <w:fldChar w:fldCharType="separate"/>
-      </w:r>
-      <w:r>
-        <w:rPr>
-          <w:noProof/>
-        </w:rPr>
-        <w:t>3</w:t>
-      </w:r>
-      <w:r>
-        <w:rPr>
-          <w:noProof/>
-        </w:rPr>
-        <w:fldChar w:fldCharType="end"/>
-      </w:r>
+      <w:fldSimple w:instr=" STYLEREF 1 \s ">
+        <w:r>
+          <w:rPr>
+            <w:noProof/>
+          </w:rPr>
+          <w:t>3</w:t>
+        </w:r>
+      </w:fldSimple>
       <w:r>
         <w:noBreakHyphen/>
       </w:r>
-      <w:r>
-        <w:fldChar w:fldCharType="begin"/>
-      </w:r>
-      <w:r>
-        <w:instrText xml:space="preserve"> SEQ Figure \* ARABIC \s 1 </w:instrText>
-      </w:r>
-      <w:r>
-        <w:fldChar w:fldCharType="separate"/>
-      </w:r>
-      <w:r>
-        <w:rPr>
-          <w:noProof/>
-        </w:rPr>
-        <w:t>1</w:t>
-      </w:r>
-      <w:r>
-        <w:rPr>
-          <w:noProof/>
-        </w:rPr>
-        <w:fldChar w:fldCharType="end"/>
-      </w:r>
+      <w:fldSimple w:instr=" SEQ Figure \* ARABIC \s 1 ">
+        <w:r>
+          <w:rPr>
+            <w:noProof/>
+          </w:rPr>
+          <w:t>1</w:t>
+        </w:r>
+      </w:fldSimple>
       <w:bookmarkEnd w:id="8"/>
       <w:r>
         <w:t xml:space="preserve"> </w:t>
@@ -6995,13 +6943,7 @@
         <w:rPr>
           <w:rFonts w:eastAsiaTheme="minorEastAsia"/>
         </w:rPr>
-        <w:t>)</w:t>
-      </w:r>
-      <w:r>
-        <w:rPr>
-          <w:rFonts w:eastAsiaTheme="minorEastAsia"/>
-        </w:rPr>
-        <w:t xml:space="preserve"> </w:t>
+        <w:t xml:space="preserve">) </w:t>
       </w:r>
       <w:r>
         <w:t xml:space="preserve">is used to encode written </w:t>
@@ -7248,51 +7190,25 @@
       <w:r>
         <w:t xml:space="preserve">Figure </w:t>
       </w:r>
-      <w:r>
-        <w:fldChar w:fldCharType="begin"/>
-      </w:r>
-      <w:r>
-        <w:instrText xml:space="preserve"> STYLEREF 1 \s </w:instrText>
-      </w:r>
-      <w:r>
-        <w:fldChar w:fldCharType="separate"/>
-      </w:r>
-      <w:r>
-        <w:rPr>
-          <w:noProof/>
-        </w:rPr>
-        <w:t>3</w:t>
-      </w:r>
-      <w:r>
-        <w:rPr>
-          <w:noProof/>
-        </w:rPr>
-        <w:fldChar w:fldCharType="end"/>
-      </w:r>
+      <w:fldSimple w:instr=" STYLEREF 1 \s ">
+        <w:r>
+          <w:rPr>
+            <w:noProof/>
+          </w:rPr>
+          <w:t>3</w:t>
+        </w:r>
+      </w:fldSimple>
       <w:r>
         <w:noBreakHyphen/>
       </w:r>
-      <w:r>
-        <w:fldChar w:fldCharType="begin"/>
-      </w:r>
-      <w:r>
-        <w:instrText xml:space="preserve"> SEQ Figure \* ARABIC \s 1 </w:instrText>
-      </w:r>
-      <w:r>
-        <w:fldChar w:fldCharType="separate"/>
-      </w:r>
-      <w:r>
-        <w:rPr>
-          <w:noProof/>
-        </w:rPr>
-        <w:t>2</w:t>
-      </w:r>
-      <w:r>
-        <w:rPr>
-          <w:noProof/>
-        </w:rPr>
-        <w:fldChar w:fldCharType="end"/>
-      </w:r>
+      <w:fldSimple w:instr=" SEQ Figure \* ARABIC \s 1 ">
+        <w:r>
+          <w:rPr>
+            <w:noProof/>
+          </w:rPr>
+          <w:t>2</w:t>
+        </w:r>
+      </w:fldSimple>
       <w:bookmarkEnd w:id="12"/>
       <w:r>
         <w:t xml:space="preserve"> </w:t>
@@ -7463,11 +7379,19 @@
         </w:rPr>
         <w:t>“</w:t>
       </w:r>
-      <w:r>
-        <w:rPr>
-          <w:rFonts w:eastAsiaTheme="minorEastAsia"/>
-        </w:rPr>
-        <w:t>wstrb==</w:t>
+      <w:proofErr w:type="spellStart"/>
+      <w:r>
+        <w:rPr>
+          <w:rFonts w:eastAsiaTheme="minorEastAsia"/>
+        </w:rPr>
+        <w:t>wstrb</w:t>
+      </w:r>
+      <w:proofErr w:type="spellEnd"/>
+      <w:r>
+        <w:rPr>
+          <w:rFonts w:eastAsiaTheme="minorEastAsia"/>
+        </w:rPr>
+        <w:t>==</w:t>
       </w:r>
       <w:r>
         <w:rPr>
@@ -7505,12 +7429,15 @@
         </w:rPr>
         <w:t>“</w:t>
       </w:r>
+      <w:proofErr w:type="spellStart"/>
+      <w:proofErr w:type="gramStart"/>
       <w:r>
         <w:rPr>
           <w:rFonts w:eastAsiaTheme="minorEastAsia"/>
         </w:rPr>
         <w:t>wstrb</w:t>
       </w:r>
+      <w:proofErr w:type="spellEnd"/>
       <w:r>
         <w:rPr>
           <w:rFonts w:eastAsiaTheme="minorEastAsia"/>
@@ -7523,6 +7450,7 @@
         </w:rPr>
         <w:t>=</w:t>
       </w:r>
+      <w:proofErr w:type="gramEnd"/>
       <w:r>
         <w:rPr>
           <w:rFonts w:eastAsiaTheme="minorEastAsia"/>
@@ -7545,7 +7473,21 @@
         <w:rPr>
           <w:rFonts w:eastAsiaTheme="minorEastAsia"/>
         </w:rPr>
-        <w:t>, the third is a narrow write transacton (NRW) with “burst length==1”.</w:t>
+        <w:t xml:space="preserve">, the third is a narrow write </w:t>
+      </w:r>
+      <w:proofErr w:type="spellStart"/>
+      <w:r>
+        <w:rPr>
+          <w:rFonts w:eastAsiaTheme="minorEastAsia"/>
+        </w:rPr>
+        <w:t>transacton</w:t>
+      </w:r>
+      <w:proofErr w:type="spellEnd"/>
+      <w:r>
+        <w:rPr>
+          <w:rFonts w:eastAsiaTheme="minorEastAsia"/>
+        </w:rPr>
+        <w:t xml:space="preserve"> (NRW) with “burst length==1”.</w:t>
       </w:r>
     </w:p>
     <w:p>
@@ -7731,6 +7673,7 @@
                 <w:rFonts w:eastAsiaTheme="minorEastAsia"/>
               </w:rPr>
             </w:pPr>
+            <w:proofErr w:type="spellStart"/>
             <w:r>
               <w:rPr>
                 <w:rFonts w:eastAsiaTheme="minorEastAsia"/>
@@ -7743,6 +7686,7 @@
               </w:rPr>
               <w:t>lk</w:t>
             </w:r>
+            <w:proofErr w:type="spellEnd"/>
           </w:p>
         </w:tc>
         <w:tc>
@@ -7873,51 +7817,25 @@
       <w:r>
         <w:t xml:space="preserve">Table </w:t>
       </w:r>
-      <w:r>
-        <w:fldChar w:fldCharType="begin"/>
-      </w:r>
-      <w:r>
-        <w:instrText xml:space="preserve"> STYLEREF 1 \s </w:instrText>
-      </w:r>
-      <w:r>
-        <w:fldChar w:fldCharType="separate"/>
-      </w:r>
-      <w:r>
-        <w:rPr>
-          <w:noProof/>
-        </w:rPr>
-        <w:t>3</w:t>
-      </w:r>
-      <w:r>
-        <w:rPr>
-          <w:noProof/>
-        </w:rPr>
-        <w:fldChar w:fldCharType="end"/>
-      </w:r>
+      <w:fldSimple w:instr=" STYLEREF 1 \s ">
+        <w:r>
+          <w:rPr>
+            <w:noProof/>
+          </w:rPr>
+          <w:t>3</w:t>
+        </w:r>
+      </w:fldSimple>
       <w:r>
         <w:noBreakHyphen/>
       </w:r>
-      <w:r>
-        <w:fldChar w:fldCharType="begin"/>
-      </w:r>
-      <w:r>
-        <w:instrText xml:space="preserve"> SEQ Table \* ARABIC \s 1 </w:instrText>
-      </w:r>
-      <w:r>
-        <w:fldChar w:fldCharType="separate"/>
-      </w:r>
-      <w:r>
-        <w:rPr>
-          <w:noProof/>
-        </w:rPr>
-        <w:t>1</w:t>
-      </w:r>
-      <w:r>
-        <w:rPr>
-          <w:noProof/>
-        </w:rPr>
-        <w:fldChar w:fldCharType="end"/>
-      </w:r>
+      <w:fldSimple w:instr=" SEQ Table \* ARABIC \s 1 ">
+        <w:r>
+          <w:rPr>
+            <w:noProof/>
+          </w:rPr>
+          <w:t>1</w:t>
+        </w:r>
+      </w:fldSimple>
       <w:r>
         <w:t xml:space="preserve"> Clock Requirements</w:t>
       </w:r>
@@ -8009,6 +7927,7 @@
             <w:tcW w:w="2763" w:type="dxa"/>
           </w:tcPr>
           <w:p>
+            <w:proofErr w:type="spellStart"/>
             <w:r>
               <w:rPr>
                 <w:rFonts w:hint="eastAsia"/>
@@ -8018,6 +7937,7 @@
             <w:r>
               <w:t>st_n</w:t>
             </w:r>
+            <w:proofErr w:type="spellEnd"/>
           </w:p>
         </w:tc>
         <w:tc>
@@ -8030,6 +7950,7 @@
                 <w:rFonts w:eastAsiaTheme="minorEastAsia"/>
               </w:rPr>
             </w:pPr>
+            <w:proofErr w:type="spellStart"/>
             <w:r>
               <w:rPr>
                 <w:rFonts w:eastAsiaTheme="minorEastAsia" w:hint="eastAsia"/>
@@ -8042,6 +7963,7 @@
               </w:rPr>
               <w:t>lk</w:t>
             </w:r>
+            <w:proofErr w:type="spellEnd"/>
           </w:p>
         </w:tc>
         <w:tc>
@@ -8116,51 +8038,25 @@
       <w:r>
         <w:t xml:space="preserve">Table </w:t>
       </w:r>
-      <w:r>
-        <w:fldChar w:fldCharType="begin"/>
-      </w:r>
-      <w:r>
-        <w:instrText xml:space="preserve"> STYLEREF 1 \s </w:instrText>
-      </w:r>
-      <w:r>
-        <w:fldChar w:fldCharType="separate"/>
-      </w:r>
-      <w:r>
-        <w:rPr>
-          <w:noProof/>
-        </w:rPr>
-        <w:t>3</w:t>
-      </w:r>
-      <w:r>
-        <w:rPr>
-          <w:noProof/>
-        </w:rPr>
-        <w:fldChar w:fldCharType="end"/>
-      </w:r>
+      <w:fldSimple w:instr=" STYLEREF 1 \s ">
+        <w:r>
+          <w:rPr>
+            <w:noProof/>
+          </w:rPr>
+          <w:t>3</w:t>
+        </w:r>
+      </w:fldSimple>
       <w:r>
         <w:noBreakHyphen/>
       </w:r>
-      <w:r>
-        <w:fldChar w:fldCharType="begin"/>
-      </w:r>
-      <w:r>
-        <w:instrText xml:space="preserve"> SEQ Table \* ARABIC \s 1 </w:instrText>
-      </w:r>
-      <w:r>
-        <w:fldChar w:fldCharType="separate"/>
-      </w:r>
-      <w:r>
-        <w:rPr>
-          <w:noProof/>
-        </w:rPr>
-        <w:t>2</w:t>
-      </w:r>
-      <w:r>
-        <w:rPr>
-          <w:noProof/>
-        </w:rPr>
-        <w:fldChar w:fldCharType="end"/>
-      </w:r>
+      <w:fldSimple w:instr=" SEQ Table \* ARABIC \s 1 ">
+        <w:r>
+          <w:rPr>
+            <w:noProof/>
+          </w:rPr>
+          <w:t>2</w:t>
+        </w:r>
+      </w:fldSimple>
       <w:r>
         <w:t xml:space="preserve"> Reset Requirements</w:t>
       </w:r>
@@ -8346,13 +8242,23 @@
           <w:color w:val="0070C0"/>
         </w:rPr>
       </w:pPr>
+      <w:proofErr w:type="spellStart"/>
       <w:r>
         <w:rPr>
           <w:i/>
           <w:iCs/>
           <w:color w:val="0070C0"/>
         </w:rPr>
-        <w:t>Etcs.</w:t>
+        <w:t>Etcs</w:t>
+      </w:r>
+      <w:proofErr w:type="spellEnd"/>
+      <w:r>
+        <w:rPr>
+          <w:i/>
+          <w:iCs/>
+          <w:color w:val="0070C0"/>
+        </w:rPr>
+        <w:t>.</w:t>
       </w:r>
     </w:p>
     <w:p/>
@@ -8493,6 +8399,7 @@
             <w:pPr>
               <w:jc w:val="center"/>
             </w:pPr>
+            <w:proofErr w:type="spellStart"/>
             <w:r>
               <w:rPr>
                 <w:rFonts w:hint="eastAsia"/>
@@ -8502,6 +8409,7 @@
             <w:r>
               <w:t>lk</w:t>
             </w:r>
+            <w:proofErr w:type="spellEnd"/>
           </w:p>
         </w:tc>
         <w:tc>
@@ -8582,6 +8490,7 @@
             <w:pPr>
               <w:jc w:val="center"/>
             </w:pPr>
+            <w:proofErr w:type="spellStart"/>
             <w:r>
               <w:rPr>
                 <w:rFonts w:hint="eastAsia"/>
@@ -8591,6 +8500,7 @@
             <w:r>
               <w:t>st_n</w:t>
             </w:r>
+            <w:proofErr w:type="spellEnd"/>
           </w:p>
         </w:tc>
         <w:tc>
@@ -8685,6 +8595,7 @@
                 <w:rFonts w:eastAsiaTheme="minorEastAsia"/>
               </w:rPr>
             </w:pPr>
+            <w:proofErr w:type="spellStart"/>
             <w:r>
               <w:rPr>
                 <w:rFonts w:eastAsiaTheme="minorEastAsia"/>
@@ -8709,6 +8620,7 @@
               </w:rPr>
               <w:t>aild</w:t>
             </w:r>
+            <w:proofErr w:type="spellEnd"/>
           </w:p>
         </w:tc>
         <w:tc>
@@ -8790,6 +8702,7 @@
                 <w:rFonts w:eastAsiaTheme="minorEastAsia"/>
               </w:rPr>
             </w:pPr>
+            <w:proofErr w:type="spellStart"/>
             <w:r>
               <w:rPr>
                 <w:rFonts w:eastAsiaTheme="minorEastAsia"/>
@@ -8808,6 +8721,7 @@
               </w:rPr>
               <w:t>wready</w:t>
             </w:r>
+            <w:proofErr w:type="spellEnd"/>
           </w:p>
         </w:tc>
         <w:tc>
@@ -8892,6 +8806,7 @@
                 <w:szCs w:val="20"/>
               </w:rPr>
             </w:pPr>
+            <w:proofErr w:type="spellStart"/>
             <w:r>
               <w:rPr>
                 <w:rFonts w:eastAsiaTheme="minorEastAsia"/>
@@ -8910,6 +8825,7 @@
               </w:rPr>
               <w:t>wid</w:t>
             </w:r>
+            <w:proofErr w:type="spellEnd"/>
           </w:p>
         </w:tc>
         <w:tc>
@@ -8986,6 +8902,7 @@
                 <w:szCs w:val="20"/>
               </w:rPr>
             </w:pPr>
+            <w:proofErr w:type="spellStart"/>
             <w:r>
               <w:rPr>
                 <w:rFonts w:eastAsiaTheme="minorEastAsia"/>
@@ -9004,6 +8921,7 @@
               </w:rPr>
               <w:t>waddr</w:t>
             </w:r>
+            <w:proofErr w:type="spellEnd"/>
           </w:p>
         </w:tc>
         <w:tc>
@@ -9083,6 +9001,7 @@
                 <w:rFonts w:eastAsiaTheme="minorEastAsia"/>
               </w:rPr>
             </w:pPr>
+            <w:proofErr w:type="spellStart"/>
             <w:r>
               <w:rPr>
                 <w:rFonts w:eastAsiaTheme="minorEastAsia"/>
@@ -9101,6 +9020,7 @@
               </w:rPr>
               <w:t>wlen</w:t>
             </w:r>
+            <w:proofErr w:type="spellEnd"/>
           </w:p>
         </w:tc>
         <w:tc>
@@ -9177,6 +9097,7 @@
                 <w:rFonts w:eastAsiaTheme="minorEastAsia"/>
               </w:rPr>
             </w:pPr>
+            <w:proofErr w:type="spellStart"/>
             <w:r>
               <w:rPr>
                 <w:rFonts w:eastAsiaTheme="minorEastAsia"/>
@@ -9195,6 +9116,7 @@
               </w:rPr>
               <w:t>wsize</w:t>
             </w:r>
+            <w:proofErr w:type="spellEnd"/>
           </w:p>
         </w:tc>
         <w:tc>
@@ -9268,6 +9190,7 @@
                 <w:rFonts w:eastAsiaTheme="minorEastAsia"/>
               </w:rPr>
             </w:pPr>
+            <w:proofErr w:type="spellStart"/>
             <w:r>
               <w:rPr>
                 <w:rFonts w:eastAsiaTheme="minorEastAsia"/>
@@ -9286,6 +9209,7 @@
               </w:rPr>
               <w:t>wburst</w:t>
             </w:r>
+            <w:proofErr w:type="spellEnd"/>
           </w:p>
         </w:tc>
         <w:tc>
@@ -9376,6 +9300,7 @@
                 <w:rFonts w:eastAsiaTheme="minorEastAsia"/>
               </w:rPr>
             </w:pPr>
+            <w:proofErr w:type="spellStart"/>
             <w:r>
               <w:rPr>
                 <w:rFonts w:eastAsiaTheme="minorEastAsia"/>
@@ -9394,6 +9319,7 @@
               </w:rPr>
               <w:t>wcache</w:t>
             </w:r>
+            <w:proofErr w:type="spellEnd"/>
           </w:p>
         </w:tc>
         <w:tc>
@@ -9464,6 +9390,7 @@
                 <w:rFonts w:eastAsiaTheme="minorEastAsia"/>
               </w:rPr>
             </w:pPr>
+            <w:proofErr w:type="spellStart"/>
             <w:r>
               <w:rPr>
                 <w:rFonts w:eastAsiaTheme="minorEastAsia"/>
@@ -9482,6 +9409,7 @@
               </w:rPr>
               <w:t>wprot</w:t>
             </w:r>
+            <w:proofErr w:type="spellEnd"/>
           </w:p>
         </w:tc>
         <w:tc>
@@ -9552,6 +9480,7 @@
                 <w:rFonts w:eastAsiaTheme="minorEastAsia"/>
               </w:rPr>
             </w:pPr>
+            <w:proofErr w:type="spellStart"/>
             <w:r>
               <w:rPr>
                 <w:rFonts w:eastAsiaTheme="minorEastAsia"/>
@@ -9570,6 +9499,7 @@
               </w:rPr>
               <w:t>wqos</w:t>
             </w:r>
+            <w:proofErr w:type="spellEnd"/>
           </w:p>
         </w:tc>
         <w:tc>
@@ -9643,6 +9573,7 @@
                 <w:szCs w:val="20"/>
               </w:rPr>
             </w:pPr>
+            <w:proofErr w:type="spellStart"/>
             <w:r>
               <w:rPr>
                 <w:rFonts w:eastAsiaTheme="minorEastAsia"/>
@@ -9667,6 +9598,7 @@
               </w:rPr>
               <w:t>user</w:t>
             </w:r>
+            <w:proofErr w:type="spellEnd"/>
           </w:p>
         </w:tc>
         <w:tc>
@@ -9740,6 +9672,7 @@
                 <w:rFonts w:eastAsiaTheme="minorEastAsia"/>
               </w:rPr>
             </w:pPr>
+            <w:proofErr w:type="spellStart"/>
             <w:r>
               <w:rPr>
                 <w:rFonts w:eastAsiaTheme="minorEastAsia"/>
@@ -9758,6 +9691,7 @@
               </w:rPr>
               <w:t>valid</w:t>
             </w:r>
+            <w:proofErr w:type="spellEnd"/>
           </w:p>
         </w:tc>
         <w:tc>
@@ -9831,6 +9765,7 @@
                 <w:rFonts w:eastAsiaTheme="minorEastAsia"/>
               </w:rPr>
             </w:pPr>
+            <w:proofErr w:type="spellStart"/>
             <w:r>
               <w:rPr>
                 <w:rFonts w:eastAsiaTheme="minorEastAsia"/>
@@ -9849,6 +9784,7 @@
               </w:rPr>
               <w:t>ready</w:t>
             </w:r>
+            <w:proofErr w:type="spellEnd"/>
           </w:p>
         </w:tc>
         <w:tc>
@@ -9925,6 +9861,7 @@
                 <w:szCs w:val="20"/>
               </w:rPr>
             </w:pPr>
+            <w:proofErr w:type="spellStart"/>
             <w:r>
               <w:rPr>
                 <w:rFonts w:eastAsiaTheme="minorEastAsia"/>
@@ -9943,6 +9880,7 @@
               </w:rPr>
               <w:t>data</w:t>
             </w:r>
+            <w:proofErr w:type="spellEnd"/>
           </w:p>
         </w:tc>
         <w:tc>
@@ -10019,6 +9957,7 @@
                 <w:szCs w:val="20"/>
               </w:rPr>
             </w:pPr>
+            <w:proofErr w:type="spellStart"/>
             <w:r>
               <w:rPr>
                 <w:rFonts w:eastAsiaTheme="minorEastAsia"/>
@@ -10037,6 +9976,7 @@
               </w:rPr>
               <w:t>strb</w:t>
             </w:r>
+            <w:proofErr w:type="spellEnd"/>
           </w:p>
         </w:tc>
         <w:tc>
@@ -10112,6 +10052,7 @@
                 <w:rFonts w:eastAsiaTheme="minorEastAsia"/>
               </w:rPr>
             </w:pPr>
+            <w:proofErr w:type="spellStart"/>
             <w:r>
               <w:rPr>
                 <w:rFonts w:eastAsiaTheme="minorEastAsia"/>
@@ -10130,6 +10071,7 @@
               </w:rPr>
               <w:t>last</w:t>
             </w:r>
+            <w:proofErr w:type="spellEnd"/>
           </w:p>
         </w:tc>
         <w:tc>
@@ -10203,6 +10145,7 @@
                 <w:rFonts w:eastAsiaTheme="minorEastAsia"/>
               </w:rPr>
             </w:pPr>
+            <w:proofErr w:type="spellStart"/>
             <w:r>
               <w:rPr>
                 <w:rFonts w:eastAsiaTheme="minorEastAsia"/>
@@ -10221,6 +10164,7 @@
               </w:rPr>
               <w:t>vaild</w:t>
             </w:r>
+            <w:proofErr w:type="spellEnd"/>
           </w:p>
         </w:tc>
         <w:tc>
@@ -10294,6 +10238,7 @@
                 <w:rFonts w:eastAsiaTheme="minorEastAsia"/>
               </w:rPr>
             </w:pPr>
+            <w:proofErr w:type="spellStart"/>
             <w:r>
               <w:rPr>
                 <w:rFonts w:eastAsiaTheme="minorEastAsia"/>
@@ -10312,6 +10257,7 @@
               </w:rPr>
               <w:t>ready</w:t>
             </w:r>
+            <w:proofErr w:type="spellEnd"/>
           </w:p>
         </w:tc>
         <w:tc>
@@ -10388,6 +10334,7 @@
                 <w:szCs w:val="20"/>
               </w:rPr>
             </w:pPr>
+            <w:proofErr w:type="spellStart"/>
             <w:r>
               <w:rPr>
                 <w:rFonts w:eastAsiaTheme="minorEastAsia"/>
@@ -10406,6 +10353,7 @@
               </w:rPr>
               <w:t>id</w:t>
             </w:r>
+            <w:proofErr w:type="spellEnd"/>
           </w:p>
         </w:tc>
         <w:tc>
@@ -10482,6 +10430,7 @@
                 <w:rFonts w:eastAsiaTheme="minorEastAsia"/>
               </w:rPr>
             </w:pPr>
+            <w:proofErr w:type="spellStart"/>
             <w:r>
               <w:rPr>
                 <w:rFonts w:eastAsiaTheme="minorEastAsia"/>
@@ -10500,6 +10449,7 @@
               </w:rPr>
               <w:t>resp</w:t>
             </w:r>
+            <w:proofErr w:type="spellEnd"/>
           </w:p>
         </w:tc>
         <w:tc>
@@ -10573,6 +10523,7 @@
                 <w:rFonts w:eastAsiaTheme="minorEastAsia"/>
               </w:rPr>
             </w:pPr>
+            <w:proofErr w:type="spellStart"/>
             <w:r>
               <w:rPr>
                 <w:rFonts w:eastAsiaTheme="minorEastAsia"/>
@@ -10597,6 +10548,7 @@
               </w:rPr>
               <w:t>aild</w:t>
             </w:r>
+            <w:proofErr w:type="spellEnd"/>
           </w:p>
         </w:tc>
         <w:tc>
@@ -10673,6 +10625,7 @@
                 <w:rFonts w:eastAsiaTheme="minorEastAsia"/>
               </w:rPr>
             </w:pPr>
+            <w:proofErr w:type="spellStart"/>
             <w:r>
               <w:rPr>
                 <w:rFonts w:eastAsiaTheme="minorEastAsia"/>
@@ -10691,6 +10644,7 @@
               </w:rPr>
               <w:t>rready</w:t>
             </w:r>
+            <w:proofErr w:type="spellEnd"/>
           </w:p>
         </w:tc>
         <w:tc>
@@ -10776,6 +10730,7 @@
                 <w:szCs w:val="20"/>
               </w:rPr>
             </w:pPr>
+            <w:proofErr w:type="spellStart"/>
             <w:r>
               <w:rPr>
                 <w:rFonts w:eastAsiaTheme="minorEastAsia"/>
@@ -10794,6 +10749,7 @@
               </w:rPr>
               <w:t>rid</w:t>
             </w:r>
+            <w:proofErr w:type="spellEnd"/>
           </w:p>
         </w:tc>
         <w:tc>
@@ -10870,6 +10826,7 @@
                 <w:szCs w:val="20"/>
               </w:rPr>
             </w:pPr>
+            <w:proofErr w:type="spellStart"/>
             <w:r>
               <w:rPr>
                 <w:rFonts w:eastAsiaTheme="minorEastAsia"/>
@@ -10888,6 +10845,7 @@
               </w:rPr>
               <w:t>raddr</w:t>
             </w:r>
+            <w:proofErr w:type="spellEnd"/>
           </w:p>
         </w:tc>
         <w:tc>
@@ -10961,6 +10919,7 @@
                 <w:rFonts w:eastAsiaTheme="minorEastAsia"/>
               </w:rPr>
             </w:pPr>
+            <w:proofErr w:type="spellStart"/>
             <w:r>
               <w:rPr>
                 <w:rFonts w:eastAsiaTheme="minorEastAsia"/>
@@ -10979,6 +10938,7 @@
               </w:rPr>
               <w:t>rlen</w:t>
             </w:r>
+            <w:proofErr w:type="spellEnd"/>
           </w:p>
         </w:tc>
         <w:tc>
@@ -11049,6 +11009,7 @@
                 <w:rFonts w:eastAsiaTheme="minorEastAsia"/>
               </w:rPr>
             </w:pPr>
+            <w:proofErr w:type="spellStart"/>
             <w:r>
               <w:rPr>
                 <w:rFonts w:eastAsiaTheme="minorEastAsia"/>
@@ -11067,6 +11028,7 @@
               </w:rPr>
               <w:t>rsize</w:t>
             </w:r>
+            <w:proofErr w:type="spellEnd"/>
           </w:p>
         </w:tc>
         <w:tc>
@@ -11137,6 +11099,7 @@
                 <w:rFonts w:eastAsiaTheme="minorEastAsia"/>
               </w:rPr>
             </w:pPr>
+            <w:proofErr w:type="spellStart"/>
             <w:r>
               <w:rPr>
                 <w:rFonts w:eastAsiaTheme="minorEastAsia"/>
@@ -11155,6 +11118,7 @@
               </w:rPr>
               <w:t>rburst</w:t>
             </w:r>
+            <w:proofErr w:type="spellEnd"/>
           </w:p>
         </w:tc>
         <w:tc>
@@ -11237,6 +11201,7 @@
                 <w:rFonts w:eastAsiaTheme="minorEastAsia"/>
               </w:rPr>
             </w:pPr>
+            <w:proofErr w:type="spellStart"/>
             <w:r>
               <w:rPr>
                 <w:rFonts w:eastAsiaTheme="minorEastAsia"/>
@@ -11255,6 +11220,7 @@
               </w:rPr>
               <w:t>rcache</w:t>
             </w:r>
+            <w:proofErr w:type="spellEnd"/>
           </w:p>
         </w:tc>
         <w:tc>
@@ -11322,6 +11288,7 @@
                 <w:rFonts w:eastAsiaTheme="minorEastAsia"/>
               </w:rPr>
             </w:pPr>
+            <w:proofErr w:type="spellStart"/>
             <w:r>
               <w:rPr>
                 <w:rFonts w:eastAsiaTheme="minorEastAsia"/>
@@ -11340,6 +11307,7 @@
               </w:rPr>
               <w:t>rprot</w:t>
             </w:r>
+            <w:proofErr w:type="spellEnd"/>
           </w:p>
         </w:tc>
         <w:tc>
@@ -11407,6 +11375,7 @@
                 <w:rFonts w:eastAsiaTheme="minorEastAsia"/>
               </w:rPr>
             </w:pPr>
+            <w:proofErr w:type="spellStart"/>
             <w:r>
               <w:rPr>
                 <w:rFonts w:eastAsiaTheme="minorEastAsia"/>
@@ -11425,6 +11394,7 @@
               </w:rPr>
               <w:t>rqos</w:t>
             </w:r>
+            <w:proofErr w:type="spellEnd"/>
           </w:p>
         </w:tc>
         <w:tc>
@@ -11495,6 +11465,7 @@
                 <w:szCs w:val="20"/>
               </w:rPr>
             </w:pPr>
+            <w:proofErr w:type="spellStart"/>
             <w:r>
               <w:rPr>
                 <w:rFonts w:eastAsiaTheme="minorEastAsia"/>
@@ -11507,6 +11478,7 @@
               </w:rPr>
               <w:t>aruser</w:t>
             </w:r>
+            <w:proofErr w:type="spellEnd"/>
           </w:p>
         </w:tc>
         <w:tc>
@@ -11580,6 +11552,7 @@
                 <w:szCs w:val="20"/>
               </w:rPr>
             </w:pPr>
+            <w:proofErr w:type="spellStart"/>
             <w:r>
               <w:rPr>
                 <w:rFonts w:eastAsiaTheme="minorEastAsia"/>
@@ -11598,6 +11571,7 @@
               </w:rPr>
               <w:t>vaild</w:t>
             </w:r>
+            <w:proofErr w:type="spellEnd"/>
           </w:p>
         </w:tc>
         <w:tc>
@@ -11680,6 +11654,7 @@
                 <w:szCs w:val="20"/>
               </w:rPr>
             </w:pPr>
+            <w:proofErr w:type="spellStart"/>
             <w:r>
               <w:rPr>
                 <w:rFonts w:eastAsiaTheme="minorEastAsia"/>
@@ -11698,6 +11673,7 @@
               </w:rPr>
               <w:t>ready</w:t>
             </w:r>
+            <w:proofErr w:type="spellEnd"/>
           </w:p>
         </w:tc>
         <w:tc>
@@ -11780,6 +11756,7 @@
                 <w:szCs w:val="20"/>
               </w:rPr>
             </w:pPr>
+            <w:proofErr w:type="spellStart"/>
             <w:r>
               <w:rPr>
                 <w:rFonts w:eastAsiaTheme="minorEastAsia"/>
@@ -11798,6 +11775,7 @@
               </w:rPr>
               <w:t>id</w:t>
             </w:r>
+            <w:proofErr w:type="spellEnd"/>
           </w:p>
         </w:tc>
         <w:tc>
@@ -11880,6 +11858,7 @@
                 <w:szCs w:val="20"/>
               </w:rPr>
             </w:pPr>
+            <w:proofErr w:type="spellStart"/>
             <w:r>
               <w:rPr>
                 <w:rFonts w:eastAsiaTheme="minorEastAsia"/>
@@ -11898,6 +11877,7 @@
               </w:rPr>
               <w:t>data</w:t>
             </w:r>
+            <w:proofErr w:type="spellEnd"/>
           </w:p>
         </w:tc>
         <w:tc>
@@ -11980,6 +11960,7 @@
                 <w:szCs w:val="20"/>
               </w:rPr>
             </w:pPr>
+            <w:proofErr w:type="spellStart"/>
             <w:r>
               <w:rPr>
                 <w:rFonts w:eastAsiaTheme="minorEastAsia"/>
@@ -11998,6 +11979,7 @@
               </w:rPr>
               <w:t>resp</w:t>
             </w:r>
+            <w:proofErr w:type="spellEnd"/>
           </w:p>
         </w:tc>
         <w:tc>
@@ -12080,6 +12062,7 @@
                 <w:szCs w:val="20"/>
               </w:rPr>
             </w:pPr>
+            <w:proofErr w:type="spellStart"/>
             <w:r>
               <w:rPr>
                 <w:rFonts w:eastAsiaTheme="minorEastAsia"/>
@@ -12098,6 +12081,7 @@
               </w:rPr>
               <w:t>last</w:t>
             </w:r>
+            <w:proofErr w:type="spellEnd"/>
           </w:p>
         </w:tc>
         <w:tc>
@@ -12198,6 +12182,7 @@
                 <w:szCs w:val="20"/>
               </w:rPr>
             </w:pPr>
+            <w:proofErr w:type="spellStart"/>
             <w:r>
               <w:rPr>
                 <w:rFonts w:eastAsiaTheme="minorEastAsia"/>
@@ -12222,6 +12207,7 @@
               </w:rPr>
               <w:t>vaild</w:t>
             </w:r>
+            <w:proofErr w:type="spellEnd"/>
           </w:p>
         </w:tc>
         <w:tc>
@@ -12312,6 +12298,7 @@
                 <w:szCs w:val="20"/>
               </w:rPr>
             </w:pPr>
+            <w:proofErr w:type="spellStart"/>
             <w:r>
               <w:rPr>
                 <w:rFonts w:eastAsiaTheme="minorEastAsia"/>
@@ -12336,6 +12323,7 @@
               </w:rPr>
               <w:t>ready</w:t>
             </w:r>
+            <w:proofErr w:type="spellEnd"/>
           </w:p>
         </w:tc>
         <w:tc>
@@ -12418,6 +12406,7 @@
                 <w:rFonts w:eastAsiaTheme="minorEastAsia"/>
               </w:rPr>
             </w:pPr>
+            <w:proofErr w:type="spellStart"/>
             <w:r>
               <w:rPr>
                 <w:rFonts w:eastAsiaTheme="minorEastAsia"/>
@@ -12448,6 +12437,7 @@
               </w:rPr>
               <w:t>payload</w:t>
             </w:r>
+            <w:proofErr w:type="spellEnd"/>
           </w:p>
         </w:tc>
         <w:tc>
@@ -12580,6 +12570,7 @@
                 <w:szCs w:val="20"/>
               </w:rPr>
             </w:pPr>
+            <w:proofErr w:type="spellStart"/>
             <w:r>
               <w:rPr>
                 <w:rFonts w:ascii="Arial" w:eastAsiaTheme="minorEastAsia" w:hAnsi="Arial" w:cs="Arial" w:hint="eastAsia"/>
@@ -12598,6 +12589,7 @@
               </w:rPr>
               <w:t>mw</w:t>
             </w:r>
+            <w:proofErr w:type="spellEnd"/>
           </w:p>
         </w:tc>
         <w:tc>
@@ -12690,6 +12682,7 @@
                 <w:szCs w:val="20"/>
               </w:rPr>
             </w:pPr>
+            <w:proofErr w:type="spellStart"/>
             <w:r>
               <w:rPr>
                 <w:rFonts w:ascii="Arial" w:eastAsiaTheme="minorEastAsia" w:hAnsi="Arial" w:cs="Arial" w:hint="eastAsia"/>
@@ -12708,6 +12701,7 @@
               </w:rPr>
               <w:t>xid</w:t>
             </w:r>
+            <w:proofErr w:type="spellEnd"/>
           </w:p>
         </w:tc>
         <w:tc>
@@ -12812,6 +12806,7 @@
                 <w:szCs w:val="20"/>
               </w:rPr>
             </w:pPr>
+            <w:proofErr w:type="spellStart"/>
             <w:r>
               <w:rPr>
                 <w:rFonts w:ascii="Arial" w:eastAsiaTheme="minorEastAsia" w:hAnsi="Arial" w:cs="Arial"/>
@@ -12839,6 +12834,7 @@
               </w:rPr>
               <w:t>ddr</w:t>
             </w:r>
+            <w:proofErr w:type="spellEnd"/>
           </w:p>
         </w:tc>
         <w:tc>
@@ -12943,6 +12939,7 @@
                 <w:szCs w:val="20"/>
               </w:rPr>
             </w:pPr>
+            <w:proofErr w:type="spellStart"/>
             <w:r>
               <w:rPr>
                 <w:rFonts w:ascii="Arial" w:eastAsiaTheme="minorEastAsia" w:hAnsi="Arial" w:cs="Arial"/>
@@ -12970,6 +12967,7 @@
               </w:rPr>
               <w:t>ast</w:t>
             </w:r>
+            <w:proofErr w:type="spellEnd"/>
           </w:p>
         </w:tc>
         <w:tc>
@@ -13074,6 +13072,7 @@
                 <w:szCs w:val="20"/>
               </w:rPr>
             </w:pPr>
+            <w:proofErr w:type="spellStart"/>
             <w:r>
               <w:rPr>
                 <w:rFonts w:ascii="Arial" w:eastAsiaTheme="minorEastAsia" w:hAnsi="Arial" w:cs="Arial"/>
@@ -13101,6 +13100,7 @@
               </w:rPr>
               <w:t>ser</w:t>
             </w:r>
+            <w:proofErr w:type="spellEnd"/>
           </w:p>
         </w:tc>
         <w:tc>
@@ -13296,6 +13296,7 @@
                 <w:szCs w:val="20"/>
               </w:rPr>
             </w:pPr>
+            <w:proofErr w:type="spellStart"/>
             <w:r>
               <w:rPr>
                 <w:rFonts w:eastAsiaTheme="minorEastAsia"/>
@@ -13326,6 +13327,7 @@
               </w:rPr>
               <w:t>vaild</w:t>
             </w:r>
+            <w:proofErr w:type="spellEnd"/>
           </w:p>
         </w:tc>
         <w:tc>
@@ -13411,6 +13413,7 @@
                 <w:szCs w:val="20"/>
               </w:rPr>
             </w:pPr>
+            <w:proofErr w:type="spellStart"/>
             <w:r>
               <w:rPr>
                 <w:rFonts w:eastAsiaTheme="minorEastAsia"/>
@@ -13441,6 +13444,7 @@
               </w:rPr>
               <w:t>ready</w:t>
             </w:r>
+            <w:proofErr w:type="spellEnd"/>
           </w:p>
         </w:tc>
         <w:tc>
@@ -13523,6 +13527,7 @@
                 <w:rFonts w:eastAsiaTheme="minorEastAsia"/>
               </w:rPr>
             </w:pPr>
+            <w:proofErr w:type="spellStart"/>
             <w:r>
               <w:rPr>
                 <w:rFonts w:eastAsiaTheme="minorEastAsia"/>
@@ -13553,6 +13558,7 @@
               </w:rPr>
               <w:t>payload</w:t>
             </w:r>
+            <w:proofErr w:type="spellEnd"/>
           </w:p>
         </w:tc>
         <w:tc>
@@ -13685,6 +13691,7 @@
                 <w:szCs w:val="20"/>
               </w:rPr>
             </w:pPr>
+            <w:proofErr w:type="spellStart"/>
             <w:r>
               <w:rPr>
                 <w:rFonts w:ascii="Arial" w:eastAsiaTheme="minorEastAsia" w:hAnsi="Arial" w:cs="Arial" w:hint="eastAsia"/>
@@ -13703,6 +13710,7 @@
               </w:rPr>
               <w:t>mw</w:t>
             </w:r>
+            <w:proofErr w:type="spellEnd"/>
           </w:p>
         </w:tc>
         <w:tc>
@@ -13795,6 +13803,7 @@
                 <w:szCs w:val="20"/>
               </w:rPr>
             </w:pPr>
+            <w:proofErr w:type="spellStart"/>
             <w:r>
               <w:rPr>
                 <w:rFonts w:ascii="Arial" w:eastAsiaTheme="minorEastAsia" w:hAnsi="Arial" w:cs="Arial" w:hint="eastAsia"/>
@@ -13813,6 +13822,7 @@
               </w:rPr>
               <w:t>xid</w:t>
             </w:r>
+            <w:proofErr w:type="spellEnd"/>
           </w:p>
         </w:tc>
         <w:tc>
@@ -13906,6 +13916,7 @@
                 <w:szCs w:val="20"/>
               </w:rPr>
             </w:pPr>
+            <w:proofErr w:type="spellStart"/>
             <w:r>
               <w:rPr>
                 <w:rFonts w:ascii="Arial" w:eastAsiaTheme="minorEastAsia" w:hAnsi="Arial" w:cs="Arial" w:hint="eastAsia"/>
@@ -13926,6 +13937,7 @@
               </w:rPr>
               <w:t>ddr</w:t>
             </w:r>
+            <w:proofErr w:type="spellEnd"/>
           </w:p>
         </w:tc>
         <w:tc>
@@ -13987,8 +13999,17 @@
                 <w:rFonts w:eastAsiaTheme="minorEastAsia"/>
                 <w:strike/>
               </w:rPr>
-              <w:t>Address of this rdata</w:t>
-            </w:r>
+              <w:t xml:space="preserve">Address of this </w:t>
+            </w:r>
+            <w:proofErr w:type="spellStart"/>
+            <w:r>
+              <w:rPr>
+                <w:rFonts w:eastAsiaTheme="minorEastAsia"/>
+                <w:strike/>
+              </w:rPr>
+              <w:t>rdata</w:t>
+            </w:r>
+            <w:proofErr w:type="spellEnd"/>
           </w:p>
         </w:tc>
       </w:tr>
@@ -14027,6 +14048,7 @@
                 <w:szCs w:val="20"/>
               </w:rPr>
             </w:pPr>
+            <w:proofErr w:type="spellStart"/>
             <w:r>
               <w:rPr>
                 <w:rFonts w:ascii="Arial" w:eastAsiaTheme="minorEastAsia" w:hAnsi="Arial" w:cs="Arial"/>
@@ -14054,6 +14076,7 @@
               </w:rPr>
               <w:t>ast</w:t>
             </w:r>
+            <w:proofErr w:type="spellEnd"/>
           </w:p>
         </w:tc>
         <w:tc>
@@ -14239,8 +14262,16 @@
               <w:rPr>
                 <w:rFonts w:eastAsiaTheme="minorEastAsia"/>
               </w:rPr>
-              <w:t>XI rdata</w:t>
-            </w:r>
+              <w:t xml:space="preserve">XI </w:t>
+            </w:r>
+            <w:proofErr w:type="spellStart"/>
+            <w:r>
+              <w:rPr>
+                <w:rFonts w:eastAsiaTheme="minorEastAsia"/>
+              </w:rPr>
+              <w:t>rdata</w:t>
+            </w:r>
+            <w:proofErr w:type="spellEnd"/>
           </w:p>
         </w:tc>
       </w:tr>
@@ -14273,12 +14304,14 @@
             <w:pPr>
               <w:jc w:val="center"/>
             </w:pPr>
+            <w:proofErr w:type="spellStart"/>
             <w:r>
               <w:rPr>
                 <w:rFonts w:eastAsiaTheme="minorEastAsia"/>
               </w:rPr>
               <w:t>axi_sramc_idle</w:t>
             </w:r>
+            <w:proofErr w:type="spellEnd"/>
           </w:p>
         </w:tc>
         <w:tc>
@@ -14368,6 +14401,7 @@
                 <w:strike/>
               </w:rPr>
             </w:pPr>
+            <w:proofErr w:type="spellStart"/>
             <w:r>
               <w:rPr>
                 <w:rFonts w:eastAsiaTheme="minorEastAsia"/>
@@ -14375,6 +14409,7 @@
               </w:rPr>
               <w:t>ecc_err</w:t>
             </w:r>
+            <w:proofErr w:type="spellEnd"/>
           </w:p>
         </w:tc>
         <w:tc>
@@ -14425,12 +14460,21 @@
                 <w:strike/>
               </w:rPr>
             </w:pPr>
+            <w:proofErr w:type="spellStart"/>
             <w:r>
               <w:rPr>
                 <w:rFonts w:eastAsiaTheme="minorEastAsia"/>
                 <w:strike/>
               </w:rPr>
-              <w:t>Rdata ECC error and uncorrectable</w:t>
+              <w:t>Rdata</w:t>
+            </w:r>
+            <w:proofErr w:type="spellEnd"/>
+            <w:r>
+              <w:rPr>
+                <w:rFonts w:eastAsiaTheme="minorEastAsia"/>
+                <w:strike/>
+              </w:rPr>
+              <w:t xml:space="preserve"> ECC error and uncorrectable</w:t>
             </w:r>
           </w:p>
         </w:tc>
@@ -14456,6 +14500,7 @@
                 <w:strike/>
               </w:rPr>
             </w:pPr>
+            <w:proofErr w:type="spellStart"/>
             <w:r>
               <w:rPr>
                 <w:rFonts w:eastAsiaTheme="minorEastAsia"/>
@@ -14463,6 +14508,7 @@
               </w:rPr>
               <w:t>ecc_err_addr</w:t>
             </w:r>
+            <w:proofErr w:type="spellEnd"/>
           </w:p>
         </w:tc>
         <w:tc>
@@ -14582,51 +14628,25 @@
         <w:lastRenderedPageBreak/>
         <w:t xml:space="preserve">Table </w:t>
       </w:r>
-      <w:r>
-        <w:fldChar w:fldCharType="begin"/>
-      </w:r>
-      <w:r>
-        <w:instrText xml:space="preserve"> STYLEREF 1 \s </w:instrText>
-      </w:r>
-      <w:r>
-        <w:fldChar w:fldCharType="separate"/>
-      </w:r>
-      <w:r>
-        <w:rPr>
-          <w:noProof/>
-        </w:rPr>
-        <w:t>3</w:t>
-      </w:r>
-      <w:r>
-        <w:rPr>
-          <w:noProof/>
-        </w:rPr>
-        <w:fldChar w:fldCharType="end"/>
-      </w:r>
+      <w:fldSimple w:instr=" STYLEREF 1 \s ">
+        <w:r>
+          <w:rPr>
+            <w:noProof/>
+          </w:rPr>
+          <w:t>3</w:t>
+        </w:r>
+      </w:fldSimple>
       <w:r>
         <w:noBreakHyphen/>
       </w:r>
-      <w:r>
-        <w:fldChar w:fldCharType="begin"/>
-      </w:r>
-      <w:r>
-        <w:instrText xml:space="preserve"> SEQ Table \* ARABIC \s 1 </w:instrText>
-      </w:r>
-      <w:r>
-        <w:fldChar w:fldCharType="separate"/>
-      </w:r>
-      <w:r>
-        <w:rPr>
-          <w:noProof/>
-        </w:rPr>
-        <w:t>3</w:t>
-      </w:r>
-      <w:r>
-        <w:rPr>
-          <w:noProof/>
-        </w:rPr>
-        <w:fldChar w:fldCharType="end"/>
-      </w:r>
+      <w:fldSimple w:instr=" SEQ Table \* ARABIC \s 1 ">
+        <w:r>
+          <w:rPr>
+            <w:noProof/>
+          </w:rPr>
+          <w:t>3</w:t>
+        </w:r>
+      </w:fldSimple>
       <w:r>
         <w:t xml:space="preserve"> I/O Interfaces</w:t>
       </w:r>
@@ -14891,51 +14911,25 @@
       <w:r>
         <w:t xml:space="preserve">Table </w:t>
       </w:r>
-      <w:r>
-        <w:fldChar w:fldCharType="begin"/>
-      </w:r>
-      <w:r>
-        <w:instrText xml:space="preserve"> STYLEREF 1 \s </w:instrText>
-      </w:r>
-      <w:r>
-        <w:fldChar w:fldCharType="separate"/>
-      </w:r>
-      <w:r>
-        <w:rPr>
-          <w:noProof/>
-        </w:rPr>
-        <w:t>3</w:t>
-      </w:r>
-      <w:r>
-        <w:rPr>
-          <w:noProof/>
-        </w:rPr>
-        <w:fldChar w:fldCharType="end"/>
-      </w:r>
+      <w:fldSimple w:instr=" STYLEREF 1 \s ">
+        <w:r>
+          <w:rPr>
+            <w:noProof/>
+          </w:rPr>
+          <w:t>3</w:t>
+        </w:r>
+      </w:fldSimple>
       <w:r>
         <w:noBreakHyphen/>
       </w:r>
-      <w:r>
-        <w:fldChar w:fldCharType="begin"/>
-      </w:r>
-      <w:r>
-        <w:instrText xml:space="preserve"> SEQ Table \* ARABIC \s 1 </w:instrText>
-      </w:r>
-      <w:r>
-        <w:fldChar w:fldCharType="separate"/>
-      </w:r>
-      <w:r>
-        <w:rPr>
-          <w:noProof/>
-        </w:rPr>
-        <w:t>4</w:t>
-      </w:r>
-      <w:r>
-        <w:rPr>
-          <w:noProof/>
-        </w:rPr>
-        <w:fldChar w:fldCharType="end"/>
-      </w:r>
+      <w:fldSimple w:instr=" SEQ Table \* ARABIC \s 1 ">
+        <w:r>
+          <w:rPr>
+            <w:noProof/>
+          </w:rPr>
+          <w:t>4</w:t>
+        </w:r>
+      </w:fldSimple>
       <w:r>
         <w:t xml:space="preserve"> Address Mapping</w:t>
       </w:r>
@@ -15006,10 +15000,10 @@
           <w:noProof/>
         </w:rPr>
         <w:drawing>
-          <wp:inline distT="0" distB="0" distL="0" distR="0" wp14:anchorId="3177FF82" wp14:editId="42ED9038">
-            <wp:extent cx="5270500" cy="2334895"/>
-            <wp:effectExtent l="0" t="0" r="6350" b="8255"/>
-            <wp:docPr id="461079152" name="图片 1"/>
+          <wp:inline distT="0" distB="0" distL="0" distR="0" wp14:anchorId="3C9047EE" wp14:editId="0624517A">
+            <wp:extent cx="2865368" cy="2156647"/>
+            <wp:effectExtent l="0" t="0" r="0" b="0"/>
+            <wp:docPr id="1117650545" name="图片 1"/>
             <wp:cNvGraphicFramePr>
               <a:graphicFrameLocks xmlns:a="http://schemas.openxmlformats.org/drawingml/2006/main" noChangeAspect="1"/>
             </wp:cNvGraphicFramePr>
@@ -15017,7 +15011,7 @@
               <a:graphicData uri="http://schemas.openxmlformats.org/drawingml/2006/picture">
                 <pic:pic xmlns:pic="http://schemas.openxmlformats.org/drawingml/2006/picture">
                   <pic:nvPicPr>
-                    <pic:cNvPr id="461079152" name=""/>
+                    <pic:cNvPr id="1117650545" name=""/>
                     <pic:cNvPicPr/>
                   </pic:nvPicPr>
                   <pic:blipFill>
@@ -15029,7 +15023,7 @@
                   <pic:spPr>
                     <a:xfrm>
                       <a:off x="0" y="0"/>
-                      <a:ext cx="5270500" cy="2334895"/>
+                      <a:ext cx="2865368" cy="2156647"/>
                     </a:xfrm>
                     <a:prstGeom prst="rect">
                       <a:avLst/>
@@ -15052,51 +15046,25 @@
       <w:r>
         <w:t xml:space="preserve">Figure </w:t>
       </w:r>
-      <w:r>
-        <w:fldChar w:fldCharType="begin"/>
-      </w:r>
-      <w:r>
-        <w:instrText xml:space="preserve"> STYLEREF 1 \s </w:instrText>
-      </w:r>
-      <w:r>
-        <w:fldChar w:fldCharType="separate"/>
-      </w:r>
-      <w:r>
-        <w:rPr>
-          <w:noProof/>
-        </w:rPr>
-        <w:t>4</w:t>
-      </w:r>
-      <w:r>
-        <w:rPr>
-          <w:noProof/>
-        </w:rPr>
-        <w:fldChar w:fldCharType="end"/>
-      </w:r>
+      <w:fldSimple w:instr=" STYLEREF 1 \s ">
+        <w:r>
+          <w:rPr>
+            <w:noProof/>
+          </w:rPr>
+          <w:t>4</w:t>
+        </w:r>
+      </w:fldSimple>
       <w:r>
         <w:noBreakHyphen/>
       </w:r>
-      <w:r>
-        <w:fldChar w:fldCharType="begin"/>
-      </w:r>
-      <w:r>
-        <w:instrText xml:space="preserve"> SEQ Figure \* ARABIC \s 1 </w:instrText>
-      </w:r>
-      <w:r>
-        <w:fldChar w:fldCharType="separate"/>
-      </w:r>
-      <w:r>
-        <w:rPr>
-          <w:noProof/>
-        </w:rPr>
-        <w:t>1</w:t>
-      </w:r>
-      <w:r>
-        <w:rPr>
-          <w:noProof/>
-        </w:rPr>
-        <w:fldChar w:fldCharType="end"/>
-      </w:r>
+      <w:fldSimple w:instr=" SEQ Figure \* ARABIC \s 1 ">
+        <w:r>
+          <w:rPr>
+            <w:noProof/>
+          </w:rPr>
+          <w:t>1</w:t>
+        </w:r>
+      </w:fldSimple>
       <w:bookmarkEnd w:id="25"/>
       <w:r>
         <w:t xml:space="preserve"> Read Handler Diagram</w:t>
@@ -15173,31 +15141,13 @@
         <w:rPr>
           <w:rFonts w:eastAsiaTheme="minorEastAsia"/>
         </w:rPr>
-        <w:t xml:space="preserve">, AXI read address channel transaction </w:t>
-      </w:r>
-      <w:r>
-        <w:rPr>
-          <w:rFonts w:eastAsiaTheme="minorEastAsia"/>
-        </w:rPr>
-        <w:t xml:space="preserve">is buffered in a </w:t>
-      </w:r>
-      <w:r>
-        <w:rPr>
-          <w:rFonts w:eastAsiaTheme="minorEastAsia"/>
-        </w:rPr>
-        <w:t xml:space="preserve">FIFO and </w:t>
-      </w:r>
-      <w:r>
-        <w:rPr>
-          <w:rFonts w:eastAsiaTheme="minorEastAsia"/>
-        </w:rPr>
-        <w:t>the depth of the FIFO is 8</w:t>
-      </w:r>
-      <w:r>
-        <w:rPr>
-          <w:rFonts w:eastAsiaTheme="minorEastAsia"/>
-        </w:rPr>
-        <w:t xml:space="preserve">. Transfer split </w:t>
+        <w:t xml:space="preserve">, </w:t>
+      </w:r>
+      <w:r>
+        <w:rPr>
+          <w:rFonts w:eastAsiaTheme="minorEastAsia"/>
+        </w:rPr>
+        <w:t xml:space="preserve">Transfer split </w:t>
       </w:r>
       <w:r>
         <w:rPr>
@@ -15305,51 +15255,6 @@
           <w:rFonts w:eastAsiaTheme="minorEastAsia"/>
         </w:rPr>
         <w:t>.</w:t>
-      </w:r>
-      <w:r>
-        <w:t xml:space="preserve"> </w:t>
-      </w:r>
-      <w:r>
-        <w:rPr>
-          <w:rFonts w:eastAsiaTheme="minorEastAsia"/>
-        </w:rPr>
-        <w:t xml:space="preserve">An ECC </w:t>
-      </w:r>
-      <w:r>
-        <w:rPr>
-          <w:rFonts w:eastAsiaTheme="minorEastAsia"/>
-        </w:rPr>
-        <w:t xml:space="preserve">decode </w:t>
-      </w:r>
-      <w:r>
-        <w:rPr>
-          <w:rFonts w:eastAsiaTheme="minorEastAsia"/>
-        </w:rPr>
-        <w:t xml:space="preserve">module to check the address. If the address </w:t>
-      </w:r>
-      <w:r>
-        <w:rPr>
-          <w:rFonts w:eastAsiaTheme="minorEastAsia"/>
-        </w:rPr>
-        <w:t>has</w:t>
-      </w:r>
-      <w:r>
-        <w:rPr>
-          <w:rFonts w:eastAsiaTheme="minorEastAsia"/>
-        </w:rPr>
-        <w:t xml:space="preserve"> </w:t>
-      </w:r>
-      <w:r>
-        <w:rPr>
-          <w:rFonts w:eastAsiaTheme="minorEastAsia"/>
-        </w:rPr>
-        <w:t>error</w:t>
-      </w:r>
-      <w:r>
-        <w:rPr>
-          <w:rFonts w:eastAsiaTheme="minorEastAsia"/>
-        </w:rPr>
-        <w:t>, it will terminate the subsequent behavior and directly return the RRESP containing SLVERR.</w:t>
       </w:r>
     </w:p>
     <w:tbl>
@@ -15477,6 +15382,7 @@
             <w:gridSpan w:val="2"/>
           </w:tcPr>
           <w:p>
+            <w:proofErr w:type="spellStart"/>
             <w:r>
               <w:rPr>
                 <w:rFonts w:eastAsiaTheme="minorEastAsia" w:hint="eastAsia"/>
@@ -15489,6 +15395,7 @@
               </w:rPr>
               <w:t>ld</w:t>
             </w:r>
+            <w:proofErr w:type="spellEnd"/>
           </w:p>
         </w:tc>
         <w:tc>
@@ -15545,6 +15452,7 @@
             <w:gridSpan w:val="2"/>
           </w:tcPr>
           <w:p>
+            <w:proofErr w:type="spellStart"/>
             <w:r>
               <w:rPr>
                 <w:rFonts w:eastAsiaTheme="minorEastAsia" w:hint="eastAsia"/>
@@ -15557,6 +15465,7 @@
               </w:rPr>
               <w:t>dy</w:t>
             </w:r>
+            <w:proofErr w:type="spellEnd"/>
           </w:p>
         </w:tc>
         <w:tc>
@@ -15637,6 +15546,7 @@
             <w:tcW w:w="917" w:type="dxa"/>
           </w:tcPr>
           <w:p>
+            <w:proofErr w:type="spellStart"/>
             <w:r>
               <w:rPr>
                 <w:rFonts w:eastAsiaTheme="minorEastAsia" w:hint="eastAsia"/>
@@ -15649,6 +15559,7 @@
               </w:rPr>
               <w:t>xid</w:t>
             </w:r>
+            <w:proofErr w:type="spellEnd"/>
           </w:p>
         </w:tc>
         <w:tc>
@@ -15723,6 +15634,7 @@
             <w:tcW w:w="917" w:type="dxa"/>
           </w:tcPr>
           <w:p>
+            <w:proofErr w:type="spellStart"/>
             <w:r>
               <w:rPr>
                 <w:rFonts w:eastAsiaTheme="minorEastAsia" w:hint="eastAsia"/>
@@ -15735,6 +15647,7 @@
               </w:rPr>
               <w:t>ddr</w:t>
             </w:r>
+            <w:proofErr w:type="spellEnd"/>
           </w:p>
         </w:tc>
         <w:tc>
@@ -16090,6 +16003,7 @@
             <w:tcW w:w="917" w:type="dxa"/>
           </w:tcPr>
           <w:p>
+            <w:proofErr w:type="spellStart"/>
             <w:r>
               <w:rPr>
                 <w:rFonts w:eastAsiaTheme="minorEastAsia" w:hint="eastAsia"/>
@@ -16102,6 +16016,7 @@
               </w:rPr>
               <w:t>mw</w:t>
             </w:r>
+            <w:proofErr w:type="spellEnd"/>
           </w:p>
         </w:tc>
         <w:tc>
@@ -16252,8 +16167,16 @@
               <w:rPr>
                 <w:rFonts w:eastAsiaTheme="minorEastAsia"/>
               </w:rPr>
-              <w:t>ecoder rsp</w:t>
-            </w:r>
+              <w:t xml:space="preserve">ecoder </w:t>
+            </w:r>
+            <w:proofErr w:type="spellStart"/>
+            <w:r>
+              <w:rPr>
+                <w:rFonts w:eastAsiaTheme="minorEastAsia"/>
+              </w:rPr>
+              <w:t>rsp</w:t>
+            </w:r>
+            <w:proofErr w:type="spellEnd"/>
           </w:p>
         </w:tc>
         <w:tc>
@@ -16267,6 +16190,7 @@
                 <w:rFonts w:eastAsiaTheme="minorEastAsia"/>
               </w:rPr>
             </w:pPr>
+            <w:proofErr w:type="spellStart"/>
             <w:r>
               <w:rPr>
                 <w:rFonts w:eastAsiaTheme="minorEastAsia" w:hint="eastAsia"/>
@@ -16279,6 +16203,7 @@
               </w:rPr>
               <w:t>ld</w:t>
             </w:r>
+            <w:proofErr w:type="spellEnd"/>
           </w:p>
         </w:tc>
         <w:tc>
@@ -16330,12 +16255,14 @@
             <w:gridSpan w:val="2"/>
           </w:tcPr>
           <w:p>
+            <w:proofErr w:type="spellStart"/>
             <w:r>
               <w:rPr>
                 <w:rFonts w:eastAsiaTheme="minorEastAsia" w:hint="eastAsia"/>
               </w:rPr>
               <w:t>Rdy</w:t>
             </w:r>
+            <w:proofErr w:type="spellEnd"/>
           </w:p>
         </w:tc>
         <w:tc>
@@ -16416,6 +16343,7 @@
                 <w:rFonts w:eastAsiaTheme="minorEastAsia"/>
               </w:rPr>
             </w:pPr>
+            <w:proofErr w:type="spellStart"/>
             <w:r>
               <w:rPr>
                 <w:rFonts w:eastAsiaTheme="minorEastAsia" w:hint="eastAsia"/>
@@ -16428,6 +16356,7 @@
               </w:rPr>
               <w:t>xid</w:t>
             </w:r>
+            <w:proofErr w:type="spellEnd"/>
           </w:p>
         </w:tc>
         <w:tc>
@@ -16663,6 +16592,7 @@
                 <w:rFonts w:eastAsiaTheme="minorEastAsia"/>
               </w:rPr>
             </w:pPr>
+            <w:proofErr w:type="spellStart"/>
             <w:r>
               <w:rPr>
                 <w:rFonts w:eastAsiaTheme="minorEastAsia" w:hint="eastAsia"/>
@@ -16675,6 +16605,7 @@
               </w:rPr>
               <w:t>mw</w:t>
             </w:r>
+            <w:proofErr w:type="spellEnd"/>
           </w:p>
         </w:tc>
         <w:tc>
@@ -16795,51 +16726,25 @@
       <w:r>
         <w:t xml:space="preserve">Table </w:t>
       </w:r>
-      <w:r>
-        <w:fldChar w:fldCharType="begin"/>
-      </w:r>
-      <w:r>
-        <w:instrText xml:space="preserve"> STYLEREF 1 \s </w:instrText>
-      </w:r>
-      <w:r>
-        <w:fldChar w:fldCharType="separate"/>
-      </w:r>
-      <w:r>
-        <w:rPr>
-          <w:noProof/>
-        </w:rPr>
-        <w:t>4</w:t>
-      </w:r>
-      <w:r>
-        <w:rPr>
-          <w:noProof/>
-        </w:rPr>
-        <w:fldChar w:fldCharType="end"/>
-      </w:r>
+      <w:fldSimple w:instr=" STYLEREF 1 \s ">
+        <w:r>
+          <w:rPr>
+            <w:noProof/>
+          </w:rPr>
+          <w:t>4</w:t>
+        </w:r>
+      </w:fldSimple>
       <w:r>
         <w:noBreakHyphen/>
       </w:r>
-      <w:r>
-        <w:fldChar w:fldCharType="begin"/>
-      </w:r>
-      <w:r>
-        <w:instrText xml:space="preserve"> SEQ Table \* ARABIC \s 1 </w:instrText>
-      </w:r>
-      <w:r>
-        <w:fldChar w:fldCharType="separate"/>
-      </w:r>
-      <w:r>
-        <w:rPr>
-          <w:noProof/>
-        </w:rPr>
-        <w:t>1</w:t>
-      </w:r>
-      <w:r>
-        <w:rPr>
-          <w:noProof/>
-        </w:rPr>
-        <w:fldChar w:fldCharType="end"/>
-      </w:r>
+      <w:fldSimple w:instr=" SEQ Table \* ARABIC \s 1 ">
+        <w:r>
+          <w:rPr>
+            <w:noProof/>
+          </w:rPr>
+          <w:t>1</w:t>
+        </w:r>
+      </w:fldSimple>
       <w:bookmarkEnd w:id="28"/>
       <w:r>
         <w:t xml:space="preserve"> Request/Response Format of </w:t>
@@ -16920,7 +16825,21 @@
         <w:rPr>
           <w:rFonts w:eastAsiaTheme="minorEastAsia"/>
         </w:rPr>
-        <w:t xml:space="preserve">To simplify the design, it does not support out-of-order reading, that is to say, the Rrsp </w:t>
+        <w:t xml:space="preserve">To simplify the design, it does not support out-of-order reading, that is to say, the </w:t>
+      </w:r>
+      <w:proofErr w:type="spellStart"/>
+      <w:r>
+        <w:rPr>
+          <w:rFonts w:eastAsiaTheme="minorEastAsia"/>
+        </w:rPr>
+        <w:t>Rrsp</w:t>
+      </w:r>
+      <w:proofErr w:type="spellEnd"/>
+      <w:r>
+        <w:rPr>
+          <w:rFonts w:eastAsiaTheme="minorEastAsia"/>
+        </w:rPr>
+        <w:t xml:space="preserve"> </w:t>
       </w:r>
       <w:r>
         <w:rPr>
@@ -16998,13 +16917,19 @@
         <w:rPr>
           <w:rFonts w:eastAsiaTheme="minorEastAsia"/>
         </w:rPr>
-        <w:t xml:space="preserve">the AR </w:t>
-      </w:r>
-      <w:r>
-        <w:rPr>
-          <w:rFonts w:eastAsiaTheme="minorEastAsia"/>
-        </w:rPr>
-        <w:t>FiFO receiving a transaction</w:t>
+        <w:t>the AR</w:t>
+      </w:r>
+      <w:r>
+        <w:rPr>
+          <w:rFonts w:eastAsiaTheme="minorEastAsia"/>
+        </w:rPr>
+        <w:t xml:space="preserve"> </w:t>
+      </w:r>
+      <w:r>
+        <w:rPr>
+          <w:rFonts w:eastAsiaTheme="minorEastAsia"/>
+        </w:rPr>
+        <w:t>receiving a transaction</w:t>
       </w:r>
       <w:r>
         <w:rPr>
@@ -17012,11 +16937,19 @@
         </w:rPr>
         <w:t xml:space="preserve">, and counter minus one for the </w:t>
       </w:r>
-      <w:r>
-        <w:rPr>
-          <w:rFonts w:eastAsiaTheme="minorEastAsia"/>
-        </w:rPr>
-        <w:t xml:space="preserve">Rrsp </w:t>
+      <w:proofErr w:type="spellStart"/>
+      <w:r>
+        <w:rPr>
+          <w:rFonts w:eastAsiaTheme="minorEastAsia"/>
+        </w:rPr>
+        <w:t>Rrsp</w:t>
+      </w:r>
+      <w:proofErr w:type="spellEnd"/>
+      <w:r>
+        <w:rPr>
+          <w:rFonts w:eastAsiaTheme="minorEastAsia"/>
+        </w:rPr>
+        <w:t xml:space="preserve"> </w:t>
       </w:r>
       <w:r>
         <w:rPr>
@@ -17061,10 +16994,10 @@
           <w:noProof/>
         </w:rPr>
         <w:drawing>
-          <wp:inline distT="0" distB="0" distL="0" distR="0" wp14:anchorId="42C39F12" wp14:editId="6FAFF5A3">
-            <wp:extent cx="5740033" cy="1688123"/>
-            <wp:effectExtent l="0" t="0" r="0" b="7620"/>
-            <wp:docPr id="813061569" name="图片 1"/>
+          <wp:inline distT="0" distB="0" distL="0" distR="0" wp14:anchorId="16A5C14A" wp14:editId="3E971F8A">
+            <wp:extent cx="5270500" cy="2152650"/>
+            <wp:effectExtent l="0" t="0" r="6350" b="0"/>
+            <wp:docPr id="1630880610" name="图片 1"/>
             <wp:cNvGraphicFramePr>
               <a:graphicFrameLocks xmlns:a="http://schemas.openxmlformats.org/drawingml/2006/main" noChangeAspect="1"/>
             </wp:cNvGraphicFramePr>
@@ -17072,7 +17005,7 @@
               <a:graphicData uri="http://schemas.openxmlformats.org/drawingml/2006/picture">
                 <pic:pic xmlns:pic="http://schemas.openxmlformats.org/drawingml/2006/picture">
                   <pic:nvPicPr>
-                    <pic:cNvPr id="813061569" name=""/>
+                    <pic:cNvPr id="1630880610" name=""/>
                     <pic:cNvPicPr/>
                   </pic:nvPicPr>
                   <pic:blipFill>
@@ -17084,7 +17017,7 @@
                   <pic:spPr>
                     <a:xfrm>
                       <a:off x="0" y="0"/>
-                      <a:ext cx="5745706" cy="1689791"/>
+                      <a:ext cx="5270500" cy="2152650"/>
                     </a:xfrm>
                     <a:prstGeom prst="rect">
                       <a:avLst/>
@@ -17107,51 +17040,25 @@
       <w:r>
         <w:t xml:space="preserve">Figure </w:t>
       </w:r>
-      <w:r>
-        <w:fldChar w:fldCharType="begin"/>
-      </w:r>
-      <w:r>
-        <w:instrText xml:space="preserve"> STYLEREF 1 \s </w:instrText>
-      </w:r>
-      <w:r>
-        <w:fldChar w:fldCharType="separate"/>
-      </w:r>
-      <w:r>
-        <w:rPr>
-          <w:noProof/>
-        </w:rPr>
-        <w:t>4</w:t>
-      </w:r>
-      <w:r>
-        <w:rPr>
-          <w:noProof/>
-        </w:rPr>
-        <w:fldChar w:fldCharType="end"/>
-      </w:r>
+      <w:fldSimple w:instr=" STYLEREF 1 \s ">
+        <w:r>
+          <w:rPr>
+            <w:noProof/>
+          </w:rPr>
+          <w:t>4</w:t>
+        </w:r>
+      </w:fldSimple>
       <w:r>
         <w:noBreakHyphen/>
       </w:r>
-      <w:r>
-        <w:fldChar w:fldCharType="begin"/>
-      </w:r>
-      <w:r>
-        <w:instrText xml:space="preserve"> SEQ Figure \* ARABIC \s 1 </w:instrText>
-      </w:r>
-      <w:r>
-        <w:fldChar w:fldCharType="separate"/>
-      </w:r>
-      <w:r>
-        <w:rPr>
-          <w:noProof/>
-        </w:rPr>
-        <w:t>2</w:t>
-      </w:r>
-      <w:r>
-        <w:rPr>
-          <w:noProof/>
-        </w:rPr>
-        <w:fldChar w:fldCharType="end"/>
-      </w:r>
+      <w:fldSimple w:instr=" SEQ Figure \* ARABIC \s 1 ">
+        <w:r>
+          <w:rPr>
+            <w:noProof/>
+          </w:rPr>
+          <w:t>2</w:t>
+        </w:r>
+      </w:fldSimple>
       <w:bookmarkEnd w:id="31"/>
       <w:r>
         <w:t xml:space="preserve"> Write Handler Diagram</w:t>
@@ -17228,79 +17135,79 @@
         <w:rPr>
           <w:rFonts w:eastAsiaTheme="minorEastAsia"/>
         </w:rPr>
-        <w:t xml:space="preserve">, AXI write address channel transaction </w:t>
-      </w:r>
-      <w:r>
-        <w:rPr>
-          <w:rFonts w:eastAsiaTheme="minorEastAsia"/>
-        </w:rPr>
-        <w:t xml:space="preserve">is </w:t>
-      </w:r>
-      <w:r>
-        <w:rPr>
-          <w:rFonts w:eastAsiaTheme="minorEastAsia"/>
-        </w:rPr>
-        <w:t xml:space="preserve">also </w:t>
-      </w:r>
-      <w:r>
-        <w:rPr>
-          <w:rFonts w:eastAsiaTheme="minorEastAsia"/>
-        </w:rPr>
-        <w:t xml:space="preserve">buffered in a </w:t>
-      </w:r>
-      <w:r>
-        <w:rPr>
-          <w:rFonts w:eastAsiaTheme="minorEastAsia"/>
-        </w:rPr>
-        <w:t xml:space="preserve">FIFO and </w:t>
-      </w:r>
-      <w:r>
-        <w:rPr>
-          <w:rFonts w:eastAsiaTheme="minorEastAsia"/>
-        </w:rPr>
-        <w:t>the depth of the FIFO is 8</w:t>
-      </w:r>
-      <w:r>
-        <w:rPr>
-          <w:rFonts w:eastAsiaTheme="minorEastAsia"/>
-        </w:rPr>
-        <w:t xml:space="preserve">. </w:t>
-      </w:r>
-      <w:r>
-        <w:rPr>
-          <w:rFonts w:eastAsiaTheme="minorEastAsia"/>
-        </w:rPr>
-        <w:t>Similarly</w:t>
-      </w:r>
-      <w:r>
-        <w:rPr>
-          <w:rFonts w:eastAsiaTheme="minorEastAsia"/>
-        </w:rPr>
         <w:t xml:space="preserve">, </w:t>
       </w:r>
       <w:r>
         <w:rPr>
           <w:rFonts w:eastAsiaTheme="minorEastAsia"/>
         </w:rPr>
-        <w:t xml:space="preserve">An ECC </w:t>
-      </w:r>
-      <w:r>
-        <w:rPr>
-          <w:rFonts w:eastAsiaTheme="minorEastAsia"/>
-        </w:rPr>
-        <w:t xml:space="preserve">decode </w:t>
-      </w:r>
-      <w:r>
-        <w:rPr>
-          <w:rFonts w:eastAsiaTheme="minorEastAsia"/>
-        </w:rPr>
-        <w:t xml:space="preserve">module to check the address. If the address </w:t>
-      </w:r>
-      <w:r>
-        <w:rPr>
-          <w:rFonts w:eastAsiaTheme="minorEastAsia"/>
-        </w:rPr>
-        <w:t>has</w:t>
+        <w:t>w</w:t>
+      </w:r>
+      <w:r>
+        <w:rPr>
+          <w:rFonts w:eastAsiaTheme="minorEastAsia"/>
+        </w:rPr>
+        <w:t xml:space="preserve">rite transaction will also be </w:t>
+      </w:r>
+      <w:r>
+        <w:rPr>
+          <w:rFonts w:eastAsiaTheme="minorEastAsia"/>
+        </w:rPr>
+        <w:t>disassembl</w:t>
+      </w:r>
+      <w:r>
+        <w:rPr>
+          <w:rFonts w:eastAsiaTheme="minorEastAsia"/>
+        </w:rPr>
+        <w:t xml:space="preserve">ed and </w:t>
+      </w:r>
+      <w:r>
+        <w:rPr>
+          <w:rFonts w:eastAsiaTheme="minorEastAsia"/>
+        </w:rPr>
+        <w:t>convert</w:t>
+      </w:r>
+      <w:r>
+        <w:rPr>
+          <w:rFonts w:eastAsiaTheme="minorEastAsia"/>
+        </w:rPr>
+        <w:t xml:space="preserve">ed in the Transfer split. Module AWW merge </w:t>
+      </w:r>
+      <w:r>
+        <w:rPr>
+          <w:rFonts w:eastAsiaTheme="minorEastAsia"/>
+        </w:rPr>
+        <w:t>is responsible for</w:t>
+      </w:r>
+      <w:r>
+        <w:rPr>
+          <w:rFonts w:eastAsiaTheme="minorEastAsia"/>
+        </w:rPr>
+        <w:t xml:space="preserve"> merging AW &amp; W channel and generating </w:t>
+      </w:r>
+      <w:r>
+        <w:rPr>
+          <w:rFonts w:eastAsiaTheme="minorEastAsia"/>
+        </w:rPr>
+        <w:t xml:space="preserve">the </w:t>
+      </w:r>
+      <w:r>
+        <w:rPr>
+          <w:rFonts w:eastAsiaTheme="minorEastAsia"/>
+        </w:rPr>
+        <w:t>request</w:t>
+      </w:r>
+      <w:r>
+        <w:rPr>
+          <w:rFonts w:eastAsiaTheme="minorEastAsia"/>
+        </w:rPr>
+        <w:t xml:space="preserve"> packet</w:t>
+      </w:r>
+      <w:r>
+        <w:rPr>
+          <w:rFonts w:eastAsiaTheme="minorEastAsia"/>
+        </w:rPr>
+        <w:t>.</w:t>
       </w:r>
       <w:r>
         <w:rPr>
@@ -17312,132 +17219,6 @@
         <w:rPr>
           <w:rFonts w:eastAsiaTheme="minorEastAsia"/>
         </w:rPr>
-        <w:t>error</w:t>
-      </w:r>
-      <w:r>
-        <w:rPr>
-          <w:rFonts w:eastAsiaTheme="minorEastAsia"/>
-        </w:rPr>
-        <w:t xml:space="preserve">, it will terminate the subsequent behavior and directly return the </w:t>
-      </w:r>
-      <w:r>
-        <w:rPr>
-          <w:rFonts w:eastAsiaTheme="minorEastAsia"/>
-        </w:rPr>
-        <w:t>B</w:t>
-      </w:r>
-      <w:r>
-        <w:rPr>
-          <w:rFonts w:eastAsiaTheme="minorEastAsia"/>
-        </w:rPr>
-        <w:t xml:space="preserve">RESP containing </w:t>
-      </w:r>
-      <w:r>
-        <w:rPr>
-          <w:rFonts w:eastAsiaTheme="minorEastAsia"/>
-        </w:rPr>
-        <w:t>“</w:t>
-      </w:r>
-      <w:r>
-        <w:rPr>
-          <w:rFonts w:eastAsiaTheme="minorEastAsia"/>
-        </w:rPr>
-        <w:t>SLVERR</w:t>
-      </w:r>
-      <w:r>
-        <w:rPr>
-          <w:rFonts w:eastAsiaTheme="minorEastAsia"/>
-        </w:rPr>
-        <w:t>”</w:t>
-      </w:r>
-      <w:r>
-        <w:rPr>
-          <w:rFonts w:eastAsiaTheme="minorEastAsia"/>
-        </w:rPr>
-        <w:t>.</w:t>
-      </w:r>
-      <w:r>
-        <w:rPr>
-          <w:rFonts w:eastAsiaTheme="minorEastAsia"/>
-        </w:rPr>
-        <w:t xml:space="preserve"> </w:t>
-      </w:r>
-      <w:r>
-        <w:rPr>
-          <w:rFonts w:eastAsiaTheme="minorEastAsia"/>
-        </w:rPr>
-        <w:t xml:space="preserve">Write transaction will also be </w:t>
-      </w:r>
-      <w:r>
-        <w:rPr>
-          <w:rFonts w:eastAsiaTheme="minorEastAsia"/>
-        </w:rPr>
-        <w:t>disassembl</w:t>
-      </w:r>
-      <w:r>
-        <w:rPr>
-          <w:rFonts w:eastAsiaTheme="minorEastAsia"/>
-        </w:rPr>
-        <w:t xml:space="preserve">ed and </w:t>
-      </w:r>
-      <w:r>
-        <w:rPr>
-          <w:rFonts w:eastAsiaTheme="minorEastAsia"/>
-        </w:rPr>
-        <w:t>convert</w:t>
-      </w:r>
-      <w:r>
-        <w:rPr>
-          <w:rFonts w:eastAsiaTheme="minorEastAsia"/>
-        </w:rPr>
-        <w:t xml:space="preserve">ed in the Transfer split. Module AWW merge </w:t>
-      </w:r>
-      <w:r>
-        <w:rPr>
-          <w:rFonts w:eastAsiaTheme="minorEastAsia"/>
-        </w:rPr>
-        <w:t>is responsible for</w:t>
-      </w:r>
-      <w:r>
-        <w:rPr>
-          <w:rFonts w:eastAsiaTheme="minorEastAsia"/>
-        </w:rPr>
-        <w:t xml:space="preserve"> merging AW &amp; W channel and generating </w:t>
-      </w:r>
-      <w:r>
-        <w:rPr>
-          <w:rFonts w:eastAsiaTheme="minorEastAsia"/>
-        </w:rPr>
-        <w:t xml:space="preserve">the </w:t>
-      </w:r>
-      <w:r>
-        <w:rPr>
-          <w:rFonts w:eastAsiaTheme="minorEastAsia"/>
-        </w:rPr>
-        <w:t>request</w:t>
-      </w:r>
-      <w:r>
-        <w:rPr>
-          <w:rFonts w:eastAsiaTheme="minorEastAsia"/>
-        </w:rPr>
-        <w:t xml:space="preserve"> packet</w:t>
-      </w:r>
-      <w:r>
-        <w:rPr>
-          <w:rFonts w:eastAsiaTheme="minorEastAsia"/>
-        </w:rPr>
-        <w:t>.</w:t>
-      </w:r>
-      <w:r>
-        <w:rPr>
-          <w:rFonts w:eastAsiaTheme="minorEastAsia"/>
-        </w:rPr>
-        <w:t xml:space="preserve"> </w:t>
-      </w:r>
-      <w:r>
-        <w:rPr>
-          <w:rFonts w:eastAsiaTheme="minorEastAsia"/>
-        </w:rPr>
         <w:t>Considering the partial write</w:t>
       </w:r>
       <w:r>
@@ -17450,7 +17231,29 @@
         <w:rPr>
           <w:rFonts w:eastAsiaTheme="minorEastAsia"/>
         </w:rPr>
-        <w:t>the write request with ‘wstrb != `1’ will</w:t>
+        <w:t>the write request with ‘</w:t>
+      </w:r>
+      <w:proofErr w:type="spellStart"/>
+      <w:proofErr w:type="gramStart"/>
+      <w:r>
+        <w:rPr>
+          <w:rFonts w:eastAsiaTheme="minorEastAsia"/>
+        </w:rPr>
+        <w:t>wstrb</w:t>
+      </w:r>
+      <w:proofErr w:type="spellEnd"/>
+      <w:r>
+        <w:rPr>
+          <w:rFonts w:eastAsiaTheme="minorEastAsia"/>
+        </w:rPr>
+        <w:t xml:space="preserve"> !</w:t>
+      </w:r>
+      <w:proofErr w:type="gramEnd"/>
+      <w:r>
+        <w:rPr>
+          <w:rFonts w:eastAsiaTheme="minorEastAsia"/>
+        </w:rPr>
+        <w:t>= `1’ will</w:t>
       </w:r>
       <w:r>
         <w:rPr>
@@ -17643,7 +17446,7 @@
       <w:pPr>
         <w:jc w:val="center"/>
         <w:rPr>
-          <w:rFonts w:eastAsiaTheme="minorEastAsia" w:hint="eastAsia"/>
+          <w:rFonts w:eastAsiaTheme="minorEastAsia"/>
         </w:rPr>
       </w:pPr>
       <w:bookmarkStart w:id="34" w:name="_Ref145338304"/>
@@ -17651,51 +17454,25 @@
       <w:r>
         <w:t xml:space="preserve">Figure </w:t>
       </w:r>
-      <w:r>
-        <w:fldChar w:fldCharType="begin"/>
-      </w:r>
-      <w:r>
-        <w:instrText xml:space="preserve"> STYLEREF 1 \s </w:instrText>
-      </w:r>
-      <w:r>
-        <w:fldChar w:fldCharType="separate"/>
-      </w:r>
-      <w:r>
-        <w:rPr>
-          <w:noProof/>
-        </w:rPr>
-        <w:t>4</w:t>
-      </w:r>
-      <w:r>
-        <w:rPr>
-          <w:noProof/>
-        </w:rPr>
-        <w:fldChar w:fldCharType="end"/>
-      </w:r>
+      <w:fldSimple w:instr=" STYLEREF 1 \s ">
+        <w:r>
+          <w:rPr>
+            <w:noProof/>
+          </w:rPr>
+          <w:t>4</w:t>
+        </w:r>
+      </w:fldSimple>
       <w:r>
         <w:noBreakHyphen/>
       </w:r>
-      <w:r>
-        <w:fldChar w:fldCharType="begin"/>
-      </w:r>
-      <w:r>
-        <w:instrText xml:space="preserve"> SEQ Figure \* ARABIC \s 1 </w:instrText>
-      </w:r>
-      <w:r>
-        <w:fldChar w:fldCharType="separate"/>
-      </w:r>
-      <w:r>
-        <w:rPr>
-          <w:noProof/>
-        </w:rPr>
-        <w:t>3</w:t>
-      </w:r>
-      <w:r>
-        <w:rPr>
-          <w:noProof/>
-        </w:rPr>
-        <w:fldChar w:fldCharType="end"/>
-      </w:r>
+      <w:fldSimple w:instr=" SEQ Figure \* ARABIC \s 1 ">
+        <w:r>
+          <w:rPr>
+            <w:noProof/>
+          </w:rPr>
+          <w:t>3</w:t>
+        </w:r>
+      </w:fldSimple>
       <w:bookmarkEnd w:id="34"/>
       <w:r>
         <w:t xml:space="preserve"> </w:t>
@@ -17760,14 +17537,30 @@
         <w:rPr>
           <w:rFonts w:eastAsiaTheme="minorEastAsia"/>
         </w:rPr>
-        <w:t xml:space="preserve">it is routed to the RMW or the Brsp </w:t>
-      </w:r>
+        <w:t xml:space="preserve">it is routed to the RMW or the </w:t>
+      </w:r>
+      <w:proofErr w:type="spellStart"/>
+      <w:r>
+        <w:rPr>
+          <w:rFonts w:eastAsiaTheme="minorEastAsia"/>
+        </w:rPr>
+        <w:t>Brsp</w:t>
+      </w:r>
+      <w:proofErr w:type="spellEnd"/>
+      <w:r>
+        <w:rPr>
+          <w:rFonts w:eastAsiaTheme="minorEastAsia"/>
+        </w:rPr>
+        <w:t xml:space="preserve"> </w:t>
+      </w:r>
+      <w:proofErr w:type="spellStart"/>
       <w:r>
         <w:rPr>
           <w:rFonts w:eastAsiaTheme="minorEastAsia"/>
         </w:rPr>
         <w:t>gen</w:t>
       </w:r>
+      <w:proofErr w:type="spellEnd"/>
       <w:r>
         <w:rPr>
           <w:rFonts w:eastAsiaTheme="minorEastAsia"/>
@@ -17778,7 +17571,35 @@
         <w:rPr>
           <w:rFonts w:eastAsiaTheme="minorEastAsia"/>
         </w:rPr>
-        <w:t>is determined by field ‘rmw’ in decoder rsp.</w:t>
+        <w:t>is determined by field ‘</w:t>
+      </w:r>
+      <w:proofErr w:type="spellStart"/>
+      <w:r>
+        <w:rPr>
+          <w:rFonts w:eastAsiaTheme="minorEastAsia"/>
+        </w:rPr>
+        <w:t>rmw</w:t>
+      </w:r>
+      <w:proofErr w:type="spellEnd"/>
+      <w:r>
+        <w:rPr>
+          <w:rFonts w:eastAsiaTheme="minorEastAsia"/>
+        </w:rPr>
+        <w:t xml:space="preserve">’ in decoder </w:t>
+      </w:r>
+      <w:proofErr w:type="spellStart"/>
+      <w:r>
+        <w:rPr>
+          <w:rFonts w:eastAsiaTheme="minorEastAsia"/>
+        </w:rPr>
+        <w:t>rsp</w:t>
+      </w:r>
+      <w:proofErr w:type="spellEnd"/>
+      <w:r>
+        <w:rPr>
+          <w:rFonts w:eastAsiaTheme="minorEastAsia"/>
+        </w:rPr>
+        <w:t>.</w:t>
       </w:r>
       <w:r>
         <w:rPr>
@@ -17790,7 +17611,21 @@
         <w:rPr>
           <w:rFonts w:eastAsiaTheme="minorEastAsia"/>
         </w:rPr>
-        <w:t xml:space="preserve">When ‘rmw’ signal is set, </w:t>
+        <w:t>When ‘</w:t>
+      </w:r>
+      <w:proofErr w:type="spellStart"/>
+      <w:r>
+        <w:rPr>
+          <w:rFonts w:eastAsiaTheme="minorEastAsia"/>
+        </w:rPr>
+        <w:t>rmw</w:t>
+      </w:r>
+      <w:proofErr w:type="spellEnd"/>
+      <w:r>
+        <w:rPr>
+          <w:rFonts w:eastAsiaTheme="minorEastAsia"/>
+        </w:rPr>
+        <w:t xml:space="preserve">’ signal is set, </w:t>
       </w:r>
       <w:r>
         <w:rPr>
@@ -17850,7 +17685,21 @@
         <w:rPr>
           <w:rFonts w:eastAsiaTheme="minorEastAsia"/>
         </w:rPr>
-        <w:t>the Brsp gen</w:t>
+        <w:t xml:space="preserve">the </w:t>
+      </w:r>
+      <w:proofErr w:type="spellStart"/>
+      <w:r>
+        <w:rPr>
+          <w:rFonts w:eastAsiaTheme="minorEastAsia"/>
+        </w:rPr>
+        <w:t>Brsp</w:t>
+      </w:r>
+      <w:proofErr w:type="spellEnd"/>
+      <w:r>
+        <w:rPr>
+          <w:rFonts w:eastAsiaTheme="minorEastAsia"/>
+        </w:rPr>
+        <w:t xml:space="preserve"> gen</w:t>
       </w:r>
       <w:r>
         <w:rPr>
@@ -17886,7 +17735,21 @@
         <w:rPr>
           <w:rFonts w:eastAsiaTheme="minorEastAsia"/>
         </w:rPr>
-        <w:t>’ and ‘Axid’.</w:t>
+        <w:t>’ and ‘</w:t>
+      </w:r>
+      <w:proofErr w:type="spellStart"/>
+      <w:r>
+        <w:rPr>
+          <w:rFonts w:eastAsiaTheme="minorEastAsia"/>
+        </w:rPr>
+        <w:t>Axid</w:t>
+      </w:r>
+      <w:proofErr w:type="spellEnd"/>
+      <w:r>
+        <w:rPr>
+          <w:rFonts w:eastAsiaTheme="minorEastAsia"/>
+        </w:rPr>
+        <w:t>’.</w:t>
       </w:r>
       <w:r>
         <w:rPr>
@@ -18066,12 +17929,14 @@
         </w:rPr>
         <w:t xml:space="preserve"> When field </w:t>
       </w:r>
+      <w:proofErr w:type="spellStart"/>
       <w:r>
         <w:rPr>
           <w:rFonts w:eastAsiaTheme="minorEastAsia" w:hint="eastAsia"/>
         </w:rPr>
         <w:t>rmw</w:t>
       </w:r>
+      <w:proofErr w:type="spellEnd"/>
       <w:r>
         <w:rPr>
           <w:rFonts w:eastAsiaTheme="minorEastAsia"/>
@@ -18259,51 +18124,25 @@
       <w:r>
         <w:t xml:space="preserve">Figure </w:t>
       </w:r>
-      <w:r>
-        <w:fldChar w:fldCharType="begin"/>
-      </w:r>
-      <w:r>
-        <w:instrText xml:space="preserve"> STYLEREF 1 \s </w:instrText>
-      </w:r>
-      <w:r>
-        <w:fldChar w:fldCharType="separate"/>
-      </w:r>
-      <w:r>
-        <w:rPr>
-          <w:noProof/>
-        </w:rPr>
-        <w:t>5</w:t>
-      </w:r>
-      <w:r>
-        <w:rPr>
-          <w:noProof/>
-        </w:rPr>
-        <w:fldChar w:fldCharType="end"/>
-      </w:r>
+      <w:fldSimple w:instr=" STYLEREF 1 \s ">
+        <w:r>
+          <w:rPr>
+            <w:noProof/>
+          </w:rPr>
+          <w:t>5</w:t>
+        </w:r>
+      </w:fldSimple>
       <w:r>
         <w:noBreakHyphen/>
       </w:r>
-      <w:r>
-        <w:fldChar w:fldCharType="begin"/>
-      </w:r>
-      <w:r>
-        <w:instrText xml:space="preserve"> SEQ Figure \* ARABIC \s 1 </w:instrText>
-      </w:r>
-      <w:r>
-        <w:fldChar w:fldCharType="separate"/>
-      </w:r>
-      <w:r>
-        <w:rPr>
-          <w:noProof/>
-        </w:rPr>
-        <w:t>1</w:t>
-      </w:r>
-      <w:r>
-        <w:rPr>
-          <w:noProof/>
-        </w:rPr>
-        <w:fldChar w:fldCharType="end"/>
-      </w:r>
+      <w:fldSimple w:instr=" SEQ Figure \* ARABIC \s 1 ">
+        <w:r>
+          <w:rPr>
+            <w:noProof/>
+          </w:rPr>
+          <w:t>1</w:t>
+        </w:r>
+      </w:fldSimple>
       <w:r>
         <w:t xml:space="preserve"> Data Path </w:t>
       </w:r>
@@ -18429,7 +18268,15 @@
         <w:t>ECC Encoder to p</w:t>
       </w:r>
       <w:r>
-        <w:t>erform wdata Hamming encoding</w:t>
+        <w:t xml:space="preserve">erform </w:t>
+      </w:r>
+      <w:proofErr w:type="spellStart"/>
+      <w:r>
+        <w:t>wdata</w:t>
+      </w:r>
+      <w:proofErr w:type="spellEnd"/>
+      <w:r>
+        <w:t xml:space="preserve"> Hamming encoding</w:t>
       </w:r>
       <w:r>
         <w:t>.</w:t>
@@ -18535,51 +18382,25 @@
       <w:r>
         <w:t xml:space="preserve">Figure </w:t>
       </w:r>
-      <w:r>
-        <w:fldChar w:fldCharType="begin"/>
-      </w:r>
-      <w:r>
-        <w:instrText xml:space="preserve"> STYLEREF 1 \s </w:instrText>
-      </w:r>
-      <w:r>
-        <w:fldChar w:fldCharType="separate"/>
-      </w:r>
-      <w:r>
-        <w:rPr>
-          <w:noProof/>
-        </w:rPr>
-        <w:t>5</w:t>
-      </w:r>
-      <w:r>
-        <w:rPr>
-          <w:noProof/>
-        </w:rPr>
-        <w:fldChar w:fldCharType="end"/>
-      </w:r>
+      <w:fldSimple w:instr=" STYLEREF 1 \s ">
+        <w:r>
+          <w:rPr>
+            <w:noProof/>
+          </w:rPr>
+          <w:t>5</w:t>
+        </w:r>
+      </w:fldSimple>
       <w:r>
         <w:noBreakHyphen/>
       </w:r>
-      <w:r>
-        <w:fldChar w:fldCharType="begin"/>
-      </w:r>
-      <w:r>
-        <w:instrText xml:space="preserve"> SEQ Figure \* ARABIC \s 1 </w:instrText>
-      </w:r>
-      <w:r>
-        <w:fldChar w:fldCharType="separate"/>
-      </w:r>
-      <w:r>
-        <w:rPr>
-          <w:noProof/>
-        </w:rPr>
-        <w:t>2</w:t>
-      </w:r>
-      <w:r>
-        <w:rPr>
-          <w:noProof/>
-        </w:rPr>
-        <w:fldChar w:fldCharType="end"/>
-      </w:r>
+      <w:fldSimple w:instr=" SEQ Figure \* ARABIC \s 1 ">
+        <w:r>
+          <w:rPr>
+            <w:noProof/>
+          </w:rPr>
+          <w:t>2</w:t>
+        </w:r>
+      </w:fldSimple>
       <w:r>
         <w:t xml:space="preserve"> Data Path </w:t>
       </w:r>
@@ -18718,7 +18539,35 @@
         <w:rPr>
           <w:rFonts w:eastAsiaTheme="minorEastAsia"/>
         </w:rPr>
-        <w:t xml:space="preserve"> write data is 64’h1111_2222_3333_4444, address is ‘h1234 and wstrb is ‘hfe; </w:t>
+        <w:t xml:space="preserve"> write data is 64’h1111_2222_3333_4444, address is ‘h1234 and </w:t>
+      </w:r>
+      <w:proofErr w:type="spellStart"/>
+      <w:r>
+        <w:rPr>
+          <w:rFonts w:eastAsiaTheme="minorEastAsia"/>
+        </w:rPr>
+        <w:t>wstrb</w:t>
+      </w:r>
+      <w:proofErr w:type="spellEnd"/>
+      <w:r>
+        <w:rPr>
+          <w:rFonts w:eastAsiaTheme="minorEastAsia"/>
+        </w:rPr>
+        <w:t xml:space="preserve"> is ‘</w:t>
+      </w:r>
+      <w:proofErr w:type="spellStart"/>
+      <w:r>
+        <w:rPr>
+          <w:rFonts w:eastAsiaTheme="minorEastAsia"/>
+        </w:rPr>
+        <w:t>hfe</w:t>
+      </w:r>
+      <w:proofErr w:type="spellEnd"/>
+      <w:r>
+        <w:rPr>
+          <w:rFonts w:eastAsiaTheme="minorEastAsia"/>
+        </w:rPr>
+        <w:t xml:space="preserve">; </w:t>
       </w:r>
       <w:r>
         <w:rPr>
@@ -19289,12 +19138,14 @@
               </w:rPr>
               <w:t xml:space="preserve">Whether unaligned </w:t>
             </w:r>
+            <w:proofErr w:type="spellStart"/>
             <w:r>
               <w:rPr>
                 <w:rFonts w:eastAsiaTheme="minorEastAsia"/>
               </w:rPr>
               <w:t>unaligned</w:t>
             </w:r>
+            <w:proofErr w:type="spellEnd"/>
             <w:r>
               <w:rPr>
                 <w:rFonts w:eastAsiaTheme="minorEastAsia"/>
@@ -19333,51 +19184,25 @@
       <w:r>
         <w:t xml:space="preserve">Table </w:t>
       </w:r>
-      <w:r>
-        <w:fldChar w:fldCharType="begin"/>
-      </w:r>
-      <w:r>
-        <w:instrText xml:space="preserve"> STYLEREF 1 \s </w:instrText>
-      </w:r>
-      <w:r>
-        <w:fldChar w:fldCharType="separate"/>
-      </w:r>
-      <w:r>
-        <w:rPr>
-          <w:noProof/>
-        </w:rPr>
-        <w:t>6</w:t>
-      </w:r>
-      <w:r>
-        <w:rPr>
-          <w:noProof/>
-        </w:rPr>
-        <w:fldChar w:fldCharType="end"/>
-      </w:r>
+      <w:fldSimple w:instr=" STYLEREF 1 \s ">
+        <w:r>
+          <w:rPr>
+            <w:noProof/>
+          </w:rPr>
+          <w:t>6</w:t>
+        </w:r>
+      </w:fldSimple>
       <w:r>
         <w:noBreakHyphen/>
       </w:r>
-      <w:r>
-        <w:fldChar w:fldCharType="begin"/>
-      </w:r>
-      <w:r>
-        <w:instrText xml:space="preserve"> SEQ Table \* ARABIC \s 1 </w:instrText>
-      </w:r>
-      <w:r>
-        <w:fldChar w:fldCharType="separate"/>
-      </w:r>
-      <w:r>
-        <w:rPr>
-          <w:noProof/>
-        </w:rPr>
-        <w:t>1</w:t>
-      </w:r>
-      <w:r>
-        <w:rPr>
-          <w:noProof/>
-        </w:rPr>
-        <w:fldChar w:fldCharType="end"/>
-      </w:r>
+      <w:fldSimple w:instr=" SEQ Table \* ARABIC \s 1 ">
+        <w:r>
+          <w:rPr>
+            <w:noProof/>
+          </w:rPr>
+          <w:t>1</w:t>
+        </w:r>
+      </w:fldSimple>
       <w:r>
         <w:t xml:space="preserve"> Parameter List</w:t>
       </w:r>
@@ -19578,51 +19403,25 @@
       <w:r>
         <w:t xml:space="preserve">Table </w:t>
       </w:r>
-      <w:r>
-        <w:fldChar w:fldCharType="begin"/>
-      </w:r>
-      <w:r>
-        <w:instrText xml:space="preserve"> STYLEREF 1 \s </w:instrText>
-      </w:r>
-      <w:r>
-        <w:fldChar w:fldCharType="separate"/>
-      </w:r>
-      <w:r>
-        <w:rPr>
-          <w:noProof/>
-        </w:rPr>
-        <w:t>6</w:t>
-      </w:r>
-      <w:r>
-        <w:rPr>
-          <w:noProof/>
-        </w:rPr>
-        <w:fldChar w:fldCharType="end"/>
-      </w:r>
+      <w:fldSimple w:instr=" STYLEREF 1 \s ">
+        <w:r>
+          <w:rPr>
+            <w:noProof/>
+          </w:rPr>
+          <w:t>6</w:t>
+        </w:r>
+      </w:fldSimple>
       <w:r>
         <w:noBreakHyphen/>
       </w:r>
-      <w:r>
-        <w:fldChar w:fldCharType="begin"/>
-      </w:r>
-      <w:r>
-        <w:instrText xml:space="preserve"> SEQ Table \* ARABIC \s 1 </w:instrText>
-      </w:r>
-      <w:r>
-        <w:fldChar w:fldCharType="separate"/>
-      </w:r>
-      <w:r>
-        <w:rPr>
-          <w:noProof/>
-        </w:rPr>
-        <w:t>2</w:t>
-      </w:r>
-      <w:r>
-        <w:rPr>
-          <w:noProof/>
-        </w:rPr>
-        <w:fldChar w:fldCharType="end"/>
-      </w:r>
+      <w:fldSimple w:instr=" SEQ Table \* ARABIC \s 1 ">
+        <w:r>
+          <w:rPr>
+            <w:noProof/>
+          </w:rPr>
+          <w:t>2</w:t>
+        </w:r>
+      </w:fldSimple>
       <w:r>
         <w:t xml:space="preserve"> Macro List</w:t>
       </w:r>
@@ -19959,51 +19758,25 @@
       <w:r>
         <w:t xml:space="preserve">Table </w:t>
       </w:r>
-      <w:r>
-        <w:fldChar w:fldCharType="begin"/>
-      </w:r>
-      <w:r>
-        <w:instrText xml:space="preserve"> STYLEREF 1 \s </w:instrText>
-      </w:r>
-      <w:r>
-        <w:fldChar w:fldCharType="separate"/>
-      </w:r>
-      <w:r>
-        <w:rPr>
-          <w:noProof/>
-        </w:rPr>
-        <w:t>6</w:t>
-      </w:r>
-      <w:r>
-        <w:rPr>
-          <w:noProof/>
-        </w:rPr>
-        <w:fldChar w:fldCharType="end"/>
-      </w:r>
+      <w:fldSimple w:instr=" STYLEREF 1 \s ">
+        <w:r>
+          <w:rPr>
+            <w:noProof/>
+          </w:rPr>
+          <w:t>6</w:t>
+        </w:r>
+      </w:fldSimple>
       <w:r>
         <w:noBreakHyphen/>
       </w:r>
-      <w:r>
-        <w:fldChar w:fldCharType="begin"/>
-      </w:r>
-      <w:r>
-        <w:instrText xml:space="preserve"> SEQ Table \* ARABIC \s 1 </w:instrText>
-      </w:r>
-      <w:r>
-        <w:fldChar w:fldCharType="separate"/>
-      </w:r>
-      <w:r>
-        <w:rPr>
-          <w:noProof/>
-        </w:rPr>
-        <w:t>3</w:t>
-      </w:r>
-      <w:r>
-        <w:rPr>
-          <w:noProof/>
-        </w:rPr>
-        <w:fldChar w:fldCharType="end"/>
-      </w:r>
+      <w:fldSimple w:instr=" SEQ Table \* ARABIC \s 1 ">
+        <w:r>
+          <w:rPr>
+            <w:noProof/>
+          </w:rPr>
+          <w:t>3</w:t>
+        </w:r>
+      </w:fldSimple>
       <w:r>
         <w:t xml:space="preserve"> Memory Requirements Table</w:t>
       </w:r>
@@ -20251,51 +20024,25 @@
       <w:r>
         <w:t xml:space="preserve">Table </w:t>
       </w:r>
-      <w:r>
-        <w:fldChar w:fldCharType="begin"/>
-      </w:r>
-      <w:r>
-        <w:instrText xml:space="preserve"> STYLEREF 1 \s </w:instrText>
-      </w:r>
-      <w:r>
-        <w:fldChar w:fldCharType="separate"/>
-      </w:r>
-      <w:r>
-        <w:rPr>
-          <w:noProof/>
-        </w:rPr>
-        <w:t>7</w:t>
-      </w:r>
-      <w:r>
-        <w:rPr>
-          <w:noProof/>
-        </w:rPr>
-        <w:fldChar w:fldCharType="end"/>
-      </w:r>
+      <w:fldSimple w:instr=" STYLEREF 1 \s ">
+        <w:r>
+          <w:rPr>
+            <w:noProof/>
+          </w:rPr>
+          <w:t>7</w:t>
+        </w:r>
+      </w:fldSimple>
       <w:r>
         <w:noBreakHyphen/>
       </w:r>
-      <w:r>
-        <w:fldChar w:fldCharType="begin"/>
-      </w:r>
-      <w:r>
-        <w:instrText xml:space="preserve"> SEQ Table \* ARABIC \s 1 </w:instrText>
-      </w:r>
-      <w:r>
-        <w:fldChar w:fldCharType="separate"/>
-      </w:r>
-      <w:r>
-        <w:rPr>
-          <w:noProof/>
-        </w:rPr>
-        <w:t>1</w:t>
-      </w:r>
-      <w:r>
-        <w:rPr>
-          <w:noProof/>
-        </w:rPr>
-        <w:fldChar w:fldCharType="end"/>
-      </w:r>
+      <w:fldSimple w:instr=" SEQ Table \* ARABIC \s 1 ">
+        <w:r>
+          <w:rPr>
+            <w:noProof/>
+          </w:rPr>
+          <w:t>1</w:t>
+        </w:r>
+      </w:fldSimple>
       <w:r>
         <w:t xml:space="preserve"> Power State Table</w:t>
       </w:r>
@@ -20475,51 +20222,25 @@
       <w:r>
         <w:t xml:space="preserve">Table </w:t>
       </w:r>
-      <w:r>
-        <w:fldChar w:fldCharType="begin"/>
-      </w:r>
-      <w:r>
-        <w:instrText xml:space="preserve"> STYLEREF 1 \s </w:instrText>
-      </w:r>
-      <w:r>
-        <w:fldChar w:fldCharType="separate"/>
-      </w:r>
-      <w:r>
-        <w:rPr>
-          <w:noProof/>
-        </w:rPr>
-        <w:t>7</w:t>
-      </w:r>
-      <w:r>
-        <w:rPr>
-          <w:noProof/>
-        </w:rPr>
-        <w:fldChar w:fldCharType="end"/>
-      </w:r>
+      <w:fldSimple w:instr=" STYLEREF 1 \s ">
+        <w:r>
+          <w:rPr>
+            <w:noProof/>
+          </w:rPr>
+          <w:t>7</w:t>
+        </w:r>
+      </w:fldSimple>
       <w:r>
         <w:noBreakHyphen/>
       </w:r>
-      <w:r>
-        <w:fldChar w:fldCharType="begin"/>
-      </w:r>
-      <w:r>
-        <w:instrText xml:space="preserve"> SEQ Table \* ARABIC \s 1 </w:instrText>
-      </w:r>
-      <w:r>
-        <w:fldChar w:fldCharType="separate"/>
-      </w:r>
-      <w:r>
-        <w:rPr>
-          <w:noProof/>
-        </w:rPr>
-        <w:t>2</w:t>
-      </w:r>
-      <w:r>
-        <w:rPr>
-          <w:noProof/>
-        </w:rPr>
-        <w:fldChar w:fldCharType="end"/>
-      </w:r>
+      <w:fldSimple w:instr=" SEQ Table \* ARABIC \s 1 ">
+        <w:r>
+          <w:rPr>
+            <w:noProof/>
+          </w:rPr>
+          <w:t>2</w:t>
+        </w:r>
+      </w:fldSimple>
       <w:r>
         <w:t xml:space="preserve"> Power Consumption Table</w:t>
       </w:r>
@@ -20849,7 +20570,25 @@
           <w:iCs/>
           <w:color w:val="0070C0"/>
         </w:rPr>
-        <w:t xml:space="preserve">and vt cell </w:t>
+        <w:t xml:space="preserve">and </w:t>
+      </w:r>
+      <w:proofErr w:type="spellStart"/>
+      <w:r>
+        <w:rPr>
+          <w:i/>
+          <w:iCs/>
+          <w:color w:val="0070C0"/>
+        </w:rPr>
+        <w:t>vt</w:t>
+      </w:r>
+      <w:proofErr w:type="spellEnd"/>
+      <w:r>
+        <w:rPr>
+          <w:i/>
+          <w:iCs/>
+          <w:color w:val="0070C0"/>
+        </w:rPr>
+        <w:t xml:space="preserve"> cell </w:t>
       </w:r>
       <w:r>
         <w:rPr>
@@ -20977,51 +20716,25 @@
       <w:r>
         <w:t xml:space="preserve">Table </w:t>
       </w:r>
-      <w:r>
-        <w:fldChar w:fldCharType="begin"/>
-      </w:r>
-      <w:r>
-        <w:instrText xml:space="preserve"> STYLEREF 1 \s </w:instrText>
-      </w:r>
-      <w:r>
-        <w:fldChar w:fldCharType="separate"/>
-      </w:r>
-      <w:r>
-        <w:rPr>
-          <w:noProof/>
-        </w:rPr>
-        <w:t>7</w:t>
-      </w:r>
-      <w:r>
-        <w:rPr>
-          <w:noProof/>
-        </w:rPr>
-        <w:fldChar w:fldCharType="end"/>
-      </w:r>
+      <w:fldSimple w:instr=" STYLEREF 1 \s ">
+        <w:r>
+          <w:rPr>
+            <w:noProof/>
+          </w:rPr>
+          <w:t>7</w:t>
+        </w:r>
+      </w:fldSimple>
       <w:r>
         <w:noBreakHyphen/>
       </w:r>
-      <w:r>
-        <w:fldChar w:fldCharType="begin"/>
-      </w:r>
-      <w:r>
-        <w:instrText xml:space="preserve"> SEQ Table \* ARABIC \s 1 </w:instrText>
-      </w:r>
-      <w:r>
-        <w:fldChar w:fldCharType="separate"/>
-      </w:r>
-      <w:r>
-        <w:rPr>
-          <w:noProof/>
-        </w:rPr>
-        <w:t>3</w:t>
-      </w:r>
-      <w:r>
-        <w:rPr>
-          <w:noProof/>
-        </w:rPr>
-        <w:fldChar w:fldCharType="end"/>
-      </w:r>
+      <w:fldSimple w:instr=" SEQ Table \* ARABIC \s 1 ">
+        <w:r>
+          <w:rPr>
+            <w:noProof/>
+          </w:rPr>
+          <w:t>3</w:t>
+        </w:r>
+      </w:fldSimple>
       <w:r>
         <w:t xml:space="preserve"> Area Information</w:t>
       </w:r>
@@ -21146,51 +20859,25 @@
       <w:r>
         <w:t xml:space="preserve">Table </w:t>
       </w:r>
-      <w:r>
-        <w:fldChar w:fldCharType="begin"/>
-      </w:r>
-      <w:r>
-        <w:instrText xml:space="preserve"> STYLEREF 1 \s </w:instrText>
-      </w:r>
-      <w:r>
-        <w:fldChar w:fldCharType="separate"/>
-      </w:r>
-      <w:r>
-        <w:rPr>
-          <w:noProof/>
-        </w:rPr>
-        <w:t>7</w:t>
-      </w:r>
-      <w:r>
-        <w:rPr>
-          <w:noProof/>
-        </w:rPr>
-        <w:fldChar w:fldCharType="end"/>
-      </w:r>
+      <w:fldSimple w:instr=" STYLEREF 1 \s ">
+        <w:r>
+          <w:rPr>
+            <w:noProof/>
+          </w:rPr>
+          <w:t>7</w:t>
+        </w:r>
+      </w:fldSimple>
       <w:r>
         <w:noBreakHyphen/>
       </w:r>
-      <w:r>
-        <w:fldChar w:fldCharType="begin"/>
-      </w:r>
-      <w:r>
-        <w:instrText xml:space="preserve"> SEQ Table \* ARABIC \s 1 </w:instrText>
-      </w:r>
-      <w:r>
-        <w:fldChar w:fldCharType="separate"/>
-      </w:r>
-      <w:r>
-        <w:rPr>
-          <w:noProof/>
-        </w:rPr>
-        <w:t>4</w:t>
-      </w:r>
-      <w:r>
-        <w:rPr>
-          <w:noProof/>
-        </w:rPr>
-        <w:fldChar w:fldCharType="end"/>
-      </w:r>
+      <w:fldSimple w:instr=" SEQ Table \* ARABIC \s 1 ">
+        <w:r>
+          <w:rPr>
+            <w:noProof/>
+          </w:rPr>
+          <w:t>4</w:t>
+        </w:r>
+      </w:fldSimple>
       <w:r>
         <w:t xml:space="preserve"> VT Cell Number</w:t>
       </w:r>
@@ -21339,13 +21026,23 @@
           <w:color w:val="0070C0"/>
         </w:rPr>
       </w:pPr>
+      <w:proofErr w:type="spellStart"/>
       <w:r>
         <w:rPr>
           <w:i/>
           <w:iCs/>
           <w:color w:val="0070C0"/>
         </w:rPr>
-        <w:t>Etcs.</w:t>
+        <w:t>Etcs</w:t>
+      </w:r>
+      <w:proofErr w:type="spellEnd"/>
+      <w:r>
+        <w:rPr>
+          <w:i/>
+          <w:iCs/>
+          <w:color w:val="0070C0"/>
+        </w:rPr>
+        <w:t>.</w:t>
       </w:r>
     </w:p>
     <w:p>
@@ -21436,7 +21133,7 @@
     <w:p>
       <w:pPr>
         <w:rPr>
-          <w:rFonts w:eastAsiaTheme="minorEastAsia" w:hint="eastAsia"/>
+          <w:rFonts w:eastAsiaTheme="minorEastAsia"/>
         </w:rPr>
       </w:pPr>
     </w:p>
@@ -21447,9 +21144,9 @@
           <w:rFonts w:eastAsiaTheme="minorEastAsia"/>
         </w:rPr>
       </w:pPr>
-      <w:bookmarkStart w:id="64" w:name="_Ref142643323"/>
-      <w:bookmarkStart w:id="65" w:name="_Ref145334191"/>
-      <w:bookmarkStart w:id="66" w:name="_Toc145338596"/>
+      <w:bookmarkStart w:id="64" w:name="_Ref145334191"/>
+      <w:bookmarkStart w:id="65" w:name="_Toc145338596"/>
+      <w:bookmarkStart w:id="66" w:name="_Ref142643323"/>
       <w:r>
         <w:rPr>
           <w:rFonts w:eastAsiaTheme="minorEastAsia" w:hint="eastAsia"/>
@@ -21462,8 +21159,8 @@
         </w:rPr>
         <w:t xml:space="preserve"> Wrapper</w:t>
       </w:r>
+      <w:bookmarkEnd w:id="64"/>
       <w:bookmarkEnd w:id="65"/>
-      <w:bookmarkEnd w:id="66"/>
     </w:p>
     <w:p>
       <w:pPr>
@@ -21478,7 +21175,7 @@
           <w:noProof/>
         </w:rPr>
         <w:drawing>
-          <wp:inline distT="0" distB="0" distL="0" distR="0" wp14:anchorId="06C0582C" wp14:editId="14AFD8D4">
+          <wp:inline distT="0" distB="0" distL="0" distR="0" wp14:anchorId="06C0582C" wp14:editId="375F4C4F">
             <wp:extent cx="5758500" cy="2561492"/>
             <wp:effectExtent l="0" t="0" r="0" b="0"/>
             <wp:docPr id="1156982339" name="图片 1"/>
@@ -21530,89 +21227,48 @@
     <w:p>
       <w:pPr>
         <w:pStyle w:val="ac"/>
-        <w:rPr>
-          <w:rFonts w:hint="eastAsia"/>
-        </w:rPr>
       </w:pPr>
       <w:bookmarkStart w:id="67" w:name="_Ref145334454"/>
       <w:bookmarkStart w:id="68" w:name="_Toc145338617"/>
       <w:r>
         <w:t xml:space="preserve">Figure </w:t>
       </w:r>
-      <w:r>
-        <w:fldChar w:fldCharType="begin"/>
-      </w:r>
-      <w:r>
-        <w:instrText xml:space="preserve"> STYLEREF 1 \s </w:instrText>
-      </w:r>
-      <w:r>
-        <w:fldChar w:fldCharType="separate"/>
-      </w:r>
-      <w:r>
-        <w:rPr>
-          <w:noProof/>
-        </w:rPr>
-        <w:t>11</w:t>
-      </w:r>
-      <w:r>
-        <w:rPr>
-          <w:noProof/>
-        </w:rPr>
-        <w:fldChar w:fldCharType="end"/>
-      </w:r>
+      <w:fldSimple w:instr=" STYLEREF 1 \s ">
+        <w:r>
+          <w:rPr>
+            <w:noProof/>
+          </w:rPr>
+          <w:t>11</w:t>
+        </w:r>
+      </w:fldSimple>
       <w:r>
         <w:noBreakHyphen/>
       </w:r>
-      <w:r>
-        <w:fldChar w:fldCharType="begin"/>
-      </w:r>
-      <w:r>
-        <w:instrText xml:space="preserve"> SEQ Figure \* ARABIC \s 1 </w:instrText>
-      </w:r>
-      <w:r>
-        <w:fldChar w:fldCharType="separate"/>
-      </w:r>
-      <w:r>
-        <w:rPr>
-          <w:noProof/>
-        </w:rPr>
-        <w:t>1</w:t>
-      </w:r>
-      <w:r>
-        <w:rPr>
-          <w:noProof/>
-        </w:rPr>
-        <w:fldChar w:fldCharType="end"/>
-      </w:r>
+      <w:fldSimple w:instr=" SEQ Figure \* ARABIC \s 1 ">
+        <w:r>
+          <w:rPr>
+            <w:noProof/>
+          </w:rPr>
+          <w:t>1</w:t>
+        </w:r>
+      </w:fldSimple>
       <w:bookmarkEnd w:id="67"/>
       <w:r>
-        <w:t xml:space="preserve"> </w:t>
-      </w:r>
-      <w:r>
-        <w:t>ECC</w:t>
-      </w:r>
-      <w:r>
-        <w:t xml:space="preserve"> Wrapper Diagram</w:t>
+        <w:t xml:space="preserve"> ECC Wrapper Diagram</w:t>
       </w:r>
       <w:bookmarkEnd w:id="68"/>
     </w:p>
     <w:p>
       <w:pPr>
         <w:rPr>
-          <w:rFonts w:eastAsiaTheme="minorEastAsia" w:hint="eastAsia"/>
-        </w:rPr>
-      </w:pPr>
-      <w:r>
-        <w:rPr>
-          <w:rFonts w:eastAsiaTheme="minorEastAsia"/>
-        </w:rPr>
-        <w:t>ECC module is employed to check and correct the memory data, which is shown in</w:t>
-      </w:r>
-      <w:r>
-        <w:rPr>
-          <w:rFonts w:eastAsiaTheme="minorEastAsia"/>
-        </w:rPr>
-        <w:t xml:space="preserve"> </w:t>
+          <w:rFonts w:eastAsiaTheme="minorEastAsia"/>
+        </w:rPr>
+      </w:pPr>
+      <w:r>
+        <w:rPr>
+          <w:rFonts w:eastAsiaTheme="minorEastAsia"/>
+        </w:rPr>
+        <w:t xml:space="preserve">ECC module is employed to check and correct the memory data, which is shown in </w:t>
       </w:r>
       <w:r>
         <w:rPr>
@@ -21725,7 +21381,7 @@
         </w:rPr>
         <w:t>emory Wrapper</w:t>
       </w:r>
-      <w:bookmarkEnd w:id="64"/>
+      <w:bookmarkEnd w:id="66"/>
       <w:bookmarkEnd w:id="69"/>
       <w:bookmarkEnd w:id="70"/>
     </w:p>
@@ -21786,51 +21442,25 @@
       <w:r>
         <w:t xml:space="preserve">Figure </w:t>
       </w:r>
-      <w:r>
-        <w:fldChar w:fldCharType="begin"/>
-      </w:r>
-      <w:r>
-        <w:instrText xml:space="preserve"> STYLEREF 1 \s </w:instrText>
-      </w:r>
-      <w:r>
-        <w:fldChar w:fldCharType="separate"/>
-      </w:r>
-      <w:r>
-        <w:rPr>
-          <w:noProof/>
-        </w:rPr>
-        <w:t>11</w:t>
-      </w:r>
-      <w:r>
-        <w:rPr>
-          <w:noProof/>
-        </w:rPr>
-        <w:fldChar w:fldCharType="end"/>
-      </w:r>
+      <w:fldSimple w:instr=" STYLEREF 1 \s ">
+        <w:r>
+          <w:rPr>
+            <w:noProof/>
+          </w:rPr>
+          <w:t>11</w:t>
+        </w:r>
+      </w:fldSimple>
       <w:r>
         <w:noBreakHyphen/>
       </w:r>
-      <w:r>
-        <w:fldChar w:fldCharType="begin"/>
-      </w:r>
-      <w:r>
-        <w:instrText xml:space="preserve"> SEQ Figure \* ARABIC \s 1 </w:instrText>
-      </w:r>
-      <w:r>
-        <w:fldChar w:fldCharType="separate"/>
-      </w:r>
-      <w:r>
-        <w:rPr>
-          <w:noProof/>
-        </w:rPr>
-        <w:t>2</w:t>
-      </w:r>
-      <w:r>
-        <w:rPr>
-          <w:noProof/>
-        </w:rPr>
-        <w:fldChar w:fldCharType="end"/>
-      </w:r>
+      <w:fldSimple w:instr=" SEQ Figure \* ARABIC \s 1 ">
+        <w:r>
+          <w:rPr>
+            <w:noProof/>
+          </w:rPr>
+          <w:t>2</w:t>
+        </w:r>
+      </w:fldSimple>
       <w:bookmarkEnd w:id="71"/>
       <w:r>
         <w:t xml:space="preserve"> Memory Wrapper Diagram</w:t>

--- a/axi_mem_controller/Project_GR001_IP_AXI_SRAMC_HDD.docx
+++ b/axi_mem_controller/Project_GR001_IP_AXI_SRAMC_HDD.docx
@@ -6856,25 +6856,51 @@
       <w:r>
         <w:t xml:space="preserve">Figure </w:t>
       </w:r>
-      <w:fldSimple w:instr=" STYLEREF 1 \s ">
-        <w:r>
-          <w:rPr>
-            <w:noProof/>
-          </w:rPr>
-          <w:t>3</w:t>
-        </w:r>
-      </w:fldSimple>
+      <w:r>
+        <w:fldChar w:fldCharType="begin"/>
+      </w:r>
+      <w:r>
+        <w:instrText xml:space="preserve"> STYLEREF 1 \s </w:instrText>
+      </w:r>
+      <w:r>
+        <w:fldChar w:fldCharType="separate"/>
+      </w:r>
+      <w:r>
+        <w:rPr>
+          <w:noProof/>
+        </w:rPr>
+        <w:t>3</w:t>
+      </w:r>
+      <w:r>
+        <w:rPr>
+          <w:noProof/>
+        </w:rPr>
+        <w:fldChar w:fldCharType="end"/>
+      </w:r>
       <w:r>
         <w:noBreakHyphen/>
       </w:r>
-      <w:fldSimple w:instr=" SEQ Figure \* ARABIC \s 1 ">
-        <w:r>
-          <w:rPr>
-            <w:noProof/>
-          </w:rPr>
-          <w:t>1</w:t>
-        </w:r>
-      </w:fldSimple>
+      <w:r>
+        <w:fldChar w:fldCharType="begin"/>
+      </w:r>
+      <w:r>
+        <w:instrText xml:space="preserve"> SEQ Figure \* ARABIC \s 1 </w:instrText>
+      </w:r>
+      <w:r>
+        <w:fldChar w:fldCharType="separate"/>
+      </w:r>
+      <w:r>
+        <w:rPr>
+          <w:noProof/>
+        </w:rPr>
+        <w:t>1</w:t>
+      </w:r>
+      <w:r>
+        <w:rPr>
+          <w:noProof/>
+        </w:rPr>
+        <w:fldChar w:fldCharType="end"/>
+      </w:r>
       <w:bookmarkEnd w:id="8"/>
       <w:r>
         <w:t xml:space="preserve"> </w:t>
@@ -7470,25 +7496,51 @@
       <w:r>
         <w:t xml:space="preserve">Figure </w:t>
       </w:r>
-      <w:fldSimple w:instr=" STYLEREF 1 \s ">
-        <w:r>
-          <w:rPr>
-            <w:noProof/>
-          </w:rPr>
-          <w:t>3</w:t>
-        </w:r>
-      </w:fldSimple>
+      <w:r>
+        <w:fldChar w:fldCharType="begin"/>
+      </w:r>
+      <w:r>
+        <w:instrText xml:space="preserve"> STYLEREF 1 \s </w:instrText>
+      </w:r>
+      <w:r>
+        <w:fldChar w:fldCharType="separate"/>
+      </w:r>
+      <w:r>
+        <w:rPr>
+          <w:noProof/>
+        </w:rPr>
+        <w:t>3</w:t>
+      </w:r>
+      <w:r>
+        <w:rPr>
+          <w:noProof/>
+        </w:rPr>
+        <w:fldChar w:fldCharType="end"/>
+      </w:r>
       <w:r>
         <w:noBreakHyphen/>
       </w:r>
-      <w:fldSimple w:instr=" SEQ Figure \* ARABIC \s 1 ">
-        <w:r>
-          <w:rPr>
-            <w:noProof/>
-          </w:rPr>
-          <w:t>2</w:t>
-        </w:r>
-      </w:fldSimple>
+      <w:r>
+        <w:fldChar w:fldCharType="begin"/>
+      </w:r>
+      <w:r>
+        <w:instrText xml:space="preserve"> SEQ Figure \* ARABIC \s 1 </w:instrText>
+      </w:r>
+      <w:r>
+        <w:fldChar w:fldCharType="separate"/>
+      </w:r>
+      <w:r>
+        <w:rPr>
+          <w:noProof/>
+        </w:rPr>
+        <w:t>2</w:t>
+      </w:r>
+      <w:r>
+        <w:rPr>
+          <w:noProof/>
+        </w:rPr>
+        <w:fldChar w:fldCharType="end"/>
+      </w:r>
       <w:bookmarkEnd w:id="12"/>
       <w:r>
         <w:t xml:space="preserve"> </w:t>
@@ -8069,25 +8121,51 @@
       <w:r>
         <w:t xml:space="preserve">Table </w:t>
       </w:r>
-      <w:fldSimple w:instr=" STYLEREF 1 \s ">
-        <w:r>
-          <w:rPr>
-            <w:noProof/>
-          </w:rPr>
-          <w:t>3</w:t>
-        </w:r>
-      </w:fldSimple>
+      <w:r>
+        <w:fldChar w:fldCharType="begin"/>
+      </w:r>
+      <w:r>
+        <w:instrText xml:space="preserve"> STYLEREF 1 \s </w:instrText>
+      </w:r>
+      <w:r>
+        <w:fldChar w:fldCharType="separate"/>
+      </w:r>
+      <w:r>
+        <w:rPr>
+          <w:noProof/>
+        </w:rPr>
+        <w:t>3</w:t>
+      </w:r>
+      <w:r>
+        <w:rPr>
+          <w:noProof/>
+        </w:rPr>
+        <w:fldChar w:fldCharType="end"/>
+      </w:r>
       <w:r>
         <w:noBreakHyphen/>
       </w:r>
-      <w:fldSimple w:instr=" SEQ Table \* ARABIC \s 1 ">
-        <w:r>
-          <w:rPr>
-            <w:noProof/>
-          </w:rPr>
-          <w:t>1</w:t>
-        </w:r>
-      </w:fldSimple>
+      <w:r>
+        <w:fldChar w:fldCharType="begin"/>
+      </w:r>
+      <w:r>
+        <w:instrText xml:space="preserve"> SEQ Table \* ARABIC \s 1 </w:instrText>
+      </w:r>
+      <w:r>
+        <w:fldChar w:fldCharType="separate"/>
+      </w:r>
+      <w:r>
+        <w:rPr>
+          <w:noProof/>
+        </w:rPr>
+        <w:t>1</w:t>
+      </w:r>
+      <w:r>
+        <w:rPr>
+          <w:noProof/>
+        </w:rPr>
+        <w:fldChar w:fldCharType="end"/>
+      </w:r>
       <w:r>
         <w:t xml:space="preserve"> Clock Requirements</w:t>
       </w:r>
@@ -8286,25 +8364,51 @@
       <w:r>
         <w:t xml:space="preserve">Table </w:t>
       </w:r>
-      <w:fldSimple w:instr=" STYLEREF 1 \s ">
-        <w:r>
-          <w:rPr>
-            <w:noProof/>
-          </w:rPr>
-          <w:t>3</w:t>
-        </w:r>
-      </w:fldSimple>
+      <w:r>
+        <w:fldChar w:fldCharType="begin"/>
+      </w:r>
+      <w:r>
+        <w:instrText xml:space="preserve"> STYLEREF 1 \s </w:instrText>
+      </w:r>
+      <w:r>
+        <w:fldChar w:fldCharType="separate"/>
+      </w:r>
+      <w:r>
+        <w:rPr>
+          <w:noProof/>
+        </w:rPr>
+        <w:t>3</w:t>
+      </w:r>
+      <w:r>
+        <w:rPr>
+          <w:noProof/>
+        </w:rPr>
+        <w:fldChar w:fldCharType="end"/>
+      </w:r>
       <w:r>
         <w:noBreakHyphen/>
       </w:r>
-      <w:fldSimple w:instr=" SEQ Table \* ARABIC \s 1 ">
-        <w:r>
-          <w:rPr>
-            <w:noProof/>
-          </w:rPr>
-          <w:t>2</w:t>
-        </w:r>
-      </w:fldSimple>
+      <w:r>
+        <w:fldChar w:fldCharType="begin"/>
+      </w:r>
+      <w:r>
+        <w:instrText xml:space="preserve"> SEQ Table \* ARABIC \s 1 </w:instrText>
+      </w:r>
+      <w:r>
+        <w:fldChar w:fldCharType="separate"/>
+      </w:r>
+      <w:r>
+        <w:rPr>
+          <w:noProof/>
+        </w:rPr>
+        <w:t>2</w:t>
+      </w:r>
+      <w:r>
+        <w:rPr>
+          <w:noProof/>
+        </w:rPr>
+        <w:fldChar w:fldCharType="end"/>
+      </w:r>
       <w:r>
         <w:t xml:space="preserve"> Reset Requirements</w:t>
       </w:r>
@@ -12546,19 +12650,7 @@
               <w:rPr>
                 <w:rFonts w:eastAsiaTheme="minorEastAsia"/>
               </w:rPr>
-              <w:t>i</w:t>
-            </w:r>
-            <w:r>
-              <w:rPr>
-                <w:rFonts w:eastAsiaTheme="minorEastAsia"/>
-              </w:rPr>
-              <w:t>_</w:t>
-            </w:r>
-            <w:r>
-              <w:rPr>
-                <w:rFonts w:eastAsiaTheme="minorEastAsia"/>
-              </w:rPr>
-              <w:t>addr</w:t>
+              <w:t>i_addr</w:t>
             </w:r>
           </w:p>
         </w:tc>
@@ -12570,20 +12662,20 @@
           <w:p>
             <w:pPr>
               <w:jc w:val="center"/>
+              <w:rPr>
+                <w:rFonts w:ascii="Arial" w:eastAsiaTheme="minorEastAsia" w:hAnsi="Arial" w:cs="Arial"/>
+                <w:kern w:val="0"/>
+                <w:sz w:val="20"/>
+                <w:szCs w:val="20"/>
+              </w:rPr>
+            </w:pPr>
+            <w:r>
               <w:rPr>
                 <w:rFonts w:ascii="Arial" w:eastAsiaTheme="minorEastAsia" w:hAnsi="Arial" w:cs="Arial" w:hint="eastAsia"/>
                 <w:kern w:val="0"/>
                 <w:sz w:val="20"/>
                 <w:szCs w:val="20"/>
               </w:rPr>
-            </w:pPr>
-            <w:r>
-              <w:rPr>
-                <w:rFonts w:ascii="Arial" w:eastAsiaTheme="minorEastAsia" w:hAnsi="Arial" w:cs="Arial" w:hint="eastAsia"/>
-                <w:kern w:val="0"/>
-                <w:sz w:val="20"/>
-                <w:szCs w:val="20"/>
-              </w:rPr>
               <w:t>3</w:t>
             </w:r>
             <w:r>
@@ -12606,38 +12698,32 @@
             <w:pPr>
               <w:jc w:val="center"/>
               <w:rPr>
+                <w:rFonts w:eastAsiaTheme="minorEastAsia"/>
+              </w:rPr>
+            </w:pPr>
+            <w:r>
+              <w:rPr>
                 <w:rFonts w:eastAsiaTheme="minorEastAsia" w:hint="eastAsia"/>
               </w:rPr>
+              <w:t>O</w:t>
+            </w:r>
+          </w:p>
+        </w:tc>
+        <w:tc>
+          <w:tcPr>
+            <w:tcW w:w="2334" w:type="dxa"/>
+          </w:tcPr>
+          <w:p>
+            <w:pPr>
+              <w:rPr>
+                <w:rFonts w:eastAsiaTheme="minorEastAsia"/>
+              </w:rPr>
             </w:pPr>
             <w:r>
               <w:rPr>
-                <w:rFonts w:eastAsiaTheme="minorEastAsia" w:hint="eastAsia"/>
-              </w:rPr>
-              <w:t>O</w:t>
-            </w:r>
-          </w:p>
-        </w:tc>
-        <w:tc>
-          <w:tcPr>
-            <w:tcW w:w="2334" w:type="dxa"/>
-          </w:tcPr>
-          <w:p>
-            <w:pPr>
-              <w:rPr>
-                <w:rFonts w:eastAsiaTheme="minorEastAsia"/>
-              </w:rPr>
-            </w:pPr>
-            <w:r>
-              <w:rPr>
-                <w:rFonts w:eastAsiaTheme="minorEastAsia"/>
-              </w:rPr>
-              <w:t>Memory access</w:t>
-            </w:r>
-            <w:r>
-              <w:rPr>
-                <w:rFonts w:eastAsiaTheme="minorEastAsia"/>
-              </w:rPr>
-              <w:t xml:space="preserve"> address</w:t>
+                <w:rFonts w:eastAsiaTheme="minorEastAsia"/>
+              </w:rPr>
+              <w:t>Memory access address</w:t>
             </w:r>
           </w:p>
         </w:tc>
@@ -12677,13 +12763,7 @@
               <w:rPr>
                 <w:rFonts w:eastAsiaTheme="minorEastAsia"/>
               </w:rPr>
-              <w:t>i</w:t>
-            </w:r>
-            <w:r>
-              <w:rPr>
-                <w:rFonts w:eastAsiaTheme="minorEastAsia"/>
-              </w:rPr>
-              <w:t>_data</w:t>
+              <w:t>i_data</w:t>
             </w:r>
           </w:p>
         </w:tc>
@@ -12695,20 +12775,20 @@
           <w:p>
             <w:pPr>
               <w:jc w:val="center"/>
-              <w:rPr>
-                <w:rFonts w:ascii="Arial" w:eastAsiaTheme="minorEastAsia" w:hAnsi="Arial" w:cs="Arial" w:hint="eastAsia"/>
-                <w:kern w:val="0"/>
-                <w:sz w:val="20"/>
-                <w:szCs w:val="20"/>
-              </w:rPr>
-            </w:pPr>
-            <w:r>
               <w:rPr>
                 <w:rFonts w:ascii="Arial" w:eastAsiaTheme="minorEastAsia" w:hAnsi="Arial" w:cs="Arial"/>
                 <w:kern w:val="0"/>
                 <w:sz w:val="20"/>
                 <w:szCs w:val="20"/>
               </w:rPr>
+            </w:pPr>
+            <w:r>
+              <w:rPr>
+                <w:rFonts w:ascii="Arial" w:eastAsiaTheme="minorEastAsia" w:hAnsi="Arial" w:cs="Arial"/>
+                <w:kern w:val="0"/>
+                <w:sz w:val="20"/>
+                <w:szCs w:val="20"/>
+              </w:rPr>
               <w:t>configurable</w:t>
             </w:r>
           </w:p>
@@ -12722,38 +12802,32 @@
             <w:pPr>
               <w:jc w:val="center"/>
               <w:rPr>
+                <w:rFonts w:eastAsiaTheme="minorEastAsia"/>
+              </w:rPr>
+            </w:pPr>
+            <w:r>
+              <w:rPr>
                 <w:rFonts w:eastAsiaTheme="minorEastAsia" w:hint="eastAsia"/>
               </w:rPr>
+              <w:t>O</w:t>
+            </w:r>
+          </w:p>
+        </w:tc>
+        <w:tc>
+          <w:tcPr>
+            <w:tcW w:w="2334" w:type="dxa"/>
+          </w:tcPr>
+          <w:p>
+            <w:pPr>
+              <w:rPr>
+                <w:rFonts w:eastAsiaTheme="minorEastAsia"/>
+              </w:rPr>
             </w:pPr>
             <w:r>
               <w:rPr>
-                <w:rFonts w:eastAsiaTheme="minorEastAsia" w:hint="eastAsia"/>
-              </w:rPr>
-              <w:t>O</w:t>
-            </w:r>
-          </w:p>
-        </w:tc>
-        <w:tc>
-          <w:tcPr>
-            <w:tcW w:w="2334" w:type="dxa"/>
-          </w:tcPr>
-          <w:p>
-            <w:pPr>
-              <w:rPr>
-                <w:rFonts w:eastAsiaTheme="minorEastAsia"/>
-              </w:rPr>
-            </w:pPr>
-            <w:r>
-              <w:rPr>
-                <w:rFonts w:eastAsiaTheme="minorEastAsia"/>
-              </w:rPr>
-              <w:t>Memory</w:t>
-            </w:r>
-            <w:r>
-              <w:rPr>
-                <w:rFonts w:eastAsiaTheme="minorEastAsia"/>
-              </w:rPr>
-              <w:t xml:space="preserve"> write data</w:t>
+                <w:rFonts w:eastAsiaTheme="minorEastAsia"/>
+              </w:rPr>
+              <w:t>Memory write data</w:t>
             </w:r>
           </w:p>
         </w:tc>
@@ -13211,25 +13285,51 @@
       <w:r>
         <w:t xml:space="preserve">Table </w:t>
       </w:r>
-      <w:fldSimple w:instr=" STYLEREF 1 \s ">
-        <w:r>
-          <w:rPr>
-            <w:noProof/>
-          </w:rPr>
-          <w:t>3</w:t>
-        </w:r>
-      </w:fldSimple>
+      <w:r>
+        <w:fldChar w:fldCharType="begin"/>
+      </w:r>
+      <w:r>
+        <w:instrText xml:space="preserve"> STYLEREF 1 \s </w:instrText>
+      </w:r>
+      <w:r>
+        <w:fldChar w:fldCharType="separate"/>
+      </w:r>
+      <w:r>
+        <w:rPr>
+          <w:noProof/>
+        </w:rPr>
+        <w:t>3</w:t>
+      </w:r>
+      <w:r>
+        <w:rPr>
+          <w:noProof/>
+        </w:rPr>
+        <w:fldChar w:fldCharType="end"/>
+      </w:r>
       <w:r>
         <w:noBreakHyphen/>
       </w:r>
-      <w:fldSimple w:instr=" SEQ Table \* ARABIC \s 1 ">
-        <w:r>
-          <w:rPr>
-            <w:noProof/>
-          </w:rPr>
-          <w:t>3</w:t>
-        </w:r>
-      </w:fldSimple>
+      <w:r>
+        <w:fldChar w:fldCharType="begin"/>
+      </w:r>
+      <w:r>
+        <w:instrText xml:space="preserve"> SEQ Table \* ARABIC \s 1 </w:instrText>
+      </w:r>
+      <w:r>
+        <w:fldChar w:fldCharType="separate"/>
+      </w:r>
+      <w:r>
+        <w:rPr>
+          <w:noProof/>
+        </w:rPr>
+        <w:t>3</w:t>
+      </w:r>
+      <w:r>
+        <w:rPr>
+          <w:noProof/>
+        </w:rPr>
+        <w:fldChar w:fldCharType="end"/>
+      </w:r>
       <w:r>
         <w:t xml:space="preserve"> I/O Interfaces</w:t>
       </w:r>
@@ -13494,25 +13594,51 @@
       <w:r>
         <w:t xml:space="preserve">Table </w:t>
       </w:r>
-      <w:fldSimple w:instr=" STYLEREF 1 \s ">
-        <w:r>
-          <w:rPr>
-            <w:noProof/>
-          </w:rPr>
-          <w:t>3</w:t>
-        </w:r>
-      </w:fldSimple>
+      <w:r>
+        <w:fldChar w:fldCharType="begin"/>
+      </w:r>
+      <w:r>
+        <w:instrText xml:space="preserve"> STYLEREF 1 \s </w:instrText>
+      </w:r>
+      <w:r>
+        <w:fldChar w:fldCharType="separate"/>
+      </w:r>
+      <w:r>
+        <w:rPr>
+          <w:noProof/>
+        </w:rPr>
+        <w:t>3</w:t>
+      </w:r>
+      <w:r>
+        <w:rPr>
+          <w:noProof/>
+        </w:rPr>
+        <w:fldChar w:fldCharType="end"/>
+      </w:r>
       <w:r>
         <w:noBreakHyphen/>
       </w:r>
-      <w:fldSimple w:instr=" SEQ Table \* ARABIC \s 1 ">
-        <w:r>
-          <w:rPr>
-            <w:noProof/>
-          </w:rPr>
-          <w:t>4</w:t>
-        </w:r>
-      </w:fldSimple>
+      <w:r>
+        <w:fldChar w:fldCharType="begin"/>
+      </w:r>
+      <w:r>
+        <w:instrText xml:space="preserve"> SEQ Table \* ARABIC \s 1 </w:instrText>
+      </w:r>
+      <w:r>
+        <w:fldChar w:fldCharType="separate"/>
+      </w:r>
+      <w:r>
+        <w:rPr>
+          <w:noProof/>
+        </w:rPr>
+        <w:t>4</w:t>
+      </w:r>
+      <w:r>
+        <w:rPr>
+          <w:noProof/>
+        </w:rPr>
+        <w:fldChar w:fldCharType="end"/>
+      </w:r>
       <w:r>
         <w:t xml:space="preserve"> Address Mapping</w:t>
       </w:r>
@@ -13629,25 +13755,51 @@
       <w:r>
         <w:t xml:space="preserve">Figure </w:t>
       </w:r>
-      <w:fldSimple w:instr=" STYLEREF 1 \s ">
-        <w:r>
-          <w:rPr>
-            <w:noProof/>
-          </w:rPr>
-          <w:t>4</w:t>
-        </w:r>
-      </w:fldSimple>
+      <w:r>
+        <w:fldChar w:fldCharType="begin"/>
+      </w:r>
+      <w:r>
+        <w:instrText xml:space="preserve"> STYLEREF 1 \s </w:instrText>
+      </w:r>
+      <w:r>
+        <w:fldChar w:fldCharType="separate"/>
+      </w:r>
+      <w:r>
+        <w:rPr>
+          <w:noProof/>
+        </w:rPr>
+        <w:t>4</w:t>
+      </w:r>
+      <w:r>
+        <w:rPr>
+          <w:noProof/>
+        </w:rPr>
+        <w:fldChar w:fldCharType="end"/>
+      </w:r>
       <w:r>
         <w:noBreakHyphen/>
       </w:r>
-      <w:fldSimple w:instr=" SEQ Figure \* ARABIC \s 1 ">
-        <w:r>
-          <w:rPr>
-            <w:noProof/>
-          </w:rPr>
-          <w:t>1</w:t>
-        </w:r>
-      </w:fldSimple>
+      <w:r>
+        <w:fldChar w:fldCharType="begin"/>
+      </w:r>
+      <w:r>
+        <w:instrText xml:space="preserve"> SEQ Figure \* ARABIC \s 1 </w:instrText>
+      </w:r>
+      <w:r>
+        <w:fldChar w:fldCharType="separate"/>
+      </w:r>
+      <w:r>
+        <w:rPr>
+          <w:noProof/>
+        </w:rPr>
+        <w:t>1</w:t>
+      </w:r>
+      <w:r>
+        <w:rPr>
+          <w:noProof/>
+        </w:rPr>
+        <w:fldChar w:fldCharType="end"/>
+      </w:r>
       <w:bookmarkEnd w:id="25"/>
       <w:r>
         <w:t xml:space="preserve"> Read Handler Diagram</w:t>
@@ -15283,25 +15435,51 @@
       <w:r>
         <w:t xml:space="preserve">Table </w:t>
       </w:r>
-      <w:fldSimple w:instr=" STYLEREF 1 \s ">
-        <w:r>
-          <w:rPr>
-            <w:noProof/>
-          </w:rPr>
-          <w:t>4</w:t>
-        </w:r>
-      </w:fldSimple>
+      <w:r>
+        <w:fldChar w:fldCharType="begin"/>
+      </w:r>
+      <w:r>
+        <w:instrText xml:space="preserve"> STYLEREF 1 \s </w:instrText>
+      </w:r>
+      <w:r>
+        <w:fldChar w:fldCharType="separate"/>
+      </w:r>
+      <w:r>
+        <w:rPr>
+          <w:noProof/>
+        </w:rPr>
+        <w:t>4</w:t>
+      </w:r>
+      <w:r>
+        <w:rPr>
+          <w:noProof/>
+        </w:rPr>
+        <w:fldChar w:fldCharType="end"/>
+      </w:r>
       <w:r>
         <w:noBreakHyphen/>
       </w:r>
-      <w:fldSimple w:instr=" SEQ Table \* ARABIC \s 1 ">
-        <w:r>
-          <w:rPr>
-            <w:noProof/>
-          </w:rPr>
-          <w:t>1</w:t>
-        </w:r>
-      </w:fldSimple>
+      <w:r>
+        <w:fldChar w:fldCharType="begin"/>
+      </w:r>
+      <w:r>
+        <w:instrText xml:space="preserve"> SEQ Table \* ARABIC \s 1 </w:instrText>
+      </w:r>
+      <w:r>
+        <w:fldChar w:fldCharType="separate"/>
+      </w:r>
+      <w:r>
+        <w:rPr>
+          <w:noProof/>
+        </w:rPr>
+        <w:t>1</w:t>
+      </w:r>
+      <w:r>
+        <w:rPr>
+          <w:noProof/>
+        </w:rPr>
+        <w:fldChar w:fldCharType="end"/>
+      </w:r>
       <w:bookmarkEnd w:id="28"/>
       <w:r>
         <w:t xml:space="preserve"> Request/Response Format of </w:t>
@@ -15575,25 +15753,51 @@
       <w:r>
         <w:t xml:space="preserve">Figure </w:t>
       </w:r>
-      <w:fldSimple w:instr=" STYLEREF 1 \s ">
-        <w:r>
-          <w:rPr>
-            <w:noProof/>
-          </w:rPr>
-          <w:t>4</w:t>
-        </w:r>
-      </w:fldSimple>
+      <w:r>
+        <w:fldChar w:fldCharType="begin"/>
+      </w:r>
+      <w:r>
+        <w:instrText xml:space="preserve"> STYLEREF 1 \s </w:instrText>
+      </w:r>
+      <w:r>
+        <w:fldChar w:fldCharType="separate"/>
+      </w:r>
+      <w:r>
+        <w:rPr>
+          <w:noProof/>
+        </w:rPr>
+        <w:t>4</w:t>
+      </w:r>
+      <w:r>
+        <w:rPr>
+          <w:noProof/>
+        </w:rPr>
+        <w:fldChar w:fldCharType="end"/>
+      </w:r>
       <w:r>
         <w:noBreakHyphen/>
       </w:r>
-      <w:fldSimple w:instr=" SEQ Figure \* ARABIC \s 1 ">
-        <w:r>
-          <w:rPr>
-            <w:noProof/>
-          </w:rPr>
-          <w:t>2</w:t>
-        </w:r>
-      </w:fldSimple>
+      <w:r>
+        <w:fldChar w:fldCharType="begin"/>
+      </w:r>
+      <w:r>
+        <w:instrText xml:space="preserve"> SEQ Figure \* ARABIC \s 1 </w:instrText>
+      </w:r>
+      <w:r>
+        <w:fldChar w:fldCharType="separate"/>
+      </w:r>
+      <w:r>
+        <w:rPr>
+          <w:noProof/>
+        </w:rPr>
+        <w:t>2</w:t>
+      </w:r>
+      <w:r>
+        <w:rPr>
+          <w:noProof/>
+        </w:rPr>
+        <w:fldChar w:fldCharType="end"/>
+      </w:r>
       <w:bookmarkEnd w:id="31"/>
       <w:r>
         <w:t xml:space="preserve"> Write Handler Diagram</w:t>
@@ -15967,25 +16171,51 @@
       <w:r>
         <w:t xml:space="preserve">Figure </w:t>
       </w:r>
-      <w:fldSimple w:instr=" STYLEREF 1 \s ">
-        <w:r>
-          <w:rPr>
-            <w:noProof/>
-          </w:rPr>
-          <w:t>4</w:t>
-        </w:r>
-      </w:fldSimple>
+      <w:r>
+        <w:fldChar w:fldCharType="begin"/>
+      </w:r>
+      <w:r>
+        <w:instrText xml:space="preserve"> STYLEREF 1 \s </w:instrText>
+      </w:r>
+      <w:r>
+        <w:fldChar w:fldCharType="separate"/>
+      </w:r>
+      <w:r>
+        <w:rPr>
+          <w:noProof/>
+        </w:rPr>
+        <w:t>4</w:t>
+      </w:r>
+      <w:r>
+        <w:rPr>
+          <w:noProof/>
+        </w:rPr>
+        <w:fldChar w:fldCharType="end"/>
+      </w:r>
       <w:r>
         <w:noBreakHyphen/>
       </w:r>
-      <w:fldSimple w:instr=" SEQ Figure \* ARABIC \s 1 ">
-        <w:r>
-          <w:rPr>
-            <w:noProof/>
-          </w:rPr>
-          <w:t>3</w:t>
-        </w:r>
-      </w:fldSimple>
+      <w:r>
+        <w:fldChar w:fldCharType="begin"/>
+      </w:r>
+      <w:r>
+        <w:instrText xml:space="preserve"> SEQ Figure \* ARABIC \s 1 </w:instrText>
+      </w:r>
+      <w:r>
+        <w:fldChar w:fldCharType="separate"/>
+      </w:r>
+      <w:r>
+        <w:rPr>
+          <w:noProof/>
+        </w:rPr>
+        <w:t>3</w:t>
+      </w:r>
+      <w:r>
+        <w:rPr>
+          <w:noProof/>
+        </w:rPr>
+        <w:fldChar w:fldCharType="end"/>
+      </w:r>
       <w:bookmarkEnd w:id="34"/>
       <w:r>
         <w:t xml:space="preserve"> </w:t>
@@ -16505,67 +16735,35 @@
       <w:r>
         <w:t xml:space="preserve">Figure </w:t>
       </w:r>
-      <w:r>
-        <w:fldChar w:fldCharType="begin"/>
-      </w:r>
-      <w:r>
-        <w:instrText xml:space="preserve"> STYLEREF 1 \s </w:instrText>
-      </w:r>
-      <w:r>
-        <w:fldChar w:fldCharType="separate"/>
-      </w:r>
-      <w:r>
-        <w:rPr>
-          <w:noProof/>
-        </w:rPr>
-        <w:t>4</w:t>
-      </w:r>
-      <w:r>
-        <w:rPr>
-          <w:noProof/>
-        </w:rPr>
-        <w:fldChar w:fldCharType="end"/>
-      </w:r>
+      <w:fldSimple w:instr=" STYLEREF 1 \s ">
+        <w:r>
+          <w:rPr>
+            <w:noProof/>
+          </w:rPr>
+          <w:t>4</w:t>
+        </w:r>
+      </w:fldSimple>
       <w:r>
         <w:noBreakHyphen/>
       </w:r>
-      <w:r>
-        <w:fldChar w:fldCharType="begin"/>
-      </w:r>
-      <w:r>
-        <w:instrText xml:space="preserve"> SEQ Figure \* ARABIC \s 1 </w:instrText>
-      </w:r>
-      <w:r>
-        <w:fldChar w:fldCharType="separate"/>
-      </w:r>
-      <w:r>
-        <w:rPr>
-          <w:noProof/>
-        </w:rPr>
-        <w:t>4</w:t>
-      </w:r>
-      <w:r>
-        <w:rPr>
-          <w:noProof/>
-        </w:rPr>
-        <w:fldChar w:fldCharType="end"/>
-      </w:r>
+      <w:fldSimple w:instr=" SEQ Figure \* ARABIC \s 1 ">
+        <w:r>
+          <w:rPr>
+            <w:noProof/>
+          </w:rPr>
+          <w:t>4</w:t>
+        </w:r>
+      </w:fldSimple>
       <w:bookmarkEnd w:id="38"/>
       <w:r>
-        <w:t xml:space="preserve"> </w:t>
-      </w:r>
-      <w:r>
-        <w:t>Mem_if_ctrl</w:t>
-      </w:r>
-      <w:r>
-        <w:t xml:space="preserve"> Diagram</w:t>
+        <w:t xml:space="preserve"> Mem_if_ctrl Diagram</w:t>
       </w:r>
       <w:bookmarkEnd w:id="39"/>
     </w:p>
     <w:p>
       <w:pPr>
         <w:rPr>
-          <w:rFonts w:eastAsiaTheme="minorEastAsia" w:hint="eastAsia"/>
+          <w:rFonts w:eastAsiaTheme="minorEastAsia"/>
           <w:b/>
           <w:bCs/>
         </w:rPr>
@@ -16574,7 +16772,90 @@
         <w:rPr>
           <w:rFonts w:eastAsiaTheme="minorEastAsia"/>
         </w:rPr>
-        <w:t>As shown in</w:t>
+        <w:t xml:space="preserve">As shown in </w:t>
+      </w:r>
+      <w:r>
+        <w:rPr>
+          <w:rFonts w:eastAsiaTheme="minorEastAsia"/>
+        </w:rPr>
+        <w:fldChar w:fldCharType="begin"/>
+      </w:r>
+      <w:r>
+        <w:rPr>
+          <w:rFonts w:eastAsiaTheme="minorEastAsia"/>
+        </w:rPr>
+        <w:instrText xml:space="preserve"> REF _Ref145440954 \h </w:instrText>
+      </w:r>
+      <w:r>
+        <w:rPr>
+          <w:rFonts w:eastAsiaTheme="minorEastAsia"/>
+        </w:rPr>
+      </w:r>
+      <w:r>
+        <w:rPr>
+          <w:rFonts w:eastAsiaTheme="minorEastAsia"/>
+        </w:rPr>
+        <w:fldChar w:fldCharType="separate"/>
+      </w:r>
+      <w:r>
+        <w:t xml:space="preserve">Figure </w:t>
+      </w:r>
+      <w:r>
+        <w:rPr>
+          <w:noProof/>
+        </w:rPr>
+        <w:t>4</w:t>
+      </w:r>
+      <w:r>
+        <w:noBreakHyphen/>
+      </w:r>
+      <w:r>
+        <w:rPr>
+          <w:noProof/>
+        </w:rPr>
+        <w:t>4</w:t>
+      </w:r>
+      <w:r>
+        <w:rPr>
+          <w:rFonts w:eastAsiaTheme="minorEastAsia"/>
+        </w:rPr>
+        <w:fldChar w:fldCharType="end"/>
+      </w:r>
+      <w:r>
+        <w:rPr>
+          <w:rFonts w:eastAsiaTheme="minorEastAsia"/>
+        </w:rPr>
+        <w:t>, c</w:t>
+      </w:r>
+      <w:r>
+        <w:rPr>
+          <w:rFonts w:eastAsiaTheme="minorEastAsia"/>
+        </w:rPr>
+        <w:t xml:space="preserve">onsidering the delay of </w:t>
+      </w:r>
+      <w:r>
+        <w:rPr>
+          <w:rFonts w:eastAsiaTheme="minorEastAsia"/>
+        </w:rPr>
+        <w:t>SRAM</w:t>
+      </w:r>
+      <w:r>
+        <w:rPr>
+          <w:rFonts w:eastAsiaTheme="minorEastAsia"/>
+        </w:rPr>
+        <w:t xml:space="preserve"> output, some control signals for AXI_SRAMC reply will go through a pipeline to complete the timing alignment with the output data</w:t>
+      </w:r>
+      <w:r>
+        <w:rPr>
+          <w:rFonts w:eastAsiaTheme="minorEastAsia"/>
+        </w:rPr>
+        <w:t xml:space="preserve"> of SRAM</w:t>
+      </w:r>
+      <w:r>
+        <w:rPr>
+          <w:rFonts w:eastAsiaTheme="minorEastAsia"/>
+        </w:rPr>
+        <w:t>.</w:t>
       </w:r>
       <w:r>
         <w:rPr>
@@ -16586,84 +16867,43 @@
         <w:rPr>
           <w:rFonts w:eastAsiaTheme="minorEastAsia"/>
         </w:rPr>
-        <w:fldChar w:fldCharType="begin"/>
-      </w:r>
-      <w:r>
-        <w:rPr>
-          <w:rFonts w:eastAsiaTheme="minorEastAsia"/>
-        </w:rPr>
-        <w:instrText xml:space="preserve"> REF _Ref145440954 \h </w:instrText>
-      </w:r>
-      <w:r>
-        <w:rPr>
-          <w:rFonts w:eastAsiaTheme="minorEastAsia"/>
-        </w:rPr>
-      </w:r>
-      <w:r>
-        <w:rPr>
-          <w:rFonts w:eastAsiaTheme="minorEastAsia"/>
-        </w:rPr>
-        <w:fldChar w:fldCharType="separate"/>
-      </w:r>
-      <w:r>
-        <w:t xml:space="preserve">Figure </w:t>
-      </w:r>
-      <w:r>
-        <w:rPr>
-          <w:noProof/>
-        </w:rPr>
-        <w:t>4</w:t>
-      </w:r>
-      <w:r>
-        <w:noBreakHyphen/>
-      </w:r>
-      <w:r>
-        <w:rPr>
-          <w:noProof/>
-        </w:rPr>
-        <w:t>4</w:t>
-      </w:r>
-      <w:r>
-        <w:rPr>
-          <w:rFonts w:eastAsiaTheme="minorEastAsia"/>
-        </w:rPr>
-        <w:fldChar w:fldCharType="end"/>
-      </w:r>
-      <w:r>
-        <w:rPr>
-          <w:rFonts w:eastAsiaTheme="minorEastAsia"/>
-        </w:rPr>
-        <w:t>, c</w:t>
-      </w:r>
-      <w:r>
-        <w:rPr>
-          <w:rFonts w:eastAsiaTheme="minorEastAsia"/>
-        </w:rPr>
-        <w:t xml:space="preserve">onsidering the delay of </w:t>
-      </w:r>
-      <w:r>
-        <w:rPr>
-          <w:rFonts w:eastAsiaTheme="minorEastAsia"/>
-        </w:rPr>
-        <w:t>SRAM</w:t>
-      </w:r>
-      <w:r>
-        <w:rPr>
-          <w:rFonts w:eastAsiaTheme="minorEastAsia"/>
-        </w:rPr>
-        <w:t xml:space="preserve"> output, some control signals for AXI_SRAMC reply will go through a pipeline to complete the timing alignment with the output data</w:t>
-      </w:r>
-      <w:r>
-        <w:rPr>
-          <w:rFonts w:eastAsiaTheme="minorEastAsia"/>
-        </w:rPr>
-        <w:t xml:space="preserve"> of SRAM</w:t>
-      </w:r>
-      <w:r>
-        <w:rPr>
-          <w:rFonts w:eastAsiaTheme="minorEastAsia"/>
-        </w:rPr>
-        <w:t>.</w:t>
+        <w:t xml:space="preserve">Then the control signal and read data (not necessarily) will be stored in a FIFO. Assuming that the read latency of SRAM is N cycles, the number of pipeline stages is N, and the depth of </w:t>
+      </w:r>
+      <w:r>
+        <w:rPr>
+          <w:rFonts w:eastAsiaTheme="minorEastAsia"/>
+        </w:rPr>
+        <w:t>FIFO</w:t>
+      </w:r>
+      <w:r>
+        <w:rPr>
+          <w:rFonts w:eastAsiaTheme="minorEastAsia"/>
+        </w:rPr>
+        <w:t xml:space="preserve"> is N+1</w:t>
+      </w:r>
+      <w:r>
+        <w:rPr>
+          <w:rFonts w:eastAsiaTheme="minorEastAsia"/>
+        </w:rPr>
+        <w:t xml:space="preserve">. </w:t>
+      </w:r>
+      <w:r>
+        <w:rPr>
+          <w:rFonts w:eastAsiaTheme="minorEastAsia"/>
+        </w:rPr>
+        <w:t xml:space="preserve">The output valid is asserted when the </w:t>
+      </w:r>
+      <w:r>
+        <w:rPr>
+          <w:rFonts w:eastAsiaTheme="minorEastAsia"/>
+        </w:rPr>
+        <w:t>FIFO</w:t>
+      </w:r>
+      <w:r>
+        <w:rPr>
+          <w:rFonts w:eastAsiaTheme="minorEastAsia"/>
+        </w:rPr>
+        <w:t xml:space="preserve"> is not empty.</w:t>
       </w:r>
       <w:r>
         <w:rPr>
@@ -16675,54 +16915,6 @@
         <w:rPr>
           <w:rFonts w:eastAsiaTheme="minorEastAsia"/>
         </w:rPr>
-        <w:t xml:space="preserve">Then the control signal and read data (not necessarily) will be stored in a FIFO. Assuming that the read latency of SRAM is N cycles, the number of pipeline stages is N, and the depth of </w:t>
-      </w:r>
-      <w:r>
-        <w:rPr>
-          <w:rFonts w:eastAsiaTheme="minorEastAsia"/>
-        </w:rPr>
-        <w:t>FIFO</w:t>
-      </w:r>
-      <w:r>
-        <w:rPr>
-          <w:rFonts w:eastAsiaTheme="minorEastAsia"/>
-        </w:rPr>
-        <w:t xml:space="preserve"> is N+1</w:t>
-      </w:r>
-      <w:r>
-        <w:rPr>
-          <w:rFonts w:eastAsiaTheme="minorEastAsia"/>
-        </w:rPr>
-        <w:t xml:space="preserve">. </w:t>
-      </w:r>
-      <w:r>
-        <w:rPr>
-          <w:rFonts w:eastAsiaTheme="minorEastAsia"/>
-        </w:rPr>
-        <w:t xml:space="preserve">The output valid is asserted when the </w:t>
-      </w:r>
-      <w:r>
-        <w:rPr>
-          <w:rFonts w:eastAsiaTheme="minorEastAsia"/>
-        </w:rPr>
-        <w:t>FIFO</w:t>
-      </w:r>
-      <w:r>
-        <w:rPr>
-          <w:rFonts w:eastAsiaTheme="minorEastAsia"/>
-        </w:rPr>
-        <w:t xml:space="preserve"> is not empty.</w:t>
-      </w:r>
-      <w:r>
-        <w:rPr>
-          <w:rFonts w:eastAsiaTheme="minorEastAsia"/>
-        </w:rPr>
-        <w:t xml:space="preserve"> </w:t>
-      </w:r>
-      <w:r>
-        <w:rPr>
-          <w:rFonts w:eastAsiaTheme="minorEastAsia"/>
-        </w:rPr>
         <w:t xml:space="preserve">A counter is used to record the number of </w:t>
       </w:r>
       <w:r>
@@ -16753,13 +16945,7 @@
         <w:rPr>
           <w:rFonts w:eastAsiaTheme="minorEastAsia"/>
         </w:rPr>
-        <w:t xml:space="preserve"> SRAM</w:t>
-      </w:r>
-      <w:r>
-        <w:rPr>
-          <w:rFonts w:eastAsiaTheme="minorEastAsia"/>
-        </w:rPr>
-        <w:t xml:space="preserve">. </w:t>
+        <w:t xml:space="preserve"> SRAM. </w:t>
       </w:r>
       <w:r>
         <w:rPr>
@@ -16783,7 +16969,7 @@
         <w:rPr>
           <w:rFonts w:eastAsiaTheme="minorEastAsia"/>
         </w:rPr>
-        <w:t>2</w:t>
+        <w:t>1</w:t>
       </w:r>
       <w:r>
         <w:rPr>
@@ -16936,25 +17122,51 @@
       <w:r>
         <w:t xml:space="preserve">Figure </w:t>
       </w:r>
-      <w:fldSimple w:instr=" STYLEREF 1 \s ">
-        <w:r>
-          <w:rPr>
-            <w:noProof/>
-          </w:rPr>
-          <w:t>5</w:t>
-        </w:r>
-      </w:fldSimple>
+      <w:r>
+        <w:fldChar w:fldCharType="begin"/>
+      </w:r>
+      <w:r>
+        <w:instrText xml:space="preserve"> STYLEREF 1 \s </w:instrText>
+      </w:r>
+      <w:r>
+        <w:fldChar w:fldCharType="separate"/>
+      </w:r>
+      <w:r>
+        <w:rPr>
+          <w:noProof/>
+        </w:rPr>
+        <w:t>5</w:t>
+      </w:r>
+      <w:r>
+        <w:rPr>
+          <w:noProof/>
+        </w:rPr>
+        <w:fldChar w:fldCharType="end"/>
+      </w:r>
       <w:r>
         <w:noBreakHyphen/>
       </w:r>
-      <w:fldSimple w:instr=" SEQ Figure \* ARABIC \s 1 ">
-        <w:r>
-          <w:rPr>
-            <w:noProof/>
-          </w:rPr>
-          <w:t>1</w:t>
-        </w:r>
-      </w:fldSimple>
+      <w:r>
+        <w:fldChar w:fldCharType="begin"/>
+      </w:r>
+      <w:r>
+        <w:instrText xml:space="preserve"> SEQ Figure \* ARABIC \s 1 </w:instrText>
+      </w:r>
+      <w:r>
+        <w:fldChar w:fldCharType="separate"/>
+      </w:r>
+      <w:r>
+        <w:rPr>
+          <w:noProof/>
+        </w:rPr>
+        <w:t>1</w:t>
+      </w:r>
+      <w:r>
+        <w:rPr>
+          <w:noProof/>
+        </w:rPr>
+        <w:fldChar w:fldCharType="end"/>
+      </w:r>
       <w:r>
         <w:t xml:space="preserve"> Data Path </w:t>
       </w:r>
@@ -17186,25 +17398,51 @@
       <w:r>
         <w:t xml:space="preserve">Figure </w:t>
       </w:r>
-      <w:fldSimple w:instr=" STYLEREF 1 \s ">
-        <w:r>
-          <w:rPr>
-            <w:noProof/>
-          </w:rPr>
-          <w:t>5</w:t>
-        </w:r>
-      </w:fldSimple>
+      <w:r>
+        <w:fldChar w:fldCharType="begin"/>
+      </w:r>
+      <w:r>
+        <w:instrText xml:space="preserve"> STYLEREF 1 \s </w:instrText>
+      </w:r>
+      <w:r>
+        <w:fldChar w:fldCharType="separate"/>
+      </w:r>
+      <w:r>
+        <w:rPr>
+          <w:noProof/>
+        </w:rPr>
+        <w:t>5</w:t>
+      </w:r>
+      <w:r>
+        <w:rPr>
+          <w:noProof/>
+        </w:rPr>
+        <w:fldChar w:fldCharType="end"/>
+      </w:r>
       <w:r>
         <w:noBreakHyphen/>
       </w:r>
-      <w:fldSimple w:instr=" SEQ Figure \* ARABIC \s 1 ">
-        <w:r>
-          <w:rPr>
-            <w:noProof/>
-          </w:rPr>
-          <w:t>2</w:t>
-        </w:r>
-      </w:fldSimple>
+      <w:r>
+        <w:fldChar w:fldCharType="begin"/>
+      </w:r>
+      <w:r>
+        <w:instrText xml:space="preserve"> SEQ Figure \* ARABIC \s 1 </w:instrText>
+      </w:r>
+      <w:r>
+        <w:fldChar w:fldCharType="separate"/>
+      </w:r>
+      <w:r>
+        <w:rPr>
+          <w:noProof/>
+        </w:rPr>
+        <w:t>2</w:t>
+      </w:r>
+      <w:r>
+        <w:rPr>
+          <w:noProof/>
+        </w:rPr>
+        <w:fldChar w:fldCharType="end"/>
+      </w:r>
       <w:r>
         <w:t xml:space="preserve"> Data Path </w:t>
       </w:r>
@@ -17801,49 +18039,49 @@
           <w:p>
             <w:pPr>
               <w:rPr>
+                <w:rFonts w:eastAsiaTheme="minorEastAsia"/>
+              </w:rPr>
+            </w:pPr>
+            <w:r>
+              <w:rPr>
                 <w:rFonts w:eastAsiaTheme="minorEastAsia" w:hint="eastAsia"/>
               </w:rPr>
+              <w:t>S</w:t>
+            </w:r>
+            <w:r>
+              <w:rPr>
+                <w:rFonts w:eastAsiaTheme="minorEastAsia"/>
+              </w:rPr>
+              <w:t>RAM_R_LATENCY</w:t>
+            </w:r>
+          </w:p>
+        </w:tc>
+        <w:tc>
+          <w:tcPr>
+            <w:tcW w:w="2763" w:type="dxa"/>
+          </w:tcPr>
+          <w:p>
+            <w:pPr>
+              <w:rPr>
+                <w:rFonts w:eastAsiaTheme="minorEastAsia"/>
+              </w:rPr>
             </w:pPr>
             <w:r>
               <w:rPr>
                 <w:rFonts w:eastAsiaTheme="minorEastAsia" w:hint="eastAsia"/>
               </w:rPr>
-              <w:t>S</w:t>
-            </w:r>
-            <w:r>
-              <w:rPr>
-                <w:rFonts w:eastAsiaTheme="minorEastAsia"/>
-              </w:rPr>
-              <w:t>RAM_R_LATENCY</w:t>
-            </w:r>
-          </w:p>
-        </w:tc>
-        <w:tc>
-          <w:tcPr>
-            <w:tcW w:w="2763" w:type="dxa"/>
+              <w:t>1</w:t>
+            </w:r>
+          </w:p>
+        </w:tc>
+        <w:tc>
+          <w:tcPr>
+            <w:tcW w:w="2764" w:type="dxa"/>
           </w:tcPr>
           <w:p>
             <w:pPr>
               <w:rPr>
                 <w:rFonts w:eastAsiaTheme="minorEastAsia"/>
-              </w:rPr>
-            </w:pPr>
-            <w:r>
-              <w:rPr>
-                <w:rFonts w:eastAsiaTheme="minorEastAsia" w:hint="eastAsia"/>
-              </w:rPr>
-              <w:t>1</w:t>
-            </w:r>
-          </w:p>
-        </w:tc>
-        <w:tc>
-          <w:tcPr>
-            <w:tcW w:w="2764" w:type="dxa"/>
-          </w:tcPr>
-          <w:p>
-            <w:pPr>
-              <w:rPr>
-                <w:rFonts w:eastAsiaTheme="minorEastAsia" w:hint="eastAsia"/>
               </w:rPr>
             </w:pPr>
             <w:r>
@@ -18032,25 +18270,51 @@
       <w:r>
         <w:t xml:space="preserve">Table </w:t>
       </w:r>
-      <w:fldSimple w:instr=" STYLEREF 1 \s ">
-        <w:r>
-          <w:rPr>
-            <w:noProof/>
-          </w:rPr>
-          <w:t>6</w:t>
-        </w:r>
-      </w:fldSimple>
+      <w:r>
+        <w:fldChar w:fldCharType="begin"/>
+      </w:r>
+      <w:r>
+        <w:instrText xml:space="preserve"> STYLEREF 1 \s </w:instrText>
+      </w:r>
+      <w:r>
+        <w:fldChar w:fldCharType="separate"/>
+      </w:r>
+      <w:r>
+        <w:rPr>
+          <w:noProof/>
+        </w:rPr>
+        <w:t>6</w:t>
+      </w:r>
+      <w:r>
+        <w:rPr>
+          <w:noProof/>
+        </w:rPr>
+        <w:fldChar w:fldCharType="end"/>
+      </w:r>
       <w:r>
         <w:noBreakHyphen/>
       </w:r>
-      <w:fldSimple w:instr=" SEQ Table \* ARABIC \s 1 ">
-        <w:r>
-          <w:rPr>
-            <w:noProof/>
-          </w:rPr>
-          <w:t>1</w:t>
-        </w:r>
-      </w:fldSimple>
+      <w:r>
+        <w:fldChar w:fldCharType="begin"/>
+      </w:r>
+      <w:r>
+        <w:instrText xml:space="preserve"> SEQ Table \* ARABIC \s 1 </w:instrText>
+      </w:r>
+      <w:r>
+        <w:fldChar w:fldCharType="separate"/>
+      </w:r>
+      <w:r>
+        <w:rPr>
+          <w:noProof/>
+        </w:rPr>
+        <w:t>1</w:t>
+      </w:r>
+      <w:r>
+        <w:rPr>
+          <w:noProof/>
+        </w:rPr>
+        <w:fldChar w:fldCharType="end"/>
+      </w:r>
       <w:r>
         <w:t xml:space="preserve"> Parameter List</w:t>
       </w:r>
@@ -18251,25 +18515,51 @@
       <w:r>
         <w:t xml:space="preserve">Table </w:t>
       </w:r>
-      <w:fldSimple w:instr=" STYLEREF 1 \s ">
-        <w:r>
-          <w:rPr>
-            <w:noProof/>
-          </w:rPr>
-          <w:t>6</w:t>
-        </w:r>
-      </w:fldSimple>
+      <w:r>
+        <w:fldChar w:fldCharType="begin"/>
+      </w:r>
+      <w:r>
+        <w:instrText xml:space="preserve"> STYLEREF 1 \s </w:instrText>
+      </w:r>
+      <w:r>
+        <w:fldChar w:fldCharType="separate"/>
+      </w:r>
+      <w:r>
+        <w:rPr>
+          <w:noProof/>
+        </w:rPr>
+        <w:t>6</w:t>
+      </w:r>
+      <w:r>
+        <w:rPr>
+          <w:noProof/>
+        </w:rPr>
+        <w:fldChar w:fldCharType="end"/>
+      </w:r>
       <w:r>
         <w:noBreakHyphen/>
       </w:r>
-      <w:fldSimple w:instr=" SEQ Table \* ARABIC \s 1 ">
-        <w:r>
-          <w:rPr>
-            <w:noProof/>
-          </w:rPr>
-          <w:t>2</w:t>
-        </w:r>
-      </w:fldSimple>
+      <w:r>
+        <w:fldChar w:fldCharType="begin"/>
+      </w:r>
+      <w:r>
+        <w:instrText xml:space="preserve"> SEQ Table \* ARABIC \s 1 </w:instrText>
+      </w:r>
+      <w:r>
+        <w:fldChar w:fldCharType="separate"/>
+      </w:r>
+      <w:r>
+        <w:rPr>
+          <w:noProof/>
+        </w:rPr>
+        <w:t>2</w:t>
+      </w:r>
+      <w:r>
+        <w:rPr>
+          <w:noProof/>
+        </w:rPr>
+        <w:fldChar w:fldCharType="end"/>
+      </w:r>
       <w:r>
         <w:t xml:space="preserve"> Macro List</w:t>
       </w:r>
@@ -18606,25 +18896,51 @@
       <w:r>
         <w:t xml:space="preserve">Table </w:t>
       </w:r>
-      <w:fldSimple w:instr=" STYLEREF 1 \s ">
-        <w:r>
-          <w:rPr>
-            <w:noProof/>
-          </w:rPr>
-          <w:t>6</w:t>
-        </w:r>
-      </w:fldSimple>
+      <w:r>
+        <w:fldChar w:fldCharType="begin"/>
+      </w:r>
+      <w:r>
+        <w:instrText xml:space="preserve"> STYLEREF 1 \s </w:instrText>
+      </w:r>
+      <w:r>
+        <w:fldChar w:fldCharType="separate"/>
+      </w:r>
+      <w:r>
+        <w:rPr>
+          <w:noProof/>
+        </w:rPr>
+        <w:t>6</w:t>
+      </w:r>
+      <w:r>
+        <w:rPr>
+          <w:noProof/>
+        </w:rPr>
+        <w:fldChar w:fldCharType="end"/>
+      </w:r>
       <w:r>
         <w:noBreakHyphen/>
       </w:r>
-      <w:fldSimple w:instr=" SEQ Table \* ARABIC \s 1 ">
-        <w:r>
-          <w:rPr>
-            <w:noProof/>
-          </w:rPr>
-          <w:t>3</w:t>
-        </w:r>
-      </w:fldSimple>
+      <w:r>
+        <w:fldChar w:fldCharType="begin"/>
+      </w:r>
+      <w:r>
+        <w:instrText xml:space="preserve"> SEQ Table \* ARABIC \s 1 </w:instrText>
+      </w:r>
+      <w:r>
+        <w:fldChar w:fldCharType="separate"/>
+      </w:r>
+      <w:r>
+        <w:rPr>
+          <w:noProof/>
+        </w:rPr>
+        <w:t>3</w:t>
+      </w:r>
+      <w:r>
+        <w:rPr>
+          <w:noProof/>
+        </w:rPr>
+        <w:fldChar w:fldCharType="end"/>
+      </w:r>
       <w:r>
         <w:t xml:space="preserve"> Memory Requirements Table</w:t>
       </w:r>
@@ -18872,25 +19188,51 @@
       <w:r>
         <w:t xml:space="preserve">Table </w:t>
       </w:r>
-      <w:fldSimple w:instr=" STYLEREF 1 \s ">
-        <w:r>
-          <w:rPr>
-            <w:noProof/>
-          </w:rPr>
-          <w:t>7</w:t>
-        </w:r>
-      </w:fldSimple>
+      <w:r>
+        <w:fldChar w:fldCharType="begin"/>
+      </w:r>
+      <w:r>
+        <w:instrText xml:space="preserve"> STYLEREF 1 \s </w:instrText>
+      </w:r>
+      <w:r>
+        <w:fldChar w:fldCharType="separate"/>
+      </w:r>
+      <w:r>
+        <w:rPr>
+          <w:noProof/>
+        </w:rPr>
+        <w:t>7</w:t>
+      </w:r>
+      <w:r>
+        <w:rPr>
+          <w:noProof/>
+        </w:rPr>
+        <w:fldChar w:fldCharType="end"/>
+      </w:r>
       <w:r>
         <w:noBreakHyphen/>
       </w:r>
-      <w:fldSimple w:instr=" SEQ Table \* ARABIC \s 1 ">
-        <w:r>
-          <w:rPr>
-            <w:noProof/>
-          </w:rPr>
-          <w:t>1</w:t>
-        </w:r>
-      </w:fldSimple>
+      <w:r>
+        <w:fldChar w:fldCharType="begin"/>
+      </w:r>
+      <w:r>
+        <w:instrText xml:space="preserve"> SEQ Table \* ARABIC \s 1 </w:instrText>
+      </w:r>
+      <w:r>
+        <w:fldChar w:fldCharType="separate"/>
+      </w:r>
+      <w:r>
+        <w:rPr>
+          <w:noProof/>
+        </w:rPr>
+        <w:t>1</w:t>
+      </w:r>
+      <w:r>
+        <w:rPr>
+          <w:noProof/>
+        </w:rPr>
+        <w:fldChar w:fldCharType="end"/>
+      </w:r>
       <w:r>
         <w:t xml:space="preserve"> Power State Table</w:t>
       </w:r>
@@ -19070,25 +19412,51 @@
       <w:r>
         <w:t xml:space="preserve">Table </w:t>
       </w:r>
-      <w:fldSimple w:instr=" STYLEREF 1 \s ">
-        <w:r>
-          <w:rPr>
-            <w:noProof/>
-          </w:rPr>
-          <w:t>7</w:t>
-        </w:r>
-      </w:fldSimple>
+      <w:r>
+        <w:fldChar w:fldCharType="begin"/>
+      </w:r>
+      <w:r>
+        <w:instrText xml:space="preserve"> STYLEREF 1 \s </w:instrText>
+      </w:r>
+      <w:r>
+        <w:fldChar w:fldCharType="separate"/>
+      </w:r>
+      <w:r>
+        <w:rPr>
+          <w:noProof/>
+        </w:rPr>
+        <w:t>7</w:t>
+      </w:r>
+      <w:r>
+        <w:rPr>
+          <w:noProof/>
+        </w:rPr>
+        <w:fldChar w:fldCharType="end"/>
+      </w:r>
       <w:r>
         <w:noBreakHyphen/>
       </w:r>
-      <w:fldSimple w:instr=" SEQ Table \* ARABIC \s 1 ">
-        <w:r>
-          <w:rPr>
-            <w:noProof/>
-          </w:rPr>
-          <w:t>2</w:t>
-        </w:r>
-      </w:fldSimple>
+      <w:r>
+        <w:fldChar w:fldCharType="begin"/>
+      </w:r>
+      <w:r>
+        <w:instrText xml:space="preserve"> SEQ Table \* ARABIC \s 1 </w:instrText>
+      </w:r>
+      <w:r>
+        <w:fldChar w:fldCharType="separate"/>
+      </w:r>
+      <w:r>
+        <w:rPr>
+          <w:noProof/>
+        </w:rPr>
+        <w:t>2</w:t>
+      </w:r>
+      <w:r>
+        <w:rPr>
+          <w:noProof/>
+        </w:rPr>
+        <w:fldChar w:fldCharType="end"/>
+      </w:r>
       <w:r>
         <w:t xml:space="preserve"> Power Consumption Table</w:t>
       </w:r>
@@ -19546,25 +19914,51 @@
       <w:r>
         <w:t xml:space="preserve">Table </w:t>
       </w:r>
-      <w:fldSimple w:instr=" STYLEREF 1 \s ">
-        <w:r>
-          <w:rPr>
-            <w:noProof/>
-          </w:rPr>
-          <w:t>7</w:t>
-        </w:r>
-      </w:fldSimple>
+      <w:r>
+        <w:fldChar w:fldCharType="begin"/>
+      </w:r>
+      <w:r>
+        <w:instrText xml:space="preserve"> STYLEREF 1 \s </w:instrText>
+      </w:r>
+      <w:r>
+        <w:fldChar w:fldCharType="separate"/>
+      </w:r>
+      <w:r>
+        <w:rPr>
+          <w:noProof/>
+        </w:rPr>
+        <w:t>7</w:t>
+      </w:r>
+      <w:r>
+        <w:rPr>
+          <w:noProof/>
+        </w:rPr>
+        <w:fldChar w:fldCharType="end"/>
+      </w:r>
       <w:r>
         <w:noBreakHyphen/>
       </w:r>
-      <w:fldSimple w:instr=" SEQ Table \* ARABIC \s 1 ">
-        <w:r>
-          <w:rPr>
-            <w:noProof/>
-          </w:rPr>
-          <w:t>3</w:t>
-        </w:r>
-      </w:fldSimple>
+      <w:r>
+        <w:fldChar w:fldCharType="begin"/>
+      </w:r>
+      <w:r>
+        <w:instrText xml:space="preserve"> SEQ Table \* ARABIC \s 1 </w:instrText>
+      </w:r>
+      <w:r>
+        <w:fldChar w:fldCharType="separate"/>
+      </w:r>
+      <w:r>
+        <w:rPr>
+          <w:noProof/>
+        </w:rPr>
+        <w:t>3</w:t>
+      </w:r>
+      <w:r>
+        <w:rPr>
+          <w:noProof/>
+        </w:rPr>
+        <w:fldChar w:fldCharType="end"/>
+      </w:r>
       <w:r>
         <w:t xml:space="preserve"> Area Information</w:t>
       </w:r>
@@ -19689,25 +20083,51 @@
       <w:r>
         <w:t xml:space="preserve">Table </w:t>
       </w:r>
-      <w:fldSimple w:instr=" STYLEREF 1 \s ">
-        <w:r>
-          <w:rPr>
-            <w:noProof/>
-          </w:rPr>
-          <w:t>7</w:t>
-        </w:r>
-      </w:fldSimple>
+      <w:r>
+        <w:fldChar w:fldCharType="begin"/>
+      </w:r>
+      <w:r>
+        <w:instrText xml:space="preserve"> STYLEREF 1 \s </w:instrText>
+      </w:r>
+      <w:r>
+        <w:fldChar w:fldCharType="separate"/>
+      </w:r>
+      <w:r>
+        <w:rPr>
+          <w:noProof/>
+        </w:rPr>
+        <w:t>7</w:t>
+      </w:r>
+      <w:r>
+        <w:rPr>
+          <w:noProof/>
+        </w:rPr>
+        <w:fldChar w:fldCharType="end"/>
+      </w:r>
       <w:r>
         <w:noBreakHyphen/>
       </w:r>
-      <w:fldSimple w:instr=" SEQ Table \* ARABIC \s 1 ">
-        <w:r>
-          <w:rPr>
-            <w:noProof/>
-          </w:rPr>
-          <w:t>4</w:t>
-        </w:r>
-      </w:fldSimple>
+      <w:r>
+        <w:fldChar w:fldCharType="begin"/>
+      </w:r>
+      <w:r>
+        <w:instrText xml:space="preserve"> SEQ Table \* ARABIC \s 1 </w:instrText>
+      </w:r>
+      <w:r>
+        <w:fldChar w:fldCharType="separate"/>
+      </w:r>
+      <w:r>
+        <w:rPr>
+          <w:noProof/>
+        </w:rPr>
+        <w:t>4</w:t>
+      </w:r>
+      <w:r>
+        <w:rPr>
+          <w:noProof/>
+        </w:rPr>
+        <w:fldChar w:fldCharType="end"/>
+      </w:r>
       <w:r>
         <w:t xml:space="preserve"> VT Cell Number</w:t>
       </w:r>
@@ -19965,8 +20385,8 @@
         </w:rPr>
       </w:pPr>
       <w:bookmarkStart w:id="67" w:name="_Ref145334191"/>
-      <w:bookmarkStart w:id="68" w:name="_Ref142643323"/>
-      <w:bookmarkStart w:id="69" w:name="_Toc145441809"/>
+      <w:bookmarkStart w:id="68" w:name="_Toc145441809"/>
+      <w:bookmarkStart w:id="69" w:name="_Ref142643323"/>
       <w:r>
         <w:rPr>
           <w:rFonts w:eastAsiaTheme="minorEastAsia" w:hint="eastAsia"/>
@@ -19980,7 +20400,7 @@
         <w:t xml:space="preserve"> Wrapper</w:t>
       </w:r>
       <w:bookmarkEnd w:id="67"/>
-      <w:bookmarkEnd w:id="69"/>
+      <w:bookmarkEnd w:id="68"/>
       <w:r>
         <w:rPr>
           <w:rFonts w:eastAsiaTheme="minorEastAsia"/>
@@ -20001,7 +20421,7 @@
           <w:noProof/>
         </w:rPr>
         <w:drawing>
-          <wp:inline distT="0" distB="0" distL="0" distR="0" wp14:anchorId="24B97F78" wp14:editId="42386302">
+          <wp:inline distT="0" distB="0" distL="0" distR="0" wp14:anchorId="24B97F78" wp14:editId="4CD0DE7E">
             <wp:extent cx="5554980" cy="2748042"/>
             <wp:effectExtent l="0" t="0" r="7620" b="0"/>
             <wp:docPr id="416733238" name="图片 1"/>
@@ -20059,25 +20479,51 @@
       <w:r>
         <w:t xml:space="preserve">Figure </w:t>
       </w:r>
-      <w:fldSimple w:instr=" STYLEREF 1 \s ">
-        <w:r>
-          <w:rPr>
-            <w:noProof/>
-          </w:rPr>
-          <w:t>11</w:t>
-        </w:r>
-      </w:fldSimple>
+      <w:r>
+        <w:fldChar w:fldCharType="begin"/>
+      </w:r>
+      <w:r>
+        <w:instrText xml:space="preserve"> STYLEREF 1 \s </w:instrText>
+      </w:r>
+      <w:r>
+        <w:fldChar w:fldCharType="separate"/>
+      </w:r>
+      <w:r>
+        <w:rPr>
+          <w:noProof/>
+        </w:rPr>
+        <w:t>11</w:t>
+      </w:r>
+      <w:r>
+        <w:rPr>
+          <w:noProof/>
+        </w:rPr>
+        <w:fldChar w:fldCharType="end"/>
+      </w:r>
       <w:r>
         <w:noBreakHyphen/>
       </w:r>
-      <w:fldSimple w:instr=" SEQ Figure \* ARABIC \s 1 ">
-        <w:r>
-          <w:rPr>
-            <w:noProof/>
-          </w:rPr>
-          <w:t>1</w:t>
-        </w:r>
-      </w:fldSimple>
+      <w:r>
+        <w:fldChar w:fldCharType="begin"/>
+      </w:r>
+      <w:r>
+        <w:instrText xml:space="preserve"> SEQ Figure \* ARABIC \s 1 </w:instrText>
+      </w:r>
+      <w:r>
+        <w:fldChar w:fldCharType="separate"/>
+      </w:r>
+      <w:r>
+        <w:rPr>
+          <w:noProof/>
+        </w:rPr>
+        <w:t>1</w:t>
+      </w:r>
+      <w:r>
+        <w:rPr>
+          <w:noProof/>
+        </w:rPr>
+        <w:fldChar w:fldCharType="end"/>
+      </w:r>
       <w:bookmarkEnd w:id="70"/>
       <w:r>
         <w:t xml:space="preserve"> ECC Wrapper Diagram</w:t>
@@ -20207,7 +20653,7 @@
         </w:rPr>
         <w:t>emory Wrapper</w:t>
       </w:r>
-      <w:bookmarkEnd w:id="68"/>
+      <w:bookmarkEnd w:id="69"/>
       <w:bookmarkEnd w:id="72"/>
       <w:r>
         <w:rPr>
@@ -20274,25 +20720,51 @@
       <w:r>
         <w:t xml:space="preserve">Figure </w:t>
       </w:r>
-      <w:fldSimple w:instr=" STYLEREF 1 \s ">
-        <w:r>
-          <w:rPr>
-            <w:noProof/>
-          </w:rPr>
-          <w:t>11</w:t>
-        </w:r>
-      </w:fldSimple>
+      <w:r>
+        <w:fldChar w:fldCharType="begin"/>
+      </w:r>
+      <w:r>
+        <w:instrText xml:space="preserve"> STYLEREF 1 \s </w:instrText>
+      </w:r>
+      <w:r>
+        <w:fldChar w:fldCharType="separate"/>
+      </w:r>
+      <w:r>
+        <w:rPr>
+          <w:noProof/>
+        </w:rPr>
+        <w:t>11</w:t>
+      </w:r>
+      <w:r>
+        <w:rPr>
+          <w:noProof/>
+        </w:rPr>
+        <w:fldChar w:fldCharType="end"/>
+      </w:r>
       <w:r>
         <w:noBreakHyphen/>
       </w:r>
-      <w:fldSimple w:instr=" SEQ Figure \* ARABIC \s 1 ">
-        <w:r>
-          <w:rPr>
-            <w:noProof/>
-          </w:rPr>
-          <w:t>2</w:t>
-        </w:r>
-      </w:fldSimple>
+      <w:r>
+        <w:fldChar w:fldCharType="begin"/>
+      </w:r>
+      <w:r>
+        <w:instrText xml:space="preserve"> SEQ Figure \* ARABIC \s 1 </w:instrText>
+      </w:r>
+      <w:r>
+        <w:fldChar w:fldCharType="separate"/>
+      </w:r>
+      <w:r>
+        <w:rPr>
+          <w:noProof/>
+        </w:rPr>
+        <w:t>2</w:t>
+      </w:r>
+      <w:r>
+        <w:rPr>
+          <w:noProof/>
+        </w:rPr>
+        <w:fldChar w:fldCharType="end"/>
+      </w:r>
       <w:bookmarkEnd w:id="74"/>
       <w:r>
         <w:t xml:space="preserve"> Memory Wrapper Diagram</w:t>

--- a/axi_mem_controller/Project_GR001_IP_AXI_SRAMC_HDD.docx
+++ b/axi_mem_controller/Project_GR001_IP_AXI_SRAMC_HDD.docx
@@ -453,7 +453,7 @@
       <w:pPr>
         <w:pStyle w:val="a7"/>
       </w:pPr>
-      <w:bookmarkStart w:id="0" w:name="_Toc145441775"/>
+      <w:bookmarkStart w:id="0" w:name="_Toc146292300"/>
       <w:r>
         <w:rPr>
           <w:rFonts w:hint="eastAsia"/>
@@ -814,8 +814,36 @@
                 <w:i/>
                 <w:iCs/>
               </w:rPr>
-              <w:t>d uarch &amp; split ecc</w:t>
-            </w:r>
+              <w:t xml:space="preserve">d </w:t>
+            </w:r>
+            <w:proofErr w:type="spellStart"/>
+            <w:r>
+              <w:rPr>
+                <w:rFonts w:eastAsiaTheme="minorEastAsia"/>
+                <w:i/>
+                <w:iCs/>
+              </w:rPr>
+              <w:t>uarch</w:t>
+            </w:r>
+            <w:proofErr w:type="spellEnd"/>
+            <w:r>
+              <w:rPr>
+                <w:rFonts w:eastAsiaTheme="minorEastAsia"/>
+                <w:i/>
+                <w:iCs/>
+              </w:rPr>
+              <w:t xml:space="preserve"> &amp; split </w:t>
+            </w:r>
+            <w:proofErr w:type="spellStart"/>
+            <w:r>
+              <w:rPr>
+                <w:rFonts w:eastAsiaTheme="minorEastAsia"/>
+                <w:i/>
+                <w:iCs/>
+              </w:rPr>
+              <w:t>ecc</w:t>
+            </w:r>
+            <w:proofErr w:type="spellEnd"/>
           </w:p>
         </w:tc>
       </w:tr>
@@ -824,25 +852,151 @@
           <w:tcPr>
             <w:tcW w:w="2072" w:type="dxa"/>
           </w:tcPr>
-          <w:p/>
+          <w:p>
+            <w:r>
+              <w:rPr>
+                <w:rFonts w:hint="eastAsia"/>
+                <w:i/>
+                <w:iCs/>
+              </w:rPr>
+              <w:t>V</w:t>
+            </w:r>
+            <w:r>
+              <w:rPr>
+                <w:i/>
+                <w:iCs/>
+              </w:rPr>
+              <w:t>0.</w:t>
+            </w:r>
+            <w:r>
+              <w:rPr>
+                <w:i/>
+                <w:iCs/>
+              </w:rPr>
+              <w:t>9</w:t>
+            </w:r>
+          </w:p>
         </w:tc>
         <w:tc>
           <w:tcPr>
             <w:tcW w:w="2072" w:type="dxa"/>
           </w:tcPr>
-          <w:p/>
+          <w:p>
+            <w:r>
+              <w:rPr>
+                <w:rFonts w:hint="eastAsia"/>
+                <w:i/>
+                <w:iCs/>
+              </w:rPr>
+              <w:t>2</w:t>
+            </w:r>
+            <w:r>
+              <w:rPr>
+                <w:i/>
+                <w:iCs/>
+              </w:rPr>
+              <w:t>023/</w:t>
+            </w:r>
+            <w:r>
+              <w:rPr>
+                <w:i/>
+                <w:iCs/>
+              </w:rPr>
+              <w:t>9</w:t>
+            </w:r>
+            <w:r>
+              <w:rPr>
+                <w:i/>
+                <w:iCs/>
+              </w:rPr>
+              <w:t>/</w:t>
+            </w:r>
+            <w:r>
+              <w:rPr>
+                <w:i/>
+                <w:iCs/>
+              </w:rPr>
+              <w:t>22</w:t>
+            </w:r>
+          </w:p>
         </w:tc>
         <w:tc>
           <w:tcPr>
             <w:tcW w:w="2073" w:type="dxa"/>
           </w:tcPr>
-          <w:p/>
+          <w:p>
+            <w:r>
+              <w:rPr>
+                <w:rFonts w:eastAsiaTheme="minorEastAsia" w:hint="eastAsia"/>
+                <w:i/>
+                <w:iCs/>
+              </w:rPr>
+              <w:t>N</w:t>
+            </w:r>
+            <w:r>
+              <w:rPr>
+                <w:rFonts w:eastAsiaTheme="minorEastAsia"/>
+                <w:i/>
+                <w:iCs/>
+              </w:rPr>
+              <w:t>eo Wang</w:t>
+            </w:r>
+          </w:p>
         </w:tc>
         <w:tc>
           <w:tcPr>
             <w:tcW w:w="2073" w:type="dxa"/>
           </w:tcPr>
-          <w:p/>
+          <w:p>
+            <w:r>
+              <w:rPr>
+                <w:rFonts w:eastAsiaTheme="minorEastAsia"/>
+                <w:i/>
+                <w:iCs/>
+              </w:rPr>
+              <w:t>U</w:t>
+            </w:r>
+            <w:r>
+              <w:rPr>
+                <w:rFonts w:eastAsiaTheme="minorEastAsia" w:hint="eastAsia"/>
+                <w:i/>
+                <w:iCs/>
+              </w:rPr>
+              <w:t>pdate</w:t>
+            </w:r>
+            <w:r>
+              <w:rPr>
+                <w:rFonts w:eastAsiaTheme="minorEastAsia"/>
+                <w:i/>
+                <w:iCs/>
+              </w:rPr>
+              <w:t xml:space="preserve">d </w:t>
+            </w:r>
+            <w:r>
+              <w:rPr>
+                <w:rFonts w:eastAsiaTheme="minorEastAsia"/>
+                <w:i/>
+                <w:iCs/>
+              </w:rPr>
+              <w:t>p</w:t>
+            </w:r>
+            <w:r>
+              <w:rPr>
+                <w:rFonts w:eastAsiaTheme="minorEastAsia"/>
+                <w:i/>
+                <w:iCs/>
+              </w:rPr>
+              <w:t>arameter option</w:t>
+            </w:r>
+            <w:r>
+              <w:rPr>
+                <w:rFonts w:eastAsiaTheme="minorEastAsia"/>
+                <w:i/>
+                <w:iCs/>
+              </w:rPr>
+              <w:t>s</w:t>
+            </w:r>
+          </w:p>
         </w:tc>
       </w:tr>
       <w:tr>
@@ -1127,7 +1281,7 @@
       <w:pPr>
         <w:pStyle w:val="a7"/>
       </w:pPr>
-      <w:bookmarkStart w:id="1" w:name="_Toc145441776"/>
+      <w:bookmarkStart w:id="1" w:name="_Toc146292301"/>
       <w:r>
         <w:lastRenderedPageBreak/>
         <w:t>Contents</w:t>
@@ -1168,7 +1322,7 @@
       <w:r>
         <w:fldChar w:fldCharType="separate"/>
       </w:r>
-      <w:hyperlink w:anchor="_Toc145441775" w:history="1">
+      <w:hyperlink w:anchor="_Toc146292300" w:history="1">
         <w:r>
           <w:rPr>
             <w:rStyle w:val="af"/>
@@ -1195,7 +1349,7 @@
             <w:noProof/>
             <w:webHidden/>
           </w:rPr>
-          <w:instrText xml:space="preserve"> PAGEREF _Toc145441775 \h </w:instrText>
+          <w:instrText xml:space="preserve"> PAGEREF _Toc146292300 \h </w:instrText>
         </w:r>
         <w:r>
           <w:rPr>
@@ -1242,7 +1396,7 @@
           <w14:ligatures w14:val="standardContextual"/>
         </w:rPr>
       </w:pPr>
-      <w:hyperlink w:anchor="_Toc145441776" w:history="1">
+      <w:hyperlink w:anchor="_Toc146292301" w:history="1">
         <w:r>
           <w:rPr>
             <w:rStyle w:val="af"/>
@@ -1269,7 +1423,7 @@
             <w:noProof/>
             <w:webHidden/>
           </w:rPr>
-          <w:instrText xml:space="preserve"> PAGEREF _Toc145441776 \h </w:instrText>
+          <w:instrText xml:space="preserve"> PAGEREF _Toc146292301 \h </w:instrText>
         </w:r>
         <w:r>
           <w:rPr>
@@ -1316,7 +1470,7 @@
           <w14:ligatures w14:val="standardContextual"/>
         </w:rPr>
       </w:pPr>
-      <w:hyperlink w:anchor="_Toc145441777" w:history="1">
+      <w:hyperlink w:anchor="_Toc146292302" w:history="1">
         <w:r>
           <w:rPr>
             <w:rStyle w:val="af"/>
@@ -1343,7 +1497,7 @@
             <w:noProof/>
             <w:webHidden/>
           </w:rPr>
-          <w:instrText xml:space="preserve"> PAGEREF _Toc145441777 \h </w:instrText>
+          <w:instrText xml:space="preserve"> PAGEREF _Toc146292302 \h </w:instrText>
         </w:r>
         <w:r>
           <w:rPr>
@@ -1390,7 +1544,7 @@
           <w14:ligatures w14:val="standardContextual"/>
         </w:rPr>
       </w:pPr>
-      <w:hyperlink w:anchor="_Toc145441778" w:history="1">
+      <w:hyperlink w:anchor="_Toc146292303" w:history="1">
         <w:r>
           <w:rPr>
             <w:rStyle w:val="af"/>
@@ -1417,7 +1571,7 @@
             <w:noProof/>
             <w:webHidden/>
           </w:rPr>
-          <w:instrText xml:space="preserve"> PAGEREF _Toc145441778 \h </w:instrText>
+          <w:instrText xml:space="preserve"> PAGEREF _Toc146292303 \h </w:instrText>
         </w:r>
         <w:r>
           <w:rPr>
@@ -1465,7 +1619,7 @@
           <w14:ligatures w14:val="standardContextual"/>
         </w:rPr>
       </w:pPr>
-      <w:hyperlink w:anchor="_Toc145441779" w:history="1">
+      <w:hyperlink w:anchor="_Toc146292304" w:history="1">
         <w:r>
           <w:rPr>
             <w:rStyle w:val="af"/>
@@ -1511,7 +1665,7 @@
             <w:noProof/>
             <w:webHidden/>
           </w:rPr>
-          <w:instrText xml:space="preserve"> PAGEREF _Toc145441779 \h </w:instrText>
+          <w:instrText xml:space="preserve"> PAGEREF _Toc146292304 \h </w:instrText>
         </w:r>
         <w:r>
           <w:rPr>
@@ -1559,7 +1713,7 @@
           <w14:ligatures w14:val="standardContextual"/>
         </w:rPr>
       </w:pPr>
-      <w:hyperlink w:anchor="_Toc145441780" w:history="1">
+      <w:hyperlink w:anchor="_Toc146292305" w:history="1">
         <w:r>
           <w:rPr>
             <w:rStyle w:val="af"/>
@@ -1605,7 +1759,7 @@
             <w:noProof/>
             <w:webHidden/>
           </w:rPr>
-          <w:instrText xml:space="preserve"> PAGEREF _Toc145441780 \h </w:instrText>
+          <w:instrText xml:space="preserve"> PAGEREF _Toc146292305 \h </w:instrText>
         </w:r>
         <w:r>
           <w:rPr>
@@ -1653,7 +1807,7 @@
           <w14:ligatures w14:val="standardContextual"/>
         </w:rPr>
       </w:pPr>
-      <w:hyperlink w:anchor="_Toc145441781" w:history="1">
+      <w:hyperlink w:anchor="_Toc146292306" w:history="1">
         <w:r>
           <w:rPr>
             <w:rStyle w:val="af"/>
@@ -1699,7 +1853,7 @@
             <w:noProof/>
             <w:webHidden/>
           </w:rPr>
-          <w:instrText xml:space="preserve"> PAGEREF _Toc145441781 \h </w:instrText>
+          <w:instrText xml:space="preserve"> PAGEREF _Toc146292306 \h </w:instrText>
         </w:r>
         <w:r>
           <w:rPr>
@@ -1745,7 +1899,7 @@
           <w14:ligatures w14:val="standardContextual"/>
         </w:rPr>
       </w:pPr>
-      <w:hyperlink w:anchor="_Toc145441782" w:history="1">
+      <w:hyperlink w:anchor="_Toc146292307" w:history="1">
         <w:r>
           <w:rPr>
             <w:rStyle w:val="af"/>
@@ -1789,7 +1943,7 @@
             <w:noProof/>
             <w:webHidden/>
           </w:rPr>
-          <w:instrText xml:space="preserve"> PAGEREF _Toc145441782 \h </w:instrText>
+          <w:instrText xml:space="preserve"> PAGEREF _Toc146292307 \h </w:instrText>
         </w:r>
         <w:r>
           <w:rPr>
@@ -1835,7 +1989,7 @@
           <w14:ligatures w14:val="standardContextual"/>
         </w:rPr>
       </w:pPr>
-      <w:hyperlink w:anchor="_Toc145441783" w:history="1">
+      <w:hyperlink w:anchor="_Toc146292308" w:history="1">
         <w:r>
           <w:rPr>
             <w:rStyle w:val="af"/>
@@ -1879,7 +2033,7 @@
             <w:noProof/>
             <w:webHidden/>
           </w:rPr>
-          <w:instrText xml:space="preserve"> PAGEREF _Toc145441783 \h </w:instrText>
+          <w:instrText xml:space="preserve"> PAGEREF _Toc146292308 \h </w:instrText>
         </w:r>
         <w:r>
           <w:rPr>
@@ -1925,7 +2079,7 @@
           <w14:ligatures w14:val="standardContextual"/>
         </w:rPr>
       </w:pPr>
-      <w:hyperlink w:anchor="_Toc145441784" w:history="1">
+      <w:hyperlink w:anchor="_Toc146292309" w:history="1">
         <w:r>
           <w:rPr>
             <w:rStyle w:val="af"/>
@@ -1969,7 +2123,7 @@
             <w:noProof/>
             <w:webHidden/>
           </w:rPr>
-          <w:instrText xml:space="preserve"> PAGEREF _Toc145441784 \h </w:instrText>
+          <w:instrText xml:space="preserve"> PAGEREF _Toc146292309 \h </w:instrText>
         </w:r>
         <w:r>
           <w:rPr>
@@ -2015,7 +2169,7 @@
           <w14:ligatures w14:val="standardContextual"/>
         </w:rPr>
       </w:pPr>
-      <w:hyperlink w:anchor="_Toc145441785" w:history="1">
+      <w:hyperlink w:anchor="_Toc146292310" w:history="1">
         <w:r>
           <w:rPr>
             <w:rStyle w:val="af"/>
@@ -2059,7 +2213,7 @@
             <w:noProof/>
             <w:webHidden/>
           </w:rPr>
-          <w:instrText xml:space="preserve"> PAGEREF _Toc145441785 \h </w:instrText>
+          <w:instrText xml:space="preserve"> PAGEREF _Toc146292310 \h </w:instrText>
         </w:r>
         <w:r>
           <w:rPr>
@@ -2105,7 +2259,7 @@
           <w14:ligatures w14:val="standardContextual"/>
         </w:rPr>
       </w:pPr>
-      <w:hyperlink w:anchor="_Toc145441786" w:history="1">
+      <w:hyperlink w:anchor="_Toc146292311" w:history="1">
         <w:r>
           <w:rPr>
             <w:rStyle w:val="af"/>
@@ -2149,7 +2303,7 @@
             <w:noProof/>
             <w:webHidden/>
           </w:rPr>
-          <w:instrText xml:space="preserve"> PAGEREF _Toc145441786 \h </w:instrText>
+          <w:instrText xml:space="preserve"> PAGEREF _Toc146292311 \h </w:instrText>
         </w:r>
         <w:r>
           <w:rPr>
@@ -2195,7 +2349,7 @@
           <w14:ligatures w14:val="standardContextual"/>
         </w:rPr>
       </w:pPr>
-      <w:hyperlink w:anchor="_Toc145441787" w:history="1">
+      <w:hyperlink w:anchor="_Toc146292312" w:history="1">
         <w:r>
           <w:rPr>
             <w:rStyle w:val="af"/>
@@ -2239,7 +2393,7 @@
             <w:noProof/>
             <w:webHidden/>
           </w:rPr>
-          <w:instrText xml:space="preserve"> PAGEREF _Toc145441787 \h </w:instrText>
+          <w:instrText xml:space="preserve"> PAGEREF _Toc146292312 \h </w:instrText>
         </w:r>
         <w:r>
           <w:rPr>
@@ -2285,7 +2439,7 @@
           <w14:ligatures w14:val="standardContextual"/>
         </w:rPr>
       </w:pPr>
-      <w:hyperlink w:anchor="_Toc145441788" w:history="1">
+      <w:hyperlink w:anchor="_Toc146292313" w:history="1">
         <w:r>
           <w:rPr>
             <w:rStyle w:val="af"/>
@@ -2329,7 +2483,7 @@
             <w:noProof/>
             <w:webHidden/>
           </w:rPr>
-          <w:instrText xml:space="preserve"> PAGEREF _Toc145441788 \h </w:instrText>
+          <w:instrText xml:space="preserve"> PAGEREF _Toc146292313 \h </w:instrText>
         </w:r>
         <w:r>
           <w:rPr>
@@ -2375,7 +2529,7 @@
           <w14:ligatures w14:val="standardContextual"/>
         </w:rPr>
       </w:pPr>
-      <w:hyperlink w:anchor="_Toc145441789" w:history="1">
+      <w:hyperlink w:anchor="_Toc146292314" w:history="1">
         <w:r>
           <w:rPr>
             <w:rStyle w:val="af"/>
@@ -2419,7 +2573,7 @@
             <w:noProof/>
             <w:webHidden/>
           </w:rPr>
-          <w:instrText xml:space="preserve"> PAGEREF _Toc145441789 \h </w:instrText>
+          <w:instrText xml:space="preserve"> PAGEREF _Toc146292314 \h </w:instrText>
         </w:r>
         <w:r>
           <w:rPr>
@@ -2467,7 +2621,7 @@
           <w14:ligatures w14:val="standardContextual"/>
         </w:rPr>
       </w:pPr>
-      <w:hyperlink w:anchor="_Toc145441790" w:history="1">
+      <w:hyperlink w:anchor="_Toc146292315" w:history="1">
         <w:r>
           <w:rPr>
             <w:rStyle w:val="af"/>
@@ -2513,7 +2667,7 @@
             <w:noProof/>
             <w:webHidden/>
           </w:rPr>
-          <w:instrText xml:space="preserve"> PAGEREF _Toc145441790 \h </w:instrText>
+          <w:instrText xml:space="preserve"> PAGEREF _Toc146292315 \h </w:instrText>
         </w:r>
         <w:r>
           <w:rPr>
@@ -2559,7 +2713,7 @@
           <w14:ligatures w14:val="standardContextual"/>
         </w:rPr>
       </w:pPr>
-      <w:hyperlink w:anchor="_Toc145441791" w:history="1">
+      <w:hyperlink w:anchor="_Toc146292316" w:history="1">
         <w:r>
           <w:rPr>
             <w:rStyle w:val="af"/>
@@ -2603,7 +2757,7 @@
             <w:noProof/>
             <w:webHidden/>
           </w:rPr>
-          <w:instrText xml:space="preserve"> PAGEREF _Toc145441791 \h </w:instrText>
+          <w:instrText xml:space="preserve"> PAGEREF _Toc146292316 \h </w:instrText>
         </w:r>
         <w:r>
           <w:rPr>
@@ -2649,7 +2803,7 @@
           <w14:ligatures w14:val="standardContextual"/>
         </w:rPr>
       </w:pPr>
-      <w:hyperlink w:anchor="_Toc145441792" w:history="1">
+      <w:hyperlink w:anchor="_Toc146292317" w:history="1">
         <w:r>
           <w:rPr>
             <w:rStyle w:val="af"/>
@@ -2693,7 +2847,7 @@
             <w:noProof/>
             <w:webHidden/>
           </w:rPr>
-          <w:instrText xml:space="preserve"> PAGEREF _Toc145441792 \h </w:instrText>
+          <w:instrText xml:space="preserve"> PAGEREF _Toc146292317 \h </w:instrText>
         </w:r>
         <w:r>
           <w:rPr>
@@ -2739,7 +2893,7 @@
           <w14:ligatures w14:val="standardContextual"/>
         </w:rPr>
       </w:pPr>
-      <w:hyperlink w:anchor="_Toc145441793" w:history="1">
+      <w:hyperlink w:anchor="_Toc146292318" w:history="1">
         <w:r>
           <w:rPr>
             <w:rStyle w:val="af"/>
@@ -2783,7 +2937,7 @@
             <w:noProof/>
             <w:webHidden/>
           </w:rPr>
-          <w:instrText xml:space="preserve"> PAGEREF _Toc145441793 \h </w:instrText>
+          <w:instrText xml:space="preserve"> PAGEREF _Toc146292318 \h </w:instrText>
         </w:r>
         <w:r>
           <w:rPr>
@@ -2831,7 +2985,7 @@
           <w14:ligatures w14:val="standardContextual"/>
         </w:rPr>
       </w:pPr>
-      <w:hyperlink w:anchor="_Toc145441794" w:history="1">
+      <w:hyperlink w:anchor="_Toc146292319" w:history="1">
         <w:r>
           <w:rPr>
             <w:rStyle w:val="af"/>
@@ -2877,7 +3031,7 @@
             <w:noProof/>
             <w:webHidden/>
           </w:rPr>
-          <w:instrText xml:space="preserve"> PAGEREF _Toc145441794 \h </w:instrText>
+          <w:instrText xml:space="preserve"> PAGEREF _Toc146292319 \h </w:instrText>
         </w:r>
         <w:r>
           <w:rPr>
@@ -2923,7 +3077,7 @@
           <w14:ligatures w14:val="standardContextual"/>
         </w:rPr>
       </w:pPr>
-      <w:hyperlink w:anchor="_Toc145441795" w:history="1">
+      <w:hyperlink w:anchor="_Toc146292320" w:history="1">
         <w:r>
           <w:rPr>
             <w:rStyle w:val="af"/>
@@ -2967,7 +3121,7 @@
             <w:noProof/>
             <w:webHidden/>
           </w:rPr>
-          <w:instrText xml:space="preserve"> PAGEREF _Toc145441795 \h </w:instrText>
+          <w:instrText xml:space="preserve"> PAGEREF _Toc146292320 \h </w:instrText>
         </w:r>
         <w:r>
           <w:rPr>
@@ -3013,7 +3167,7 @@
           <w14:ligatures w14:val="standardContextual"/>
         </w:rPr>
       </w:pPr>
-      <w:hyperlink w:anchor="_Toc145441796" w:history="1">
+      <w:hyperlink w:anchor="_Toc146292321" w:history="1">
         <w:r>
           <w:rPr>
             <w:rStyle w:val="af"/>
@@ -3057,7 +3211,7 @@
             <w:noProof/>
             <w:webHidden/>
           </w:rPr>
-          <w:instrText xml:space="preserve"> PAGEREF _Toc145441796 \h </w:instrText>
+          <w:instrText xml:space="preserve"> PAGEREF _Toc146292321 \h </w:instrText>
         </w:r>
         <w:r>
           <w:rPr>
@@ -3105,7 +3259,7 @@
           <w14:ligatures w14:val="standardContextual"/>
         </w:rPr>
       </w:pPr>
-      <w:hyperlink w:anchor="_Toc145441797" w:history="1">
+      <w:hyperlink w:anchor="_Toc146292322" w:history="1">
         <w:r>
           <w:rPr>
             <w:rStyle w:val="af"/>
@@ -3151,7 +3305,7 @@
             <w:noProof/>
             <w:webHidden/>
           </w:rPr>
-          <w:instrText xml:space="preserve"> PAGEREF _Toc145441797 \h </w:instrText>
+          <w:instrText xml:space="preserve"> PAGEREF _Toc146292322 \h </w:instrText>
         </w:r>
         <w:r>
           <w:rPr>
@@ -3197,7 +3351,7 @@
           <w14:ligatures w14:val="standardContextual"/>
         </w:rPr>
       </w:pPr>
-      <w:hyperlink w:anchor="_Toc145441798" w:history="1">
+      <w:hyperlink w:anchor="_Toc146292323" w:history="1">
         <w:r>
           <w:rPr>
             <w:rStyle w:val="af"/>
@@ -3241,7 +3395,7 @@
             <w:noProof/>
             <w:webHidden/>
           </w:rPr>
-          <w:instrText xml:space="preserve"> PAGEREF _Toc145441798 \h </w:instrText>
+          <w:instrText xml:space="preserve"> PAGEREF _Toc146292323 \h </w:instrText>
         </w:r>
         <w:r>
           <w:rPr>
@@ -3287,7 +3441,7 @@
           <w14:ligatures w14:val="standardContextual"/>
         </w:rPr>
       </w:pPr>
-      <w:hyperlink w:anchor="_Toc145441799" w:history="1">
+      <w:hyperlink w:anchor="_Toc146292324" w:history="1">
         <w:r>
           <w:rPr>
             <w:rStyle w:val="af"/>
@@ -3331,7 +3485,7 @@
             <w:noProof/>
             <w:webHidden/>
           </w:rPr>
-          <w:instrText xml:space="preserve"> PAGEREF _Toc145441799 \h </w:instrText>
+          <w:instrText xml:space="preserve"> PAGEREF _Toc146292324 \h </w:instrText>
         </w:r>
         <w:r>
           <w:rPr>
@@ -3377,7 +3531,7 @@
           <w14:ligatures w14:val="standardContextual"/>
         </w:rPr>
       </w:pPr>
-      <w:hyperlink w:anchor="_Toc145441800" w:history="1">
+      <w:hyperlink w:anchor="_Toc146292325" w:history="1">
         <w:r>
           <w:rPr>
             <w:rStyle w:val="af"/>
@@ -3421,7 +3575,7 @@
             <w:noProof/>
             <w:webHidden/>
           </w:rPr>
-          <w:instrText xml:space="preserve"> PAGEREF _Toc145441800 \h </w:instrText>
+          <w:instrText xml:space="preserve"> PAGEREF _Toc146292325 \h </w:instrText>
         </w:r>
         <w:r>
           <w:rPr>
@@ -3469,7 +3623,7 @@
           <w14:ligatures w14:val="standardContextual"/>
         </w:rPr>
       </w:pPr>
-      <w:hyperlink w:anchor="_Toc145441801" w:history="1">
+      <w:hyperlink w:anchor="_Toc146292326" w:history="1">
         <w:r>
           <w:rPr>
             <w:rStyle w:val="af"/>
@@ -3515,7 +3669,7 @@
             <w:noProof/>
             <w:webHidden/>
           </w:rPr>
-          <w:instrText xml:space="preserve"> PAGEREF _Toc145441801 \h </w:instrText>
+          <w:instrText xml:space="preserve"> PAGEREF _Toc146292326 \h </w:instrText>
         </w:r>
         <w:r>
           <w:rPr>
@@ -3561,7 +3715,7 @@
           <w14:ligatures w14:val="standardContextual"/>
         </w:rPr>
       </w:pPr>
-      <w:hyperlink w:anchor="_Toc145441802" w:history="1">
+      <w:hyperlink w:anchor="_Toc146292327" w:history="1">
         <w:r>
           <w:rPr>
             <w:rStyle w:val="af"/>
@@ -3605,7 +3759,7 @@
             <w:noProof/>
             <w:webHidden/>
           </w:rPr>
-          <w:instrText xml:space="preserve"> PAGEREF _Toc145441802 \h </w:instrText>
+          <w:instrText xml:space="preserve"> PAGEREF _Toc146292327 \h </w:instrText>
         </w:r>
         <w:r>
           <w:rPr>
@@ -3651,7 +3805,7 @@
           <w14:ligatures w14:val="standardContextual"/>
         </w:rPr>
       </w:pPr>
-      <w:hyperlink w:anchor="_Toc145441803" w:history="1">
+      <w:hyperlink w:anchor="_Toc146292328" w:history="1">
         <w:r>
           <w:rPr>
             <w:rStyle w:val="af"/>
@@ -3695,7 +3849,7 @@
             <w:noProof/>
             <w:webHidden/>
           </w:rPr>
-          <w:instrText xml:space="preserve"> PAGEREF _Toc145441803 \h </w:instrText>
+          <w:instrText xml:space="preserve"> PAGEREF _Toc146292328 \h </w:instrText>
         </w:r>
         <w:r>
           <w:rPr>
@@ -3741,7 +3895,7 @@
           <w14:ligatures w14:val="standardContextual"/>
         </w:rPr>
       </w:pPr>
-      <w:hyperlink w:anchor="_Toc145441804" w:history="1">
+      <w:hyperlink w:anchor="_Toc146292329" w:history="1">
         <w:r>
           <w:rPr>
             <w:rStyle w:val="af"/>
@@ -3785,7 +3939,7 @@
             <w:noProof/>
             <w:webHidden/>
           </w:rPr>
-          <w:instrText xml:space="preserve"> PAGEREF _Toc145441804 \h </w:instrText>
+          <w:instrText xml:space="preserve"> PAGEREF _Toc146292329 \h </w:instrText>
         </w:r>
         <w:r>
           <w:rPr>
@@ -3833,7 +3987,7 @@
           <w14:ligatures w14:val="standardContextual"/>
         </w:rPr>
       </w:pPr>
-      <w:hyperlink w:anchor="_Toc145441805" w:history="1">
+      <w:hyperlink w:anchor="_Toc146292330" w:history="1">
         <w:r>
           <w:rPr>
             <w:rStyle w:val="af"/>
@@ -3879,7 +4033,7 @@
             <w:noProof/>
             <w:webHidden/>
           </w:rPr>
-          <w:instrText xml:space="preserve"> PAGEREF _Toc145441805 \h </w:instrText>
+          <w:instrText xml:space="preserve"> PAGEREF _Toc146292330 \h </w:instrText>
         </w:r>
         <w:r>
           <w:rPr>
@@ -3927,7 +4081,7 @@
           <w14:ligatures w14:val="standardContextual"/>
         </w:rPr>
       </w:pPr>
-      <w:hyperlink w:anchor="_Toc145441806" w:history="1">
+      <w:hyperlink w:anchor="_Toc146292331" w:history="1">
         <w:r>
           <w:rPr>
             <w:rStyle w:val="af"/>
@@ -3973,7 +4127,7 @@
             <w:noProof/>
             <w:webHidden/>
           </w:rPr>
-          <w:instrText xml:space="preserve"> PAGEREF _Toc145441806 \h </w:instrText>
+          <w:instrText xml:space="preserve"> PAGEREF _Toc146292331 \h </w:instrText>
         </w:r>
         <w:r>
           <w:rPr>
@@ -4021,7 +4175,7 @@
           <w14:ligatures w14:val="standardContextual"/>
         </w:rPr>
       </w:pPr>
-      <w:hyperlink w:anchor="_Toc145441807" w:history="1">
+      <w:hyperlink w:anchor="_Toc146292332" w:history="1">
         <w:r>
           <w:rPr>
             <w:rStyle w:val="af"/>
@@ -4067,7 +4221,7 @@
             <w:noProof/>
             <w:webHidden/>
           </w:rPr>
-          <w:instrText xml:space="preserve"> PAGEREF _Toc145441807 \h </w:instrText>
+          <w:instrText xml:space="preserve"> PAGEREF _Toc146292332 \h </w:instrText>
         </w:r>
         <w:r>
           <w:rPr>
@@ -4115,7 +4269,7 @@
           <w14:ligatures w14:val="standardContextual"/>
         </w:rPr>
       </w:pPr>
-      <w:hyperlink w:anchor="_Toc145441808" w:history="1">
+      <w:hyperlink w:anchor="_Toc146292333" w:history="1">
         <w:r>
           <w:rPr>
             <w:rStyle w:val="af"/>
@@ -4161,7 +4315,7 @@
             <w:noProof/>
             <w:webHidden/>
           </w:rPr>
-          <w:instrText xml:space="preserve"> PAGEREF _Toc145441808 \h </w:instrText>
+          <w:instrText xml:space="preserve"> PAGEREF _Toc146292333 \h </w:instrText>
         </w:r>
         <w:r>
           <w:rPr>
@@ -4207,7 +4361,7 @@
           <w14:ligatures w14:val="standardContextual"/>
         </w:rPr>
       </w:pPr>
-      <w:hyperlink w:anchor="_Toc145441809" w:history="1">
+      <w:hyperlink w:anchor="_Toc146292334" w:history="1">
         <w:r>
           <w:rPr>
             <w:rStyle w:val="af"/>
@@ -4251,7 +4405,7 @@
             <w:noProof/>
             <w:webHidden/>
           </w:rPr>
-          <w:instrText xml:space="preserve"> PAGEREF _Toc145441809 \h </w:instrText>
+          <w:instrText xml:space="preserve"> PAGEREF _Toc146292334 \h </w:instrText>
         </w:r>
         <w:r>
           <w:rPr>
@@ -4297,7 +4451,7 @@
           <w14:ligatures w14:val="standardContextual"/>
         </w:rPr>
       </w:pPr>
-      <w:hyperlink w:anchor="_Toc145441810" w:history="1">
+      <w:hyperlink w:anchor="_Toc146292335" w:history="1">
         <w:r>
           <w:rPr>
             <w:rStyle w:val="af"/>
@@ -4341,7 +4495,7 @@
             <w:noProof/>
             <w:webHidden/>
           </w:rPr>
-          <w:instrText xml:space="preserve"> PAGEREF _Toc145441810 \h </w:instrText>
+          <w:instrText xml:space="preserve"> PAGEREF _Toc146292335 \h </w:instrText>
         </w:r>
         <w:r>
           <w:rPr>
@@ -4389,7 +4543,7 @@
       <w:pPr>
         <w:pStyle w:val="a7"/>
       </w:pPr>
-      <w:bookmarkStart w:id="2" w:name="_Toc145441777"/>
+      <w:bookmarkStart w:id="2" w:name="_Toc146292302"/>
       <w:r>
         <w:rPr>
           <w:rFonts w:hint="eastAsia"/>
@@ -4436,7 +4590,7 @@
       <w:r>
         <w:fldChar w:fldCharType="separate"/>
       </w:r>
-      <w:hyperlink w:anchor="_Toc145441811" w:history="1">
+      <w:hyperlink w:anchor="_Toc146292336" w:history="1">
         <w:r>
           <w:rPr>
             <w:rStyle w:val="af"/>
@@ -4471,7 +4625,7 @@
             <w:noProof/>
             <w:webHidden/>
           </w:rPr>
-          <w:instrText xml:space="preserve"> PAGEREF _Toc145441811 \h </w:instrText>
+          <w:instrText xml:space="preserve"> PAGEREF _Toc146292336 \h </w:instrText>
         </w:r>
         <w:r>
           <w:rPr>
@@ -4517,7 +4671,7 @@
           <w14:ligatures w14:val="standardContextual"/>
         </w:rPr>
       </w:pPr>
-      <w:hyperlink w:anchor="_Toc145441812" w:history="1">
+      <w:hyperlink w:anchor="_Toc146292337" w:history="1">
         <w:r>
           <w:rPr>
             <w:rStyle w:val="af"/>
@@ -4552,7 +4706,7 @@
             <w:noProof/>
             <w:webHidden/>
           </w:rPr>
-          <w:instrText xml:space="preserve"> PAGEREF _Toc145441812 \h </w:instrText>
+          <w:instrText xml:space="preserve"> PAGEREF _Toc146292337 \h </w:instrText>
         </w:r>
         <w:r>
           <w:rPr>
@@ -4598,7 +4752,7 @@
           <w14:ligatures w14:val="standardContextual"/>
         </w:rPr>
       </w:pPr>
-      <w:hyperlink w:anchor="_Toc145441813" w:history="1">
+      <w:hyperlink w:anchor="_Toc146292338" w:history="1">
         <w:r>
           <w:rPr>
             <w:rStyle w:val="af"/>
@@ -4633,7 +4787,7 @@
             <w:noProof/>
             <w:webHidden/>
           </w:rPr>
-          <w:instrText xml:space="preserve"> PAGEREF _Toc145441813 \h </w:instrText>
+          <w:instrText xml:space="preserve"> PAGEREF _Toc146292338 \h </w:instrText>
         </w:r>
         <w:r>
           <w:rPr>
@@ -4679,7 +4833,7 @@
           <w14:ligatures w14:val="standardContextual"/>
         </w:rPr>
       </w:pPr>
-      <w:hyperlink w:anchor="_Toc145441814" w:history="1">
+      <w:hyperlink w:anchor="_Toc146292339" w:history="1">
         <w:r>
           <w:rPr>
             <w:rStyle w:val="af"/>
@@ -4714,7 +4868,7 @@
             <w:noProof/>
             <w:webHidden/>
           </w:rPr>
-          <w:instrText xml:space="preserve"> PAGEREF _Toc145441814 \h </w:instrText>
+          <w:instrText xml:space="preserve"> PAGEREF _Toc146292339 \h </w:instrText>
         </w:r>
         <w:r>
           <w:rPr>
@@ -4760,7 +4914,7 @@
           <w14:ligatures w14:val="standardContextual"/>
         </w:rPr>
       </w:pPr>
-      <w:hyperlink w:anchor="_Toc145441815" w:history="1">
+      <w:hyperlink w:anchor="_Toc146292340" w:history="1">
         <w:r>
           <w:rPr>
             <w:rStyle w:val="af"/>
@@ -4795,7 +4949,7 @@
             <w:noProof/>
             <w:webHidden/>
           </w:rPr>
-          <w:instrText xml:space="preserve"> PAGEREF _Toc145441815 \h </w:instrText>
+          <w:instrText xml:space="preserve"> PAGEREF _Toc146292340 \h </w:instrText>
         </w:r>
         <w:r>
           <w:rPr>
@@ -4841,7 +4995,7 @@
           <w14:ligatures w14:val="standardContextual"/>
         </w:rPr>
       </w:pPr>
-      <w:hyperlink w:anchor="_Toc145441816" w:history="1">
+      <w:hyperlink w:anchor="_Toc146292341" w:history="1">
         <w:r>
           <w:rPr>
             <w:rStyle w:val="af"/>
@@ -4876,7 +5030,7 @@
             <w:noProof/>
             <w:webHidden/>
           </w:rPr>
-          <w:instrText xml:space="preserve"> PAGEREF _Toc145441816 \h </w:instrText>
+          <w:instrText xml:space="preserve"> PAGEREF _Toc146292341 \h </w:instrText>
         </w:r>
         <w:r>
           <w:rPr>
@@ -4922,7 +5076,7 @@
           <w14:ligatures w14:val="standardContextual"/>
         </w:rPr>
       </w:pPr>
-      <w:hyperlink w:anchor="_Toc145441817" w:history="1">
+      <w:hyperlink w:anchor="_Toc146292342" w:history="1">
         <w:r>
           <w:rPr>
             <w:rStyle w:val="af"/>
@@ -4957,7 +5111,7 @@
             <w:noProof/>
             <w:webHidden/>
           </w:rPr>
-          <w:instrText xml:space="preserve"> PAGEREF _Toc145441817 \h </w:instrText>
+          <w:instrText xml:space="preserve"> PAGEREF _Toc146292342 \h </w:instrText>
         </w:r>
         <w:r>
           <w:rPr>
@@ -5003,7 +5157,7 @@
           <w14:ligatures w14:val="standardContextual"/>
         </w:rPr>
       </w:pPr>
-      <w:hyperlink w:anchor="_Toc145441818" w:history="1">
+      <w:hyperlink w:anchor="_Toc146292343" w:history="1">
         <w:r>
           <w:rPr>
             <w:rStyle w:val="af"/>
@@ -5038,7 +5192,7 @@
             <w:noProof/>
             <w:webHidden/>
           </w:rPr>
-          <w:instrText xml:space="preserve"> PAGEREF _Toc145441818 \h </w:instrText>
+          <w:instrText xml:space="preserve"> PAGEREF _Toc146292343 \h </w:instrText>
         </w:r>
         <w:r>
           <w:rPr>
@@ -5084,7 +5238,7 @@
           <w14:ligatures w14:val="standardContextual"/>
         </w:rPr>
       </w:pPr>
-      <w:hyperlink w:anchor="_Toc145441819" w:history="1">
+      <w:hyperlink w:anchor="_Toc146292344" w:history="1">
         <w:r>
           <w:rPr>
             <w:rStyle w:val="af"/>
@@ -5119,7 +5273,7 @@
             <w:noProof/>
             <w:webHidden/>
           </w:rPr>
-          <w:instrText xml:space="preserve"> PAGEREF _Toc145441819 \h </w:instrText>
+          <w:instrText xml:space="preserve"> PAGEREF _Toc146292344 \h </w:instrText>
         </w:r>
         <w:r>
           <w:rPr>
@@ -5165,7 +5319,7 @@
           <w14:ligatures w14:val="standardContextual"/>
         </w:rPr>
       </w:pPr>
-      <w:hyperlink w:anchor="_Toc145441820" w:history="1">
+      <w:hyperlink w:anchor="_Toc146292345" w:history="1">
         <w:r>
           <w:rPr>
             <w:rStyle w:val="af"/>
@@ -5200,7 +5354,7 @@
             <w:noProof/>
             <w:webHidden/>
           </w:rPr>
-          <w:instrText xml:space="preserve"> PAGEREF _Toc145441820 \h </w:instrText>
+          <w:instrText xml:space="preserve"> PAGEREF _Toc146292345 \h </w:instrText>
         </w:r>
         <w:r>
           <w:rPr>
@@ -5246,7 +5400,7 @@
           <w14:ligatures w14:val="standardContextual"/>
         </w:rPr>
       </w:pPr>
-      <w:hyperlink w:anchor="_Toc145441821" w:history="1">
+      <w:hyperlink w:anchor="_Toc146292346" w:history="1">
         <w:r>
           <w:rPr>
             <w:rStyle w:val="af"/>
@@ -5281,7 +5435,7 @@
             <w:noProof/>
             <w:webHidden/>
           </w:rPr>
-          <w:instrText xml:space="preserve"> PAGEREF _Toc145441821 \h </w:instrText>
+          <w:instrText xml:space="preserve"> PAGEREF _Toc146292346 \h </w:instrText>
         </w:r>
         <w:r>
           <w:rPr>
@@ -5327,7 +5481,7 @@
           <w14:ligatures w14:val="standardContextual"/>
         </w:rPr>
       </w:pPr>
-      <w:hyperlink w:anchor="_Toc145441822" w:history="1">
+      <w:hyperlink w:anchor="_Toc146292347" w:history="1">
         <w:r>
           <w:rPr>
             <w:rStyle w:val="af"/>
@@ -5362,7 +5516,7 @@
             <w:noProof/>
             <w:webHidden/>
           </w:rPr>
-          <w:instrText xml:space="preserve"> PAGEREF _Toc145441822 \h </w:instrText>
+          <w:instrText xml:space="preserve"> PAGEREF _Toc146292347 \h </w:instrText>
         </w:r>
         <w:r>
           <w:rPr>
@@ -5410,7 +5564,7 @@
       <w:pPr>
         <w:pStyle w:val="a7"/>
       </w:pPr>
-      <w:bookmarkStart w:id="3" w:name="_Toc145441778"/>
+      <w:bookmarkStart w:id="3" w:name="_Toc146292303"/>
       <w:r>
         <w:rPr>
           <w:rFonts w:hint="eastAsia"/>
@@ -5457,7 +5611,7 @@
       <w:r>
         <w:fldChar w:fldCharType="separate"/>
       </w:r>
-      <w:hyperlink w:anchor="_Toc145441823" w:history="1">
+      <w:hyperlink w:anchor="_Toc146292348" w:history="1">
         <w:r>
           <w:rPr>
             <w:rStyle w:val="af"/>
@@ -5492,7 +5646,7 @@
             <w:noProof/>
             <w:webHidden/>
           </w:rPr>
-          <w:instrText xml:space="preserve"> PAGEREF _Toc145441823 \h </w:instrText>
+          <w:instrText xml:space="preserve"> PAGEREF _Toc146292348 \h </w:instrText>
         </w:r>
         <w:r>
           <w:rPr>
@@ -5538,7 +5692,7 @@
           <w14:ligatures w14:val="standardContextual"/>
         </w:rPr>
       </w:pPr>
-      <w:hyperlink w:anchor="_Toc145441824" w:history="1">
+      <w:hyperlink w:anchor="_Toc146292349" w:history="1">
         <w:r>
           <w:rPr>
             <w:rStyle w:val="af"/>
@@ -5573,7 +5727,7 @@
             <w:noProof/>
             <w:webHidden/>
           </w:rPr>
-          <w:instrText xml:space="preserve"> PAGEREF _Toc145441824 \h </w:instrText>
+          <w:instrText xml:space="preserve"> PAGEREF _Toc146292349 \h </w:instrText>
         </w:r>
         <w:r>
           <w:rPr>
@@ -5619,7 +5773,7 @@
           <w14:ligatures w14:val="standardContextual"/>
         </w:rPr>
       </w:pPr>
-      <w:hyperlink w:anchor="_Toc145441825" w:history="1">
+      <w:hyperlink w:anchor="_Toc146292350" w:history="1">
         <w:r>
           <w:rPr>
             <w:rStyle w:val="af"/>
@@ -5654,7 +5808,7 @@
             <w:noProof/>
             <w:webHidden/>
           </w:rPr>
-          <w:instrText xml:space="preserve"> PAGEREF _Toc145441825 \h </w:instrText>
+          <w:instrText xml:space="preserve"> PAGEREF _Toc146292350 \h </w:instrText>
         </w:r>
         <w:r>
           <w:rPr>
@@ -5700,7 +5854,7 @@
           <w14:ligatures w14:val="standardContextual"/>
         </w:rPr>
       </w:pPr>
-      <w:hyperlink w:anchor="_Toc145441826" w:history="1">
+      <w:hyperlink w:anchor="_Toc146292351" w:history="1">
         <w:r>
           <w:rPr>
             <w:rStyle w:val="af"/>
@@ -5735,7 +5889,7 @@
             <w:noProof/>
             <w:webHidden/>
           </w:rPr>
-          <w:instrText xml:space="preserve"> PAGEREF _Toc145441826 \h </w:instrText>
+          <w:instrText xml:space="preserve"> PAGEREF _Toc146292351 \h </w:instrText>
         </w:r>
         <w:r>
           <w:rPr>
@@ -5781,7 +5935,7 @@
           <w14:ligatures w14:val="standardContextual"/>
         </w:rPr>
       </w:pPr>
-      <w:hyperlink w:anchor="_Toc145441827" w:history="1">
+      <w:hyperlink w:anchor="_Toc146292352" w:history="1">
         <w:r>
           <w:rPr>
             <w:rStyle w:val="af"/>
@@ -5816,7 +5970,7 @@
             <w:noProof/>
             <w:webHidden/>
           </w:rPr>
-          <w:instrText xml:space="preserve"> PAGEREF _Toc145441827 \h </w:instrText>
+          <w:instrText xml:space="preserve"> PAGEREF _Toc146292352 \h </w:instrText>
         </w:r>
         <w:r>
           <w:rPr>
@@ -5862,7 +6016,7 @@
           <w14:ligatures w14:val="standardContextual"/>
         </w:rPr>
       </w:pPr>
-      <w:hyperlink w:anchor="_Toc145441828" w:history="1">
+      <w:hyperlink w:anchor="_Toc146292353" w:history="1">
         <w:r>
           <w:rPr>
             <w:rStyle w:val="af"/>
@@ -5897,7 +6051,7 @@
             <w:noProof/>
             <w:webHidden/>
           </w:rPr>
-          <w:instrText xml:space="preserve"> PAGEREF _Toc145441828 \h </w:instrText>
+          <w:instrText xml:space="preserve"> PAGEREF _Toc146292353 \h </w:instrText>
         </w:r>
         <w:r>
           <w:rPr>
@@ -5943,7 +6097,7 @@
           <w14:ligatures w14:val="standardContextual"/>
         </w:rPr>
       </w:pPr>
-      <w:hyperlink w:anchor="_Toc145441829" w:history="1">
+      <w:hyperlink w:anchor="_Toc146292354" w:history="1">
         <w:r>
           <w:rPr>
             <w:rStyle w:val="af"/>
@@ -5978,7 +6132,7 @@
             <w:noProof/>
             <w:webHidden/>
           </w:rPr>
-          <w:instrText xml:space="preserve"> PAGEREF _Toc145441829 \h </w:instrText>
+          <w:instrText xml:space="preserve"> PAGEREF _Toc146292354 \h </w:instrText>
         </w:r>
         <w:r>
           <w:rPr>
@@ -6024,7 +6178,7 @@
           <w14:ligatures w14:val="standardContextual"/>
         </w:rPr>
       </w:pPr>
-      <w:hyperlink w:anchor="_Toc145441830" w:history="1">
+      <w:hyperlink w:anchor="_Toc146292355" w:history="1">
         <w:r>
           <w:rPr>
             <w:rStyle w:val="af"/>
@@ -6059,7 +6213,7 @@
             <w:noProof/>
             <w:webHidden/>
           </w:rPr>
-          <w:instrText xml:space="preserve"> PAGEREF _Toc145441830 \h </w:instrText>
+          <w:instrText xml:space="preserve"> PAGEREF _Toc146292355 \h </w:instrText>
         </w:r>
         <w:r>
           <w:rPr>
@@ -6105,7 +6259,7 @@
           <w14:ligatures w14:val="standardContextual"/>
         </w:rPr>
       </w:pPr>
-      <w:hyperlink w:anchor="_Toc145441831" w:history="1">
+      <w:hyperlink w:anchor="_Toc146292356" w:history="1">
         <w:r>
           <w:rPr>
             <w:rStyle w:val="af"/>
@@ -6140,7 +6294,7 @@
             <w:noProof/>
             <w:webHidden/>
           </w:rPr>
-          <w:instrText xml:space="preserve"> PAGEREF _Toc145441831 \h </w:instrText>
+          <w:instrText xml:space="preserve"> PAGEREF _Toc146292356 \h </w:instrText>
         </w:r>
         <w:r>
           <w:rPr>
@@ -6186,7 +6340,7 @@
           <w14:ligatures w14:val="standardContextual"/>
         </w:rPr>
       </w:pPr>
-      <w:hyperlink w:anchor="_Toc145441832" w:history="1">
+      <w:hyperlink w:anchor="_Toc146292357" w:history="1">
         <w:r>
           <w:rPr>
             <w:rStyle w:val="af"/>
@@ -6221,7 +6375,7 @@
             <w:noProof/>
             <w:webHidden/>
           </w:rPr>
-          <w:instrText xml:space="preserve"> PAGEREF _Toc145441832 \h </w:instrText>
+          <w:instrText xml:space="preserve"> PAGEREF _Toc146292357 \h </w:instrText>
         </w:r>
         <w:r>
           <w:rPr>
@@ -6269,7 +6423,7 @@
       <w:pPr>
         <w:pStyle w:val="11"/>
       </w:pPr>
-      <w:bookmarkStart w:id="4" w:name="_Toc145441779"/>
+      <w:bookmarkStart w:id="4" w:name="_Toc146292304"/>
       <w:r>
         <w:rPr>
           <w:rFonts w:hint="eastAsia"/>
@@ -6478,7 +6632,7 @@
       <w:pPr>
         <w:pStyle w:val="11"/>
       </w:pPr>
-      <w:bookmarkStart w:id="5" w:name="_Toc145441780"/>
+      <w:bookmarkStart w:id="5" w:name="_Toc146292305"/>
       <w:r>
         <w:rPr>
           <w:rFonts w:hint="eastAsia"/>
@@ -6652,13 +6806,34 @@
         <w:t>4</w:t>
       </w:r>
       <w:r>
+        <w:rPr>
+          <w:rFonts w:hint="eastAsia"/>
+        </w:rPr>
         <w:t>:</w:t>
       </w:r>
       <w:r>
         <w:t xml:space="preserve"> </w:t>
       </w:r>
       <w:r>
-        <w:t>configurable Regs Slice</w:t>
+        <w:t xml:space="preserve">supports </w:t>
+      </w:r>
+      <w:r>
+        <w:rPr>
+          <w:rFonts w:eastAsiaTheme="minorEastAsia"/>
+        </w:rPr>
+        <w:t xml:space="preserve">RMW </w:t>
+      </w:r>
+      <w:r>
+        <w:rPr>
+          <w:rFonts w:eastAsiaTheme="minorEastAsia"/>
+        </w:rPr>
+        <w:t>operation</w:t>
+      </w:r>
+      <w:r>
+        <w:rPr>
+          <w:rFonts w:eastAsiaTheme="minorEastAsia"/>
+        </w:rPr>
+        <w:t xml:space="preserve"> for ECC</w:t>
       </w:r>
     </w:p>
     <w:p>
@@ -6681,10 +6856,11 @@
         <w:t xml:space="preserve"> </w:t>
       </w:r>
       <w:r>
-        <w:t xml:space="preserve">only support single-port SRAM </w:t>
+        <w:t>configurable Regs Slice</w:t>
       </w:r>
     </w:p>
     <w:p>
+      <w:bookmarkStart w:id="6" w:name="OLE_LINK1"/>
       <w:r>
         <w:rPr>
           <w:rFonts w:hint="eastAsia"/>
@@ -6701,15 +6877,13 @@
         <w:t>:</w:t>
       </w:r>
       <w:r>
-        <w:t xml:space="preserve"> supports SRAM capacity: 1KB~8MB</w:t>
+        <w:t xml:space="preserve"> </w:t>
+      </w:r>
+      <w:r>
+        <w:t xml:space="preserve">only support single-port SRAM </w:t>
       </w:r>
     </w:p>
     <w:p>
-      <w:pPr>
-        <w:rPr>
-          <w:rFonts w:eastAsiaTheme="minorEastAsia"/>
-        </w:rPr>
-      </w:pPr>
       <w:r>
         <w:rPr>
           <w:rFonts w:hint="eastAsia"/>
@@ -6726,13 +6900,7 @@
         <w:t>:</w:t>
       </w:r>
       <w:r>
-        <w:t xml:space="preserve"> supports single-bit </w:t>
-      </w:r>
-      <w:r>
-        <w:t xml:space="preserve">error correcting code (ECC) </w:t>
-      </w:r>
-      <w:r>
-        <w:t xml:space="preserve"> </w:t>
+        <w:t xml:space="preserve"> supports SRAM capacity: 1KB~8MB</w:t>
       </w:r>
     </w:p>
     <w:p>
@@ -6752,14 +6920,18 @@
         <w:t>:</w:t>
       </w:r>
       <w:r>
-        <w:t xml:space="preserve"> supports up to 16 GB/s write or read bandwidth @500MHz </w:t>
+        <w:t xml:space="preserve"> supports up to 16 GB/s write or read bandwidth @500MHz</w:t>
+      </w:r>
+      <w:bookmarkEnd w:id="6"/>
+      <w:r>
+        <w:t xml:space="preserve"> </w:t>
       </w:r>
     </w:p>
     <w:p>
       <w:pPr>
         <w:pStyle w:val="11"/>
       </w:pPr>
-      <w:bookmarkStart w:id="6" w:name="_Toc145441781"/>
+      <w:bookmarkStart w:id="7" w:name="_Toc146292306"/>
       <w:r>
         <w:rPr>
           <w:rFonts w:hint="eastAsia"/>
@@ -6770,7 +6942,7 @@
       <w:r>
         <w:t>unctional Description</w:t>
       </w:r>
-      <w:bookmarkEnd w:id="6"/>
+      <w:bookmarkEnd w:id="7"/>
     </w:p>
     <w:p>
       <w:pPr>
@@ -6793,11 +6965,11 @@
       <w:pPr>
         <w:pStyle w:val="20"/>
       </w:pPr>
-      <w:bookmarkStart w:id="7" w:name="_Toc145441782"/>
+      <w:bookmarkStart w:id="8" w:name="_Toc146292307"/>
       <w:r>
         <w:t>Architecture</w:t>
       </w:r>
-      <w:bookmarkEnd w:id="7"/>
+      <w:bookmarkEnd w:id="8"/>
     </w:p>
     <w:p>
       <w:pPr>
@@ -6851,57 +7023,31 @@
       <w:pPr>
         <w:pStyle w:val="ac"/>
       </w:pPr>
-      <w:bookmarkStart w:id="8" w:name="_Ref142408256"/>
-      <w:bookmarkStart w:id="9" w:name="_Toc145441823"/>
+      <w:bookmarkStart w:id="9" w:name="_Ref142408256"/>
+      <w:bookmarkStart w:id="10" w:name="_Toc146292348"/>
       <w:r>
         <w:t xml:space="preserve">Figure </w:t>
       </w:r>
-      <w:r>
-        <w:fldChar w:fldCharType="begin"/>
-      </w:r>
-      <w:r>
-        <w:instrText xml:space="preserve"> STYLEREF 1 \s </w:instrText>
-      </w:r>
-      <w:r>
-        <w:fldChar w:fldCharType="separate"/>
-      </w:r>
-      <w:r>
-        <w:rPr>
-          <w:noProof/>
-        </w:rPr>
-        <w:t>3</w:t>
-      </w:r>
-      <w:r>
-        <w:rPr>
-          <w:noProof/>
-        </w:rPr>
-        <w:fldChar w:fldCharType="end"/>
-      </w:r>
+      <w:fldSimple w:instr=" STYLEREF 1 \s ">
+        <w:r>
+          <w:rPr>
+            <w:noProof/>
+          </w:rPr>
+          <w:t>3</w:t>
+        </w:r>
+      </w:fldSimple>
       <w:r>
         <w:noBreakHyphen/>
       </w:r>
-      <w:r>
-        <w:fldChar w:fldCharType="begin"/>
-      </w:r>
-      <w:r>
-        <w:instrText xml:space="preserve"> SEQ Figure \* ARABIC \s 1 </w:instrText>
-      </w:r>
-      <w:r>
-        <w:fldChar w:fldCharType="separate"/>
-      </w:r>
-      <w:r>
-        <w:rPr>
-          <w:noProof/>
-        </w:rPr>
-        <w:t>1</w:t>
-      </w:r>
-      <w:r>
-        <w:rPr>
-          <w:noProof/>
-        </w:rPr>
-        <w:fldChar w:fldCharType="end"/>
-      </w:r>
-      <w:bookmarkEnd w:id="8"/>
+      <w:fldSimple w:instr=" SEQ Figure \* ARABIC \s 1 ">
+        <w:r>
+          <w:rPr>
+            <w:noProof/>
+          </w:rPr>
+          <w:t>1</w:t>
+        </w:r>
+      </w:fldSimple>
+      <w:bookmarkEnd w:id="9"/>
       <w:r>
         <w:t xml:space="preserve"> </w:t>
       </w:r>
@@ -6916,464 +7062,464 @@
       </w:r>
       <w:r>
         <w:t>rchitecture Diagram</w:t>
-      </w:r>
-      <w:bookmarkEnd w:id="9"/>
-    </w:p>
-    <w:p>
-      <w:pPr>
-        <w:pStyle w:val="20"/>
-      </w:pPr>
-      <w:bookmarkStart w:id="10" w:name="_Toc145441783"/>
-      <w:r>
-        <w:rPr>
-          <w:rFonts w:hint="eastAsia"/>
-        </w:rPr>
-        <w:t>Design</w:t>
-      </w:r>
-      <w:r>
-        <w:t xml:space="preserve"> </w:t>
-      </w:r>
-      <w:r>
-        <w:rPr>
-          <w:rFonts w:hint="eastAsia"/>
-        </w:rPr>
-        <w:t>Description</w:t>
       </w:r>
       <w:bookmarkEnd w:id="10"/>
     </w:p>
     <w:p>
       <w:pPr>
-        <w:rPr>
-          <w:rFonts w:eastAsiaTheme="minorEastAsia"/>
-        </w:rPr>
-      </w:pPr>
-      <w:r>
-        <w:rPr>
-          <w:rFonts w:eastAsiaTheme="minorEastAsia"/>
-        </w:rPr>
-        <w:t>AXI_SRAMC</w:t>
-      </w:r>
-      <w:r>
-        <w:rPr>
-          <w:rFonts w:eastAsiaTheme="minorEastAsia"/>
-        </w:rPr>
+        <w:pStyle w:val="20"/>
+      </w:pPr>
+      <w:bookmarkStart w:id="11" w:name="_Toc146292308"/>
+      <w:r>
+        <w:rPr>
+          <w:rFonts w:hint="eastAsia"/>
+        </w:rPr>
+        <w:t>Design</w:t>
+      </w:r>
+      <w:r>
         <w:t xml:space="preserve"> </w:t>
       </w:r>
       <w:r>
         <w:rPr>
-          <w:rFonts w:eastAsiaTheme="minorEastAsia"/>
-        </w:rPr>
-        <w:t xml:space="preserve">is responsible for converting </w:t>
-      </w:r>
-      <w:r>
-        <w:rPr>
-          <w:rFonts w:eastAsiaTheme="minorEastAsia"/>
-        </w:rPr>
-        <w:t>AXI</w:t>
-      </w:r>
-      <w:r>
-        <w:rPr>
-          <w:rFonts w:eastAsiaTheme="minorEastAsia"/>
-        </w:rPr>
-        <w:t xml:space="preserve"> access transactions into </w:t>
-      </w:r>
-      <w:r>
-        <w:rPr>
-          <w:rFonts w:eastAsiaTheme="minorEastAsia"/>
-        </w:rPr>
-        <w:t>SRAM</w:t>
-      </w:r>
-      <w:r>
-        <w:rPr>
-          <w:rFonts w:eastAsiaTheme="minorEastAsia"/>
-        </w:rPr>
-        <w:t xml:space="preserve"> access transactions</w:t>
-      </w:r>
-      <w:r>
-        <w:rPr>
-          <w:rFonts w:eastAsiaTheme="minorEastAsia"/>
-        </w:rPr>
-        <w:t xml:space="preserve">. </w:t>
-      </w:r>
-      <w:r>
-        <w:rPr>
-          <w:rFonts w:eastAsiaTheme="minorEastAsia"/>
-        </w:rPr>
-        <w:t xml:space="preserve">The upstream </w:t>
-      </w:r>
-      <w:r>
-        <w:rPr>
-          <w:rFonts w:eastAsiaTheme="minorEastAsia"/>
-        </w:rPr>
-        <w:t>AXI</w:t>
-      </w:r>
-      <w:r>
-        <w:rPr>
-          <w:rFonts w:eastAsiaTheme="minorEastAsia"/>
-        </w:rPr>
-        <w:t xml:space="preserve"> master initiates a read or write request to </w:t>
-      </w:r>
-      <w:r>
-        <w:rPr>
-          <w:rFonts w:eastAsiaTheme="minorEastAsia"/>
-        </w:rPr>
-        <w:t>SRAM</w:t>
-      </w:r>
-      <w:r>
-        <w:rPr>
-          <w:rFonts w:eastAsiaTheme="minorEastAsia"/>
-        </w:rPr>
-        <w:t>.</w:t>
-      </w:r>
-      <w:r>
-        <w:rPr>
-          <w:rFonts w:eastAsiaTheme="minorEastAsia"/>
-        </w:rPr>
-        <w:t xml:space="preserve"> </w:t>
-      </w:r>
-      <w:r>
-        <w:rPr>
-          <w:rFonts w:eastAsiaTheme="minorEastAsia"/>
-        </w:rPr>
-        <w:t xml:space="preserve">AXI </w:t>
-      </w:r>
-      <w:r>
-        <w:rPr>
-          <w:rFonts w:eastAsiaTheme="minorEastAsia"/>
-        </w:rPr>
-        <w:t>transaction is split and converted into a mem request through read</w:t>
-      </w:r>
-      <w:r>
-        <w:rPr>
-          <w:rFonts w:eastAsiaTheme="minorEastAsia"/>
-        </w:rPr>
-        <w:t>/</w:t>
-      </w:r>
-      <w:r>
-        <w:rPr>
-          <w:rFonts w:eastAsiaTheme="minorEastAsia"/>
-        </w:rPr>
-        <w:t>write handler</w:t>
-      </w:r>
-      <w:r>
-        <w:rPr>
-          <w:rFonts w:eastAsiaTheme="minorEastAsia"/>
-        </w:rPr>
-        <w:t xml:space="preserve"> module</w:t>
-      </w:r>
-      <w:r>
-        <w:rPr>
-          <w:rFonts w:eastAsiaTheme="minorEastAsia"/>
-        </w:rPr>
-        <w:t>.</w:t>
-      </w:r>
-      <w:r>
-        <w:t xml:space="preserve"> </w:t>
-      </w:r>
-      <w:r>
-        <w:t>And then, it</w:t>
-      </w:r>
-      <w:r>
-        <w:t xml:space="preserve"> is sent to the downstream </w:t>
-      </w:r>
-      <w:r>
-        <w:t>M</w:t>
-      </w:r>
-      <w:r>
-        <w:t xml:space="preserve">emory </w:t>
-      </w:r>
-      <w:r>
-        <w:t>W</w:t>
-      </w:r>
-      <w:r>
-        <w:t>rapper</w:t>
-      </w:r>
-      <w:r>
-        <w:rPr>
-          <w:rFonts w:eastAsiaTheme="minorEastAsia"/>
-        </w:rPr>
-        <w:t xml:space="preserve"> </w:t>
-      </w:r>
-      <w:r>
-        <w:t>(</w:t>
-      </w:r>
-      <w:r>
-        <w:rPr>
-          <w:rFonts w:eastAsiaTheme="minorEastAsia"/>
-        </w:rPr>
-        <w:t xml:space="preserve">See Appendix Section </w:t>
-      </w:r>
-      <w:r>
-        <w:rPr>
-          <w:rFonts w:eastAsiaTheme="minorEastAsia"/>
-        </w:rPr>
-        <w:fldChar w:fldCharType="begin"/>
-      </w:r>
-      <w:r>
-        <w:rPr>
-          <w:rFonts w:eastAsiaTheme="minorEastAsia"/>
-        </w:rPr>
-        <w:instrText xml:space="preserve"> REF _Ref145334230 \n \h </w:instrText>
-      </w:r>
-      <w:r>
-        <w:rPr>
-          <w:rFonts w:eastAsiaTheme="minorEastAsia"/>
-        </w:rPr>
-      </w:r>
-      <w:r>
-        <w:rPr>
-          <w:rFonts w:eastAsiaTheme="minorEastAsia"/>
-        </w:rPr>
-        <w:fldChar w:fldCharType="separate"/>
-      </w:r>
-      <w:r>
-        <w:rPr>
-          <w:rFonts w:eastAsiaTheme="minorEastAsia"/>
-        </w:rPr>
-        <w:t>11.2</w:t>
-      </w:r>
-      <w:r>
-        <w:rPr>
-          <w:rFonts w:eastAsiaTheme="minorEastAsia"/>
-        </w:rPr>
-        <w:fldChar w:fldCharType="end"/>
-      </w:r>
-      <w:r>
-        <w:rPr>
-          <w:rFonts w:eastAsiaTheme="minorEastAsia"/>
-        </w:rPr>
-        <w:t xml:space="preserve"> </w:t>
-      </w:r>
-      <w:r>
-        <w:rPr>
-          <w:rFonts w:eastAsiaTheme="minorEastAsia"/>
-        </w:rPr>
-        <w:t xml:space="preserve">for relevant information on </w:t>
-      </w:r>
-      <w:r>
-        <w:t>M</w:t>
-      </w:r>
-      <w:r>
-        <w:t xml:space="preserve">emory </w:t>
-      </w:r>
-      <w:r>
-        <w:t>W</w:t>
-      </w:r>
-      <w:r>
-        <w:t>rapper</w:t>
-      </w:r>
-      <w:r>
-        <w:rPr>
-          <w:rFonts w:eastAsiaTheme="minorEastAsia"/>
-        </w:rPr>
-        <w:t>)</w:t>
-      </w:r>
-      <w:r>
-        <w:t xml:space="preserve">. </w:t>
-      </w:r>
-      <w:r>
-        <w:t xml:space="preserve">In order to complete data error correction and improve robustness, an ECC module </w:t>
-      </w:r>
-      <w:r>
-        <w:t>(</w:t>
-      </w:r>
-      <w:r>
-        <w:rPr>
-          <w:rFonts w:eastAsiaTheme="minorEastAsia"/>
-        </w:rPr>
-        <w:t xml:space="preserve">See Appendix Section </w:t>
-      </w:r>
-      <w:r>
-        <w:rPr>
-          <w:rFonts w:eastAsiaTheme="minorEastAsia"/>
-        </w:rPr>
-        <w:fldChar w:fldCharType="begin"/>
-      </w:r>
-      <w:r>
-        <w:rPr>
-          <w:rFonts w:eastAsiaTheme="minorEastAsia"/>
-        </w:rPr>
-        <w:instrText xml:space="preserve"> REF _Ref145334191 \n \h </w:instrText>
-      </w:r>
-      <w:r>
-        <w:rPr>
-          <w:rFonts w:eastAsiaTheme="minorEastAsia"/>
-        </w:rPr>
-      </w:r>
-      <w:r>
-        <w:rPr>
-          <w:rFonts w:eastAsiaTheme="minorEastAsia"/>
-        </w:rPr>
-        <w:fldChar w:fldCharType="separate"/>
-      </w:r>
-      <w:r>
-        <w:rPr>
-          <w:rFonts w:eastAsiaTheme="minorEastAsia"/>
-        </w:rPr>
-        <w:t>11.1</w:t>
-      </w:r>
-      <w:r>
-        <w:rPr>
-          <w:rFonts w:eastAsiaTheme="minorEastAsia"/>
-        </w:rPr>
-        <w:fldChar w:fldCharType="end"/>
-      </w:r>
-      <w:r>
-        <w:rPr>
-          <w:rFonts w:eastAsiaTheme="minorEastAsia"/>
-        </w:rPr>
-        <w:t xml:space="preserve"> </w:t>
-      </w:r>
-      <w:r>
-        <w:rPr>
-          <w:rFonts w:eastAsiaTheme="minorEastAsia"/>
-        </w:rPr>
-        <w:t>for relevant information on</w:t>
-      </w:r>
-      <w:r>
-        <w:rPr>
-          <w:rFonts w:eastAsiaTheme="minorEastAsia"/>
-        </w:rPr>
-        <w:t xml:space="preserve"> ECC</w:t>
-      </w:r>
-      <w:r>
-        <w:t xml:space="preserve"> </w:t>
-      </w:r>
-      <w:r>
-        <w:t>W</w:t>
-      </w:r>
-      <w:r>
-        <w:t>rapper</w:t>
-      </w:r>
-      <w:r>
-        <w:rPr>
-          <w:rFonts w:eastAsiaTheme="minorEastAsia"/>
-        </w:rPr>
-        <w:t xml:space="preserve">) </w:t>
-      </w:r>
-      <w:r>
-        <w:t xml:space="preserve">is used to encode written </w:t>
-      </w:r>
-      <w:r>
-        <w:t xml:space="preserve">data </w:t>
-      </w:r>
-      <w:r>
-        <w:t>and decode</w:t>
-      </w:r>
-      <w:r>
-        <w:t xml:space="preserve"> </w:t>
-      </w:r>
-      <w:r>
-        <w:t>read data</w:t>
-      </w:r>
-      <w:r>
-        <w:rPr>
-          <w:rFonts w:eastAsiaTheme="minorEastAsia" w:hint="eastAsia"/>
-        </w:rPr>
-        <w:t>.</w:t>
-      </w:r>
-      <w:r>
-        <w:rPr>
-          <w:rFonts w:eastAsiaTheme="minorEastAsia"/>
-        </w:rPr>
-        <w:t xml:space="preserve"> </w:t>
-      </w:r>
-      <w:r>
-        <w:rPr>
-          <w:rFonts w:eastAsiaTheme="minorEastAsia"/>
-        </w:rPr>
-        <w:t xml:space="preserve">Because </w:t>
-      </w:r>
-      <w:r>
-        <w:rPr>
-          <w:rFonts w:eastAsiaTheme="minorEastAsia"/>
-        </w:rPr>
-        <w:t>data granularity of the ECC module encoding and decoding is the bus bit width</w:t>
-      </w:r>
-      <w:r>
-        <w:rPr>
-          <w:rFonts w:eastAsiaTheme="minorEastAsia"/>
-        </w:rPr>
-        <w:t>,</w:t>
-      </w:r>
-      <w:r>
-        <w:rPr>
-          <w:rFonts w:eastAsiaTheme="minorEastAsia"/>
-        </w:rPr>
-        <w:t xml:space="preserve"> for </w:t>
-      </w:r>
-      <w:r>
-        <w:rPr>
-          <w:rFonts w:eastAsiaTheme="minorEastAsia"/>
-        </w:rPr>
-        <w:t xml:space="preserve">AXI write transaction of </w:t>
-      </w:r>
-      <w:r>
-        <w:rPr>
-          <w:rFonts w:eastAsiaTheme="minorEastAsia"/>
-        </w:rPr>
-        <w:t>partial write</w:t>
-      </w:r>
-      <w:r>
-        <w:rPr>
-          <w:rFonts w:eastAsiaTheme="minorEastAsia"/>
-        </w:rPr>
-        <w:t>,</w:t>
-      </w:r>
-      <w:r>
-        <w:rPr>
-          <w:rFonts w:eastAsiaTheme="minorEastAsia"/>
-        </w:rPr>
-        <w:t xml:space="preserve"> </w:t>
-      </w:r>
-      <w:r>
-        <w:rPr>
-          <w:rFonts w:eastAsiaTheme="minorEastAsia"/>
-        </w:rPr>
-        <w:t xml:space="preserve">Module </w:t>
-      </w:r>
-      <w:r>
-        <w:rPr>
-          <w:rFonts w:eastAsiaTheme="minorEastAsia"/>
-        </w:rPr>
-        <w:t>W</w:t>
-      </w:r>
-      <w:r>
-        <w:rPr>
-          <w:rFonts w:eastAsiaTheme="minorEastAsia"/>
-        </w:rPr>
-        <w:t xml:space="preserve">rite </w:t>
-      </w:r>
-      <w:r>
-        <w:rPr>
-          <w:rFonts w:eastAsiaTheme="minorEastAsia"/>
-        </w:rPr>
-        <w:t>H</w:t>
-      </w:r>
-      <w:r>
-        <w:rPr>
-          <w:rFonts w:eastAsiaTheme="minorEastAsia"/>
-        </w:rPr>
-        <w:t>andler</w:t>
-      </w:r>
-      <w:r>
-        <w:rPr>
-          <w:rFonts w:eastAsiaTheme="minorEastAsia"/>
-        </w:rPr>
-        <w:t xml:space="preserve"> needs to initiate a read operation to obtain complete write data before continuing the write operation</w:t>
-      </w:r>
-      <w:r>
-        <w:rPr>
-          <w:rFonts w:eastAsiaTheme="minorEastAsia"/>
-        </w:rPr>
-        <w:t>.</w:t>
-      </w:r>
+          <w:rFonts w:hint="eastAsia"/>
+        </w:rPr>
+        <w:t>Description</w:t>
+      </w:r>
+      <w:bookmarkEnd w:id="11"/>
     </w:p>
     <w:p>
       <w:pPr>
+        <w:rPr>
+          <w:rFonts w:eastAsiaTheme="minorEastAsia"/>
+        </w:rPr>
+      </w:pPr>
+      <w:r>
+        <w:rPr>
+          <w:rFonts w:eastAsiaTheme="minorEastAsia"/>
+        </w:rPr>
+        <w:t>AXI_SRAMC</w:t>
+      </w:r>
+      <w:r>
+        <w:rPr>
+          <w:rFonts w:eastAsiaTheme="minorEastAsia"/>
+        </w:rPr>
+        <w:t xml:space="preserve"> </w:t>
+      </w:r>
+      <w:r>
+        <w:rPr>
+          <w:rFonts w:eastAsiaTheme="minorEastAsia"/>
+        </w:rPr>
+        <w:t xml:space="preserve">is responsible for converting </w:t>
+      </w:r>
+      <w:r>
+        <w:rPr>
+          <w:rFonts w:eastAsiaTheme="minorEastAsia"/>
+        </w:rPr>
+        <w:t>AXI</w:t>
+      </w:r>
+      <w:r>
+        <w:rPr>
+          <w:rFonts w:eastAsiaTheme="minorEastAsia"/>
+        </w:rPr>
+        <w:t xml:space="preserve"> access transactions into </w:t>
+      </w:r>
+      <w:r>
+        <w:rPr>
+          <w:rFonts w:eastAsiaTheme="minorEastAsia"/>
+        </w:rPr>
+        <w:t>SRAM</w:t>
+      </w:r>
+      <w:r>
+        <w:rPr>
+          <w:rFonts w:eastAsiaTheme="minorEastAsia"/>
+        </w:rPr>
+        <w:t xml:space="preserve"> access transactions</w:t>
+      </w:r>
+      <w:r>
+        <w:rPr>
+          <w:rFonts w:eastAsiaTheme="minorEastAsia"/>
+        </w:rPr>
+        <w:t xml:space="preserve">. </w:t>
+      </w:r>
+      <w:r>
+        <w:rPr>
+          <w:rFonts w:eastAsiaTheme="minorEastAsia"/>
+        </w:rPr>
+        <w:t xml:space="preserve">The upstream </w:t>
+      </w:r>
+      <w:r>
+        <w:rPr>
+          <w:rFonts w:eastAsiaTheme="minorEastAsia"/>
+        </w:rPr>
+        <w:t>AXI</w:t>
+      </w:r>
+      <w:r>
+        <w:rPr>
+          <w:rFonts w:eastAsiaTheme="minorEastAsia"/>
+        </w:rPr>
+        <w:t xml:space="preserve"> master initiates a read or write request to </w:t>
+      </w:r>
+      <w:r>
+        <w:rPr>
+          <w:rFonts w:eastAsiaTheme="minorEastAsia"/>
+        </w:rPr>
+        <w:t>SRAM</w:t>
+      </w:r>
+      <w:r>
+        <w:rPr>
+          <w:rFonts w:eastAsiaTheme="minorEastAsia"/>
+        </w:rPr>
+        <w:t>.</w:t>
+      </w:r>
+      <w:r>
+        <w:rPr>
+          <w:rFonts w:eastAsiaTheme="minorEastAsia"/>
+        </w:rPr>
+        <w:t xml:space="preserve"> </w:t>
+      </w:r>
+      <w:r>
+        <w:rPr>
+          <w:rFonts w:eastAsiaTheme="minorEastAsia"/>
+        </w:rPr>
+        <w:t xml:space="preserve">AXI </w:t>
+      </w:r>
+      <w:r>
+        <w:rPr>
+          <w:rFonts w:eastAsiaTheme="minorEastAsia"/>
+        </w:rPr>
+        <w:t>transaction is split and converted into a mem request through read</w:t>
+      </w:r>
+      <w:r>
+        <w:rPr>
+          <w:rFonts w:eastAsiaTheme="minorEastAsia"/>
+        </w:rPr>
+        <w:t>/</w:t>
+      </w:r>
+      <w:r>
+        <w:rPr>
+          <w:rFonts w:eastAsiaTheme="minorEastAsia"/>
+        </w:rPr>
+        <w:t>write handler</w:t>
+      </w:r>
+      <w:r>
+        <w:rPr>
+          <w:rFonts w:eastAsiaTheme="minorEastAsia"/>
+        </w:rPr>
+        <w:t xml:space="preserve"> module</w:t>
+      </w:r>
+      <w:r>
+        <w:rPr>
+          <w:rFonts w:eastAsiaTheme="minorEastAsia"/>
+        </w:rPr>
+        <w:t>.</w:t>
+      </w:r>
+      <w:r>
+        <w:t xml:space="preserve"> </w:t>
+      </w:r>
+      <w:r>
+        <w:t>And then, it</w:t>
+      </w:r>
+      <w:r>
+        <w:t xml:space="preserve"> is sent to the downstream </w:t>
+      </w:r>
+      <w:r>
+        <w:t>M</w:t>
+      </w:r>
+      <w:r>
+        <w:t xml:space="preserve">emory </w:t>
+      </w:r>
+      <w:r>
+        <w:t>W</w:t>
+      </w:r>
+      <w:r>
+        <w:t>rapper</w:t>
+      </w:r>
+      <w:r>
+        <w:rPr>
+          <w:rFonts w:eastAsiaTheme="minorEastAsia"/>
+        </w:rPr>
+        <w:t xml:space="preserve"> </w:t>
+      </w:r>
+      <w:r>
+        <w:t>(</w:t>
+      </w:r>
+      <w:r>
+        <w:rPr>
+          <w:rFonts w:eastAsiaTheme="minorEastAsia"/>
+        </w:rPr>
+        <w:t xml:space="preserve">See Appendix Section </w:t>
+      </w:r>
+      <w:r>
+        <w:rPr>
+          <w:rFonts w:eastAsiaTheme="minorEastAsia"/>
+        </w:rPr>
+        <w:fldChar w:fldCharType="begin"/>
+      </w:r>
+      <w:r>
+        <w:rPr>
+          <w:rFonts w:eastAsiaTheme="minorEastAsia"/>
+        </w:rPr>
+        <w:instrText xml:space="preserve"> REF _Ref145334230 \n \h </w:instrText>
+      </w:r>
+      <w:r>
+        <w:rPr>
+          <w:rFonts w:eastAsiaTheme="minorEastAsia"/>
+        </w:rPr>
+      </w:r>
+      <w:r>
+        <w:rPr>
+          <w:rFonts w:eastAsiaTheme="minorEastAsia"/>
+        </w:rPr>
+        <w:fldChar w:fldCharType="separate"/>
+      </w:r>
+      <w:r>
+        <w:rPr>
+          <w:rFonts w:eastAsiaTheme="minorEastAsia"/>
+        </w:rPr>
+        <w:t>11.2</w:t>
+      </w:r>
+      <w:r>
+        <w:rPr>
+          <w:rFonts w:eastAsiaTheme="minorEastAsia"/>
+        </w:rPr>
+        <w:fldChar w:fldCharType="end"/>
+      </w:r>
+      <w:r>
+        <w:rPr>
+          <w:rFonts w:eastAsiaTheme="minorEastAsia"/>
+        </w:rPr>
+        <w:t xml:space="preserve"> </w:t>
+      </w:r>
+      <w:r>
+        <w:rPr>
+          <w:rFonts w:eastAsiaTheme="minorEastAsia"/>
+        </w:rPr>
+        <w:t xml:space="preserve">for relevant information on </w:t>
+      </w:r>
+      <w:r>
+        <w:t>M</w:t>
+      </w:r>
+      <w:r>
+        <w:t xml:space="preserve">emory </w:t>
+      </w:r>
+      <w:r>
+        <w:t>W</w:t>
+      </w:r>
+      <w:r>
+        <w:t>rapper</w:t>
+      </w:r>
+      <w:r>
+        <w:rPr>
+          <w:rFonts w:eastAsiaTheme="minorEastAsia"/>
+        </w:rPr>
+        <w:t>)</w:t>
+      </w:r>
+      <w:r>
+        <w:t xml:space="preserve">. </w:t>
+      </w:r>
+      <w:r>
+        <w:t xml:space="preserve">In order to complete data error correction and improve robustness, an ECC module </w:t>
+      </w:r>
+      <w:r>
+        <w:t>(</w:t>
+      </w:r>
+      <w:r>
+        <w:rPr>
+          <w:rFonts w:eastAsiaTheme="minorEastAsia"/>
+        </w:rPr>
+        <w:t xml:space="preserve">See Appendix Section </w:t>
+      </w:r>
+      <w:r>
+        <w:rPr>
+          <w:rFonts w:eastAsiaTheme="minorEastAsia"/>
+        </w:rPr>
+        <w:fldChar w:fldCharType="begin"/>
+      </w:r>
+      <w:r>
+        <w:rPr>
+          <w:rFonts w:eastAsiaTheme="minorEastAsia"/>
+        </w:rPr>
+        <w:instrText xml:space="preserve"> REF _Ref145334191 \n \h </w:instrText>
+      </w:r>
+      <w:r>
+        <w:rPr>
+          <w:rFonts w:eastAsiaTheme="minorEastAsia"/>
+        </w:rPr>
+      </w:r>
+      <w:r>
+        <w:rPr>
+          <w:rFonts w:eastAsiaTheme="minorEastAsia"/>
+        </w:rPr>
+        <w:fldChar w:fldCharType="separate"/>
+      </w:r>
+      <w:r>
+        <w:rPr>
+          <w:rFonts w:eastAsiaTheme="minorEastAsia"/>
+        </w:rPr>
+        <w:t>11.1</w:t>
+      </w:r>
+      <w:r>
+        <w:rPr>
+          <w:rFonts w:eastAsiaTheme="minorEastAsia"/>
+        </w:rPr>
+        <w:fldChar w:fldCharType="end"/>
+      </w:r>
+      <w:r>
+        <w:rPr>
+          <w:rFonts w:eastAsiaTheme="minorEastAsia"/>
+        </w:rPr>
+        <w:t xml:space="preserve"> </w:t>
+      </w:r>
+      <w:r>
+        <w:rPr>
+          <w:rFonts w:eastAsiaTheme="minorEastAsia"/>
+        </w:rPr>
+        <w:t>for relevant information on</w:t>
+      </w:r>
+      <w:r>
+        <w:rPr>
+          <w:rFonts w:eastAsiaTheme="minorEastAsia"/>
+        </w:rPr>
+        <w:t xml:space="preserve"> ECC</w:t>
+      </w:r>
+      <w:r>
+        <w:t xml:space="preserve"> </w:t>
+      </w:r>
+      <w:r>
+        <w:t>W</w:t>
+      </w:r>
+      <w:r>
+        <w:t>rapper</w:t>
+      </w:r>
+      <w:r>
+        <w:rPr>
+          <w:rFonts w:eastAsiaTheme="minorEastAsia"/>
+        </w:rPr>
+        <w:t xml:space="preserve">) </w:t>
+      </w:r>
+      <w:r>
+        <w:t xml:space="preserve">is used to encode written </w:t>
+      </w:r>
+      <w:r>
+        <w:t xml:space="preserve">data </w:t>
+      </w:r>
+      <w:r>
+        <w:t>and decode</w:t>
+      </w:r>
+      <w:r>
+        <w:t xml:space="preserve"> </w:t>
+      </w:r>
+      <w:r>
+        <w:t>read data</w:t>
+      </w:r>
+      <w:r>
+        <w:rPr>
+          <w:rFonts w:eastAsiaTheme="minorEastAsia" w:hint="eastAsia"/>
+        </w:rPr>
+        <w:t>.</w:t>
+      </w:r>
+      <w:r>
+        <w:rPr>
+          <w:rFonts w:eastAsiaTheme="minorEastAsia"/>
+        </w:rPr>
+        <w:t xml:space="preserve"> </w:t>
+      </w:r>
+      <w:r>
+        <w:rPr>
+          <w:rFonts w:eastAsiaTheme="minorEastAsia"/>
+        </w:rPr>
+        <w:t xml:space="preserve">Because </w:t>
+      </w:r>
+      <w:r>
+        <w:rPr>
+          <w:rFonts w:eastAsiaTheme="minorEastAsia"/>
+        </w:rPr>
+        <w:t>data granularity of the ECC module encoding and decoding is the bus bit width</w:t>
+      </w:r>
+      <w:r>
+        <w:rPr>
+          <w:rFonts w:eastAsiaTheme="minorEastAsia"/>
+        </w:rPr>
+        <w:t>,</w:t>
+      </w:r>
+      <w:r>
+        <w:rPr>
+          <w:rFonts w:eastAsiaTheme="minorEastAsia"/>
+        </w:rPr>
+        <w:t xml:space="preserve"> for </w:t>
+      </w:r>
+      <w:r>
+        <w:rPr>
+          <w:rFonts w:eastAsiaTheme="minorEastAsia"/>
+        </w:rPr>
+        <w:t xml:space="preserve">AXI write transaction of </w:t>
+      </w:r>
+      <w:r>
+        <w:rPr>
+          <w:rFonts w:eastAsiaTheme="minorEastAsia"/>
+        </w:rPr>
+        <w:t>partial write</w:t>
+      </w:r>
+      <w:r>
+        <w:rPr>
+          <w:rFonts w:eastAsiaTheme="minorEastAsia"/>
+        </w:rPr>
+        <w:t>,</w:t>
+      </w:r>
+      <w:r>
+        <w:rPr>
+          <w:rFonts w:eastAsiaTheme="minorEastAsia"/>
+        </w:rPr>
+        <w:t xml:space="preserve"> </w:t>
+      </w:r>
+      <w:r>
+        <w:rPr>
+          <w:rFonts w:eastAsiaTheme="minorEastAsia"/>
+        </w:rPr>
+        <w:t xml:space="preserve">Module </w:t>
+      </w:r>
+      <w:r>
+        <w:rPr>
+          <w:rFonts w:eastAsiaTheme="minorEastAsia"/>
+        </w:rPr>
+        <w:t>W</w:t>
+      </w:r>
+      <w:r>
+        <w:rPr>
+          <w:rFonts w:eastAsiaTheme="minorEastAsia"/>
+        </w:rPr>
+        <w:t xml:space="preserve">rite </w:t>
+      </w:r>
+      <w:r>
+        <w:rPr>
+          <w:rFonts w:eastAsiaTheme="minorEastAsia"/>
+        </w:rPr>
+        <w:t>H</w:t>
+      </w:r>
+      <w:r>
+        <w:rPr>
+          <w:rFonts w:eastAsiaTheme="minorEastAsia"/>
+        </w:rPr>
+        <w:t>andler</w:t>
+      </w:r>
+      <w:r>
+        <w:rPr>
+          <w:rFonts w:eastAsiaTheme="minorEastAsia"/>
+        </w:rPr>
+        <w:t xml:space="preserve"> needs to initiate a read operation to obtain complete write data before continuing the write operation</w:t>
+      </w:r>
+      <w:r>
+        <w:rPr>
+          <w:rFonts w:eastAsiaTheme="minorEastAsia"/>
+        </w:rPr>
+        <w:t>.</w:t>
+      </w:r>
+    </w:p>
+    <w:p>
+      <w:pPr>
         <w:pStyle w:val="20"/>
       </w:pPr>
-      <w:bookmarkStart w:id="11" w:name="_Toc145441784"/>
+      <w:bookmarkStart w:id="12" w:name="_Toc146292309"/>
       <w:r>
         <w:rPr>
           <w:rFonts w:hint="eastAsia"/>
@@ -7384,7 +7530,7 @@
       <w:r>
         <w:t>igh Level Timing Diagram</w:t>
       </w:r>
-      <w:bookmarkEnd w:id="11"/>
+      <w:bookmarkEnd w:id="12"/>
     </w:p>
     <w:p>
       <w:pPr>
@@ -7491,57 +7637,31 @@
       <w:pPr>
         <w:pStyle w:val="ac"/>
       </w:pPr>
-      <w:bookmarkStart w:id="12" w:name="_Ref142496117"/>
-      <w:bookmarkStart w:id="13" w:name="_Toc145441824"/>
+      <w:bookmarkStart w:id="13" w:name="_Ref142496117"/>
+      <w:bookmarkStart w:id="14" w:name="_Toc146292349"/>
       <w:r>
         <w:t xml:space="preserve">Figure </w:t>
       </w:r>
-      <w:r>
-        <w:fldChar w:fldCharType="begin"/>
-      </w:r>
-      <w:r>
-        <w:instrText xml:space="preserve"> STYLEREF 1 \s </w:instrText>
-      </w:r>
-      <w:r>
-        <w:fldChar w:fldCharType="separate"/>
-      </w:r>
-      <w:r>
-        <w:rPr>
-          <w:noProof/>
-        </w:rPr>
-        <w:t>3</w:t>
-      </w:r>
-      <w:r>
-        <w:rPr>
-          <w:noProof/>
-        </w:rPr>
-        <w:fldChar w:fldCharType="end"/>
-      </w:r>
+      <w:fldSimple w:instr=" STYLEREF 1 \s ">
+        <w:r>
+          <w:rPr>
+            <w:noProof/>
+          </w:rPr>
+          <w:t>3</w:t>
+        </w:r>
+      </w:fldSimple>
       <w:r>
         <w:noBreakHyphen/>
       </w:r>
-      <w:r>
-        <w:fldChar w:fldCharType="begin"/>
-      </w:r>
-      <w:r>
-        <w:instrText xml:space="preserve"> SEQ Figure \* ARABIC \s 1 </w:instrText>
-      </w:r>
-      <w:r>
-        <w:fldChar w:fldCharType="separate"/>
-      </w:r>
-      <w:r>
-        <w:rPr>
-          <w:noProof/>
-        </w:rPr>
-        <w:t>2</w:t>
-      </w:r>
-      <w:r>
-        <w:rPr>
-          <w:noProof/>
-        </w:rPr>
-        <w:fldChar w:fldCharType="end"/>
-      </w:r>
-      <w:bookmarkEnd w:id="12"/>
+      <w:fldSimple w:instr=" SEQ Figure \* ARABIC \s 1 ">
+        <w:r>
+          <w:rPr>
+            <w:noProof/>
+          </w:rPr>
+          <w:t>2</w:t>
+        </w:r>
+      </w:fldSimple>
+      <w:bookmarkEnd w:id="13"/>
       <w:r>
         <w:t xml:space="preserve"> </w:t>
       </w:r>
@@ -7577,244 +7697,270 @@
           <w:rFonts w:hint="eastAsia"/>
         </w:rPr>
         <w:t>Diagram</w:t>
-      </w:r>
-      <w:bookmarkEnd w:id="13"/>
-    </w:p>
-    <w:p>
-      <w:pPr>
-        <w:rPr>
-          <w:rFonts w:eastAsiaTheme="minorEastAsia"/>
-        </w:rPr>
-      </w:pPr>
-      <w:r>
-        <w:rPr>
-          <w:rFonts w:eastAsiaTheme="minorEastAsia"/>
-        </w:rPr>
-        <w:t xml:space="preserve">As shown in </w:t>
-      </w:r>
-      <w:r>
-        <w:rPr>
-          <w:rFonts w:eastAsiaTheme="minorEastAsia"/>
-        </w:rPr>
-        <w:fldChar w:fldCharType="begin"/>
-      </w:r>
-      <w:r>
-        <w:rPr>
-          <w:rFonts w:eastAsiaTheme="minorEastAsia"/>
-        </w:rPr>
-        <w:instrText xml:space="preserve"> REF _Ref142496117 \h </w:instrText>
-      </w:r>
-      <w:r>
-        <w:rPr>
-          <w:rFonts w:eastAsiaTheme="minorEastAsia"/>
-        </w:rPr>
-      </w:r>
-      <w:r>
-        <w:rPr>
-          <w:rFonts w:eastAsiaTheme="minorEastAsia"/>
-        </w:rPr>
-        <w:fldChar w:fldCharType="separate"/>
-      </w:r>
-      <w:r>
-        <w:t xml:space="preserve">Figure </w:t>
-      </w:r>
-      <w:r>
-        <w:rPr>
-          <w:noProof/>
-        </w:rPr>
-        <w:t>3</w:t>
-      </w:r>
-      <w:r>
-        <w:noBreakHyphen/>
-      </w:r>
-      <w:r>
-        <w:rPr>
-          <w:noProof/>
-        </w:rPr>
-        <w:t>2</w:t>
-      </w:r>
-      <w:r>
-        <w:rPr>
-          <w:rFonts w:eastAsiaTheme="minorEastAsia"/>
-        </w:rPr>
-        <w:fldChar w:fldCharType="end"/>
-      </w:r>
-      <w:r>
-        <w:rPr>
-          <w:rFonts w:eastAsiaTheme="minorEastAsia"/>
-        </w:rPr>
-        <w:t xml:space="preserve">, there are </w:t>
-      </w:r>
-      <w:r>
-        <w:rPr>
-          <w:rFonts w:eastAsiaTheme="minorEastAsia"/>
-        </w:rPr>
-        <w:t>three</w:t>
-      </w:r>
-      <w:r>
-        <w:rPr>
-          <w:rFonts w:eastAsiaTheme="minorEastAsia"/>
-        </w:rPr>
-        <w:t xml:space="preserve"> AXI write </w:t>
-      </w:r>
-      <w:r>
-        <w:rPr>
-          <w:rFonts w:eastAsiaTheme="minorEastAsia"/>
-        </w:rPr>
-        <w:t>operation</w:t>
-      </w:r>
-      <w:r>
-        <w:rPr>
-          <w:rFonts w:eastAsiaTheme="minorEastAsia"/>
-        </w:rPr>
-        <w:t>s</w:t>
-      </w:r>
-      <w:r>
-        <w:rPr>
-          <w:rFonts w:eastAsiaTheme="minorEastAsia"/>
-        </w:rPr>
-        <w:t xml:space="preserve">, </w:t>
-      </w:r>
-      <w:r>
-        <w:rPr>
-          <w:rFonts w:eastAsiaTheme="minorEastAsia"/>
-        </w:rPr>
-        <w:t xml:space="preserve">the first is a </w:t>
-      </w:r>
-      <w:r>
-        <w:rPr>
-          <w:rFonts w:eastAsiaTheme="minorEastAsia"/>
-        </w:rPr>
-        <w:t>normal</w:t>
-      </w:r>
-      <w:r>
-        <w:rPr>
-          <w:rFonts w:eastAsiaTheme="minorEastAsia"/>
-        </w:rPr>
-        <w:t xml:space="preserve"> write</w:t>
-      </w:r>
-      <w:r>
-        <w:rPr>
-          <w:rFonts w:eastAsiaTheme="minorEastAsia"/>
-        </w:rPr>
-        <w:t xml:space="preserve"> transaction (NW)</w:t>
-      </w:r>
-      <w:r>
-        <w:rPr>
-          <w:rFonts w:eastAsiaTheme="minorEastAsia"/>
-        </w:rPr>
-        <w:t xml:space="preserve"> with </w:t>
-      </w:r>
-      <w:r>
-        <w:rPr>
-          <w:rFonts w:eastAsiaTheme="minorEastAsia"/>
-        </w:rPr>
-        <w:t>“</w:t>
-      </w:r>
-      <w:r>
-        <w:rPr>
-          <w:rFonts w:eastAsiaTheme="minorEastAsia"/>
-        </w:rPr>
-        <w:t>wstrb==</w:t>
-      </w:r>
-      <w:r>
-        <w:rPr>
-          <w:rFonts w:eastAsiaTheme="minorEastAsia"/>
-        </w:rPr>
-        <w:t>`</w:t>
-      </w:r>
-      <w:r>
-        <w:rPr>
-          <w:rFonts w:eastAsiaTheme="minorEastAsia"/>
-        </w:rPr>
-        <w:t>1</w:t>
-      </w:r>
-      <w:r>
-        <w:rPr>
-          <w:rFonts w:eastAsiaTheme="minorEastAsia"/>
-        </w:rPr>
-        <w:t>” and “burst length==3”</w:t>
-      </w:r>
-      <w:r>
-        <w:rPr>
-          <w:rFonts w:eastAsiaTheme="minorEastAsia"/>
-        </w:rPr>
-        <w:t xml:space="preserve">, the second is a partial write </w:t>
-      </w:r>
-      <w:r>
-        <w:rPr>
-          <w:rFonts w:eastAsiaTheme="minorEastAsia"/>
-        </w:rPr>
-        <w:t xml:space="preserve">transaction (PW) with </w:t>
-      </w:r>
-      <w:r>
-        <w:rPr>
-          <w:rFonts w:eastAsiaTheme="minorEastAsia"/>
-        </w:rPr>
-        <w:t>“</w:t>
-      </w:r>
-      <w:r>
-        <w:rPr>
-          <w:rFonts w:eastAsiaTheme="minorEastAsia"/>
-        </w:rPr>
-        <w:t>wstrb</w:t>
-      </w:r>
-      <w:r>
-        <w:rPr>
-          <w:rFonts w:eastAsiaTheme="minorEastAsia"/>
-        </w:rPr>
-        <w:t>!</w:t>
-      </w:r>
-      <w:r>
-        <w:rPr>
-          <w:rFonts w:eastAsiaTheme="minorEastAsia"/>
-        </w:rPr>
-        <w:t>=</w:t>
-      </w:r>
-      <w:r>
-        <w:rPr>
-          <w:rFonts w:eastAsiaTheme="minorEastAsia"/>
-        </w:rPr>
-        <w:t>`</w:t>
-      </w:r>
-      <w:r>
-        <w:rPr>
-          <w:rFonts w:eastAsiaTheme="minorEastAsia"/>
-        </w:rPr>
-        <w:t>1</w:t>
-      </w:r>
-      <w:r>
-        <w:rPr>
-          <w:rFonts w:eastAsiaTheme="minorEastAsia"/>
-        </w:rPr>
-        <w:t>” and “burst length==2”</w:t>
-      </w:r>
-      <w:r>
-        <w:rPr>
-          <w:rFonts w:eastAsiaTheme="minorEastAsia"/>
-        </w:rPr>
-        <w:t>, the third is a narrow write transacton (NRW) with “burst length==1”.</w:t>
-      </w:r>
-    </w:p>
-    <w:p>
-      <w:pPr>
-        <w:pStyle w:val="20"/>
-      </w:pPr>
-      <w:bookmarkStart w:id="14" w:name="_Toc145441785"/>
-      <w:r>
-        <w:rPr>
-          <w:rFonts w:hint="eastAsia"/>
-        </w:rPr>
-        <w:t>C</w:t>
-      </w:r>
-      <w:r>
-        <w:t>lock and Reset</w:t>
       </w:r>
       <w:bookmarkEnd w:id="14"/>
     </w:p>
     <w:p>
       <w:pPr>
         <w:rPr>
+          <w:rFonts w:eastAsiaTheme="minorEastAsia"/>
+        </w:rPr>
+      </w:pPr>
+      <w:r>
+        <w:rPr>
+          <w:rFonts w:eastAsiaTheme="minorEastAsia"/>
+        </w:rPr>
+        <w:t xml:space="preserve">As shown in </w:t>
+      </w:r>
+      <w:r>
+        <w:rPr>
+          <w:rFonts w:eastAsiaTheme="minorEastAsia"/>
+        </w:rPr>
+        <w:fldChar w:fldCharType="begin"/>
+      </w:r>
+      <w:r>
+        <w:rPr>
+          <w:rFonts w:eastAsiaTheme="minorEastAsia"/>
+        </w:rPr>
+        <w:instrText xml:space="preserve"> REF _Ref142496117 \h </w:instrText>
+      </w:r>
+      <w:r>
+        <w:rPr>
+          <w:rFonts w:eastAsiaTheme="minorEastAsia"/>
+        </w:rPr>
+      </w:r>
+      <w:r>
+        <w:rPr>
+          <w:rFonts w:eastAsiaTheme="minorEastAsia"/>
+        </w:rPr>
+        <w:fldChar w:fldCharType="separate"/>
+      </w:r>
+      <w:r>
+        <w:t xml:space="preserve">Figure </w:t>
+      </w:r>
+      <w:r>
+        <w:rPr>
+          <w:noProof/>
+        </w:rPr>
+        <w:t>3</w:t>
+      </w:r>
+      <w:r>
+        <w:noBreakHyphen/>
+      </w:r>
+      <w:r>
+        <w:rPr>
+          <w:noProof/>
+        </w:rPr>
+        <w:t>2</w:t>
+      </w:r>
+      <w:r>
+        <w:rPr>
+          <w:rFonts w:eastAsiaTheme="minorEastAsia"/>
+        </w:rPr>
+        <w:fldChar w:fldCharType="end"/>
+      </w:r>
+      <w:r>
+        <w:rPr>
+          <w:rFonts w:eastAsiaTheme="minorEastAsia"/>
+        </w:rPr>
+        <w:t xml:space="preserve">, there are </w:t>
+      </w:r>
+      <w:r>
+        <w:rPr>
+          <w:rFonts w:eastAsiaTheme="minorEastAsia"/>
+        </w:rPr>
+        <w:t>three</w:t>
+      </w:r>
+      <w:r>
+        <w:rPr>
+          <w:rFonts w:eastAsiaTheme="minorEastAsia"/>
+        </w:rPr>
+        <w:t xml:space="preserve"> AXI write </w:t>
+      </w:r>
+      <w:r>
+        <w:rPr>
+          <w:rFonts w:eastAsiaTheme="minorEastAsia"/>
+        </w:rPr>
+        <w:t>operation</w:t>
+      </w:r>
+      <w:r>
+        <w:rPr>
+          <w:rFonts w:eastAsiaTheme="minorEastAsia"/>
+        </w:rPr>
+        <w:t>s</w:t>
+      </w:r>
+      <w:r>
+        <w:rPr>
+          <w:rFonts w:eastAsiaTheme="minorEastAsia"/>
+        </w:rPr>
+        <w:t xml:space="preserve">, </w:t>
+      </w:r>
+      <w:r>
+        <w:rPr>
+          <w:rFonts w:eastAsiaTheme="minorEastAsia"/>
+        </w:rPr>
+        <w:t xml:space="preserve">the first is a </w:t>
+      </w:r>
+      <w:r>
+        <w:rPr>
+          <w:rFonts w:eastAsiaTheme="minorEastAsia"/>
+        </w:rPr>
+        <w:t>normal</w:t>
+      </w:r>
+      <w:r>
+        <w:rPr>
+          <w:rFonts w:eastAsiaTheme="minorEastAsia"/>
+        </w:rPr>
+        <w:t xml:space="preserve"> write</w:t>
+      </w:r>
+      <w:r>
+        <w:rPr>
+          <w:rFonts w:eastAsiaTheme="minorEastAsia"/>
+        </w:rPr>
+        <w:t xml:space="preserve"> transaction (NW)</w:t>
+      </w:r>
+      <w:r>
+        <w:rPr>
+          <w:rFonts w:eastAsiaTheme="minorEastAsia"/>
+        </w:rPr>
+        <w:t xml:space="preserve"> with </w:t>
+      </w:r>
+      <w:r>
+        <w:rPr>
+          <w:rFonts w:eastAsiaTheme="minorEastAsia"/>
+        </w:rPr>
+        <w:t>“</w:t>
+      </w:r>
+      <w:proofErr w:type="spellStart"/>
+      <w:r>
+        <w:rPr>
+          <w:rFonts w:eastAsiaTheme="minorEastAsia"/>
+        </w:rPr>
+        <w:t>wstrb</w:t>
+      </w:r>
+      <w:proofErr w:type="spellEnd"/>
+      <w:r>
+        <w:rPr>
+          <w:rFonts w:eastAsiaTheme="minorEastAsia"/>
+        </w:rPr>
+        <w:t>==</w:t>
+      </w:r>
+      <w:r>
+        <w:rPr>
+          <w:rFonts w:eastAsiaTheme="minorEastAsia"/>
+        </w:rPr>
+        <w:t>`</w:t>
+      </w:r>
+      <w:r>
+        <w:rPr>
+          <w:rFonts w:eastAsiaTheme="minorEastAsia"/>
+        </w:rPr>
+        <w:t>1</w:t>
+      </w:r>
+      <w:r>
+        <w:rPr>
+          <w:rFonts w:eastAsiaTheme="minorEastAsia"/>
+        </w:rPr>
+        <w:t>” and “burst length==3”</w:t>
+      </w:r>
+      <w:r>
+        <w:rPr>
+          <w:rFonts w:eastAsiaTheme="minorEastAsia"/>
+        </w:rPr>
+        <w:t xml:space="preserve">, the second is a partial write </w:t>
+      </w:r>
+      <w:r>
+        <w:rPr>
+          <w:rFonts w:eastAsiaTheme="minorEastAsia"/>
+        </w:rPr>
+        <w:t xml:space="preserve">transaction (PW) with </w:t>
+      </w:r>
+      <w:r>
+        <w:rPr>
+          <w:rFonts w:eastAsiaTheme="minorEastAsia"/>
+        </w:rPr>
+        <w:t>“</w:t>
+      </w:r>
+      <w:proofErr w:type="spellStart"/>
+      <w:proofErr w:type="gramStart"/>
+      <w:r>
+        <w:rPr>
+          <w:rFonts w:eastAsiaTheme="minorEastAsia"/>
+        </w:rPr>
+        <w:t>wstrb</w:t>
+      </w:r>
+      <w:proofErr w:type="spellEnd"/>
+      <w:r>
+        <w:rPr>
+          <w:rFonts w:eastAsiaTheme="minorEastAsia"/>
+        </w:rPr>
+        <w:t>!</w:t>
+      </w:r>
+      <w:r>
+        <w:rPr>
+          <w:rFonts w:eastAsiaTheme="minorEastAsia"/>
+        </w:rPr>
+        <w:t>=</w:t>
+      </w:r>
+      <w:proofErr w:type="gramEnd"/>
+      <w:r>
+        <w:rPr>
+          <w:rFonts w:eastAsiaTheme="minorEastAsia"/>
+        </w:rPr>
+        <w:t>`</w:t>
+      </w:r>
+      <w:r>
+        <w:rPr>
+          <w:rFonts w:eastAsiaTheme="minorEastAsia"/>
+        </w:rPr>
+        <w:t>1</w:t>
+      </w:r>
+      <w:r>
+        <w:rPr>
+          <w:rFonts w:eastAsiaTheme="minorEastAsia"/>
+        </w:rPr>
+        <w:t>” and “burst length==2”</w:t>
+      </w:r>
+      <w:r>
+        <w:rPr>
+          <w:rFonts w:eastAsiaTheme="minorEastAsia"/>
+        </w:rPr>
+        <w:t xml:space="preserve">, the third is a narrow write </w:t>
+      </w:r>
+      <w:proofErr w:type="spellStart"/>
+      <w:r>
+        <w:rPr>
+          <w:rFonts w:eastAsiaTheme="minorEastAsia"/>
+        </w:rPr>
+        <w:t>transacton</w:t>
+      </w:r>
+      <w:proofErr w:type="spellEnd"/>
+      <w:r>
+        <w:rPr>
+          <w:rFonts w:eastAsiaTheme="minorEastAsia"/>
+        </w:rPr>
+        <w:t xml:space="preserve"> (NRW) with “burst length==1”.</w:t>
+      </w:r>
+    </w:p>
+    <w:p>
+      <w:pPr>
+        <w:pStyle w:val="20"/>
+      </w:pPr>
+      <w:bookmarkStart w:id="15" w:name="_Toc146292310"/>
+      <w:r>
+        <w:rPr>
+          <w:rFonts w:hint="eastAsia"/>
+        </w:rPr>
+        <w:t>C</w:t>
+      </w:r>
+      <w:r>
+        <w:t>lock and Reset</w:t>
+      </w:r>
+      <w:bookmarkEnd w:id="15"/>
+    </w:p>
+    <w:p>
+      <w:pPr>
+        <w:rPr>
           <w:i/>
           <w:iCs/>
           <w:color w:val="0070C0"/>
@@ -7833,7 +7979,7 @@
       <w:pPr>
         <w:pStyle w:val="30"/>
       </w:pPr>
-      <w:bookmarkStart w:id="15" w:name="_Toc145441786"/>
+      <w:bookmarkStart w:id="16" w:name="_Toc146292311"/>
       <w:r>
         <w:rPr>
           <w:rFonts w:hint="eastAsia"/>
@@ -7843,7 +7989,7 @@
       <w:r>
         <w:t>lock</w:t>
       </w:r>
-      <w:bookmarkEnd w:id="15"/>
+      <w:bookmarkEnd w:id="16"/>
     </w:p>
     <w:tbl>
       <w:tblPr>
@@ -7979,6 +8125,7 @@
                 <w:rFonts w:eastAsiaTheme="minorEastAsia"/>
               </w:rPr>
             </w:pPr>
+            <w:proofErr w:type="spellStart"/>
             <w:r>
               <w:rPr>
                 <w:rFonts w:eastAsiaTheme="minorEastAsia"/>
@@ -7991,6 +8138,7 @@
               </w:rPr>
               <w:t>lk</w:t>
             </w:r>
+            <w:proofErr w:type="spellEnd"/>
           </w:p>
         </w:tc>
         <w:tc>
@@ -8117,65 +8265,39 @@
       <w:pPr>
         <w:pStyle w:val="ac"/>
       </w:pPr>
-      <w:bookmarkStart w:id="16" w:name="_Toc145441811"/>
+      <w:bookmarkStart w:id="17" w:name="_Toc146292336"/>
       <w:r>
         <w:t xml:space="preserve">Table </w:t>
       </w:r>
-      <w:r>
-        <w:fldChar w:fldCharType="begin"/>
-      </w:r>
-      <w:r>
-        <w:instrText xml:space="preserve"> STYLEREF 1 \s </w:instrText>
-      </w:r>
-      <w:r>
-        <w:fldChar w:fldCharType="separate"/>
-      </w:r>
-      <w:r>
-        <w:rPr>
-          <w:noProof/>
-        </w:rPr>
-        <w:t>3</w:t>
-      </w:r>
-      <w:r>
-        <w:rPr>
-          <w:noProof/>
-        </w:rPr>
-        <w:fldChar w:fldCharType="end"/>
-      </w:r>
+      <w:fldSimple w:instr=" STYLEREF 1 \s ">
+        <w:r>
+          <w:rPr>
+            <w:noProof/>
+          </w:rPr>
+          <w:t>3</w:t>
+        </w:r>
+      </w:fldSimple>
       <w:r>
         <w:noBreakHyphen/>
       </w:r>
-      <w:r>
-        <w:fldChar w:fldCharType="begin"/>
-      </w:r>
-      <w:r>
-        <w:instrText xml:space="preserve"> SEQ Table \* ARABIC \s 1 </w:instrText>
-      </w:r>
-      <w:r>
-        <w:fldChar w:fldCharType="separate"/>
-      </w:r>
-      <w:r>
-        <w:rPr>
-          <w:noProof/>
-        </w:rPr>
-        <w:t>1</w:t>
-      </w:r>
-      <w:r>
-        <w:rPr>
-          <w:noProof/>
-        </w:rPr>
-        <w:fldChar w:fldCharType="end"/>
-      </w:r>
+      <w:fldSimple w:instr=" SEQ Table \* ARABIC \s 1 ">
+        <w:r>
+          <w:rPr>
+            <w:noProof/>
+          </w:rPr>
+          <w:t>1</w:t>
+        </w:r>
+      </w:fldSimple>
       <w:r>
         <w:t xml:space="preserve"> Clock Requirements</w:t>
       </w:r>
-      <w:bookmarkEnd w:id="16"/>
+      <w:bookmarkEnd w:id="17"/>
     </w:p>
     <w:p>
       <w:pPr>
         <w:pStyle w:val="30"/>
       </w:pPr>
-      <w:bookmarkStart w:id="17" w:name="_Toc145441787"/>
+      <w:bookmarkStart w:id="18" w:name="_Toc146292312"/>
       <w:r>
         <w:rPr>
           <w:rFonts w:hint="eastAsia"/>
@@ -8185,7 +8307,7 @@
       <w:r>
         <w:t>eset</w:t>
       </w:r>
-      <w:bookmarkEnd w:id="17"/>
+      <w:bookmarkEnd w:id="18"/>
     </w:p>
     <w:tbl>
       <w:tblPr>
@@ -8257,6 +8379,7 @@
             <w:tcW w:w="2763" w:type="dxa"/>
           </w:tcPr>
           <w:p>
+            <w:proofErr w:type="spellStart"/>
             <w:r>
               <w:rPr>
                 <w:rFonts w:hint="eastAsia"/>
@@ -8266,6 +8389,7 @@
             <w:r>
               <w:t>st_n</w:t>
             </w:r>
+            <w:proofErr w:type="spellEnd"/>
           </w:p>
         </w:tc>
         <w:tc>
@@ -8278,6 +8402,7 @@
                 <w:rFonts w:eastAsiaTheme="minorEastAsia"/>
               </w:rPr>
             </w:pPr>
+            <w:proofErr w:type="spellStart"/>
             <w:r>
               <w:rPr>
                 <w:rFonts w:eastAsiaTheme="minorEastAsia" w:hint="eastAsia"/>
@@ -8290,6 +8415,7 @@
               </w:rPr>
               <w:t>lk</w:t>
             </w:r>
+            <w:proofErr w:type="spellEnd"/>
           </w:p>
         </w:tc>
         <w:tc>
@@ -8360,65 +8486,39 @@
       <w:pPr>
         <w:pStyle w:val="ac"/>
       </w:pPr>
-      <w:bookmarkStart w:id="18" w:name="_Toc145441812"/>
+      <w:bookmarkStart w:id="19" w:name="_Toc146292337"/>
       <w:r>
         <w:t xml:space="preserve">Table </w:t>
       </w:r>
-      <w:r>
-        <w:fldChar w:fldCharType="begin"/>
-      </w:r>
-      <w:r>
-        <w:instrText xml:space="preserve"> STYLEREF 1 \s </w:instrText>
-      </w:r>
-      <w:r>
-        <w:fldChar w:fldCharType="separate"/>
-      </w:r>
-      <w:r>
-        <w:rPr>
-          <w:noProof/>
-        </w:rPr>
-        <w:t>3</w:t>
-      </w:r>
-      <w:r>
-        <w:rPr>
-          <w:noProof/>
-        </w:rPr>
-        <w:fldChar w:fldCharType="end"/>
-      </w:r>
+      <w:fldSimple w:instr=" STYLEREF 1 \s ">
+        <w:r>
+          <w:rPr>
+            <w:noProof/>
+          </w:rPr>
+          <w:t>3</w:t>
+        </w:r>
+      </w:fldSimple>
       <w:r>
         <w:noBreakHyphen/>
       </w:r>
-      <w:r>
-        <w:fldChar w:fldCharType="begin"/>
-      </w:r>
-      <w:r>
-        <w:instrText xml:space="preserve"> SEQ Table \* ARABIC \s 1 </w:instrText>
-      </w:r>
-      <w:r>
-        <w:fldChar w:fldCharType="separate"/>
-      </w:r>
-      <w:r>
-        <w:rPr>
-          <w:noProof/>
-        </w:rPr>
-        <w:t>2</w:t>
-      </w:r>
-      <w:r>
-        <w:rPr>
-          <w:noProof/>
-        </w:rPr>
-        <w:fldChar w:fldCharType="end"/>
-      </w:r>
+      <w:fldSimple w:instr=" SEQ Table \* ARABIC \s 1 ">
+        <w:r>
+          <w:rPr>
+            <w:noProof/>
+          </w:rPr>
+          <w:t>2</w:t>
+        </w:r>
+      </w:fldSimple>
       <w:r>
         <w:t xml:space="preserve"> Reset Requirements</w:t>
       </w:r>
-      <w:bookmarkEnd w:id="18"/>
+      <w:bookmarkEnd w:id="19"/>
     </w:p>
     <w:p>
       <w:pPr>
         <w:pStyle w:val="20"/>
       </w:pPr>
-      <w:bookmarkStart w:id="19" w:name="_Toc145441788"/>
+      <w:bookmarkStart w:id="20" w:name="_Toc146292313"/>
       <w:r>
         <w:rPr>
           <w:rFonts w:hint="eastAsia"/>
@@ -8428,7 +8528,7 @@
       <w:r>
         <w:t>/O Interfaces</w:t>
       </w:r>
-      <w:bookmarkEnd w:id="19"/>
+      <w:bookmarkEnd w:id="20"/>
     </w:p>
     <w:p>
       <w:pPr>
@@ -8594,13 +8694,23 @@
           <w:color w:val="0070C0"/>
         </w:rPr>
       </w:pPr>
+      <w:proofErr w:type="spellStart"/>
       <w:r>
         <w:rPr>
           <w:i/>
           <w:iCs/>
           <w:color w:val="0070C0"/>
         </w:rPr>
-        <w:t>Etcs.</w:t>
+        <w:t>Etcs</w:t>
+      </w:r>
+      <w:proofErr w:type="spellEnd"/>
+      <w:r>
+        <w:rPr>
+          <w:i/>
+          <w:iCs/>
+          <w:color w:val="0070C0"/>
+        </w:rPr>
+        <w:t>.</w:t>
       </w:r>
     </w:p>
     <w:p/>
@@ -8738,6 +8848,7 @@
             <w:pPr>
               <w:jc w:val="center"/>
             </w:pPr>
+            <w:proofErr w:type="spellStart"/>
             <w:r>
               <w:rPr>
                 <w:rFonts w:hint="eastAsia"/>
@@ -8747,6 +8858,7 @@
             <w:r>
               <w:t>lk</w:t>
             </w:r>
+            <w:proofErr w:type="spellEnd"/>
           </w:p>
         </w:tc>
         <w:tc>
@@ -8826,6 +8938,7 @@
             <w:pPr>
               <w:jc w:val="center"/>
             </w:pPr>
+            <w:proofErr w:type="spellStart"/>
             <w:r>
               <w:rPr>
                 <w:rFonts w:hint="eastAsia"/>
@@ -8835,6 +8948,7 @@
             <w:r>
               <w:t>st_n</w:t>
             </w:r>
+            <w:proofErr w:type="spellEnd"/>
           </w:p>
         </w:tc>
         <w:tc>
@@ -8928,6 +9042,7 @@
                 <w:rFonts w:eastAsiaTheme="minorEastAsia"/>
               </w:rPr>
             </w:pPr>
+            <w:proofErr w:type="spellStart"/>
             <w:r>
               <w:rPr>
                 <w:rFonts w:eastAsiaTheme="minorEastAsia"/>
@@ -8952,6 +9067,7 @@
               </w:rPr>
               <w:t>aild</w:t>
             </w:r>
+            <w:proofErr w:type="spellEnd"/>
           </w:p>
         </w:tc>
         <w:tc>
@@ -9032,6 +9148,7 @@
                 <w:rFonts w:eastAsiaTheme="minorEastAsia"/>
               </w:rPr>
             </w:pPr>
+            <w:proofErr w:type="spellStart"/>
             <w:r>
               <w:rPr>
                 <w:rFonts w:eastAsiaTheme="minorEastAsia"/>
@@ -9050,6 +9167,7 @@
               </w:rPr>
               <w:t>wready</w:t>
             </w:r>
+            <w:proofErr w:type="spellEnd"/>
           </w:p>
         </w:tc>
         <w:tc>
@@ -9133,6 +9251,7 @@
                 <w:szCs w:val="20"/>
               </w:rPr>
             </w:pPr>
+            <w:proofErr w:type="spellStart"/>
             <w:r>
               <w:rPr>
                 <w:rFonts w:eastAsiaTheme="minorEastAsia"/>
@@ -9151,6 +9270,7 @@
               </w:rPr>
               <w:t>wid</w:t>
             </w:r>
+            <w:proofErr w:type="spellEnd"/>
           </w:p>
         </w:tc>
         <w:tc>
@@ -9226,6 +9346,7 @@
                 <w:szCs w:val="20"/>
               </w:rPr>
             </w:pPr>
+            <w:proofErr w:type="spellStart"/>
             <w:r>
               <w:rPr>
                 <w:rFonts w:eastAsiaTheme="minorEastAsia"/>
@@ -9244,6 +9365,7 @@
               </w:rPr>
               <w:t>waddr</w:t>
             </w:r>
+            <w:proofErr w:type="spellEnd"/>
           </w:p>
         </w:tc>
         <w:tc>
@@ -9322,6 +9444,7 @@
                 <w:rFonts w:eastAsiaTheme="minorEastAsia"/>
               </w:rPr>
             </w:pPr>
+            <w:proofErr w:type="spellStart"/>
             <w:r>
               <w:rPr>
                 <w:rFonts w:eastAsiaTheme="minorEastAsia"/>
@@ -9340,6 +9463,7 @@
               </w:rPr>
               <w:t>wlen</w:t>
             </w:r>
+            <w:proofErr w:type="spellEnd"/>
           </w:p>
         </w:tc>
         <w:tc>
@@ -9415,6 +9539,7 @@
                 <w:rFonts w:eastAsiaTheme="minorEastAsia"/>
               </w:rPr>
             </w:pPr>
+            <w:proofErr w:type="spellStart"/>
             <w:r>
               <w:rPr>
                 <w:rFonts w:eastAsiaTheme="minorEastAsia"/>
@@ -9433,6 +9558,7 @@
               </w:rPr>
               <w:t>wsize</w:t>
             </w:r>
+            <w:proofErr w:type="spellEnd"/>
           </w:p>
         </w:tc>
         <w:tc>
@@ -9505,6 +9631,7 @@
                 <w:rFonts w:eastAsiaTheme="minorEastAsia"/>
               </w:rPr>
             </w:pPr>
+            <w:proofErr w:type="spellStart"/>
             <w:r>
               <w:rPr>
                 <w:rFonts w:eastAsiaTheme="minorEastAsia"/>
@@ -9523,6 +9650,7 @@
               </w:rPr>
               <w:t>wburst</w:t>
             </w:r>
+            <w:proofErr w:type="spellEnd"/>
           </w:p>
         </w:tc>
         <w:tc>
@@ -9612,6 +9740,7 @@
                 <w:rFonts w:eastAsiaTheme="minorEastAsia"/>
               </w:rPr>
             </w:pPr>
+            <w:proofErr w:type="spellStart"/>
             <w:r>
               <w:rPr>
                 <w:rFonts w:eastAsiaTheme="minorEastAsia"/>
@@ -9630,6 +9759,7 @@
               </w:rPr>
               <w:t>wcache</w:t>
             </w:r>
+            <w:proofErr w:type="spellEnd"/>
           </w:p>
         </w:tc>
         <w:tc>
@@ -9699,6 +9829,7 @@
                 <w:rFonts w:eastAsiaTheme="minorEastAsia"/>
               </w:rPr>
             </w:pPr>
+            <w:proofErr w:type="spellStart"/>
             <w:r>
               <w:rPr>
                 <w:rFonts w:eastAsiaTheme="minorEastAsia"/>
@@ -9717,6 +9848,7 @@
               </w:rPr>
               <w:t>wprot</w:t>
             </w:r>
+            <w:proofErr w:type="spellEnd"/>
           </w:p>
         </w:tc>
         <w:tc>
@@ -9786,6 +9918,7 @@
                 <w:rFonts w:eastAsiaTheme="minorEastAsia"/>
               </w:rPr>
             </w:pPr>
+            <w:proofErr w:type="spellStart"/>
             <w:r>
               <w:rPr>
                 <w:rFonts w:eastAsiaTheme="minorEastAsia"/>
@@ -9804,6 +9937,7 @@
               </w:rPr>
               <w:t>wqos</w:t>
             </w:r>
+            <w:proofErr w:type="spellEnd"/>
           </w:p>
         </w:tc>
         <w:tc>
@@ -9876,6 +10010,7 @@
                 <w:szCs w:val="20"/>
               </w:rPr>
             </w:pPr>
+            <w:proofErr w:type="spellStart"/>
             <w:r>
               <w:rPr>
                 <w:rFonts w:eastAsiaTheme="minorEastAsia"/>
@@ -9900,6 +10035,7 @@
               </w:rPr>
               <w:t>user</w:t>
             </w:r>
+            <w:proofErr w:type="spellEnd"/>
           </w:p>
         </w:tc>
         <w:tc>
@@ -9972,6 +10108,7 @@
                 <w:rFonts w:eastAsiaTheme="minorEastAsia"/>
               </w:rPr>
             </w:pPr>
+            <w:proofErr w:type="spellStart"/>
             <w:r>
               <w:rPr>
                 <w:rFonts w:eastAsiaTheme="minorEastAsia"/>
@@ -9990,6 +10127,7 @@
               </w:rPr>
               <w:t>valid</w:t>
             </w:r>
+            <w:proofErr w:type="spellEnd"/>
           </w:p>
         </w:tc>
         <w:tc>
@@ -10062,6 +10200,7 @@
                 <w:rFonts w:eastAsiaTheme="minorEastAsia"/>
               </w:rPr>
             </w:pPr>
+            <w:proofErr w:type="spellStart"/>
             <w:r>
               <w:rPr>
                 <w:rFonts w:eastAsiaTheme="minorEastAsia"/>
@@ -10080,6 +10219,7 @@
               </w:rPr>
               <w:t>ready</w:t>
             </w:r>
+            <w:proofErr w:type="spellEnd"/>
           </w:p>
         </w:tc>
         <w:tc>
@@ -10155,6 +10295,7 @@
                 <w:szCs w:val="20"/>
               </w:rPr>
             </w:pPr>
+            <w:proofErr w:type="spellStart"/>
             <w:r>
               <w:rPr>
                 <w:rFonts w:eastAsiaTheme="minorEastAsia"/>
@@ -10173,6 +10314,7 @@
               </w:rPr>
               <w:t>data</w:t>
             </w:r>
+            <w:proofErr w:type="spellEnd"/>
           </w:p>
         </w:tc>
         <w:tc>
@@ -10248,6 +10390,7 @@
                 <w:szCs w:val="20"/>
               </w:rPr>
             </w:pPr>
+            <w:proofErr w:type="spellStart"/>
             <w:r>
               <w:rPr>
                 <w:rFonts w:eastAsiaTheme="minorEastAsia"/>
@@ -10266,6 +10409,7 @@
               </w:rPr>
               <w:t>strb</w:t>
             </w:r>
+            <w:proofErr w:type="spellEnd"/>
           </w:p>
         </w:tc>
         <w:tc>
@@ -10340,6 +10484,7 @@
                 <w:rFonts w:eastAsiaTheme="minorEastAsia"/>
               </w:rPr>
             </w:pPr>
+            <w:proofErr w:type="spellStart"/>
             <w:r>
               <w:rPr>
                 <w:rFonts w:eastAsiaTheme="minorEastAsia"/>
@@ -10358,6 +10503,7 @@
               </w:rPr>
               <w:t>last</w:t>
             </w:r>
+            <w:proofErr w:type="spellEnd"/>
           </w:p>
         </w:tc>
         <w:tc>
@@ -10430,6 +10576,7 @@
                 <w:rFonts w:eastAsiaTheme="minorEastAsia"/>
               </w:rPr>
             </w:pPr>
+            <w:proofErr w:type="spellStart"/>
             <w:r>
               <w:rPr>
                 <w:rFonts w:eastAsiaTheme="minorEastAsia"/>
@@ -10448,6 +10595,7 @@
               </w:rPr>
               <w:t>vaild</w:t>
             </w:r>
+            <w:proofErr w:type="spellEnd"/>
           </w:p>
         </w:tc>
         <w:tc>
@@ -10520,6 +10668,7 @@
                 <w:rFonts w:eastAsiaTheme="minorEastAsia"/>
               </w:rPr>
             </w:pPr>
+            <w:proofErr w:type="spellStart"/>
             <w:r>
               <w:rPr>
                 <w:rFonts w:eastAsiaTheme="minorEastAsia"/>
@@ -10538,6 +10687,7 @@
               </w:rPr>
               <w:t>ready</w:t>
             </w:r>
+            <w:proofErr w:type="spellEnd"/>
           </w:p>
         </w:tc>
         <w:tc>
@@ -10613,6 +10763,7 @@
                 <w:szCs w:val="20"/>
               </w:rPr>
             </w:pPr>
+            <w:proofErr w:type="spellStart"/>
             <w:r>
               <w:rPr>
                 <w:rFonts w:eastAsiaTheme="minorEastAsia"/>
@@ -10631,6 +10782,7 @@
               </w:rPr>
               <w:t>id</w:t>
             </w:r>
+            <w:proofErr w:type="spellEnd"/>
           </w:p>
         </w:tc>
         <w:tc>
@@ -10706,6 +10858,7 @@
                 <w:rFonts w:eastAsiaTheme="minorEastAsia"/>
               </w:rPr>
             </w:pPr>
+            <w:proofErr w:type="spellStart"/>
             <w:r>
               <w:rPr>
                 <w:rFonts w:eastAsiaTheme="minorEastAsia"/>
@@ -10724,6 +10877,7 @@
               </w:rPr>
               <w:t>resp</w:t>
             </w:r>
+            <w:proofErr w:type="spellEnd"/>
           </w:p>
         </w:tc>
         <w:tc>
@@ -10796,6 +10950,7 @@
                 <w:rFonts w:eastAsiaTheme="minorEastAsia"/>
               </w:rPr>
             </w:pPr>
+            <w:proofErr w:type="spellStart"/>
             <w:r>
               <w:rPr>
                 <w:rFonts w:eastAsiaTheme="minorEastAsia"/>
@@ -10820,6 +10975,7 @@
               </w:rPr>
               <w:t>aild</w:t>
             </w:r>
+            <w:proofErr w:type="spellEnd"/>
           </w:p>
         </w:tc>
         <w:tc>
@@ -10895,6 +11051,7 @@
                 <w:rFonts w:eastAsiaTheme="minorEastAsia"/>
               </w:rPr>
             </w:pPr>
+            <w:proofErr w:type="spellStart"/>
             <w:r>
               <w:rPr>
                 <w:rFonts w:eastAsiaTheme="minorEastAsia"/>
@@ -10913,6 +11070,7 @@
               </w:rPr>
               <w:t>rready</w:t>
             </w:r>
+            <w:proofErr w:type="spellEnd"/>
           </w:p>
         </w:tc>
         <w:tc>
@@ -10997,6 +11155,7 @@
                 <w:szCs w:val="20"/>
               </w:rPr>
             </w:pPr>
+            <w:proofErr w:type="spellStart"/>
             <w:r>
               <w:rPr>
                 <w:rFonts w:eastAsiaTheme="minorEastAsia"/>
@@ -11015,6 +11174,7 @@
               </w:rPr>
               <w:t>rid</w:t>
             </w:r>
+            <w:proofErr w:type="spellEnd"/>
           </w:p>
         </w:tc>
         <w:tc>
@@ -11090,6 +11250,7 @@
                 <w:szCs w:val="20"/>
               </w:rPr>
             </w:pPr>
+            <w:proofErr w:type="spellStart"/>
             <w:r>
               <w:rPr>
                 <w:rFonts w:eastAsiaTheme="minorEastAsia"/>
@@ -11108,6 +11269,7 @@
               </w:rPr>
               <w:t>raddr</w:t>
             </w:r>
+            <w:proofErr w:type="spellEnd"/>
           </w:p>
         </w:tc>
         <w:tc>
@@ -11180,6 +11342,7 @@
                 <w:rFonts w:eastAsiaTheme="minorEastAsia"/>
               </w:rPr>
             </w:pPr>
+            <w:proofErr w:type="spellStart"/>
             <w:r>
               <w:rPr>
                 <w:rFonts w:eastAsiaTheme="minorEastAsia"/>
@@ -11198,6 +11361,7 @@
               </w:rPr>
               <w:t>rlen</w:t>
             </w:r>
+            <w:proofErr w:type="spellEnd"/>
           </w:p>
         </w:tc>
         <w:tc>
@@ -11267,6 +11431,7 @@
                 <w:rFonts w:eastAsiaTheme="minorEastAsia"/>
               </w:rPr>
             </w:pPr>
+            <w:proofErr w:type="spellStart"/>
             <w:r>
               <w:rPr>
                 <w:rFonts w:eastAsiaTheme="minorEastAsia"/>
@@ -11285,6 +11450,7 @@
               </w:rPr>
               <w:t>rsize</w:t>
             </w:r>
+            <w:proofErr w:type="spellEnd"/>
           </w:p>
         </w:tc>
         <w:tc>
@@ -11354,6 +11520,7 @@
                 <w:rFonts w:eastAsiaTheme="minorEastAsia"/>
               </w:rPr>
             </w:pPr>
+            <w:proofErr w:type="spellStart"/>
             <w:r>
               <w:rPr>
                 <w:rFonts w:eastAsiaTheme="minorEastAsia"/>
@@ -11372,6 +11539,7 @@
               </w:rPr>
               <w:t>rburst</w:t>
             </w:r>
+            <w:proofErr w:type="spellEnd"/>
           </w:p>
         </w:tc>
         <w:tc>
@@ -11453,6 +11621,7 @@
                 <w:rFonts w:eastAsiaTheme="minorEastAsia"/>
               </w:rPr>
             </w:pPr>
+            <w:proofErr w:type="spellStart"/>
             <w:r>
               <w:rPr>
                 <w:rFonts w:eastAsiaTheme="minorEastAsia"/>
@@ -11471,6 +11640,7 @@
               </w:rPr>
               <w:t>rcache</w:t>
             </w:r>
+            <w:proofErr w:type="spellEnd"/>
           </w:p>
         </w:tc>
         <w:tc>
@@ -11537,6 +11707,7 @@
                 <w:rFonts w:eastAsiaTheme="minorEastAsia"/>
               </w:rPr>
             </w:pPr>
+            <w:proofErr w:type="spellStart"/>
             <w:r>
               <w:rPr>
                 <w:rFonts w:eastAsiaTheme="minorEastAsia"/>
@@ -11555,6 +11726,7 @@
               </w:rPr>
               <w:t>rprot</w:t>
             </w:r>
+            <w:proofErr w:type="spellEnd"/>
           </w:p>
         </w:tc>
         <w:tc>
@@ -11621,6 +11793,7 @@
                 <w:rFonts w:eastAsiaTheme="minorEastAsia"/>
               </w:rPr>
             </w:pPr>
+            <w:proofErr w:type="spellStart"/>
             <w:r>
               <w:rPr>
                 <w:rFonts w:eastAsiaTheme="minorEastAsia"/>
@@ -11639,6 +11812,7 @@
               </w:rPr>
               <w:t>rqos</w:t>
             </w:r>
+            <w:proofErr w:type="spellEnd"/>
           </w:p>
         </w:tc>
         <w:tc>
@@ -11708,6 +11882,7 @@
                 <w:szCs w:val="20"/>
               </w:rPr>
             </w:pPr>
+            <w:proofErr w:type="spellStart"/>
             <w:r>
               <w:rPr>
                 <w:rFonts w:eastAsiaTheme="minorEastAsia"/>
@@ -11720,6 +11895,7 @@
               </w:rPr>
               <w:t>aruser</w:t>
             </w:r>
+            <w:proofErr w:type="spellEnd"/>
           </w:p>
         </w:tc>
         <w:tc>
@@ -11792,6 +11968,7 @@
                 <w:szCs w:val="20"/>
               </w:rPr>
             </w:pPr>
+            <w:proofErr w:type="spellStart"/>
             <w:r>
               <w:rPr>
                 <w:rFonts w:eastAsiaTheme="minorEastAsia"/>
@@ -11810,6 +11987,7 @@
               </w:rPr>
               <w:t>vaild</w:t>
             </w:r>
+            <w:proofErr w:type="spellEnd"/>
           </w:p>
         </w:tc>
         <w:tc>
@@ -11891,6 +12069,7 @@
                 <w:szCs w:val="20"/>
               </w:rPr>
             </w:pPr>
+            <w:proofErr w:type="spellStart"/>
             <w:r>
               <w:rPr>
                 <w:rFonts w:eastAsiaTheme="minorEastAsia"/>
@@ -11909,6 +12088,7 @@
               </w:rPr>
               <w:t>ready</w:t>
             </w:r>
+            <w:proofErr w:type="spellEnd"/>
           </w:p>
         </w:tc>
         <w:tc>
@@ -11990,6 +12170,7 @@
                 <w:szCs w:val="20"/>
               </w:rPr>
             </w:pPr>
+            <w:proofErr w:type="spellStart"/>
             <w:r>
               <w:rPr>
                 <w:rFonts w:eastAsiaTheme="minorEastAsia"/>
@@ -12008,6 +12189,7 @@
               </w:rPr>
               <w:t>id</w:t>
             </w:r>
+            <w:proofErr w:type="spellEnd"/>
           </w:p>
         </w:tc>
         <w:tc>
@@ -12089,6 +12271,7 @@
                 <w:szCs w:val="20"/>
               </w:rPr>
             </w:pPr>
+            <w:proofErr w:type="spellStart"/>
             <w:r>
               <w:rPr>
                 <w:rFonts w:eastAsiaTheme="minorEastAsia"/>
@@ -12107,6 +12290,7 @@
               </w:rPr>
               <w:t>data</w:t>
             </w:r>
+            <w:proofErr w:type="spellEnd"/>
           </w:p>
         </w:tc>
         <w:tc>
@@ -12188,6 +12372,7 @@
                 <w:szCs w:val="20"/>
               </w:rPr>
             </w:pPr>
+            <w:proofErr w:type="spellStart"/>
             <w:r>
               <w:rPr>
                 <w:rFonts w:eastAsiaTheme="minorEastAsia"/>
@@ -12206,6 +12391,7 @@
               </w:rPr>
               <w:t>resp</w:t>
             </w:r>
+            <w:proofErr w:type="spellEnd"/>
           </w:p>
         </w:tc>
         <w:tc>
@@ -12287,6 +12473,7 @@
                 <w:szCs w:val="20"/>
               </w:rPr>
             </w:pPr>
+            <w:proofErr w:type="spellStart"/>
             <w:r>
               <w:rPr>
                 <w:rFonts w:eastAsiaTheme="minorEastAsia"/>
@@ -12305,6 +12492,7 @@
               </w:rPr>
               <w:t>last</w:t>
             </w:r>
+            <w:proofErr w:type="spellEnd"/>
           </w:p>
         </w:tc>
         <w:tc>
@@ -12416,6 +12604,7 @@
                 <w:szCs w:val="20"/>
               </w:rPr>
             </w:pPr>
+            <w:proofErr w:type="spellStart"/>
             <w:r>
               <w:rPr>
                 <w:rFonts w:eastAsiaTheme="minorEastAsia"/>
@@ -12440,6 +12629,7 @@
               </w:rPr>
               <w:t>ce</w:t>
             </w:r>
+            <w:proofErr w:type="spellEnd"/>
           </w:p>
         </w:tc>
         <w:tc>
@@ -12529,6 +12719,7 @@
                 <w:szCs w:val="20"/>
               </w:rPr>
             </w:pPr>
+            <w:proofErr w:type="spellStart"/>
             <w:r>
               <w:rPr>
                 <w:rFonts w:eastAsiaTheme="minorEastAsia"/>
@@ -12553,6 +12744,7 @@
               </w:rPr>
               <w:t>we</w:t>
             </w:r>
+            <w:proofErr w:type="spellEnd"/>
           </w:p>
         </w:tc>
         <w:tc>
@@ -12634,6 +12826,7 @@
                 <w:rFonts w:eastAsiaTheme="minorEastAsia"/>
               </w:rPr>
             </w:pPr>
+            <w:proofErr w:type="spellStart"/>
             <w:r>
               <w:rPr>
                 <w:rFonts w:eastAsiaTheme="minorEastAsia"/>
@@ -12652,6 +12845,7 @@
               </w:rPr>
               <w:t>i_addr</w:t>
             </w:r>
+            <w:proofErr w:type="spellEnd"/>
           </w:p>
         </w:tc>
         <w:tc>
@@ -12747,6 +12941,7 @@
                 <w:rFonts w:eastAsiaTheme="minorEastAsia"/>
               </w:rPr>
             </w:pPr>
+            <w:proofErr w:type="spellStart"/>
             <w:r>
               <w:rPr>
                 <w:rFonts w:eastAsiaTheme="minorEastAsia"/>
@@ -12765,6 +12960,7 @@
               </w:rPr>
               <w:t>i_data</w:t>
             </w:r>
+            <w:proofErr w:type="spellEnd"/>
           </w:p>
         </w:tc>
         <w:tc>
@@ -12854,6 +13050,7 @@
                 <w:szCs w:val="20"/>
               </w:rPr>
             </w:pPr>
+            <w:proofErr w:type="spellStart"/>
             <w:r>
               <w:rPr>
                 <w:rFonts w:eastAsiaTheme="minorEastAsia"/>
@@ -12884,6 +13081,7 @@
               </w:rPr>
               <w:t>data</w:t>
             </w:r>
+            <w:proofErr w:type="spellEnd"/>
           </w:p>
         </w:tc>
         <w:tc>
@@ -12980,12 +13178,14 @@
             <w:pPr>
               <w:jc w:val="center"/>
             </w:pPr>
+            <w:proofErr w:type="spellStart"/>
             <w:r>
               <w:rPr>
                 <w:rFonts w:eastAsiaTheme="minorEastAsia"/>
               </w:rPr>
               <w:t>axi_sramc_idle</w:t>
             </w:r>
+            <w:proofErr w:type="spellEnd"/>
           </w:p>
         </w:tc>
         <w:tc>
@@ -13074,6 +13274,7 @@
                 <w:strike/>
               </w:rPr>
             </w:pPr>
+            <w:proofErr w:type="spellStart"/>
             <w:r>
               <w:rPr>
                 <w:rFonts w:eastAsiaTheme="minorEastAsia"/>
@@ -13081,6 +13282,7 @@
               </w:rPr>
               <w:t>ecc_err</w:t>
             </w:r>
+            <w:proofErr w:type="spellEnd"/>
           </w:p>
         </w:tc>
         <w:tc>
@@ -13131,12 +13333,21 @@
                 <w:strike/>
               </w:rPr>
             </w:pPr>
+            <w:proofErr w:type="spellStart"/>
             <w:r>
               <w:rPr>
                 <w:rFonts w:eastAsiaTheme="minorEastAsia"/>
                 <w:strike/>
               </w:rPr>
-              <w:t>Rdata ECC error and uncorrectable</w:t>
+              <w:t>Rdata</w:t>
+            </w:r>
+            <w:proofErr w:type="spellEnd"/>
+            <w:r>
+              <w:rPr>
+                <w:rFonts w:eastAsiaTheme="minorEastAsia"/>
+                <w:strike/>
+              </w:rPr>
+              <w:t xml:space="preserve"> ECC error and uncorrectable</w:t>
             </w:r>
           </w:p>
         </w:tc>
@@ -13161,6 +13372,7 @@
                 <w:strike/>
               </w:rPr>
             </w:pPr>
+            <w:proofErr w:type="spellStart"/>
             <w:r>
               <w:rPr>
                 <w:rFonts w:eastAsiaTheme="minorEastAsia"/>
@@ -13168,6 +13380,7 @@
               </w:rPr>
               <w:t>ecc_err_addr</w:t>
             </w:r>
+            <w:proofErr w:type="spellEnd"/>
           </w:p>
         </w:tc>
         <w:tc>
@@ -13281,159 +13494,133 @@
       <w:pPr>
         <w:pStyle w:val="ac"/>
       </w:pPr>
-      <w:bookmarkStart w:id="20" w:name="_Toc145441813"/>
+      <w:bookmarkStart w:id="21" w:name="_Toc146292338"/>
       <w:r>
         <w:t xml:space="preserve">Table </w:t>
       </w:r>
-      <w:r>
+      <w:fldSimple w:instr=" STYLEREF 1 \s ">
+        <w:r>
+          <w:rPr>
+            <w:noProof/>
+          </w:rPr>
+          <w:t>3</w:t>
+        </w:r>
+      </w:fldSimple>
+      <w:r>
+        <w:noBreakHyphen/>
+      </w:r>
+      <w:fldSimple w:instr=" SEQ Table \* ARABIC \s 1 ">
+        <w:r>
+          <w:rPr>
+            <w:noProof/>
+          </w:rPr>
+          <w:t>3</w:t>
+        </w:r>
+      </w:fldSimple>
+      <w:r>
+        <w:t xml:space="preserve"> I/O Interfaces</w:t>
+      </w:r>
+      <w:r>
+        <w:t xml:space="preserve"> (see</w:t>
+      </w:r>
+      <w:r>
+        <w:rPr>
+          <w:color w:val="4472C4" w:themeColor="accent1"/>
+        </w:rPr>
+        <w:t xml:space="preserve"> </w:t>
+      </w:r>
+      <w:r>
+        <w:rPr>
+          <w:color w:val="4472C4" w:themeColor="accent1"/>
+        </w:rPr>
         <w:fldChar w:fldCharType="begin"/>
       </w:r>
       <w:r>
-        <w:instrText xml:space="preserve"> STYLEREF 1 \s </w:instrText>
-      </w:r>
-      <w:r>
+        <w:rPr>
+          <w:color w:val="4472C4" w:themeColor="accent1"/>
+        </w:rPr>
+        <w:instrText xml:space="preserve"> REF _Ref142484677 \w \h </w:instrText>
+      </w:r>
+      <w:r>
+        <w:rPr>
+          <w:color w:val="4472C4" w:themeColor="accent1"/>
+        </w:rPr>
+      </w:r>
+      <w:r>
+        <w:rPr>
+          <w:color w:val="4472C4" w:themeColor="accent1"/>
+        </w:rPr>
         <w:fldChar w:fldCharType="separate"/>
       </w:r>
       <w:r>
         <w:rPr>
-          <w:noProof/>
-        </w:rPr>
-        <w:t>3</w:t>
-      </w:r>
-      <w:r>
-        <w:rPr>
-          <w:noProof/>
+          <w:color w:val="4472C4" w:themeColor="accent1"/>
+        </w:rPr>
+        <w:t>6</w:t>
+      </w:r>
+      <w:r>
+        <w:rPr>
+          <w:color w:val="4472C4" w:themeColor="accent1"/>
         </w:rPr>
         <w:fldChar w:fldCharType="end"/>
       </w:r>
       <w:r>
-        <w:noBreakHyphen/>
-      </w:r>
-      <w:r>
+        <w:rPr>
+          <w:color w:val="4472C4" w:themeColor="accent1"/>
+        </w:rPr>
+        <w:t xml:space="preserve"> </w:t>
+      </w:r>
+      <w:r>
+        <w:rPr>
+          <w:color w:val="4472C4" w:themeColor="accent1"/>
+        </w:rPr>
         <w:fldChar w:fldCharType="begin"/>
       </w:r>
       <w:r>
-        <w:instrText xml:space="preserve"> SEQ Table \* ARABIC \s 1 </w:instrText>
-      </w:r>
-      <w:r>
+        <w:rPr>
+          <w:color w:val="4472C4" w:themeColor="accent1"/>
+        </w:rPr>
+        <w:instrText xml:space="preserve"> REF _Ref142484687 \h </w:instrText>
+      </w:r>
+      <w:r>
+        <w:rPr>
+          <w:color w:val="4472C4" w:themeColor="accent1"/>
+        </w:rPr>
+      </w:r>
+      <w:r>
+        <w:rPr>
+          <w:color w:val="4472C4" w:themeColor="accent1"/>
+        </w:rPr>
         <w:fldChar w:fldCharType="separate"/>
       </w:r>
       <w:r>
         <w:rPr>
-          <w:noProof/>
-        </w:rPr>
-        <w:t>3</w:t>
-      </w:r>
-      <w:r>
-        <w:rPr>
-          <w:noProof/>
+          <w:rFonts w:hint="eastAsia"/>
+        </w:rPr>
+        <w:t>C</w:t>
+      </w:r>
+      <w:r>
+        <w:t>onfiguration</w:t>
+      </w:r>
+      <w:r>
+        <w:rPr>
+          <w:color w:val="4472C4" w:themeColor="accent1"/>
         </w:rPr>
         <w:fldChar w:fldCharType="end"/>
       </w:r>
       <w:r>
-        <w:t xml:space="preserve"> I/O Interfaces</w:t>
-      </w:r>
-      <w:r>
-        <w:t xml:space="preserve"> (see</w:t>
-      </w:r>
-      <w:r>
-        <w:rPr>
-          <w:color w:val="4472C4" w:themeColor="accent1"/>
-        </w:rPr>
-        <w:t xml:space="preserve"> </w:t>
-      </w:r>
-      <w:r>
-        <w:rPr>
-          <w:color w:val="4472C4" w:themeColor="accent1"/>
-        </w:rPr>
-        <w:fldChar w:fldCharType="begin"/>
-      </w:r>
-      <w:r>
-        <w:rPr>
-          <w:color w:val="4472C4" w:themeColor="accent1"/>
-        </w:rPr>
-        <w:instrText xml:space="preserve"> REF _Ref142484677 \w \h </w:instrText>
-      </w:r>
-      <w:r>
-        <w:rPr>
-          <w:color w:val="4472C4" w:themeColor="accent1"/>
-        </w:rPr>
-      </w:r>
-      <w:r>
-        <w:rPr>
-          <w:color w:val="4472C4" w:themeColor="accent1"/>
-        </w:rPr>
-        <w:fldChar w:fldCharType="separate"/>
-      </w:r>
-      <w:r>
-        <w:rPr>
-          <w:color w:val="4472C4" w:themeColor="accent1"/>
-        </w:rPr>
-        <w:t>6</w:t>
-      </w:r>
-      <w:r>
-        <w:rPr>
-          <w:color w:val="4472C4" w:themeColor="accent1"/>
-        </w:rPr>
-        <w:fldChar w:fldCharType="end"/>
-      </w:r>
-      <w:r>
-        <w:rPr>
-          <w:color w:val="4472C4" w:themeColor="accent1"/>
-        </w:rPr>
-        <w:t xml:space="preserve"> </w:t>
-      </w:r>
-      <w:r>
-        <w:rPr>
-          <w:color w:val="4472C4" w:themeColor="accent1"/>
-        </w:rPr>
-        <w:fldChar w:fldCharType="begin"/>
-      </w:r>
-      <w:r>
-        <w:rPr>
-          <w:color w:val="4472C4" w:themeColor="accent1"/>
-        </w:rPr>
-        <w:instrText xml:space="preserve"> REF _Ref142484687 \h </w:instrText>
-      </w:r>
-      <w:r>
-        <w:rPr>
-          <w:color w:val="4472C4" w:themeColor="accent1"/>
-        </w:rPr>
-      </w:r>
-      <w:r>
-        <w:rPr>
-          <w:color w:val="4472C4" w:themeColor="accent1"/>
-        </w:rPr>
-        <w:fldChar w:fldCharType="separate"/>
-      </w:r>
-      <w:r>
-        <w:rPr>
-          <w:rFonts w:hint="eastAsia"/>
-        </w:rPr>
-        <w:t>C</w:t>
-      </w:r>
-      <w:r>
-        <w:t>onfiguration</w:t>
-      </w:r>
-      <w:r>
-        <w:rPr>
-          <w:color w:val="4472C4" w:themeColor="accent1"/>
-        </w:rPr>
-        <w:fldChar w:fldCharType="end"/>
-      </w:r>
-      <w:r>
         <w:t xml:space="preserve"> for </w:t>
       </w:r>
       <w:r>
         <w:t>configurable width)</w:t>
       </w:r>
-      <w:bookmarkEnd w:id="20"/>
+      <w:bookmarkEnd w:id="21"/>
     </w:p>
     <w:p>
       <w:pPr>
         <w:pStyle w:val="20"/>
       </w:pPr>
-      <w:bookmarkStart w:id="21" w:name="_Toc145441789"/>
+      <w:bookmarkStart w:id="22" w:name="_Toc146292314"/>
       <w:r>
         <w:rPr>
           <w:rFonts w:hint="eastAsia"/>
@@ -13443,7 +13630,7 @@
       <w:r>
         <w:t>ddress Mapping</w:t>
       </w:r>
-      <w:bookmarkEnd w:id="21"/>
+      <w:bookmarkEnd w:id="22"/>
     </w:p>
     <w:tbl>
       <w:tblPr>
@@ -13590,65 +13777,39 @@
       <w:pPr>
         <w:pStyle w:val="ac"/>
       </w:pPr>
-      <w:bookmarkStart w:id="22" w:name="_Toc145441814"/>
+      <w:bookmarkStart w:id="23" w:name="_Toc146292339"/>
       <w:r>
         <w:t xml:space="preserve">Table </w:t>
       </w:r>
-      <w:r>
-        <w:fldChar w:fldCharType="begin"/>
-      </w:r>
-      <w:r>
-        <w:instrText xml:space="preserve"> STYLEREF 1 \s </w:instrText>
-      </w:r>
-      <w:r>
-        <w:fldChar w:fldCharType="separate"/>
-      </w:r>
-      <w:r>
-        <w:rPr>
-          <w:noProof/>
-        </w:rPr>
-        <w:t>3</w:t>
-      </w:r>
-      <w:r>
-        <w:rPr>
-          <w:noProof/>
-        </w:rPr>
-        <w:fldChar w:fldCharType="end"/>
-      </w:r>
+      <w:fldSimple w:instr=" STYLEREF 1 \s ">
+        <w:r>
+          <w:rPr>
+            <w:noProof/>
+          </w:rPr>
+          <w:t>3</w:t>
+        </w:r>
+      </w:fldSimple>
       <w:r>
         <w:noBreakHyphen/>
       </w:r>
-      <w:r>
-        <w:fldChar w:fldCharType="begin"/>
-      </w:r>
-      <w:r>
-        <w:instrText xml:space="preserve"> SEQ Table \* ARABIC \s 1 </w:instrText>
-      </w:r>
-      <w:r>
-        <w:fldChar w:fldCharType="separate"/>
-      </w:r>
-      <w:r>
-        <w:rPr>
-          <w:noProof/>
-        </w:rPr>
-        <w:t>4</w:t>
-      </w:r>
-      <w:r>
-        <w:rPr>
-          <w:noProof/>
-        </w:rPr>
-        <w:fldChar w:fldCharType="end"/>
-      </w:r>
+      <w:fldSimple w:instr=" SEQ Table \* ARABIC \s 1 ">
+        <w:r>
+          <w:rPr>
+            <w:noProof/>
+          </w:rPr>
+          <w:t>4</w:t>
+        </w:r>
+      </w:fldSimple>
       <w:r>
         <w:t xml:space="preserve"> Address Mapping</w:t>
       </w:r>
-      <w:bookmarkEnd w:id="22"/>
+      <w:bookmarkEnd w:id="23"/>
     </w:p>
     <w:p>
       <w:pPr>
         <w:pStyle w:val="11"/>
       </w:pPr>
-      <w:bookmarkStart w:id="23" w:name="_Toc145441790"/>
+      <w:bookmarkStart w:id="24" w:name="_Toc146292315"/>
       <w:r>
         <w:rPr>
           <w:rFonts w:hint="eastAsia"/>
@@ -13659,7 +13820,7 @@
       <w:r>
         <w:t>lock Description</w:t>
       </w:r>
-      <w:bookmarkEnd w:id="23"/>
+      <w:bookmarkEnd w:id="24"/>
     </w:p>
     <w:p>
       <w:pPr>
@@ -13691,11 +13852,11 @@
       <w:pPr>
         <w:pStyle w:val="20"/>
       </w:pPr>
-      <w:bookmarkStart w:id="24" w:name="_Toc145441791"/>
+      <w:bookmarkStart w:id="25" w:name="_Toc146292316"/>
       <w:r>
         <w:t>Read Handler and Write Handler</w:t>
       </w:r>
-      <w:bookmarkEnd w:id="24"/>
+      <w:bookmarkEnd w:id="25"/>
     </w:p>
     <w:p>
       <w:pPr>
@@ -13749,63 +13910,37 @@
       <w:pPr>
         <w:pStyle w:val="ac"/>
       </w:pPr>
-      <w:bookmarkStart w:id="25" w:name="_Ref142385100"/>
-      <w:bookmarkStart w:id="26" w:name="_Ref142385091"/>
-      <w:bookmarkStart w:id="27" w:name="_Toc145441825"/>
+      <w:bookmarkStart w:id="26" w:name="_Ref142385100"/>
+      <w:bookmarkStart w:id="27" w:name="_Ref142385091"/>
+      <w:bookmarkStart w:id="28" w:name="_Toc146292350"/>
       <w:r>
         <w:t xml:space="preserve">Figure </w:t>
       </w:r>
-      <w:r>
-        <w:fldChar w:fldCharType="begin"/>
-      </w:r>
-      <w:r>
-        <w:instrText xml:space="preserve"> STYLEREF 1 \s </w:instrText>
-      </w:r>
-      <w:r>
-        <w:fldChar w:fldCharType="separate"/>
-      </w:r>
-      <w:r>
-        <w:rPr>
-          <w:noProof/>
-        </w:rPr>
-        <w:t>4</w:t>
-      </w:r>
-      <w:r>
-        <w:rPr>
-          <w:noProof/>
-        </w:rPr>
-        <w:fldChar w:fldCharType="end"/>
-      </w:r>
+      <w:fldSimple w:instr=" STYLEREF 1 \s ">
+        <w:r>
+          <w:rPr>
+            <w:noProof/>
+          </w:rPr>
+          <w:t>4</w:t>
+        </w:r>
+      </w:fldSimple>
       <w:r>
         <w:noBreakHyphen/>
       </w:r>
-      <w:r>
-        <w:fldChar w:fldCharType="begin"/>
-      </w:r>
-      <w:r>
-        <w:instrText xml:space="preserve"> SEQ Figure \* ARABIC \s 1 </w:instrText>
-      </w:r>
-      <w:r>
-        <w:fldChar w:fldCharType="separate"/>
-      </w:r>
-      <w:r>
-        <w:rPr>
-          <w:noProof/>
-        </w:rPr>
-        <w:t>1</w:t>
-      </w:r>
-      <w:r>
-        <w:rPr>
-          <w:noProof/>
-        </w:rPr>
-        <w:fldChar w:fldCharType="end"/>
-      </w:r>
-      <w:bookmarkEnd w:id="25"/>
+      <w:fldSimple w:instr=" SEQ Figure \* ARABIC \s 1 ">
+        <w:r>
+          <w:rPr>
+            <w:noProof/>
+          </w:rPr>
+          <w:t>1</w:t>
+        </w:r>
+      </w:fldSimple>
+      <w:bookmarkEnd w:id="26"/>
       <w:r>
         <w:t xml:space="preserve"> Read Handler Diagram</w:t>
       </w:r>
-      <w:bookmarkEnd w:id="26"/>
       <w:bookmarkEnd w:id="27"/>
+      <w:bookmarkEnd w:id="28"/>
     </w:p>
     <w:p>
       <w:pPr>
@@ -14117,6 +14252,7 @@
             <w:gridSpan w:val="2"/>
           </w:tcPr>
           <w:p>
+            <w:proofErr w:type="spellStart"/>
             <w:r>
               <w:rPr>
                 <w:rFonts w:eastAsiaTheme="minorEastAsia" w:hint="eastAsia"/>
@@ -14129,6 +14265,7 @@
               </w:rPr>
               <w:t>ld</w:t>
             </w:r>
+            <w:proofErr w:type="spellEnd"/>
           </w:p>
         </w:tc>
         <w:tc>
@@ -14185,6 +14322,7 @@
             <w:gridSpan w:val="2"/>
           </w:tcPr>
           <w:p>
+            <w:proofErr w:type="spellStart"/>
             <w:r>
               <w:rPr>
                 <w:rFonts w:eastAsiaTheme="minorEastAsia" w:hint="eastAsia"/>
@@ -14197,6 +14335,7 @@
               </w:rPr>
               <w:t>dy</w:t>
             </w:r>
+            <w:proofErr w:type="spellEnd"/>
           </w:p>
         </w:tc>
         <w:tc>
@@ -14277,6 +14416,7 @@
             <w:tcW w:w="917" w:type="dxa"/>
           </w:tcPr>
           <w:p>
+            <w:proofErr w:type="spellStart"/>
             <w:r>
               <w:rPr>
                 <w:rFonts w:eastAsiaTheme="minorEastAsia" w:hint="eastAsia"/>
@@ -14289,6 +14429,7 @@
               </w:rPr>
               <w:t>xid</w:t>
             </w:r>
+            <w:proofErr w:type="spellEnd"/>
           </w:p>
         </w:tc>
         <w:tc>
@@ -14363,6 +14504,7 @@
             <w:tcW w:w="917" w:type="dxa"/>
           </w:tcPr>
           <w:p>
+            <w:proofErr w:type="spellStart"/>
             <w:r>
               <w:rPr>
                 <w:rFonts w:eastAsiaTheme="minorEastAsia" w:hint="eastAsia"/>
@@ -14375,6 +14517,7 @@
               </w:rPr>
               <w:t>ddr</w:t>
             </w:r>
+            <w:proofErr w:type="spellEnd"/>
           </w:p>
         </w:tc>
         <w:tc>
@@ -14730,6 +14873,7 @@
             <w:tcW w:w="917" w:type="dxa"/>
           </w:tcPr>
           <w:p>
+            <w:proofErr w:type="spellStart"/>
             <w:r>
               <w:rPr>
                 <w:rFonts w:eastAsiaTheme="minorEastAsia" w:hint="eastAsia"/>
@@ -14742,6 +14886,7 @@
               </w:rPr>
               <w:t>mw</w:t>
             </w:r>
+            <w:proofErr w:type="spellEnd"/>
           </w:p>
         </w:tc>
         <w:tc>
@@ -14892,8 +15037,16 @@
               <w:rPr>
                 <w:rFonts w:eastAsiaTheme="minorEastAsia"/>
               </w:rPr>
-              <w:t>ecoder rsp</w:t>
-            </w:r>
+              <w:t xml:space="preserve">ecoder </w:t>
+            </w:r>
+            <w:proofErr w:type="spellStart"/>
+            <w:r>
+              <w:rPr>
+                <w:rFonts w:eastAsiaTheme="minorEastAsia"/>
+              </w:rPr>
+              <w:t>rsp</w:t>
+            </w:r>
+            <w:proofErr w:type="spellEnd"/>
           </w:p>
         </w:tc>
         <w:tc>
@@ -14907,6 +15060,7 @@
                 <w:rFonts w:eastAsiaTheme="minorEastAsia"/>
               </w:rPr>
             </w:pPr>
+            <w:proofErr w:type="spellStart"/>
             <w:r>
               <w:rPr>
                 <w:rFonts w:eastAsiaTheme="minorEastAsia" w:hint="eastAsia"/>
@@ -14919,6 +15073,7 @@
               </w:rPr>
               <w:t>ld</w:t>
             </w:r>
+            <w:proofErr w:type="spellEnd"/>
           </w:p>
         </w:tc>
         <w:tc>
@@ -14970,12 +15125,14 @@
             <w:gridSpan w:val="2"/>
           </w:tcPr>
           <w:p>
+            <w:proofErr w:type="spellStart"/>
             <w:r>
               <w:rPr>
                 <w:rFonts w:eastAsiaTheme="minorEastAsia" w:hint="eastAsia"/>
               </w:rPr>
               <w:t>Rdy</w:t>
             </w:r>
+            <w:proofErr w:type="spellEnd"/>
           </w:p>
         </w:tc>
         <w:tc>
@@ -15056,6 +15213,7 @@
                 <w:rFonts w:eastAsiaTheme="minorEastAsia"/>
               </w:rPr>
             </w:pPr>
+            <w:proofErr w:type="spellStart"/>
             <w:r>
               <w:rPr>
                 <w:rFonts w:eastAsiaTheme="minorEastAsia" w:hint="eastAsia"/>
@@ -15068,6 +15226,7 @@
               </w:rPr>
               <w:t>xid</w:t>
             </w:r>
+            <w:proofErr w:type="spellEnd"/>
           </w:p>
         </w:tc>
         <w:tc>
@@ -15303,6 +15462,7 @@
                 <w:rFonts w:eastAsiaTheme="minorEastAsia"/>
               </w:rPr>
             </w:pPr>
+            <w:proofErr w:type="spellStart"/>
             <w:r>
               <w:rPr>
                 <w:rFonts w:eastAsiaTheme="minorEastAsia" w:hint="eastAsia"/>
@@ -15315,6 +15475,7 @@
               </w:rPr>
               <w:t>mw</w:t>
             </w:r>
+            <w:proofErr w:type="spellEnd"/>
           </w:p>
         </w:tc>
         <w:tc>
@@ -15429,66 +15590,40 @@
       <w:pPr>
         <w:pStyle w:val="ac"/>
       </w:pPr>
-      <w:bookmarkStart w:id="28" w:name="_Ref142387546"/>
-      <w:bookmarkStart w:id="29" w:name="_Ref142387540"/>
-      <w:bookmarkStart w:id="30" w:name="_Toc145441815"/>
+      <w:bookmarkStart w:id="29" w:name="_Ref142387546"/>
+      <w:bookmarkStart w:id="30" w:name="_Ref142387540"/>
+      <w:bookmarkStart w:id="31" w:name="_Toc146292340"/>
       <w:r>
         <w:t xml:space="preserve">Table </w:t>
       </w:r>
-      <w:r>
-        <w:fldChar w:fldCharType="begin"/>
-      </w:r>
-      <w:r>
-        <w:instrText xml:space="preserve"> STYLEREF 1 \s </w:instrText>
-      </w:r>
-      <w:r>
-        <w:fldChar w:fldCharType="separate"/>
-      </w:r>
-      <w:r>
-        <w:rPr>
-          <w:noProof/>
-        </w:rPr>
-        <w:t>4</w:t>
-      </w:r>
-      <w:r>
-        <w:rPr>
-          <w:noProof/>
-        </w:rPr>
-        <w:fldChar w:fldCharType="end"/>
-      </w:r>
+      <w:fldSimple w:instr=" STYLEREF 1 \s ">
+        <w:r>
+          <w:rPr>
+            <w:noProof/>
+          </w:rPr>
+          <w:t>4</w:t>
+        </w:r>
+      </w:fldSimple>
       <w:r>
         <w:noBreakHyphen/>
       </w:r>
-      <w:r>
-        <w:fldChar w:fldCharType="begin"/>
-      </w:r>
-      <w:r>
-        <w:instrText xml:space="preserve"> SEQ Table \* ARABIC \s 1 </w:instrText>
-      </w:r>
-      <w:r>
-        <w:fldChar w:fldCharType="separate"/>
-      </w:r>
-      <w:r>
-        <w:rPr>
-          <w:noProof/>
-        </w:rPr>
-        <w:t>1</w:t>
-      </w:r>
-      <w:r>
-        <w:rPr>
-          <w:noProof/>
-        </w:rPr>
-        <w:fldChar w:fldCharType="end"/>
-      </w:r>
-      <w:bookmarkEnd w:id="28"/>
+      <w:fldSimple w:instr=" SEQ Table \* ARABIC \s 1 ">
+        <w:r>
+          <w:rPr>
+            <w:noProof/>
+          </w:rPr>
+          <w:t>1</w:t>
+        </w:r>
+      </w:fldSimple>
+      <w:bookmarkEnd w:id="29"/>
       <w:r>
         <w:t xml:space="preserve"> Request/Response Format of </w:t>
       </w:r>
       <w:r>
         <w:t>Arbiter/Decoder</w:t>
       </w:r>
-      <w:bookmarkEnd w:id="29"/>
       <w:bookmarkEnd w:id="30"/>
+      <w:bookmarkEnd w:id="31"/>
     </w:p>
     <w:p>
       <w:pPr>
@@ -15560,7 +15695,21 @@
         <w:rPr>
           <w:rFonts w:eastAsiaTheme="minorEastAsia"/>
         </w:rPr>
-        <w:t xml:space="preserve">To simplify the design, it does not support out-of-order reading, that is to say, the Rrsp </w:t>
+        <w:t xml:space="preserve">To simplify the design, it does not support out-of-order reading, that is to say, the </w:t>
+      </w:r>
+      <w:proofErr w:type="spellStart"/>
+      <w:r>
+        <w:rPr>
+          <w:rFonts w:eastAsiaTheme="minorEastAsia"/>
+        </w:rPr>
+        <w:t>Rrsp</w:t>
+      </w:r>
+      <w:proofErr w:type="spellEnd"/>
+      <w:r>
+        <w:rPr>
+          <w:rFonts w:eastAsiaTheme="minorEastAsia"/>
+        </w:rPr>
+        <w:t xml:space="preserve"> </w:t>
       </w:r>
       <w:r>
         <w:rPr>
@@ -15658,11 +15807,19 @@
         </w:rPr>
         <w:t xml:space="preserve">, and counter minus one for the </w:t>
       </w:r>
-      <w:r>
-        <w:rPr>
-          <w:rFonts w:eastAsiaTheme="minorEastAsia"/>
-        </w:rPr>
-        <w:t xml:space="preserve">Rrsp </w:t>
+      <w:proofErr w:type="spellStart"/>
+      <w:r>
+        <w:rPr>
+          <w:rFonts w:eastAsiaTheme="minorEastAsia"/>
+        </w:rPr>
+        <w:t>Rrsp</w:t>
+      </w:r>
+      <w:proofErr w:type="spellEnd"/>
+      <w:r>
+        <w:rPr>
+          <w:rFonts w:eastAsiaTheme="minorEastAsia"/>
+        </w:rPr>
+        <w:t xml:space="preserve"> </w:t>
       </w:r>
       <w:r>
         <w:rPr>
@@ -15747,63 +15904,37 @@
       <w:pPr>
         <w:jc w:val="center"/>
       </w:pPr>
-      <w:bookmarkStart w:id="31" w:name="_Ref142399910"/>
-      <w:bookmarkStart w:id="32" w:name="_Ref142399907"/>
-      <w:bookmarkStart w:id="33" w:name="_Toc145441826"/>
+      <w:bookmarkStart w:id="32" w:name="_Ref142399910"/>
+      <w:bookmarkStart w:id="33" w:name="_Ref142399907"/>
+      <w:bookmarkStart w:id="34" w:name="_Toc146292351"/>
       <w:r>
         <w:t xml:space="preserve">Figure </w:t>
       </w:r>
-      <w:r>
-        <w:fldChar w:fldCharType="begin"/>
-      </w:r>
-      <w:r>
-        <w:instrText xml:space="preserve"> STYLEREF 1 \s </w:instrText>
-      </w:r>
-      <w:r>
-        <w:fldChar w:fldCharType="separate"/>
-      </w:r>
-      <w:r>
-        <w:rPr>
-          <w:noProof/>
-        </w:rPr>
-        <w:t>4</w:t>
-      </w:r>
-      <w:r>
-        <w:rPr>
-          <w:noProof/>
-        </w:rPr>
-        <w:fldChar w:fldCharType="end"/>
-      </w:r>
+      <w:fldSimple w:instr=" STYLEREF 1 \s ">
+        <w:r>
+          <w:rPr>
+            <w:noProof/>
+          </w:rPr>
+          <w:t>4</w:t>
+        </w:r>
+      </w:fldSimple>
       <w:r>
         <w:noBreakHyphen/>
       </w:r>
-      <w:r>
-        <w:fldChar w:fldCharType="begin"/>
-      </w:r>
-      <w:r>
-        <w:instrText xml:space="preserve"> SEQ Figure \* ARABIC \s 1 </w:instrText>
-      </w:r>
-      <w:r>
-        <w:fldChar w:fldCharType="separate"/>
-      </w:r>
-      <w:r>
-        <w:rPr>
-          <w:noProof/>
-        </w:rPr>
-        <w:t>2</w:t>
-      </w:r>
-      <w:r>
-        <w:rPr>
-          <w:noProof/>
-        </w:rPr>
-        <w:fldChar w:fldCharType="end"/>
-      </w:r>
-      <w:bookmarkEnd w:id="31"/>
+      <w:fldSimple w:instr=" SEQ Figure \* ARABIC \s 1 ">
+        <w:r>
+          <w:rPr>
+            <w:noProof/>
+          </w:rPr>
+          <w:t>2</w:t>
+        </w:r>
+      </w:fldSimple>
+      <w:bookmarkEnd w:id="32"/>
       <w:r>
         <w:t xml:space="preserve"> Write Handler Diagram</w:t>
       </w:r>
-      <w:bookmarkEnd w:id="32"/>
       <w:bookmarkEnd w:id="33"/>
+      <w:bookmarkEnd w:id="34"/>
     </w:p>
     <w:p>
       <w:pPr>
@@ -15970,7 +16101,29 @@
         <w:rPr>
           <w:rFonts w:eastAsiaTheme="minorEastAsia"/>
         </w:rPr>
-        <w:t>the write request with ‘wstrb != `1’ will</w:t>
+        <w:t>the write request with ‘</w:t>
+      </w:r>
+      <w:proofErr w:type="spellStart"/>
+      <w:proofErr w:type="gramStart"/>
+      <w:r>
+        <w:rPr>
+          <w:rFonts w:eastAsiaTheme="minorEastAsia"/>
+        </w:rPr>
+        <w:t>wstrb</w:t>
+      </w:r>
+      <w:proofErr w:type="spellEnd"/>
+      <w:r>
+        <w:rPr>
+          <w:rFonts w:eastAsiaTheme="minorEastAsia"/>
+        </w:rPr>
+        <w:t xml:space="preserve"> !</w:t>
+      </w:r>
+      <w:proofErr w:type="gramEnd"/>
+      <w:r>
+        <w:rPr>
+          <w:rFonts w:eastAsiaTheme="minorEastAsia"/>
+        </w:rPr>
+        <w:t>= `1’ will</w:t>
       </w:r>
       <w:r>
         <w:rPr>
@@ -16166,57 +16319,31 @@
           <w:rFonts w:eastAsiaTheme="minorEastAsia"/>
         </w:rPr>
       </w:pPr>
-      <w:bookmarkStart w:id="34" w:name="_Ref145338304"/>
-      <w:bookmarkStart w:id="35" w:name="_Toc145441827"/>
+      <w:bookmarkStart w:id="35" w:name="_Ref145338304"/>
+      <w:bookmarkStart w:id="36" w:name="_Toc146292352"/>
       <w:r>
         <w:t xml:space="preserve">Figure </w:t>
       </w:r>
-      <w:r>
-        <w:fldChar w:fldCharType="begin"/>
-      </w:r>
-      <w:r>
-        <w:instrText xml:space="preserve"> STYLEREF 1 \s </w:instrText>
-      </w:r>
-      <w:r>
-        <w:fldChar w:fldCharType="separate"/>
-      </w:r>
-      <w:r>
-        <w:rPr>
-          <w:noProof/>
-        </w:rPr>
-        <w:t>4</w:t>
-      </w:r>
-      <w:r>
-        <w:rPr>
-          <w:noProof/>
-        </w:rPr>
-        <w:fldChar w:fldCharType="end"/>
-      </w:r>
+      <w:fldSimple w:instr=" STYLEREF 1 \s ">
+        <w:r>
+          <w:rPr>
+            <w:noProof/>
+          </w:rPr>
+          <w:t>4</w:t>
+        </w:r>
+      </w:fldSimple>
       <w:r>
         <w:noBreakHyphen/>
       </w:r>
-      <w:r>
-        <w:fldChar w:fldCharType="begin"/>
-      </w:r>
-      <w:r>
-        <w:instrText xml:space="preserve"> SEQ Figure \* ARABIC \s 1 </w:instrText>
-      </w:r>
-      <w:r>
-        <w:fldChar w:fldCharType="separate"/>
-      </w:r>
-      <w:r>
-        <w:rPr>
-          <w:noProof/>
-        </w:rPr>
-        <w:t>3</w:t>
-      </w:r>
-      <w:r>
-        <w:rPr>
-          <w:noProof/>
-        </w:rPr>
-        <w:fldChar w:fldCharType="end"/>
-      </w:r>
-      <w:bookmarkEnd w:id="34"/>
+      <w:fldSimple w:instr=" SEQ Figure \* ARABIC \s 1 ">
+        <w:r>
+          <w:rPr>
+            <w:noProof/>
+          </w:rPr>
+          <w:t>3</w:t>
+        </w:r>
+      </w:fldSimple>
+      <w:bookmarkEnd w:id="35"/>
       <w:r>
         <w:t xml:space="preserve"> </w:t>
       </w:r>
@@ -16237,239 +16364,6 @@
       </w:r>
       <w:r>
         <w:t xml:space="preserve"> Diagram</w:t>
-      </w:r>
-      <w:bookmarkEnd w:id="35"/>
-    </w:p>
-    <w:p>
-      <w:pPr>
-        <w:rPr>
-          <w:rFonts w:eastAsiaTheme="minorEastAsia"/>
-        </w:rPr>
-      </w:pPr>
-      <w:r>
-        <w:rPr>
-          <w:rFonts w:eastAsiaTheme="minorEastAsia"/>
-        </w:rPr>
-        <w:t>For the response returned by memory</w:t>
-      </w:r>
-      <w:r>
-        <w:rPr>
-          <w:rFonts w:eastAsiaTheme="minorEastAsia"/>
-        </w:rPr>
-        <w:t xml:space="preserve"> </w:t>
-      </w:r>
-      <w:r>
-        <w:rPr>
-          <w:rFonts w:eastAsiaTheme="minorEastAsia" w:hint="eastAsia"/>
-        </w:rPr>
-        <w:t>wrapper</w:t>
-      </w:r>
-      <w:r>
-        <w:rPr>
-          <w:rFonts w:eastAsiaTheme="minorEastAsia"/>
-        </w:rPr>
-        <w:t xml:space="preserve">, </w:t>
-      </w:r>
-      <w:r>
-        <w:rPr>
-          <w:rFonts w:eastAsiaTheme="minorEastAsia"/>
-        </w:rPr>
-        <w:t xml:space="preserve">whether </w:t>
-      </w:r>
-      <w:r>
-        <w:rPr>
-          <w:rFonts w:eastAsiaTheme="minorEastAsia"/>
-        </w:rPr>
-        <w:t xml:space="preserve">it is routed to the RMW or the Brsp </w:t>
-      </w:r>
-      <w:r>
-        <w:rPr>
-          <w:rFonts w:eastAsiaTheme="minorEastAsia"/>
-        </w:rPr>
-        <w:t>gen</w:t>
-      </w:r>
-      <w:r>
-        <w:rPr>
-          <w:rFonts w:eastAsiaTheme="minorEastAsia"/>
-        </w:rPr>
-        <w:t xml:space="preserve"> </w:t>
-      </w:r>
-      <w:r>
-        <w:rPr>
-          <w:rFonts w:eastAsiaTheme="minorEastAsia"/>
-        </w:rPr>
-        <w:t>is determined by field ‘rmw’ in decoder rsp.</w:t>
-      </w:r>
-      <w:r>
-        <w:rPr>
-          <w:rFonts w:eastAsiaTheme="minorEastAsia"/>
-        </w:rPr>
-        <w:t xml:space="preserve"> </w:t>
-      </w:r>
-      <w:r>
-        <w:rPr>
-          <w:rFonts w:eastAsiaTheme="minorEastAsia"/>
-        </w:rPr>
-        <w:t xml:space="preserve">When ‘rmw’ signal is set, </w:t>
-      </w:r>
-      <w:r>
-        <w:rPr>
-          <w:rFonts w:eastAsiaTheme="minorEastAsia"/>
-        </w:rPr>
-        <w:t xml:space="preserve">it indicates that </w:t>
-      </w:r>
-      <w:r>
-        <w:rPr>
-          <w:rFonts w:eastAsiaTheme="minorEastAsia"/>
-        </w:rPr>
-        <w:t>the</w:t>
-      </w:r>
-      <w:r>
-        <w:rPr>
-          <w:rFonts w:eastAsiaTheme="minorEastAsia"/>
-        </w:rPr>
-        <w:t xml:space="preserve"> r</w:t>
-      </w:r>
-      <w:r>
-        <w:rPr>
-          <w:rFonts w:eastAsiaTheme="minorEastAsia"/>
-        </w:rPr>
-        <w:t>esponse</w:t>
-      </w:r>
-      <w:r>
-        <w:rPr>
-          <w:rFonts w:eastAsiaTheme="minorEastAsia"/>
-        </w:rPr>
-        <w:t xml:space="preserve"> is a reply to a read request sent by RMW </w:t>
-      </w:r>
-      <w:r>
-        <w:rPr>
-          <w:rFonts w:eastAsiaTheme="minorEastAsia"/>
-        </w:rPr>
-        <w:t>and this response will be routed to RMW</w:t>
-      </w:r>
-      <w:r>
-        <w:rPr>
-          <w:rFonts w:eastAsiaTheme="minorEastAsia" w:hint="eastAsia"/>
-        </w:rPr>
-        <w:t>.</w:t>
-      </w:r>
-      <w:r>
-        <w:rPr>
-          <w:rFonts w:eastAsiaTheme="minorEastAsia"/>
-        </w:rPr>
-        <w:t xml:space="preserve"> </w:t>
-      </w:r>
-      <w:r>
-        <w:rPr>
-          <w:rFonts w:eastAsiaTheme="minorEastAsia"/>
-        </w:rPr>
-        <w:t xml:space="preserve">Since out-of-order writing is not supported, </w:t>
-      </w:r>
-      <w:r>
-        <w:rPr>
-          <w:rFonts w:eastAsiaTheme="minorEastAsia"/>
-        </w:rPr>
-        <w:t>the Brsp gen</w:t>
-      </w:r>
-      <w:r>
-        <w:rPr>
-          <w:rFonts w:eastAsiaTheme="minorEastAsia"/>
-        </w:rPr>
-        <w:t xml:space="preserve"> will directly generate </w:t>
-      </w:r>
-      <w:r>
-        <w:rPr>
-          <w:rFonts w:eastAsiaTheme="minorEastAsia"/>
-        </w:rPr>
-        <w:t>write response</w:t>
-      </w:r>
-      <w:r>
-        <w:rPr>
-          <w:rFonts w:eastAsiaTheme="minorEastAsia"/>
-        </w:rPr>
-        <w:t xml:space="preserve"> through </w:t>
-      </w:r>
-      <w:r>
-        <w:rPr>
-          <w:rFonts w:eastAsiaTheme="minorEastAsia"/>
-        </w:rPr>
-        <w:t>field ‘</w:t>
-      </w:r>
-      <w:r>
-        <w:rPr>
-          <w:rFonts w:eastAsiaTheme="minorEastAsia"/>
-        </w:rPr>
-        <w:t>Last</w:t>
-      </w:r>
-      <w:r>
-        <w:rPr>
-          <w:rFonts w:eastAsiaTheme="minorEastAsia"/>
-        </w:rPr>
-        <w:t>’ and ‘Axid’.</w:t>
-      </w:r>
-      <w:r>
-        <w:rPr>
-          <w:rFonts w:eastAsiaTheme="minorEastAsia"/>
-        </w:rPr>
-        <w:t xml:space="preserve"> </w:t>
-      </w:r>
-      <w:r>
-        <w:rPr>
-          <w:rFonts w:eastAsiaTheme="minorEastAsia"/>
-        </w:rPr>
-        <w:t>Similarly, a counter is used to record write trans</w:t>
-      </w:r>
-      <w:r>
-        <w:rPr>
-          <w:rFonts w:eastAsiaTheme="minorEastAsia"/>
-        </w:rPr>
-        <w:t>action</w:t>
-      </w:r>
-      <w:r>
-        <w:rPr>
-          <w:rFonts w:eastAsiaTheme="minorEastAsia"/>
-        </w:rPr>
-        <w:t xml:space="preserve"> and generate a</w:t>
-      </w:r>
-      <w:r>
-        <w:rPr>
-          <w:rFonts w:eastAsiaTheme="minorEastAsia"/>
-        </w:rPr>
-        <w:t xml:space="preserve"> block</w:t>
-      </w:r>
-      <w:r>
-        <w:rPr>
-          <w:rFonts w:eastAsiaTheme="minorEastAsia"/>
-        </w:rPr>
-        <w:t xml:space="preserve"> </w:t>
-      </w:r>
-      <w:r>
-        <w:rPr>
-          <w:rFonts w:eastAsiaTheme="minorEastAsia"/>
-        </w:rPr>
-        <w:t>Write Handler</w:t>
-      </w:r>
-      <w:r>
-        <w:rPr>
-          <w:rFonts w:eastAsiaTheme="minorEastAsia"/>
-        </w:rPr>
-        <w:t xml:space="preserve"> idle signal</w:t>
-      </w:r>
-      <w:r>
-        <w:rPr>
-          <w:rFonts w:eastAsiaTheme="minorEastAsia"/>
-        </w:rPr>
-        <w:t>.</w:t>
-      </w:r>
-    </w:p>
-    <w:p>
-      <w:pPr>
-        <w:pStyle w:val="20"/>
-      </w:pPr>
-      <w:bookmarkStart w:id="36" w:name="_Toc145441792"/>
-      <w:r>
-        <w:t>Arbiter and Decoder</w:t>
       </w:r>
       <w:bookmarkEnd w:id="36"/>
     </w:p>
@@ -16483,6 +16377,325 @@
         <w:rPr>
           <w:rFonts w:eastAsiaTheme="minorEastAsia"/>
         </w:rPr>
+        <w:t>For the response returned by memory</w:t>
+      </w:r>
+      <w:r>
+        <w:rPr>
+          <w:rFonts w:eastAsiaTheme="minorEastAsia"/>
+        </w:rPr>
+        <w:t xml:space="preserve"> </w:t>
+      </w:r>
+      <w:r>
+        <w:rPr>
+          <w:rFonts w:eastAsiaTheme="minorEastAsia" w:hint="eastAsia"/>
+        </w:rPr>
+        <w:t>wrapper</w:t>
+      </w:r>
+      <w:r>
+        <w:rPr>
+          <w:rFonts w:eastAsiaTheme="minorEastAsia"/>
+        </w:rPr>
+        <w:t xml:space="preserve">, </w:t>
+      </w:r>
+      <w:r>
+        <w:rPr>
+          <w:rFonts w:eastAsiaTheme="minorEastAsia"/>
+        </w:rPr>
+        <w:t xml:space="preserve">whether </w:t>
+      </w:r>
+      <w:r>
+        <w:rPr>
+          <w:rFonts w:eastAsiaTheme="minorEastAsia"/>
+        </w:rPr>
+        <w:t xml:space="preserve">it is routed to the RMW or the </w:t>
+      </w:r>
+      <w:proofErr w:type="spellStart"/>
+      <w:r>
+        <w:rPr>
+          <w:rFonts w:eastAsiaTheme="minorEastAsia"/>
+        </w:rPr>
+        <w:t>Brsp</w:t>
+      </w:r>
+      <w:proofErr w:type="spellEnd"/>
+      <w:r>
+        <w:rPr>
+          <w:rFonts w:eastAsiaTheme="minorEastAsia"/>
+        </w:rPr>
+        <w:t xml:space="preserve"> </w:t>
+      </w:r>
+      <w:proofErr w:type="spellStart"/>
+      <w:r>
+        <w:rPr>
+          <w:rFonts w:eastAsiaTheme="minorEastAsia"/>
+        </w:rPr>
+        <w:t>gen</w:t>
+      </w:r>
+      <w:proofErr w:type="spellEnd"/>
+      <w:r>
+        <w:rPr>
+          <w:rFonts w:eastAsiaTheme="minorEastAsia"/>
+        </w:rPr>
+        <w:t xml:space="preserve"> </w:t>
+      </w:r>
+      <w:r>
+        <w:rPr>
+          <w:rFonts w:eastAsiaTheme="minorEastAsia"/>
+        </w:rPr>
+        <w:t>is determined by field ‘</w:t>
+      </w:r>
+      <w:proofErr w:type="spellStart"/>
+      <w:r>
+        <w:rPr>
+          <w:rFonts w:eastAsiaTheme="minorEastAsia"/>
+        </w:rPr>
+        <w:t>rmw</w:t>
+      </w:r>
+      <w:proofErr w:type="spellEnd"/>
+      <w:r>
+        <w:rPr>
+          <w:rFonts w:eastAsiaTheme="minorEastAsia"/>
+        </w:rPr>
+        <w:t xml:space="preserve">’ in decoder </w:t>
+      </w:r>
+      <w:proofErr w:type="spellStart"/>
+      <w:r>
+        <w:rPr>
+          <w:rFonts w:eastAsiaTheme="minorEastAsia"/>
+        </w:rPr>
+        <w:t>rsp</w:t>
+      </w:r>
+      <w:proofErr w:type="spellEnd"/>
+      <w:r>
+        <w:rPr>
+          <w:rFonts w:eastAsiaTheme="minorEastAsia"/>
+        </w:rPr>
+        <w:t>.</w:t>
+      </w:r>
+      <w:r>
+        <w:rPr>
+          <w:rFonts w:eastAsiaTheme="minorEastAsia"/>
+        </w:rPr>
+        <w:t xml:space="preserve"> </w:t>
+      </w:r>
+      <w:r>
+        <w:rPr>
+          <w:rFonts w:eastAsiaTheme="minorEastAsia"/>
+        </w:rPr>
+        <w:t>When ‘</w:t>
+      </w:r>
+      <w:proofErr w:type="spellStart"/>
+      <w:r>
+        <w:rPr>
+          <w:rFonts w:eastAsiaTheme="minorEastAsia"/>
+        </w:rPr>
+        <w:t>rmw</w:t>
+      </w:r>
+      <w:proofErr w:type="spellEnd"/>
+      <w:r>
+        <w:rPr>
+          <w:rFonts w:eastAsiaTheme="minorEastAsia"/>
+        </w:rPr>
+        <w:t xml:space="preserve">’ signal is set, </w:t>
+      </w:r>
+      <w:r>
+        <w:rPr>
+          <w:rFonts w:eastAsiaTheme="minorEastAsia"/>
+        </w:rPr>
+        <w:t xml:space="preserve">it indicates that </w:t>
+      </w:r>
+      <w:r>
+        <w:rPr>
+          <w:rFonts w:eastAsiaTheme="minorEastAsia"/>
+        </w:rPr>
+        <w:t>the</w:t>
+      </w:r>
+      <w:r>
+        <w:rPr>
+          <w:rFonts w:eastAsiaTheme="minorEastAsia"/>
+        </w:rPr>
+        <w:t xml:space="preserve"> r</w:t>
+      </w:r>
+      <w:r>
+        <w:rPr>
+          <w:rFonts w:eastAsiaTheme="minorEastAsia"/>
+        </w:rPr>
+        <w:t>esponse</w:t>
+      </w:r>
+      <w:r>
+        <w:rPr>
+          <w:rFonts w:eastAsiaTheme="minorEastAsia"/>
+        </w:rPr>
+        <w:t xml:space="preserve"> is a reply to a read request sent by RMW </w:t>
+      </w:r>
+      <w:r>
+        <w:rPr>
+          <w:rFonts w:eastAsiaTheme="minorEastAsia"/>
+        </w:rPr>
+        <w:t>and this response will be routed to RMW</w:t>
+      </w:r>
+      <w:r>
+        <w:rPr>
+          <w:rFonts w:eastAsiaTheme="minorEastAsia" w:hint="eastAsia"/>
+        </w:rPr>
+        <w:t>.</w:t>
+      </w:r>
+      <w:r>
+        <w:rPr>
+          <w:rFonts w:eastAsiaTheme="minorEastAsia"/>
+        </w:rPr>
+        <w:t xml:space="preserve"> </w:t>
+      </w:r>
+      <w:r>
+        <w:rPr>
+          <w:rFonts w:eastAsiaTheme="minorEastAsia"/>
+        </w:rPr>
+        <w:t xml:space="preserve">Since out-of-order writing is not supported, </w:t>
+      </w:r>
+      <w:r>
+        <w:rPr>
+          <w:rFonts w:eastAsiaTheme="minorEastAsia"/>
+        </w:rPr>
+        <w:t xml:space="preserve">the </w:t>
+      </w:r>
+      <w:proofErr w:type="spellStart"/>
+      <w:r>
+        <w:rPr>
+          <w:rFonts w:eastAsiaTheme="minorEastAsia"/>
+        </w:rPr>
+        <w:t>Brsp</w:t>
+      </w:r>
+      <w:proofErr w:type="spellEnd"/>
+      <w:r>
+        <w:rPr>
+          <w:rFonts w:eastAsiaTheme="minorEastAsia"/>
+        </w:rPr>
+        <w:t xml:space="preserve"> gen</w:t>
+      </w:r>
+      <w:r>
+        <w:rPr>
+          <w:rFonts w:eastAsiaTheme="minorEastAsia"/>
+        </w:rPr>
+        <w:t xml:space="preserve"> will directly generate </w:t>
+      </w:r>
+      <w:r>
+        <w:rPr>
+          <w:rFonts w:eastAsiaTheme="minorEastAsia"/>
+        </w:rPr>
+        <w:t>write response</w:t>
+      </w:r>
+      <w:r>
+        <w:rPr>
+          <w:rFonts w:eastAsiaTheme="minorEastAsia"/>
+        </w:rPr>
+        <w:t xml:space="preserve"> through </w:t>
+      </w:r>
+      <w:r>
+        <w:rPr>
+          <w:rFonts w:eastAsiaTheme="minorEastAsia"/>
+        </w:rPr>
+        <w:t>field ‘</w:t>
+      </w:r>
+      <w:r>
+        <w:rPr>
+          <w:rFonts w:eastAsiaTheme="minorEastAsia"/>
+        </w:rPr>
+        <w:t>Last</w:t>
+      </w:r>
+      <w:r>
+        <w:rPr>
+          <w:rFonts w:eastAsiaTheme="minorEastAsia"/>
+        </w:rPr>
+        <w:t>’ and ‘</w:t>
+      </w:r>
+      <w:proofErr w:type="spellStart"/>
+      <w:r>
+        <w:rPr>
+          <w:rFonts w:eastAsiaTheme="minorEastAsia"/>
+        </w:rPr>
+        <w:t>Axid</w:t>
+      </w:r>
+      <w:proofErr w:type="spellEnd"/>
+      <w:r>
+        <w:rPr>
+          <w:rFonts w:eastAsiaTheme="minorEastAsia"/>
+        </w:rPr>
+        <w:t>’.</w:t>
+      </w:r>
+      <w:r>
+        <w:rPr>
+          <w:rFonts w:eastAsiaTheme="minorEastAsia"/>
+        </w:rPr>
+        <w:t xml:space="preserve"> </w:t>
+      </w:r>
+      <w:r>
+        <w:rPr>
+          <w:rFonts w:eastAsiaTheme="minorEastAsia"/>
+        </w:rPr>
+        <w:t>Similarly, a counter is used to record write trans</w:t>
+      </w:r>
+      <w:r>
+        <w:rPr>
+          <w:rFonts w:eastAsiaTheme="minorEastAsia"/>
+        </w:rPr>
+        <w:t>action</w:t>
+      </w:r>
+      <w:r>
+        <w:rPr>
+          <w:rFonts w:eastAsiaTheme="minorEastAsia"/>
+        </w:rPr>
+        <w:t xml:space="preserve"> and generate a</w:t>
+      </w:r>
+      <w:r>
+        <w:rPr>
+          <w:rFonts w:eastAsiaTheme="minorEastAsia"/>
+        </w:rPr>
+        <w:t xml:space="preserve"> block</w:t>
+      </w:r>
+      <w:r>
+        <w:rPr>
+          <w:rFonts w:eastAsiaTheme="minorEastAsia"/>
+        </w:rPr>
+        <w:t xml:space="preserve"> </w:t>
+      </w:r>
+      <w:r>
+        <w:rPr>
+          <w:rFonts w:eastAsiaTheme="minorEastAsia"/>
+        </w:rPr>
+        <w:t>Write Handler</w:t>
+      </w:r>
+      <w:r>
+        <w:rPr>
+          <w:rFonts w:eastAsiaTheme="minorEastAsia"/>
+        </w:rPr>
+        <w:t xml:space="preserve"> idle signal</w:t>
+      </w:r>
+      <w:r>
+        <w:rPr>
+          <w:rFonts w:eastAsiaTheme="minorEastAsia"/>
+        </w:rPr>
+        <w:t>.</w:t>
+      </w:r>
+    </w:p>
+    <w:p>
+      <w:pPr>
+        <w:pStyle w:val="20"/>
+      </w:pPr>
+      <w:bookmarkStart w:id="37" w:name="_Toc146292317"/>
+      <w:r>
+        <w:t>Arbiter and Decoder</w:t>
+      </w:r>
+      <w:bookmarkEnd w:id="37"/>
+    </w:p>
+    <w:p>
+      <w:pPr>
+        <w:rPr>
+          <w:rFonts w:eastAsiaTheme="minorEastAsia"/>
+        </w:rPr>
+      </w:pPr>
+      <w:r>
+        <w:rPr>
+          <w:rFonts w:eastAsiaTheme="minorEastAsia"/>
+        </w:rPr>
         <w:t xml:space="preserve">As shown in </w:t>
       </w:r>
       <w:r>
@@ -16586,12 +16799,14 @@
         </w:rPr>
         <w:t xml:space="preserve"> When field </w:t>
       </w:r>
+      <w:proofErr w:type="spellStart"/>
       <w:r>
         <w:rPr>
           <w:rFonts w:eastAsiaTheme="minorEastAsia" w:hint="eastAsia"/>
         </w:rPr>
         <w:t>rmw</w:t>
       </w:r>
+      <w:proofErr w:type="spellEnd"/>
       <w:r>
         <w:rPr>
           <w:rFonts w:eastAsiaTheme="minorEastAsia"/>
@@ -16668,12 +16883,12 @@
         </w:numPr>
         <w:ind w:left="567" w:hanging="567"/>
       </w:pPr>
-      <w:bookmarkStart w:id="37" w:name="_Toc145441793"/>
+      <w:bookmarkStart w:id="38" w:name="_Toc146292318"/>
       <w:r>
         <w:lastRenderedPageBreak/>
         <w:t>Memory interface control</w:t>
       </w:r>
-      <w:bookmarkEnd w:id="37"/>
+      <w:bookmarkEnd w:id="38"/>
     </w:p>
     <w:p>
       <w:pPr>
@@ -16687,10 +16902,10 @@
           <w:noProof/>
         </w:rPr>
         <w:drawing>
-          <wp:inline distT="0" distB="0" distL="0" distR="0" wp14:anchorId="11650D99" wp14:editId="6CC75E40">
-            <wp:extent cx="4366638" cy="3718882"/>
-            <wp:effectExtent l="0" t="0" r="0" b="0"/>
-            <wp:docPr id="1321987425" name="图片 1"/>
+          <wp:inline distT="0" distB="0" distL="0" distR="0" wp14:anchorId="0A83E10A" wp14:editId="005CEA58">
+            <wp:extent cx="4831499" cy="4099915"/>
+            <wp:effectExtent l="0" t="0" r="7620" b="0"/>
+            <wp:docPr id="1726095808" name="图片 1"/>
             <wp:cNvGraphicFramePr>
               <a:graphicFrameLocks xmlns:a="http://schemas.openxmlformats.org/drawingml/2006/main" noChangeAspect="1"/>
             </wp:cNvGraphicFramePr>
@@ -16698,7 +16913,7 @@
               <a:graphicData uri="http://schemas.openxmlformats.org/drawingml/2006/picture">
                 <pic:pic xmlns:pic="http://schemas.openxmlformats.org/drawingml/2006/picture">
                   <pic:nvPicPr>
-                    <pic:cNvPr id="1321987425" name=""/>
+                    <pic:cNvPr id="1726095808" name=""/>
                     <pic:cNvPicPr/>
                   </pic:nvPicPr>
                   <pic:blipFill>
@@ -16710,7 +16925,7 @@
                   <pic:spPr>
                     <a:xfrm>
                       <a:off x="0" y="0"/>
-                      <a:ext cx="4366638" cy="3718882"/>
+                      <a:ext cx="4831499" cy="4099915"/>
                     </a:xfrm>
                     <a:prstGeom prst="rect">
                       <a:avLst/>
@@ -16730,304 +16945,446 @@
           <w:rFonts w:eastAsiaTheme="minorEastAsia"/>
         </w:rPr>
       </w:pPr>
-      <w:bookmarkStart w:id="38" w:name="_Ref145440954"/>
-      <w:bookmarkStart w:id="39" w:name="_Toc145441828"/>
+      <w:bookmarkStart w:id="39" w:name="_Ref145440954"/>
+      <w:bookmarkStart w:id="40" w:name="_Toc146292353"/>
       <w:r>
         <w:t xml:space="preserve">Figure </w:t>
       </w:r>
-      <w:fldSimple w:instr=" STYLEREF 1 \s ">
-        <w:r>
-          <w:rPr>
-            <w:noProof/>
-          </w:rPr>
-          <w:t>4</w:t>
-        </w:r>
-      </w:fldSimple>
+      <w:r>
+        <w:fldChar w:fldCharType="begin"/>
+      </w:r>
+      <w:r>
+        <w:instrText xml:space="preserve"> STYLEREF 1 \s </w:instrText>
+      </w:r>
+      <w:r>
+        <w:fldChar w:fldCharType="separate"/>
+      </w:r>
+      <w:r>
+        <w:rPr>
+          <w:noProof/>
+        </w:rPr>
+        <w:t>4</w:t>
+      </w:r>
+      <w:r>
+        <w:rPr>
+          <w:noProof/>
+        </w:rPr>
+        <w:fldChar w:fldCharType="end"/>
+      </w:r>
       <w:r>
         <w:noBreakHyphen/>
       </w:r>
-      <w:fldSimple w:instr=" SEQ Figure \* ARABIC \s 1 ">
-        <w:r>
-          <w:rPr>
-            <w:noProof/>
-          </w:rPr>
-          <w:t>4</w:t>
-        </w:r>
-      </w:fldSimple>
-      <w:bookmarkEnd w:id="38"/>
-      <w:r>
-        <w:t xml:space="preserve"> Mem_if_ctrl Diagram</w:t>
+      <w:r>
+        <w:fldChar w:fldCharType="begin"/>
+      </w:r>
+      <w:r>
+        <w:instrText xml:space="preserve"> SEQ Figure \* ARABIC \s 1 </w:instrText>
+      </w:r>
+      <w:r>
+        <w:fldChar w:fldCharType="separate"/>
+      </w:r>
+      <w:r>
+        <w:rPr>
+          <w:noProof/>
+        </w:rPr>
+        <w:t>4</w:t>
+      </w:r>
+      <w:r>
+        <w:rPr>
+          <w:noProof/>
+        </w:rPr>
+        <w:fldChar w:fldCharType="end"/>
       </w:r>
       <w:bookmarkEnd w:id="39"/>
-    </w:p>
-    <w:p>
-      <w:pPr>
-        <w:rPr>
-          <w:rFonts w:eastAsiaTheme="minorEastAsia"/>
-          <w:b/>
-          <w:bCs/>
-        </w:rPr>
-      </w:pPr>
-      <w:r>
-        <w:rPr>
-          <w:rFonts w:eastAsiaTheme="minorEastAsia"/>
-        </w:rPr>
-        <w:t xml:space="preserve">As shown in </w:t>
-      </w:r>
-      <w:r>
-        <w:rPr>
-          <w:rFonts w:eastAsiaTheme="minorEastAsia"/>
-        </w:rPr>
-        <w:fldChar w:fldCharType="begin"/>
-      </w:r>
-      <w:r>
-        <w:rPr>
-          <w:rFonts w:eastAsiaTheme="minorEastAsia"/>
-        </w:rPr>
-        <w:instrText xml:space="preserve"> REF _Ref145440954 \h </w:instrText>
-      </w:r>
-      <w:r>
-        <w:rPr>
-          <w:rFonts w:eastAsiaTheme="minorEastAsia"/>
-        </w:rPr>
-      </w:r>
-      <w:r>
-        <w:rPr>
-          <w:rFonts w:eastAsiaTheme="minorEastAsia"/>
-        </w:rPr>
-        <w:fldChar w:fldCharType="separate"/>
-      </w:r>
-      <w:r>
-        <w:t xml:space="preserve">Figure </w:t>
-      </w:r>
-      <w:r>
-        <w:rPr>
-          <w:noProof/>
-        </w:rPr>
-        <w:t>4</w:t>
-      </w:r>
-      <w:r>
-        <w:noBreakHyphen/>
-      </w:r>
-      <w:r>
-        <w:rPr>
-          <w:noProof/>
-        </w:rPr>
-        <w:t>4</w:t>
-      </w:r>
-      <w:r>
-        <w:rPr>
-          <w:rFonts w:eastAsiaTheme="minorEastAsia"/>
-        </w:rPr>
-        <w:fldChar w:fldCharType="end"/>
-      </w:r>
-      <w:r>
-        <w:rPr>
-          <w:rFonts w:eastAsiaTheme="minorEastAsia"/>
-        </w:rPr>
-        <w:t>, c</w:t>
-      </w:r>
-      <w:r>
-        <w:rPr>
-          <w:rFonts w:eastAsiaTheme="minorEastAsia"/>
-        </w:rPr>
-        <w:t xml:space="preserve">onsidering the delay of </w:t>
-      </w:r>
-      <w:r>
-        <w:rPr>
-          <w:rFonts w:eastAsiaTheme="minorEastAsia"/>
-        </w:rPr>
-        <w:t>SRAM</w:t>
-      </w:r>
-      <w:r>
-        <w:rPr>
-          <w:rFonts w:eastAsiaTheme="minorEastAsia"/>
-        </w:rPr>
-        <w:t xml:space="preserve"> output, some control signals for AXI_SRAMC reply will go through a pipeline to complete the timing alignment with the output data</w:t>
-      </w:r>
-      <w:r>
-        <w:rPr>
-          <w:rFonts w:eastAsiaTheme="minorEastAsia"/>
-        </w:rPr>
-        <w:t xml:space="preserve"> of SRAM</w:t>
-      </w:r>
-      <w:r>
-        <w:rPr>
-          <w:rFonts w:eastAsiaTheme="minorEastAsia"/>
-        </w:rPr>
-        <w:t>.</w:t>
-      </w:r>
-      <w:r>
-        <w:rPr>
-          <w:rFonts w:eastAsiaTheme="minorEastAsia"/>
-        </w:rPr>
+      <w:r>
         <w:t xml:space="preserve"> </w:t>
       </w:r>
-      <w:r>
-        <w:rPr>
-          <w:rFonts w:eastAsiaTheme="minorEastAsia"/>
-        </w:rPr>
-        <w:t xml:space="preserve">Then the control signal and read data (not necessarily) will be stored in a FIFO. Assuming that the read latency of SRAM is N cycles, the number of pipeline stages is N, and the depth of </w:t>
-      </w:r>
-      <w:r>
-        <w:rPr>
-          <w:rFonts w:eastAsiaTheme="minorEastAsia"/>
-        </w:rPr>
-        <w:t>FIFO</w:t>
-      </w:r>
-      <w:r>
-        <w:rPr>
-          <w:rFonts w:eastAsiaTheme="minorEastAsia"/>
-        </w:rPr>
-        <w:t xml:space="preserve"> is N+1</w:t>
-      </w:r>
-      <w:r>
-        <w:rPr>
-          <w:rFonts w:eastAsiaTheme="minorEastAsia"/>
-        </w:rPr>
-        <w:t xml:space="preserve">. </w:t>
-      </w:r>
-      <w:r>
-        <w:rPr>
-          <w:rFonts w:eastAsiaTheme="minorEastAsia"/>
-        </w:rPr>
-        <w:t xml:space="preserve">The output valid is asserted when the </w:t>
-      </w:r>
-      <w:r>
-        <w:rPr>
-          <w:rFonts w:eastAsiaTheme="minorEastAsia"/>
-        </w:rPr>
-        <w:t>FIFO</w:t>
-      </w:r>
-      <w:r>
-        <w:rPr>
-          <w:rFonts w:eastAsiaTheme="minorEastAsia"/>
-        </w:rPr>
-        <w:t xml:space="preserve"> is not empty.</w:t>
-      </w:r>
-      <w:r>
-        <w:rPr>
-          <w:rFonts w:eastAsiaTheme="minorEastAsia"/>
-        </w:rPr>
-        <w:t xml:space="preserve"> </w:t>
-      </w:r>
-      <w:r>
-        <w:rPr>
-          <w:rFonts w:eastAsiaTheme="minorEastAsia"/>
-        </w:rPr>
-        <w:t xml:space="preserve">A counter is used to record the number of </w:t>
-      </w:r>
-      <w:r>
-        <w:rPr>
-          <w:rFonts w:eastAsiaTheme="minorEastAsia"/>
-        </w:rPr>
-        <w:t xml:space="preserve">outstanding </w:t>
-      </w:r>
-      <w:r>
-        <w:rPr>
-          <w:rFonts w:eastAsiaTheme="minorEastAsia"/>
-        </w:rPr>
-        <w:t xml:space="preserve">transfers </w:t>
-      </w:r>
-      <w:r>
-        <w:rPr>
-          <w:rFonts w:eastAsiaTheme="minorEastAsia"/>
-        </w:rPr>
-        <w:t>to</w:t>
-      </w:r>
-      <w:r>
-        <w:rPr>
-          <w:rFonts w:eastAsiaTheme="minorEastAsia"/>
-        </w:rPr>
-        <w:t xml:space="preserve"> the</w:t>
-      </w:r>
-      <w:r>
-        <w:rPr>
-          <w:rFonts w:eastAsiaTheme="minorEastAsia"/>
-        </w:rPr>
-        <w:t xml:space="preserve"> SRAM. </w:t>
-      </w:r>
-      <w:r>
-        <w:rPr>
-          <w:rFonts w:eastAsiaTheme="minorEastAsia"/>
-        </w:rPr>
-        <w:t xml:space="preserve">When the input Valid/Ready signal handshakes, the counter adds one, and when the output Valid/Ready handshakes, the counter decreases one. When the count </w:t>
-      </w:r>
-      <w:r>
-        <w:rPr>
-          <w:rFonts w:eastAsiaTheme="minorEastAsia"/>
-        </w:rPr>
-        <w:t xml:space="preserve">value </w:t>
-      </w:r>
-      <w:r>
-        <w:rPr>
-          <w:rFonts w:eastAsiaTheme="minorEastAsia"/>
-        </w:rPr>
-        <w:t>reaches N+</w:t>
-      </w:r>
-      <w:r>
-        <w:rPr>
-          <w:rFonts w:eastAsiaTheme="minorEastAsia"/>
-        </w:rPr>
-        <w:t>1</w:t>
-      </w:r>
-      <w:r>
-        <w:rPr>
-          <w:rFonts w:eastAsiaTheme="minorEastAsia"/>
-        </w:rPr>
-        <w:t>, the input ready is unassert</w:t>
-      </w:r>
-      <w:r>
-        <w:rPr>
-          <w:rFonts w:eastAsiaTheme="minorEastAsia"/>
-        </w:rPr>
-        <w:t>ed</w:t>
-      </w:r>
-      <w:r>
-        <w:rPr>
-          <w:rFonts w:eastAsiaTheme="minorEastAsia"/>
-        </w:rPr>
-        <w:t xml:space="preserve"> and </w:t>
-      </w:r>
-      <w:r>
-        <w:rPr>
-          <w:rFonts w:eastAsiaTheme="minorEastAsia"/>
-        </w:rPr>
-        <w:t xml:space="preserve">Memory Wrapper </w:t>
-      </w:r>
-      <w:r>
-        <w:rPr>
-          <w:rFonts w:eastAsiaTheme="minorEastAsia"/>
-        </w:rPr>
-        <w:t>does not accept input access.</w:t>
-      </w:r>
-    </w:p>
-    <w:p>
-      <w:pPr>
-        <w:pStyle w:val="11"/>
-      </w:pPr>
-      <w:bookmarkStart w:id="40" w:name="_Toc145441794"/>
-      <w:r>
-        <w:rPr>
-          <w:rFonts w:hint="eastAsia"/>
-        </w:rPr>
-        <w:lastRenderedPageBreak/>
-        <w:t>Use</w:t>
-      </w:r>
-      <w:r>
-        <w:t xml:space="preserve"> </w:t>
-      </w:r>
-      <w:r>
-        <w:rPr>
-          <w:rFonts w:hint="eastAsia"/>
-        </w:rPr>
-        <w:t>cases</w:t>
+      <w:proofErr w:type="spellStart"/>
+      <w:r>
+        <w:t>Mem_if_ctrl</w:t>
+      </w:r>
+      <w:proofErr w:type="spellEnd"/>
+      <w:r>
+        <w:t xml:space="preserve"> Diagram</w:t>
       </w:r>
       <w:bookmarkEnd w:id="40"/>
     </w:p>
     <w:p>
       <w:pPr>
         <w:rPr>
+          <w:rFonts w:eastAsiaTheme="minorEastAsia"/>
+          <w:b/>
+          <w:bCs/>
+        </w:rPr>
+      </w:pPr>
+      <w:r>
+        <w:rPr>
+          <w:rFonts w:eastAsiaTheme="minorEastAsia"/>
+        </w:rPr>
+        <w:t xml:space="preserve">As shown in </w:t>
+      </w:r>
+      <w:r>
+        <w:rPr>
+          <w:rFonts w:eastAsiaTheme="minorEastAsia"/>
+        </w:rPr>
+        <w:fldChar w:fldCharType="begin"/>
+      </w:r>
+      <w:r>
+        <w:rPr>
+          <w:rFonts w:eastAsiaTheme="minorEastAsia"/>
+        </w:rPr>
+        <w:instrText xml:space="preserve"> REF _Ref145440954 \h </w:instrText>
+      </w:r>
+      <w:r>
+        <w:rPr>
+          <w:rFonts w:eastAsiaTheme="minorEastAsia"/>
+        </w:rPr>
+      </w:r>
+      <w:r>
+        <w:rPr>
+          <w:rFonts w:eastAsiaTheme="minorEastAsia"/>
+        </w:rPr>
+        <w:fldChar w:fldCharType="separate"/>
+      </w:r>
+      <w:r>
+        <w:t xml:space="preserve">Figure </w:t>
+      </w:r>
+      <w:r>
+        <w:rPr>
+          <w:noProof/>
+        </w:rPr>
+        <w:t>4</w:t>
+      </w:r>
+      <w:r>
+        <w:noBreakHyphen/>
+      </w:r>
+      <w:r>
+        <w:rPr>
+          <w:noProof/>
+        </w:rPr>
+        <w:t>4</w:t>
+      </w:r>
+      <w:r>
+        <w:rPr>
+          <w:rFonts w:eastAsiaTheme="minorEastAsia"/>
+        </w:rPr>
+        <w:fldChar w:fldCharType="end"/>
+      </w:r>
+      <w:r>
+        <w:rPr>
+          <w:rFonts w:eastAsiaTheme="minorEastAsia"/>
+        </w:rPr>
+        <w:t>, c</w:t>
+      </w:r>
+      <w:r>
+        <w:rPr>
+          <w:rFonts w:eastAsiaTheme="minorEastAsia"/>
+        </w:rPr>
+        <w:t xml:space="preserve">onsidering the delay of </w:t>
+      </w:r>
+      <w:r>
+        <w:rPr>
+          <w:rFonts w:eastAsiaTheme="minorEastAsia"/>
+        </w:rPr>
+        <w:t>SRAM</w:t>
+      </w:r>
+      <w:r>
+        <w:rPr>
+          <w:rFonts w:eastAsiaTheme="minorEastAsia"/>
+        </w:rPr>
+        <w:t xml:space="preserve"> output, some control signals for AXI_SRAMC reply </w:t>
+      </w:r>
+      <w:r>
+        <w:rPr>
+          <w:rFonts w:eastAsiaTheme="minorEastAsia"/>
+        </w:rPr>
+        <w:t xml:space="preserve">and </w:t>
+      </w:r>
+      <w:r>
+        <w:rPr>
+          <w:rFonts w:eastAsiaTheme="minorEastAsia"/>
+        </w:rPr>
+        <w:t>output</w:t>
+      </w:r>
+      <w:r>
+        <w:rPr>
+          <w:rFonts w:eastAsiaTheme="minorEastAsia"/>
+        </w:rPr>
+        <w:t xml:space="preserve"> </w:t>
+      </w:r>
+      <w:proofErr w:type="spellStart"/>
+      <w:r>
+        <w:rPr>
+          <w:rFonts w:eastAsiaTheme="minorEastAsia"/>
+        </w:rPr>
+        <w:t>rdata</w:t>
+      </w:r>
+      <w:proofErr w:type="spellEnd"/>
+      <w:r>
+        <w:rPr>
+          <w:rFonts w:eastAsiaTheme="minorEastAsia"/>
+        </w:rPr>
+        <w:t xml:space="preserve"> </w:t>
+      </w:r>
+      <w:r>
+        <w:rPr>
+          <w:rFonts w:eastAsiaTheme="minorEastAsia"/>
+        </w:rPr>
+        <w:t>of SRAM</w:t>
+      </w:r>
+      <w:r>
+        <w:rPr>
+          <w:rFonts w:eastAsiaTheme="minorEastAsia"/>
+        </w:rPr>
+        <w:t xml:space="preserve"> </w:t>
+      </w:r>
+      <w:r>
+        <w:rPr>
+          <w:rFonts w:eastAsiaTheme="minorEastAsia"/>
+        </w:rPr>
+        <w:t xml:space="preserve">will go through a </w:t>
+      </w:r>
+      <w:r>
+        <w:rPr>
+          <w:rFonts w:eastAsiaTheme="minorEastAsia" w:hint="eastAsia"/>
+        </w:rPr>
+        <w:t>FIFO</w:t>
+      </w:r>
+      <w:r>
+        <w:rPr>
+          <w:rFonts w:eastAsiaTheme="minorEastAsia"/>
+        </w:rPr>
+        <w:t xml:space="preserve"> to complete the timing alignment</w:t>
+      </w:r>
+      <w:r>
+        <w:rPr>
+          <w:rFonts w:eastAsiaTheme="minorEastAsia"/>
+        </w:rPr>
+        <w:t xml:space="preserve">. Assuming that the read latency of SRAM is N cycles, the depth of </w:t>
+      </w:r>
+      <w:r>
+        <w:rPr>
+          <w:rFonts w:eastAsiaTheme="minorEastAsia" w:hint="eastAsia"/>
+        </w:rPr>
+        <w:t>sideband</w:t>
+      </w:r>
+      <w:r>
+        <w:rPr>
+          <w:rFonts w:eastAsiaTheme="minorEastAsia"/>
+        </w:rPr>
+        <w:t xml:space="preserve"> or </w:t>
+      </w:r>
+      <w:proofErr w:type="spellStart"/>
+      <w:r>
+        <w:rPr>
+          <w:rFonts w:eastAsiaTheme="minorEastAsia"/>
+        </w:rPr>
+        <w:t>rdata</w:t>
+      </w:r>
+      <w:proofErr w:type="spellEnd"/>
+      <w:r>
+        <w:rPr>
+          <w:rFonts w:eastAsiaTheme="minorEastAsia"/>
+        </w:rPr>
+        <w:t xml:space="preserve"> </w:t>
+      </w:r>
+      <w:r>
+        <w:rPr>
+          <w:rFonts w:eastAsiaTheme="minorEastAsia"/>
+        </w:rPr>
+        <w:t>FIFO</w:t>
+      </w:r>
+      <w:r>
+        <w:rPr>
+          <w:rFonts w:eastAsiaTheme="minorEastAsia"/>
+        </w:rPr>
+        <w:t xml:space="preserve"> is N+1</w:t>
+      </w:r>
+      <w:r>
+        <w:rPr>
+          <w:rFonts w:eastAsiaTheme="minorEastAsia"/>
+        </w:rPr>
+        <w:t xml:space="preserve">. </w:t>
+      </w:r>
+      <w:r>
+        <w:rPr>
+          <w:rFonts w:eastAsiaTheme="minorEastAsia"/>
+        </w:rPr>
+        <w:t xml:space="preserve">The output valid is asserted when </w:t>
+      </w:r>
+      <w:r>
+        <w:rPr>
+          <w:rFonts w:eastAsiaTheme="minorEastAsia"/>
+        </w:rPr>
+        <w:t xml:space="preserve">this two </w:t>
+      </w:r>
+      <w:r>
+        <w:rPr>
+          <w:rFonts w:eastAsiaTheme="minorEastAsia"/>
+        </w:rPr>
+        <w:t>FIFO</w:t>
+      </w:r>
+      <w:r>
+        <w:rPr>
+          <w:rFonts w:eastAsiaTheme="minorEastAsia"/>
+        </w:rPr>
+        <w:t xml:space="preserve"> </w:t>
+      </w:r>
+      <w:r>
+        <w:rPr>
+          <w:rFonts w:eastAsiaTheme="minorEastAsia"/>
+        </w:rPr>
+        <w:t>are</w:t>
+      </w:r>
+      <w:r>
+        <w:rPr>
+          <w:rFonts w:eastAsiaTheme="minorEastAsia"/>
+        </w:rPr>
+        <w:t xml:space="preserve"> not </w:t>
+      </w:r>
+      <w:proofErr w:type="gramStart"/>
+      <w:r>
+        <w:rPr>
+          <w:rFonts w:eastAsiaTheme="minorEastAsia"/>
+        </w:rPr>
+        <w:t>empty</w:t>
+      </w:r>
+      <w:r>
+        <w:rPr>
+          <w:rFonts w:eastAsiaTheme="minorEastAsia"/>
+        </w:rPr>
+        <w:t>(</w:t>
+      </w:r>
+      <w:proofErr w:type="gramEnd"/>
+      <w:r>
+        <w:rPr>
+          <w:rFonts w:eastAsiaTheme="minorEastAsia"/>
+        </w:rPr>
+        <w:t>c</w:t>
+      </w:r>
+      <w:r>
+        <w:rPr>
+          <w:rFonts w:eastAsiaTheme="minorEastAsia"/>
+        </w:rPr>
+        <w:t>omplete response data is available</w:t>
+      </w:r>
+      <w:r>
+        <w:rPr>
+          <w:rFonts w:eastAsiaTheme="minorEastAsia"/>
+        </w:rPr>
+        <w:t>)</w:t>
+      </w:r>
+      <w:r>
+        <w:rPr>
+          <w:rFonts w:eastAsiaTheme="minorEastAsia"/>
+        </w:rPr>
+        <w:t>.</w:t>
+      </w:r>
+      <w:r>
+        <w:rPr>
+          <w:rFonts w:eastAsiaTheme="minorEastAsia"/>
+        </w:rPr>
+        <w:t xml:space="preserve"> </w:t>
+      </w:r>
+      <w:r>
+        <w:rPr>
+          <w:rFonts w:eastAsiaTheme="minorEastAsia"/>
+        </w:rPr>
+        <w:t xml:space="preserve">When </w:t>
+      </w:r>
+      <w:r>
+        <w:rPr>
+          <w:rFonts w:eastAsiaTheme="minorEastAsia" w:hint="eastAsia"/>
+        </w:rPr>
+        <w:t>sideband</w:t>
+      </w:r>
+      <w:r>
+        <w:rPr>
+          <w:rFonts w:eastAsiaTheme="minorEastAsia"/>
+        </w:rPr>
+        <w:t xml:space="preserve"> </w:t>
+      </w:r>
+      <w:r>
+        <w:rPr>
+          <w:rFonts w:eastAsiaTheme="minorEastAsia" w:hint="eastAsia"/>
+        </w:rPr>
+        <w:t>FIFO</w:t>
+      </w:r>
+      <w:r>
+        <w:rPr>
+          <w:rFonts w:eastAsiaTheme="minorEastAsia"/>
+        </w:rPr>
+        <w:t xml:space="preserve"> is full, </w:t>
+      </w:r>
+      <w:r>
+        <w:rPr>
+          <w:rFonts w:eastAsiaTheme="minorEastAsia"/>
+        </w:rPr>
+        <w:t xml:space="preserve">the </w:t>
+      </w:r>
+      <w:r>
+        <w:rPr>
+          <w:rFonts w:eastAsiaTheme="minorEastAsia"/>
+        </w:rPr>
+        <w:t>req</w:t>
+      </w:r>
+      <w:r>
+        <w:rPr>
+          <w:rFonts w:eastAsiaTheme="minorEastAsia"/>
+        </w:rPr>
+        <w:t xml:space="preserve"> ready is unassert</w:t>
+      </w:r>
+      <w:r>
+        <w:rPr>
+          <w:rFonts w:eastAsiaTheme="minorEastAsia"/>
+        </w:rPr>
+        <w:t>ed</w:t>
+      </w:r>
+      <w:r>
+        <w:rPr>
+          <w:rFonts w:eastAsiaTheme="minorEastAsia"/>
+        </w:rPr>
+        <w:t xml:space="preserve"> and </w:t>
+      </w:r>
+      <w:r>
+        <w:rPr>
+          <w:rFonts w:eastAsiaTheme="minorEastAsia"/>
+        </w:rPr>
+        <w:t xml:space="preserve">Memory Wrapper </w:t>
+      </w:r>
+      <w:r>
+        <w:rPr>
+          <w:rFonts w:eastAsiaTheme="minorEastAsia"/>
+        </w:rPr>
+        <w:t>does not accept input access.</w:t>
+      </w:r>
+    </w:p>
+    <w:p>
+      <w:pPr>
+        <w:pStyle w:val="11"/>
+      </w:pPr>
+      <w:bookmarkStart w:id="41" w:name="_Toc146292319"/>
+      <w:r>
+        <w:rPr>
+          <w:rFonts w:hint="eastAsia"/>
+        </w:rPr>
+        <w:lastRenderedPageBreak/>
+        <w:t>Use</w:t>
+      </w:r>
+      <w:r>
+        <w:t xml:space="preserve"> </w:t>
+      </w:r>
+      <w:r>
+        <w:rPr>
+          <w:rFonts w:hint="eastAsia"/>
+        </w:rPr>
+        <w:t>cases</w:t>
+      </w:r>
+      <w:bookmarkEnd w:id="41"/>
+    </w:p>
+    <w:p>
+      <w:pPr>
+        <w:rPr>
           <w:i/>
           <w:iCs/>
           <w:color w:val="0070C0"/>
@@ -17054,7 +17411,7 @@
       <w:pPr>
         <w:pStyle w:val="20"/>
       </w:pPr>
-      <w:bookmarkStart w:id="41" w:name="_Toc145441795"/>
+      <w:bookmarkStart w:id="42" w:name="_Toc146292320"/>
       <w:r>
         <w:rPr>
           <w:rFonts w:hint="eastAsia"/>
@@ -17064,7 +17421,7 @@
       <w:r>
         <w:t>cenario 1</w:t>
       </w:r>
-      <w:bookmarkEnd w:id="41"/>
+      <w:bookmarkEnd w:id="42"/>
     </w:p>
     <w:p>
       <w:pPr>
@@ -17118,62 +17475,36 @@
       <w:pPr>
         <w:pStyle w:val="ac"/>
       </w:pPr>
-      <w:bookmarkStart w:id="42" w:name="_Toc145441829"/>
+      <w:bookmarkStart w:id="43" w:name="_Toc146292354"/>
       <w:r>
         <w:t xml:space="preserve">Figure </w:t>
       </w:r>
-      <w:r>
-        <w:fldChar w:fldCharType="begin"/>
-      </w:r>
-      <w:r>
-        <w:instrText xml:space="preserve"> STYLEREF 1 \s </w:instrText>
-      </w:r>
-      <w:r>
-        <w:fldChar w:fldCharType="separate"/>
-      </w:r>
-      <w:r>
-        <w:rPr>
-          <w:noProof/>
-        </w:rPr>
-        <w:t>5</w:t>
-      </w:r>
-      <w:r>
-        <w:rPr>
-          <w:noProof/>
-        </w:rPr>
-        <w:fldChar w:fldCharType="end"/>
-      </w:r>
+      <w:fldSimple w:instr=" STYLEREF 1 \s ">
+        <w:r>
+          <w:rPr>
+            <w:noProof/>
+          </w:rPr>
+          <w:t>5</w:t>
+        </w:r>
+      </w:fldSimple>
       <w:r>
         <w:noBreakHyphen/>
       </w:r>
-      <w:r>
-        <w:fldChar w:fldCharType="begin"/>
-      </w:r>
-      <w:r>
-        <w:instrText xml:space="preserve"> SEQ Figure \* ARABIC \s 1 </w:instrText>
-      </w:r>
-      <w:r>
-        <w:fldChar w:fldCharType="separate"/>
-      </w:r>
-      <w:r>
-        <w:rPr>
-          <w:noProof/>
-        </w:rPr>
-        <w:t>1</w:t>
-      </w:r>
-      <w:r>
-        <w:rPr>
-          <w:noProof/>
-        </w:rPr>
-        <w:fldChar w:fldCharType="end"/>
-      </w:r>
+      <w:fldSimple w:instr=" SEQ Figure \* ARABIC \s 1 ">
+        <w:r>
+          <w:rPr>
+            <w:noProof/>
+          </w:rPr>
+          <w:t>1</w:t>
+        </w:r>
+      </w:fldSimple>
       <w:r>
         <w:t xml:space="preserve"> Data Path </w:t>
       </w:r>
       <w:r>
         <w:t>of Normal Write</w:t>
       </w:r>
-      <w:bookmarkEnd w:id="42"/>
+      <w:bookmarkEnd w:id="43"/>
     </w:p>
     <w:p>
       <w:pPr>
@@ -17292,7 +17623,15 @@
         <w:t>ECC Encoder to p</w:t>
       </w:r>
       <w:r>
-        <w:t>erform wdata Hamming encoding</w:t>
+        <w:t xml:space="preserve">erform </w:t>
+      </w:r>
+      <w:proofErr w:type="spellStart"/>
+      <w:r>
+        <w:t>wdata</w:t>
+      </w:r>
+      <w:proofErr w:type="spellEnd"/>
+      <w:r>
+        <w:t xml:space="preserve"> Hamming encoding</w:t>
       </w:r>
       <w:r>
         <w:t>.</w:t>
@@ -17326,7 +17665,7 @@
       <w:pPr>
         <w:pStyle w:val="20"/>
       </w:pPr>
-      <w:bookmarkStart w:id="43" w:name="_Toc145441796"/>
+      <w:bookmarkStart w:id="44" w:name="_Toc146292321"/>
       <w:r>
         <w:rPr>
           <w:rFonts w:hint="eastAsia"/>
@@ -17337,7 +17676,7 @@
       <w:r>
         <w:t>cenario 2</w:t>
       </w:r>
-      <w:bookmarkEnd w:id="43"/>
+      <w:bookmarkEnd w:id="44"/>
     </w:p>
     <w:p>
       <w:pPr>
@@ -17394,55 +17733,29 @@
           <w:rFonts w:eastAsiaTheme="minorEastAsia"/>
         </w:rPr>
       </w:pPr>
-      <w:bookmarkStart w:id="44" w:name="_Toc145441830"/>
+      <w:bookmarkStart w:id="45" w:name="_Toc146292355"/>
       <w:r>
         <w:t xml:space="preserve">Figure </w:t>
       </w:r>
-      <w:r>
-        <w:fldChar w:fldCharType="begin"/>
-      </w:r>
-      <w:r>
-        <w:instrText xml:space="preserve"> STYLEREF 1 \s </w:instrText>
-      </w:r>
-      <w:r>
-        <w:fldChar w:fldCharType="separate"/>
-      </w:r>
-      <w:r>
-        <w:rPr>
-          <w:noProof/>
-        </w:rPr>
-        <w:t>5</w:t>
-      </w:r>
-      <w:r>
-        <w:rPr>
-          <w:noProof/>
-        </w:rPr>
-        <w:fldChar w:fldCharType="end"/>
-      </w:r>
+      <w:fldSimple w:instr=" STYLEREF 1 \s ">
+        <w:r>
+          <w:rPr>
+            <w:noProof/>
+          </w:rPr>
+          <w:t>5</w:t>
+        </w:r>
+      </w:fldSimple>
       <w:r>
         <w:noBreakHyphen/>
       </w:r>
-      <w:r>
-        <w:fldChar w:fldCharType="begin"/>
-      </w:r>
-      <w:r>
-        <w:instrText xml:space="preserve"> SEQ Figure \* ARABIC \s 1 </w:instrText>
-      </w:r>
-      <w:r>
-        <w:fldChar w:fldCharType="separate"/>
-      </w:r>
-      <w:r>
-        <w:rPr>
-          <w:noProof/>
-        </w:rPr>
-        <w:t>2</w:t>
-      </w:r>
-      <w:r>
-        <w:rPr>
-          <w:noProof/>
-        </w:rPr>
-        <w:fldChar w:fldCharType="end"/>
-      </w:r>
+      <w:fldSimple w:instr=" SEQ Figure \* ARABIC \s 1 ">
+        <w:r>
+          <w:rPr>
+            <w:noProof/>
+          </w:rPr>
+          <w:t>2</w:t>
+        </w:r>
+      </w:fldSimple>
       <w:r>
         <w:t xml:space="preserve"> Data Path </w:t>
       </w:r>
@@ -17455,7 +17768,7 @@
         </w:rPr>
         <w:t xml:space="preserve"> Write</w:t>
       </w:r>
-      <w:bookmarkEnd w:id="44"/>
+      <w:bookmarkEnd w:id="45"/>
     </w:p>
     <w:p>
       <w:pPr>
@@ -17581,7 +17894,35 @@
         <w:rPr>
           <w:rFonts w:eastAsiaTheme="minorEastAsia"/>
         </w:rPr>
-        <w:t xml:space="preserve"> write data is 64’h1111_2222_3333_4444, address is ‘h1234 and wstrb is ‘hfe; </w:t>
+        <w:t xml:space="preserve"> write data is 64’h1111_2222_3333_4444, address is ‘h1234 and </w:t>
+      </w:r>
+      <w:proofErr w:type="spellStart"/>
+      <w:r>
+        <w:rPr>
+          <w:rFonts w:eastAsiaTheme="minorEastAsia"/>
+        </w:rPr>
+        <w:t>wstrb</w:t>
+      </w:r>
+      <w:proofErr w:type="spellEnd"/>
+      <w:r>
+        <w:rPr>
+          <w:rFonts w:eastAsiaTheme="minorEastAsia"/>
+        </w:rPr>
+        <w:t xml:space="preserve"> is ‘</w:t>
+      </w:r>
+      <w:proofErr w:type="spellStart"/>
+      <w:r>
+        <w:rPr>
+          <w:rFonts w:eastAsiaTheme="minorEastAsia"/>
+        </w:rPr>
+        <w:t>hfe</w:t>
+      </w:r>
+      <w:proofErr w:type="spellEnd"/>
+      <w:r>
+        <w:rPr>
+          <w:rFonts w:eastAsiaTheme="minorEastAsia"/>
+        </w:rPr>
+        <w:t xml:space="preserve">; </w:t>
       </w:r>
       <w:r>
         <w:rPr>
@@ -17666,10 +18007,10 @@
       <w:pPr>
         <w:pStyle w:val="11"/>
       </w:pPr>
-      <w:bookmarkStart w:id="45" w:name="_Ref142484677"/>
-      <w:bookmarkStart w:id="46" w:name="_Ref142484687"/>
-      <w:bookmarkStart w:id="47" w:name="_Ref142484701"/>
-      <w:bookmarkStart w:id="48" w:name="_Toc145441797"/>
+      <w:bookmarkStart w:id="46" w:name="_Ref142484677"/>
+      <w:bookmarkStart w:id="47" w:name="_Ref142484687"/>
+      <w:bookmarkStart w:id="48" w:name="_Ref142484701"/>
+      <w:bookmarkStart w:id="49" w:name="_Toc146292322"/>
       <w:r>
         <w:rPr>
           <w:rFonts w:hint="eastAsia"/>
@@ -17680,16 +18021,16 @@
       <w:r>
         <w:t>onfiguration</w:t>
       </w:r>
-      <w:bookmarkEnd w:id="45"/>
       <w:bookmarkEnd w:id="46"/>
       <w:bookmarkEnd w:id="47"/>
       <w:bookmarkEnd w:id="48"/>
+      <w:bookmarkEnd w:id="49"/>
     </w:p>
     <w:p>
       <w:pPr>
         <w:pStyle w:val="20"/>
       </w:pPr>
-      <w:bookmarkStart w:id="49" w:name="_Toc145441798"/>
+      <w:bookmarkStart w:id="50" w:name="_Toc146292323"/>
       <w:r>
         <w:rPr>
           <w:rFonts w:hint="eastAsia"/>
@@ -17699,7 +18040,7 @@
       <w:r>
         <w:t>arameter</w:t>
       </w:r>
-      <w:bookmarkEnd w:id="49"/>
+      <w:bookmarkEnd w:id="50"/>
     </w:p>
     <w:tbl>
       <w:tblPr>
@@ -18230,13 +18571,19 @@
               <w:rPr>
                 <w:rFonts w:eastAsiaTheme="minorEastAsia"/>
               </w:rPr>
-              <w:t>unaligned</w:t>
-            </w:r>
-            <w:r>
-              <w:rPr>
-                <w:rFonts w:eastAsiaTheme="minorEastAsia"/>
-              </w:rPr>
-              <w:t xml:space="preserve"> are supported</w:t>
+              <w:t>transfers</w:t>
+            </w:r>
+            <w:r>
+              <w:rPr>
+                <w:rFonts w:eastAsiaTheme="minorEastAsia"/>
+              </w:rPr>
+              <w:t xml:space="preserve"> </w:t>
+            </w:r>
+            <w:r>
+              <w:rPr>
+                <w:rFonts w:eastAsiaTheme="minorEastAsia"/>
+              </w:rPr>
+              <w:t>are supported</w:t>
             </w:r>
           </w:p>
         </w:tc>
@@ -18246,19 +18593,63 @@
           <w:tcPr>
             <w:tcW w:w="2763" w:type="dxa"/>
           </w:tcPr>
-          <w:p/>
+          <w:p>
+            <w:r>
+              <w:rPr>
+                <w:rFonts w:eastAsiaTheme="minorEastAsia"/>
+              </w:rPr>
+              <w:t>HAS_PARTIAL_W_TR</w:t>
+            </w:r>
+          </w:p>
         </w:tc>
         <w:tc>
           <w:tcPr>
             <w:tcW w:w="2763" w:type="dxa"/>
           </w:tcPr>
-          <w:p/>
+          <w:p>
+            <w:pPr>
+              <w:rPr>
+                <w:rFonts w:eastAsiaTheme="minorEastAsia"/>
+              </w:rPr>
+            </w:pPr>
+            <w:r>
+              <w:rPr>
+                <w:rFonts w:eastAsiaTheme="minorEastAsia" w:hint="eastAsia"/>
+              </w:rPr>
+              <w:t>1</w:t>
+            </w:r>
+          </w:p>
         </w:tc>
         <w:tc>
           <w:tcPr>
             <w:tcW w:w="2764" w:type="dxa"/>
           </w:tcPr>
-          <w:p/>
+          <w:p>
+            <w:r>
+              <w:rPr>
+                <w:rFonts w:eastAsiaTheme="minorEastAsia"/>
+              </w:rPr>
+              <w:t xml:space="preserve">Whether </w:t>
+            </w:r>
+            <w:r>
+              <w:rPr>
+                <w:rFonts w:eastAsiaTheme="minorEastAsia" w:hint="eastAsia"/>
+              </w:rPr>
+              <w:t>partial</w:t>
+            </w:r>
+            <w:r>
+              <w:rPr>
+                <w:rFonts w:eastAsiaTheme="minorEastAsia"/>
+              </w:rPr>
+              <w:t xml:space="preserve"> write transfers</w:t>
+            </w:r>
+            <w:r>
+              <w:rPr>
+                <w:rFonts w:eastAsiaTheme="minorEastAsia"/>
+              </w:rPr>
+              <w:t xml:space="preserve"> are supported</w:t>
+            </w:r>
+          </w:p>
         </w:tc>
       </w:tr>
     </w:tbl>
@@ -18266,65 +18657,39 @@
       <w:pPr>
         <w:pStyle w:val="ac"/>
       </w:pPr>
-      <w:bookmarkStart w:id="50" w:name="_Toc145441816"/>
+      <w:bookmarkStart w:id="51" w:name="_Toc146292341"/>
       <w:r>
         <w:t xml:space="preserve">Table </w:t>
       </w:r>
-      <w:r>
-        <w:fldChar w:fldCharType="begin"/>
-      </w:r>
-      <w:r>
-        <w:instrText xml:space="preserve"> STYLEREF 1 \s </w:instrText>
-      </w:r>
-      <w:r>
-        <w:fldChar w:fldCharType="separate"/>
-      </w:r>
-      <w:r>
-        <w:rPr>
-          <w:noProof/>
-        </w:rPr>
-        <w:t>6</w:t>
-      </w:r>
-      <w:r>
-        <w:rPr>
-          <w:noProof/>
-        </w:rPr>
-        <w:fldChar w:fldCharType="end"/>
-      </w:r>
+      <w:fldSimple w:instr=" STYLEREF 1 \s ">
+        <w:r>
+          <w:rPr>
+            <w:noProof/>
+          </w:rPr>
+          <w:t>6</w:t>
+        </w:r>
+      </w:fldSimple>
       <w:r>
         <w:noBreakHyphen/>
       </w:r>
-      <w:r>
-        <w:fldChar w:fldCharType="begin"/>
-      </w:r>
-      <w:r>
-        <w:instrText xml:space="preserve"> SEQ Table \* ARABIC \s 1 </w:instrText>
-      </w:r>
-      <w:r>
-        <w:fldChar w:fldCharType="separate"/>
-      </w:r>
-      <w:r>
-        <w:rPr>
-          <w:noProof/>
-        </w:rPr>
-        <w:t>1</w:t>
-      </w:r>
-      <w:r>
-        <w:rPr>
-          <w:noProof/>
-        </w:rPr>
-        <w:fldChar w:fldCharType="end"/>
-      </w:r>
+      <w:fldSimple w:instr=" SEQ Table \* ARABIC \s 1 ">
+        <w:r>
+          <w:rPr>
+            <w:noProof/>
+          </w:rPr>
+          <w:t>1</w:t>
+        </w:r>
+      </w:fldSimple>
       <w:r>
         <w:t xml:space="preserve"> Parameter List</w:t>
       </w:r>
-      <w:bookmarkEnd w:id="50"/>
+      <w:bookmarkEnd w:id="51"/>
     </w:p>
     <w:p>
       <w:pPr>
         <w:pStyle w:val="20"/>
       </w:pPr>
-      <w:bookmarkStart w:id="51" w:name="_Toc145441799"/>
+      <w:bookmarkStart w:id="52" w:name="_Toc146292324"/>
       <w:r>
         <w:rPr>
           <w:rFonts w:hint="eastAsia"/>
@@ -18334,7 +18699,7 @@
       <w:r>
         <w:t>acro</w:t>
       </w:r>
-      <w:bookmarkEnd w:id="51"/>
+      <w:bookmarkEnd w:id="52"/>
     </w:p>
     <w:tbl>
       <w:tblPr>
@@ -18511,65 +18876,39 @@
       <w:pPr>
         <w:pStyle w:val="ac"/>
       </w:pPr>
-      <w:bookmarkStart w:id="52" w:name="_Toc145441817"/>
+      <w:bookmarkStart w:id="53" w:name="_Toc146292342"/>
       <w:r>
         <w:t xml:space="preserve">Table </w:t>
       </w:r>
-      <w:r>
-        <w:fldChar w:fldCharType="begin"/>
-      </w:r>
-      <w:r>
-        <w:instrText xml:space="preserve"> STYLEREF 1 \s </w:instrText>
-      </w:r>
-      <w:r>
-        <w:fldChar w:fldCharType="separate"/>
-      </w:r>
-      <w:r>
-        <w:rPr>
-          <w:noProof/>
-        </w:rPr>
-        <w:t>6</w:t>
-      </w:r>
-      <w:r>
-        <w:rPr>
-          <w:noProof/>
-        </w:rPr>
-        <w:fldChar w:fldCharType="end"/>
-      </w:r>
+      <w:fldSimple w:instr=" STYLEREF 1 \s ">
+        <w:r>
+          <w:rPr>
+            <w:noProof/>
+          </w:rPr>
+          <w:t>6</w:t>
+        </w:r>
+      </w:fldSimple>
       <w:r>
         <w:noBreakHyphen/>
       </w:r>
-      <w:r>
-        <w:fldChar w:fldCharType="begin"/>
-      </w:r>
-      <w:r>
-        <w:instrText xml:space="preserve"> SEQ Table \* ARABIC \s 1 </w:instrText>
-      </w:r>
-      <w:r>
-        <w:fldChar w:fldCharType="separate"/>
-      </w:r>
-      <w:r>
-        <w:rPr>
-          <w:noProof/>
-        </w:rPr>
-        <w:t>2</w:t>
-      </w:r>
-      <w:r>
-        <w:rPr>
-          <w:noProof/>
-        </w:rPr>
-        <w:fldChar w:fldCharType="end"/>
-      </w:r>
+      <w:fldSimple w:instr=" SEQ Table \* ARABIC \s 1 ">
+        <w:r>
+          <w:rPr>
+            <w:noProof/>
+          </w:rPr>
+          <w:t>2</w:t>
+        </w:r>
+      </w:fldSimple>
       <w:r>
         <w:t xml:space="preserve"> Macro List</w:t>
       </w:r>
-      <w:bookmarkEnd w:id="52"/>
+      <w:bookmarkEnd w:id="53"/>
     </w:p>
     <w:p>
       <w:pPr>
         <w:pStyle w:val="20"/>
       </w:pPr>
-      <w:bookmarkStart w:id="53" w:name="_Toc145441800"/>
+      <w:bookmarkStart w:id="54" w:name="_Toc146292325"/>
       <w:r>
         <w:rPr>
           <w:rFonts w:hint="eastAsia"/>
@@ -18579,7 +18918,7 @@
       <w:r>
         <w:t>emory</w:t>
       </w:r>
-      <w:bookmarkEnd w:id="53"/>
+      <w:bookmarkEnd w:id="54"/>
     </w:p>
     <w:tbl>
       <w:tblPr>
@@ -18892,88 +19231,62 @@
       <w:pPr>
         <w:pStyle w:val="ac"/>
       </w:pPr>
-      <w:bookmarkStart w:id="54" w:name="_Toc145441818"/>
+      <w:bookmarkStart w:id="55" w:name="_Toc146292343"/>
       <w:r>
         <w:t xml:space="preserve">Table </w:t>
       </w:r>
-      <w:r>
-        <w:fldChar w:fldCharType="begin"/>
-      </w:r>
-      <w:r>
-        <w:instrText xml:space="preserve"> STYLEREF 1 \s </w:instrText>
-      </w:r>
-      <w:r>
-        <w:fldChar w:fldCharType="separate"/>
-      </w:r>
-      <w:r>
-        <w:rPr>
-          <w:noProof/>
-        </w:rPr>
-        <w:t>6</w:t>
-      </w:r>
-      <w:r>
-        <w:rPr>
-          <w:noProof/>
-        </w:rPr>
-        <w:fldChar w:fldCharType="end"/>
-      </w:r>
+      <w:fldSimple w:instr=" STYLEREF 1 \s ">
+        <w:r>
+          <w:rPr>
+            <w:noProof/>
+          </w:rPr>
+          <w:t>6</w:t>
+        </w:r>
+      </w:fldSimple>
       <w:r>
         <w:noBreakHyphen/>
       </w:r>
-      <w:r>
-        <w:fldChar w:fldCharType="begin"/>
-      </w:r>
-      <w:r>
-        <w:instrText xml:space="preserve"> SEQ Table \* ARABIC \s 1 </w:instrText>
-      </w:r>
-      <w:r>
-        <w:fldChar w:fldCharType="separate"/>
-      </w:r>
-      <w:r>
-        <w:rPr>
-          <w:noProof/>
-        </w:rPr>
-        <w:t>3</w:t>
-      </w:r>
-      <w:r>
-        <w:rPr>
-          <w:noProof/>
-        </w:rPr>
-        <w:fldChar w:fldCharType="end"/>
-      </w:r>
+      <w:fldSimple w:instr=" SEQ Table \* ARABIC \s 1 ">
+        <w:r>
+          <w:rPr>
+            <w:noProof/>
+          </w:rPr>
+          <w:t>3</w:t>
+        </w:r>
+      </w:fldSimple>
       <w:r>
         <w:t xml:space="preserve"> Memory Requirements Table</w:t>
-      </w:r>
-      <w:bookmarkEnd w:id="54"/>
-    </w:p>
-    <w:p>
-      <w:pPr>
-        <w:pStyle w:val="11"/>
-      </w:pPr>
-      <w:bookmarkStart w:id="55" w:name="_Toc145441801"/>
-      <w:r>
-        <w:rPr>
-          <w:rFonts w:hint="eastAsia"/>
-        </w:rPr>
-        <w:lastRenderedPageBreak/>
-        <w:t>PPA</w:t>
-      </w:r>
-      <w:r>
-        <w:t xml:space="preserve"> </w:t>
-      </w:r>
-      <w:r>
-        <w:rPr>
-          <w:rFonts w:hint="eastAsia"/>
-        </w:rPr>
-        <w:t>Information</w:t>
       </w:r>
       <w:bookmarkEnd w:id="55"/>
     </w:p>
     <w:p>
       <w:pPr>
+        <w:pStyle w:val="11"/>
+      </w:pPr>
+      <w:bookmarkStart w:id="56" w:name="_Toc146292326"/>
+      <w:r>
+        <w:rPr>
+          <w:rFonts w:hint="eastAsia"/>
+        </w:rPr>
+        <w:lastRenderedPageBreak/>
+        <w:t>PPA</w:t>
+      </w:r>
+      <w:r>
+        <w:t xml:space="preserve"> </w:t>
+      </w:r>
+      <w:r>
+        <w:rPr>
+          <w:rFonts w:hint="eastAsia"/>
+        </w:rPr>
+        <w:t>Information</w:t>
+      </w:r>
+      <w:bookmarkEnd w:id="56"/>
+    </w:p>
+    <w:p>
+      <w:pPr>
         <w:pStyle w:val="20"/>
       </w:pPr>
-      <w:bookmarkStart w:id="56" w:name="_Toc145441802"/>
+      <w:bookmarkStart w:id="57" w:name="_Toc146292327"/>
       <w:r>
         <w:rPr>
           <w:rFonts w:hint="eastAsia"/>
@@ -18983,7 +19296,7 @@
       <w:r>
         <w:t>ower</w:t>
       </w:r>
-      <w:bookmarkEnd w:id="56"/>
+      <w:bookmarkEnd w:id="57"/>
     </w:p>
     <w:p>
       <w:pPr>
@@ -19184,59 +19497,33 @@
       <w:pPr>
         <w:pStyle w:val="ac"/>
       </w:pPr>
-      <w:bookmarkStart w:id="57" w:name="_Toc145441819"/>
+      <w:bookmarkStart w:id="58" w:name="_Toc146292344"/>
       <w:r>
         <w:t xml:space="preserve">Table </w:t>
       </w:r>
-      <w:r>
-        <w:fldChar w:fldCharType="begin"/>
-      </w:r>
-      <w:r>
-        <w:instrText xml:space="preserve"> STYLEREF 1 \s </w:instrText>
-      </w:r>
-      <w:r>
-        <w:fldChar w:fldCharType="separate"/>
-      </w:r>
-      <w:r>
-        <w:rPr>
-          <w:noProof/>
-        </w:rPr>
-        <w:t>7</w:t>
-      </w:r>
-      <w:r>
-        <w:rPr>
-          <w:noProof/>
-        </w:rPr>
-        <w:fldChar w:fldCharType="end"/>
-      </w:r>
+      <w:fldSimple w:instr=" STYLEREF 1 \s ">
+        <w:r>
+          <w:rPr>
+            <w:noProof/>
+          </w:rPr>
+          <w:t>7</w:t>
+        </w:r>
+      </w:fldSimple>
       <w:r>
         <w:noBreakHyphen/>
       </w:r>
-      <w:r>
-        <w:fldChar w:fldCharType="begin"/>
-      </w:r>
-      <w:r>
-        <w:instrText xml:space="preserve"> SEQ Table \* ARABIC \s 1 </w:instrText>
-      </w:r>
-      <w:r>
-        <w:fldChar w:fldCharType="separate"/>
-      </w:r>
-      <w:r>
-        <w:rPr>
-          <w:noProof/>
-        </w:rPr>
-        <w:t>1</w:t>
-      </w:r>
-      <w:r>
-        <w:rPr>
-          <w:noProof/>
-        </w:rPr>
-        <w:fldChar w:fldCharType="end"/>
-      </w:r>
+      <w:fldSimple w:instr=" SEQ Table \* ARABIC \s 1 ">
+        <w:r>
+          <w:rPr>
+            <w:noProof/>
+          </w:rPr>
+          <w:t>1</w:t>
+        </w:r>
+      </w:fldSimple>
       <w:r>
         <w:t xml:space="preserve"> Power State Table</w:t>
       </w:r>
-      <w:bookmarkEnd w:id="57"/>
+      <w:bookmarkEnd w:id="58"/>
     </w:p>
     <w:p/>
     <w:tbl>
@@ -19408,73 +19695,47 @@
       <w:pPr>
         <w:pStyle w:val="ac"/>
       </w:pPr>
-      <w:bookmarkStart w:id="58" w:name="_Toc145441820"/>
+      <w:bookmarkStart w:id="59" w:name="_Toc146292345"/>
       <w:r>
         <w:t xml:space="preserve">Table </w:t>
       </w:r>
-      <w:r>
-        <w:fldChar w:fldCharType="begin"/>
-      </w:r>
-      <w:r>
-        <w:instrText xml:space="preserve"> STYLEREF 1 \s </w:instrText>
-      </w:r>
-      <w:r>
-        <w:fldChar w:fldCharType="separate"/>
-      </w:r>
-      <w:r>
-        <w:rPr>
-          <w:noProof/>
-        </w:rPr>
-        <w:t>7</w:t>
-      </w:r>
-      <w:r>
-        <w:rPr>
-          <w:noProof/>
-        </w:rPr>
-        <w:fldChar w:fldCharType="end"/>
-      </w:r>
+      <w:fldSimple w:instr=" STYLEREF 1 \s ">
+        <w:r>
+          <w:rPr>
+            <w:noProof/>
+          </w:rPr>
+          <w:t>7</w:t>
+        </w:r>
+      </w:fldSimple>
       <w:r>
         <w:noBreakHyphen/>
       </w:r>
-      <w:r>
-        <w:fldChar w:fldCharType="begin"/>
-      </w:r>
-      <w:r>
-        <w:instrText xml:space="preserve"> SEQ Table \* ARABIC \s 1 </w:instrText>
-      </w:r>
-      <w:r>
-        <w:fldChar w:fldCharType="separate"/>
-      </w:r>
-      <w:r>
-        <w:rPr>
-          <w:noProof/>
-        </w:rPr>
-        <w:t>2</w:t>
-      </w:r>
-      <w:r>
-        <w:rPr>
-          <w:noProof/>
-        </w:rPr>
-        <w:fldChar w:fldCharType="end"/>
-      </w:r>
+      <w:fldSimple w:instr=" SEQ Table \* ARABIC \s 1 ">
+        <w:r>
+          <w:rPr>
+            <w:noProof/>
+          </w:rPr>
+          <w:t>2</w:t>
+        </w:r>
+      </w:fldSimple>
       <w:r>
         <w:t xml:space="preserve"> Power Consumption Table</w:t>
       </w:r>
-      <w:bookmarkEnd w:id="58"/>
+      <w:bookmarkEnd w:id="59"/>
     </w:p>
     <w:p/>
     <w:p>
       <w:pPr>
         <w:pStyle w:val="20"/>
       </w:pPr>
-      <w:bookmarkStart w:id="59" w:name="_Toc145441803"/>
+      <w:bookmarkStart w:id="60" w:name="_Toc146292328"/>
       <w:r>
         <w:rPr>
           <w:rFonts w:hint="eastAsia"/>
         </w:rPr>
         <w:t>Performance</w:t>
       </w:r>
-      <w:bookmarkEnd w:id="59"/>
+      <w:bookmarkEnd w:id="60"/>
     </w:p>
     <w:p>
       <w:pPr>
@@ -19726,14 +19987,14 @@
       <w:pPr>
         <w:pStyle w:val="20"/>
       </w:pPr>
-      <w:bookmarkStart w:id="60" w:name="_Toc145441804"/>
+      <w:bookmarkStart w:id="61" w:name="_Toc146292329"/>
       <w:r>
         <w:rPr>
           <w:rFonts w:hint="eastAsia"/>
         </w:rPr>
         <w:t>Area</w:t>
       </w:r>
-      <w:bookmarkEnd w:id="60"/>
+      <w:bookmarkEnd w:id="61"/>
     </w:p>
     <w:p>
       <w:r>
@@ -19786,7 +20047,25 @@
           <w:iCs/>
           <w:color w:val="0070C0"/>
         </w:rPr>
-        <w:t xml:space="preserve">and vt cell </w:t>
+        <w:t xml:space="preserve">and </w:t>
+      </w:r>
+      <w:proofErr w:type="spellStart"/>
+      <w:r>
+        <w:rPr>
+          <w:i/>
+          <w:iCs/>
+          <w:color w:val="0070C0"/>
+        </w:rPr>
+        <w:t>vt</w:t>
+      </w:r>
+      <w:proofErr w:type="spellEnd"/>
+      <w:r>
+        <w:rPr>
+          <w:i/>
+          <w:iCs/>
+          <w:color w:val="0070C0"/>
+        </w:rPr>
+        <w:t xml:space="preserve"> cell </w:t>
       </w:r>
       <w:r>
         <w:rPr>
@@ -19910,59 +20189,33 @@
       <w:pPr>
         <w:pStyle w:val="ac"/>
       </w:pPr>
-      <w:bookmarkStart w:id="61" w:name="_Toc145441821"/>
+      <w:bookmarkStart w:id="62" w:name="_Toc146292346"/>
       <w:r>
         <w:t xml:space="preserve">Table </w:t>
       </w:r>
-      <w:r>
-        <w:fldChar w:fldCharType="begin"/>
-      </w:r>
-      <w:r>
-        <w:instrText xml:space="preserve"> STYLEREF 1 \s </w:instrText>
-      </w:r>
-      <w:r>
-        <w:fldChar w:fldCharType="separate"/>
-      </w:r>
-      <w:r>
-        <w:rPr>
-          <w:noProof/>
-        </w:rPr>
-        <w:t>7</w:t>
-      </w:r>
-      <w:r>
-        <w:rPr>
-          <w:noProof/>
-        </w:rPr>
-        <w:fldChar w:fldCharType="end"/>
-      </w:r>
+      <w:fldSimple w:instr=" STYLEREF 1 \s ">
+        <w:r>
+          <w:rPr>
+            <w:noProof/>
+          </w:rPr>
+          <w:t>7</w:t>
+        </w:r>
+      </w:fldSimple>
       <w:r>
         <w:noBreakHyphen/>
       </w:r>
-      <w:r>
-        <w:fldChar w:fldCharType="begin"/>
-      </w:r>
-      <w:r>
-        <w:instrText xml:space="preserve"> SEQ Table \* ARABIC \s 1 </w:instrText>
-      </w:r>
-      <w:r>
-        <w:fldChar w:fldCharType="separate"/>
-      </w:r>
-      <w:r>
-        <w:rPr>
-          <w:noProof/>
-        </w:rPr>
-        <w:t>3</w:t>
-      </w:r>
-      <w:r>
-        <w:rPr>
-          <w:noProof/>
-        </w:rPr>
-        <w:fldChar w:fldCharType="end"/>
-      </w:r>
+      <w:fldSimple w:instr=" SEQ Table \* ARABIC \s 1 ">
+        <w:r>
+          <w:rPr>
+            <w:noProof/>
+          </w:rPr>
+          <w:t>3</w:t>
+        </w:r>
+      </w:fldSimple>
       <w:r>
         <w:t xml:space="preserve"> Area Information</w:t>
       </w:r>
-      <w:bookmarkEnd w:id="61"/>
+      <w:bookmarkEnd w:id="62"/>
     </w:p>
     <w:p/>
     <w:p/>
@@ -20079,65 +20332,39 @@
       <w:pPr>
         <w:pStyle w:val="ac"/>
       </w:pPr>
-      <w:bookmarkStart w:id="62" w:name="_Toc145441822"/>
+      <w:bookmarkStart w:id="63" w:name="_Toc146292347"/>
       <w:r>
         <w:t xml:space="preserve">Table </w:t>
       </w:r>
-      <w:r>
-        <w:fldChar w:fldCharType="begin"/>
-      </w:r>
-      <w:r>
-        <w:instrText xml:space="preserve"> STYLEREF 1 \s </w:instrText>
-      </w:r>
-      <w:r>
-        <w:fldChar w:fldCharType="separate"/>
-      </w:r>
-      <w:r>
-        <w:rPr>
-          <w:noProof/>
-        </w:rPr>
-        <w:t>7</w:t>
-      </w:r>
-      <w:r>
-        <w:rPr>
-          <w:noProof/>
-        </w:rPr>
-        <w:fldChar w:fldCharType="end"/>
-      </w:r>
+      <w:fldSimple w:instr=" STYLEREF 1 \s ">
+        <w:r>
+          <w:rPr>
+            <w:noProof/>
+          </w:rPr>
+          <w:t>7</w:t>
+        </w:r>
+      </w:fldSimple>
       <w:r>
         <w:noBreakHyphen/>
       </w:r>
-      <w:r>
-        <w:fldChar w:fldCharType="begin"/>
-      </w:r>
-      <w:r>
-        <w:instrText xml:space="preserve"> SEQ Table \* ARABIC \s 1 </w:instrText>
-      </w:r>
-      <w:r>
-        <w:fldChar w:fldCharType="separate"/>
-      </w:r>
-      <w:r>
-        <w:rPr>
-          <w:noProof/>
-        </w:rPr>
-        <w:t>4</w:t>
-      </w:r>
-      <w:r>
-        <w:rPr>
-          <w:noProof/>
-        </w:rPr>
-        <w:fldChar w:fldCharType="end"/>
-      </w:r>
+      <w:fldSimple w:instr=" SEQ Table \* ARABIC \s 1 ">
+        <w:r>
+          <w:rPr>
+            <w:noProof/>
+          </w:rPr>
+          <w:t>4</w:t>
+        </w:r>
+      </w:fldSimple>
       <w:r>
         <w:t xml:space="preserve"> VT Cell Number</w:t>
       </w:r>
-      <w:bookmarkEnd w:id="62"/>
+      <w:bookmarkEnd w:id="63"/>
     </w:p>
     <w:p>
       <w:pPr>
         <w:pStyle w:val="11"/>
       </w:pPr>
-      <w:bookmarkStart w:id="63" w:name="_Toc145441805"/>
+      <w:bookmarkStart w:id="64" w:name="_Toc146292330"/>
       <w:r>
         <w:rPr>
           <w:rFonts w:hint="eastAsia"/>
@@ -20157,7 +20384,7 @@
       <w:r>
         <w:t>onstraints</w:t>
       </w:r>
-      <w:bookmarkEnd w:id="63"/>
+      <w:bookmarkEnd w:id="64"/>
     </w:p>
     <w:p>
       <w:pPr>
@@ -20276,80 +20503,90 @@
           <w:color w:val="0070C0"/>
         </w:rPr>
       </w:pPr>
+      <w:proofErr w:type="spellStart"/>
       <w:r>
         <w:rPr>
           <w:i/>
           <w:iCs/>
           <w:color w:val="0070C0"/>
         </w:rPr>
-        <w:t>Etcs.</w:t>
-      </w:r>
-    </w:p>
-    <w:p>
-      <w:pPr>
-        <w:pStyle w:val="11"/>
-      </w:pPr>
-      <w:bookmarkStart w:id="64" w:name="_Toc145441806"/>
-      <w:r>
-        <w:rPr>
-          <w:rFonts w:hint="eastAsia"/>
-        </w:rPr>
-        <w:lastRenderedPageBreak/>
-        <w:t>P</w:t>
-      </w:r>
-      <w:r>
-        <w:t xml:space="preserve"> &amp; R Guidelines</w:t>
-      </w:r>
-      <w:bookmarkEnd w:id="64"/>
-    </w:p>
-    <w:p>
-      <w:pPr>
+        <w:t>Etcs</w:t>
+      </w:r>
+      <w:proofErr w:type="spellEnd"/>
+      <w:r>
         <w:rPr>
           <w:i/>
           <w:iCs/>
           <w:color w:val="0070C0"/>
         </w:rPr>
-      </w:pPr>
-      <w:r>
+        <w:t>.</w:t>
+      </w:r>
+    </w:p>
+    <w:p>
+      <w:pPr>
+        <w:pStyle w:val="11"/>
+      </w:pPr>
+      <w:bookmarkStart w:id="65" w:name="_Toc146292331"/>
+      <w:r>
+        <w:rPr>
+          <w:rFonts w:hint="eastAsia"/>
+        </w:rPr>
+        <w:lastRenderedPageBreak/>
+        <w:t>P</w:t>
+      </w:r>
+      <w:r>
+        <w:t xml:space="preserve"> &amp; R Guidelines</w:t>
+      </w:r>
+      <w:bookmarkEnd w:id="65"/>
+    </w:p>
+    <w:p>
+      <w:pPr>
         <w:rPr>
           <w:i/>
           <w:iCs/>
           <w:color w:val="0070C0"/>
         </w:rPr>
-        <w:t xml:space="preserve">Please provide guidelines for P &amp; R stage. </w:t>
-      </w:r>
-    </w:p>
-    <w:p>
-      <w:pPr>
-        <w:pStyle w:val="11"/>
-      </w:pPr>
-      <w:bookmarkStart w:id="65" w:name="_Toc145441807"/>
-      <w:r>
-        <w:rPr>
-          <w:rFonts w:hint="eastAsia"/>
-        </w:rPr>
-        <w:lastRenderedPageBreak/>
-        <w:t>V</w:t>
-      </w:r>
-      <w:r>
-        <w:t>erification</w:t>
-      </w:r>
-      <w:bookmarkEnd w:id="65"/>
-    </w:p>
-    <w:p>
-      <w:pPr>
+      </w:pPr>
+      <w:r>
         <w:rPr>
           <w:i/>
           <w:iCs/>
           <w:color w:val="0070C0"/>
         </w:rPr>
-      </w:pPr>
-      <w:r>
+        <w:t xml:space="preserve">Please provide guidelines for P &amp; R stage. </w:t>
+      </w:r>
+    </w:p>
+    <w:p>
+      <w:pPr>
+        <w:pStyle w:val="11"/>
+      </w:pPr>
+      <w:bookmarkStart w:id="66" w:name="_Toc146292332"/>
+      <w:r>
+        <w:rPr>
+          <w:rFonts w:hint="eastAsia"/>
+        </w:rPr>
+        <w:lastRenderedPageBreak/>
+        <w:t>V</w:t>
+      </w:r>
+      <w:r>
+        <w:t>erification</w:t>
+      </w:r>
+      <w:bookmarkEnd w:id="66"/>
+    </w:p>
+    <w:p>
+      <w:pPr>
         <w:rPr>
           <w:i/>
           <w:iCs/>
           <w:color w:val="0070C0"/>
         </w:rPr>
+      </w:pPr>
+      <w:r>
+        <w:rPr>
+          <w:i/>
+          <w:iCs/>
+          <w:color w:val="0070C0"/>
+        </w:rPr>
         <w:t>Please list special requirements for verification.</w:t>
       </w:r>
     </w:p>
@@ -20357,7 +20594,7 @@
       <w:pPr>
         <w:pStyle w:val="11"/>
       </w:pPr>
-      <w:bookmarkStart w:id="66" w:name="_Toc145441808"/>
+      <w:bookmarkStart w:id="67" w:name="_Toc146292333"/>
       <w:r>
         <w:rPr>
           <w:rFonts w:hint="eastAsia"/>
@@ -20368,7 +20605,7 @@
       <w:r>
         <w:t>ppendix</w:t>
       </w:r>
-      <w:bookmarkEnd w:id="66"/>
+      <w:bookmarkEnd w:id="67"/>
     </w:p>
     <w:p>
       <w:pPr>
@@ -20384,9 +20621,9 @@
           <w:rFonts w:eastAsiaTheme="minorEastAsia"/>
         </w:rPr>
       </w:pPr>
-      <w:bookmarkStart w:id="67" w:name="_Ref145334191"/>
-      <w:bookmarkStart w:id="68" w:name="_Toc145441809"/>
+      <w:bookmarkStart w:id="68" w:name="_Ref145334191"/>
       <w:bookmarkStart w:id="69" w:name="_Ref142643323"/>
+      <w:bookmarkStart w:id="70" w:name="_Toc146292334"/>
       <w:r>
         <w:rPr>
           <w:rFonts w:eastAsiaTheme="minorEastAsia" w:hint="eastAsia"/>
@@ -20399,8 +20636,8 @@
         </w:rPr>
         <w:t xml:space="preserve"> Wrapper</w:t>
       </w:r>
-      <w:bookmarkEnd w:id="67"/>
       <w:bookmarkEnd w:id="68"/>
+      <w:bookmarkEnd w:id="70"/>
       <w:r>
         <w:rPr>
           <w:rFonts w:eastAsiaTheme="minorEastAsia"/>
@@ -20421,7 +20658,7 @@
           <w:noProof/>
         </w:rPr>
         <w:drawing>
-          <wp:inline distT="0" distB="0" distL="0" distR="0" wp14:anchorId="24B97F78" wp14:editId="4CD0DE7E">
+          <wp:inline distT="0" distB="0" distL="0" distR="0" wp14:anchorId="24B97F78" wp14:editId="42F81CEE">
             <wp:extent cx="5554980" cy="2748042"/>
             <wp:effectExtent l="0" t="0" r="7620" b="0"/>
             <wp:docPr id="416733238" name="图片 1"/>
@@ -20474,61 +20711,35 @@
       <w:pPr>
         <w:pStyle w:val="ac"/>
       </w:pPr>
-      <w:bookmarkStart w:id="70" w:name="_Ref145334454"/>
-      <w:bookmarkStart w:id="71" w:name="_Toc145441831"/>
+      <w:bookmarkStart w:id="71" w:name="_Ref145334454"/>
+      <w:bookmarkStart w:id="72" w:name="_Toc146292356"/>
       <w:r>
         <w:t xml:space="preserve">Figure </w:t>
       </w:r>
-      <w:r>
-        <w:fldChar w:fldCharType="begin"/>
-      </w:r>
-      <w:r>
-        <w:instrText xml:space="preserve"> STYLEREF 1 \s </w:instrText>
-      </w:r>
-      <w:r>
-        <w:fldChar w:fldCharType="separate"/>
-      </w:r>
-      <w:r>
-        <w:rPr>
-          <w:noProof/>
-        </w:rPr>
-        <w:t>11</w:t>
-      </w:r>
-      <w:r>
-        <w:rPr>
-          <w:noProof/>
-        </w:rPr>
-        <w:fldChar w:fldCharType="end"/>
-      </w:r>
+      <w:fldSimple w:instr=" STYLEREF 1 \s ">
+        <w:r>
+          <w:rPr>
+            <w:noProof/>
+          </w:rPr>
+          <w:t>11</w:t>
+        </w:r>
+      </w:fldSimple>
       <w:r>
         <w:noBreakHyphen/>
       </w:r>
-      <w:r>
-        <w:fldChar w:fldCharType="begin"/>
-      </w:r>
-      <w:r>
-        <w:instrText xml:space="preserve"> SEQ Figure \* ARABIC \s 1 </w:instrText>
-      </w:r>
-      <w:r>
-        <w:fldChar w:fldCharType="separate"/>
-      </w:r>
-      <w:r>
-        <w:rPr>
-          <w:noProof/>
-        </w:rPr>
-        <w:t>1</w:t>
-      </w:r>
-      <w:r>
-        <w:rPr>
-          <w:noProof/>
-        </w:rPr>
-        <w:fldChar w:fldCharType="end"/>
-      </w:r>
-      <w:bookmarkEnd w:id="70"/>
+      <w:fldSimple w:instr=" SEQ Figure \* ARABIC \s 1 ">
+        <w:r>
+          <w:rPr>
+            <w:noProof/>
+          </w:rPr>
+          <w:t>1</w:t>
+        </w:r>
+      </w:fldSimple>
+      <w:bookmarkEnd w:id="71"/>
       <w:r>
         <w:t xml:space="preserve"> ECC Wrapper Diagram</w:t>
       </w:r>
-      <w:bookmarkEnd w:id="71"/>
+      <w:bookmarkEnd w:id="72"/>
     </w:p>
     <w:p>
       <w:pPr>
@@ -20639,8 +20850,8 @@
           <w:rFonts w:eastAsiaTheme="minorEastAsia"/>
         </w:rPr>
       </w:pPr>
-      <w:bookmarkStart w:id="72" w:name="_Ref145334230"/>
-      <w:bookmarkStart w:id="73" w:name="_Toc145441810"/>
+      <w:bookmarkStart w:id="73" w:name="_Ref145334230"/>
+      <w:bookmarkStart w:id="74" w:name="_Toc146292335"/>
       <w:r>
         <w:rPr>
           <w:rFonts w:eastAsiaTheme="minorEastAsia" w:hint="eastAsia"/>
@@ -20654,14 +20865,14 @@
         <w:t>emory Wrapper</w:t>
       </w:r>
       <w:bookmarkEnd w:id="69"/>
-      <w:bookmarkEnd w:id="72"/>
+      <w:bookmarkEnd w:id="73"/>
       <w:r>
         <w:rPr>
           <w:rFonts w:eastAsiaTheme="minorEastAsia"/>
         </w:rPr>
         <w:t xml:space="preserve"> (TBD)</w:t>
       </w:r>
-      <w:bookmarkEnd w:id="73"/>
+      <w:bookmarkEnd w:id="74"/>
     </w:p>
     <w:p>
       <w:pPr>
@@ -20715,61 +20926,35 @@
       <w:pPr>
         <w:pStyle w:val="ac"/>
       </w:pPr>
-      <w:bookmarkStart w:id="74" w:name="_Ref142643843"/>
-      <w:bookmarkStart w:id="75" w:name="_Toc145441832"/>
+      <w:bookmarkStart w:id="75" w:name="_Ref142643843"/>
+      <w:bookmarkStart w:id="76" w:name="_Toc146292357"/>
       <w:r>
         <w:t xml:space="preserve">Figure </w:t>
       </w:r>
-      <w:r>
-        <w:fldChar w:fldCharType="begin"/>
-      </w:r>
-      <w:r>
-        <w:instrText xml:space="preserve"> STYLEREF 1 \s </w:instrText>
-      </w:r>
-      <w:r>
-        <w:fldChar w:fldCharType="separate"/>
-      </w:r>
-      <w:r>
-        <w:rPr>
-          <w:noProof/>
-        </w:rPr>
-        <w:t>11</w:t>
-      </w:r>
-      <w:r>
-        <w:rPr>
-          <w:noProof/>
-        </w:rPr>
-        <w:fldChar w:fldCharType="end"/>
-      </w:r>
+      <w:fldSimple w:instr=" STYLEREF 1 \s ">
+        <w:r>
+          <w:rPr>
+            <w:noProof/>
+          </w:rPr>
+          <w:t>11</w:t>
+        </w:r>
+      </w:fldSimple>
       <w:r>
         <w:noBreakHyphen/>
       </w:r>
-      <w:r>
-        <w:fldChar w:fldCharType="begin"/>
-      </w:r>
-      <w:r>
-        <w:instrText xml:space="preserve"> SEQ Figure \* ARABIC \s 1 </w:instrText>
-      </w:r>
-      <w:r>
-        <w:fldChar w:fldCharType="separate"/>
-      </w:r>
-      <w:r>
-        <w:rPr>
-          <w:noProof/>
-        </w:rPr>
-        <w:t>2</w:t>
-      </w:r>
-      <w:r>
-        <w:rPr>
-          <w:noProof/>
-        </w:rPr>
-        <w:fldChar w:fldCharType="end"/>
-      </w:r>
-      <w:bookmarkEnd w:id="74"/>
+      <w:fldSimple w:instr=" SEQ Figure \* ARABIC \s 1 ">
+        <w:r>
+          <w:rPr>
+            <w:noProof/>
+          </w:rPr>
+          <w:t>2</w:t>
+        </w:r>
+      </w:fldSimple>
+      <w:bookmarkEnd w:id="75"/>
       <w:r>
         <w:t xml:space="preserve"> Memory Wrapper Diagram</w:t>
       </w:r>
-      <w:bookmarkEnd w:id="75"/>
+      <w:bookmarkEnd w:id="76"/>
     </w:p>
     <w:sectPr>
       <w:pgSz w:w="11900" w:h="16840"/>
